--- a/tests/golden/thesis-text.docx
+++ b/tests/golden/thesis-text.docx
@@ -8990,8 +8990,10 @@
       <w:lvlJc w:val="left"/>
       <w:rPr>
         <w:rFonts w:ascii="TH Sarabun New" w:hAnsi="TH Sarabun New" w:cs="TH Sarabun New"/>
-        <w:sz w:val="32"/>
-        <w:szCs w:val="32"/>
+        <w:b/>
+        <w:bCs/>
+        <w:sz w:val="40"/>
+        <w:szCs w:val="40"/>
         <w:cs/>
         <w:lang w:val="en-US" w:bidi="th-TH"/>
       </w:rPr>
@@ -9005,8 +9007,11 @@
       <w:lvlJc w:val="left"/>
       <w:rPr>
         <w:rFonts w:ascii="TH Sarabun New" w:hAnsi="TH Sarabun New" w:cs="TH Sarabun New"/>
-        <w:sz w:val="32"/>
-        <w:szCs w:val="32"/>
+        <w:b/>
+        <w:bCs/>
+        <w:color w:val="1F4E79"/>
+        <w:sz w:val="36"/>
+        <w:szCs w:val="36"/>
         <w:cs/>
         <w:lang w:val="en-US" w:bidi="th-TH"/>
       </w:rPr>
@@ -9020,6 +9025,11 @@
       <w:lvlJc w:val="left"/>
       <w:rPr>
         <w:rFonts w:ascii="TH Sarabun New" w:hAnsi="TH Sarabun New" w:cs="TH Sarabun New"/>
+        <w:b/>
+        <w:bCs/>
+        <w:i/>
+        <w:iCs/>
+        <w:color w:val="2E75B6"/>
         <w:sz w:val="32"/>
         <w:szCs w:val="32"/>
         <w:cs/>
@@ -9035,6 +9045,10 @@
       <w:lvlJc w:val="left"/>
       <w:rPr>
         <w:rFonts w:ascii="TH Sarabun New" w:hAnsi="TH Sarabun New" w:cs="TH Sarabun New"/>
+        <w:b/>
+        <w:bCs/>
+        <w:i/>
+        <w:iCs/>
         <w:sz w:val="32"/>
         <w:szCs w:val="32"/>
         <w:cs/>
@@ -9050,6 +9064,8 @@
       <w:lvlJc w:val="left"/>
       <w:rPr>
         <w:rFonts w:ascii="TH Sarabun New" w:hAnsi="TH Sarabun New" w:cs="TH Sarabun New"/>
+        <w:b/>
+        <w:bCs/>
         <w:sz w:val="32"/>
         <w:szCs w:val="32"/>
         <w:cs/>
@@ -9065,6 +9081,8 @@
       <w:lvlJc w:val="left"/>
       <w:rPr>
         <w:rFonts w:ascii="TH Sarabun New" w:hAnsi="TH Sarabun New" w:cs="TH Sarabun New"/>
+        <w:i/>
+        <w:iCs/>
         <w:sz w:val="32"/>
         <w:szCs w:val="32"/>
         <w:cs/>
@@ -9124,8 +9142,10 @@
       <w:lvlJc w:val="left"/>
       <w:rPr>
         <w:rFonts w:ascii="TH Sarabun New" w:hAnsi="TH Sarabun New" w:cs="TH Sarabun New"/>
-        <w:sz w:val="32"/>
-        <w:szCs w:val="32"/>
+        <w:b/>
+        <w:bCs/>
+        <w:sz w:val="40"/>
+        <w:szCs w:val="40"/>
         <w:cs/>
         <w:lang w:val="en-US" w:bidi="th-TH"/>
       </w:rPr>
@@ -9138,8 +9158,11 @@
       <w:lvlJc w:val="left"/>
       <w:rPr>
         <w:rFonts w:ascii="TH Sarabun New" w:hAnsi="TH Sarabun New" w:cs="TH Sarabun New"/>
-        <w:sz w:val="32"/>
-        <w:szCs w:val="32"/>
+        <w:b/>
+        <w:bCs/>
+        <w:color w:val="1F4E79"/>
+        <w:sz w:val="36"/>
+        <w:szCs w:val="36"/>
         <w:cs/>
         <w:lang w:val="en-US" w:bidi="th-TH"/>
       </w:rPr>
@@ -9152,6 +9175,11 @@
       <w:lvlJc w:val="left"/>
       <w:rPr>
         <w:rFonts w:ascii="TH Sarabun New" w:hAnsi="TH Sarabun New" w:cs="TH Sarabun New"/>
+        <w:b/>
+        <w:bCs/>
+        <w:i/>
+        <w:iCs/>
+        <w:color w:val="2E75B6"/>
         <w:sz w:val="32"/>
         <w:szCs w:val="32"/>
         <w:cs/>
@@ -9166,6 +9194,10 @@
       <w:lvlJc w:val="left"/>
       <w:rPr>
         <w:rFonts w:ascii="TH Sarabun New" w:hAnsi="TH Sarabun New" w:cs="TH Sarabun New"/>
+        <w:b/>
+        <w:bCs/>
+        <w:i/>
+        <w:iCs/>
         <w:sz w:val="32"/>
         <w:szCs w:val="32"/>
         <w:cs/>
@@ -9180,6 +9212,8 @@
       <w:lvlJc w:val="left"/>
       <w:rPr>
         <w:rFonts w:ascii="TH Sarabun New" w:hAnsi="TH Sarabun New" w:cs="TH Sarabun New"/>
+        <w:b/>
+        <w:bCs/>
         <w:sz w:val="32"/>
         <w:szCs w:val="32"/>
         <w:cs/>
@@ -9194,6 +9228,8 @@
       <w:lvlJc w:val="left"/>
       <w:rPr>
         <w:rFonts w:ascii="TH Sarabun New" w:hAnsi="TH Sarabun New" w:cs="TH Sarabun New"/>
+        <w:i/>
+        <w:iCs/>
         <w:sz w:val="32"/>
         <w:szCs w:val="32"/>
         <w:cs/>

--- a/tests/golden/thesis-text.docx
+++ b/tests/golden/thesis-text.docx
@@ -1393,11 +1393,11 @@
       </w:pPr>
       <w:r>
         <w:rPr>
-          <w:rFonts w:ascii="Segoe UI Symbol" w:hAnsi="Segoe UI Symbol" w:cs="Segoe UI Symbol"/>
-          <w:cs/>
-          <w:lang w:val="en-US" w:bidi="th-TH"/>
-        </w:rPr>
-        <w:t xml:space="preserve">☑ </w:t>
+          <w:rFonts w:ascii="Arial" w:hAnsi="Arial" w:cs="Arial"/>
+          <w:cs/>
+          <w:lang w:val="en-US" w:bidi="th-TH"/>
+        </w:rPr>
+        <w:t xml:space="preserve">■ </w:t>
       </w:r>
       <w:r>
         <w:rPr>
@@ -1414,11 +1414,11 @@
       </w:pPr>
       <w:r>
         <w:rPr>
-          <w:rFonts w:ascii="Segoe UI Symbol" w:hAnsi="Segoe UI Symbol" w:cs="Segoe UI Symbol"/>
-          <w:cs/>
-          <w:lang w:val="en-US" w:bidi="th-TH"/>
-        </w:rPr>
-        <w:t xml:space="preserve">☑ </w:t>
+          <w:rFonts w:ascii="Arial" w:hAnsi="Arial" w:cs="Arial"/>
+          <w:cs/>
+          <w:lang w:val="en-US" w:bidi="th-TH"/>
+        </w:rPr>
+        <w:t xml:space="preserve">■ </w:t>
       </w:r>
       <w:r>
         <w:rPr>
@@ -1435,11 +1435,11 @@
       </w:pPr>
       <w:r>
         <w:rPr>
-          <w:rFonts w:ascii="Segoe UI Symbol" w:hAnsi="Segoe UI Symbol" w:cs="Segoe UI Symbol"/>
-          <w:cs/>
-          <w:lang w:val="en-US" w:bidi="th-TH"/>
-        </w:rPr>
-        <w:t xml:space="preserve">☐ </w:t>
+          <w:rFonts w:ascii="Arial" w:hAnsi="Arial" w:cs="Arial"/>
+          <w:cs/>
+          <w:lang w:val="en-US" w:bidi="th-TH"/>
+        </w:rPr>
+        <w:t xml:space="preserve">□ </w:t>
       </w:r>
       <w:r>
         <w:rPr>
@@ -1456,11 +1456,11 @@
       </w:pPr>
       <w:r>
         <w:rPr>
-          <w:rFonts w:ascii="Segoe UI Symbol" w:hAnsi="Segoe UI Symbol" w:cs="Segoe UI Symbol"/>
-          <w:cs/>
-          <w:lang w:val="en-US" w:bidi="th-TH"/>
-        </w:rPr>
-        <w:t xml:space="preserve">☐ </w:t>
+          <w:rFonts w:ascii="Arial" w:hAnsi="Arial" w:cs="Arial"/>
+          <w:cs/>
+          <w:lang w:val="en-US" w:bidi="th-TH"/>
+        </w:rPr>
+        <w:t xml:space="preserve">□ </w:t>
       </w:r>
       <w:r>
         <w:rPr>
@@ -7276,11 +7276,11 @@
       </w:pPr>
       <w:r>
         <w:rPr>
-          <w:rFonts w:ascii="Segoe UI Symbol" w:hAnsi="Segoe UI Symbol" w:cs="Segoe UI Symbol"/>
-          <w:cs/>
-          <w:lang w:val="en-US" w:bidi="th-TH"/>
-        </w:rPr>
-        <w:t xml:space="preserve">☐ </w:t>
+          <w:rFonts w:ascii="Arial" w:hAnsi="Arial" w:cs="Arial"/>
+          <w:cs/>
+          <w:lang w:val="en-US" w:bidi="th-TH"/>
+        </w:rPr>
+        <w:t xml:space="preserve">□ </w:t>
       </w:r>
       <w:r>
         <w:rPr>
@@ -7297,11 +7297,11 @@
       </w:pPr>
       <w:r>
         <w:rPr>
-          <w:rFonts w:ascii="Segoe UI Symbol" w:hAnsi="Segoe UI Symbol" w:cs="Segoe UI Symbol"/>
-          <w:cs/>
-          <w:lang w:val="en-US" w:bidi="th-TH"/>
-        </w:rPr>
-        <w:t xml:space="preserve">☐ </w:t>
+          <w:rFonts w:ascii="Arial" w:hAnsi="Arial" w:cs="Arial"/>
+          <w:cs/>
+          <w:lang w:val="en-US" w:bidi="th-TH"/>
+        </w:rPr>
+        <w:t xml:space="preserve">□ </w:t>
       </w:r>
       <w:r>
         <w:rPr>
@@ -7318,11 +7318,11 @@
       </w:pPr>
       <w:r>
         <w:rPr>
-          <w:rFonts w:ascii="Segoe UI Symbol" w:hAnsi="Segoe UI Symbol" w:cs="Segoe UI Symbol"/>
-          <w:cs/>
-          <w:lang w:val="en-US" w:bidi="th-TH"/>
-        </w:rPr>
-        <w:t xml:space="preserve">☑ </w:t>
+          <w:rFonts w:ascii="Arial" w:hAnsi="Arial" w:cs="Arial"/>
+          <w:cs/>
+          <w:lang w:val="en-US" w:bidi="th-TH"/>
+        </w:rPr>
+        <w:t xml:space="preserve">■ </w:t>
       </w:r>
       <w:r>
         <w:rPr>

--- a/tests/golden/thesis-text.docx
+++ b/tests/golden/thesis-text.docx
@@ -65,9 +65,6 @@
     <w:p>
       <w:pPr>
         <w:pStyle w:val="Heading1"/>
-        <w:numPr>
-          <w:numId w:val="0"/>
-        </w:numPr>
       </w:pPr>
       <w:r>
         <w:rPr>
@@ -136,9 +133,6 @@
     <w:p>
       <w:pPr>
         <w:pStyle w:val="Heading1"/>
-        <w:numPr>
-          <w:numId w:val="0"/>
-        </w:numPr>
       </w:pPr>
       <w:r>
         <w:rPr>
@@ -187,9 +181,6 @@
     <w:p>
       <w:pPr>
         <w:pStyle w:val="Heading1"/>
-        <w:numPr>
-          <w:numId w:val="0"/>
-        </w:numPr>
       </w:pPr>
       <w:r>
         <w:rPr>
@@ -239,9 +230,6 @@
     <w:p>
       <w:pPr>
         <w:pStyle w:val="Heading1"/>
-        <w:numPr>
-          <w:numId w:val="0"/>
-        </w:numPr>
       </w:pPr>
       <w:r>
         <w:rPr>
@@ -365,7 +353,7 @@
           <w:cs/>
           <w:lang w:val="en-US" w:bidi="th-TH"/>
         </w:rPr>
-        <w:t xml:space="preserve">ความเป็นมาและความสำคัญของปัญหา</w:t>
+        <w:t xml:space="preserve">1.1 ความเป็นมาและความสำคัญของปัญหา</w:t>
       </w:r>
     </w:p>
     <w:p>
@@ -377,7 +365,7 @@
           <w:cs/>
           <w:lang w:val="en-US" w:bidi="th-TH"/>
         </w:rPr>
-        <w:t xml:space="preserve">วัตถุประสงค์ของการวิจัย</w:t>
+        <w:t xml:space="preserve">1.2 วัตถุประสงค์ของการวิจัย</w:t>
       </w:r>
     </w:p>
     <w:p>
@@ -389,7 +377,7 @@
           <w:cs/>
           <w:lang w:val="en-US" w:bidi="th-TH"/>
         </w:rPr>
-        <w:t xml:space="preserve">ขอบเขตของการวิจัย</w:t>
+        <w:t xml:space="preserve">1.3 ขอบเขตของการวิจัย</w:t>
       </w:r>
     </w:p>
     <w:p>
@@ -401,7 +389,7 @@
           <w:cs/>
           <w:lang w:val="en-US" w:bidi="th-TH"/>
         </w:rPr>
-        <w:t xml:space="preserve">ขอบเขตด้านเนื้อหา</w:t>
+        <w:t xml:space="preserve">1.3.1 ขอบเขตด้านเนื้อหา</w:t>
       </w:r>
     </w:p>
     <w:p>
@@ -413,7 +401,7 @@
           <w:cs/>
           <w:lang w:val="en-US" w:bidi="th-TH"/>
         </w:rPr>
-        <w:t xml:space="preserve">ขอบเขตด้านเวลา</w:t>
+        <w:t xml:space="preserve">1.3.2 ขอบเขตด้านเวลา</w:t>
       </w:r>
     </w:p>
     <w:p>
@@ -425,7 +413,7 @@
           <w:cs/>
           <w:lang w:val="en-US" w:bidi="th-TH"/>
         </w:rPr>
-        <w:t xml:space="preserve">ประโยชน์ที่คาดว่าจะได้รับ</w:t>
+        <w:t xml:space="preserve">1.4 ประโยชน์ที่คาดว่าจะได้รับ</w:t>
       </w:r>
     </w:p>
     <w:p>
@@ -449,7 +437,7 @@
           <w:cs/>
           <w:lang w:val="en-US" w:bidi="th-TH"/>
         </w:rPr>
-        <w:t xml:space="preserve">ลักษณะของอักษรไทยในเอกสารดิจิทัล</w:t>
+        <w:t xml:space="preserve">2.1 ลักษณะของอักษรไทยในเอกสารดิจิทัล</w:t>
       </w:r>
     </w:p>
     <w:p>
@@ -461,7 +449,7 @@
           <w:cs/>
           <w:lang w:val="en-US" w:bidi="th-TH"/>
         </w:rPr>
-        <w:t xml:space="preserve">รูปแบบไฟล์ Office Open XML</w:t>
+        <w:t xml:space="preserve">2.2 รูปแบบไฟล์ Office Open XML</w:t>
       </w:r>
     </w:p>
     <w:p>
@@ -473,7 +461,7 @@
           <w:cs/>
           <w:lang w:val="en-US" w:bidi="th-TH"/>
         </w:rPr>
-        <w:t xml:space="preserve">งานวิจัยที่เกี่ยวข้อง</w:t>
+        <w:t xml:space="preserve">2.3 งานวิจัยที่เกี่ยวข้อง</w:t>
       </w:r>
     </w:p>
     <w:p>
@@ -497,7 +485,7 @@
           <w:cs/>
           <w:lang w:val="en-US" w:bidi="th-TH"/>
         </w:rPr>
-        <w:t xml:space="preserve">ประชากรและกลุ่มตัวอย่าง</w:t>
+        <w:t xml:space="preserve">3.1 ประชากรและกลุ่มตัวอย่าง</w:t>
       </w:r>
     </w:p>
     <w:p>
@@ -509,7 +497,7 @@
           <w:cs/>
           <w:lang w:val="en-US" w:bidi="th-TH"/>
         </w:rPr>
-        <w:t xml:space="preserve">เครื่องมือที่ใช้ในการวิจัย</w:t>
+        <w:t xml:space="preserve">3.2 เครื่องมือที่ใช้ในการวิจัย</w:t>
       </w:r>
     </w:p>
     <w:p>
@@ -521,7 +509,7 @@
           <w:cs/>
           <w:lang w:val="en-US" w:bidi="th-TH"/>
         </w:rPr>
-        <w:t xml:space="preserve">การเก็บรวบรวมข้อมูล</w:t>
+        <w:t xml:space="preserve">3.3 การเก็บรวบรวมข้อมูล</w:t>
       </w:r>
     </w:p>
     <w:p>
@@ -557,7 +545,7 @@
           <w:cs/>
           <w:lang w:val="en-US" w:bidi="th-TH"/>
         </w:rPr>
-        <w:t xml:space="preserve">สรุปผลการวิจัย</w:t>
+        <w:t xml:space="preserve">5.1 สรุปผลการวิจัย</w:t>
       </w:r>
     </w:p>
     <w:p>
@@ -569,7 +557,7 @@
           <w:cs/>
           <w:lang w:val="en-US" w:bidi="th-TH"/>
         </w:rPr>
-        <w:t xml:space="preserve">อภิปรายผล</w:t>
+        <w:t xml:space="preserve">5.2 อภิปรายผล</w:t>
       </w:r>
     </w:p>
     <w:p>
@@ -581,7 +569,7 @@
           <w:cs/>
           <w:lang w:val="en-US" w:bidi="th-TH"/>
         </w:rPr>
-        <w:t xml:space="preserve">ข้อเสนอแนะ</w:t>
+        <w:t xml:space="preserve">5.3 ข้อเสนอแนะ</w:t>
       </w:r>
     </w:p>
     <w:p>
@@ -617,7 +605,7 @@
           <w:cs/>
           <w:lang w:val="en-US" w:bidi="th-TH"/>
         </w:rPr>
-        <w:t xml:space="preserve">ส่วนที่ 1 ข้อมูลทั่วไปของผู้ตอบแบบสอบถาม</w:t>
+        <w:t xml:space="preserve">ก.1 ส่วนที่ 1 ข้อมูลทั่วไปของผู้ตอบแบบสอบถาม</w:t>
       </w:r>
     </w:p>
     <w:p>
@@ -629,7 +617,7 @@
           <w:cs/>
           <w:lang w:val="en-US" w:bidi="th-TH"/>
         </w:rPr>
-        <w:t xml:space="preserve">ส่วนที่ 2 ความคิดเห็นต่อระบบ</w:t>
+        <w:t xml:space="preserve">ก.2 ส่วนที่ 2 ความคิดเห็นต่อระบบ</w:t>
       </w:r>
     </w:p>
     <w:p>
@@ -684,9 +672,6 @@
     <w:p>
       <w:pPr>
         <w:pStyle w:val="Heading1"/>
-        <w:numPr>
-          <w:numId w:val="0"/>
-        </w:numPr>
       </w:pPr>
       <w:r>
         <w:rPr>
@@ -793,9 +778,6 @@
     <w:p>
       <w:pPr>
         <w:pStyle w:val="Heading1"/>
-        <w:numPr>
-          <w:numId w:val="0"/>
-        </w:numPr>
       </w:pPr>
       <w:r>
         <w:rPr>
@@ -896,7 +878,7 @@
           <w:cs/>
           <w:lang w:val="en-US" w:bidi="th-TH"/>
         </w:rPr>
-        <w:t xml:space="preserve">บทนำ</w:t>
+        <w:t xml:space="preserve">บทที่ 1 บทนำ</w:t>
       </w:r>
     </w:p>
     <w:p>
@@ -908,7 +890,7 @@
           <w:cs/>
           <w:lang w:val="en-US" w:bidi="th-TH"/>
         </w:rPr>
-        <w:t xml:space="preserve">ความเป็นมาและความสำคัญของปัญหา</w:t>
+        <w:t xml:space="preserve">1.1 ความเป็นมาและความสำคัญของปัญหา</w:t>
       </w:r>
     </w:p>
     <w:p>
@@ -1151,17 +1133,28 @@
           <w:cs/>
           <w:lang w:val="en-US" w:bidi="th-TH"/>
         </w:rPr>
-        <w:t xml:space="preserve">วัตถุประสงค์ของการวิจัย</w:t>
+        <w:t xml:space="preserve">1.2 วัตถุประสงค์ของการวิจัย</w:t>
       </w:r>
     </w:p>
     <w:p>
       <w:pPr>
         <w:pStyle w:val="ListParagraph"/>
-        <w:numPr>
-          <w:ilvl w:val="0"/>
-          <w:numId w:val="2"/>
-        </w:numPr>
-      </w:pPr>
+        <w:ind w:left="720" w:hanging="360"/>
+      </w:pPr>
+      <w:r>
+        <w:rPr>
+          <w:cs/>
+          <w:lang w:val="en-US" w:bidi="th-TH"/>
+        </w:rPr>
+        <w:t xml:space="preserve">1.</w:t>
+      </w:r>
+      <w:r>
+        <w:rPr>
+          <w:cs/>
+          <w:lang w:val="en-US" w:bidi="th-TH"/>
+        </w:rPr>
+        <w:tab/>
+      </w:r>
       <w:r>
         <w:rPr>
           <w:cs/>
@@ -1173,11 +1166,22 @@
     <w:p>
       <w:pPr>
         <w:pStyle w:val="ListParagraph"/>
-        <w:numPr>
-          <w:ilvl w:val="0"/>
-          <w:numId w:val="2"/>
-        </w:numPr>
-      </w:pPr>
+        <w:ind w:left="720" w:hanging="360"/>
+      </w:pPr>
+      <w:r>
+        <w:rPr>
+          <w:cs/>
+          <w:lang w:val="en-US" w:bidi="th-TH"/>
+        </w:rPr>
+        <w:t xml:space="preserve">2.</w:t>
+      </w:r>
+      <w:r>
+        <w:rPr>
+          <w:cs/>
+          <w:lang w:val="en-US" w:bidi="th-TH"/>
+        </w:rPr>
+        <w:tab/>
+      </w:r>
       <w:r>
         <w:rPr>
           <w:cs/>
@@ -1237,11 +1241,22 @@
     <w:p>
       <w:pPr>
         <w:pStyle w:val="ListParagraph"/>
-        <w:numPr>
-          <w:ilvl w:val="0"/>
-          <w:numId w:val="2"/>
-        </w:numPr>
-      </w:pPr>
+        <w:ind w:left="720" w:hanging="360"/>
+      </w:pPr>
+      <w:r>
+        <w:rPr>
+          <w:cs/>
+          <w:lang w:val="en-US" w:bidi="th-TH"/>
+        </w:rPr>
+        <w:t xml:space="preserve">3.</w:t>
+      </w:r>
+      <w:r>
+        <w:rPr>
+          <w:cs/>
+          <w:lang w:val="en-US" w:bidi="th-TH"/>
+        </w:rPr>
+        <w:tab/>
+      </w:r>
       <w:r>
         <w:rPr>
           <w:cs/>
@@ -1259,7 +1274,7 @@
           <w:cs/>
           <w:lang w:val="en-US" w:bidi="th-TH"/>
         </w:rPr>
-        <w:t xml:space="preserve">ขอบเขตของการวิจัย</w:t>
+        <w:t xml:space="preserve">1.3 ขอบเขตของการวิจัย</w:t>
       </w:r>
     </w:p>
     <w:p>
@@ -1271,7 +1286,7 @@
           <w:cs/>
           <w:lang w:val="en-US" w:bidi="th-TH"/>
         </w:rPr>
-        <w:t xml:space="preserve">ขอบเขตด้านเนื้อหา</w:t>
+        <w:t xml:space="preserve">1.3.1 ขอบเขตด้านเนื้อหา</w:t>
       </w:r>
     </w:p>
     <w:p>
@@ -1373,7 +1388,7 @@
           <w:cs/>
           <w:lang w:val="en-US" w:bidi="th-TH"/>
         </w:rPr>
-        <w:t xml:space="preserve">ขอบเขตด้านเวลา</w:t>
+        <w:t xml:space="preserve">1.3.2 ขอบเขตด้านเวลา</w:t>
       </w:r>
     </w:p>
     <w:p>
@@ -1479,7 +1494,7 @@
           <w:cs/>
           <w:lang w:val="en-US" w:bidi="th-TH"/>
         </w:rPr>
-        <w:t xml:space="preserve">ประโยชน์ที่คาดว่าจะได้รับ</w:t>
+        <w:t xml:space="preserve">1.4 ประโยชน์ที่คาดว่าจะได้รับ</w:t>
       </w:r>
     </w:p>
     <w:p>
@@ -1494,106 +1509,7 @@
           <w:cs/>
           <w:lang w:val="en-US" w:bidi="th-TH"/>
         </w:rPr>
-        <w:t xml:space="preserve">ตารางที่ </w:t>
-      </w:r>
-      <w:r>
-        <w:rPr>
-          <w:b/>
-          <w:bCs/>
-          <w:cs/>
-          <w:lang w:val="en-US" w:bidi="th-TH"/>
-        </w:rPr>
-        <w:fldChar w:fldCharType="begin"/>
-      </w:r>
-      <w:r>
-        <w:rPr>
-          <w:b/>
-          <w:bCs/>
-          <w:cs/>
-          <w:lang w:val="en-US" w:bidi="th-TH"/>
-        </w:rPr>
-        <w:instrText xml:space="preserve"> STYLEREF 1 \s </w:instrText>
-      </w:r>
-      <w:r>
-        <w:rPr>
-          <w:b/>
-          <w:bCs/>
-          <w:cs/>
-          <w:lang w:val="en-US" w:bidi="th-TH"/>
-        </w:rPr>
-        <w:fldChar w:fldCharType="separate"/>
-      </w:r>
-      <w:r>
-        <w:rPr>
-          <w:b/>
-          <w:bCs/>
-          <w:cs/>
-          <w:lang w:val="en-US" w:bidi="th-TH"/>
-        </w:rPr>
-        <w:t xml:space="preserve">1</w:t>
-      </w:r>
-      <w:r>
-        <w:rPr>
-          <w:b/>
-          <w:bCs/>
-          <w:cs/>
-          <w:lang w:val="en-US" w:bidi="th-TH"/>
-        </w:rPr>
-        <w:fldChar w:fldCharType="end"/>
-      </w:r>
-      <w:r>
-        <w:rPr>
-          <w:b/>
-          <w:bCs/>
-          <w:cs/>
-          <w:lang w:val="en-US" w:bidi="th-TH"/>
-        </w:rPr>
-        <w:t xml:space="preserve">-</w:t>
-      </w:r>
-      <w:r>
-        <w:rPr>
-          <w:b/>
-          <w:bCs/>
-          <w:cs/>
-          <w:lang w:val="en-US" w:bidi="th-TH"/>
-        </w:rPr>
-        <w:fldChar w:fldCharType="begin"/>
-      </w:r>
-      <w:r>
-        <w:rPr>
-          <w:b/>
-          <w:bCs/>
-          <w:cs/>
-          <w:lang w:val="en-US" w:bidi="th-TH"/>
-        </w:rPr>
-        <w:instrText xml:space="preserve"> SEQ Table \* ARABIC \s 1 </w:instrText>
-      </w:r>
-      <w:r>
-        <w:rPr>
-          <w:b/>
-          <w:bCs/>
-          <w:cs/>
-          <w:lang w:val="en-US" w:bidi="th-TH"/>
-        </w:rPr>
-        <w:fldChar w:fldCharType="separate"/>
-      </w:r>
-      <w:r>
-        <w:rPr>
-          <w:b/>
-          <w:bCs/>
-          <w:cs/>
-          <w:lang w:val="en-US" w:bidi="th-TH"/>
-        </w:rPr>
-        <w:t xml:space="preserve">1</w:t>
-      </w:r>
-      <w:r>
-        <w:rPr>
-          <w:b/>
-          <w:bCs/>
-          <w:cs/>
-          <w:lang w:val="en-US" w:bidi="th-TH"/>
-        </w:rPr>
-        <w:fldChar w:fldCharType="end"/>
+        <w:t xml:space="preserve">ตารางที่ 1-1</w:t>
       </w:r>
       <w:r>
         <w:rPr>
@@ -1884,7 +1800,7 @@
           <w:cs/>
           <w:lang w:val="en-US" w:bidi="th-TH"/>
         </w:rPr>
-        <w:t xml:space="preserve">ทฤษฎีและงานวิจัยที่เกี่ยวข้อง</w:t>
+        <w:t xml:space="preserve">บทที่ 2 ทฤษฎีและงานวิจัยที่เกี่ยวข้อง</w:t>
       </w:r>
     </w:p>
     <w:p>
@@ -1896,7 +1812,7 @@
           <w:cs/>
           <w:lang w:val="en-US" w:bidi="th-TH"/>
         </w:rPr>
-        <w:t xml:space="preserve">ลักษณะของอักษรไทยในเอกสารดิจิทัล</w:t>
+        <w:t xml:space="preserve">2.1 ลักษณะของอักษรไทยในเอกสารดิจิทัล</w:t>
       </w:r>
     </w:p>
     <w:p>
@@ -1943,106 +1859,7 @@
           <w:cs/>
           <w:lang w:val="en-US" w:bidi="th-TH"/>
         </w:rPr>
-        <w:t xml:space="preserve">ตารางที่ </w:t>
-      </w:r>
-      <w:r>
-        <w:rPr>
-          <w:b/>
-          <w:bCs/>
-          <w:cs/>
-          <w:lang w:val="en-US" w:bidi="th-TH"/>
-        </w:rPr>
-        <w:fldChar w:fldCharType="begin"/>
-      </w:r>
-      <w:r>
-        <w:rPr>
-          <w:b/>
-          <w:bCs/>
-          <w:cs/>
-          <w:lang w:val="en-US" w:bidi="th-TH"/>
-        </w:rPr>
-        <w:instrText xml:space="preserve"> STYLEREF 1 \s </w:instrText>
-      </w:r>
-      <w:r>
-        <w:rPr>
-          <w:b/>
-          <w:bCs/>
-          <w:cs/>
-          <w:lang w:val="en-US" w:bidi="th-TH"/>
-        </w:rPr>
-        <w:fldChar w:fldCharType="separate"/>
-      </w:r>
-      <w:r>
-        <w:rPr>
-          <w:b/>
-          <w:bCs/>
-          <w:cs/>
-          <w:lang w:val="en-US" w:bidi="th-TH"/>
-        </w:rPr>
-        <w:t xml:space="preserve">2</w:t>
-      </w:r>
-      <w:r>
-        <w:rPr>
-          <w:b/>
-          <w:bCs/>
-          <w:cs/>
-          <w:lang w:val="en-US" w:bidi="th-TH"/>
-        </w:rPr>
-        <w:fldChar w:fldCharType="end"/>
-      </w:r>
-      <w:r>
-        <w:rPr>
-          <w:b/>
-          <w:bCs/>
-          <w:cs/>
-          <w:lang w:val="en-US" w:bidi="th-TH"/>
-        </w:rPr>
-        <w:t xml:space="preserve">-</w:t>
-      </w:r>
-      <w:r>
-        <w:rPr>
-          <w:b/>
-          <w:bCs/>
-          <w:cs/>
-          <w:lang w:val="en-US" w:bidi="th-TH"/>
-        </w:rPr>
-        <w:fldChar w:fldCharType="begin"/>
-      </w:r>
-      <w:r>
-        <w:rPr>
-          <w:b/>
-          <w:bCs/>
-          <w:cs/>
-          <w:lang w:val="en-US" w:bidi="th-TH"/>
-        </w:rPr>
-        <w:instrText xml:space="preserve"> SEQ Table \* ARABIC \s 1 </w:instrText>
-      </w:r>
-      <w:r>
-        <w:rPr>
-          <w:b/>
-          <w:bCs/>
-          <w:cs/>
-          <w:lang w:val="en-US" w:bidi="th-TH"/>
-        </w:rPr>
-        <w:fldChar w:fldCharType="separate"/>
-      </w:r>
-      <w:r>
-        <w:rPr>
-          <w:b/>
-          <w:bCs/>
-          <w:cs/>
-          <w:lang w:val="en-US" w:bidi="th-TH"/>
-        </w:rPr>
-        <w:t xml:space="preserve">1</w:t>
-      </w:r>
-      <w:r>
-        <w:rPr>
-          <w:b/>
-          <w:bCs/>
-          <w:cs/>
-          <w:lang w:val="en-US" w:bidi="th-TH"/>
-        </w:rPr>
-        <w:fldChar w:fldCharType="end"/>
+        <w:t xml:space="preserve">ตารางที่ 2-1</w:t>
       </w:r>
       <w:r>
         <w:rPr>
@@ -2424,106 +2241,7 @@
           <w:cs/>
           <w:lang w:val="en-US" w:bidi="th-TH"/>
         </w:rPr>
-        <w:t xml:space="preserve">รูปที่ </w:t>
-      </w:r>
-      <w:r>
-        <w:rPr>
-          <w:b/>
-          <w:bCs/>
-          <w:cs/>
-          <w:lang w:val="en-US" w:bidi="th-TH"/>
-        </w:rPr>
-        <w:fldChar w:fldCharType="begin"/>
-      </w:r>
-      <w:r>
-        <w:rPr>
-          <w:b/>
-          <w:bCs/>
-          <w:cs/>
-          <w:lang w:val="en-US" w:bidi="th-TH"/>
-        </w:rPr>
-        <w:instrText xml:space="preserve"> STYLEREF 1 \s </w:instrText>
-      </w:r>
-      <w:r>
-        <w:rPr>
-          <w:b/>
-          <w:bCs/>
-          <w:cs/>
-          <w:lang w:val="en-US" w:bidi="th-TH"/>
-        </w:rPr>
-        <w:fldChar w:fldCharType="separate"/>
-      </w:r>
-      <w:r>
-        <w:rPr>
-          <w:b/>
-          <w:bCs/>
-          <w:cs/>
-          <w:lang w:val="en-US" w:bidi="th-TH"/>
-        </w:rPr>
-        <w:t xml:space="preserve">2</w:t>
-      </w:r>
-      <w:r>
-        <w:rPr>
-          <w:b/>
-          <w:bCs/>
-          <w:cs/>
-          <w:lang w:val="en-US" w:bidi="th-TH"/>
-        </w:rPr>
-        <w:fldChar w:fldCharType="end"/>
-      </w:r>
-      <w:r>
-        <w:rPr>
-          <w:b/>
-          <w:bCs/>
-          <w:cs/>
-          <w:lang w:val="en-US" w:bidi="th-TH"/>
-        </w:rPr>
-        <w:t xml:space="preserve">-</w:t>
-      </w:r>
-      <w:r>
-        <w:rPr>
-          <w:b/>
-          <w:bCs/>
-          <w:cs/>
-          <w:lang w:val="en-US" w:bidi="th-TH"/>
-        </w:rPr>
-        <w:fldChar w:fldCharType="begin"/>
-      </w:r>
-      <w:r>
-        <w:rPr>
-          <w:b/>
-          <w:bCs/>
-          <w:cs/>
-          <w:lang w:val="en-US" w:bidi="th-TH"/>
-        </w:rPr>
-        <w:instrText xml:space="preserve"> SEQ Figure \* ARABIC \s 1 </w:instrText>
-      </w:r>
-      <w:r>
-        <w:rPr>
-          <w:b/>
-          <w:bCs/>
-          <w:cs/>
-          <w:lang w:val="en-US" w:bidi="th-TH"/>
-        </w:rPr>
-        <w:fldChar w:fldCharType="separate"/>
-      </w:r>
-      <w:r>
-        <w:rPr>
-          <w:b/>
-          <w:bCs/>
-          <w:cs/>
-          <w:lang w:val="en-US" w:bidi="th-TH"/>
-        </w:rPr>
-        <w:t xml:space="preserve">1</w:t>
-      </w:r>
-      <w:r>
-        <w:rPr>
-          <w:b/>
-          <w:bCs/>
-          <w:cs/>
-          <w:lang w:val="en-US" w:bidi="th-TH"/>
-        </w:rPr>
-        <w:fldChar w:fldCharType="end"/>
+        <w:t xml:space="preserve">รูปที่ 2-1</w:t>
       </w:r>
       <w:r>
         <w:rPr>
@@ -2542,7 +2260,7 @@
           <w:cs/>
           <w:lang w:val="en-US" w:bidi="th-TH"/>
         </w:rPr>
-        <w:t xml:space="preserve">รูปแบบไฟล์ Office Open XML</w:t>
+        <w:t xml:space="preserve">2.2 รูปแบบไฟล์ Office Open XML</w:t>
       </w:r>
     </w:p>
     <w:p>
@@ -2627,7 +2345,7 @@
           <w:cs/>
           <w:lang w:val="en-US" w:bidi="th-TH"/>
         </w:rPr>
-        <w:t xml:space="preserve">งานวิจัยที่เกี่ยวข้อง</w:t>
+        <w:t xml:space="preserve">2.3 งานวิจัยที่เกี่ยวข้อง</w:t>
       </w:r>
     </w:p>
     <w:p>
@@ -2656,7 +2374,7 @@
           <w:cs/>
           <w:lang w:val="en-US" w:bidi="th-TH"/>
         </w:rPr>
-        <w:t xml:space="preserve">วิธีดำเนินการวิจัย</w:t>
+        <w:t xml:space="preserve">บทที่ 3 วิธีดำเนินการวิจัย</w:t>
       </w:r>
     </w:p>
     <w:p>
@@ -2668,7 +2386,7 @@
           <w:cs/>
           <w:lang w:val="en-US" w:bidi="th-TH"/>
         </w:rPr>
-        <w:t xml:space="preserve">ประชากรและกลุ่มตัวอย่าง</w:t>
+        <w:t xml:space="preserve">3.1 ประชากรและกลุ่มตัวอย่าง</w:t>
       </w:r>
     </w:p>
     <w:p>
@@ -2690,7 +2408,7 @@
           <w:cs/>
           <w:lang w:val="en-US" w:bidi="th-TH"/>
         </w:rPr>
-        <w:t xml:space="preserve">เครื่องมือที่ใช้ในการวิจัย</w:t>
+        <w:t xml:space="preserve">3.2 เครื่องมือที่ใช้ในการวิจัย</w:t>
       </w:r>
     </w:p>
     <w:p>
@@ -2757,106 +2475,7 @@
           <w:cs/>
           <w:lang w:val="en-US" w:bidi="th-TH"/>
         </w:rPr>
-        <w:t xml:space="preserve">รูปที่ </w:t>
-      </w:r>
-      <w:r>
-        <w:rPr>
-          <w:b/>
-          <w:bCs/>
-          <w:cs/>
-          <w:lang w:val="en-US" w:bidi="th-TH"/>
-        </w:rPr>
-        <w:fldChar w:fldCharType="begin"/>
-      </w:r>
-      <w:r>
-        <w:rPr>
-          <w:b/>
-          <w:bCs/>
-          <w:cs/>
-          <w:lang w:val="en-US" w:bidi="th-TH"/>
-        </w:rPr>
-        <w:instrText xml:space="preserve"> STYLEREF 1 \s </w:instrText>
-      </w:r>
-      <w:r>
-        <w:rPr>
-          <w:b/>
-          <w:bCs/>
-          <w:cs/>
-          <w:lang w:val="en-US" w:bidi="th-TH"/>
-        </w:rPr>
-        <w:fldChar w:fldCharType="separate"/>
-      </w:r>
-      <w:r>
-        <w:rPr>
-          <w:b/>
-          <w:bCs/>
-          <w:cs/>
-          <w:lang w:val="en-US" w:bidi="th-TH"/>
-        </w:rPr>
-        <w:t xml:space="preserve">3</w:t>
-      </w:r>
-      <w:r>
-        <w:rPr>
-          <w:b/>
-          <w:bCs/>
-          <w:cs/>
-          <w:lang w:val="en-US" w:bidi="th-TH"/>
-        </w:rPr>
-        <w:fldChar w:fldCharType="end"/>
-      </w:r>
-      <w:r>
-        <w:rPr>
-          <w:b/>
-          <w:bCs/>
-          <w:cs/>
-          <w:lang w:val="en-US" w:bidi="th-TH"/>
-        </w:rPr>
-        <w:t xml:space="preserve">-</w:t>
-      </w:r>
-      <w:r>
-        <w:rPr>
-          <w:b/>
-          <w:bCs/>
-          <w:cs/>
-          <w:lang w:val="en-US" w:bidi="th-TH"/>
-        </w:rPr>
-        <w:fldChar w:fldCharType="begin"/>
-      </w:r>
-      <w:r>
-        <w:rPr>
-          <w:b/>
-          <w:bCs/>
-          <w:cs/>
-          <w:lang w:val="en-US" w:bidi="th-TH"/>
-        </w:rPr>
-        <w:instrText xml:space="preserve"> SEQ Figure \* ARABIC \s 1 </w:instrText>
-      </w:r>
-      <w:r>
-        <w:rPr>
-          <w:b/>
-          <w:bCs/>
-          <w:cs/>
-          <w:lang w:val="en-US" w:bidi="th-TH"/>
-        </w:rPr>
-        <w:fldChar w:fldCharType="separate"/>
-      </w:r>
-      <w:r>
-        <w:rPr>
-          <w:b/>
-          <w:bCs/>
-          <w:cs/>
-          <w:lang w:val="en-US" w:bidi="th-TH"/>
-        </w:rPr>
-        <w:t xml:space="preserve">1</w:t>
-      </w:r>
-      <w:r>
-        <w:rPr>
-          <w:b/>
-          <w:bCs/>
-          <w:cs/>
-          <w:lang w:val="en-US" w:bidi="th-TH"/>
-        </w:rPr>
-        <w:fldChar w:fldCharType="end"/>
+        <w:t xml:space="preserve">รูปที่ 3-1</w:t>
       </w:r>
       <w:r>
         <w:rPr>
@@ -2875,17 +2494,28 @@
           <w:cs/>
           <w:lang w:val="en-US" w:bidi="th-TH"/>
         </w:rPr>
-        <w:t xml:space="preserve">การเก็บรวบรวมข้อมูล</w:t>
+        <w:t xml:space="preserve">3.3 การเก็บรวบรวมข้อมูล</w:t>
       </w:r>
     </w:p>
     <w:p>
       <w:pPr>
         <w:pStyle w:val="ListParagraph"/>
-        <w:numPr>
-          <w:ilvl w:val="0"/>
-          <w:numId w:val="3"/>
-        </w:numPr>
-      </w:pPr>
+        <w:ind w:left="720" w:hanging="360"/>
+      </w:pPr>
+      <w:r>
+        <w:rPr>
+          <w:cs/>
+          <w:lang w:val="en-US" w:bidi="th-TH"/>
+        </w:rPr>
+        <w:t xml:space="preserve">1.</w:t>
+      </w:r>
+      <w:r>
+        <w:rPr>
+          <w:cs/>
+          <w:lang w:val="en-US" w:bidi="th-TH"/>
+        </w:rPr>
+        <w:tab/>
+      </w:r>
       <w:r>
         <w:rPr>
           <w:cs/>
@@ -2897,11 +2527,22 @@
     <w:p>
       <w:pPr>
         <w:pStyle w:val="ListParagraph"/>
-        <w:numPr>
-          <w:ilvl w:val="0"/>
-          <w:numId w:val="3"/>
-        </w:numPr>
-      </w:pPr>
+        <w:ind w:left="720" w:hanging="360"/>
+      </w:pPr>
+      <w:r>
+        <w:rPr>
+          <w:cs/>
+          <w:lang w:val="en-US" w:bidi="th-TH"/>
+        </w:rPr>
+        <w:t xml:space="preserve">2.</w:t>
+      </w:r>
+      <w:r>
+        <w:rPr>
+          <w:cs/>
+          <w:lang w:val="en-US" w:bidi="th-TH"/>
+        </w:rPr>
+        <w:tab/>
+      </w:r>
       <w:r>
         <w:rPr>
           <w:cs/>
@@ -2913,10 +2554,7 @@
     <w:p>
       <w:pPr>
         <w:pStyle w:val="ListParagraph"/>
-        <w:numPr>
-          <w:ilvl w:val="0"/>
-          <w:numId w:val="3"/>
-        </w:numPr>
+        <w:ind w:left="720" w:hanging="360"/>
         <w:sectPr>
           <w:footerReference w:type="default" r:id="rId7"/>
           <w:pgSz w:w="11906" w:h="16838"/>
@@ -2929,6 +2567,20 @@
           <w:cs/>
           <w:lang w:val="en-US" w:bidi="th-TH"/>
         </w:rPr>
+        <w:t xml:space="preserve">3.</w:t>
+      </w:r>
+      <w:r>
+        <w:rPr>
+          <w:cs/>
+          <w:lang w:val="en-US" w:bidi="th-TH"/>
+        </w:rPr>
+        <w:tab/>
+      </w:r>
+      <w:r>
+        <w:rPr>
+          <w:cs/>
+          <w:lang w:val="en-US" w:bidi="th-TH"/>
+        </w:rPr>
         <w:t xml:space="preserve">บันทึกภาพหน้าจอของทุกรายการที่ไม่ผ่าน พร้อมรุ่นของโปรแกรมที่ใช้</w:t>
       </w:r>
     </w:p>
@@ -2941,7 +2593,7 @@
           <w:cs/>
           <w:lang w:val="en-US" w:bidi="th-TH"/>
         </w:rPr>
-        <w:t xml:space="preserve">ผลการวิจัย</w:t>
+        <w:t xml:space="preserve">บทที่ 4 ผลการวิจัย</w:t>
       </w:r>
     </w:p>
     <w:p>
@@ -2966,106 +2618,7 @@
           <w:cs/>
           <w:lang w:val="en-US" w:bidi="th-TH"/>
         </w:rPr>
-        <w:t xml:space="preserve">ตารางที่ </w:t>
-      </w:r>
-      <w:r>
-        <w:rPr>
-          <w:b/>
-          <w:bCs/>
-          <w:cs/>
-          <w:lang w:val="en-US" w:bidi="th-TH"/>
-        </w:rPr>
-        <w:fldChar w:fldCharType="begin"/>
-      </w:r>
-      <w:r>
-        <w:rPr>
-          <w:b/>
-          <w:bCs/>
-          <w:cs/>
-          <w:lang w:val="en-US" w:bidi="th-TH"/>
-        </w:rPr>
-        <w:instrText xml:space="preserve"> STYLEREF 1 \s </w:instrText>
-      </w:r>
-      <w:r>
-        <w:rPr>
-          <w:b/>
-          <w:bCs/>
-          <w:cs/>
-          <w:lang w:val="en-US" w:bidi="th-TH"/>
-        </w:rPr>
-        <w:fldChar w:fldCharType="separate"/>
-      </w:r>
-      <w:r>
-        <w:rPr>
-          <w:b/>
-          <w:bCs/>
-          <w:cs/>
-          <w:lang w:val="en-US" w:bidi="th-TH"/>
-        </w:rPr>
-        <w:t xml:space="preserve">4</w:t>
-      </w:r>
-      <w:r>
-        <w:rPr>
-          <w:b/>
-          <w:bCs/>
-          <w:cs/>
-          <w:lang w:val="en-US" w:bidi="th-TH"/>
-        </w:rPr>
-        <w:fldChar w:fldCharType="end"/>
-      </w:r>
-      <w:r>
-        <w:rPr>
-          <w:b/>
-          <w:bCs/>
-          <w:cs/>
-          <w:lang w:val="en-US" w:bidi="th-TH"/>
-        </w:rPr>
-        <w:t xml:space="preserve">-</w:t>
-      </w:r>
-      <w:r>
-        <w:rPr>
-          <w:b/>
-          <w:bCs/>
-          <w:cs/>
-          <w:lang w:val="en-US" w:bidi="th-TH"/>
-        </w:rPr>
-        <w:fldChar w:fldCharType="begin"/>
-      </w:r>
-      <w:r>
-        <w:rPr>
-          <w:b/>
-          <w:bCs/>
-          <w:cs/>
-          <w:lang w:val="en-US" w:bidi="th-TH"/>
-        </w:rPr>
-        <w:instrText xml:space="preserve"> SEQ Table \* ARABIC \s 1 </w:instrText>
-      </w:r>
-      <w:r>
-        <w:rPr>
-          <w:b/>
-          <w:bCs/>
-          <w:cs/>
-          <w:lang w:val="en-US" w:bidi="th-TH"/>
-        </w:rPr>
-        <w:fldChar w:fldCharType="separate"/>
-      </w:r>
-      <w:r>
-        <w:rPr>
-          <w:b/>
-          <w:bCs/>
-          <w:cs/>
-          <w:lang w:val="en-US" w:bidi="th-TH"/>
-        </w:rPr>
-        <w:t xml:space="preserve">1</w:t>
-      </w:r>
-      <w:r>
-        <w:rPr>
-          <w:b/>
-          <w:bCs/>
-          <w:cs/>
-          <w:lang w:val="en-US" w:bidi="th-TH"/>
-        </w:rPr>
-        <w:fldChar w:fldCharType="end"/>
+        <w:t xml:space="preserve">ตารางที่ 4-1</w:t>
       </w:r>
       <w:r>
         <w:rPr>
@@ -6907,106 +6460,7 @@
           <w:cs/>
           <w:lang w:val="en-US" w:bidi="th-TH"/>
         </w:rPr>
-        <w:t xml:space="preserve">รูปที่ </w:t>
-      </w:r>
-      <w:r>
-        <w:rPr>
-          <w:b/>
-          <w:bCs/>
-          <w:cs/>
-          <w:lang w:val="en-US" w:bidi="th-TH"/>
-        </w:rPr>
-        <w:fldChar w:fldCharType="begin"/>
-      </w:r>
-      <w:r>
-        <w:rPr>
-          <w:b/>
-          <w:bCs/>
-          <w:cs/>
-          <w:lang w:val="en-US" w:bidi="th-TH"/>
-        </w:rPr>
-        <w:instrText xml:space="preserve"> STYLEREF 1 \s </w:instrText>
-      </w:r>
-      <w:r>
-        <w:rPr>
-          <w:b/>
-          <w:bCs/>
-          <w:cs/>
-          <w:lang w:val="en-US" w:bidi="th-TH"/>
-        </w:rPr>
-        <w:fldChar w:fldCharType="separate"/>
-      </w:r>
-      <w:r>
-        <w:rPr>
-          <w:b/>
-          <w:bCs/>
-          <w:cs/>
-          <w:lang w:val="en-US" w:bidi="th-TH"/>
-        </w:rPr>
-        <w:t xml:space="preserve">4</w:t>
-      </w:r>
-      <w:r>
-        <w:rPr>
-          <w:b/>
-          <w:bCs/>
-          <w:cs/>
-          <w:lang w:val="en-US" w:bidi="th-TH"/>
-        </w:rPr>
-        <w:fldChar w:fldCharType="end"/>
-      </w:r>
-      <w:r>
-        <w:rPr>
-          <w:b/>
-          <w:bCs/>
-          <w:cs/>
-          <w:lang w:val="en-US" w:bidi="th-TH"/>
-        </w:rPr>
-        <w:t xml:space="preserve">-</w:t>
-      </w:r>
-      <w:r>
-        <w:rPr>
-          <w:b/>
-          <w:bCs/>
-          <w:cs/>
-          <w:lang w:val="en-US" w:bidi="th-TH"/>
-        </w:rPr>
-        <w:fldChar w:fldCharType="begin"/>
-      </w:r>
-      <w:r>
-        <w:rPr>
-          <w:b/>
-          <w:bCs/>
-          <w:cs/>
-          <w:lang w:val="en-US" w:bidi="th-TH"/>
-        </w:rPr>
-        <w:instrText xml:space="preserve"> SEQ Figure \* ARABIC \s 1 </w:instrText>
-      </w:r>
-      <w:r>
-        <w:rPr>
-          <w:b/>
-          <w:bCs/>
-          <w:cs/>
-          <w:lang w:val="en-US" w:bidi="th-TH"/>
-        </w:rPr>
-        <w:fldChar w:fldCharType="separate"/>
-      </w:r>
-      <w:r>
-        <w:rPr>
-          <w:b/>
-          <w:bCs/>
-          <w:cs/>
-          <w:lang w:val="en-US" w:bidi="th-TH"/>
-        </w:rPr>
-        <w:t xml:space="preserve">1</w:t>
-      </w:r>
-      <w:r>
-        <w:rPr>
-          <w:b/>
-          <w:bCs/>
-          <w:cs/>
-          <w:lang w:val="en-US" w:bidi="th-TH"/>
-        </w:rPr>
-        <w:fldChar w:fldCharType="end"/>
+        <w:t xml:space="preserve">รูปที่ 4-1</w:t>
       </w:r>
       <w:r>
         <w:rPr>
@@ -7025,7 +6479,7 @@
           <w:cs/>
           <w:lang w:val="en-US" w:bidi="th-TH"/>
         </w:rPr>
-        <w:t xml:space="preserve">สรุป อภิปรายผล และข้อเสนอแนะ</w:t>
+        <w:t xml:space="preserve">บทที่ 5 สรุป อภิปรายผล และข้อเสนอแนะ</w:t>
       </w:r>
     </w:p>
     <w:p>
@@ -7037,7 +6491,7 @@
           <w:cs/>
           <w:lang w:val="en-US" w:bidi="th-TH"/>
         </w:rPr>
-        <w:t xml:space="preserve">สรุปผลการวิจัย</w:t>
+        <w:t xml:space="preserve">5.1 สรุปผลการวิจัย</w:t>
       </w:r>
     </w:p>
     <w:p>
@@ -7059,7 +6513,7 @@
           <w:cs/>
           <w:lang w:val="en-US" w:bidi="th-TH"/>
         </w:rPr>
-        <w:t xml:space="preserve">อภิปรายผล</w:t>
+        <w:t xml:space="preserve">5.2 อภิปรายผล</w:t>
       </w:r>
     </w:p>
     <w:p>
@@ -7081,7 +6535,7 @@
           <w:cs/>
           <w:lang w:val="en-US" w:bidi="th-TH"/>
         </w:rPr>
-        <w:t xml:space="preserve">ข้อเสนอแนะ</w:t>
+        <w:t xml:space="preserve">5.3 ข้อเสนอแนะ</w:t>
       </w:r>
     </w:p>
     <w:p>
@@ -7110,9 +6564,6 @@
     <w:p>
       <w:pPr>
         <w:pStyle w:val="Heading1"/>
-        <w:numPr>
-          <w:numId w:val="0"/>
-        </w:numPr>
       </w:pPr>
       <w:r>
         <w:rPr>
@@ -7230,33 +6681,25 @@
     <w:p>
       <w:pPr>
         <w:pStyle w:val="Heading1"/>
-        <w:numPr>
-          <w:ilvl w:val="0"/>
-          <w:numId w:val="5"/>
-        </w:numPr>
-      </w:pPr>
-      <w:r>
-        <w:rPr>
-          <w:cs/>
-          <w:lang w:val="en-US" w:bidi="th-TH"/>
-        </w:rPr>
-        <w:t xml:space="preserve">แบบสอบถามที่ใช้ในการวิจัย</w:t>
+      </w:pPr>
+      <w:r>
+        <w:rPr>
+          <w:cs/>
+          <w:lang w:val="en-US" w:bidi="th-TH"/>
+        </w:rPr>
+        <w:t xml:space="preserve">ภาคผนวก ก แบบสอบถามที่ใช้ในการวิจัย</w:t>
       </w:r>
     </w:p>
     <w:p>
       <w:pPr>
         <w:pStyle w:val="Heading2"/>
-        <w:numPr>
-          <w:ilvl w:val="1"/>
-          <w:numId w:val="5"/>
-        </w:numPr>
-      </w:pPr>
-      <w:r>
-        <w:rPr>
-          <w:cs/>
-          <w:lang w:val="en-US" w:bidi="th-TH"/>
-        </w:rPr>
-        <w:t xml:space="preserve">ส่วนที่ 1 ข้อมูลทั่วไปของผู้ตอบแบบสอบถาม</w:t>
+      </w:pPr>
+      <w:r>
+        <w:rPr>
+          <w:cs/>
+          <w:lang w:val="en-US" w:bidi="th-TH"/>
+        </w:rPr>
+        <w:t xml:space="preserve">ก.1 ส่วนที่ 1 ข้อมูลทั่วไปของผู้ตอบแบบสอบถาม</w:t>
       </w:r>
     </w:p>
     <w:p>
@@ -7344,106 +6787,7 @@
           <w:cs/>
           <w:lang w:val="en-US" w:bidi="th-TH"/>
         </w:rPr>
-        <w:t xml:space="preserve">ตารางที่ </w:t>
-      </w:r>
-      <w:r>
-        <w:rPr>
-          <w:b/>
-          <w:bCs/>
-          <w:cs/>
-          <w:lang w:val="en-US" w:bidi="th-TH"/>
-        </w:rPr>
-        <w:fldChar w:fldCharType="begin"/>
-      </w:r>
-      <w:r>
-        <w:rPr>
-          <w:b/>
-          <w:bCs/>
-          <w:cs/>
-          <w:lang w:val="en-US" w:bidi="th-TH"/>
-        </w:rPr>
-        <w:instrText xml:space="preserve"> STYLEREF 1 \s </w:instrText>
-      </w:r>
-      <w:r>
-        <w:rPr>
-          <w:b/>
-          <w:bCs/>
-          <w:cs/>
-          <w:lang w:val="en-US" w:bidi="th-TH"/>
-        </w:rPr>
-        <w:fldChar w:fldCharType="separate"/>
-      </w:r>
-      <w:r>
-        <w:rPr>
-          <w:b/>
-          <w:bCs/>
-          <w:cs/>
-          <w:lang w:val="en-US" w:bidi="th-TH"/>
-        </w:rPr>
-        <w:t xml:space="preserve">ก</w:t>
-      </w:r>
-      <w:r>
-        <w:rPr>
-          <w:b/>
-          <w:bCs/>
-          <w:cs/>
-          <w:lang w:val="en-US" w:bidi="th-TH"/>
-        </w:rPr>
-        <w:fldChar w:fldCharType="end"/>
-      </w:r>
-      <w:r>
-        <w:rPr>
-          <w:b/>
-          <w:bCs/>
-          <w:cs/>
-          <w:lang w:val="en-US" w:bidi="th-TH"/>
-        </w:rPr>
-        <w:t xml:space="preserve">-</w:t>
-      </w:r>
-      <w:r>
-        <w:rPr>
-          <w:b/>
-          <w:bCs/>
-          <w:cs/>
-          <w:lang w:val="en-US" w:bidi="th-TH"/>
-        </w:rPr>
-        <w:fldChar w:fldCharType="begin"/>
-      </w:r>
-      <w:r>
-        <w:rPr>
-          <w:b/>
-          <w:bCs/>
-          <w:cs/>
-          <w:lang w:val="en-US" w:bidi="th-TH"/>
-        </w:rPr>
-        <w:instrText xml:space="preserve"> SEQ Table \* ARABIC \s 1 </w:instrText>
-      </w:r>
-      <w:r>
-        <w:rPr>
-          <w:b/>
-          <w:bCs/>
-          <w:cs/>
-          <w:lang w:val="en-US" w:bidi="th-TH"/>
-        </w:rPr>
-        <w:fldChar w:fldCharType="separate"/>
-      </w:r>
-      <w:r>
-        <w:rPr>
-          <w:b/>
-          <w:bCs/>
-          <w:cs/>
-          <w:lang w:val="en-US" w:bidi="th-TH"/>
-        </w:rPr>
-        <w:t xml:space="preserve">1</w:t>
-      </w:r>
-      <w:r>
-        <w:rPr>
-          <w:b/>
-          <w:bCs/>
-          <w:cs/>
-          <w:lang w:val="en-US" w:bidi="th-TH"/>
-        </w:rPr>
-        <w:fldChar w:fldCharType="end"/>
+        <w:t xml:space="preserve">ตารางที่ ก-1</w:t>
       </w:r>
       <w:r>
         <w:rPr>
@@ -7656,17 +7000,13 @@
     <w:p>
       <w:pPr>
         <w:pStyle w:val="Heading2"/>
-        <w:numPr>
-          <w:ilvl w:val="1"/>
-          <w:numId w:val="5"/>
-        </w:numPr>
-      </w:pPr>
-      <w:r>
-        <w:rPr>
-          <w:cs/>
-          <w:lang w:val="en-US" w:bidi="th-TH"/>
-        </w:rPr>
-        <w:t xml:space="preserve">ส่วนที่ 2 ความคิดเห็นต่อระบบ</w:t>
+      </w:pPr>
+      <w:r>
+        <w:rPr>
+          <w:cs/>
+          <w:lang w:val="en-US" w:bidi="th-TH"/>
+        </w:rPr>
+        <w:t xml:space="preserve">ก.2 ส่วนที่ 2 ความคิดเห็นต่อระบบ</w:t>
       </w:r>
     </w:p>
     <w:p>
@@ -7689,17 +7029,13 @@
     <w:p>
       <w:pPr>
         <w:pStyle w:val="Heading1"/>
-        <w:numPr>
-          <w:ilvl w:val="0"/>
-          <w:numId w:val="5"/>
-        </w:numPr>
-      </w:pPr>
-      <w:r>
-        <w:rPr>
-          <w:cs/>
-          <w:lang w:val="en-US" w:bidi="th-TH"/>
-        </w:rPr>
-        <w:t xml:space="preserve">ผลการตรวจสอบความเที่ยงตรงของเครื่องมือ</w:t>
+      </w:pPr>
+      <w:r>
+        <w:rPr>
+          <w:cs/>
+          <w:lang w:val="en-US" w:bidi="th-TH"/>
+        </w:rPr>
+        <w:t xml:space="preserve">ภาคผนวก ข ผลการตรวจสอบความเที่ยงตรงของเครื่องมือ</w:t>
       </w:r>
     </w:p>
     <w:p>
@@ -7714,106 +7050,7 @@
           <w:cs/>
           <w:lang w:val="en-US" w:bidi="th-TH"/>
         </w:rPr>
-        <w:t xml:space="preserve">ตารางที่ </w:t>
-      </w:r>
-      <w:r>
-        <w:rPr>
-          <w:b/>
-          <w:bCs/>
-          <w:cs/>
-          <w:lang w:val="en-US" w:bidi="th-TH"/>
-        </w:rPr>
-        <w:fldChar w:fldCharType="begin"/>
-      </w:r>
-      <w:r>
-        <w:rPr>
-          <w:b/>
-          <w:bCs/>
-          <w:cs/>
-          <w:lang w:val="en-US" w:bidi="th-TH"/>
-        </w:rPr>
-        <w:instrText xml:space="preserve"> STYLEREF 1 \s </w:instrText>
-      </w:r>
-      <w:r>
-        <w:rPr>
-          <w:b/>
-          <w:bCs/>
-          <w:cs/>
-          <w:lang w:val="en-US" w:bidi="th-TH"/>
-        </w:rPr>
-        <w:fldChar w:fldCharType="separate"/>
-      </w:r>
-      <w:r>
-        <w:rPr>
-          <w:b/>
-          <w:bCs/>
-          <w:cs/>
-          <w:lang w:val="en-US" w:bidi="th-TH"/>
-        </w:rPr>
-        <w:t xml:space="preserve">ข</w:t>
-      </w:r>
-      <w:r>
-        <w:rPr>
-          <w:b/>
-          <w:bCs/>
-          <w:cs/>
-          <w:lang w:val="en-US" w:bidi="th-TH"/>
-        </w:rPr>
-        <w:fldChar w:fldCharType="end"/>
-      </w:r>
-      <w:r>
-        <w:rPr>
-          <w:b/>
-          <w:bCs/>
-          <w:cs/>
-          <w:lang w:val="en-US" w:bidi="th-TH"/>
-        </w:rPr>
-        <w:t xml:space="preserve">-</w:t>
-      </w:r>
-      <w:r>
-        <w:rPr>
-          <w:b/>
-          <w:bCs/>
-          <w:cs/>
-          <w:lang w:val="en-US" w:bidi="th-TH"/>
-        </w:rPr>
-        <w:fldChar w:fldCharType="begin"/>
-      </w:r>
-      <w:r>
-        <w:rPr>
-          <w:b/>
-          <w:bCs/>
-          <w:cs/>
-          <w:lang w:val="en-US" w:bidi="th-TH"/>
-        </w:rPr>
-        <w:instrText xml:space="preserve"> SEQ Table \* ARABIC \s 1 </w:instrText>
-      </w:r>
-      <w:r>
-        <w:rPr>
-          <w:b/>
-          <w:bCs/>
-          <w:cs/>
-          <w:lang w:val="en-US" w:bidi="th-TH"/>
-        </w:rPr>
-        <w:fldChar w:fldCharType="separate"/>
-      </w:r>
-      <w:r>
-        <w:rPr>
-          <w:b/>
-          <w:bCs/>
-          <w:cs/>
-          <w:lang w:val="en-US" w:bidi="th-TH"/>
-        </w:rPr>
-        <w:t xml:space="preserve">1</w:t>
-      </w:r>
-      <w:r>
-        <w:rPr>
-          <w:b/>
-          <w:bCs/>
-          <w:cs/>
-          <w:lang w:val="en-US" w:bidi="th-TH"/>
-        </w:rPr>
-        <w:fldChar w:fldCharType="end"/>
+        <w:t xml:space="preserve">ตารางที่ ข-1</w:t>
       </w:r>
       <w:r>
         <w:rPr>
@@ -8292,106 +7529,7 @@
           <w:cs/>
           <w:lang w:val="en-US" w:bidi="th-TH"/>
         </w:rPr>
-        <w:t xml:space="preserve">รูปที่ </w:t>
-      </w:r>
-      <w:r>
-        <w:rPr>
-          <w:b/>
-          <w:bCs/>
-          <w:cs/>
-          <w:lang w:val="en-US" w:bidi="th-TH"/>
-        </w:rPr>
-        <w:fldChar w:fldCharType="begin"/>
-      </w:r>
-      <w:r>
-        <w:rPr>
-          <w:b/>
-          <w:bCs/>
-          <w:cs/>
-          <w:lang w:val="en-US" w:bidi="th-TH"/>
-        </w:rPr>
-        <w:instrText xml:space="preserve"> STYLEREF 1 \s </w:instrText>
-      </w:r>
-      <w:r>
-        <w:rPr>
-          <w:b/>
-          <w:bCs/>
-          <w:cs/>
-          <w:lang w:val="en-US" w:bidi="th-TH"/>
-        </w:rPr>
-        <w:fldChar w:fldCharType="separate"/>
-      </w:r>
-      <w:r>
-        <w:rPr>
-          <w:b/>
-          <w:bCs/>
-          <w:cs/>
-          <w:lang w:val="en-US" w:bidi="th-TH"/>
-        </w:rPr>
-        <w:t xml:space="preserve">ข</w:t>
-      </w:r>
-      <w:r>
-        <w:rPr>
-          <w:b/>
-          <w:bCs/>
-          <w:cs/>
-          <w:lang w:val="en-US" w:bidi="th-TH"/>
-        </w:rPr>
-        <w:fldChar w:fldCharType="end"/>
-      </w:r>
-      <w:r>
-        <w:rPr>
-          <w:b/>
-          <w:bCs/>
-          <w:cs/>
-          <w:lang w:val="en-US" w:bidi="th-TH"/>
-        </w:rPr>
-        <w:t xml:space="preserve">-</w:t>
-      </w:r>
-      <w:r>
-        <w:rPr>
-          <w:b/>
-          <w:bCs/>
-          <w:cs/>
-          <w:lang w:val="en-US" w:bidi="th-TH"/>
-        </w:rPr>
-        <w:fldChar w:fldCharType="begin"/>
-      </w:r>
-      <w:r>
-        <w:rPr>
-          <w:b/>
-          <w:bCs/>
-          <w:cs/>
-          <w:lang w:val="en-US" w:bidi="th-TH"/>
-        </w:rPr>
-        <w:instrText xml:space="preserve"> SEQ Figure \* ARABIC \s 1 </w:instrText>
-      </w:r>
-      <w:r>
-        <w:rPr>
-          <w:b/>
-          <w:bCs/>
-          <w:cs/>
-          <w:lang w:val="en-US" w:bidi="th-TH"/>
-        </w:rPr>
-        <w:fldChar w:fldCharType="separate"/>
-      </w:r>
-      <w:r>
-        <w:rPr>
-          <w:b/>
-          <w:bCs/>
-          <w:cs/>
-          <w:lang w:val="en-US" w:bidi="th-TH"/>
-        </w:rPr>
-        <w:t xml:space="preserve">1</w:t>
-      </w:r>
-      <w:r>
-        <w:rPr>
-          <w:b/>
-          <w:bCs/>
-          <w:cs/>
-          <w:lang w:val="en-US" w:bidi="th-TH"/>
-        </w:rPr>
-        <w:fldChar w:fldCharType="end"/>
+        <w:t xml:space="preserve">รูปที่ ข-1</w:t>
       </w:r>
       <w:r>
         <w:rPr>
@@ -8404,17 +7542,13 @@
     <w:p>
       <w:pPr>
         <w:pStyle w:val="Heading1"/>
-        <w:numPr>
-          <w:ilvl w:val="0"/>
-          <w:numId w:val="5"/>
-        </w:numPr>
-      </w:pPr>
-      <w:r>
-        <w:rPr>
-          <w:cs/>
-          <w:lang w:val="en-US" w:bidi="th-TH"/>
-        </w:rPr>
-        <w:t xml:space="preserve">ตัวอย่างไฟล์ Markdown ที่ใช้ทดสอบ</w:t>
+      </w:pPr>
+      <w:r>
+        <w:rPr>
+          <w:cs/>
+          <w:lang w:val="en-US" w:bidi="th-TH"/>
+        </w:rPr>
+        <w:t xml:space="preserve">ภาคผนวก ค ตัวอย่างไฟล์ Markdown ที่ใช้ทดสอบ</w:t>
       </w:r>
     </w:p>
     <w:p>
@@ -8510,9 +7644,6 @@
     <w:p>
       <w:pPr>
         <w:pStyle w:val="Heading1"/>
-        <w:numPr>
-          <w:numId w:val="0"/>
-        </w:numPr>
       </w:pPr>
       <w:r>
         <w:rPr>
@@ -8832,473 +7963,8 @@
       </w:rPr>
     </w:lvl>
   </w:abstractNum>
-  <w:abstractNum w:abstractNumId="1">
-    <w:multiLevelType w:val="hybridMultilevel"/>
-    <w:lvl w:ilvl="0">
-      <w:start w:val="1"/>
-      <w:numFmt w:val="decimal"/>
-      <w:lvlText w:val="%1."/>
-      <w:lvlJc w:val="left"/>
-      <w:pPr>
-        <w:ind w:left="720" w:hanging="360"/>
-      </w:pPr>
-      <w:rPr>
-        <w:rFonts w:ascii="TH Sarabun New" w:hAnsi="TH Sarabun New" w:cs="TH Sarabun New"/>
-        <w:sz w:val="32"/>
-        <w:szCs w:val="32"/>
-        <w:cs/>
-        <w:lang w:val="en-US" w:bidi="th-TH"/>
-      </w:rPr>
-    </w:lvl>
-    <w:lvl w:ilvl="1">
-      <w:start w:val="1"/>
-      <w:numFmt w:val="decimal"/>
-      <w:lvlText w:val="%2."/>
-      <w:lvlJc w:val="left"/>
-      <w:pPr>
-        <w:ind w:left="1440" w:hanging="360"/>
-      </w:pPr>
-      <w:rPr>
-        <w:rFonts w:ascii="TH Sarabun New" w:hAnsi="TH Sarabun New" w:cs="TH Sarabun New"/>
-        <w:sz w:val="32"/>
-        <w:szCs w:val="32"/>
-        <w:cs/>
-        <w:lang w:val="en-US" w:bidi="th-TH"/>
-      </w:rPr>
-    </w:lvl>
-    <w:lvl w:ilvl="2">
-      <w:start w:val="1"/>
-      <w:numFmt w:val="decimal"/>
-      <w:lvlText w:val="%3."/>
-      <w:lvlJc w:val="left"/>
-      <w:pPr>
-        <w:ind w:left="2160" w:hanging="360"/>
-      </w:pPr>
-      <w:rPr>
-        <w:rFonts w:ascii="TH Sarabun New" w:hAnsi="TH Sarabun New" w:cs="TH Sarabun New"/>
-        <w:sz w:val="32"/>
-        <w:szCs w:val="32"/>
-        <w:cs/>
-        <w:lang w:val="en-US" w:bidi="th-TH"/>
-      </w:rPr>
-    </w:lvl>
-    <w:lvl w:ilvl="3">
-      <w:start w:val="1"/>
-      <w:numFmt w:val="decimal"/>
-      <w:lvlText w:val="%4."/>
-      <w:lvlJc w:val="left"/>
-      <w:pPr>
-        <w:ind w:left="2880" w:hanging="360"/>
-      </w:pPr>
-      <w:rPr>
-        <w:rFonts w:ascii="TH Sarabun New" w:hAnsi="TH Sarabun New" w:cs="TH Sarabun New"/>
-        <w:sz w:val="32"/>
-        <w:szCs w:val="32"/>
-        <w:cs/>
-        <w:lang w:val="en-US" w:bidi="th-TH"/>
-      </w:rPr>
-    </w:lvl>
-    <w:lvl w:ilvl="4">
-      <w:start w:val="1"/>
-      <w:numFmt w:val="decimal"/>
-      <w:lvlText w:val="%5."/>
-      <w:lvlJc w:val="left"/>
-      <w:pPr>
-        <w:ind w:left="3600" w:hanging="360"/>
-      </w:pPr>
-      <w:rPr>
-        <w:rFonts w:ascii="TH Sarabun New" w:hAnsi="TH Sarabun New" w:cs="TH Sarabun New"/>
-        <w:sz w:val="32"/>
-        <w:szCs w:val="32"/>
-        <w:cs/>
-        <w:lang w:val="en-US" w:bidi="th-TH"/>
-      </w:rPr>
-    </w:lvl>
-    <w:lvl w:ilvl="5">
-      <w:start w:val="1"/>
-      <w:numFmt w:val="decimal"/>
-      <w:lvlText w:val="%6."/>
-      <w:lvlJc w:val="left"/>
-      <w:pPr>
-        <w:ind w:left="4320" w:hanging="360"/>
-      </w:pPr>
-      <w:rPr>
-        <w:rFonts w:ascii="TH Sarabun New" w:hAnsi="TH Sarabun New" w:cs="TH Sarabun New"/>
-        <w:sz w:val="32"/>
-        <w:szCs w:val="32"/>
-        <w:cs/>
-        <w:lang w:val="en-US" w:bidi="th-TH"/>
-      </w:rPr>
-    </w:lvl>
-    <w:lvl w:ilvl="6">
-      <w:start w:val="1"/>
-      <w:numFmt w:val="decimal"/>
-      <w:lvlText w:val="%7."/>
-      <w:lvlJc w:val="left"/>
-      <w:pPr>
-        <w:ind w:left="5040" w:hanging="360"/>
-      </w:pPr>
-      <w:rPr>
-        <w:rFonts w:ascii="TH Sarabun New" w:hAnsi="TH Sarabun New" w:cs="TH Sarabun New"/>
-        <w:sz w:val="32"/>
-        <w:szCs w:val="32"/>
-        <w:cs/>
-        <w:lang w:val="en-US" w:bidi="th-TH"/>
-      </w:rPr>
-    </w:lvl>
-    <w:lvl w:ilvl="7">
-      <w:start w:val="1"/>
-      <w:numFmt w:val="decimal"/>
-      <w:lvlText w:val="%8."/>
-      <w:lvlJc w:val="left"/>
-      <w:pPr>
-        <w:ind w:left="5760" w:hanging="360"/>
-      </w:pPr>
-      <w:rPr>
-        <w:rFonts w:ascii="TH Sarabun New" w:hAnsi="TH Sarabun New" w:cs="TH Sarabun New"/>
-        <w:sz w:val="32"/>
-        <w:szCs w:val="32"/>
-        <w:cs/>
-        <w:lang w:val="en-US" w:bidi="th-TH"/>
-      </w:rPr>
-    </w:lvl>
-    <w:lvl w:ilvl="8">
-      <w:start w:val="1"/>
-      <w:numFmt w:val="decimal"/>
-      <w:lvlText w:val="%9."/>
-      <w:lvlJc w:val="left"/>
-      <w:pPr>
-        <w:ind w:left="6480" w:hanging="360"/>
-      </w:pPr>
-      <w:rPr>
-        <w:rFonts w:ascii="TH Sarabun New" w:hAnsi="TH Sarabun New" w:cs="TH Sarabun New"/>
-        <w:sz w:val="32"/>
-        <w:szCs w:val="32"/>
-        <w:cs/>
-        <w:lang w:val="en-US" w:bidi="th-TH"/>
-      </w:rPr>
-    </w:lvl>
-  </w:abstractNum>
-  <w:abstractNum w:abstractNumId="2">
-    <w:multiLevelType w:val="multilevel"/>
-    <w:lvl w:ilvl="0">
-      <w:start w:val="1"/>
-      <w:numFmt w:val="decimal"/>
-      <w:pStyle w:val="Heading1"/>
-      <w:suff w:val="space"/>
-      <w:lvlText w:val="บทที่ %1"/>
-      <w:lvlJc w:val="left"/>
-      <w:rPr>
-        <w:rFonts w:ascii="TH Sarabun New" w:hAnsi="TH Sarabun New" w:cs="TH Sarabun New"/>
-        <w:b/>
-        <w:bCs/>
-        <w:sz w:val="40"/>
-        <w:szCs w:val="40"/>
-        <w:cs/>
-        <w:lang w:val="en-US" w:bidi="th-TH"/>
-      </w:rPr>
-    </w:lvl>
-    <w:lvl w:ilvl="1">
-      <w:start w:val="1"/>
-      <w:numFmt w:val="decimal"/>
-      <w:pStyle w:val="Heading2"/>
-      <w:suff w:val="space"/>
-      <w:lvlText w:val="%1.%2"/>
-      <w:lvlJc w:val="left"/>
-      <w:rPr>
-        <w:rFonts w:ascii="TH Sarabun New" w:hAnsi="TH Sarabun New" w:cs="TH Sarabun New"/>
-        <w:b/>
-        <w:bCs/>
-        <w:color w:val="1F4E79"/>
-        <w:sz w:val="36"/>
-        <w:szCs w:val="36"/>
-        <w:cs/>
-        <w:lang w:val="en-US" w:bidi="th-TH"/>
-      </w:rPr>
-    </w:lvl>
-    <w:lvl w:ilvl="2">
-      <w:start w:val="1"/>
-      <w:numFmt w:val="decimal"/>
-      <w:pStyle w:val="Heading3"/>
-      <w:suff w:val="space"/>
-      <w:lvlText w:val="%1.%2.%3"/>
-      <w:lvlJc w:val="left"/>
-      <w:rPr>
-        <w:rFonts w:ascii="TH Sarabun New" w:hAnsi="TH Sarabun New" w:cs="TH Sarabun New"/>
-        <w:b/>
-        <w:bCs/>
-        <w:i/>
-        <w:iCs/>
-        <w:color w:val="2E75B6"/>
-        <w:sz w:val="32"/>
-        <w:szCs w:val="32"/>
-        <w:cs/>
-        <w:lang w:val="en-US" w:bidi="th-TH"/>
-      </w:rPr>
-    </w:lvl>
-    <w:lvl w:ilvl="3">
-      <w:start w:val="1"/>
-      <w:numFmt w:val="decimal"/>
-      <w:pStyle w:val="Heading4"/>
-      <w:suff w:val="space"/>
-      <w:lvlText w:val="%1.%2.%3.%4"/>
-      <w:lvlJc w:val="left"/>
-      <w:rPr>
-        <w:rFonts w:ascii="TH Sarabun New" w:hAnsi="TH Sarabun New" w:cs="TH Sarabun New"/>
-        <w:b/>
-        <w:bCs/>
-        <w:i/>
-        <w:iCs/>
-        <w:sz w:val="32"/>
-        <w:szCs w:val="32"/>
-        <w:cs/>
-        <w:lang w:val="en-US" w:bidi="th-TH"/>
-      </w:rPr>
-    </w:lvl>
-    <w:lvl w:ilvl="4">
-      <w:start w:val="1"/>
-      <w:numFmt w:val="decimal"/>
-      <w:pStyle w:val="Heading5"/>
-      <w:suff w:val="space"/>
-      <w:lvlText w:val="%1.%2.%3.%4.%5"/>
-      <w:lvlJc w:val="left"/>
-      <w:rPr>
-        <w:rFonts w:ascii="TH Sarabun New" w:hAnsi="TH Sarabun New" w:cs="TH Sarabun New"/>
-        <w:b/>
-        <w:bCs/>
-        <w:sz w:val="32"/>
-        <w:szCs w:val="32"/>
-        <w:cs/>
-        <w:lang w:val="en-US" w:bidi="th-TH"/>
-      </w:rPr>
-    </w:lvl>
-    <w:lvl w:ilvl="5">
-      <w:start w:val="1"/>
-      <w:numFmt w:val="decimal"/>
-      <w:pStyle w:val="Heading6"/>
-      <w:suff w:val="space"/>
-      <w:lvlText w:val="%1.%2.%3.%4.%5.%6"/>
-      <w:lvlJc w:val="left"/>
-      <w:rPr>
-        <w:rFonts w:ascii="TH Sarabun New" w:hAnsi="TH Sarabun New" w:cs="TH Sarabun New"/>
-        <w:i/>
-        <w:iCs/>
-        <w:sz w:val="32"/>
-        <w:szCs w:val="32"/>
-        <w:cs/>
-        <w:lang w:val="en-US" w:bidi="th-TH"/>
-      </w:rPr>
-    </w:lvl>
-    <w:lvl w:ilvl="6">
-      <w:start w:val="1"/>
-      <w:numFmt w:val="decimal"/>
-      <w:suff w:val="space"/>
-      <w:lvlText w:val="%1.%2.%3.%4.%5.%6.%7"/>
-      <w:lvlJc w:val="left"/>
-      <w:rPr>
-        <w:rFonts w:ascii="TH Sarabun New" w:hAnsi="TH Sarabun New" w:cs="TH Sarabun New"/>
-        <w:sz w:val="32"/>
-        <w:szCs w:val="32"/>
-        <w:cs/>
-        <w:lang w:val="en-US" w:bidi="th-TH"/>
-      </w:rPr>
-    </w:lvl>
-    <w:lvl w:ilvl="7">
-      <w:start w:val="1"/>
-      <w:numFmt w:val="decimal"/>
-      <w:suff w:val="space"/>
-      <w:lvlText w:val="%1.%2.%3.%4.%5.%6.%7.%8"/>
-      <w:lvlJc w:val="left"/>
-      <w:rPr>
-        <w:rFonts w:ascii="TH Sarabun New" w:hAnsi="TH Sarabun New" w:cs="TH Sarabun New"/>
-        <w:sz w:val="32"/>
-        <w:szCs w:val="32"/>
-        <w:cs/>
-        <w:lang w:val="en-US" w:bidi="th-TH"/>
-      </w:rPr>
-    </w:lvl>
-    <w:lvl w:ilvl="8">
-      <w:start w:val="1"/>
-      <w:numFmt w:val="decimal"/>
-      <w:suff w:val="space"/>
-      <w:lvlText w:val="%1.%2.%3.%4.%5.%6.%7.%8.%9"/>
-      <w:lvlJc w:val="left"/>
-      <w:rPr>
-        <w:rFonts w:ascii="TH Sarabun New" w:hAnsi="TH Sarabun New" w:cs="TH Sarabun New"/>
-        <w:sz w:val="32"/>
-        <w:szCs w:val="32"/>
-        <w:cs/>
-        <w:lang w:val="en-US" w:bidi="th-TH"/>
-      </w:rPr>
-    </w:lvl>
-  </w:abstractNum>
-  <w:abstractNum w:abstractNumId="3">
-    <w:multiLevelType w:val="multilevel"/>
-    <w:lvl w:ilvl="0">
-      <w:start w:val="1"/>
-      <w:numFmt w:val="thaiLetters"/>
-      <w:suff w:val="space"/>
-      <w:lvlText w:val="ภาคผนวก %1"/>
-      <w:lvlJc w:val="left"/>
-      <w:rPr>
-        <w:rFonts w:ascii="TH Sarabun New" w:hAnsi="TH Sarabun New" w:cs="TH Sarabun New"/>
-        <w:b/>
-        <w:bCs/>
-        <w:sz w:val="40"/>
-        <w:szCs w:val="40"/>
-        <w:cs/>
-        <w:lang w:val="en-US" w:bidi="th-TH"/>
-      </w:rPr>
-    </w:lvl>
-    <w:lvl w:ilvl="1">
-      <w:start w:val="1"/>
-      <w:numFmt w:val="decimal"/>
-      <w:suff w:val="space"/>
-      <w:lvlText w:val="%1.%2"/>
-      <w:lvlJc w:val="left"/>
-      <w:rPr>
-        <w:rFonts w:ascii="TH Sarabun New" w:hAnsi="TH Sarabun New" w:cs="TH Sarabun New"/>
-        <w:b/>
-        <w:bCs/>
-        <w:color w:val="1F4E79"/>
-        <w:sz w:val="36"/>
-        <w:szCs w:val="36"/>
-        <w:cs/>
-        <w:lang w:val="en-US" w:bidi="th-TH"/>
-      </w:rPr>
-    </w:lvl>
-    <w:lvl w:ilvl="2">
-      <w:start w:val="1"/>
-      <w:numFmt w:val="decimal"/>
-      <w:suff w:val="space"/>
-      <w:lvlText w:val="%1.%2.%3"/>
-      <w:lvlJc w:val="left"/>
-      <w:rPr>
-        <w:rFonts w:ascii="TH Sarabun New" w:hAnsi="TH Sarabun New" w:cs="TH Sarabun New"/>
-        <w:b/>
-        <w:bCs/>
-        <w:i/>
-        <w:iCs/>
-        <w:color w:val="2E75B6"/>
-        <w:sz w:val="32"/>
-        <w:szCs w:val="32"/>
-        <w:cs/>
-        <w:lang w:val="en-US" w:bidi="th-TH"/>
-      </w:rPr>
-    </w:lvl>
-    <w:lvl w:ilvl="3">
-      <w:start w:val="1"/>
-      <w:numFmt w:val="decimal"/>
-      <w:suff w:val="space"/>
-      <w:lvlText w:val="%1.%2.%3.%4"/>
-      <w:lvlJc w:val="left"/>
-      <w:rPr>
-        <w:rFonts w:ascii="TH Sarabun New" w:hAnsi="TH Sarabun New" w:cs="TH Sarabun New"/>
-        <w:b/>
-        <w:bCs/>
-        <w:i/>
-        <w:iCs/>
-        <w:sz w:val="32"/>
-        <w:szCs w:val="32"/>
-        <w:cs/>
-        <w:lang w:val="en-US" w:bidi="th-TH"/>
-      </w:rPr>
-    </w:lvl>
-    <w:lvl w:ilvl="4">
-      <w:start w:val="1"/>
-      <w:numFmt w:val="decimal"/>
-      <w:suff w:val="space"/>
-      <w:lvlText w:val="%1.%2.%3.%4.%5"/>
-      <w:lvlJc w:val="left"/>
-      <w:rPr>
-        <w:rFonts w:ascii="TH Sarabun New" w:hAnsi="TH Sarabun New" w:cs="TH Sarabun New"/>
-        <w:b/>
-        <w:bCs/>
-        <w:sz w:val="32"/>
-        <w:szCs w:val="32"/>
-        <w:cs/>
-        <w:lang w:val="en-US" w:bidi="th-TH"/>
-      </w:rPr>
-    </w:lvl>
-    <w:lvl w:ilvl="5">
-      <w:start w:val="1"/>
-      <w:numFmt w:val="decimal"/>
-      <w:suff w:val="space"/>
-      <w:lvlText w:val="%1.%2.%3.%4.%5.%6"/>
-      <w:lvlJc w:val="left"/>
-      <w:rPr>
-        <w:rFonts w:ascii="TH Sarabun New" w:hAnsi="TH Sarabun New" w:cs="TH Sarabun New"/>
-        <w:i/>
-        <w:iCs/>
-        <w:sz w:val="32"/>
-        <w:szCs w:val="32"/>
-        <w:cs/>
-        <w:lang w:val="en-US" w:bidi="th-TH"/>
-      </w:rPr>
-    </w:lvl>
-    <w:lvl w:ilvl="6">
-      <w:start w:val="1"/>
-      <w:numFmt w:val="decimal"/>
-      <w:suff w:val="space"/>
-      <w:lvlText w:val="%1.%2.%3.%4.%5.%6.%7"/>
-      <w:lvlJc w:val="left"/>
-      <w:rPr>
-        <w:rFonts w:ascii="TH Sarabun New" w:hAnsi="TH Sarabun New" w:cs="TH Sarabun New"/>
-        <w:sz w:val="32"/>
-        <w:szCs w:val="32"/>
-        <w:cs/>
-        <w:lang w:val="en-US" w:bidi="th-TH"/>
-      </w:rPr>
-    </w:lvl>
-    <w:lvl w:ilvl="7">
-      <w:start w:val="1"/>
-      <w:numFmt w:val="decimal"/>
-      <w:suff w:val="space"/>
-      <w:lvlText w:val="%1.%2.%3.%4.%5.%6.%7.%8"/>
-      <w:lvlJc w:val="left"/>
-      <w:rPr>
-        <w:rFonts w:ascii="TH Sarabun New" w:hAnsi="TH Sarabun New" w:cs="TH Sarabun New"/>
-        <w:sz w:val="32"/>
-        <w:szCs w:val="32"/>
-        <w:cs/>
-        <w:lang w:val="en-US" w:bidi="th-TH"/>
-      </w:rPr>
-    </w:lvl>
-    <w:lvl w:ilvl="8">
-      <w:start w:val="1"/>
-      <w:numFmt w:val="decimal"/>
-      <w:suff w:val="space"/>
-      <w:lvlText w:val="%1.%2.%3.%4.%5.%6.%7.%8.%9"/>
-      <w:lvlJc w:val="left"/>
-      <w:rPr>
-        <w:rFonts w:ascii="TH Sarabun New" w:hAnsi="TH Sarabun New" w:cs="TH Sarabun New"/>
-        <w:sz w:val="32"/>
-        <w:szCs w:val="32"/>
-        <w:cs/>
-        <w:lang w:val="en-US" w:bidi="th-TH"/>
-      </w:rPr>
-    </w:lvl>
-  </w:abstractNum>
   <w:num w:numId="1">
     <w:abstractNumId w:val="0"/>
-  </w:num>
-  <w:num w:numId="2">
-    <w:abstractNumId w:val="1"/>
-    <w:lvlOverride w:ilvl="0">
-      <w:startOverride w:val="1"/>
-    </w:lvlOverride>
-  </w:num>
-  <w:num w:numId="3">
-    <w:abstractNumId w:val="1"/>
-    <w:lvlOverride w:ilvl="0">
-      <w:startOverride w:val="1"/>
-    </w:lvlOverride>
-  </w:num>
-  <w:num w:numId="4">
-    <w:abstractNumId w:val="2"/>
-  </w:num>
-  <w:num w:numId="5">
-    <w:abstractNumId w:val="3"/>
   </w:num>
 </w:numbering>
 </file>
@@ -9340,10 +8006,6 @@
     <w:pPr>
       <w:keepNext/>
       <w:keepLines/>
-      <w:numPr>
-        <w:ilvl w:val="0"/>
-        <w:numId w:val="4"/>
-      </w:numPr>
       <w:spacing w:before="240" w:after="240"/>
       <w:jc w:val="center"/>
       <w:outlineLvl w:val="0"/>
@@ -9363,10 +8025,6 @@
     <w:pPr>
       <w:keepNext/>
       <w:keepLines/>
-      <w:numPr>
-        <w:ilvl w:val="1"/>
-        <w:numId w:val="4"/>
-      </w:numPr>
       <w:spacing w:before="200" w:after="80"/>
       <w:jc w:val="left"/>
       <w:outlineLvl w:val="1"/>
@@ -9387,10 +8045,6 @@
     <w:pPr>
       <w:keepNext/>
       <w:keepLines/>
-      <w:numPr>
-        <w:ilvl w:val="2"/>
-        <w:numId w:val="4"/>
-      </w:numPr>
       <w:spacing w:before="200" w:after="80"/>
       <w:jc w:val="left"/>
       <w:outlineLvl w:val="2"/>
@@ -9413,10 +8067,6 @@
     <w:pPr>
       <w:keepNext/>
       <w:keepLines/>
-      <w:numPr>
-        <w:ilvl w:val="3"/>
-        <w:numId w:val="4"/>
-      </w:numPr>
       <w:spacing w:before="200" w:after="80"/>
       <w:jc w:val="left"/>
       <w:outlineLvl w:val="3"/>
@@ -9438,10 +8088,6 @@
     <w:pPr>
       <w:keepNext/>
       <w:keepLines/>
-      <w:numPr>
-        <w:ilvl w:val="4"/>
-        <w:numId w:val="4"/>
-      </w:numPr>
       <w:spacing w:before="200" w:after="80"/>
       <w:jc w:val="left"/>
       <w:outlineLvl w:val="4"/>
@@ -9461,10 +8107,6 @@
     <w:pPr>
       <w:keepNext/>
       <w:keepLines/>
-      <w:numPr>
-        <w:ilvl w:val="5"/>
-        <w:numId w:val="4"/>
-      </w:numPr>
       <w:spacing w:before="200" w:after="80"/>
       <w:jc w:val="left"/>
       <w:outlineLvl w:val="5"/>

--- a/tests/golden/thesis-text.docx
+++ b/tests/golden/thesis-text.docx
@@ -66,6 +66,8 @@
       <w:pPr>
         <w:pStyle w:val="Heading1"/>
       </w:pPr>
+      <w:bookmarkStart w:id="6" w:name="_Toc90000005"/>
+      <w:bookmarkEnd w:id="6"/>
       <w:r>
         <w:rPr>
           <w:cs/>
@@ -134,6 +136,8 @@
       <w:pPr>
         <w:pStyle w:val="Heading1"/>
       </w:pPr>
+      <w:bookmarkStart w:id="11" w:name="_Toc90000010"/>
+      <w:bookmarkEnd w:id="11"/>
       <w:r>
         <w:rPr>
           <w:cs/>
@@ -182,6 +186,8 @@
       <w:pPr>
         <w:pStyle w:val="Heading1"/>
       </w:pPr>
+      <w:bookmarkStart w:id="14" w:name="_Toc90000013"/>
+      <w:bookmarkEnd w:id="14"/>
       <w:r>
         <w:rPr>
           <w:cs/>
@@ -231,6 +237,8 @@
       <w:pPr>
         <w:pStyle w:val="Heading1"/>
       </w:pPr>
+      <w:bookmarkStart w:id="18" w:name="_Toc90000017"/>
+      <w:bookmarkEnd w:id="18"/>
       <w:r>
         <w:rPr>
           <w:cs/>
@@ -242,411 +250,1033 @@
     <w:p>
       <w:pPr>
         <w:pStyle w:val="TOC1"/>
-      </w:pPr>
-      <w:r>
-        <w:rPr>
-          <w:cs/>
-          <w:lang w:val="en-US" w:bidi="th-TH"/>
-        </w:rPr>
-        <w:fldChar w:fldCharType="begin"/>
-      </w:r>
-      <w:r>
-        <w:rPr>
-          <w:cs/>
-          <w:lang w:val="en-US" w:bidi="th-TH"/>
-        </w:rPr>
-        <w:instrText xml:space="preserve"> TOC \o "1-3" \h \z \u </w:instrText>
-      </w:r>
-      <w:r>
-        <w:rPr>
-          <w:cs/>
-          <w:lang w:val="en-US" w:bidi="th-TH"/>
-        </w:rPr>
-        <w:fldChar w:fldCharType="separate"/>
-      </w:r>
-      <w:r>
-        <w:rPr>
-          <w:cs/>
-          <w:lang w:val="en-US" w:bidi="th-TH"/>
-        </w:rPr>
-        <w:t xml:space="preserve">บทคัดย่อ</w:t>
-      </w:r>
+        <w:tabs>
+          <w:tab w:val="right" w:leader="dot" w:pos="8306"/>
+        </w:tabs>
+      </w:pPr>
+      <w:hyperlink w:anchor="_Toc90000005">
+        <w:r>
+          <w:rPr>
+            <w:cs/>
+            <w:lang w:val="en-US" w:bidi="th-TH"/>
+          </w:rPr>
+          <w:t xml:space="preserve">บทคัดย่อ</w:t>
+        </w:r>
+        <w:r>
+          <w:tab/>
+        </w:r>
+        <w:r>
+          <w:fldChar w:fldCharType="begin"/>
+        </w:r>
+        <w:r>
+          <w:instrText xml:space="preserve"> PAGEREF _Toc90000005 \h </w:instrText>
+        </w:r>
+        <w:r>
+          <w:fldChar w:fldCharType="separate"/>
+        </w:r>
+        <w:r>
+          <w:fldChar w:fldCharType="end"/>
+        </w:r>
+      </w:hyperlink>
     </w:p>
     <w:p>
       <w:pPr>
         <w:pStyle w:val="TOC1"/>
-      </w:pPr>
-      <w:r>
-        <w:rPr>
-          <w:cs/>
-          <w:lang w:val="en-US" w:bidi="th-TH"/>
-        </w:rPr>
-        <w:t xml:space="preserve">Abstract</w:t>
-      </w:r>
+        <w:tabs>
+          <w:tab w:val="right" w:leader="dot" w:pos="8306"/>
+        </w:tabs>
+      </w:pPr>
+      <w:hyperlink w:anchor="_Toc90000010">
+        <w:r>
+          <w:rPr>
+            <w:cs/>
+            <w:lang w:val="en-US" w:bidi="th-TH"/>
+          </w:rPr>
+          <w:t xml:space="preserve">Abstract</w:t>
+        </w:r>
+        <w:r>
+          <w:tab/>
+        </w:r>
+        <w:r>
+          <w:fldChar w:fldCharType="begin"/>
+        </w:r>
+        <w:r>
+          <w:instrText xml:space="preserve"> PAGEREF _Toc90000010 \h </w:instrText>
+        </w:r>
+        <w:r>
+          <w:fldChar w:fldCharType="separate"/>
+        </w:r>
+        <w:r>
+          <w:fldChar w:fldCharType="end"/>
+        </w:r>
+      </w:hyperlink>
     </w:p>
     <w:p>
       <w:pPr>
         <w:pStyle w:val="TOC1"/>
-      </w:pPr>
-      <w:r>
-        <w:rPr>
-          <w:cs/>
-          <w:lang w:val="en-US" w:bidi="th-TH"/>
-        </w:rPr>
-        <w:t xml:space="preserve">กิตติกรรมประกาศ</w:t>
-      </w:r>
+        <w:tabs>
+          <w:tab w:val="right" w:leader="dot" w:pos="8306"/>
+        </w:tabs>
+      </w:pPr>
+      <w:hyperlink w:anchor="_Toc90000013">
+        <w:r>
+          <w:rPr>
+            <w:cs/>
+            <w:lang w:val="en-US" w:bidi="th-TH"/>
+          </w:rPr>
+          <w:t xml:space="preserve">กิตติกรรมประกาศ</w:t>
+        </w:r>
+        <w:r>
+          <w:tab/>
+        </w:r>
+        <w:r>
+          <w:fldChar w:fldCharType="begin"/>
+        </w:r>
+        <w:r>
+          <w:instrText xml:space="preserve"> PAGEREF _Toc90000013 \h </w:instrText>
+        </w:r>
+        <w:r>
+          <w:fldChar w:fldCharType="separate"/>
+        </w:r>
+        <w:r>
+          <w:fldChar w:fldCharType="end"/>
+        </w:r>
+      </w:hyperlink>
     </w:p>
     <w:p>
       <w:pPr>
         <w:pStyle w:val="TOC1"/>
-      </w:pPr>
-      <w:r>
-        <w:rPr>
-          <w:cs/>
-          <w:lang w:val="en-US" w:bidi="th-TH"/>
-        </w:rPr>
-        <w:t xml:space="preserve">สารบัญ</w:t>
-      </w:r>
+        <w:tabs>
+          <w:tab w:val="right" w:leader="dot" w:pos="8306"/>
+        </w:tabs>
+      </w:pPr>
+      <w:hyperlink w:anchor="_Toc90000017">
+        <w:r>
+          <w:rPr>
+            <w:cs/>
+            <w:lang w:val="en-US" w:bidi="th-TH"/>
+          </w:rPr>
+          <w:t xml:space="preserve">สารบัญ</w:t>
+        </w:r>
+        <w:r>
+          <w:tab/>
+        </w:r>
+        <w:r>
+          <w:fldChar w:fldCharType="begin"/>
+        </w:r>
+        <w:r>
+          <w:instrText xml:space="preserve"> PAGEREF _Toc90000017 \h </w:instrText>
+        </w:r>
+        <w:r>
+          <w:fldChar w:fldCharType="separate"/>
+        </w:r>
+        <w:r>
+          <w:fldChar w:fldCharType="end"/>
+        </w:r>
+      </w:hyperlink>
     </w:p>
     <w:p>
       <w:pPr>
         <w:pStyle w:val="TOC1"/>
-      </w:pPr>
-      <w:r>
-        <w:rPr>
-          <w:cs/>
-          <w:lang w:val="en-US" w:bidi="th-TH"/>
-        </w:rPr>
-        <w:t xml:space="preserve">สารบัญตาราง</w:t>
-      </w:r>
+        <w:tabs>
+          <w:tab w:val="right" w:leader="dot" w:pos="8306"/>
+        </w:tabs>
+      </w:pPr>
+      <w:hyperlink w:anchor="_Toc90000019">
+        <w:r>
+          <w:rPr>
+            <w:cs/>
+            <w:lang w:val="en-US" w:bidi="th-TH"/>
+          </w:rPr>
+          <w:t xml:space="preserve">สารบัญตาราง</w:t>
+        </w:r>
+        <w:r>
+          <w:tab/>
+        </w:r>
+        <w:r>
+          <w:fldChar w:fldCharType="begin"/>
+        </w:r>
+        <w:r>
+          <w:instrText xml:space="preserve"> PAGEREF _Toc90000019 \h </w:instrText>
+        </w:r>
+        <w:r>
+          <w:fldChar w:fldCharType="separate"/>
+        </w:r>
+        <w:r>
+          <w:fldChar w:fldCharType="end"/>
+        </w:r>
+      </w:hyperlink>
     </w:p>
     <w:p>
       <w:pPr>
         <w:pStyle w:val="TOC1"/>
-      </w:pPr>
-      <w:r>
-        <w:rPr>
-          <w:cs/>
-          <w:lang w:val="en-US" w:bidi="th-TH"/>
-        </w:rPr>
-        <w:t xml:space="preserve">สารบัญภาพ</w:t>
-      </w:r>
+        <w:tabs>
+          <w:tab w:val="right" w:leader="dot" w:pos="8306"/>
+        </w:tabs>
+      </w:pPr>
+      <w:hyperlink w:anchor="_Toc90000021">
+        <w:r>
+          <w:rPr>
+            <w:cs/>
+            <w:lang w:val="en-US" w:bidi="th-TH"/>
+          </w:rPr>
+          <w:t xml:space="preserve">สารบัญภาพ</w:t>
+        </w:r>
+        <w:r>
+          <w:tab/>
+        </w:r>
+        <w:r>
+          <w:fldChar w:fldCharType="begin"/>
+        </w:r>
+        <w:r>
+          <w:instrText xml:space="preserve"> PAGEREF _Toc90000021 \h </w:instrText>
+        </w:r>
+        <w:r>
+          <w:fldChar w:fldCharType="separate"/>
+        </w:r>
+        <w:r>
+          <w:fldChar w:fldCharType="end"/>
+        </w:r>
+      </w:hyperlink>
     </w:p>
     <w:p>
       <w:pPr>
         <w:pStyle w:val="TOC1"/>
-      </w:pPr>
-      <w:r>
-        <w:rPr>
-          <w:cs/>
-          <w:lang w:val="en-US" w:bidi="th-TH"/>
-        </w:rPr>
-        <w:t xml:space="preserve">บทที่ 1 บทนำ</w:t>
-      </w:r>
+        <w:tabs>
+          <w:tab w:val="right" w:leader="dot" w:pos="8306"/>
+        </w:tabs>
+      </w:pPr>
+      <w:hyperlink w:anchor="_Toc90000023">
+        <w:r>
+          <w:rPr>
+            <w:cs/>
+            <w:lang w:val="en-US" w:bidi="th-TH"/>
+          </w:rPr>
+          <w:t xml:space="preserve">บทที่ 1 บทนำ</w:t>
+        </w:r>
+        <w:r>
+          <w:tab/>
+        </w:r>
+        <w:r>
+          <w:fldChar w:fldCharType="begin"/>
+        </w:r>
+        <w:r>
+          <w:instrText xml:space="preserve"> PAGEREF _Toc90000023 \h </w:instrText>
+        </w:r>
+        <w:r>
+          <w:fldChar w:fldCharType="separate"/>
+        </w:r>
+        <w:r>
+          <w:fldChar w:fldCharType="end"/>
+        </w:r>
+      </w:hyperlink>
     </w:p>
     <w:p>
       <w:pPr>
         <w:pStyle w:val="TOC2"/>
-      </w:pPr>
-      <w:r>
-        <w:rPr>
-          <w:cs/>
-          <w:lang w:val="en-US" w:bidi="th-TH"/>
-        </w:rPr>
-        <w:t xml:space="preserve">1.1 ความเป็นมาและความสำคัญของปัญหา</w:t>
-      </w:r>
+        <w:tabs>
+          <w:tab w:val="right" w:leader="dot" w:pos="8306"/>
+        </w:tabs>
+      </w:pPr>
+      <w:hyperlink w:anchor="_Toc90000024">
+        <w:r>
+          <w:rPr>
+            <w:cs/>
+            <w:lang w:val="en-US" w:bidi="th-TH"/>
+          </w:rPr>
+          <w:t xml:space="preserve">1.1 ความเป็นมาและความสำคัญของปัญหา</w:t>
+        </w:r>
+        <w:r>
+          <w:tab/>
+        </w:r>
+        <w:r>
+          <w:fldChar w:fldCharType="begin"/>
+        </w:r>
+        <w:r>
+          <w:instrText xml:space="preserve"> PAGEREF _Toc90000024 \h </w:instrText>
+        </w:r>
+        <w:r>
+          <w:fldChar w:fldCharType="separate"/>
+        </w:r>
+        <w:r>
+          <w:fldChar w:fldCharType="end"/>
+        </w:r>
+      </w:hyperlink>
     </w:p>
     <w:p>
       <w:pPr>
         <w:pStyle w:val="TOC2"/>
-      </w:pPr>
-      <w:r>
-        <w:rPr>
-          <w:cs/>
-          <w:lang w:val="en-US" w:bidi="th-TH"/>
-        </w:rPr>
-        <w:t xml:space="preserve">1.2 วัตถุประสงค์ของการวิจัย</w:t>
-      </w:r>
+        <w:tabs>
+          <w:tab w:val="right" w:leader="dot" w:pos="8306"/>
+        </w:tabs>
+      </w:pPr>
+      <w:hyperlink w:anchor="_Toc90000028">
+        <w:r>
+          <w:rPr>
+            <w:cs/>
+            <w:lang w:val="en-US" w:bidi="th-TH"/>
+          </w:rPr>
+          <w:t xml:space="preserve">1.2 วัตถุประสงค์ของการวิจัย</w:t>
+        </w:r>
+        <w:r>
+          <w:tab/>
+        </w:r>
+        <w:r>
+          <w:fldChar w:fldCharType="begin"/>
+        </w:r>
+        <w:r>
+          <w:instrText xml:space="preserve"> PAGEREF _Toc90000028 \h </w:instrText>
+        </w:r>
+        <w:r>
+          <w:fldChar w:fldCharType="separate"/>
+        </w:r>
+        <w:r>
+          <w:fldChar w:fldCharType="end"/>
+        </w:r>
+      </w:hyperlink>
     </w:p>
     <w:p>
       <w:pPr>
         <w:pStyle w:val="TOC2"/>
-      </w:pPr>
-      <w:r>
-        <w:rPr>
-          <w:cs/>
-          <w:lang w:val="en-US" w:bidi="th-TH"/>
-        </w:rPr>
-        <w:t xml:space="preserve">1.3 ขอบเขตของการวิจัย</w:t>
-      </w:r>
+        <w:tabs>
+          <w:tab w:val="right" w:leader="dot" w:pos="8306"/>
+        </w:tabs>
+      </w:pPr>
+      <w:hyperlink w:anchor="_Toc90000030">
+        <w:r>
+          <w:rPr>
+            <w:cs/>
+            <w:lang w:val="en-US" w:bidi="th-TH"/>
+          </w:rPr>
+          <w:t xml:space="preserve">1.3 ขอบเขตของการวิจัย</w:t>
+        </w:r>
+        <w:r>
+          <w:tab/>
+        </w:r>
+        <w:r>
+          <w:fldChar w:fldCharType="begin"/>
+        </w:r>
+        <w:r>
+          <w:instrText xml:space="preserve"> PAGEREF _Toc90000030 \h </w:instrText>
+        </w:r>
+        <w:r>
+          <w:fldChar w:fldCharType="separate"/>
+        </w:r>
+        <w:r>
+          <w:fldChar w:fldCharType="end"/>
+        </w:r>
+      </w:hyperlink>
     </w:p>
     <w:p>
       <w:pPr>
         <w:pStyle w:val="TOC3"/>
-      </w:pPr>
-      <w:r>
-        <w:rPr>
-          <w:cs/>
-          <w:lang w:val="en-US" w:bidi="th-TH"/>
-        </w:rPr>
-        <w:t xml:space="preserve">1.3.1 ขอบเขตด้านเนื้อหา</w:t>
-      </w:r>
+        <w:tabs>
+          <w:tab w:val="right" w:leader="dot" w:pos="8306"/>
+        </w:tabs>
+      </w:pPr>
+      <w:hyperlink w:anchor="_Toc90000031">
+        <w:r>
+          <w:rPr>
+            <w:cs/>
+            <w:lang w:val="en-US" w:bidi="th-TH"/>
+          </w:rPr>
+          <w:t xml:space="preserve">1.3.1 ขอบเขตด้านเนื้อหา</w:t>
+        </w:r>
+        <w:r>
+          <w:tab/>
+        </w:r>
+        <w:r>
+          <w:fldChar w:fldCharType="begin"/>
+        </w:r>
+        <w:r>
+          <w:instrText xml:space="preserve"> PAGEREF _Toc90000031 \h </w:instrText>
+        </w:r>
+        <w:r>
+          <w:fldChar w:fldCharType="separate"/>
+        </w:r>
+        <w:r>
+          <w:fldChar w:fldCharType="end"/>
+        </w:r>
+      </w:hyperlink>
     </w:p>
     <w:p>
       <w:pPr>
         <w:pStyle w:val="TOC3"/>
-      </w:pPr>
-      <w:r>
-        <w:rPr>
-          <w:cs/>
-          <w:lang w:val="en-US" w:bidi="th-TH"/>
-        </w:rPr>
-        <w:t xml:space="preserve">1.3.2 ขอบเขตด้านเวลา</w:t>
-      </w:r>
+        <w:tabs>
+          <w:tab w:val="right" w:leader="dot" w:pos="8306"/>
+        </w:tabs>
+      </w:pPr>
+      <w:hyperlink w:anchor="_Toc90000034">
+        <w:r>
+          <w:rPr>
+            <w:cs/>
+            <w:lang w:val="en-US" w:bidi="th-TH"/>
+          </w:rPr>
+          <w:t xml:space="preserve">1.3.2 ขอบเขตด้านเวลา</w:t>
+        </w:r>
+        <w:r>
+          <w:tab/>
+        </w:r>
+        <w:r>
+          <w:fldChar w:fldCharType="begin"/>
+        </w:r>
+        <w:r>
+          <w:instrText xml:space="preserve"> PAGEREF _Toc90000034 \h </w:instrText>
+        </w:r>
+        <w:r>
+          <w:fldChar w:fldCharType="separate"/>
+        </w:r>
+        <w:r>
+          <w:fldChar w:fldCharType="end"/>
+        </w:r>
+      </w:hyperlink>
     </w:p>
     <w:p>
       <w:pPr>
         <w:pStyle w:val="TOC2"/>
-      </w:pPr>
-      <w:r>
-        <w:rPr>
-          <w:cs/>
-          <w:lang w:val="en-US" w:bidi="th-TH"/>
-        </w:rPr>
-        <w:t xml:space="preserve">1.4 ประโยชน์ที่คาดว่าจะได้รับ</w:t>
-      </w:r>
+        <w:tabs>
+          <w:tab w:val="right" w:leader="dot" w:pos="8306"/>
+        </w:tabs>
+      </w:pPr>
+      <w:hyperlink w:anchor="_Toc90000037">
+        <w:r>
+          <w:rPr>
+            <w:cs/>
+            <w:lang w:val="en-US" w:bidi="th-TH"/>
+          </w:rPr>
+          <w:t xml:space="preserve">1.4 ประโยชน์ที่คาดว่าจะได้รับ</w:t>
+        </w:r>
+        <w:r>
+          <w:tab/>
+        </w:r>
+        <w:r>
+          <w:fldChar w:fldCharType="begin"/>
+        </w:r>
+        <w:r>
+          <w:instrText xml:space="preserve"> PAGEREF _Toc90000037 \h </w:instrText>
+        </w:r>
+        <w:r>
+          <w:fldChar w:fldCharType="separate"/>
+        </w:r>
+        <w:r>
+          <w:fldChar w:fldCharType="end"/>
+        </w:r>
+      </w:hyperlink>
     </w:p>
     <w:p>
       <w:pPr>
         <w:pStyle w:val="TOC1"/>
-      </w:pPr>
-      <w:r>
-        <w:rPr>
-          <w:cs/>
-          <w:lang w:val="en-US" w:bidi="th-TH"/>
-        </w:rPr>
-        <w:t xml:space="preserve">บทที่ 2 ทฤษฎีและงานวิจัยที่เกี่ยวข้อง</w:t>
-      </w:r>
+        <w:tabs>
+          <w:tab w:val="right" w:leader="dot" w:pos="8306"/>
+        </w:tabs>
+      </w:pPr>
+      <w:hyperlink w:anchor="_Toc90000040">
+        <w:r>
+          <w:rPr>
+            <w:cs/>
+            <w:lang w:val="en-US" w:bidi="th-TH"/>
+          </w:rPr>
+          <w:t xml:space="preserve">บทที่ 2 ทฤษฎีและงานวิจัยที่เกี่ยวข้อง</w:t>
+        </w:r>
+        <w:r>
+          <w:tab/>
+        </w:r>
+        <w:r>
+          <w:fldChar w:fldCharType="begin"/>
+        </w:r>
+        <w:r>
+          <w:instrText xml:space="preserve"> PAGEREF _Toc90000040 \h </w:instrText>
+        </w:r>
+        <w:r>
+          <w:fldChar w:fldCharType="separate"/>
+        </w:r>
+        <w:r>
+          <w:fldChar w:fldCharType="end"/>
+        </w:r>
+      </w:hyperlink>
     </w:p>
     <w:p>
       <w:pPr>
         <w:pStyle w:val="TOC2"/>
-      </w:pPr>
-      <w:r>
-        <w:rPr>
-          <w:cs/>
-          <w:lang w:val="en-US" w:bidi="th-TH"/>
-        </w:rPr>
-        <w:t xml:space="preserve">2.1 ลักษณะของอักษรไทยในเอกสารดิจิทัล</w:t>
-      </w:r>
+        <w:tabs>
+          <w:tab w:val="right" w:leader="dot" w:pos="8306"/>
+        </w:tabs>
+      </w:pPr>
+      <w:hyperlink w:anchor="_Toc90000041">
+        <w:r>
+          <w:rPr>
+            <w:cs/>
+            <w:lang w:val="en-US" w:bidi="th-TH"/>
+          </w:rPr>
+          <w:t xml:space="preserve">2.1 ลักษณะของอักษรไทยในเอกสารดิจิทัล</w:t>
+        </w:r>
+        <w:r>
+          <w:tab/>
+        </w:r>
+        <w:r>
+          <w:fldChar w:fldCharType="begin"/>
+        </w:r>
+        <w:r>
+          <w:instrText xml:space="preserve"> PAGEREF _Toc90000041 \h </w:instrText>
+        </w:r>
+        <w:r>
+          <w:fldChar w:fldCharType="separate"/>
+        </w:r>
+        <w:r>
+          <w:fldChar w:fldCharType="end"/>
+        </w:r>
+      </w:hyperlink>
     </w:p>
     <w:p>
       <w:pPr>
         <w:pStyle w:val="TOC2"/>
-      </w:pPr>
-      <w:r>
-        <w:rPr>
-          <w:cs/>
-          <w:lang w:val="en-US" w:bidi="th-TH"/>
-        </w:rPr>
-        <w:t xml:space="preserve">2.2 รูปแบบไฟล์ Office Open XML</w:t>
-      </w:r>
+        <w:tabs>
+          <w:tab w:val="right" w:leader="dot" w:pos="8306"/>
+        </w:tabs>
+      </w:pPr>
+      <w:hyperlink w:anchor="_Toc90000049">
+        <w:r>
+          <w:rPr>
+            <w:cs/>
+            <w:lang w:val="en-US" w:bidi="th-TH"/>
+          </w:rPr>
+          <w:t xml:space="preserve">2.2 รูปแบบไฟล์ Office Open XML</w:t>
+        </w:r>
+        <w:r>
+          <w:tab/>
+        </w:r>
+        <w:r>
+          <w:fldChar w:fldCharType="begin"/>
+        </w:r>
+        <w:r>
+          <w:instrText xml:space="preserve"> PAGEREF _Toc90000049 \h </w:instrText>
+        </w:r>
+        <w:r>
+          <w:fldChar w:fldCharType="separate"/>
+        </w:r>
+        <w:r>
+          <w:fldChar w:fldCharType="end"/>
+        </w:r>
+      </w:hyperlink>
     </w:p>
     <w:p>
       <w:pPr>
         <w:pStyle w:val="TOC2"/>
-      </w:pPr>
-      <w:r>
-        <w:rPr>
-          <w:cs/>
-          <w:lang w:val="en-US" w:bidi="th-TH"/>
-        </w:rPr>
-        <w:t xml:space="preserve">2.3 งานวิจัยที่เกี่ยวข้อง</w:t>
-      </w:r>
+        <w:tabs>
+          <w:tab w:val="right" w:leader="dot" w:pos="8306"/>
+        </w:tabs>
+      </w:pPr>
+      <w:hyperlink w:anchor="_Toc90000052">
+        <w:r>
+          <w:rPr>
+            <w:cs/>
+            <w:lang w:val="en-US" w:bidi="th-TH"/>
+          </w:rPr>
+          <w:t xml:space="preserve">2.3 งานวิจัยที่เกี่ยวข้อง</w:t>
+        </w:r>
+        <w:r>
+          <w:tab/>
+        </w:r>
+        <w:r>
+          <w:fldChar w:fldCharType="begin"/>
+        </w:r>
+        <w:r>
+          <w:instrText xml:space="preserve"> PAGEREF _Toc90000052 \h </w:instrText>
+        </w:r>
+        <w:r>
+          <w:fldChar w:fldCharType="separate"/>
+        </w:r>
+        <w:r>
+          <w:fldChar w:fldCharType="end"/>
+        </w:r>
+      </w:hyperlink>
     </w:p>
     <w:p>
       <w:pPr>
         <w:pStyle w:val="TOC1"/>
-      </w:pPr>
-      <w:r>
-        <w:rPr>
-          <w:cs/>
-          <w:lang w:val="en-US" w:bidi="th-TH"/>
-        </w:rPr>
-        <w:t xml:space="preserve">บทที่ 3 วิธีดำเนินการวิจัย</w:t>
-      </w:r>
+        <w:tabs>
+          <w:tab w:val="right" w:leader="dot" w:pos="8306"/>
+        </w:tabs>
+      </w:pPr>
+      <w:hyperlink w:anchor="_Toc90000054">
+        <w:r>
+          <w:rPr>
+            <w:cs/>
+            <w:lang w:val="en-US" w:bidi="th-TH"/>
+          </w:rPr>
+          <w:t xml:space="preserve">บทที่ 3 วิธีดำเนินการวิจัย</w:t>
+        </w:r>
+        <w:r>
+          <w:tab/>
+        </w:r>
+        <w:r>
+          <w:fldChar w:fldCharType="begin"/>
+        </w:r>
+        <w:r>
+          <w:instrText xml:space="preserve"> PAGEREF _Toc90000054 \h </w:instrText>
+        </w:r>
+        <w:r>
+          <w:fldChar w:fldCharType="separate"/>
+        </w:r>
+        <w:r>
+          <w:fldChar w:fldCharType="end"/>
+        </w:r>
+      </w:hyperlink>
     </w:p>
     <w:p>
       <w:pPr>
         <w:pStyle w:val="TOC2"/>
-      </w:pPr>
-      <w:r>
-        <w:rPr>
-          <w:cs/>
-          <w:lang w:val="en-US" w:bidi="th-TH"/>
-        </w:rPr>
-        <w:t xml:space="preserve">3.1 ประชากรและกลุ่มตัวอย่าง</w:t>
-      </w:r>
+        <w:tabs>
+          <w:tab w:val="right" w:leader="dot" w:pos="8306"/>
+        </w:tabs>
+      </w:pPr>
+      <w:hyperlink w:anchor="_Toc90000055">
+        <w:r>
+          <w:rPr>
+            <w:cs/>
+            <w:lang w:val="en-US" w:bidi="th-TH"/>
+          </w:rPr>
+          <w:t xml:space="preserve">3.1 ประชากรและกลุ่มตัวอย่าง</w:t>
+        </w:r>
+        <w:r>
+          <w:tab/>
+        </w:r>
+        <w:r>
+          <w:fldChar w:fldCharType="begin"/>
+        </w:r>
+        <w:r>
+          <w:instrText xml:space="preserve"> PAGEREF _Toc90000055 \h </w:instrText>
+        </w:r>
+        <w:r>
+          <w:fldChar w:fldCharType="separate"/>
+        </w:r>
+        <w:r>
+          <w:fldChar w:fldCharType="end"/>
+        </w:r>
+      </w:hyperlink>
     </w:p>
     <w:p>
       <w:pPr>
         <w:pStyle w:val="TOC2"/>
-      </w:pPr>
-      <w:r>
-        <w:rPr>
-          <w:cs/>
-          <w:lang w:val="en-US" w:bidi="th-TH"/>
-        </w:rPr>
-        <w:t xml:space="preserve">3.2 เครื่องมือที่ใช้ในการวิจัย</w:t>
-      </w:r>
+        <w:tabs>
+          <w:tab w:val="right" w:leader="dot" w:pos="8306"/>
+        </w:tabs>
+      </w:pPr>
+      <w:hyperlink w:anchor="_Toc90000057">
+        <w:r>
+          <w:rPr>
+            <w:cs/>
+            <w:lang w:val="en-US" w:bidi="th-TH"/>
+          </w:rPr>
+          <w:t xml:space="preserve">3.2 เครื่องมือที่ใช้ในการวิจัย</w:t>
+        </w:r>
+        <w:r>
+          <w:tab/>
+        </w:r>
+        <w:r>
+          <w:fldChar w:fldCharType="begin"/>
+        </w:r>
+        <w:r>
+          <w:instrText xml:space="preserve"> PAGEREF _Toc90000057 \h </w:instrText>
+        </w:r>
+        <w:r>
+          <w:fldChar w:fldCharType="separate"/>
+        </w:r>
+        <w:r>
+          <w:fldChar w:fldCharType="end"/>
+        </w:r>
+      </w:hyperlink>
     </w:p>
     <w:p>
       <w:pPr>
         <w:pStyle w:val="TOC2"/>
-      </w:pPr>
-      <w:r>
-        <w:rPr>
-          <w:cs/>
-          <w:lang w:val="en-US" w:bidi="th-TH"/>
-        </w:rPr>
-        <w:t xml:space="preserve">3.3 การเก็บรวบรวมข้อมูล</w:t>
-      </w:r>
+        <w:tabs>
+          <w:tab w:val="right" w:leader="dot" w:pos="8306"/>
+        </w:tabs>
+      </w:pPr>
+      <w:hyperlink w:anchor="_Toc90000061">
+        <w:r>
+          <w:rPr>
+            <w:cs/>
+            <w:lang w:val="en-US" w:bidi="th-TH"/>
+          </w:rPr>
+          <w:t xml:space="preserve">3.3 การเก็บรวบรวมข้อมูล</w:t>
+        </w:r>
+        <w:r>
+          <w:tab/>
+        </w:r>
+        <w:r>
+          <w:fldChar w:fldCharType="begin"/>
+        </w:r>
+        <w:r>
+          <w:instrText xml:space="preserve"> PAGEREF _Toc90000061 \h </w:instrText>
+        </w:r>
+        <w:r>
+          <w:fldChar w:fldCharType="separate"/>
+        </w:r>
+        <w:r>
+          <w:fldChar w:fldCharType="end"/>
+        </w:r>
+      </w:hyperlink>
     </w:p>
     <w:p>
       <w:pPr>
         <w:pStyle w:val="TOC1"/>
-      </w:pPr>
-      <w:r>
-        <w:rPr>
-          <w:cs/>
-          <w:lang w:val="en-US" w:bidi="th-TH"/>
-        </w:rPr>
-        <w:t xml:space="preserve">บทที่ 4 ผลการวิจัย</w:t>
-      </w:r>
+        <w:tabs>
+          <w:tab w:val="right" w:leader="dot" w:pos="8306"/>
+        </w:tabs>
+      </w:pPr>
+      <w:hyperlink w:anchor="_Toc90000063">
+        <w:r>
+          <w:rPr>
+            <w:cs/>
+            <w:lang w:val="en-US" w:bidi="th-TH"/>
+          </w:rPr>
+          <w:t xml:space="preserve">บทที่ 4 ผลการวิจัย</w:t>
+        </w:r>
+        <w:r>
+          <w:tab/>
+        </w:r>
+        <w:r>
+          <w:fldChar w:fldCharType="begin"/>
+        </w:r>
+        <w:r>
+          <w:instrText xml:space="preserve"> PAGEREF _Toc90000063 \h </w:instrText>
+        </w:r>
+        <w:r>
+          <w:fldChar w:fldCharType="separate"/>
+        </w:r>
+        <w:r>
+          <w:fldChar w:fldCharType="end"/>
+        </w:r>
+      </w:hyperlink>
     </w:p>
     <w:p>
       <w:pPr>
         <w:pStyle w:val="TOC1"/>
-      </w:pPr>
-      <w:r>
-        <w:rPr>
-          <w:cs/>
-          <w:lang w:val="en-US" w:bidi="th-TH"/>
-        </w:rPr>
-        <w:t xml:space="preserve">บทที่ 5 สรุป อภิปรายผล และข้อเสนอแนะ</w:t>
-      </w:r>
+        <w:tabs>
+          <w:tab w:val="right" w:leader="dot" w:pos="8306"/>
+        </w:tabs>
+      </w:pPr>
+      <w:hyperlink w:anchor="_Toc90000069">
+        <w:r>
+          <w:rPr>
+            <w:cs/>
+            <w:lang w:val="en-US" w:bidi="th-TH"/>
+          </w:rPr>
+          <w:t xml:space="preserve">บทที่ 5 สรุป อภิปรายผล และข้อเสนอแนะ</w:t>
+        </w:r>
+        <w:r>
+          <w:tab/>
+        </w:r>
+        <w:r>
+          <w:fldChar w:fldCharType="begin"/>
+        </w:r>
+        <w:r>
+          <w:instrText xml:space="preserve"> PAGEREF _Toc90000069 \h </w:instrText>
+        </w:r>
+        <w:r>
+          <w:fldChar w:fldCharType="separate"/>
+        </w:r>
+        <w:r>
+          <w:fldChar w:fldCharType="end"/>
+        </w:r>
+      </w:hyperlink>
     </w:p>
     <w:p>
       <w:pPr>
         <w:pStyle w:val="TOC2"/>
-      </w:pPr>
-      <w:r>
-        <w:rPr>
-          <w:cs/>
-          <w:lang w:val="en-US" w:bidi="th-TH"/>
-        </w:rPr>
-        <w:t xml:space="preserve">5.1 สรุปผลการวิจัย</w:t>
-      </w:r>
+        <w:tabs>
+          <w:tab w:val="right" w:leader="dot" w:pos="8306"/>
+        </w:tabs>
+      </w:pPr>
+      <w:hyperlink w:anchor="_Toc90000070">
+        <w:r>
+          <w:rPr>
+            <w:cs/>
+            <w:lang w:val="en-US" w:bidi="th-TH"/>
+          </w:rPr>
+          <w:t xml:space="preserve">5.1 สรุปผลการวิจัย</w:t>
+        </w:r>
+        <w:r>
+          <w:tab/>
+        </w:r>
+        <w:r>
+          <w:fldChar w:fldCharType="begin"/>
+        </w:r>
+        <w:r>
+          <w:instrText xml:space="preserve"> PAGEREF _Toc90000070 \h </w:instrText>
+        </w:r>
+        <w:r>
+          <w:fldChar w:fldCharType="separate"/>
+        </w:r>
+        <w:r>
+          <w:fldChar w:fldCharType="end"/>
+        </w:r>
+      </w:hyperlink>
     </w:p>
     <w:p>
       <w:pPr>
         <w:pStyle w:val="TOC2"/>
-      </w:pPr>
-      <w:r>
-        <w:rPr>
-          <w:cs/>
-          <w:lang w:val="en-US" w:bidi="th-TH"/>
-        </w:rPr>
-        <w:t xml:space="preserve">5.2 อภิปรายผล</w:t>
-      </w:r>
+        <w:tabs>
+          <w:tab w:val="right" w:leader="dot" w:pos="8306"/>
+        </w:tabs>
+      </w:pPr>
+      <w:hyperlink w:anchor="_Toc90000072">
+        <w:r>
+          <w:rPr>
+            <w:cs/>
+            <w:lang w:val="en-US" w:bidi="th-TH"/>
+          </w:rPr>
+          <w:t xml:space="preserve">5.2 อภิปรายผล</w:t>
+        </w:r>
+        <w:r>
+          <w:tab/>
+        </w:r>
+        <w:r>
+          <w:fldChar w:fldCharType="begin"/>
+        </w:r>
+        <w:r>
+          <w:instrText xml:space="preserve"> PAGEREF _Toc90000072 \h </w:instrText>
+        </w:r>
+        <w:r>
+          <w:fldChar w:fldCharType="separate"/>
+        </w:r>
+        <w:r>
+          <w:fldChar w:fldCharType="end"/>
+        </w:r>
+      </w:hyperlink>
     </w:p>
     <w:p>
       <w:pPr>
         <w:pStyle w:val="TOC2"/>
-      </w:pPr>
-      <w:r>
-        <w:rPr>
-          <w:cs/>
-          <w:lang w:val="en-US" w:bidi="th-TH"/>
-        </w:rPr>
-        <w:t xml:space="preserve">5.3 ข้อเสนอแนะ</w:t>
-      </w:r>
+        <w:tabs>
+          <w:tab w:val="right" w:leader="dot" w:pos="8306"/>
+        </w:tabs>
+      </w:pPr>
+      <w:hyperlink w:anchor="_Toc90000074">
+        <w:r>
+          <w:rPr>
+            <w:cs/>
+            <w:lang w:val="en-US" w:bidi="th-TH"/>
+          </w:rPr>
+          <w:t xml:space="preserve">5.3 ข้อเสนอแนะ</w:t>
+        </w:r>
+        <w:r>
+          <w:tab/>
+        </w:r>
+        <w:r>
+          <w:fldChar w:fldCharType="begin"/>
+        </w:r>
+        <w:r>
+          <w:instrText xml:space="preserve"> PAGEREF _Toc90000074 \h </w:instrText>
+        </w:r>
+        <w:r>
+          <w:fldChar w:fldCharType="separate"/>
+        </w:r>
+        <w:r>
+          <w:fldChar w:fldCharType="end"/>
+        </w:r>
+      </w:hyperlink>
     </w:p>
     <w:p>
       <w:pPr>
         <w:pStyle w:val="TOC1"/>
-      </w:pPr>
-      <w:r>
-        <w:rPr>
-          <w:cs/>
-          <w:lang w:val="en-US" w:bidi="th-TH"/>
-        </w:rPr>
-        <w:t xml:space="preserve">บรรณานุกรม</w:t>
-      </w:r>
+        <w:tabs>
+          <w:tab w:val="right" w:leader="dot" w:pos="8306"/>
+        </w:tabs>
+      </w:pPr>
+      <w:hyperlink w:anchor="_Toc90000077">
+        <w:r>
+          <w:rPr>
+            <w:cs/>
+            <w:lang w:val="en-US" w:bidi="th-TH"/>
+          </w:rPr>
+          <w:t xml:space="preserve">บรรณานุกรม</w:t>
+        </w:r>
+        <w:r>
+          <w:tab/>
+        </w:r>
+        <w:r>
+          <w:fldChar w:fldCharType="begin"/>
+        </w:r>
+        <w:r>
+          <w:instrText xml:space="preserve"> PAGEREF _Toc90000077 \h </w:instrText>
+        </w:r>
+        <w:r>
+          <w:fldChar w:fldCharType="separate"/>
+        </w:r>
+        <w:r>
+          <w:fldChar w:fldCharType="end"/>
+        </w:r>
+      </w:hyperlink>
     </w:p>
     <w:p>
       <w:pPr>
         <w:pStyle w:val="TOC1"/>
-      </w:pPr>
-      <w:r>
-        <w:rPr>
-          <w:cs/>
-          <w:lang w:val="en-US" w:bidi="th-TH"/>
-        </w:rPr>
-        <w:t xml:space="preserve">ภาคผนวก ก แบบสอบถามที่ใช้ในการวิจัย</w:t>
-      </w:r>
+        <w:tabs>
+          <w:tab w:val="right" w:leader="dot" w:pos="8306"/>
+        </w:tabs>
+      </w:pPr>
+      <w:hyperlink w:anchor="_Toc90000081">
+        <w:r>
+          <w:rPr>
+            <w:cs/>
+            <w:lang w:val="en-US" w:bidi="th-TH"/>
+          </w:rPr>
+          <w:t xml:space="preserve">ภาคผนวก ก แบบสอบถามที่ใช้ในการวิจัย</w:t>
+        </w:r>
+        <w:r>
+          <w:tab/>
+        </w:r>
+        <w:r>
+          <w:fldChar w:fldCharType="begin"/>
+        </w:r>
+        <w:r>
+          <w:instrText xml:space="preserve"> PAGEREF _Toc90000081 \h </w:instrText>
+        </w:r>
+        <w:r>
+          <w:fldChar w:fldCharType="separate"/>
+        </w:r>
+        <w:r>
+          <w:fldChar w:fldCharType="end"/>
+        </w:r>
+      </w:hyperlink>
     </w:p>
     <w:p>
       <w:pPr>
         <w:pStyle w:val="TOC2"/>
-      </w:pPr>
-      <w:r>
-        <w:rPr>
-          <w:cs/>
-          <w:lang w:val="en-US" w:bidi="th-TH"/>
-        </w:rPr>
-        <w:t xml:space="preserve">ก.1 ส่วนที่ 1 ข้อมูลทั่วไปของผู้ตอบแบบสอบถาม</w:t>
-      </w:r>
+        <w:tabs>
+          <w:tab w:val="right" w:leader="dot" w:pos="8306"/>
+        </w:tabs>
+      </w:pPr>
+      <w:hyperlink w:anchor="_Toc90000082">
+        <w:r>
+          <w:rPr>
+            <w:cs/>
+            <w:lang w:val="en-US" w:bidi="th-TH"/>
+          </w:rPr>
+          <w:t xml:space="preserve">ก.1 ส่วนที่ 1 ข้อมูลทั่วไปของผู้ตอบแบบสอบถาม</w:t>
+        </w:r>
+        <w:r>
+          <w:tab/>
+        </w:r>
+        <w:r>
+          <w:fldChar w:fldCharType="begin"/>
+        </w:r>
+        <w:r>
+          <w:instrText xml:space="preserve"> PAGEREF _Toc90000082 \h </w:instrText>
+        </w:r>
+        <w:r>
+          <w:fldChar w:fldCharType="separate"/>
+        </w:r>
+        <w:r>
+          <w:fldChar w:fldCharType="end"/>
+        </w:r>
+      </w:hyperlink>
     </w:p>
     <w:p>
       <w:pPr>
         <w:pStyle w:val="TOC2"/>
-      </w:pPr>
-      <w:r>
-        <w:rPr>
-          <w:cs/>
-          <w:lang w:val="en-US" w:bidi="th-TH"/>
-        </w:rPr>
-        <w:t xml:space="preserve">ก.2 ส่วนที่ 2 ความคิดเห็นต่อระบบ</w:t>
-      </w:r>
+        <w:tabs>
+          <w:tab w:val="right" w:leader="dot" w:pos="8306"/>
+        </w:tabs>
+      </w:pPr>
+      <w:hyperlink w:anchor="_Toc90000087">
+        <w:r>
+          <w:rPr>
+            <w:cs/>
+            <w:lang w:val="en-US" w:bidi="th-TH"/>
+          </w:rPr>
+          <w:t xml:space="preserve">ก.2 ส่วนที่ 2 ความคิดเห็นต่อระบบ</w:t>
+        </w:r>
+        <w:r>
+          <w:tab/>
+        </w:r>
+        <w:r>
+          <w:fldChar w:fldCharType="begin"/>
+        </w:r>
+        <w:r>
+          <w:instrText xml:space="preserve"> PAGEREF _Toc90000087 \h </w:instrText>
+        </w:r>
+        <w:r>
+          <w:fldChar w:fldCharType="separate"/>
+        </w:r>
+        <w:r>
+          <w:fldChar w:fldCharType="end"/>
+        </w:r>
+      </w:hyperlink>
     </w:p>
     <w:p>
       <w:pPr>
         <w:pStyle w:val="TOC1"/>
-      </w:pPr>
-      <w:r>
-        <w:rPr>
-          <w:cs/>
-          <w:lang w:val="en-US" w:bidi="th-TH"/>
-        </w:rPr>
-        <w:t xml:space="preserve">ภาคผนวก ข ผลการตรวจสอบความเที่ยงตรงของเครื่องมือ</w:t>
-      </w:r>
+        <w:tabs>
+          <w:tab w:val="right" w:leader="dot" w:pos="8306"/>
+        </w:tabs>
+      </w:pPr>
+      <w:hyperlink w:anchor="_Toc90000089">
+        <w:r>
+          <w:rPr>
+            <w:cs/>
+            <w:lang w:val="en-US" w:bidi="th-TH"/>
+          </w:rPr>
+          <w:t xml:space="preserve">ภาคผนวก ข ผลการตรวจสอบความเที่ยงตรงของเครื่องมือ</w:t>
+        </w:r>
+        <w:r>
+          <w:tab/>
+        </w:r>
+        <w:r>
+          <w:fldChar w:fldCharType="begin"/>
+        </w:r>
+        <w:r>
+          <w:instrText xml:space="preserve"> PAGEREF _Toc90000089 \h </w:instrText>
+        </w:r>
+        <w:r>
+          <w:fldChar w:fldCharType="separate"/>
+        </w:r>
+        <w:r>
+          <w:fldChar w:fldCharType="end"/>
+        </w:r>
+      </w:hyperlink>
     </w:p>
     <w:p>
       <w:pPr>
         <w:pStyle w:val="TOC1"/>
-      </w:pPr>
-      <w:r>
-        <w:rPr>
-          <w:cs/>
-          <w:lang w:val="en-US" w:bidi="th-TH"/>
-        </w:rPr>
-        <w:t xml:space="preserve">ภาคผนวก ค ตัวอย่างไฟล์ Markdown ที่ใช้ทดสอบ</w:t>
-      </w:r>
+        <w:tabs>
+          <w:tab w:val="right" w:leader="dot" w:pos="8306"/>
+        </w:tabs>
+      </w:pPr>
+      <w:hyperlink w:anchor="_Toc90000094">
+        <w:r>
+          <w:rPr>
+            <w:cs/>
+            <w:lang w:val="en-US" w:bidi="th-TH"/>
+          </w:rPr>
+          <w:t xml:space="preserve">ภาคผนวก ค ตัวอย่างไฟล์ Markdown ที่ใช้ทดสอบ</w:t>
+        </w:r>
+        <w:r>
+          <w:tab/>
+        </w:r>
+        <w:r>
+          <w:fldChar w:fldCharType="begin"/>
+        </w:r>
+        <w:r>
+          <w:instrText xml:space="preserve"> PAGEREF _Toc90000094 \h </w:instrText>
+        </w:r>
+        <w:r>
+          <w:fldChar w:fldCharType="separate"/>
+        </w:r>
+        <w:r>
+          <w:fldChar w:fldCharType="end"/>
+        </w:r>
+      </w:hyperlink>
     </w:p>
     <w:p>
       <w:pPr>
         <w:pStyle w:val="TOC1"/>
+        <w:tabs>
+          <w:tab w:val="right" w:leader="dot" w:pos="8306"/>
+        </w:tabs>
         <w:sectPr>
           <w:footerReference w:type="default" r:id="rId7"/>
           <w:pgSz w:w="11906" w:h="16838"/>
@@ -654,25 +1284,37 @@
           <w:pgNumType w:fmt="thaiLetters"/>
         </w:sectPr>
       </w:pPr>
-      <w:r>
-        <w:rPr>
-          <w:cs/>
-          <w:lang w:val="en-US" w:bidi="th-TH"/>
-        </w:rPr>
-        <w:t xml:space="preserve">ประวัติผู้เขียน</w:t>
-      </w:r>
-      <w:r>
-        <w:rPr>
-          <w:cs/>
-          <w:lang w:val="en-US" w:bidi="th-TH"/>
-        </w:rPr>
-        <w:fldChar w:fldCharType="end"/>
-      </w:r>
+      <w:hyperlink w:anchor="_Toc90000096">
+        <w:r>
+          <w:rPr>
+            <w:cs/>
+            <w:lang w:val="en-US" w:bidi="th-TH"/>
+          </w:rPr>
+          <w:t xml:space="preserve">ประวัติผู้เขียน</w:t>
+        </w:r>
+        <w:r>
+          <w:tab/>
+        </w:r>
+        <w:r>
+          <w:fldChar w:fldCharType="begin"/>
+        </w:r>
+        <w:r>
+          <w:instrText xml:space="preserve"> PAGEREF _Toc90000096 \h </w:instrText>
+        </w:r>
+        <w:r>
+          <w:fldChar w:fldCharType="separate"/>
+        </w:r>
+        <w:r>
+          <w:fldChar w:fldCharType="end"/>
+        </w:r>
+      </w:hyperlink>
     </w:p>
     <w:p>
       <w:pPr>
         <w:pStyle w:val="Heading1"/>
       </w:pPr>
+      <w:bookmarkStart w:id="20" w:name="_Toc90000019"/>
+      <w:bookmarkEnd w:id="20"/>
       <w:r>
         <w:rPr>
           <w:cs/>
@@ -684,75 +1326,137 @@
     <w:p>
       <w:pPr>
         <w:pStyle w:val="TOC1"/>
-      </w:pPr>
-      <w:r>
-        <w:rPr>
-          <w:cs/>
-          <w:lang w:val="en-US" w:bidi="th-TH"/>
-        </w:rPr>
-        <w:fldChar w:fldCharType="begin"/>
-      </w:r>
-      <w:r>
-        <w:rPr>
-          <w:cs/>
-          <w:lang w:val="en-US" w:bidi="th-TH"/>
-        </w:rPr>
-        <w:instrText xml:space="preserve"> TOC \h \z \c "Table" </w:instrText>
-      </w:r>
-      <w:r>
-        <w:rPr>
-          <w:cs/>
-          <w:lang w:val="en-US" w:bidi="th-TH"/>
-        </w:rPr>
-        <w:fldChar w:fldCharType="separate"/>
-      </w:r>
-      <w:r>
-        <w:rPr>
-          <w:cs/>
-          <w:lang w:val="en-US" w:bidi="th-TH"/>
-        </w:rPr>
-        <w:t xml:space="preserve">ตารางที่ 1-1 ประโยชน์ที่คาดว่าจะได้รับจำแนกตามกลุ่มผู้ใช้</w:t>
-      </w:r>
+        <w:tabs>
+          <w:tab w:val="right" w:leader="dot" w:pos="8306"/>
+        </w:tabs>
+      </w:pPr>
+      <w:hyperlink w:anchor="_Toc90000038">
+        <w:r>
+          <w:rPr>
+            <w:cs/>
+            <w:lang w:val="en-US" w:bidi="th-TH"/>
+          </w:rPr>
+          <w:t xml:space="preserve">ตารางที่ 1-1 ประโยชน์ที่คาดว่าจะได้รับจำแนกตามกลุ่มผู้ใช้</w:t>
+        </w:r>
+        <w:r>
+          <w:tab/>
+        </w:r>
+        <w:r>
+          <w:fldChar w:fldCharType="begin"/>
+        </w:r>
+        <w:r>
+          <w:instrText xml:space="preserve"> PAGEREF _Toc90000038 \h </w:instrText>
+        </w:r>
+        <w:r>
+          <w:fldChar w:fldCharType="separate"/>
+        </w:r>
+        <w:r>
+          <w:fldChar w:fldCharType="end"/>
+        </w:r>
+      </w:hyperlink>
     </w:p>
     <w:p>
       <w:pPr>
         <w:pStyle w:val="TOC1"/>
-      </w:pPr>
-      <w:r>
-        <w:rPr>
-          <w:cs/>
-          <w:lang w:val="en-US" w:bidi="th-TH"/>
-        </w:rPr>
-        <w:t xml:space="preserve">ตารางที่ 2-1 เปรียบเทียบคุณสมบัติข้อความละตินและข้อความ complex script</w:t>
-      </w:r>
+        <w:tabs>
+          <w:tab w:val="right" w:leader="dot" w:pos="8306"/>
+        </w:tabs>
+      </w:pPr>
+      <w:hyperlink w:anchor="_Toc90000045">
+        <w:r>
+          <w:rPr>
+            <w:cs/>
+            <w:lang w:val="en-US" w:bidi="th-TH"/>
+          </w:rPr>
+          <w:t xml:space="preserve">ตารางที่ 2-1 เปรียบเทียบคุณสมบัติข้อความละตินและข้อความ complex script</w:t>
+        </w:r>
+        <w:r>
+          <w:tab/>
+        </w:r>
+        <w:r>
+          <w:fldChar w:fldCharType="begin"/>
+        </w:r>
+        <w:r>
+          <w:instrText xml:space="preserve"> PAGEREF _Toc90000045 \h </w:instrText>
+        </w:r>
+        <w:r>
+          <w:fldChar w:fldCharType="separate"/>
+        </w:r>
+        <w:r>
+          <w:fldChar w:fldCharType="end"/>
+        </w:r>
+      </w:hyperlink>
     </w:p>
     <w:p>
       <w:pPr>
         <w:pStyle w:val="TOC1"/>
-      </w:pPr>
-      <w:r>
-        <w:rPr>
-          <w:cs/>
-          <w:lang w:val="en-US" w:bidi="th-TH"/>
-        </w:rPr>
-        <w:t xml:space="preserve">ตารางที่ 4-1 ผลการตรวจการแสดงผลจำแนกตามรายการตรวจ</w:t>
-      </w:r>
+        <w:tabs>
+          <w:tab w:val="right" w:leader="dot" w:pos="8306"/>
+        </w:tabs>
+      </w:pPr>
+      <w:hyperlink w:anchor="_Toc90000065">
+        <w:r>
+          <w:rPr>
+            <w:cs/>
+            <w:lang w:val="en-US" w:bidi="th-TH"/>
+          </w:rPr>
+          <w:t xml:space="preserve">ตารางที่ 4-1 ผลการตรวจการแสดงผลจำแนกตามรายการตรวจ</w:t>
+        </w:r>
+        <w:r>
+          <w:tab/>
+        </w:r>
+        <w:r>
+          <w:fldChar w:fldCharType="begin"/>
+        </w:r>
+        <w:r>
+          <w:instrText xml:space="preserve"> PAGEREF _Toc90000065 \h </w:instrText>
+        </w:r>
+        <w:r>
+          <w:fldChar w:fldCharType="separate"/>
+        </w:r>
+        <w:r>
+          <w:fldChar w:fldCharType="end"/>
+        </w:r>
+      </w:hyperlink>
     </w:p>
     <w:p>
       <w:pPr>
         <w:pStyle w:val="TOC1"/>
-      </w:pPr>
-      <w:r>
-        <w:rPr>
-          <w:cs/>
-          <w:lang w:val="en-US" w:bidi="th-TH"/>
-        </w:rPr>
-        <w:t xml:space="preserve">ตารางที่ ก-1 ข้อมูลทั่วไปของผู้ตอบแบบสอบถาม</w:t>
-      </w:r>
+        <w:tabs>
+          <w:tab w:val="right" w:leader="dot" w:pos="8306"/>
+        </w:tabs>
+      </w:pPr>
+      <w:hyperlink w:anchor="_Toc90000085">
+        <w:r>
+          <w:rPr>
+            <w:cs/>
+            <w:lang w:val="en-US" w:bidi="th-TH"/>
+          </w:rPr>
+          <w:t xml:space="preserve">ตารางที่ ก-1 ข้อมูลทั่วไปของผู้ตอบแบบสอบถาม</w:t>
+        </w:r>
+        <w:r>
+          <w:tab/>
+        </w:r>
+        <w:r>
+          <w:fldChar w:fldCharType="begin"/>
+        </w:r>
+        <w:r>
+          <w:instrText xml:space="preserve"> PAGEREF _Toc90000085 \h </w:instrText>
+        </w:r>
+        <w:r>
+          <w:fldChar w:fldCharType="separate"/>
+        </w:r>
+        <w:r>
+          <w:fldChar w:fldCharType="end"/>
+        </w:r>
+      </w:hyperlink>
     </w:p>
     <w:p>
       <w:pPr>
         <w:pStyle w:val="TOC1"/>
+        <w:tabs>
+          <w:tab w:val="right" w:leader="dot" w:pos="8306"/>
+        </w:tabs>
         <w:sectPr>
           <w:footerReference w:type="default" r:id="rId7"/>
           <w:pgSz w:w="11906" w:h="16838"/>
@@ -760,25 +1464,37 @@
           <w:pgNumType w:fmt="thaiLetters"/>
         </w:sectPr>
       </w:pPr>
-      <w:r>
-        <w:rPr>
-          <w:cs/>
-          <w:lang w:val="en-US" w:bidi="th-TH"/>
-        </w:rPr>
-        <w:t xml:space="preserve">ตารางที่ ข-1 ค่าดัชนีความสอดคล้องของแบบประเมิน</w:t>
-      </w:r>
-      <w:r>
-        <w:rPr>
-          <w:cs/>
-          <w:lang w:val="en-US" w:bidi="th-TH"/>
-        </w:rPr>
-        <w:fldChar w:fldCharType="end"/>
-      </w:r>
+      <w:hyperlink w:anchor="_Toc90000090">
+        <w:r>
+          <w:rPr>
+            <w:cs/>
+            <w:lang w:val="en-US" w:bidi="th-TH"/>
+          </w:rPr>
+          <w:t xml:space="preserve">ตารางที่ ข-1 ค่าดัชนีความสอดคล้องของแบบประเมิน</w:t>
+        </w:r>
+        <w:r>
+          <w:tab/>
+        </w:r>
+        <w:r>
+          <w:fldChar w:fldCharType="begin"/>
+        </w:r>
+        <w:r>
+          <w:instrText xml:space="preserve"> PAGEREF _Toc90000090 \h </w:instrText>
+        </w:r>
+        <w:r>
+          <w:fldChar w:fldCharType="separate"/>
+        </w:r>
+        <w:r>
+          <w:fldChar w:fldCharType="end"/>
+        </w:r>
+      </w:hyperlink>
     </w:p>
     <w:p>
       <w:pPr>
         <w:pStyle w:val="Heading1"/>
       </w:pPr>
+      <w:bookmarkStart w:id="22" w:name="_Toc90000021"/>
+      <w:bookmarkEnd w:id="22"/>
       <w:r>
         <w:rPr>
           <w:cs/>
@@ -790,63 +1506,105 @@
     <w:p>
       <w:pPr>
         <w:pStyle w:val="TOC1"/>
-      </w:pPr>
-      <w:r>
-        <w:rPr>
-          <w:cs/>
-          <w:lang w:val="en-US" w:bidi="th-TH"/>
-        </w:rPr>
-        <w:fldChar w:fldCharType="begin"/>
-      </w:r>
-      <w:r>
-        <w:rPr>
-          <w:cs/>
-          <w:lang w:val="en-US" w:bidi="th-TH"/>
-        </w:rPr>
-        <w:instrText xml:space="preserve"> TOC \h \z \c "Figure" </w:instrText>
-      </w:r>
-      <w:r>
-        <w:rPr>
-          <w:cs/>
-          <w:lang w:val="en-US" w:bidi="th-TH"/>
-        </w:rPr>
-        <w:fldChar w:fldCharType="separate"/>
-      </w:r>
-      <w:r>
-        <w:rPr>
-          <w:cs/>
-          <w:lang w:val="en-US" w:bidi="th-TH"/>
-        </w:rPr>
-        <w:t xml:space="preserve">รูปที่ 2-1 อัตราการแสดงผลถูกต้องจำแนกตามประเภทเอกสาร</w:t>
-      </w:r>
+        <w:tabs>
+          <w:tab w:val="right" w:leader="dot" w:pos="8306"/>
+        </w:tabs>
+      </w:pPr>
+      <w:hyperlink w:anchor="_Toc90000048">
+        <w:r>
+          <w:rPr>
+            <w:cs/>
+            <w:lang w:val="en-US" w:bidi="th-TH"/>
+          </w:rPr>
+          <w:t xml:space="preserve">รูปที่ 2-1 อัตราการแสดงผลถูกต้องจำแนกตามประเภทเอกสาร</w:t>
+        </w:r>
+        <w:r>
+          <w:tab/>
+        </w:r>
+        <w:r>
+          <w:fldChar w:fldCharType="begin"/>
+        </w:r>
+        <w:r>
+          <w:instrText xml:space="preserve"> PAGEREF _Toc90000048 \h </w:instrText>
+        </w:r>
+        <w:r>
+          <w:fldChar w:fldCharType="separate"/>
+        </w:r>
+        <w:r>
+          <w:fldChar w:fldCharType="end"/>
+        </w:r>
+      </w:hyperlink>
     </w:p>
     <w:p>
       <w:pPr>
         <w:pStyle w:val="TOC1"/>
-      </w:pPr>
-      <w:r>
-        <w:rPr>
-          <w:cs/>
-          <w:lang w:val="en-US" w:bidi="th-TH"/>
-        </w:rPr>
-        <w:t xml:space="preserve">รูปที่ 3-1 ขั้นตอนการทำงานของระบบสร้างเอกสาร</w:t>
-      </w:r>
+        <w:tabs>
+          <w:tab w:val="right" w:leader="dot" w:pos="8306"/>
+        </w:tabs>
+      </w:pPr>
+      <w:hyperlink w:anchor="_Toc90000060">
+        <w:r>
+          <w:rPr>
+            <w:cs/>
+            <w:lang w:val="en-US" w:bidi="th-TH"/>
+          </w:rPr>
+          <w:t xml:space="preserve">รูปที่ 3-1 ขั้นตอนการทำงานของระบบสร้างเอกสาร</w:t>
+        </w:r>
+        <w:r>
+          <w:tab/>
+        </w:r>
+        <w:r>
+          <w:fldChar w:fldCharType="begin"/>
+        </w:r>
+        <w:r>
+          <w:instrText xml:space="preserve"> PAGEREF _Toc90000060 \h </w:instrText>
+        </w:r>
+        <w:r>
+          <w:fldChar w:fldCharType="separate"/>
+        </w:r>
+        <w:r>
+          <w:fldChar w:fldCharType="end"/>
+        </w:r>
+      </w:hyperlink>
     </w:p>
     <w:p>
       <w:pPr>
         <w:pStyle w:val="TOC1"/>
-      </w:pPr>
-      <w:r>
-        <w:rPr>
-          <w:cs/>
-          <w:lang w:val="en-US" w:bidi="th-TH"/>
-        </w:rPr>
-        <w:t xml:space="preserve">รูปที่ 4-1 สรุปผลการตรวจจำแนกตามโปรแกรม</w:t>
-      </w:r>
+        <w:tabs>
+          <w:tab w:val="right" w:leader="dot" w:pos="8306"/>
+        </w:tabs>
+      </w:pPr>
+      <w:hyperlink w:anchor="_Toc90000068">
+        <w:r>
+          <w:rPr>
+            <w:cs/>
+            <w:lang w:val="en-US" w:bidi="th-TH"/>
+          </w:rPr>
+          <w:t xml:space="preserve">รูปที่ 4-1 สรุปผลการตรวจจำแนกตามโปรแกรม</w:t>
+        </w:r>
+        <w:r>
+          <w:tab/>
+        </w:r>
+        <w:r>
+          <w:fldChar w:fldCharType="begin"/>
+        </w:r>
+        <w:r>
+          <w:instrText xml:space="preserve"> PAGEREF _Toc90000068 \h </w:instrText>
+        </w:r>
+        <w:r>
+          <w:fldChar w:fldCharType="separate"/>
+        </w:r>
+        <w:r>
+          <w:fldChar w:fldCharType="end"/>
+        </w:r>
+      </w:hyperlink>
     </w:p>
     <w:p>
       <w:pPr>
         <w:pStyle w:val="TOC1"/>
+        <w:tabs>
+          <w:tab w:val="right" w:leader="dot" w:pos="8306"/>
+        </w:tabs>
         <w:sectPr>
           <w:footerReference w:type="default" r:id="rId7"/>
           <w:pgSz w:w="11906" w:h="16838"/>
@@ -854,25 +1612,37 @@
           <w:pgNumType w:fmt="thaiLetters"/>
         </w:sectPr>
       </w:pPr>
-      <w:r>
-        <w:rPr>
-          <w:cs/>
-          <w:lang w:val="en-US" w:bidi="th-TH"/>
-        </w:rPr>
-        <w:t xml:space="preserve">รูปที่ ข-1 ขั้นตอนการตรวจสอบความเที่ยงตรง</w:t>
-      </w:r>
-      <w:r>
-        <w:rPr>
-          <w:cs/>
-          <w:lang w:val="en-US" w:bidi="th-TH"/>
-        </w:rPr>
-        <w:fldChar w:fldCharType="end"/>
-      </w:r>
+      <w:hyperlink w:anchor="_Toc90000093">
+        <w:r>
+          <w:rPr>
+            <w:cs/>
+            <w:lang w:val="en-US" w:bidi="th-TH"/>
+          </w:rPr>
+          <w:t xml:space="preserve">รูปที่ ข-1 ขั้นตอนการตรวจสอบความเที่ยงตรง</w:t>
+        </w:r>
+        <w:r>
+          <w:tab/>
+        </w:r>
+        <w:r>
+          <w:fldChar w:fldCharType="begin"/>
+        </w:r>
+        <w:r>
+          <w:instrText xml:space="preserve"> PAGEREF _Toc90000093 \h </w:instrText>
+        </w:r>
+        <w:r>
+          <w:fldChar w:fldCharType="separate"/>
+        </w:r>
+        <w:r>
+          <w:fldChar w:fldCharType="end"/>
+        </w:r>
+      </w:hyperlink>
     </w:p>
     <w:p>
       <w:pPr>
         <w:pStyle w:val="Heading1"/>
       </w:pPr>
+      <w:bookmarkStart w:id="24" w:name="_Toc90000023"/>
+      <w:bookmarkEnd w:id="24"/>
       <w:r>
         <w:rPr>
           <w:cs/>
@@ -885,6 +1655,8 @@
       <w:pPr>
         <w:pStyle w:val="Heading2"/>
       </w:pPr>
+      <w:bookmarkStart w:id="25" w:name="_Toc90000024"/>
+      <w:bookmarkEnd w:id="25"/>
       <w:r>
         <w:rPr>
           <w:cs/>
@@ -1128,6 +1900,8 @@
       <w:pPr>
         <w:pStyle w:val="Heading2"/>
       </w:pPr>
+      <w:bookmarkStart w:id="29" w:name="_Toc90000028"/>
+      <w:bookmarkEnd w:id="29"/>
       <w:r>
         <w:rPr>
           <w:cs/>
@@ -1269,6 +2043,8 @@
       <w:pPr>
         <w:pStyle w:val="Heading2"/>
       </w:pPr>
+      <w:bookmarkStart w:id="31" w:name="_Toc90000030"/>
+      <w:bookmarkEnd w:id="31"/>
       <w:r>
         <w:rPr>
           <w:cs/>
@@ -1281,6 +2057,8 @@
       <w:pPr>
         <w:pStyle w:val="Heading3"/>
       </w:pPr>
+      <w:bookmarkStart w:id="32" w:name="_Toc90000031"/>
+      <w:bookmarkEnd w:id="32"/>
       <w:r>
         <w:rPr>
           <w:cs/>
@@ -1383,6 +2161,8 @@
       <w:pPr>
         <w:pStyle w:val="Heading3"/>
       </w:pPr>
+      <w:bookmarkStart w:id="35" w:name="_Toc90000034"/>
+      <w:bookmarkEnd w:id="35"/>
       <w:r>
         <w:rPr>
           <w:cs/>
@@ -1489,6 +2269,8 @@
       <w:pPr>
         <w:pStyle w:val="Heading2"/>
       </w:pPr>
+      <w:bookmarkStart w:id="38" w:name="_Toc90000037"/>
+      <w:bookmarkEnd w:id="38"/>
       <w:r>
         <w:rPr>
           <w:cs/>
@@ -1502,6 +2284,8 @@
         <w:pStyle w:val="Caption"/>
         <w:keepNext/>
       </w:pPr>
+      <w:bookmarkStart w:id="39" w:name="_Toc90000038"/>
+      <w:bookmarkEnd w:id="39"/>
       <w:r>
         <w:rPr>
           <w:b/>
@@ -1795,6 +2579,8 @@
       <w:pPr>
         <w:pStyle w:val="Heading1"/>
       </w:pPr>
+      <w:bookmarkStart w:id="41" w:name="_Toc90000040"/>
+      <w:bookmarkEnd w:id="41"/>
       <w:r>
         <w:rPr>
           <w:cs/>
@@ -1807,6 +2593,8 @@
       <w:pPr>
         <w:pStyle w:val="Heading2"/>
       </w:pPr>
+      <w:bookmarkStart w:id="42" w:name="_Toc90000041"/>
+      <w:bookmarkEnd w:id="42"/>
       <w:r>
         <w:rPr>
           <w:cs/>
@@ -1852,6 +2640,8 @@
         <w:pStyle w:val="Caption"/>
         <w:keepNext/>
       </w:pPr>
+      <w:bookmarkStart w:id="46" w:name="_Toc90000045"/>
+      <w:bookmarkEnd w:id="46"/>
       <w:r>
         <w:rPr>
           <w:b/>
@@ -2234,6 +3024,8 @@
         <w:pStyle w:val="Caption"/>
         <w:jc w:val="center"/>
       </w:pPr>
+      <w:bookmarkStart w:id="49" w:name="_Toc90000048"/>
+      <w:bookmarkEnd w:id="49"/>
       <w:r>
         <w:rPr>
           <w:b/>
@@ -2255,6 +3047,8 @@
       <w:pPr>
         <w:pStyle w:val="Heading2"/>
       </w:pPr>
+      <w:bookmarkStart w:id="50" w:name="_Toc90000049"/>
+      <w:bookmarkEnd w:id="50"/>
       <w:r>
         <w:rPr>
           <w:cs/>
@@ -2340,6 +3134,8 @@
       <w:pPr>
         <w:pStyle w:val="Heading2"/>
       </w:pPr>
+      <w:bookmarkStart w:id="53" w:name="_Toc90000052"/>
+      <w:bookmarkEnd w:id="53"/>
       <w:r>
         <w:rPr>
           <w:cs/>
@@ -2369,6 +3165,8 @@
       <w:pPr>
         <w:pStyle w:val="Heading1"/>
       </w:pPr>
+      <w:bookmarkStart w:id="55" w:name="_Toc90000054"/>
+      <w:bookmarkEnd w:id="55"/>
       <w:r>
         <w:rPr>
           <w:cs/>
@@ -2381,6 +3179,8 @@
       <w:pPr>
         <w:pStyle w:val="Heading2"/>
       </w:pPr>
+      <w:bookmarkStart w:id="56" w:name="_Toc90000055"/>
+      <w:bookmarkEnd w:id="56"/>
       <w:r>
         <w:rPr>
           <w:cs/>
@@ -2403,6 +3203,8 @@
       <w:pPr>
         <w:pStyle w:val="Heading2"/>
       </w:pPr>
+      <w:bookmarkStart w:id="58" w:name="_Toc90000057"/>
+      <w:bookmarkEnd w:id="58"/>
       <w:r>
         <w:rPr>
           <w:cs/>
@@ -2468,6 +3270,8 @@
         <w:pStyle w:val="Caption"/>
         <w:jc w:val="center"/>
       </w:pPr>
+      <w:bookmarkStart w:id="61" w:name="_Toc90000060"/>
+      <w:bookmarkEnd w:id="61"/>
       <w:r>
         <w:rPr>
           <w:b/>
@@ -2489,6 +3293,8 @@
       <w:pPr>
         <w:pStyle w:val="Heading2"/>
       </w:pPr>
+      <w:bookmarkStart w:id="62" w:name="_Toc90000061"/>
+      <w:bookmarkEnd w:id="62"/>
       <w:r>
         <w:rPr>
           <w:cs/>
@@ -2588,6 +3394,8 @@
       <w:pPr>
         <w:pStyle w:val="Heading1"/>
       </w:pPr>
+      <w:bookmarkStart w:id="64" w:name="_Toc90000063"/>
+      <w:bookmarkEnd w:id="64"/>
       <w:r>
         <w:rPr>
           <w:cs/>
@@ -2611,6 +3419,8 @@
         <w:pStyle w:val="Caption"/>
         <w:keepNext/>
       </w:pPr>
+      <w:bookmarkStart w:id="66" w:name="_Toc90000065"/>
+      <w:bookmarkEnd w:id="66"/>
       <w:r>
         <w:rPr>
           <w:b/>
@@ -6453,6 +7263,8 @@
           <w:pgNumType w:fmt="decimal"/>
         </w:sectPr>
       </w:pPr>
+      <w:bookmarkStart w:id="69" w:name="_Toc90000068"/>
+      <w:bookmarkEnd w:id="69"/>
       <w:r>
         <w:rPr>
           <w:b/>
@@ -6474,6 +7286,8 @@
       <w:pPr>
         <w:pStyle w:val="Heading1"/>
       </w:pPr>
+      <w:bookmarkStart w:id="70" w:name="_Toc90000069"/>
+      <w:bookmarkEnd w:id="70"/>
       <w:r>
         <w:rPr>
           <w:cs/>
@@ -6486,6 +7300,8 @@
       <w:pPr>
         <w:pStyle w:val="Heading2"/>
       </w:pPr>
+      <w:bookmarkStart w:id="71" w:name="_Toc90000070"/>
+      <w:bookmarkEnd w:id="71"/>
       <w:r>
         <w:rPr>
           <w:cs/>
@@ -6508,6 +7324,8 @@
       <w:pPr>
         <w:pStyle w:val="Heading2"/>
       </w:pPr>
+      <w:bookmarkStart w:id="73" w:name="_Toc90000072"/>
+      <w:bookmarkEnd w:id="73"/>
       <w:r>
         <w:rPr>
           <w:cs/>
@@ -6530,6 +7348,8 @@
       <w:pPr>
         <w:pStyle w:val="Heading2"/>
       </w:pPr>
+      <w:bookmarkStart w:id="75" w:name="_Toc90000074"/>
+      <w:bookmarkEnd w:id="75"/>
       <w:r>
         <w:rPr>
           <w:cs/>
@@ -6565,6 +7385,8 @@
       <w:pPr>
         <w:pStyle w:val="Heading1"/>
       </w:pPr>
+      <w:bookmarkStart w:id="78" w:name="_Toc90000077"/>
+      <w:bookmarkEnd w:id="78"/>
       <w:r>
         <w:rPr>
           <w:cs/>
@@ -6682,6 +7504,8 @@
       <w:pPr>
         <w:pStyle w:val="Heading1"/>
       </w:pPr>
+      <w:bookmarkStart w:id="82" w:name="_Toc90000081"/>
+      <w:bookmarkEnd w:id="82"/>
       <w:r>
         <w:rPr>
           <w:cs/>
@@ -6694,6 +7518,8 @@
       <w:pPr>
         <w:pStyle w:val="Heading2"/>
       </w:pPr>
+      <w:bookmarkStart w:id="83" w:name="_Toc90000082"/>
+      <w:bookmarkEnd w:id="83"/>
       <w:r>
         <w:rPr>
           <w:cs/>
@@ -6780,6 +7606,8 @@
         <w:pStyle w:val="Caption"/>
         <w:keepNext/>
       </w:pPr>
+      <w:bookmarkStart w:id="86" w:name="_Toc90000085"/>
+      <w:bookmarkEnd w:id="86"/>
       <w:r>
         <w:rPr>
           <w:b/>
@@ -7001,6 +7829,8 @@
       <w:pPr>
         <w:pStyle w:val="Heading2"/>
       </w:pPr>
+      <w:bookmarkStart w:id="88" w:name="_Toc90000087"/>
+      <w:bookmarkEnd w:id="88"/>
       <w:r>
         <w:rPr>
           <w:cs/>
@@ -7030,6 +7860,8 @@
       <w:pPr>
         <w:pStyle w:val="Heading1"/>
       </w:pPr>
+      <w:bookmarkStart w:id="90" w:name="_Toc90000089"/>
+      <w:bookmarkEnd w:id="90"/>
       <w:r>
         <w:rPr>
           <w:cs/>
@@ -7043,6 +7875,8 @@
         <w:pStyle w:val="Caption"/>
         <w:keepNext/>
       </w:pPr>
+      <w:bookmarkStart w:id="91" w:name="_Toc90000090"/>
+      <w:bookmarkEnd w:id="91"/>
       <w:r>
         <w:rPr>
           <w:b/>
@@ -7522,6 +8356,8 @@
           <w:pgNumType w:fmt="decimal"/>
         </w:sectPr>
       </w:pPr>
+      <w:bookmarkStart w:id="94" w:name="_Toc90000093"/>
+      <w:bookmarkEnd w:id="94"/>
       <w:r>
         <w:rPr>
           <w:b/>
@@ -7543,6 +8379,8 @@
       <w:pPr>
         <w:pStyle w:val="Heading1"/>
       </w:pPr>
+      <w:bookmarkStart w:id="95" w:name="_Toc90000094"/>
+      <w:bookmarkEnd w:id="95"/>
       <w:r>
         <w:rPr>
           <w:cs/>
@@ -7645,6 +8483,8 @@
       <w:pPr>
         <w:pStyle w:val="Heading1"/>
       </w:pPr>
+      <w:bookmarkStart w:id="97" w:name="_Toc90000096"/>
+      <w:bookmarkEnd w:id="97"/>
       <w:r>
         <w:rPr>
           <w:cs/>

--- a/tests/golden/thesis-text.docx
+++ b/tests/golden/thesis-text.docx
@@ -66,8 +66,6 @@
       <w:pPr>
         <w:pStyle w:val="Heading1"/>
       </w:pPr>
-      <w:bookmarkStart w:id="6" w:name="_Toc90000005"/>
-      <w:bookmarkEnd w:id="6"/>
       <w:r>
         <w:rPr>
           <w:cs/>
@@ -136,8 +134,6 @@
       <w:pPr>
         <w:pStyle w:val="Heading1"/>
       </w:pPr>
-      <w:bookmarkStart w:id="11" w:name="_Toc90000010"/>
-      <w:bookmarkEnd w:id="11"/>
       <w:r>
         <w:rPr>
           <w:cs/>
@@ -186,8 +182,6 @@
       <w:pPr>
         <w:pStyle w:val="Heading1"/>
       </w:pPr>
-      <w:bookmarkStart w:id="14" w:name="_Toc90000013"/>
-      <w:bookmarkEnd w:id="14"/>
       <w:r>
         <w:rPr>
           <w:cs/>
@@ -237,8 +231,6 @@
       <w:pPr>
         <w:pStyle w:val="Heading1"/>
       </w:pPr>
-      <w:bookmarkStart w:id="18" w:name="_Toc90000017"/>
-      <w:bookmarkEnd w:id="18"/>
       <w:r>
         <w:rPr>
           <w:cs/>
@@ -250,1033 +242,411 @@
     <w:p>
       <w:pPr>
         <w:pStyle w:val="TOC1"/>
-        <w:tabs>
-          <w:tab w:val="right" w:leader="dot" w:pos="8306"/>
-        </w:tabs>
-      </w:pPr>
-      <w:hyperlink w:anchor="_Toc90000005">
-        <w:r>
-          <w:rPr>
-            <w:cs/>
-            <w:lang w:val="en-US" w:bidi="th-TH"/>
-          </w:rPr>
-          <w:t xml:space="preserve">บทคัดย่อ</w:t>
-        </w:r>
-        <w:r>
-          <w:tab/>
-        </w:r>
-        <w:r>
-          <w:fldChar w:fldCharType="begin"/>
-        </w:r>
-        <w:r>
-          <w:instrText xml:space="preserve"> PAGEREF _Toc90000005 \h </w:instrText>
-        </w:r>
-        <w:r>
-          <w:fldChar w:fldCharType="separate"/>
-        </w:r>
-        <w:r>
-          <w:fldChar w:fldCharType="end"/>
-        </w:r>
-      </w:hyperlink>
+      </w:pPr>
+      <w:r>
+        <w:rPr>
+          <w:cs/>
+          <w:lang w:val="en-US" w:bidi="th-TH"/>
+        </w:rPr>
+        <w:fldChar w:fldCharType="begin"/>
+      </w:r>
+      <w:r>
+        <w:rPr>
+          <w:cs/>
+          <w:lang w:val="en-US" w:bidi="th-TH"/>
+        </w:rPr>
+        <w:instrText xml:space="preserve"> TOC \o "1-3" \h \z \u </w:instrText>
+      </w:r>
+      <w:r>
+        <w:rPr>
+          <w:cs/>
+          <w:lang w:val="en-US" w:bidi="th-TH"/>
+        </w:rPr>
+        <w:fldChar w:fldCharType="separate"/>
+      </w:r>
+      <w:r>
+        <w:rPr>
+          <w:cs/>
+          <w:lang w:val="en-US" w:bidi="th-TH"/>
+        </w:rPr>
+        <w:t xml:space="preserve">บทคัดย่อ</w:t>
+      </w:r>
     </w:p>
     <w:p>
       <w:pPr>
         <w:pStyle w:val="TOC1"/>
-        <w:tabs>
-          <w:tab w:val="right" w:leader="dot" w:pos="8306"/>
-        </w:tabs>
-      </w:pPr>
-      <w:hyperlink w:anchor="_Toc90000010">
-        <w:r>
-          <w:rPr>
-            <w:cs/>
-            <w:lang w:val="en-US" w:bidi="th-TH"/>
-          </w:rPr>
-          <w:t xml:space="preserve">Abstract</w:t>
-        </w:r>
-        <w:r>
-          <w:tab/>
-        </w:r>
-        <w:r>
-          <w:fldChar w:fldCharType="begin"/>
-        </w:r>
-        <w:r>
-          <w:instrText xml:space="preserve"> PAGEREF _Toc90000010 \h </w:instrText>
-        </w:r>
-        <w:r>
-          <w:fldChar w:fldCharType="separate"/>
-        </w:r>
-        <w:r>
-          <w:fldChar w:fldCharType="end"/>
-        </w:r>
-      </w:hyperlink>
+      </w:pPr>
+      <w:r>
+        <w:rPr>
+          <w:cs/>
+          <w:lang w:val="en-US" w:bidi="th-TH"/>
+        </w:rPr>
+        <w:t xml:space="preserve">Abstract</w:t>
+      </w:r>
     </w:p>
     <w:p>
       <w:pPr>
         <w:pStyle w:val="TOC1"/>
-        <w:tabs>
-          <w:tab w:val="right" w:leader="dot" w:pos="8306"/>
-        </w:tabs>
-      </w:pPr>
-      <w:hyperlink w:anchor="_Toc90000013">
-        <w:r>
-          <w:rPr>
-            <w:cs/>
-            <w:lang w:val="en-US" w:bidi="th-TH"/>
-          </w:rPr>
-          <w:t xml:space="preserve">กิตติกรรมประกาศ</w:t>
-        </w:r>
-        <w:r>
-          <w:tab/>
-        </w:r>
-        <w:r>
-          <w:fldChar w:fldCharType="begin"/>
-        </w:r>
-        <w:r>
-          <w:instrText xml:space="preserve"> PAGEREF _Toc90000013 \h </w:instrText>
-        </w:r>
-        <w:r>
-          <w:fldChar w:fldCharType="separate"/>
-        </w:r>
-        <w:r>
-          <w:fldChar w:fldCharType="end"/>
-        </w:r>
-      </w:hyperlink>
+      </w:pPr>
+      <w:r>
+        <w:rPr>
+          <w:cs/>
+          <w:lang w:val="en-US" w:bidi="th-TH"/>
+        </w:rPr>
+        <w:t xml:space="preserve">กิตติกรรมประกาศ</w:t>
+      </w:r>
     </w:p>
     <w:p>
       <w:pPr>
         <w:pStyle w:val="TOC1"/>
-        <w:tabs>
-          <w:tab w:val="right" w:leader="dot" w:pos="8306"/>
-        </w:tabs>
-      </w:pPr>
-      <w:hyperlink w:anchor="_Toc90000017">
-        <w:r>
-          <w:rPr>
-            <w:cs/>
-            <w:lang w:val="en-US" w:bidi="th-TH"/>
-          </w:rPr>
-          <w:t xml:space="preserve">สารบัญ</w:t>
-        </w:r>
-        <w:r>
-          <w:tab/>
-        </w:r>
-        <w:r>
-          <w:fldChar w:fldCharType="begin"/>
-        </w:r>
-        <w:r>
-          <w:instrText xml:space="preserve"> PAGEREF _Toc90000017 \h </w:instrText>
-        </w:r>
-        <w:r>
-          <w:fldChar w:fldCharType="separate"/>
-        </w:r>
-        <w:r>
-          <w:fldChar w:fldCharType="end"/>
-        </w:r>
-      </w:hyperlink>
+      </w:pPr>
+      <w:r>
+        <w:rPr>
+          <w:cs/>
+          <w:lang w:val="en-US" w:bidi="th-TH"/>
+        </w:rPr>
+        <w:t xml:space="preserve">สารบัญ</w:t>
+      </w:r>
     </w:p>
     <w:p>
       <w:pPr>
         <w:pStyle w:val="TOC1"/>
-        <w:tabs>
-          <w:tab w:val="right" w:leader="dot" w:pos="8306"/>
-        </w:tabs>
-      </w:pPr>
-      <w:hyperlink w:anchor="_Toc90000019">
-        <w:r>
-          <w:rPr>
-            <w:cs/>
-            <w:lang w:val="en-US" w:bidi="th-TH"/>
-          </w:rPr>
-          <w:t xml:space="preserve">สารบัญตาราง</w:t>
-        </w:r>
-        <w:r>
-          <w:tab/>
-        </w:r>
-        <w:r>
-          <w:fldChar w:fldCharType="begin"/>
-        </w:r>
-        <w:r>
-          <w:instrText xml:space="preserve"> PAGEREF _Toc90000019 \h </w:instrText>
-        </w:r>
-        <w:r>
-          <w:fldChar w:fldCharType="separate"/>
-        </w:r>
-        <w:r>
-          <w:fldChar w:fldCharType="end"/>
-        </w:r>
-      </w:hyperlink>
+      </w:pPr>
+      <w:r>
+        <w:rPr>
+          <w:cs/>
+          <w:lang w:val="en-US" w:bidi="th-TH"/>
+        </w:rPr>
+        <w:t xml:space="preserve">สารบัญตาราง</w:t>
+      </w:r>
     </w:p>
     <w:p>
       <w:pPr>
         <w:pStyle w:val="TOC1"/>
-        <w:tabs>
-          <w:tab w:val="right" w:leader="dot" w:pos="8306"/>
-        </w:tabs>
-      </w:pPr>
-      <w:hyperlink w:anchor="_Toc90000021">
-        <w:r>
-          <w:rPr>
-            <w:cs/>
-            <w:lang w:val="en-US" w:bidi="th-TH"/>
-          </w:rPr>
-          <w:t xml:space="preserve">สารบัญภาพ</w:t>
-        </w:r>
-        <w:r>
-          <w:tab/>
-        </w:r>
-        <w:r>
-          <w:fldChar w:fldCharType="begin"/>
-        </w:r>
-        <w:r>
-          <w:instrText xml:space="preserve"> PAGEREF _Toc90000021 \h </w:instrText>
-        </w:r>
-        <w:r>
-          <w:fldChar w:fldCharType="separate"/>
-        </w:r>
-        <w:r>
-          <w:fldChar w:fldCharType="end"/>
-        </w:r>
-      </w:hyperlink>
+      </w:pPr>
+      <w:r>
+        <w:rPr>
+          <w:cs/>
+          <w:lang w:val="en-US" w:bidi="th-TH"/>
+        </w:rPr>
+        <w:t xml:space="preserve">สารบัญภาพ</w:t>
+      </w:r>
     </w:p>
     <w:p>
       <w:pPr>
         <w:pStyle w:val="TOC1"/>
-        <w:tabs>
-          <w:tab w:val="right" w:leader="dot" w:pos="8306"/>
-        </w:tabs>
-      </w:pPr>
-      <w:hyperlink w:anchor="_Toc90000023">
-        <w:r>
-          <w:rPr>
-            <w:cs/>
-            <w:lang w:val="en-US" w:bidi="th-TH"/>
-          </w:rPr>
-          <w:t xml:space="preserve">บทที่ 1 บทนำ</w:t>
-        </w:r>
-        <w:r>
-          <w:tab/>
-        </w:r>
-        <w:r>
-          <w:fldChar w:fldCharType="begin"/>
-        </w:r>
-        <w:r>
-          <w:instrText xml:space="preserve"> PAGEREF _Toc90000023 \h </w:instrText>
-        </w:r>
-        <w:r>
-          <w:fldChar w:fldCharType="separate"/>
-        </w:r>
-        <w:r>
-          <w:fldChar w:fldCharType="end"/>
-        </w:r>
-      </w:hyperlink>
+      </w:pPr>
+      <w:r>
+        <w:rPr>
+          <w:cs/>
+          <w:lang w:val="en-US" w:bidi="th-TH"/>
+        </w:rPr>
+        <w:t xml:space="preserve">บทที่ 1 บทนำ</w:t>
+      </w:r>
     </w:p>
     <w:p>
       <w:pPr>
         <w:pStyle w:val="TOC2"/>
-        <w:tabs>
-          <w:tab w:val="right" w:leader="dot" w:pos="8306"/>
-        </w:tabs>
-      </w:pPr>
-      <w:hyperlink w:anchor="_Toc90000024">
-        <w:r>
-          <w:rPr>
-            <w:cs/>
-            <w:lang w:val="en-US" w:bidi="th-TH"/>
-          </w:rPr>
-          <w:t xml:space="preserve">1.1 ความเป็นมาและความสำคัญของปัญหา</w:t>
-        </w:r>
-        <w:r>
-          <w:tab/>
-        </w:r>
-        <w:r>
-          <w:fldChar w:fldCharType="begin"/>
-        </w:r>
-        <w:r>
-          <w:instrText xml:space="preserve"> PAGEREF _Toc90000024 \h </w:instrText>
-        </w:r>
-        <w:r>
-          <w:fldChar w:fldCharType="separate"/>
-        </w:r>
-        <w:r>
-          <w:fldChar w:fldCharType="end"/>
-        </w:r>
-      </w:hyperlink>
+      </w:pPr>
+      <w:r>
+        <w:rPr>
+          <w:cs/>
+          <w:lang w:val="en-US" w:bidi="th-TH"/>
+        </w:rPr>
+        <w:t xml:space="preserve">1.1 ความเป็นมาและความสำคัญของปัญหา</w:t>
+      </w:r>
     </w:p>
     <w:p>
       <w:pPr>
         <w:pStyle w:val="TOC2"/>
-        <w:tabs>
-          <w:tab w:val="right" w:leader="dot" w:pos="8306"/>
-        </w:tabs>
-      </w:pPr>
-      <w:hyperlink w:anchor="_Toc90000028">
-        <w:r>
-          <w:rPr>
-            <w:cs/>
-            <w:lang w:val="en-US" w:bidi="th-TH"/>
-          </w:rPr>
-          <w:t xml:space="preserve">1.2 วัตถุประสงค์ของการวิจัย</w:t>
-        </w:r>
-        <w:r>
-          <w:tab/>
-        </w:r>
-        <w:r>
-          <w:fldChar w:fldCharType="begin"/>
-        </w:r>
-        <w:r>
-          <w:instrText xml:space="preserve"> PAGEREF _Toc90000028 \h </w:instrText>
-        </w:r>
-        <w:r>
-          <w:fldChar w:fldCharType="separate"/>
-        </w:r>
-        <w:r>
-          <w:fldChar w:fldCharType="end"/>
-        </w:r>
-      </w:hyperlink>
+      </w:pPr>
+      <w:r>
+        <w:rPr>
+          <w:cs/>
+          <w:lang w:val="en-US" w:bidi="th-TH"/>
+        </w:rPr>
+        <w:t xml:space="preserve">1.2 วัตถุประสงค์ของการวิจัย</w:t>
+      </w:r>
     </w:p>
     <w:p>
       <w:pPr>
         <w:pStyle w:val="TOC2"/>
-        <w:tabs>
-          <w:tab w:val="right" w:leader="dot" w:pos="8306"/>
-        </w:tabs>
-      </w:pPr>
-      <w:hyperlink w:anchor="_Toc90000030">
-        <w:r>
-          <w:rPr>
-            <w:cs/>
-            <w:lang w:val="en-US" w:bidi="th-TH"/>
-          </w:rPr>
-          <w:t xml:space="preserve">1.3 ขอบเขตของการวิจัย</w:t>
-        </w:r>
-        <w:r>
-          <w:tab/>
-        </w:r>
-        <w:r>
-          <w:fldChar w:fldCharType="begin"/>
-        </w:r>
-        <w:r>
-          <w:instrText xml:space="preserve"> PAGEREF _Toc90000030 \h </w:instrText>
-        </w:r>
-        <w:r>
-          <w:fldChar w:fldCharType="separate"/>
-        </w:r>
-        <w:r>
-          <w:fldChar w:fldCharType="end"/>
-        </w:r>
-      </w:hyperlink>
+      </w:pPr>
+      <w:r>
+        <w:rPr>
+          <w:cs/>
+          <w:lang w:val="en-US" w:bidi="th-TH"/>
+        </w:rPr>
+        <w:t xml:space="preserve">1.3 ขอบเขตของการวิจัย</w:t>
+      </w:r>
     </w:p>
     <w:p>
       <w:pPr>
         <w:pStyle w:val="TOC3"/>
-        <w:tabs>
-          <w:tab w:val="right" w:leader="dot" w:pos="8306"/>
-        </w:tabs>
-      </w:pPr>
-      <w:hyperlink w:anchor="_Toc90000031">
-        <w:r>
-          <w:rPr>
-            <w:cs/>
-            <w:lang w:val="en-US" w:bidi="th-TH"/>
-          </w:rPr>
-          <w:t xml:space="preserve">1.3.1 ขอบเขตด้านเนื้อหา</w:t>
-        </w:r>
-        <w:r>
-          <w:tab/>
-        </w:r>
-        <w:r>
-          <w:fldChar w:fldCharType="begin"/>
-        </w:r>
-        <w:r>
-          <w:instrText xml:space="preserve"> PAGEREF _Toc90000031 \h </w:instrText>
-        </w:r>
-        <w:r>
-          <w:fldChar w:fldCharType="separate"/>
-        </w:r>
-        <w:r>
-          <w:fldChar w:fldCharType="end"/>
-        </w:r>
-      </w:hyperlink>
+      </w:pPr>
+      <w:r>
+        <w:rPr>
+          <w:cs/>
+          <w:lang w:val="en-US" w:bidi="th-TH"/>
+        </w:rPr>
+        <w:t xml:space="preserve">1.3.1 ขอบเขตด้านเนื้อหา</w:t>
+      </w:r>
     </w:p>
     <w:p>
       <w:pPr>
         <w:pStyle w:val="TOC3"/>
-        <w:tabs>
-          <w:tab w:val="right" w:leader="dot" w:pos="8306"/>
-        </w:tabs>
-      </w:pPr>
-      <w:hyperlink w:anchor="_Toc90000034">
-        <w:r>
-          <w:rPr>
-            <w:cs/>
-            <w:lang w:val="en-US" w:bidi="th-TH"/>
-          </w:rPr>
-          <w:t xml:space="preserve">1.3.2 ขอบเขตด้านเวลา</w:t>
-        </w:r>
-        <w:r>
-          <w:tab/>
-        </w:r>
-        <w:r>
-          <w:fldChar w:fldCharType="begin"/>
-        </w:r>
-        <w:r>
-          <w:instrText xml:space="preserve"> PAGEREF _Toc90000034 \h </w:instrText>
-        </w:r>
-        <w:r>
-          <w:fldChar w:fldCharType="separate"/>
-        </w:r>
-        <w:r>
-          <w:fldChar w:fldCharType="end"/>
-        </w:r>
-      </w:hyperlink>
+      </w:pPr>
+      <w:r>
+        <w:rPr>
+          <w:cs/>
+          <w:lang w:val="en-US" w:bidi="th-TH"/>
+        </w:rPr>
+        <w:t xml:space="preserve">1.3.2 ขอบเขตด้านเวลา</w:t>
+      </w:r>
     </w:p>
     <w:p>
       <w:pPr>
         <w:pStyle w:val="TOC2"/>
-        <w:tabs>
-          <w:tab w:val="right" w:leader="dot" w:pos="8306"/>
-        </w:tabs>
-      </w:pPr>
-      <w:hyperlink w:anchor="_Toc90000037">
-        <w:r>
-          <w:rPr>
-            <w:cs/>
-            <w:lang w:val="en-US" w:bidi="th-TH"/>
-          </w:rPr>
-          <w:t xml:space="preserve">1.4 ประโยชน์ที่คาดว่าจะได้รับ</w:t>
-        </w:r>
-        <w:r>
-          <w:tab/>
-        </w:r>
-        <w:r>
-          <w:fldChar w:fldCharType="begin"/>
-        </w:r>
-        <w:r>
-          <w:instrText xml:space="preserve"> PAGEREF _Toc90000037 \h </w:instrText>
-        </w:r>
-        <w:r>
-          <w:fldChar w:fldCharType="separate"/>
-        </w:r>
-        <w:r>
-          <w:fldChar w:fldCharType="end"/>
-        </w:r>
-      </w:hyperlink>
+      </w:pPr>
+      <w:r>
+        <w:rPr>
+          <w:cs/>
+          <w:lang w:val="en-US" w:bidi="th-TH"/>
+        </w:rPr>
+        <w:t xml:space="preserve">1.4 ประโยชน์ที่คาดว่าจะได้รับ</w:t>
+      </w:r>
     </w:p>
     <w:p>
       <w:pPr>
         <w:pStyle w:val="TOC1"/>
-        <w:tabs>
-          <w:tab w:val="right" w:leader="dot" w:pos="8306"/>
-        </w:tabs>
-      </w:pPr>
-      <w:hyperlink w:anchor="_Toc90000040">
-        <w:r>
-          <w:rPr>
-            <w:cs/>
-            <w:lang w:val="en-US" w:bidi="th-TH"/>
-          </w:rPr>
-          <w:t xml:space="preserve">บทที่ 2 ทฤษฎีและงานวิจัยที่เกี่ยวข้อง</w:t>
-        </w:r>
-        <w:r>
-          <w:tab/>
-        </w:r>
-        <w:r>
-          <w:fldChar w:fldCharType="begin"/>
-        </w:r>
-        <w:r>
-          <w:instrText xml:space="preserve"> PAGEREF _Toc90000040 \h </w:instrText>
-        </w:r>
-        <w:r>
-          <w:fldChar w:fldCharType="separate"/>
-        </w:r>
-        <w:r>
-          <w:fldChar w:fldCharType="end"/>
-        </w:r>
-      </w:hyperlink>
+      </w:pPr>
+      <w:r>
+        <w:rPr>
+          <w:cs/>
+          <w:lang w:val="en-US" w:bidi="th-TH"/>
+        </w:rPr>
+        <w:t xml:space="preserve">บทที่ 2 ทฤษฎีและงานวิจัยที่เกี่ยวข้อง</w:t>
+      </w:r>
     </w:p>
     <w:p>
       <w:pPr>
         <w:pStyle w:val="TOC2"/>
-        <w:tabs>
-          <w:tab w:val="right" w:leader="dot" w:pos="8306"/>
-        </w:tabs>
-      </w:pPr>
-      <w:hyperlink w:anchor="_Toc90000041">
-        <w:r>
-          <w:rPr>
-            <w:cs/>
-            <w:lang w:val="en-US" w:bidi="th-TH"/>
-          </w:rPr>
-          <w:t xml:space="preserve">2.1 ลักษณะของอักษรไทยในเอกสารดิจิทัล</w:t>
-        </w:r>
-        <w:r>
-          <w:tab/>
-        </w:r>
-        <w:r>
-          <w:fldChar w:fldCharType="begin"/>
-        </w:r>
-        <w:r>
-          <w:instrText xml:space="preserve"> PAGEREF _Toc90000041 \h </w:instrText>
-        </w:r>
-        <w:r>
-          <w:fldChar w:fldCharType="separate"/>
-        </w:r>
-        <w:r>
-          <w:fldChar w:fldCharType="end"/>
-        </w:r>
-      </w:hyperlink>
+      </w:pPr>
+      <w:r>
+        <w:rPr>
+          <w:cs/>
+          <w:lang w:val="en-US" w:bidi="th-TH"/>
+        </w:rPr>
+        <w:t xml:space="preserve">2.1 ลักษณะของอักษรไทยในเอกสารดิจิทัล</w:t>
+      </w:r>
     </w:p>
     <w:p>
       <w:pPr>
         <w:pStyle w:val="TOC2"/>
-        <w:tabs>
-          <w:tab w:val="right" w:leader="dot" w:pos="8306"/>
-        </w:tabs>
-      </w:pPr>
-      <w:hyperlink w:anchor="_Toc90000049">
-        <w:r>
-          <w:rPr>
-            <w:cs/>
-            <w:lang w:val="en-US" w:bidi="th-TH"/>
-          </w:rPr>
-          <w:t xml:space="preserve">2.2 รูปแบบไฟล์ Office Open XML</w:t>
-        </w:r>
-        <w:r>
-          <w:tab/>
-        </w:r>
-        <w:r>
-          <w:fldChar w:fldCharType="begin"/>
-        </w:r>
-        <w:r>
-          <w:instrText xml:space="preserve"> PAGEREF _Toc90000049 \h </w:instrText>
-        </w:r>
-        <w:r>
-          <w:fldChar w:fldCharType="separate"/>
-        </w:r>
-        <w:r>
-          <w:fldChar w:fldCharType="end"/>
-        </w:r>
-      </w:hyperlink>
+      </w:pPr>
+      <w:r>
+        <w:rPr>
+          <w:cs/>
+          <w:lang w:val="en-US" w:bidi="th-TH"/>
+        </w:rPr>
+        <w:t xml:space="preserve">2.2 รูปแบบไฟล์ Office Open XML</w:t>
+      </w:r>
     </w:p>
     <w:p>
       <w:pPr>
         <w:pStyle w:val="TOC2"/>
-        <w:tabs>
-          <w:tab w:val="right" w:leader="dot" w:pos="8306"/>
-        </w:tabs>
-      </w:pPr>
-      <w:hyperlink w:anchor="_Toc90000052">
-        <w:r>
-          <w:rPr>
-            <w:cs/>
-            <w:lang w:val="en-US" w:bidi="th-TH"/>
-          </w:rPr>
-          <w:t xml:space="preserve">2.3 งานวิจัยที่เกี่ยวข้อง</w:t>
-        </w:r>
-        <w:r>
-          <w:tab/>
-        </w:r>
-        <w:r>
-          <w:fldChar w:fldCharType="begin"/>
-        </w:r>
-        <w:r>
-          <w:instrText xml:space="preserve"> PAGEREF _Toc90000052 \h </w:instrText>
-        </w:r>
-        <w:r>
-          <w:fldChar w:fldCharType="separate"/>
-        </w:r>
-        <w:r>
-          <w:fldChar w:fldCharType="end"/>
-        </w:r>
-      </w:hyperlink>
+      </w:pPr>
+      <w:r>
+        <w:rPr>
+          <w:cs/>
+          <w:lang w:val="en-US" w:bidi="th-TH"/>
+        </w:rPr>
+        <w:t xml:space="preserve">2.3 งานวิจัยที่เกี่ยวข้อง</w:t>
+      </w:r>
     </w:p>
     <w:p>
       <w:pPr>
         <w:pStyle w:val="TOC1"/>
-        <w:tabs>
-          <w:tab w:val="right" w:leader="dot" w:pos="8306"/>
-        </w:tabs>
-      </w:pPr>
-      <w:hyperlink w:anchor="_Toc90000054">
-        <w:r>
-          <w:rPr>
-            <w:cs/>
-            <w:lang w:val="en-US" w:bidi="th-TH"/>
-          </w:rPr>
-          <w:t xml:space="preserve">บทที่ 3 วิธีดำเนินการวิจัย</w:t>
-        </w:r>
-        <w:r>
-          <w:tab/>
-        </w:r>
-        <w:r>
-          <w:fldChar w:fldCharType="begin"/>
-        </w:r>
-        <w:r>
-          <w:instrText xml:space="preserve"> PAGEREF _Toc90000054 \h </w:instrText>
-        </w:r>
-        <w:r>
-          <w:fldChar w:fldCharType="separate"/>
-        </w:r>
-        <w:r>
-          <w:fldChar w:fldCharType="end"/>
-        </w:r>
-      </w:hyperlink>
+      </w:pPr>
+      <w:r>
+        <w:rPr>
+          <w:cs/>
+          <w:lang w:val="en-US" w:bidi="th-TH"/>
+        </w:rPr>
+        <w:t xml:space="preserve">บทที่ 3 วิธีดำเนินการวิจัย</w:t>
+      </w:r>
     </w:p>
     <w:p>
       <w:pPr>
         <w:pStyle w:val="TOC2"/>
-        <w:tabs>
-          <w:tab w:val="right" w:leader="dot" w:pos="8306"/>
-        </w:tabs>
-      </w:pPr>
-      <w:hyperlink w:anchor="_Toc90000055">
-        <w:r>
-          <w:rPr>
-            <w:cs/>
-            <w:lang w:val="en-US" w:bidi="th-TH"/>
-          </w:rPr>
-          <w:t xml:space="preserve">3.1 ประชากรและกลุ่มตัวอย่าง</w:t>
-        </w:r>
-        <w:r>
-          <w:tab/>
-        </w:r>
-        <w:r>
-          <w:fldChar w:fldCharType="begin"/>
-        </w:r>
-        <w:r>
-          <w:instrText xml:space="preserve"> PAGEREF _Toc90000055 \h </w:instrText>
-        </w:r>
-        <w:r>
-          <w:fldChar w:fldCharType="separate"/>
-        </w:r>
-        <w:r>
-          <w:fldChar w:fldCharType="end"/>
-        </w:r>
-      </w:hyperlink>
+      </w:pPr>
+      <w:r>
+        <w:rPr>
+          <w:cs/>
+          <w:lang w:val="en-US" w:bidi="th-TH"/>
+        </w:rPr>
+        <w:t xml:space="preserve">3.1 ประชากรและกลุ่มตัวอย่าง</w:t>
+      </w:r>
     </w:p>
     <w:p>
       <w:pPr>
         <w:pStyle w:val="TOC2"/>
-        <w:tabs>
-          <w:tab w:val="right" w:leader="dot" w:pos="8306"/>
-        </w:tabs>
-      </w:pPr>
-      <w:hyperlink w:anchor="_Toc90000057">
-        <w:r>
-          <w:rPr>
-            <w:cs/>
-            <w:lang w:val="en-US" w:bidi="th-TH"/>
-          </w:rPr>
-          <w:t xml:space="preserve">3.2 เครื่องมือที่ใช้ในการวิจัย</w:t>
-        </w:r>
-        <w:r>
-          <w:tab/>
-        </w:r>
-        <w:r>
-          <w:fldChar w:fldCharType="begin"/>
-        </w:r>
-        <w:r>
-          <w:instrText xml:space="preserve"> PAGEREF _Toc90000057 \h </w:instrText>
-        </w:r>
-        <w:r>
-          <w:fldChar w:fldCharType="separate"/>
-        </w:r>
-        <w:r>
-          <w:fldChar w:fldCharType="end"/>
-        </w:r>
-      </w:hyperlink>
+      </w:pPr>
+      <w:r>
+        <w:rPr>
+          <w:cs/>
+          <w:lang w:val="en-US" w:bidi="th-TH"/>
+        </w:rPr>
+        <w:t xml:space="preserve">3.2 เครื่องมือที่ใช้ในการวิจัย</w:t>
+      </w:r>
     </w:p>
     <w:p>
       <w:pPr>
         <w:pStyle w:val="TOC2"/>
-        <w:tabs>
-          <w:tab w:val="right" w:leader="dot" w:pos="8306"/>
-        </w:tabs>
-      </w:pPr>
-      <w:hyperlink w:anchor="_Toc90000061">
-        <w:r>
-          <w:rPr>
-            <w:cs/>
-            <w:lang w:val="en-US" w:bidi="th-TH"/>
-          </w:rPr>
-          <w:t xml:space="preserve">3.3 การเก็บรวบรวมข้อมูล</w:t>
-        </w:r>
-        <w:r>
-          <w:tab/>
-        </w:r>
-        <w:r>
-          <w:fldChar w:fldCharType="begin"/>
-        </w:r>
-        <w:r>
-          <w:instrText xml:space="preserve"> PAGEREF _Toc90000061 \h </w:instrText>
-        </w:r>
-        <w:r>
-          <w:fldChar w:fldCharType="separate"/>
-        </w:r>
-        <w:r>
-          <w:fldChar w:fldCharType="end"/>
-        </w:r>
-      </w:hyperlink>
+      </w:pPr>
+      <w:r>
+        <w:rPr>
+          <w:cs/>
+          <w:lang w:val="en-US" w:bidi="th-TH"/>
+        </w:rPr>
+        <w:t xml:space="preserve">3.3 การเก็บรวบรวมข้อมูล</w:t>
+      </w:r>
     </w:p>
     <w:p>
       <w:pPr>
         <w:pStyle w:val="TOC1"/>
-        <w:tabs>
-          <w:tab w:val="right" w:leader="dot" w:pos="8306"/>
-        </w:tabs>
-      </w:pPr>
-      <w:hyperlink w:anchor="_Toc90000063">
-        <w:r>
-          <w:rPr>
-            <w:cs/>
-            <w:lang w:val="en-US" w:bidi="th-TH"/>
-          </w:rPr>
-          <w:t xml:space="preserve">บทที่ 4 ผลการวิจัย</w:t>
-        </w:r>
-        <w:r>
-          <w:tab/>
-        </w:r>
-        <w:r>
-          <w:fldChar w:fldCharType="begin"/>
-        </w:r>
-        <w:r>
-          <w:instrText xml:space="preserve"> PAGEREF _Toc90000063 \h </w:instrText>
-        </w:r>
-        <w:r>
-          <w:fldChar w:fldCharType="separate"/>
-        </w:r>
-        <w:r>
-          <w:fldChar w:fldCharType="end"/>
-        </w:r>
-      </w:hyperlink>
+      </w:pPr>
+      <w:r>
+        <w:rPr>
+          <w:cs/>
+          <w:lang w:val="en-US" w:bidi="th-TH"/>
+        </w:rPr>
+        <w:t xml:space="preserve">บทที่ 4 ผลการวิจัย</w:t>
+      </w:r>
     </w:p>
     <w:p>
       <w:pPr>
         <w:pStyle w:val="TOC1"/>
-        <w:tabs>
-          <w:tab w:val="right" w:leader="dot" w:pos="8306"/>
-        </w:tabs>
-      </w:pPr>
-      <w:hyperlink w:anchor="_Toc90000069">
-        <w:r>
-          <w:rPr>
-            <w:cs/>
-            <w:lang w:val="en-US" w:bidi="th-TH"/>
-          </w:rPr>
-          <w:t xml:space="preserve">บทที่ 5 สรุป อภิปรายผล และข้อเสนอแนะ</w:t>
-        </w:r>
-        <w:r>
-          <w:tab/>
-        </w:r>
-        <w:r>
-          <w:fldChar w:fldCharType="begin"/>
-        </w:r>
-        <w:r>
-          <w:instrText xml:space="preserve"> PAGEREF _Toc90000069 \h </w:instrText>
-        </w:r>
-        <w:r>
-          <w:fldChar w:fldCharType="separate"/>
-        </w:r>
-        <w:r>
-          <w:fldChar w:fldCharType="end"/>
-        </w:r>
-      </w:hyperlink>
+      </w:pPr>
+      <w:r>
+        <w:rPr>
+          <w:cs/>
+          <w:lang w:val="en-US" w:bidi="th-TH"/>
+        </w:rPr>
+        <w:t xml:space="preserve">บทที่ 5 สรุป อภิปรายผล และข้อเสนอแนะ</w:t>
+      </w:r>
     </w:p>
     <w:p>
       <w:pPr>
         <w:pStyle w:val="TOC2"/>
-        <w:tabs>
-          <w:tab w:val="right" w:leader="dot" w:pos="8306"/>
-        </w:tabs>
-      </w:pPr>
-      <w:hyperlink w:anchor="_Toc90000070">
-        <w:r>
-          <w:rPr>
-            <w:cs/>
-            <w:lang w:val="en-US" w:bidi="th-TH"/>
-          </w:rPr>
-          <w:t xml:space="preserve">5.1 สรุปผลการวิจัย</w:t>
-        </w:r>
-        <w:r>
-          <w:tab/>
-        </w:r>
-        <w:r>
-          <w:fldChar w:fldCharType="begin"/>
-        </w:r>
-        <w:r>
-          <w:instrText xml:space="preserve"> PAGEREF _Toc90000070 \h </w:instrText>
-        </w:r>
-        <w:r>
-          <w:fldChar w:fldCharType="separate"/>
-        </w:r>
-        <w:r>
-          <w:fldChar w:fldCharType="end"/>
-        </w:r>
-      </w:hyperlink>
+      </w:pPr>
+      <w:r>
+        <w:rPr>
+          <w:cs/>
+          <w:lang w:val="en-US" w:bidi="th-TH"/>
+        </w:rPr>
+        <w:t xml:space="preserve">5.1 สรุปผลการวิจัย</w:t>
+      </w:r>
     </w:p>
     <w:p>
       <w:pPr>
         <w:pStyle w:val="TOC2"/>
-        <w:tabs>
-          <w:tab w:val="right" w:leader="dot" w:pos="8306"/>
-        </w:tabs>
-      </w:pPr>
-      <w:hyperlink w:anchor="_Toc90000072">
-        <w:r>
-          <w:rPr>
-            <w:cs/>
-            <w:lang w:val="en-US" w:bidi="th-TH"/>
-          </w:rPr>
-          <w:t xml:space="preserve">5.2 อภิปรายผล</w:t>
-        </w:r>
-        <w:r>
-          <w:tab/>
-        </w:r>
-        <w:r>
-          <w:fldChar w:fldCharType="begin"/>
-        </w:r>
-        <w:r>
-          <w:instrText xml:space="preserve"> PAGEREF _Toc90000072 \h </w:instrText>
-        </w:r>
-        <w:r>
-          <w:fldChar w:fldCharType="separate"/>
-        </w:r>
-        <w:r>
-          <w:fldChar w:fldCharType="end"/>
-        </w:r>
-      </w:hyperlink>
+      </w:pPr>
+      <w:r>
+        <w:rPr>
+          <w:cs/>
+          <w:lang w:val="en-US" w:bidi="th-TH"/>
+        </w:rPr>
+        <w:t xml:space="preserve">5.2 อภิปรายผล</w:t>
+      </w:r>
     </w:p>
     <w:p>
       <w:pPr>
         <w:pStyle w:val="TOC2"/>
-        <w:tabs>
-          <w:tab w:val="right" w:leader="dot" w:pos="8306"/>
-        </w:tabs>
-      </w:pPr>
-      <w:hyperlink w:anchor="_Toc90000074">
-        <w:r>
-          <w:rPr>
-            <w:cs/>
-            <w:lang w:val="en-US" w:bidi="th-TH"/>
-          </w:rPr>
-          <w:t xml:space="preserve">5.3 ข้อเสนอแนะ</w:t>
-        </w:r>
-        <w:r>
-          <w:tab/>
-        </w:r>
-        <w:r>
-          <w:fldChar w:fldCharType="begin"/>
-        </w:r>
-        <w:r>
-          <w:instrText xml:space="preserve"> PAGEREF _Toc90000074 \h </w:instrText>
-        </w:r>
-        <w:r>
-          <w:fldChar w:fldCharType="separate"/>
-        </w:r>
-        <w:r>
-          <w:fldChar w:fldCharType="end"/>
-        </w:r>
-      </w:hyperlink>
+      </w:pPr>
+      <w:r>
+        <w:rPr>
+          <w:cs/>
+          <w:lang w:val="en-US" w:bidi="th-TH"/>
+        </w:rPr>
+        <w:t xml:space="preserve">5.3 ข้อเสนอแนะ</w:t>
+      </w:r>
     </w:p>
     <w:p>
       <w:pPr>
         <w:pStyle w:val="TOC1"/>
-        <w:tabs>
-          <w:tab w:val="right" w:leader="dot" w:pos="8306"/>
-        </w:tabs>
-      </w:pPr>
-      <w:hyperlink w:anchor="_Toc90000077">
-        <w:r>
-          <w:rPr>
-            <w:cs/>
-            <w:lang w:val="en-US" w:bidi="th-TH"/>
-          </w:rPr>
-          <w:t xml:space="preserve">บรรณานุกรม</w:t>
-        </w:r>
-        <w:r>
-          <w:tab/>
-        </w:r>
-        <w:r>
-          <w:fldChar w:fldCharType="begin"/>
-        </w:r>
-        <w:r>
-          <w:instrText xml:space="preserve"> PAGEREF _Toc90000077 \h </w:instrText>
-        </w:r>
-        <w:r>
-          <w:fldChar w:fldCharType="separate"/>
-        </w:r>
-        <w:r>
-          <w:fldChar w:fldCharType="end"/>
-        </w:r>
-      </w:hyperlink>
+      </w:pPr>
+      <w:r>
+        <w:rPr>
+          <w:cs/>
+          <w:lang w:val="en-US" w:bidi="th-TH"/>
+        </w:rPr>
+        <w:t xml:space="preserve">บรรณานุกรม</w:t>
+      </w:r>
     </w:p>
     <w:p>
       <w:pPr>
         <w:pStyle w:val="TOC1"/>
-        <w:tabs>
-          <w:tab w:val="right" w:leader="dot" w:pos="8306"/>
-        </w:tabs>
-      </w:pPr>
-      <w:hyperlink w:anchor="_Toc90000081">
-        <w:r>
-          <w:rPr>
-            <w:cs/>
-            <w:lang w:val="en-US" w:bidi="th-TH"/>
-          </w:rPr>
-          <w:t xml:space="preserve">ภาคผนวก ก แบบสอบถามที่ใช้ในการวิจัย</w:t>
-        </w:r>
-        <w:r>
-          <w:tab/>
-        </w:r>
-        <w:r>
-          <w:fldChar w:fldCharType="begin"/>
-        </w:r>
-        <w:r>
-          <w:instrText xml:space="preserve"> PAGEREF _Toc90000081 \h </w:instrText>
-        </w:r>
-        <w:r>
-          <w:fldChar w:fldCharType="separate"/>
-        </w:r>
-        <w:r>
-          <w:fldChar w:fldCharType="end"/>
-        </w:r>
-      </w:hyperlink>
+      </w:pPr>
+      <w:r>
+        <w:rPr>
+          <w:cs/>
+          <w:lang w:val="en-US" w:bidi="th-TH"/>
+        </w:rPr>
+        <w:t xml:space="preserve">ภาคผนวก ก แบบสอบถามที่ใช้ในการวิจัย</w:t>
+      </w:r>
     </w:p>
     <w:p>
       <w:pPr>
         <w:pStyle w:val="TOC2"/>
-        <w:tabs>
-          <w:tab w:val="right" w:leader="dot" w:pos="8306"/>
-        </w:tabs>
-      </w:pPr>
-      <w:hyperlink w:anchor="_Toc90000082">
-        <w:r>
-          <w:rPr>
-            <w:cs/>
-            <w:lang w:val="en-US" w:bidi="th-TH"/>
-          </w:rPr>
-          <w:t xml:space="preserve">ก.1 ส่วนที่ 1 ข้อมูลทั่วไปของผู้ตอบแบบสอบถาม</w:t>
-        </w:r>
-        <w:r>
-          <w:tab/>
-        </w:r>
-        <w:r>
-          <w:fldChar w:fldCharType="begin"/>
-        </w:r>
-        <w:r>
-          <w:instrText xml:space="preserve"> PAGEREF _Toc90000082 \h </w:instrText>
-        </w:r>
-        <w:r>
-          <w:fldChar w:fldCharType="separate"/>
-        </w:r>
-        <w:r>
-          <w:fldChar w:fldCharType="end"/>
-        </w:r>
-      </w:hyperlink>
+      </w:pPr>
+      <w:r>
+        <w:rPr>
+          <w:cs/>
+          <w:lang w:val="en-US" w:bidi="th-TH"/>
+        </w:rPr>
+        <w:t xml:space="preserve">ก.1 ส่วนที่ 1 ข้อมูลทั่วไปของผู้ตอบแบบสอบถาม</w:t>
+      </w:r>
     </w:p>
     <w:p>
       <w:pPr>
         <w:pStyle w:val="TOC2"/>
-        <w:tabs>
-          <w:tab w:val="right" w:leader="dot" w:pos="8306"/>
-        </w:tabs>
-      </w:pPr>
-      <w:hyperlink w:anchor="_Toc90000087">
-        <w:r>
-          <w:rPr>
-            <w:cs/>
-            <w:lang w:val="en-US" w:bidi="th-TH"/>
-          </w:rPr>
-          <w:t xml:space="preserve">ก.2 ส่วนที่ 2 ความคิดเห็นต่อระบบ</w:t>
-        </w:r>
-        <w:r>
-          <w:tab/>
-        </w:r>
-        <w:r>
-          <w:fldChar w:fldCharType="begin"/>
-        </w:r>
-        <w:r>
-          <w:instrText xml:space="preserve"> PAGEREF _Toc90000087 \h </w:instrText>
-        </w:r>
-        <w:r>
-          <w:fldChar w:fldCharType="separate"/>
-        </w:r>
-        <w:r>
-          <w:fldChar w:fldCharType="end"/>
-        </w:r>
-      </w:hyperlink>
+      </w:pPr>
+      <w:r>
+        <w:rPr>
+          <w:cs/>
+          <w:lang w:val="en-US" w:bidi="th-TH"/>
+        </w:rPr>
+        <w:t xml:space="preserve">ก.2 ส่วนที่ 2 ความคิดเห็นต่อระบบ</w:t>
+      </w:r>
     </w:p>
     <w:p>
       <w:pPr>
         <w:pStyle w:val="TOC1"/>
-        <w:tabs>
-          <w:tab w:val="right" w:leader="dot" w:pos="8306"/>
-        </w:tabs>
-      </w:pPr>
-      <w:hyperlink w:anchor="_Toc90000089">
-        <w:r>
-          <w:rPr>
-            <w:cs/>
-            <w:lang w:val="en-US" w:bidi="th-TH"/>
-          </w:rPr>
-          <w:t xml:space="preserve">ภาคผนวก ข ผลการตรวจสอบความเที่ยงตรงของเครื่องมือ</w:t>
-        </w:r>
-        <w:r>
-          <w:tab/>
-        </w:r>
-        <w:r>
-          <w:fldChar w:fldCharType="begin"/>
-        </w:r>
-        <w:r>
-          <w:instrText xml:space="preserve"> PAGEREF _Toc90000089 \h </w:instrText>
-        </w:r>
-        <w:r>
-          <w:fldChar w:fldCharType="separate"/>
-        </w:r>
-        <w:r>
-          <w:fldChar w:fldCharType="end"/>
-        </w:r>
-      </w:hyperlink>
+      </w:pPr>
+      <w:r>
+        <w:rPr>
+          <w:cs/>
+          <w:lang w:val="en-US" w:bidi="th-TH"/>
+        </w:rPr>
+        <w:t xml:space="preserve">ภาคผนวก ข ผลการตรวจสอบความเที่ยงตรงของเครื่องมือ</w:t>
+      </w:r>
     </w:p>
     <w:p>
       <w:pPr>
         <w:pStyle w:val="TOC1"/>
-        <w:tabs>
-          <w:tab w:val="right" w:leader="dot" w:pos="8306"/>
-        </w:tabs>
-      </w:pPr>
-      <w:hyperlink w:anchor="_Toc90000094">
-        <w:r>
-          <w:rPr>
-            <w:cs/>
-            <w:lang w:val="en-US" w:bidi="th-TH"/>
-          </w:rPr>
-          <w:t xml:space="preserve">ภาคผนวก ค ตัวอย่างไฟล์ Markdown ที่ใช้ทดสอบ</w:t>
-        </w:r>
-        <w:r>
-          <w:tab/>
-        </w:r>
-        <w:r>
-          <w:fldChar w:fldCharType="begin"/>
-        </w:r>
-        <w:r>
-          <w:instrText xml:space="preserve"> PAGEREF _Toc90000094 \h </w:instrText>
-        </w:r>
-        <w:r>
-          <w:fldChar w:fldCharType="separate"/>
-        </w:r>
-        <w:r>
-          <w:fldChar w:fldCharType="end"/>
-        </w:r>
-      </w:hyperlink>
+      </w:pPr>
+      <w:r>
+        <w:rPr>
+          <w:cs/>
+          <w:lang w:val="en-US" w:bidi="th-TH"/>
+        </w:rPr>
+        <w:t xml:space="preserve">ภาคผนวก ค ตัวอย่างไฟล์ Markdown ที่ใช้ทดสอบ</w:t>
+      </w:r>
     </w:p>
     <w:p>
       <w:pPr>
         <w:pStyle w:val="TOC1"/>
-        <w:tabs>
-          <w:tab w:val="right" w:leader="dot" w:pos="8306"/>
-        </w:tabs>
         <w:sectPr>
           <w:footerReference w:type="default" r:id="rId7"/>
           <w:pgSz w:w="11906" w:h="16838"/>
@@ -1284,37 +654,25 @@
           <w:pgNumType w:fmt="thaiLetters"/>
         </w:sectPr>
       </w:pPr>
-      <w:hyperlink w:anchor="_Toc90000096">
-        <w:r>
-          <w:rPr>
-            <w:cs/>
-            <w:lang w:val="en-US" w:bidi="th-TH"/>
-          </w:rPr>
-          <w:t xml:space="preserve">ประวัติผู้เขียน</w:t>
-        </w:r>
-        <w:r>
-          <w:tab/>
-        </w:r>
-        <w:r>
-          <w:fldChar w:fldCharType="begin"/>
-        </w:r>
-        <w:r>
-          <w:instrText xml:space="preserve"> PAGEREF _Toc90000096 \h </w:instrText>
-        </w:r>
-        <w:r>
-          <w:fldChar w:fldCharType="separate"/>
-        </w:r>
-        <w:r>
-          <w:fldChar w:fldCharType="end"/>
-        </w:r>
-      </w:hyperlink>
+      <w:r>
+        <w:rPr>
+          <w:cs/>
+          <w:lang w:val="en-US" w:bidi="th-TH"/>
+        </w:rPr>
+        <w:t xml:space="preserve">ประวัติผู้เขียน</w:t>
+      </w:r>
+      <w:r>
+        <w:rPr>
+          <w:cs/>
+          <w:lang w:val="en-US" w:bidi="th-TH"/>
+        </w:rPr>
+        <w:fldChar w:fldCharType="end"/>
+      </w:r>
     </w:p>
     <w:p>
       <w:pPr>
         <w:pStyle w:val="Heading1"/>
       </w:pPr>
-      <w:bookmarkStart w:id="20" w:name="_Toc90000019"/>
-      <w:bookmarkEnd w:id="20"/>
       <w:r>
         <w:rPr>
           <w:cs/>
@@ -1326,137 +684,75 @@
     <w:p>
       <w:pPr>
         <w:pStyle w:val="TOC1"/>
-        <w:tabs>
-          <w:tab w:val="right" w:leader="dot" w:pos="8306"/>
-        </w:tabs>
-      </w:pPr>
-      <w:hyperlink w:anchor="_Toc90000038">
-        <w:r>
-          <w:rPr>
-            <w:cs/>
-            <w:lang w:val="en-US" w:bidi="th-TH"/>
-          </w:rPr>
-          <w:t xml:space="preserve">ตารางที่ 1-1 ประโยชน์ที่คาดว่าจะได้รับจำแนกตามกลุ่มผู้ใช้</w:t>
-        </w:r>
-        <w:r>
-          <w:tab/>
-        </w:r>
-        <w:r>
-          <w:fldChar w:fldCharType="begin"/>
-        </w:r>
-        <w:r>
-          <w:instrText xml:space="preserve"> PAGEREF _Toc90000038 \h </w:instrText>
-        </w:r>
-        <w:r>
-          <w:fldChar w:fldCharType="separate"/>
-        </w:r>
-        <w:r>
-          <w:fldChar w:fldCharType="end"/>
-        </w:r>
-      </w:hyperlink>
+      </w:pPr>
+      <w:r>
+        <w:rPr>
+          <w:cs/>
+          <w:lang w:val="en-US" w:bidi="th-TH"/>
+        </w:rPr>
+        <w:fldChar w:fldCharType="begin"/>
+      </w:r>
+      <w:r>
+        <w:rPr>
+          <w:cs/>
+          <w:lang w:val="en-US" w:bidi="th-TH"/>
+        </w:rPr>
+        <w:instrText xml:space="preserve"> TOC \h \z \t "Table Caption,1" </w:instrText>
+      </w:r>
+      <w:r>
+        <w:rPr>
+          <w:cs/>
+          <w:lang w:val="en-US" w:bidi="th-TH"/>
+        </w:rPr>
+        <w:fldChar w:fldCharType="separate"/>
+      </w:r>
+      <w:r>
+        <w:rPr>
+          <w:cs/>
+          <w:lang w:val="en-US" w:bidi="th-TH"/>
+        </w:rPr>
+        <w:t xml:space="preserve">ตารางที่ 1-1 ประโยชน์ที่คาดว่าจะได้รับจำแนกตามกลุ่มผู้ใช้</w:t>
+      </w:r>
     </w:p>
     <w:p>
       <w:pPr>
         <w:pStyle w:val="TOC1"/>
-        <w:tabs>
-          <w:tab w:val="right" w:leader="dot" w:pos="8306"/>
-        </w:tabs>
-      </w:pPr>
-      <w:hyperlink w:anchor="_Toc90000045">
-        <w:r>
-          <w:rPr>
-            <w:cs/>
-            <w:lang w:val="en-US" w:bidi="th-TH"/>
-          </w:rPr>
-          <w:t xml:space="preserve">ตารางที่ 2-1 เปรียบเทียบคุณสมบัติข้อความละตินและข้อความ complex script</w:t>
-        </w:r>
-        <w:r>
-          <w:tab/>
-        </w:r>
-        <w:r>
-          <w:fldChar w:fldCharType="begin"/>
-        </w:r>
-        <w:r>
-          <w:instrText xml:space="preserve"> PAGEREF _Toc90000045 \h </w:instrText>
-        </w:r>
-        <w:r>
-          <w:fldChar w:fldCharType="separate"/>
-        </w:r>
-        <w:r>
-          <w:fldChar w:fldCharType="end"/>
-        </w:r>
-      </w:hyperlink>
+      </w:pPr>
+      <w:r>
+        <w:rPr>
+          <w:cs/>
+          <w:lang w:val="en-US" w:bidi="th-TH"/>
+        </w:rPr>
+        <w:t xml:space="preserve">ตารางที่ 2-1 เปรียบเทียบคุณสมบัติข้อความละตินและข้อความ complex script</w:t>
+      </w:r>
     </w:p>
     <w:p>
       <w:pPr>
         <w:pStyle w:val="TOC1"/>
-        <w:tabs>
-          <w:tab w:val="right" w:leader="dot" w:pos="8306"/>
-        </w:tabs>
-      </w:pPr>
-      <w:hyperlink w:anchor="_Toc90000065">
-        <w:r>
-          <w:rPr>
-            <w:cs/>
-            <w:lang w:val="en-US" w:bidi="th-TH"/>
-          </w:rPr>
-          <w:t xml:space="preserve">ตารางที่ 4-1 ผลการตรวจการแสดงผลจำแนกตามรายการตรวจ</w:t>
-        </w:r>
-        <w:r>
-          <w:tab/>
-        </w:r>
-        <w:r>
-          <w:fldChar w:fldCharType="begin"/>
-        </w:r>
-        <w:r>
-          <w:instrText xml:space="preserve"> PAGEREF _Toc90000065 \h </w:instrText>
-        </w:r>
-        <w:r>
-          <w:fldChar w:fldCharType="separate"/>
-        </w:r>
-        <w:r>
-          <w:fldChar w:fldCharType="end"/>
-        </w:r>
-      </w:hyperlink>
+      </w:pPr>
+      <w:r>
+        <w:rPr>
+          <w:cs/>
+          <w:lang w:val="en-US" w:bidi="th-TH"/>
+        </w:rPr>
+        <w:t xml:space="preserve">ตารางที่ 4-1 ผลการตรวจการแสดงผลจำแนกตามรายการตรวจ</w:t>
+      </w:r>
     </w:p>
     <w:p>
       <w:pPr>
         <w:pStyle w:val="TOC1"/>
-        <w:tabs>
-          <w:tab w:val="right" w:leader="dot" w:pos="8306"/>
-        </w:tabs>
-      </w:pPr>
-      <w:hyperlink w:anchor="_Toc90000085">
-        <w:r>
-          <w:rPr>
-            <w:cs/>
-            <w:lang w:val="en-US" w:bidi="th-TH"/>
-          </w:rPr>
-          <w:t xml:space="preserve">ตารางที่ ก-1 ข้อมูลทั่วไปของผู้ตอบแบบสอบถาม</w:t>
-        </w:r>
-        <w:r>
-          <w:tab/>
-        </w:r>
-        <w:r>
-          <w:fldChar w:fldCharType="begin"/>
-        </w:r>
-        <w:r>
-          <w:instrText xml:space="preserve"> PAGEREF _Toc90000085 \h </w:instrText>
-        </w:r>
-        <w:r>
-          <w:fldChar w:fldCharType="separate"/>
-        </w:r>
-        <w:r>
-          <w:fldChar w:fldCharType="end"/>
-        </w:r>
-      </w:hyperlink>
+      </w:pPr>
+      <w:r>
+        <w:rPr>
+          <w:cs/>
+          <w:lang w:val="en-US" w:bidi="th-TH"/>
+        </w:rPr>
+        <w:t xml:space="preserve">ตารางที่ ก-1 ข้อมูลทั่วไปของผู้ตอบแบบสอบถาม</w:t>
+      </w:r>
     </w:p>
     <w:p>
       <w:pPr>
         <w:pStyle w:val="TOC1"/>
-        <w:tabs>
-          <w:tab w:val="right" w:leader="dot" w:pos="8306"/>
-        </w:tabs>
         <w:sectPr>
           <w:footerReference w:type="default" r:id="rId7"/>
           <w:pgSz w:w="11906" w:h="16838"/>
@@ -1464,37 +760,25 @@
           <w:pgNumType w:fmt="thaiLetters"/>
         </w:sectPr>
       </w:pPr>
-      <w:hyperlink w:anchor="_Toc90000090">
-        <w:r>
-          <w:rPr>
-            <w:cs/>
-            <w:lang w:val="en-US" w:bidi="th-TH"/>
-          </w:rPr>
-          <w:t xml:space="preserve">ตารางที่ ข-1 ค่าดัชนีความสอดคล้องของแบบประเมิน</w:t>
-        </w:r>
-        <w:r>
-          <w:tab/>
-        </w:r>
-        <w:r>
-          <w:fldChar w:fldCharType="begin"/>
-        </w:r>
-        <w:r>
-          <w:instrText xml:space="preserve"> PAGEREF _Toc90000090 \h </w:instrText>
-        </w:r>
-        <w:r>
-          <w:fldChar w:fldCharType="separate"/>
-        </w:r>
-        <w:r>
-          <w:fldChar w:fldCharType="end"/>
-        </w:r>
-      </w:hyperlink>
+      <w:r>
+        <w:rPr>
+          <w:cs/>
+          <w:lang w:val="en-US" w:bidi="th-TH"/>
+        </w:rPr>
+        <w:t xml:space="preserve">ตารางที่ ข-1 ค่าดัชนีความสอดคล้องของแบบประเมิน</w:t>
+      </w:r>
+      <w:r>
+        <w:rPr>
+          <w:cs/>
+          <w:lang w:val="en-US" w:bidi="th-TH"/>
+        </w:rPr>
+        <w:fldChar w:fldCharType="end"/>
+      </w:r>
     </w:p>
     <w:p>
       <w:pPr>
         <w:pStyle w:val="Heading1"/>
       </w:pPr>
-      <w:bookmarkStart w:id="22" w:name="_Toc90000021"/>
-      <w:bookmarkEnd w:id="22"/>
       <w:r>
         <w:rPr>
           <w:cs/>
@@ -1506,105 +790,63 @@
     <w:p>
       <w:pPr>
         <w:pStyle w:val="TOC1"/>
-        <w:tabs>
-          <w:tab w:val="right" w:leader="dot" w:pos="8306"/>
-        </w:tabs>
-      </w:pPr>
-      <w:hyperlink w:anchor="_Toc90000048">
-        <w:r>
-          <w:rPr>
-            <w:cs/>
-            <w:lang w:val="en-US" w:bidi="th-TH"/>
-          </w:rPr>
-          <w:t xml:space="preserve">รูปที่ 2-1 อัตราการแสดงผลถูกต้องจำแนกตามประเภทเอกสาร</w:t>
-        </w:r>
-        <w:r>
-          <w:tab/>
-        </w:r>
-        <w:r>
-          <w:fldChar w:fldCharType="begin"/>
-        </w:r>
-        <w:r>
-          <w:instrText xml:space="preserve"> PAGEREF _Toc90000048 \h </w:instrText>
-        </w:r>
-        <w:r>
-          <w:fldChar w:fldCharType="separate"/>
-        </w:r>
-        <w:r>
-          <w:fldChar w:fldCharType="end"/>
-        </w:r>
-      </w:hyperlink>
+      </w:pPr>
+      <w:r>
+        <w:rPr>
+          <w:cs/>
+          <w:lang w:val="en-US" w:bidi="th-TH"/>
+        </w:rPr>
+        <w:fldChar w:fldCharType="begin"/>
+      </w:r>
+      <w:r>
+        <w:rPr>
+          <w:cs/>
+          <w:lang w:val="en-US" w:bidi="th-TH"/>
+        </w:rPr>
+        <w:instrText xml:space="preserve"> TOC \h \z \t "Figure Caption,1" </w:instrText>
+      </w:r>
+      <w:r>
+        <w:rPr>
+          <w:cs/>
+          <w:lang w:val="en-US" w:bidi="th-TH"/>
+        </w:rPr>
+        <w:fldChar w:fldCharType="separate"/>
+      </w:r>
+      <w:r>
+        <w:rPr>
+          <w:cs/>
+          <w:lang w:val="en-US" w:bidi="th-TH"/>
+        </w:rPr>
+        <w:t xml:space="preserve">รูปที่ 2-1 อัตราการแสดงผลถูกต้องจำแนกตามประเภทเอกสาร</w:t>
+      </w:r>
     </w:p>
     <w:p>
       <w:pPr>
         <w:pStyle w:val="TOC1"/>
-        <w:tabs>
-          <w:tab w:val="right" w:leader="dot" w:pos="8306"/>
-        </w:tabs>
-      </w:pPr>
-      <w:hyperlink w:anchor="_Toc90000060">
-        <w:r>
-          <w:rPr>
-            <w:cs/>
-            <w:lang w:val="en-US" w:bidi="th-TH"/>
-          </w:rPr>
-          <w:t xml:space="preserve">รูปที่ 3-1 ขั้นตอนการทำงานของระบบสร้างเอกสาร</w:t>
-        </w:r>
-        <w:r>
-          <w:tab/>
-        </w:r>
-        <w:r>
-          <w:fldChar w:fldCharType="begin"/>
-        </w:r>
-        <w:r>
-          <w:instrText xml:space="preserve"> PAGEREF _Toc90000060 \h </w:instrText>
-        </w:r>
-        <w:r>
-          <w:fldChar w:fldCharType="separate"/>
-        </w:r>
-        <w:r>
-          <w:fldChar w:fldCharType="end"/>
-        </w:r>
-      </w:hyperlink>
+      </w:pPr>
+      <w:r>
+        <w:rPr>
+          <w:cs/>
+          <w:lang w:val="en-US" w:bidi="th-TH"/>
+        </w:rPr>
+        <w:t xml:space="preserve">รูปที่ 3-1 ขั้นตอนการทำงานของระบบสร้างเอกสาร</w:t>
+      </w:r>
     </w:p>
     <w:p>
       <w:pPr>
         <w:pStyle w:val="TOC1"/>
-        <w:tabs>
-          <w:tab w:val="right" w:leader="dot" w:pos="8306"/>
-        </w:tabs>
-      </w:pPr>
-      <w:hyperlink w:anchor="_Toc90000068">
-        <w:r>
-          <w:rPr>
-            <w:cs/>
-            <w:lang w:val="en-US" w:bidi="th-TH"/>
-          </w:rPr>
-          <w:t xml:space="preserve">รูปที่ 4-1 สรุปผลการตรวจจำแนกตามโปรแกรม</w:t>
-        </w:r>
-        <w:r>
-          <w:tab/>
-        </w:r>
-        <w:r>
-          <w:fldChar w:fldCharType="begin"/>
-        </w:r>
-        <w:r>
-          <w:instrText xml:space="preserve"> PAGEREF _Toc90000068 \h </w:instrText>
-        </w:r>
-        <w:r>
-          <w:fldChar w:fldCharType="separate"/>
-        </w:r>
-        <w:r>
-          <w:fldChar w:fldCharType="end"/>
-        </w:r>
-      </w:hyperlink>
+      </w:pPr>
+      <w:r>
+        <w:rPr>
+          <w:cs/>
+          <w:lang w:val="en-US" w:bidi="th-TH"/>
+        </w:rPr>
+        <w:t xml:space="preserve">รูปที่ 4-1 สรุปผลการตรวจจำแนกตามโปรแกรม</w:t>
+      </w:r>
     </w:p>
     <w:p>
       <w:pPr>
         <w:pStyle w:val="TOC1"/>
-        <w:tabs>
-          <w:tab w:val="right" w:leader="dot" w:pos="8306"/>
-        </w:tabs>
         <w:sectPr>
           <w:footerReference w:type="default" r:id="rId7"/>
           <w:pgSz w:w="11906" w:h="16838"/>
@@ -1612,37 +854,25 @@
           <w:pgNumType w:fmt="thaiLetters"/>
         </w:sectPr>
       </w:pPr>
-      <w:hyperlink w:anchor="_Toc90000093">
-        <w:r>
-          <w:rPr>
-            <w:cs/>
-            <w:lang w:val="en-US" w:bidi="th-TH"/>
-          </w:rPr>
-          <w:t xml:space="preserve">รูปที่ ข-1 ขั้นตอนการตรวจสอบความเที่ยงตรง</w:t>
-        </w:r>
-        <w:r>
-          <w:tab/>
-        </w:r>
-        <w:r>
-          <w:fldChar w:fldCharType="begin"/>
-        </w:r>
-        <w:r>
-          <w:instrText xml:space="preserve"> PAGEREF _Toc90000093 \h </w:instrText>
-        </w:r>
-        <w:r>
-          <w:fldChar w:fldCharType="separate"/>
-        </w:r>
-        <w:r>
-          <w:fldChar w:fldCharType="end"/>
-        </w:r>
-      </w:hyperlink>
+      <w:r>
+        <w:rPr>
+          <w:cs/>
+          <w:lang w:val="en-US" w:bidi="th-TH"/>
+        </w:rPr>
+        <w:t xml:space="preserve">รูปที่ ข-1 ขั้นตอนการตรวจสอบความเที่ยงตรง</w:t>
+      </w:r>
+      <w:r>
+        <w:rPr>
+          <w:cs/>
+          <w:lang w:val="en-US" w:bidi="th-TH"/>
+        </w:rPr>
+        <w:fldChar w:fldCharType="end"/>
+      </w:r>
     </w:p>
     <w:p>
       <w:pPr>
         <w:pStyle w:val="Heading1"/>
       </w:pPr>
-      <w:bookmarkStart w:id="24" w:name="_Toc90000023"/>
-      <w:bookmarkEnd w:id="24"/>
       <w:r>
         <w:rPr>
           <w:cs/>
@@ -1655,8 +885,6 @@
       <w:pPr>
         <w:pStyle w:val="Heading2"/>
       </w:pPr>
-      <w:bookmarkStart w:id="25" w:name="_Toc90000024"/>
-      <w:bookmarkEnd w:id="25"/>
       <w:r>
         <w:rPr>
           <w:cs/>
@@ -1900,8 +1128,6 @@
       <w:pPr>
         <w:pStyle w:val="Heading2"/>
       </w:pPr>
-      <w:bookmarkStart w:id="29" w:name="_Toc90000028"/>
-      <w:bookmarkEnd w:id="29"/>
       <w:r>
         <w:rPr>
           <w:cs/>
@@ -2043,8 +1269,6 @@
       <w:pPr>
         <w:pStyle w:val="Heading2"/>
       </w:pPr>
-      <w:bookmarkStart w:id="31" w:name="_Toc90000030"/>
-      <w:bookmarkEnd w:id="31"/>
       <w:r>
         <w:rPr>
           <w:cs/>
@@ -2057,8 +1281,6 @@
       <w:pPr>
         <w:pStyle w:val="Heading3"/>
       </w:pPr>
-      <w:bookmarkStart w:id="32" w:name="_Toc90000031"/>
-      <w:bookmarkEnd w:id="32"/>
       <w:r>
         <w:rPr>
           <w:cs/>
@@ -2161,8 +1383,6 @@
       <w:pPr>
         <w:pStyle w:val="Heading3"/>
       </w:pPr>
-      <w:bookmarkStart w:id="35" w:name="_Toc90000034"/>
-      <w:bookmarkEnd w:id="35"/>
       <w:r>
         <w:rPr>
           <w:cs/>
@@ -2269,8 +1489,6 @@
       <w:pPr>
         <w:pStyle w:val="Heading2"/>
       </w:pPr>
-      <w:bookmarkStart w:id="38" w:name="_Toc90000037"/>
-      <w:bookmarkEnd w:id="38"/>
       <w:r>
         <w:rPr>
           <w:cs/>
@@ -2281,11 +1499,9 @@
     </w:p>
     <w:p>
       <w:pPr>
-        <w:pStyle w:val="Caption"/>
+        <w:pStyle w:val="TableCaption"/>
         <w:keepNext/>
       </w:pPr>
-      <w:bookmarkStart w:id="39" w:name="_Toc90000038"/>
-      <w:bookmarkEnd w:id="39"/>
       <w:r>
         <w:rPr>
           <w:b/>
@@ -2579,8 +1795,6 @@
       <w:pPr>
         <w:pStyle w:val="Heading1"/>
       </w:pPr>
-      <w:bookmarkStart w:id="41" w:name="_Toc90000040"/>
-      <w:bookmarkEnd w:id="41"/>
       <w:r>
         <w:rPr>
           <w:cs/>
@@ -2593,8 +1807,6 @@
       <w:pPr>
         <w:pStyle w:val="Heading2"/>
       </w:pPr>
-      <w:bookmarkStart w:id="42" w:name="_Toc90000041"/>
-      <w:bookmarkEnd w:id="42"/>
       <w:r>
         <w:rPr>
           <w:cs/>
@@ -2637,11 +1849,9 @@
     </w:p>
     <w:p>
       <w:pPr>
-        <w:pStyle w:val="Caption"/>
+        <w:pStyle w:val="TableCaption"/>
         <w:keepNext/>
       </w:pPr>
-      <w:bookmarkStart w:id="46" w:name="_Toc90000045"/>
-      <w:bookmarkEnd w:id="46"/>
       <w:r>
         <w:rPr>
           <w:b/>
@@ -3021,11 +2231,9 @@
     </w:p>
     <w:p>
       <w:pPr>
-        <w:pStyle w:val="Caption"/>
+        <w:pStyle w:val="FigureCaption"/>
         <w:jc w:val="center"/>
       </w:pPr>
-      <w:bookmarkStart w:id="49" w:name="_Toc90000048"/>
-      <w:bookmarkEnd w:id="49"/>
       <w:r>
         <w:rPr>
           <w:b/>
@@ -3047,8 +2255,6 @@
       <w:pPr>
         <w:pStyle w:val="Heading2"/>
       </w:pPr>
-      <w:bookmarkStart w:id="50" w:name="_Toc90000049"/>
-      <w:bookmarkEnd w:id="50"/>
       <w:r>
         <w:rPr>
           <w:cs/>
@@ -3134,8 +2340,6 @@
       <w:pPr>
         <w:pStyle w:val="Heading2"/>
       </w:pPr>
-      <w:bookmarkStart w:id="53" w:name="_Toc90000052"/>
-      <w:bookmarkEnd w:id="53"/>
       <w:r>
         <w:rPr>
           <w:cs/>
@@ -3165,8 +2369,6 @@
       <w:pPr>
         <w:pStyle w:val="Heading1"/>
       </w:pPr>
-      <w:bookmarkStart w:id="55" w:name="_Toc90000054"/>
-      <w:bookmarkEnd w:id="55"/>
       <w:r>
         <w:rPr>
           <w:cs/>
@@ -3179,8 +2381,6 @@
       <w:pPr>
         <w:pStyle w:val="Heading2"/>
       </w:pPr>
-      <w:bookmarkStart w:id="56" w:name="_Toc90000055"/>
-      <w:bookmarkEnd w:id="56"/>
       <w:r>
         <w:rPr>
           <w:cs/>
@@ -3203,8 +2403,6 @@
       <w:pPr>
         <w:pStyle w:val="Heading2"/>
       </w:pPr>
-      <w:bookmarkStart w:id="58" w:name="_Toc90000057"/>
-      <w:bookmarkEnd w:id="58"/>
       <w:r>
         <w:rPr>
           <w:cs/>
@@ -3267,11 +2465,9 @@
     </w:p>
     <w:p>
       <w:pPr>
-        <w:pStyle w:val="Caption"/>
+        <w:pStyle w:val="FigureCaption"/>
         <w:jc w:val="center"/>
       </w:pPr>
-      <w:bookmarkStart w:id="61" w:name="_Toc90000060"/>
-      <w:bookmarkEnd w:id="61"/>
       <w:r>
         <w:rPr>
           <w:b/>
@@ -3293,8 +2489,6 @@
       <w:pPr>
         <w:pStyle w:val="Heading2"/>
       </w:pPr>
-      <w:bookmarkStart w:id="62" w:name="_Toc90000061"/>
-      <w:bookmarkEnd w:id="62"/>
       <w:r>
         <w:rPr>
           <w:cs/>
@@ -3394,8 +2588,6 @@
       <w:pPr>
         <w:pStyle w:val="Heading1"/>
       </w:pPr>
-      <w:bookmarkStart w:id="64" w:name="_Toc90000063"/>
-      <w:bookmarkEnd w:id="64"/>
       <w:r>
         <w:rPr>
           <w:cs/>
@@ -3416,11 +2608,9 @@
     </w:p>
     <w:p>
       <w:pPr>
-        <w:pStyle w:val="Caption"/>
+        <w:pStyle w:val="TableCaption"/>
         <w:keepNext/>
       </w:pPr>
-      <w:bookmarkStart w:id="66" w:name="_Toc90000065"/>
-      <w:bookmarkEnd w:id="66"/>
       <w:r>
         <w:rPr>
           <w:b/>
@@ -7254,7 +6444,7 @@
     </w:p>
     <w:p>
       <w:pPr>
-        <w:pStyle w:val="Caption"/>
+        <w:pStyle w:val="FigureCaption"/>
         <w:jc w:val="center"/>
         <w:sectPr>
           <w:footerReference w:type="default" r:id="rId7"/>
@@ -7263,8 +6453,6 @@
           <w:pgNumType w:fmt="decimal"/>
         </w:sectPr>
       </w:pPr>
-      <w:bookmarkStart w:id="69" w:name="_Toc90000068"/>
-      <w:bookmarkEnd w:id="69"/>
       <w:r>
         <w:rPr>
           <w:b/>
@@ -7286,8 +6474,6 @@
       <w:pPr>
         <w:pStyle w:val="Heading1"/>
       </w:pPr>
-      <w:bookmarkStart w:id="70" w:name="_Toc90000069"/>
-      <w:bookmarkEnd w:id="70"/>
       <w:r>
         <w:rPr>
           <w:cs/>
@@ -7300,8 +6486,6 @@
       <w:pPr>
         <w:pStyle w:val="Heading2"/>
       </w:pPr>
-      <w:bookmarkStart w:id="71" w:name="_Toc90000070"/>
-      <w:bookmarkEnd w:id="71"/>
       <w:r>
         <w:rPr>
           <w:cs/>
@@ -7324,8 +6508,6 @@
       <w:pPr>
         <w:pStyle w:val="Heading2"/>
       </w:pPr>
-      <w:bookmarkStart w:id="73" w:name="_Toc90000072"/>
-      <w:bookmarkEnd w:id="73"/>
       <w:r>
         <w:rPr>
           <w:cs/>
@@ -7348,8 +6530,6 @@
       <w:pPr>
         <w:pStyle w:val="Heading2"/>
       </w:pPr>
-      <w:bookmarkStart w:id="75" w:name="_Toc90000074"/>
-      <w:bookmarkEnd w:id="75"/>
       <w:r>
         <w:rPr>
           <w:cs/>
@@ -7385,8 +6565,6 @@
       <w:pPr>
         <w:pStyle w:val="Heading1"/>
       </w:pPr>
-      <w:bookmarkStart w:id="78" w:name="_Toc90000077"/>
-      <w:bookmarkEnd w:id="78"/>
       <w:r>
         <w:rPr>
           <w:cs/>
@@ -7504,8 +6682,6 @@
       <w:pPr>
         <w:pStyle w:val="Heading1"/>
       </w:pPr>
-      <w:bookmarkStart w:id="82" w:name="_Toc90000081"/>
-      <w:bookmarkEnd w:id="82"/>
       <w:r>
         <w:rPr>
           <w:cs/>
@@ -7518,8 +6694,6 @@
       <w:pPr>
         <w:pStyle w:val="Heading2"/>
       </w:pPr>
-      <w:bookmarkStart w:id="83" w:name="_Toc90000082"/>
-      <w:bookmarkEnd w:id="83"/>
       <w:r>
         <w:rPr>
           <w:cs/>
@@ -7603,11 +6777,9 @@
     </w:p>
     <w:p>
       <w:pPr>
-        <w:pStyle w:val="Caption"/>
+        <w:pStyle w:val="TableCaption"/>
         <w:keepNext/>
       </w:pPr>
-      <w:bookmarkStart w:id="86" w:name="_Toc90000085"/>
-      <w:bookmarkEnd w:id="86"/>
       <w:r>
         <w:rPr>
           <w:b/>
@@ -7829,8 +7001,6 @@
       <w:pPr>
         <w:pStyle w:val="Heading2"/>
       </w:pPr>
-      <w:bookmarkStart w:id="88" w:name="_Toc90000087"/>
-      <w:bookmarkEnd w:id="88"/>
       <w:r>
         <w:rPr>
           <w:cs/>
@@ -7860,8 +7030,6 @@
       <w:pPr>
         <w:pStyle w:val="Heading1"/>
       </w:pPr>
-      <w:bookmarkStart w:id="90" w:name="_Toc90000089"/>
-      <w:bookmarkEnd w:id="90"/>
       <w:r>
         <w:rPr>
           <w:cs/>
@@ -7872,11 +7040,9 @@
     </w:p>
     <w:p>
       <w:pPr>
-        <w:pStyle w:val="Caption"/>
+        <w:pStyle w:val="TableCaption"/>
         <w:keepNext/>
       </w:pPr>
-      <w:bookmarkStart w:id="91" w:name="_Toc90000090"/>
-      <w:bookmarkEnd w:id="91"/>
       <w:r>
         <w:rPr>
           <w:b/>
@@ -8347,7 +7513,7 @@
     </w:p>
     <w:p>
       <w:pPr>
-        <w:pStyle w:val="Caption"/>
+        <w:pStyle w:val="FigureCaption"/>
         <w:jc w:val="center"/>
         <w:sectPr>
           <w:footerReference w:type="default" r:id="rId7"/>
@@ -8356,8 +7522,6 @@
           <w:pgNumType w:fmt="decimal"/>
         </w:sectPr>
       </w:pPr>
-      <w:bookmarkStart w:id="94" w:name="_Toc90000093"/>
-      <w:bookmarkEnd w:id="94"/>
       <w:r>
         <w:rPr>
           <w:b/>
@@ -8379,8 +7543,6 @@
       <w:pPr>
         <w:pStyle w:val="Heading1"/>
       </w:pPr>
-      <w:bookmarkStart w:id="95" w:name="_Toc90000094"/>
-      <w:bookmarkEnd w:id="95"/>
       <w:r>
         <w:rPr>
           <w:cs/>
@@ -8483,8 +7645,6 @@
       <w:pPr>
         <w:pStyle w:val="Heading1"/>
       </w:pPr>
-      <w:bookmarkStart w:id="97" w:name="_Toc90000096"/>
-      <w:bookmarkEnd w:id="97"/>
       <w:r>
         <w:rPr>
           <w:cs/>
@@ -9041,6 +8201,16 @@
       <w:szCs w:val="32"/>
     </w:rPr>
   </w:style>
+  <w:style w:type="paragraph" w:styleId="FigureCaption">
+    <w:name w:val="Figure Caption"/>
+    <w:basedOn w:val="Caption"/>
+    <w:next w:val="Normal"/>
+  </w:style>
+  <w:style w:type="paragraph" w:styleId="TableCaption">
+    <w:name w:val="Table Caption"/>
+    <w:basedOn w:val="Caption"/>
+    <w:next w:val="Normal"/>
+  </w:style>
   <w:style w:type="paragraph" w:styleId="TableofFigures">
     <w:name w:val="table of figures"/>
     <w:basedOn w:val="Normal"/>

--- a/tests/golden/thesis-text.docx
+++ b/tests/golden/thesis-text.docx
@@ -65,6 +65,9 @@
     <w:p>
       <w:pPr>
         <w:pStyle w:val="Heading1"/>
+        <w:numPr>
+          <w:numId w:val="0"/>
+        </w:numPr>
       </w:pPr>
       <w:r>
         <w:rPr>
@@ -133,6 +136,9 @@
     <w:p>
       <w:pPr>
         <w:pStyle w:val="Heading1"/>
+        <w:numPr>
+          <w:numId w:val="0"/>
+        </w:numPr>
       </w:pPr>
       <w:r>
         <w:rPr>
@@ -181,6 +187,9 @@
     <w:p>
       <w:pPr>
         <w:pStyle w:val="Heading1"/>
+        <w:numPr>
+          <w:numId w:val="0"/>
+        </w:numPr>
       </w:pPr>
       <w:r>
         <w:rPr>
@@ -230,6 +239,9 @@
     <w:p>
       <w:pPr>
         <w:pStyle w:val="Heading1"/>
+        <w:numPr>
+          <w:numId w:val="0"/>
+        </w:numPr>
       </w:pPr>
       <w:r>
         <w:rPr>
@@ -672,6 +684,9 @@
     <w:p>
       <w:pPr>
         <w:pStyle w:val="Heading1"/>
+        <w:numPr>
+          <w:numId w:val="0"/>
+        </w:numPr>
       </w:pPr>
       <w:r>
         <w:rPr>
@@ -778,6 +793,9 @@
     <w:p>
       <w:pPr>
         <w:pStyle w:val="Heading1"/>
+        <w:numPr>
+          <w:numId w:val="0"/>
+        </w:numPr>
       </w:pPr>
       <w:r>
         <w:rPr>
@@ -878,7 +896,7 @@
           <w:cs/>
           <w:lang w:val="en-US" w:bidi="th-TH"/>
         </w:rPr>
-        <w:t xml:space="preserve">บทที่ 1 บทนำ</w:t>
+        <w:t xml:space="preserve">บทนำ</w:t>
       </w:r>
     </w:p>
     <w:p>
@@ -890,7 +908,7 @@
           <w:cs/>
           <w:lang w:val="en-US" w:bidi="th-TH"/>
         </w:rPr>
-        <w:t xml:space="preserve">1.1 ความเป็นมาและความสำคัญของปัญหา</w:t>
+        <w:t xml:space="preserve">ความเป็นมาและความสำคัญของปัญหา</w:t>
       </w:r>
     </w:p>
     <w:p>
@@ -1133,28 +1151,17 @@
           <w:cs/>
           <w:lang w:val="en-US" w:bidi="th-TH"/>
         </w:rPr>
-        <w:t xml:space="preserve">1.2 วัตถุประสงค์ของการวิจัย</w:t>
+        <w:t xml:space="preserve">วัตถุประสงค์ของการวิจัย</w:t>
       </w:r>
     </w:p>
     <w:p>
       <w:pPr>
         <w:pStyle w:val="ListParagraph"/>
-        <w:ind w:left="720" w:hanging="360"/>
-      </w:pPr>
-      <w:r>
-        <w:rPr>
-          <w:cs/>
-          <w:lang w:val="en-US" w:bidi="th-TH"/>
-        </w:rPr>
-        <w:t xml:space="preserve">1.</w:t>
-      </w:r>
-      <w:r>
-        <w:rPr>
-          <w:cs/>
-          <w:lang w:val="en-US" w:bidi="th-TH"/>
-        </w:rPr>
-        <w:tab/>
-      </w:r>
+        <w:numPr>
+          <w:ilvl w:val="0"/>
+          <w:numId w:val="2"/>
+        </w:numPr>
+      </w:pPr>
       <w:r>
         <w:rPr>
           <w:cs/>
@@ -1166,22 +1173,11 @@
     <w:p>
       <w:pPr>
         <w:pStyle w:val="ListParagraph"/>
-        <w:ind w:left="720" w:hanging="360"/>
-      </w:pPr>
-      <w:r>
-        <w:rPr>
-          <w:cs/>
-          <w:lang w:val="en-US" w:bidi="th-TH"/>
-        </w:rPr>
-        <w:t xml:space="preserve">2.</w:t>
-      </w:r>
-      <w:r>
-        <w:rPr>
-          <w:cs/>
-          <w:lang w:val="en-US" w:bidi="th-TH"/>
-        </w:rPr>
-        <w:tab/>
-      </w:r>
+        <w:numPr>
+          <w:ilvl w:val="0"/>
+          <w:numId w:val="2"/>
+        </w:numPr>
+      </w:pPr>
       <w:r>
         <w:rPr>
           <w:cs/>
@@ -1241,22 +1237,11 @@
     <w:p>
       <w:pPr>
         <w:pStyle w:val="ListParagraph"/>
-        <w:ind w:left="720" w:hanging="360"/>
-      </w:pPr>
-      <w:r>
-        <w:rPr>
-          <w:cs/>
-          <w:lang w:val="en-US" w:bidi="th-TH"/>
-        </w:rPr>
-        <w:t xml:space="preserve">3.</w:t>
-      </w:r>
-      <w:r>
-        <w:rPr>
-          <w:cs/>
-          <w:lang w:val="en-US" w:bidi="th-TH"/>
-        </w:rPr>
-        <w:tab/>
-      </w:r>
+        <w:numPr>
+          <w:ilvl w:val="0"/>
+          <w:numId w:val="2"/>
+        </w:numPr>
+      </w:pPr>
       <w:r>
         <w:rPr>
           <w:cs/>
@@ -1274,7 +1259,7 @@
           <w:cs/>
           <w:lang w:val="en-US" w:bidi="th-TH"/>
         </w:rPr>
-        <w:t xml:space="preserve">1.3 ขอบเขตของการวิจัย</w:t>
+        <w:t xml:space="preserve">ขอบเขตของการวิจัย</w:t>
       </w:r>
     </w:p>
     <w:p>
@@ -1286,7 +1271,7 @@
           <w:cs/>
           <w:lang w:val="en-US" w:bidi="th-TH"/>
         </w:rPr>
-        <w:t xml:space="preserve">1.3.1 ขอบเขตด้านเนื้อหา</w:t>
+        <w:t xml:space="preserve">ขอบเขตด้านเนื้อหา</w:t>
       </w:r>
     </w:p>
     <w:p>
@@ -1388,7 +1373,7 @@
           <w:cs/>
           <w:lang w:val="en-US" w:bidi="th-TH"/>
         </w:rPr>
-        <w:t xml:space="preserve">1.3.2 ขอบเขตด้านเวลา</w:t>
+        <w:t xml:space="preserve">ขอบเขตด้านเวลา</w:t>
       </w:r>
     </w:p>
     <w:p>
@@ -1494,7 +1479,7 @@
           <w:cs/>
           <w:lang w:val="en-US" w:bidi="th-TH"/>
         </w:rPr>
-        <w:t xml:space="preserve">1.4 ประโยชน์ที่คาดว่าจะได้รับ</w:t>
+        <w:t xml:space="preserve">ประโยชน์ที่คาดว่าจะได้รับ</w:t>
       </w:r>
     </w:p>
     <w:p>
@@ -1800,7 +1785,7 @@
           <w:cs/>
           <w:lang w:val="en-US" w:bidi="th-TH"/>
         </w:rPr>
-        <w:t xml:space="preserve">บทที่ 2 ทฤษฎีและงานวิจัยที่เกี่ยวข้อง</w:t>
+        <w:t xml:space="preserve">ทฤษฎีและงานวิจัยที่เกี่ยวข้อง</w:t>
       </w:r>
     </w:p>
     <w:p>
@@ -1812,7 +1797,7 @@
           <w:cs/>
           <w:lang w:val="en-US" w:bidi="th-TH"/>
         </w:rPr>
-        <w:t xml:space="preserve">2.1 ลักษณะของอักษรไทยในเอกสารดิจิทัล</w:t>
+        <w:t xml:space="preserve">ลักษณะของอักษรไทยในเอกสารดิจิทัล</w:t>
       </w:r>
     </w:p>
     <w:p>
@@ -2260,7 +2245,7 @@
           <w:cs/>
           <w:lang w:val="en-US" w:bidi="th-TH"/>
         </w:rPr>
-        <w:t xml:space="preserve">2.2 รูปแบบไฟล์ Office Open XML</w:t>
+        <w:t xml:space="preserve">รูปแบบไฟล์ Office Open XML</w:t>
       </w:r>
     </w:p>
     <w:p>
@@ -2345,7 +2330,7 @@
           <w:cs/>
           <w:lang w:val="en-US" w:bidi="th-TH"/>
         </w:rPr>
-        <w:t xml:space="preserve">2.3 งานวิจัยที่เกี่ยวข้อง</w:t>
+        <w:t xml:space="preserve">งานวิจัยที่เกี่ยวข้อง</w:t>
       </w:r>
     </w:p>
     <w:p>
@@ -2374,7 +2359,7 @@
           <w:cs/>
           <w:lang w:val="en-US" w:bidi="th-TH"/>
         </w:rPr>
-        <w:t xml:space="preserve">บทที่ 3 วิธีดำเนินการวิจัย</w:t>
+        <w:t xml:space="preserve">วิธีดำเนินการวิจัย</w:t>
       </w:r>
     </w:p>
     <w:p>
@@ -2386,7 +2371,7 @@
           <w:cs/>
           <w:lang w:val="en-US" w:bidi="th-TH"/>
         </w:rPr>
-        <w:t xml:space="preserve">3.1 ประชากรและกลุ่มตัวอย่าง</w:t>
+        <w:t xml:space="preserve">ประชากรและกลุ่มตัวอย่าง</w:t>
       </w:r>
     </w:p>
     <w:p>
@@ -2408,7 +2393,7 @@
           <w:cs/>
           <w:lang w:val="en-US" w:bidi="th-TH"/>
         </w:rPr>
-        <w:t xml:space="preserve">3.2 เครื่องมือที่ใช้ในการวิจัย</w:t>
+        <w:t xml:space="preserve">เครื่องมือที่ใช้ในการวิจัย</w:t>
       </w:r>
     </w:p>
     <w:p>
@@ -2494,28 +2479,17 @@
           <w:cs/>
           <w:lang w:val="en-US" w:bidi="th-TH"/>
         </w:rPr>
-        <w:t xml:space="preserve">3.3 การเก็บรวบรวมข้อมูล</w:t>
+        <w:t xml:space="preserve">การเก็บรวบรวมข้อมูล</w:t>
       </w:r>
     </w:p>
     <w:p>
       <w:pPr>
         <w:pStyle w:val="ListParagraph"/>
-        <w:ind w:left="720" w:hanging="360"/>
-      </w:pPr>
-      <w:r>
-        <w:rPr>
-          <w:cs/>
-          <w:lang w:val="en-US" w:bidi="th-TH"/>
-        </w:rPr>
-        <w:t xml:space="preserve">1.</w:t>
-      </w:r>
-      <w:r>
-        <w:rPr>
-          <w:cs/>
-          <w:lang w:val="en-US" w:bidi="th-TH"/>
-        </w:rPr>
-        <w:tab/>
-      </w:r>
+        <w:numPr>
+          <w:ilvl w:val="0"/>
+          <w:numId w:val="3"/>
+        </w:numPr>
+      </w:pPr>
       <w:r>
         <w:rPr>
           <w:cs/>
@@ -2527,22 +2501,11 @@
     <w:p>
       <w:pPr>
         <w:pStyle w:val="ListParagraph"/>
-        <w:ind w:left="720" w:hanging="360"/>
-      </w:pPr>
-      <w:r>
-        <w:rPr>
-          <w:cs/>
-          <w:lang w:val="en-US" w:bidi="th-TH"/>
-        </w:rPr>
-        <w:t xml:space="preserve">2.</w:t>
-      </w:r>
-      <w:r>
-        <w:rPr>
-          <w:cs/>
-          <w:lang w:val="en-US" w:bidi="th-TH"/>
-        </w:rPr>
-        <w:tab/>
-      </w:r>
+        <w:numPr>
+          <w:ilvl w:val="0"/>
+          <w:numId w:val="3"/>
+        </w:numPr>
+      </w:pPr>
       <w:r>
         <w:rPr>
           <w:cs/>
@@ -2554,7 +2517,10 @@
     <w:p>
       <w:pPr>
         <w:pStyle w:val="ListParagraph"/>
-        <w:ind w:left="720" w:hanging="360"/>
+        <w:numPr>
+          <w:ilvl w:val="0"/>
+          <w:numId w:val="3"/>
+        </w:numPr>
         <w:sectPr>
           <w:footerReference w:type="default" r:id="rId7"/>
           <w:pgSz w:w="11906" w:h="16838"/>
@@ -2567,20 +2533,6 @@
           <w:cs/>
           <w:lang w:val="en-US" w:bidi="th-TH"/>
         </w:rPr>
-        <w:t xml:space="preserve">3.</w:t>
-      </w:r>
-      <w:r>
-        <w:rPr>
-          <w:cs/>
-          <w:lang w:val="en-US" w:bidi="th-TH"/>
-        </w:rPr>
-        <w:tab/>
-      </w:r>
-      <w:r>
-        <w:rPr>
-          <w:cs/>
-          <w:lang w:val="en-US" w:bidi="th-TH"/>
-        </w:rPr>
         <w:t xml:space="preserve">บันทึกภาพหน้าจอของทุกรายการที่ไม่ผ่าน พร้อมรุ่นของโปรแกรมที่ใช้</w:t>
       </w:r>
     </w:p>
@@ -2593,7 +2545,7 @@
           <w:cs/>
           <w:lang w:val="en-US" w:bidi="th-TH"/>
         </w:rPr>
-        <w:t xml:space="preserve">บทที่ 4 ผลการวิจัย</w:t>
+        <w:t xml:space="preserve">ผลการวิจัย</w:t>
       </w:r>
     </w:p>
     <w:p>
@@ -6479,7 +6431,7 @@
           <w:cs/>
           <w:lang w:val="en-US" w:bidi="th-TH"/>
         </w:rPr>
-        <w:t xml:space="preserve">บทที่ 5 สรุป อภิปรายผล และข้อเสนอแนะ</w:t>
+        <w:t xml:space="preserve">สรุป อภิปรายผล และข้อเสนอแนะ</w:t>
       </w:r>
     </w:p>
     <w:p>
@@ -6491,7 +6443,7 @@
           <w:cs/>
           <w:lang w:val="en-US" w:bidi="th-TH"/>
         </w:rPr>
-        <w:t xml:space="preserve">5.1 สรุปผลการวิจัย</w:t>
+        <w:t xml:space="preserve">สรุปผลการวิจัย</w:t>
       </w:r>
     </w:p>
     <w:p>
@@ -6513,7 +6465,7 @@
           <w:cs/>
           <w:lang w:val="en-US" w:bidi="th-TH"/>
         </w:rPr>
-        <w:t xml:space="preserve">5.2 อภิปรายผล</w:t>
+        <w:t xml:space="preserve">อภิปรายผล</w:t>
       </w:r>
     </w:p>
     <w:p>
@@ -6535,7 +6487,7 @@
           <w:cs/>
           <w:lang w:val="en-US" w:bidi="th-TH"/>
         </w:rPr>
-        <w:t xml:space="preserve">5.3 ข้อเสนอแนะ</w:t>
+        <w:t xml:space="preserve">ข้อเสนอแนะ</w:t>
       </w:r>
     </w:p>
     <w:p>
@@ -6564,6 +6516,9 @@
     <w:p>
       <w:pPr>
         <w:pStyle w:val="Heading1"/>
+        <w:numPr>
+          <w:numId w:val="0"/>
+        </w:numPr>
       </w:pPr>
       <w:r>
         <w:rPr>
@@ -6681,25 +6636,33 @@
     <w:p>
       <w:pPr>
         <w:pStyle w:val="Heading1"/>
-      </w:pPr>
-      <w:r>
-        <w:rPr>
-          <w:cs/>
-          <w:lang w:val="en-US" w:bidi="th-TH"/>
-        </w:rPr>
-        <w:t xml:space="preserve">ภาคผนวก ก แบบสอบถามที่ใช้ในการวิจัย</w:t>
+        <w:numPr>
+          <w:ilvl w:val="0"/>
+          <w:numId w:val="5"/>
+        </w:numPr>
+      </w:pPr>
+      <w:r>
+        <w:rPr>
+          <w:cs/>
+          <w:lang w:val="en-US" w:bidi="th-TH"/>
+        </w:rPr>
+        <w:t xml:space="preserve">แบบสอบถามที่ใช้ในการวิจัย</w:t>
       </w:r>
     </w:p>
     <w:p>
       <w:pPr>
         <w:pStyle w:val="Heading2"/>
-      </w:pPr>
-      <w:r>
-        <w:rPr>
-          <w:cs/>
-          <w:lang w:val="en-US" w:bidi="th-TH"/>
-        </w:rPr>
-        <w:t xml:space="preserve">ก.1 ส่วนที่ 1 ข้อมูลทั่วไปของผู้ตอบแบบสอบถาม</w:t>
+        <w:numPr>
+          <w:ilvl w:val="1"/>
+          <w:numId w:val="5"/>
+        </w:numPr>
+      </w:pPr>
+      <w:r>
+        <w:rPr>
+          <w:cs/>
+          <w:lang w:val="en-US" w:bidi="th-TH"/>
+        </w:rPr>
+        <w:t xml:space="preserve">ส่วนที่ 1 ข้อมูลทั่วไปของผู้ตอบแบบสอบถาม</w:t>
       </w:r>
     </w:p>
     <w:p>
@@ -7000,13 +6963,17 @@
     <w:p>
       <w:pPr>
         <w:pStyle w:val="Heading2"/>
-      </w:pPr>
-      <w:r>
-        <w:rPr>
-          <w:cs/>
-          <w:lang w:val="en-US" w:bidi="th-TH"/>
-        </w:rPr>
-        <w:t xml:space="preserve">ก.2 ส่วนที่ 2 ความคิดเห็นต่อระบบ</w:t>
+        <w:numPr>
+          <w:ilvl w:val="1"/>
+          <w:numId w:val="5"/>
+        </w:numPr>
+      </w:pPr>
+      <w:r>
+        <w:rPr>
+          <w:cs/>
+          <w:lang w:val="en-US" w:bidi="th-TH"/>
+        </w:rPr>
+        <w:t xml:space="preserve">ส่วนที่ 2 ความคิดเห็นต่อระบบ</w:t>
       </w:r>
     </w:p>
     <w:p>
@@ -7029,13 +6996,17 @@
     <w:p>
       <w:pPr>
         <w:pStyle w:val="Heading1"/>
-      </w:pPr>
-      <w:r>
-        <w:rPr>
-          <w:cs/>
-          <w:lang w:val="en-US" w:bidi="th-TH"/>
-        </w:rPr>
-        <w:t xml:space="preserve">ภาคผนวก ข ผลการตรวจสอบความเที่ยงตรงของเครื่องมือ</w:t>
+        <w:numPr>
+          <w:ilvl w:val="0"/>
+          <w:numId w:val="5"/>
+        </w:numPr>
+      </w:pPr>
+      <w:r>
+        <w:rPr>
+          <w:cs/>
+          <w:lang w:val="en-US" w:bidi="th-TH"/>
+        </w:rPr>
+        <w:t xml:space="preserve">ผลการตรวจสอบความเที่ยงตรงของเครื่องมือ</w:t>
       </w:r>
     </w:p>
     <w:p>
@@ -7542,13 +7513,17 @@
     <w:p>
       <w:pPr>
         <w:pStyle w:val="Heading1"/>
-      </w:pPr>
-      <w:r>
-        <w:rPr>
-          <w:cs/>
-          <w:lang w:val="en-US" w:bidi="th-TH"/>
-        </w:rPr>
-        <w:t xml:space="preserve">ภาคผนวก ค ตัวอย่างไฟล์ Markdown ที่ใช้ทดสอบ</w:t>
+        <w:numPr>
+          <w:ilvl w:val="0"/>
+          <w:numId w:val="5"/>
+        </w:numPr>
+      </w:pPr>
+      <w:r>
+        <w:rPr>
+          <w:cs/>
+          <w:lang w:val="en-US" w:bidi="th-TH"/>
+        </w:rPr>
+        <w:t xml:space="preserve">ตัวอย่างไฟล์ Markdown ที่ใช้ทดสอบ</w:t>
       </w:r>
     </w:p>
     <w:p>
@@ -7644,6 +7619,9 @@
     <w:p>
       <w:pPr>
         <w:pStyle w:val="Heading1"/>
+        <w:numPr>
+          <w:numId w:val="0"/>
+        </w:numPr>
       </w:pPr>
       <w:r>
         <w:rPr>
@@ -7963,8 +7941,473 @@
       </w:rPr>
     </w:lvl>
   </w:abstractNum>
+  <w:abstractNum w:abstractNumId="1">
+    <w:multiLevelType w:val="hybridMultilevel"/>
+    <w:lvl w:ilvl="0">
+      <w:start w:val="1"/>
+      <w:numFmt w:val="decimal"/>
+      <w:lvlText w:val="%1."/>
+      <w:lvlJc w:val="left"/>
+      <w:pPr>
+        <w:ind w:left="720" w:hanging="360"/>
+      </w:pPr>
+      <w:rPr>
+        <w:rFonts w:ascii="TH Sarabun New" w:hAnsi="TH Sarabun New" w:cs="TH Sarabun New"/>
+        <w:sz w:val="32"/>
+        <w:szCs w:val="32"/>
+        <w:cs/>
+        <w:lang w:val="en-US" w:bidi="th-TH"/>
+      </w:rPr>
+    </w:lvl>
+    <w:lvl w:ilvl="1">
+      <w:start w:val="1"/>
+      <w:numFmt w:val="decimal"/>
+      <w:lvlText w:val="%2."/>
+      <w:lvlJc w:val="left"/>
+      <w:pPr>
+        <w:ind w:left="1440" w:hanging="360"/>
+      </w:pPr>
+      <w:rPr>
+        <w:rFonts w:ascii="TH Sarabun New" w:hAnsi="TH Sarabun New" w:cs="TH Sarabun New"/>
+        <w:sz w:val="32"/>
+        <w:szCs w:val="32"/>
+        <w:cs/>
+        <w:lang w:val="en-US" w:bidi="th-TH"/>
+      </w:rPr>
+    </w:lvl>
+    <w:lvl w:ilvl="2">
+      <w:start w:val="1"/>
+      <w:numFmt w:val="decimal"/>
+      <w:lvlText w:val="%3."/>
+      <w:lvlJc w:val="left"/>
+      <w:pPr>
+        <w:ind w:left="2160" w:hanging="360"/>
+      </w:pPr>
+      <w:rPr>
+        <w:rFonts w:ascii="TH Sarabun New" w:hAnsi="TH Sarabun New" w:cs="TH Sarabun New"/>
+        <w:sz w:val="32"/>
+        <w:szCs w:val="32"/>
+        <w:cs/>
+        <w:lang w:val="en-US" w:bidi="th-TH"/>
+      </w:rPr>
+    </w:lvl>
+    <w:lvl w:ilvl="3">
+      <w:start w:val="1"/>
+      <w:numFmt w:val="decimal"/>
+      <w:lvlText w:val="%4."/>
+      <w:lvlJc w:val="left"/>
+      <w:pPr>
+        <w:ind w:left="2880" w:hanging="360"/>
+      </w:pPr>
+      <w:rPr>
+        <w:rFonts w:ascii="TH Sarabun New" w:hAnsi="TH Sarabun New" w:cs="TH Sarabun New"/>
+        <w:sz w:val="32"/>
+        <w:szCs w:val="32"/>
+        <w:cs/>
+        <w:lang w:val="en-US" w:bidi="th-TH"/>
+      </w:rPr>
+    </w:lvl>
+    <w:lvl w:ilvl="4">
+      <w:start w:val="1"/>
+      <w:numFmt w:val="decimal"/>
+      <w:lvlText w:val="%5."/>
+      <w:lvlJc w:val="left"/>
+      <w:pPr>
+        <w:ind w:left="3600" w:hanging="360"/>
+      </w:pPr>
+      <w:rPr>
+        <w:rFonts w:ascii="TH Sarabun New" w:hAnsi="TH Sarabun New" w:cs="TH Sarabun New"/>
+        <w:sz w:val="32"/>
+        <w:szCs w:val="32"/>
+        <w:cs/>
+        <w:lang w:val="en-US" w:bidi="th-TH"/>
+      </w:rPr>
+    </w:lvl>
+    <w:lvl w:ilvl="5">
+      <w:start w:val="1"/>
+      <w:numFmt w:val="decimal"/>
+      <w:lvlText w:val="%6."/>
+      <w:lvlJc w:val="left"/>
+      <w:pPr>
+        <w:ind w:left="4320" w:hanging="360"/>
+      </w:pPr>
+      <w:rPr>
+        <w:rFonts w:ascii="TH Sarabun New" w:hAnsi="TH Sarabun New" w:cs="TH Sarabun New"/>
+        <w:sz w:val="32"/>
+        <w:szCs w:val="32"/>
+        <w:cs/>
+        <w:lang w:val="en-US" w:bidi="th-TH"/>
+      </w:rPr>
+    </w:lvl>
+    <w:lvl w:ilvl="6">
+      <w:start w:val="1"/>
+      <w:numFmt w:val="decimal"/>
+      <w:lvlText w:val="%7."/>
+      <w:lvlJc w:val="left"/>
+      <w:pPr>
+        <w:ind w:left="5040" w:hanging="360"/>
+      </w:pPr>
+      <w:rPr>
+        <w:rFonts w:ascii="TH Sarabun New" w:hAnsi="TH Sarabun New" w:cs="TH Sarabun New"/>
+        <w:sz w:val="32"/>
+        <w:szCs w:val="32"/>
+        <w:cs/>
+        <w:lang w:val="en-US" w:bidi="th-TH"/>
+      </w:rPr>
+    </w:lvl>
+    <w:lvl w:ilvl="7">
+      <w:start w:val="1"/>
+      <w:numFmt w:val="decimal"/>
+      <w:lvlText w:val="%8."/>
+      <w:lvlJc w:val="left"/>
+      <w:pPr>
+        <w:ind w:left="5760" w:hanging="360"/>
+      </w:pPr>
+      <w:rPr>
+        <w:rFonts w:ascii="TH Sarabun New" w:hAnsi="TH Sarabun New" w:cs="TH Sarabun New"/>
+        <w:sz w:val="32"/>
+        <w:szCs w:val="32"/>
+        <w:cs/>
+        <w:lang w:val="en-US" w:bidi="th-TH"/>
+      </w:rPr>
+    </w:lvl>
+    <w:lvl w:ilvl="8">
+      <w:start w:val="1"/>
+      <w:numFmt w:val="decimal"/>
+      <w:lvlText w:val="%9."/>
+      <w:lvlJc w:val="left"/>
+      <w:pPr>
+        <w:ind w:left="6480" w:hanging="360"/>
+      </w:pPr>
+      <w:rPr>
+        <w:rFonts w:ascii="TH Sarabun New" w:hAnsi="TH Sarabun New" w:cs="TH Sarabun New"/>
+        <w:sz w:val="32"/>
+        <w:szCs w:val="32"/>
+        <w:cs/>
+        <w:lang w:val="en-US" w:bidi="th-TH"/>
+      </w:rPr>
+    </w:lvl>
+  </w:abstractNum>
+  <w:abstractNum w:abstractNumId="2">
+    <w:multiLevelType w:val="multilevel"/>
+    <w:lvl w:ilvl="0">
+      <w:start w:val="1"/>
+      <w:numFmt w:val="decimal"/>
+      <w:pStyle w:val="Heading1"/>
+      <w:suff w:val="space"/>
+      <w:lvlText w:val="บทที่ %1"/>
+      <w:lvlJc w:val="left"/>
+      <w:rPr>
+        <w:rFonts w:ascii="TH Sarabun New" w:hAnsi="TH Sarabun New" w:cs="TH Sarabun New"/>
+        <w:b/>
+        <w:bCs/>
+        <w:sz w:val="40"/>
+        <w:szCs w:val="40"/>
+        <w:cs/>
+        <w:lang w:val="en-US" w:bidi="th-TH"/>
+      </w:rPr>
+    </w:lvl>
+    <w:lvl w:ilvl="1">
+      <w:start w:val="1"/>
+      <w:numFmt w:val="decimal"/>
+      <w:pStyle w:val="Heading2"/>
+      <w:suff w:val="space"/>
+      <w:lvlText w:val="%1.%2"/>
+      <w:lvlJc w:val="left"/>
+      <w:rPr>
+        <w:rFonts w:ascii="TH Sarabun New" w:hAnsi="TH Sarabun New" w:cs="TH Sarabun New"/>
+        <w:b/>
+        <w:bCs/>
+        <w:color w:val="1F4E79"/>
+        <w:sz w:val="36"/>
+        <w:szCs w:val="36"/>
+        <w:cs/>
+        <w:lang w:val="en-US" w:bidi="th-TH"/>
+      </w:rPr>
+    </w:lvl>
+    <w:lvl w:ilvl="2">
+      <w:start w:val="1"/>
+      <w:numFmt w:val="decimal"/>
+      <w:pStyle w:val="Heading3"/>
+      <w:suff w:val="space"/>
+      <w:lvlText w:val="%1.%2.%3"/>
+      <w:lvlJc w:val="left"/>
+      <w:rPr>
+        <w:rFonts w:ascii="TH Sarabun New" w:hAnsi="TH Sarabun New" w:cs="TH Sarabun New"/>
+        <w:b/>
+        <w:bCs/>
+        <w:i/>
+        <w:iCs/>
+        <w:color w:val="2E75B6"/>
+        <w:sz w:val="32"/>
+        <w:szCs w:val="32"/>
+        <w:cs/>
+        <w:lang w:val="en-US" w:bidi="th-TH"/>
+      </w:rPr>
+    </w:lvl>
+    <w:lvl w:ilvl="3">
+      <w:start w:val="1"/>
+      <w:numFmt w:val="decimal"/>
+      <w:pStyle w:val="Heading4"/>
+      <w:suff w:val="space"/>
+      <w:lvlText w:val="%1.%2.%3.%4"/>
+      <w:lvlJc w:val="left"/>
+      <w:rPr>
+        <w:rFonts w:ascii="TH Sarabun New" w:hAnsi="TH Sarabun New" w:cs="TH Sarabun New"/>
+        <w:b/>
+        <w:bCs/>
+        <w:i/>
+        <w:iCs/>
+        <w:sz w:val="32"/>
+        <w:szCs w:val="32"/>
+        <w:cs/>
+        <w:lang w:val="en-US" w:bidi="th-TH"/>
+      </w:rPr>
+    </w:lvl>
+    <w:lvl w:ilvl="4">
+      <w:start w:val="1"/>
+      <w:numFmt w:val="decimal"/>
+      <w:pStyle w:val="Heading5"/>
+      <w:suff w:val="space"/>
+      <w:lvlText w:val="%1.%2.%3.%4.%5"/>
+      <w:lvlJc w:val="left"/>
+      <w:rPr>
+        <w:rFonts w:ascii="TH Sarabun New" w:hAnsi="TH Sarabun New" w:cs="TH Sarabun New"/>
+        <w:b/>
+        <w:bCs/>
+        <w:sz w:val="32"/>
+        <w:szCs w:val="32"/>
+        <w:cs/>
+        <w:lang w:val="en-US" w:bidi="th-TH"/>
+      </w:rPr>
+    </w:lvl>
+    <w:lvl w:ilvl="5">
+      <w:start w:val="1"/>
+      <w:numFmt w:val="decimal"/>
+      <w:pStyle w:val="Heading6"/>
+      <w:suff w:val="space"/>
+      <w:lvlText w:val="%1.%2.%3.%4.%5.%6"/>
+      <w:lvlJc w:val="left"/>
+      <w:rPr>
+        <w:rFonts w:ascii="TH Sarabun New" w:hAnsi="TH Sarabun New" w:cs="TH Sarabun New"/>
+        <w:i/>
+        <w:iCs/>
+        <w:sz w:val="32"/>
+        <w:szCs w:val="32"/>
+        <w:cs/>
+        <w:lang w:val="en-US" w:bidi="th-TH"/>
+      </w:rPr>
+    </w:lvl>
+    <w:lvl w:ilvl="6">
+      <w:start w:val="1"/>
+      <w:numFmt w:val="decimal"/>
+      <w:suff w:val="space"/>
+      <w:lvlText w:val="%1.%2.%3.%4.%5.%6.%7"/>
+      <w:lvlJc w:val="left"/>
+      <w:rPr>
+        <w:rFonts w:ascii="TH Sarabun New" w:hAnsi="TH Sarabun New" w:cs="TH Sarabun New"/>
+        <w:sz w:val="32"/>
+        <w:szCs w:val="32"/>
+        <w:cs/>
+        <w:lang w:val="en-US" w:bidi="th-TH"/>
+      </w:rPr>
+    </w:lvl>
+    <w:lvl w:ilvl="7">
+      <w:start w:val="1"/>
+      <w:numFmt w:val="decimal"/>
+      <w:suff w:val="space"/>
+      <w:lvlText w:val="%1.%2.%3.%4.%5.%6.%7.%8"/>
+      <w:lvlJc w:val="left"/>
+      <w:rPr>
+        <w:rFonts w:ascii="TH Sarabun New" w:hAnsi="TH Sarabun New" w:cs="TH Sarabun New"/>
+        <w:sz w:val="32"/>
+        <w:szCs w:val="32"/>
+        <w:cs/>
+        <w:lang w:val="en-US" w:bidi="th-TH"/>
+      </w:rPr>
+    </w:lvl>
+    <w:lvl w:ilvl="8">
+      <w:start w:val="1"/>
+      <w:numFmt w:val="decimal"/>
+      <w:suff w:val="space"/>
+      <w:lvlText w:val="%1.%2.%3.%4.%5.%6.%7.%8.%9"/>
+      <w:lvlJc w:val="left"/>
+      <w:rPr>
+        <w:rFonts w:ascii="TH Sarabun New" w:hAnsi="TH Sarabun New" w:cs="TH Sarabun New"/>
+        <w:sz w:val="32"/>
+        <w:szCs w:val="32"/>
+        <w:cs/>
+        <w:lang w:val="en-US" w:bidi="th-TH"/>
+      </w:rPr>
+    </w:lvl>
+  </w:abstractNum>
+  <w:abstractNum w:abstractNumId="3">
+    <w:multiLevelType w:val="multilevel"/>
+    <w:lvl w:ilvl="0">
+      <w:start w:val="1"/>
+      <w:numFmt w:val="thaiLetters"/>
+      <w:suff w:val="space"/>
+      <w:lvlText w:val="ภาคผนวก %1"/>
+      <w:lvlJc w:val="left"/>
+      <w:rPr>
+        <w:rFonts w:ascii="TH Sarabun New" w:hAnsi="TH Sarabun New" w:cs="TH Sarabun New"/>
+        <w:b/>
+        <w:bCs/>
+        <w:sz w:val="40"/>
+        <w:szCs w:val="40"/>
+        <w:cs/>
+        <w:lang w:val="en-US" w:bidi="th-TH"/>
+      </w:rPr>
+    </w:lvl>
+    <w:lvl w:ilvl="1">
+      <w:start w:val="1"/>
+      <w:numFmt w:val="decimal"/>
+      <w:suff w:val="space"/>
+      <w:lvlText w:val="%1.%2"/>
+      <w:lvlJc w:val="left"/>
+      <w:rPr>
+        <w:rFonts w:ascii="TH Sarabun New" w:hAnsi="TH Sarabun New" w:cs="TH Sarabun New"/>
+        <w:b/>
+        <w:bCs/>
+        <w:color w:val="1F4E79"/>
+        <w:sz w:val="36"/>
+        <w:szCs w:val="36"/>
+        <w:cs/>
+        <w:lang w:val="en-US" w:bidi="th-TH"/>
+      </w:rPr>
+    </w:lvl>
+    <w:lvl w:ilvl="2">
+      <w:start w:val="1"/>
+      <w:numFmt w:val="decimal"/>
+      <w:suff w:val="space"/>
+      <w:lvlText w:val="%1.%2.%3"/>
+      <w:lvlJc w:val="left"/>
+      <w:rPr>
+        <w:rFonts w:ascii="TH Sarabun New" w:hAnsi="TH Sarabun New" w:cs="TH Sarabun New"/>
+        <w:b/>
+        <w:bCs/>
+        <w:i/>
+        <w:iCs/>
+        <w:color w:val="2E75B6"/>
+        <w:sz w:val="32"/>
+        <w:szCs w:val="32"/>
+        <w:cs/>
+        <w:lang w:val="en-US" w:bidi="th-TH"/>
+      </w:rPr>
+    </w:lvl>
+    <w:lvl w:ilvl="3">
+      <w:start w:val="1"/>
+      <w:numFmt w:val="decimal"/>
+      <w:suff w:val="space"/>
+      <w:lvlText w:val="%1.%2.%3.%4"/>
+      <w:lvlJc w:val="left"/>
+      <w:rPr>
+        <w:rFonts w:ascii="TH Sarabun New" w:hAnsi="TH Sarabun New" w:cs="TH Sarabun New"/>
+        <w:b/>
+        <w:bCs/>
+        <w:i/>
+        <w:iCs/>
+        <w:sz w:val="32"/>
+        <w:szCs w:val="32"/>
+        <w:cs/>
+        <w:lang w:val="en-US" w:bidi="th-TH"/>
+      </w:rPr>
+    </w:lvl>
+    <w:lvl w:ilvl="4">
+      <w:start w:val="1"/>
+      <w:numFmt w:val="decimal"/>
+      <w:suff w:val="space"/>
+      <w:lvlText w:val="%1.%2.%3.%4.%5"/>
+      <w:lvlJc w:val="left"/>
+      <w:rPr>
+        <w:rFonts w:ascii="TH Sarabun New" w:hAnsi="TH Sarabun New" w:cs="TH Sarabun New"/>
+        <w:b/>
+        <w:bCs/>
+        <w:sz w:val="32"/>
+        <w:szCs w:val="32"/>
+        <w:cs/>
+        <w:lang w:val="en-US" w:bidi="th-TH"/>
+      </w:rPr>
+    </w:lvl>
+    <w:lvl w:ilvl="5">
+      <w:start w:val="1"/>
+      <w:numFmt w:val="decimal"/>
+      <w:suff w:val="space"/>
+      <w:lvlText w:val="%1.%2.%3.%4.%5.%6"/>
+      <w:lvlJc w:val="left"/>
+      <w:rPr>
+        <w:rFonts w:ascii="TH Sarabun New" w:hAnsi="TH Sarabun New" w:cs="TH Sarabun New"/>
+        <w:i/>
+        <w:iCs/>
+        <w:sz w:val="32"/>
+        <w:szCs w:val="32"/>
+        <w:cs/>
+        <w:lang w:val="en-US" w:bidi="th-TH"/>
+      </w:rPr>
+    </w:lvl>
+    <w:lvl w:ilvl="6">
+      <w:start w:val="1"/>
+      <w:numFmt w:val="decimal"/>
+      <w:suff w:val="space"/>
+      <w:lvlText w:val="%1.%2.%3.%4.%5.%6.%7"/>
+      <w:lvlJc w:val="left"/>
+      <w:rPr>
+        <w:rFonts w:ascii="TH Sarabun New" w:hAnsi="TH Sarabun New" w:cs="TH Sarabun New"/>
+        <w:sz w:val="32"/>
+        <w:szCs w:val="32"/>
+        <w:cs/>
+        <w:lang w:val="en-US" w:bidi="th-TH"/>
+      </w:rPr>
+    </w:lvl>
+    <w:lvl w:ilvl="7">
+      <w:start w:val="1"/>
+      <w:numFmt w:val="decimal"/>
+      <w:suff w:val="space"/>
+      <w:lvlText w:val="%1.%2.%3.%4.%5.%6.%7.%8"/>
+      <w:lvlJc w:val="left"/>
+      <w:rPr>
+        <w:rFonts w:ascii="TH Sarabun New" w:hAnsi="TH Sarabun New" w:cs="TH Sarabun New"/>
+        <w:sz w:val="32"/>
+        <w:szCs w:val="32"/>
+        <w:cs/>
+        <w:lang w:val="en-US" w:bidi="th-TH"/>
+      </w:rPr>
+    </w:lvl>
+    <w:lvl w:ilvl="8">
+      <w:start w:val="1"/>
+      <w:numFmt w:val="decimal"/>
+      <w:suff w:val="space"/>
+      <w:lvlText w:val="%1.%2.%3.%4.%5.%6.%7.%8.%9"/>
+      <w:lvlJc w:val="left"/>
+      <w:rPr>
+        <w:rFonts w:ascii="TH Sarabun New" w:hAnsi="TH Sarabun New" w:cs="TH Sarabun New"/>
+        <w:sz w:val="32"/>
+        <w:szCs w:val="32"/>
+        <w:cs/>
+        <w:lang w:val="en-US" w:bidi="th-TH"/>
+      </w:rPr>
+    </w:lvl>
+  </w:abstractNum>
   <w:num w:numId="1">
     <w:abstractNumId w:val="0"/>
+  </w:num>
+  <w:num w:numId="2">
+    <w:abstractNumId w:val="1"/>
+    <w:lvlOverride w:ilvl="0">
+      <w:startOverride w:val="1"/>
+    </w:lvlOverride>
+  </w:num>
+  <w:num w:numId="3">
+    <w:abstractNumId w:val="1"/>
+    <w:lvlOverride w:ilvl="0">
+      <w:startOverride w:val="1"/>
+    </w:lvlOverride>
+  </w:num>
+  <w:num w:numId="4">
+    <w:abstractNumId w:val="2"/>
+  </w:num>
+  <w:num w:numId="5">
+    <w:abstractNumId w:val="3"/>
   </w:num>
 </w:numbering>
 </file>
@@ -8006,6 +8449,10 @@
     <w:pPr>
       <w:keepNext/>
       <w:keepLines/>
+      <w:numPr>
+        <w:ilvl w:val="0"/>
+        <w:numId w:val="4"/>
+      </w:numPr>
       <w:spacing w:before="240" w:after="240"/>
       <w:jc w:val="center"/>
       <w:outlineLvl w:val="0"/>
@@ -8025,6 +8472,10 @@
     <w:pPr>
       <w:keepNext/>
       <w:keepLines/>
+      <w:numPr>
+        <w:ilvl w:val="1"/>
+        <w:numId w:val="4"/>
+      </w:numPr>
       <w:spacing w:before="200" w:after="80"/>
       <w:jc w:val="left"/>
       <w:outlineLvl w:val="1"/>
@@ -8045,6 +8496,10 @@
     <w:pPr>
       <w:keepNext/>
       <w:keepLines/>
+      <w:numPr>
+        <w:ilvl w:val="2"/>
+        <w:numId w:val="4"/>
+      </w:numPr>
       <w:spacing w:before="200" w:after="80"/>
       <w:jc w:val="left"/>
       <w:outlineLvl w:val="2"/>
@@ -8067,6 +8522,10 @@
     <w:pPr>
       <w:keepNext/>
       <w:keepLines/>
+      <w:numPr>
+        <w:ilvl w:val="3"/>
+        <w:numId w:val="4"/>
+      </w:numPr>
       <w:spacing w:before="200" w:after="80"/>
       <w:jc w:val="left"/>
       <w:outlineLvl w:val="3"/>
@@ -8088,6 +8547,10 @@
     <w:pPr>
       <w:keepNext/>
       <w:keepLines/>
+      <w:numPr>
+        <w:ilvl w:val="4"/>
+        <w:numId w:val="4"/>
+      </w:numPr>
       <w:spacing w:before="200" w:after="80"/>
       <w:jc w:val="left"/>
       <w:outlineLvl w:val="4"/>
@@ -8107,6 +8570,10 @@
     <w:pPr>
       <w:keepNext/>
       <w:keepLines/>
+      <w:numPr>
+        <w:ilvl w:val="5"/>
+        <w:numId w:val="4"/>
+      </w:numPr>
       <w:spacing w:before="200" w:after="80"/>
       <w:jc w:val="left"/>
       <w:outlineLvl w:val="5"/>

--- a/tests/golden/thesis-text.docx
+++ b/tests/golden/thesis-text.docx
@@ -65,9 +65,6 @@
     <w:p>
       <w:pPr>
         <w:pStyle w:val="Heading1"/>
-        <w:numPr>
-          <w:numId w:val="0"/>
-        </w:numPr>
       </w:pPr>
       <w:r>
         <w:rPr>
@@ -136,9 +133,6 @@
     <w:p>
       <w:pPr>
         <w:pStyle w:val="Heading1"/>
-        <w:numPr>
-          <w:numId w:val="0"/>
-        </w:numPr>
       </w:pPr>
       <w:r>
         <w:rPr>
@@ -187,9 +181,6 @@
     <w:p>
       <w:pPr>
         <w:pStyle w:val="Heading1"/>
-        <w:numPr>
-          <w:numId w:val="0"/>
-        </w:numPr>
       </w:pPr>
       <w:r>
         <w:rPr>
@@ -239,9 +230,6 @@
     <w:p>
       <w:pPr>
         <w:pStyle w:val="Heading1"/>
-        <w:numPr>
-          <w:numId w:val="0"/>
-        </w:numPr>
       </w:pPr>
       <w:r>
         <w:rPr>
@@ -684,9 +672,6 @@
     <w:p>
       <w:pPr>
         <w:pStyle w:val="Heading1"/>
-        <w:numPr>
-          <w:numId w:val="0"/>
-        </w:numPr>
       </w:pPr>
       <w:r>
         <w:rPr>
@@ -793,9 +778,6 @@
     <w:p>
       <w:pPr>
         <w:pStyle w:val="Heading1"/>
-        <w:numPr>
-          <w:numId w:val="0"/>
-        </w:numPr>
       </w:pPr>
       <w:r>
         <w:rPr>
@@ -896,7 +878,7 @@
           <w:cs/>
           <w:lang w:val="en-US" w:bidi="th-TH"/>
         </w:rPr>
-        <w:t xml:space="preserve">บทนำ</w:t>
+        <w:t xml:space="preserve">บทที่ 1 บทนำ</w:t>
       </w:r>
     </w:p>
     <w:p>
@@ -908,7 +890,7 @@
           <w:cs/>
           <w:lang w:val="en-US" w:bidi="th-TH"/>
         </w:rPr>
-        <w:t xml:space="preserve">ความเป็นมาและความสำคัญของปัญหา</w:t>
+        <w:t xml:space="preserve">1.1 ความเป็นมาและความสำคัญของปัญหา</w:t>
       </w:r>
     </w:p>
     <w:p>
@@ -1151,17 +1133,28 @@
           <w:cs/>
           <w:lang w:val="en-US" w:bidi="th-TH"/>
         </w:rPr>
-        <w:t xml:space="preserve">วัตถุประสงค์ของการวิจัย</w:t>
+        <w:t xml:space="preserve">1.2 วัตถุประสงค์ของการวิจัย</w:t>
       </w:r>
     </w:p>
     <w:p>
       <w:pPr>
         <w:pStyle w:val="ListParagraph"/>
-        <w:numPr>
-          <w:ilvl w:val="0"/>
-          <w:numId w:val="2"/>
-        </w:numPr>
-      </w:pPr>
+        <w:ind w:left="720" w:hanging="360"/>
+      </w:pPr>
+      <w:r>
+        <w:rPr>
+          <w:cs/>
+          <w:lang w:val="en-US" w:bidi="th-TH"/>
+        </w:rPr>
+        <w:t xml:space="preserve">1.</w:t>
+      </w:r>
+      <w:r>
+        <w:rPr>
+          <w:cs/>
+          <w:lang w:val="en-US" w:bidi="th-TH"/>
+        </w:rPr>
+        <w:tab/>
+      </w:r>
       <w:r>
         <w:rPr>
           <w:cs/>
@@ -1173,11 +1166,22 @@
     <w:p>
       <w:pPr>
         <w:pStyle w:val="ListParagraph"/>
-        <w:numPr>
-          <w:ilvl w:val="0"/>
-          <w:numId w:val="2"/>
-        </w:numPr>
-      </w:pPr>
+        <w:ind w:left="720" w:hanging="360"/>
+      </w:pPr>
+      <w:r>
+        <w:rPr>
+          <w:cs/>
+          <w:lang w:val="en-US" w:bidi="th-TH"/>
+        </w:rPr>
+        <w:t xml:space="preserve">2.</w:t>
+      </w:r>
+      <w:r>
+        <w:rPr>
+          <w:cs/>
+          <w:lang w:val="en-US" w:bidi="th-TH"/>
+        </w:rPr>
+        <w:tab/>
+      </w:r>
       <w:r>
         <w:rPr>
           <w:cs/>
@@ -1237,11 +1241,22 @@
     <w:p>
       <w:pPr>
         <w:pStyle w:val="ListParagraph"/>
-        <w:numPr>
-          <w:ilvl w:val="0"/>
-          <w:numId w:val="2"/>
-        </w:numPr>
-      </w:pPr>
+        <w:ind w:left="720" w:hanging="360"/>
+      </w:pPr>
+      <w:r>
+        <w:rPr>
+          <w:cs/>
+          <w:lang w:val="en-US" w:bidi="th-TH"/>
+        </w:rPr>
+        <w:t xml:space="preserve">3.</w:t>
+      </w:r>
+      <w:r>
+        <w:rPr>
+          <w:cs/>
+          <w:lang w:val="en-US" w:bidi="th-TH"/>
+        </w:rPr>
+        <w:tab/>
+      </w:r>
       <w:r>
         <w:rPr>
           <w:cs/>
@@ -1259,7 +1274,7 @@
           <w:cs/>
           <w:lang w:val="en-US" w:bidi="th-TH"/>
         </w:rPr>
-        <w:t xml:space="preserve">ขอบเขตของการวิจัย</w:t>
+        <w:t xml:space="preserve">1.3 ขอบเขตของการวิจัย</w:t>
       </w:r>
     </w:p>
     <w:p>
@@ -1271,7 +1286,7 @@
           <w:cs/>
           <w:lang w:val="en-US" w:bidi="th-TH"/>
         </w:rPr>
-        <w:t xml:space="preserve">ขอบเขตด้านเนื้อหา</w:t>
+        <w:t xml:space="preserve">1.3.1 ขอบเขตด้านเนื้อหา</w:t>
       </w:r>
     </w:p>
     <w:p>
@@ -1373,7 +1388,7 @@
           <w:cs/>
           <w:lang w:val="en-US" w:bidi="th-TH"/>
         </w:rPr>
-        <w:t xml:space="preserve">ขอบเขตด้านเวลา</w:t>
+        <w:t xml:space="preserve">1.3.2 ขอบเขตด้านเวลา</w:t>
       </w:r>
     </w:p>
     <w:p>
@@ -1479,7 +1494,7 @@
           <w:cs/>
           <w:lang w:val="en-US" w:bidi="th-TH"/>
         </w:rPr>
-        <w:t xml:space="preserve">ประโยชน์ที่คาดว่าจะได้รับ</w:t>
+        <w:t xml:space="preserve">1.4 ประโยชน์ที่คาดว่าจะได้รับ</w:t>
       </w:r>
     </w:p>
     <w:p>
@@ -1785,7 +1800,7 @@
           <w:cs/>
           <w:lang w:val="en-US" w:bidi="th-TH"/>
         </w:rPr>
-        <w:t xml:space="preserve">ทฤษฎีและงานวิจัยที่เกี่ยวข้อง</w:t>
+        <w:t xml:space="preserve">บทที่ 2 ทฤษฎีและงานวิจัยที่เกี่ยวข้อง</w:t>
       </w:r>
     </w:p>
     <w:p>
@@ -1797,7 +1812,7 @@
           <w:cs/>
           <w:lang w:val="en-US" w:bidi="th-TH"/>
         </w:rPr>
-        <w:t xml:space="preserve">ลักษณะของอักษรไทยในเอกสารดิจิทัล</w:t>
+        <w:t xml:space="preserve">2.1 ลักษณะของอักษรไทยในเอกสารดิจิทัล</w:t>
       </w:r>
     </w:p>
     <w:p>
@@ -2245,7 +2260,7 @@
           <w:cs/>
           <w:lang w:val="en-US" w:bidi="th-TH"/>
         </w:rPr>
-        <w:t xml:space="preserve">รูปแบบไฟล์ Office Open XML</w:t>
+        <w:t xml:space="preserve">2.2 รูปแบบไฟล์ Office Open XML</w:t>
       </w:r>
     </w:p>
     <w:p>
@@ -2330,7 +2345,7 @@
           <w:cs/>
           <w:lang w:val="en-US" w:bidi="th-TH"/>
         </w:rPr>
-        <w:t xml:space="preserve">งานวิจัยที่เกี่ยวข้อง</w:t>
+        <w:t xml:space="preserve">2.3 งานวิจัยที่เกี่ยวข้อง</w:t>
       </w:r>
     </w:p>
     <w:p>
@@ -2359,7 +2374,7 @@
           <w:cs/>
           <w:lang w:val="en-US" w:bidi="th-TH"/>
         </w:rPr>
-        <w:t xml:space="preserve">วิธีดำเนินการวิจัย</w:t>
+        <w:t xml:space="preserve">บทที่ 3 วิธีดำเนินการวิจัย</w:t>
       </w:r>
     </w:p>
     <w:p>
@@ -2371,7 +2386,7 @@
           <w:cs/>
           <w:lang w:val="en-US" w:bidi="th-TH"/>
         </w:rPr>
-        <w:t xml:space="preserve">ประชากรและกลุ่มตัวอย่าง</w:t>
+        <w:t xml:space="preserve">3.1 ประชากรและกลุ่มตัวอย่าง</w:t>
       </w:r>
     </w:p>
     <w:p>
@@ -2393,7 +2408,7 @@
           <w:cs/>
           <w:lang w:val="en-US" w:bidi="th-TH"/>
         </w:rPr>
-        <w:t xml:space="preserve">เครื่องมือที่ใช้ในการวิจัย</w:t>
+        <w:t xml:space="preserve">3.2 เครื่องมือที่ใช้ในการวิจัย</w:t>
       </w:r>
     </w:p>
     <w:p>
@@ -2479,17 +2494,28 @@
           <w:cs/>
           <w:lang w:val="en-US" w:bidi="th-TH"/>
         </w:rPr>
-        <w:t xml:space="preserve">การเก็บรวบรวมข้อมูล</w:t>
+        <w:t xml:space="preserve">3.3 การเก็บรวบรวมข้อมูล</w:t>
       </w:r>
     </w:p>
     <w:p>
       <w:pPr>
         <w:pStyle w:val="ListParagraph"/>
-        <w:numPr>
-          <w:ilvl w:val="0"/>
-          <w:numId w:val="3"/>
-        </w:numPr>
-      </w:pPr>
+        <w:ind w:left="720" w:hanging="360"/>
+      </w:pPr>
+      <w:r>
+        <w:rPr>
+          <w:cs/>
+          <w:lang w:val="en-US" w:bidi="th-TH"/>
+        </w:rPr>
+        <w:t xml:space="preserve">1.</w:t>
+      </w:r>
+      <w:r>
+        <w:rPr>
+          <w:cs/>
+          <w:lang w:val="en-US" w:bidi="th-TH"/>
+        </w:rPr>
+        <w:tab/>
+      </w:r>
       <w:r>
         <w:rPr>
           <w:cs/>
@@ -2501,11 +2527,22 @@
     <w:p>
       <w:pPr>
         <w:pStyle w:val="ListParagraph"/>
-        <w:numPr>
-          <w:ilvl w:val="0"/>
-          <w:numId w:val="3"/>
-        </w:numPr>
-      </w:pPr>
+        <w:ind w:left="720" w:hanging="360"/>
+      </w:pPr>
+      <w:r>
+        <w:rPr>
+          <w:cs/>
+          <w:lang w:val="en-US" w:bidi="th-TH"/>
+        </w:rPr>
+        <w:t xml:space="preserve">2.</w:t>
+      </w:r>
+      <w:r>
+        <w:rPr>
+          <w:cs/>
+          <w:lang w:val="en-US" w:bidi="th-TH"/>
+        </w:rPr>
+        <w:tab/>
+      </w:r>
       <w:r>
         <w:rPr>
           <w:cs/>
@@ -2517,10 +2554,7 @@
     <w:p>
       <w:pPr>
         <w:pStyle w:val="ListParagraph"/>
-        <w:numPr>
-          <w:ilvl w:val="0"/>
-          <w:numId w:val="3"/>
-        </w:numPr>
+        <w:ind w:left="720" w:hanging="360"/>
         <w:sectPr>
           <w:footerReference w:type="default" r:id="rId7"/>
           <w:pgSz w:w="11906" w:h="16838"/>
@@ -2533,6 +2567,20 @@
           <w:cs/>
           <w:lang w:val="en-US" w:bidi="th-TH"/>
         </w:rPr>
+        <w:t xml:space="preserve">3.</w:t>
+      </w:r>
+      <w:r>
+        <w:rPr>
+          <w:cs/>
+          <w:lang w:val="en-US" w:bidi="th-TH"/>
+        </w:rPr>
+        <w:tab/>
+      </w:r>
+      <w:r>
+        <w:rPr>
+          <w:cs/>
+          <w:lang w:val="en-US" w:bidi="th-TH"/>
+        </w:rPr>
         <w:t xml:space="preserve">บันทึกภาพหน้าจอของทุกรายการที่ไม่ผ่าน พร้อมรุ่นของโปรแกรมที่ใช้</w:t>
       </w:r>
     </w:p>
@@ -2545,7 +2593,7 @@
           <w:cs/>
           <w:lang w:val="en-US" w:bidi="th-TH"/>
         </w:rPr>
-        <w:t xml:space="preserve">ผลการวิจัย</w:t>
+        <w:t xml:space="preserve">บทที่ 4 ผลการวิจัย</w:t>
       </w:r>
     </w:p>
     <w:p>
@@ -6431,7 +6479,7 @@
           <w:cs/>
           <w:lang w:val="en-US" w:bidi="th-TH"/>
         </w:rPr>
-        <w:t xml:space="preserve">สรุป อภิปรายผล และข้อเสนอแนะ</w:t>
+        <w:t xml:space="preserve">บทที่ 5 สรุป อภิปรายผล และข้อเสนอแนะ</w:t>
       </w:r>
     </w:p>
     <w:p>
@@ -6443,7 +6491,7 @@
           <w:cs/>
           <w:lang w:val="en-US" w:bidi="th-TH"/>
         </w:rPr>
-        <w:t xml:space="preserve">สรุปผลการวิจัย</w:t>
+        <w:t xml:space="preserve">5.1 สรุปผลการวิจัย</w:t>
       </w:r>
     </w:p>
     <w:p>
@@ -6465,7 +6513,7 @@
           <w:cs/>
           <w:lang w:val="en-US" w:bidi="th-TH"/>
         </w:rPr>
-        <w:t xml:space="preserve">อภิปรายผล</w:t>
+        <w:t xml:space="preserve">5.2 อภิปรายผล</w:t>
       </w:r>
     </w:p>
     <w:p>
@@ -6487,7 +6535,7 @@
           <w:cs/>
           <w:lang w:val="en-US" w:bidi="th-TH"/>
         </w:rPr>
-        <w:t xml:space="preserve">ข้อเสนอแนะ</w:t>
+        <w:t xml:space="preserve">5.3 ข้อเสนอแนะ</w:t>
       </w:r>
     </w:p>
     <w:p>
@@ -6516,9 +6564,6 @@
     <w:p>
       <w:pPr>
         <w:pStyle w:val="Heading1"/>
-        <w:numPr>
-          <w:numId w:val="0"/>
-        </w:numPr>
       </w:pPr>
       <w:r>
         <w:rPr>
@@ -6636,33 +6681,25 @@
     <w:p>
       <w:pPr>
         <w:pStyle w:val="Heading1"/>
-        <w:numPr>
-          <w:ilvl w:val="0"/>
-          <w:numId w:val="5"/>
-        </w:numPr>
-      </w:pPr>
-      <w:r>
-        <w:rPr>
-          <w:cs/>
-          <w:lang w:val="en-US" w:bidi="th-TH"/>
-        </w:rPr>
-        <w:t xml:space="preserve">แบบสอบถามที่ใช้ในการวิจัย</w:t>
+      </w:pPr>
+      <w:r>
+        <w:rPr>
+          <w:cs/>
+          <w:lang w:val="en-US" w:bidi="th-TH"/>
+        </w:rPr>
+        <w:t xml:space="preserve">ภาคผนวก ก แบบสอบถามที่ใช้ในการวิจัย</w:t>
       </w:r>
     </w:p>
     <w:p>
       <w:pPr>
         <w:pStyle w:val="Heading2"/>
-        <w:numPr>
-          <w:ilvl w:val="1"/>
-          <w:numId w:val="5"/>
-        </w:numPr>
-      </w:pPr>
-      <w:r>
-        <w:rPr>
-          <w:cs/>
-          <w:lang w:val="en-US" w:bidi="th-TH"/>
-        </w:rPr>
-        <w:t xml:space="preserve">ส่วนที่ 1 ข้อมูลทั่วไปของผู้ตอบแบบสอบถาม</w:t>
+      </w:pPr>
+      <w:r>
+        <w:rPr>
+          <w:cs/>
+          <w:lang w:val="en-US" w:bidi="th-TH"/>
+        </w:rPr>
+        <w:t xml:space="preserve">ก.1 ส่วนที่ 1 ข้อมูลทั่วไปของผู้ตอบแบบสอบถาม</w:t>
       </w:r>
     </w:p>
     <w:p>
@@ -6963,17 +7000,13 @@
     <w:p>
       <w:pPr>
         <w:pStyle w:val="Heading2"/>
-        <w:numPr>
-          <w:ilvl w:val="1"/>
-          <w:numId w:val="5"/>
-        </w:numPr>
-      </w:pPr>
-      <w:r>
-        <w:rPr>
-          <w:cs/>
-          <w:lang w:val="en-US" w:bidi="th-TH"/>
-        </w:rPr>
-        <w:t xml:space="preserve">ส่วนที่ 2 ความคิดเห็นต่อระบบ</w:t>
+      </w:pPr>
+      <w:r>
+        <w:rPr>
+          <w:cs/>
+          <w:lang w:val="en-US" w:bidi="th-TH"/>
+        </w:rPr>
+        <w:t xml:space="preserve">ก.2 ส่วนที่ 2 ความคิดเห็นต่อระบบ</w:t>
       </w:r>
     </w:p>
     <w:p>
@@ -6996,17 +7029,13 @@
     <w:p>
       <w:pPr>
         <w:pStyle w:val="Heading1"/>
-        <w:numPr>
-          <w:ilvl w:val="0"/>
-          <w:numId w:val="5"/>
-        </w:numPr>
-      </w:pPr>
-      <w:r>
-        <w:rPr>
-          <w:cs/>
-          <w:lang w:val="en-US" w:bidi="th-TH"/>
-        </w:rPr>
-        <w:t xml:space="preserve">ผลการตรวจสอบความเที่ยงตรงของเครื่องมือ</w:t>
+      </w:pPr>
+      <w:r>
+        <w:rPr>
+          <w:cs/>
+          <w:lang w:val="en-US" w:bidi="th-TH"/>
+        </w:rPr>
+        <w:t xml:space="preserve">ภาคผนวก ข ผลการตรวจสอบความเที่ยงตรงของเครื่องมือ</w:t>
       </w:r>
     </w:p>
     <w:p>
@@ -7513,17 +7542,13 @@
     <w:p>
       <w:pPr>
         <w:pStyle w:val="Heading1"/>
-        <w:numPr>
-          <w:ilvl w:val="0"/>
-          <w:numId w:val="5"/>
-        </w:numPr>
-      </w:pPr>
-      <w:r>
-        <w:rPr>
-          <w:cs/>
-          <w:lang w:val="en-US" w:bidi="th-TH"/>
-        </w:rPr>
-        <w:t xml:space="preserve">ตัวอย่างไฟล์ Markdown ที่ใช้ทดสอบ</w:t>
+      </w:pPr>
+      <w:r>
+        <w:rPr>
+          <w:cs/>
+          <w:lang w:val="en-US" w:bidi="th-TH"/>
+        </w:rPr>
+        <w:t xml:space="preserve">ภาคผนวก ค ตัวอย่างไฟล์ Markdown ที่ใช้ทดสอบ</w:t>
       </w:r>
     </w:p>
     <w:p>
@@ -7619,9 +7644,6 @@
     <w:p>
       <w:pPr>
         <w:pStyle w:val="Heading1"/>
-        <w:numPr>
-          <w:numId w:val="0"/>
-        </w:numPr>
       </w:pPr>
       <w:r>
         <w:rPr>
@@ -7941,473 +7963,8 @@
       </w:rPr>
     </w:lvl>
   </w:abstractNum>
-  <w:abstractNum w:abstractNumId="1">
-    <w:multiLevelType w:val="hybridMultilevel"/>
-    <w:lvl w:ilvl="0">
-      <w:start w:val="1"/>
-      <w:numFmt w:val="decimal"/>
-      <w:lvlText w:val="%1."/>
-      <w:lvlJc w:val="left"/>
-      <w:pPr>
-        <w:ind w:left="720" w:hanging="360"/>
-      </w:pPr>
-      <w:rPr>
-        <w:rFonts w:ascii="TH Sarabun New" w:hAnsi="TH Sarabun New" w:cs="TH Sarabun New"/>
-        <w:sz w:val="32"/>
-        <w:szCs w:val="32"/>
-        <w:cs/>
-        <w:lang w:val="en-US" w:bidi="th-TH"/>
-      </w:rPr>
-    </w:lvl>
-    <w:lvl w:ilvl="1">
-      <w:start w:val="1"/>
-      <w:numFmt w:val="decimal"/>
-      <w:lvlText w:val="%2."/>
-      <w:lvlJc w:val="left"/>
-      <w:pPr>
-        <w:ind w:left="1440" w:hanging="360"/>
-      </w:pPr>
-      <w:rPr>
-        <w:rFonts w:ascii="TH Sarabun New" w:hAnsi="TH Sarabun New" w:cs="TH Sarabun New"/>
-        <w:sz w:val="32"/>
-        <w:szCs w:val="32"/>
-        <w:cs/>
-        <w:lang w:val="en-US" w:bidi="th-TH"/>
-      </w:rPr>
-    </w:lvl>
-    <w:lvl w:ilvl="2">
-      <w:start w:val="1"/>
-      <w:numFmt w:val="decimal"/>
-      <w:lvlText w:val="%3."/>
-      <w:lvlJc w:val="left"/>
-      <w:pPr>
-        <w:ind w:left="2160" w:hanging="360"/>
-      </w:pPr>
-      <w:rPr>
-        <w:rFonts w:ascii="TH Sarabun New" w:hAnsi="TH Sarabun New" w:cs="TH Sarabun New"/>
-        <w:sz w:val="32"/>
-        <w:szCs w:val="32"/>
-        <w:cs/>
-        <w:lang w:val="en-US" w:bidi="th-TH"/>
-      </w:rPr>
-    </w:lvl>
-    <w:lvl w:ilvl="3">
-      <w:start w:val="1"/>
-      <w:numFmt w:val="decimal"/>
-      <w:lvlText w:val="%4."/>
-      <w:lvlJc w:val="left"/>
-      <w:pPr>
-        <w:ind w:left="2880" w:hanging="360"/>
-      </w:pPr>
-      <w:rPr>
-        <w:rFonts w:ascii="TH Sarabun New" w:hAnsi="TH Sarabun New" w:cs="TH Sarabun New"/>
-        <w:sz w:val="32"/>
-        <w:szCs w:val="32"/>
-        <w:cs/>
-        <w:lang w:val="en-US" w:bidi="th-TH"/>
-      </w:rPr>
-    </w:lvl>
-    <w:lvl w:ilvl="4">
-      <w:start w:val="1"/>
-      <w:numFmt w:val="decimal"/>
-      <w:lvlText w:val="%5."/>
-      <w:lvlJc w:val="left"/>
-      <w:pPr>
-        <w:ind w:left="3600" w:hanging="360"/>
-      </w:pPr>
-      <w:rPr>
-        <w:rFonts w:ascii="TH Sarabun New" w:hAnsi="TH Sarabun New" w:cs="TH Sarabun New"/>
-        <w:sz w:val="32"/>
-        <w:szCs w:val="32"/>
-        <w:cs/>
-        <w:lang w:val="en-US" w:bidi="th-TH"/>
-      </w:rPr>
-    </w:lvl>
-    <w:lvl w:ilvl="5">
-      <w:start w:val="1"/>
-      <w:numFmt w:val="decimal"/>
-      <w:lvlText w:val="%6."/>
-      <w:lvlJc w:val="left"/>
-      <w:pPr>
-        <w:ind w:left="4320" w:hanging="360"/>
-      </w:pPr>
-      <w:rPr>
-        <w:rFonts w:ascii="TH Sarabun New" w:hAnsi="TH Sarabun New" w:cs="TH Sarabun New"/>
-        <w:sz w:val="32"/>
-        <w:szCs w:val="32"/>
-        <w:cs/>
-        <w:lang w:val="en-US" w:bidi="th-TH"/>
-      </w:rPr>
-    </w:lvl>
-    <w:lvl w:ilvl="6">
-      <w:start w:val="1"/>
-      <w:numFmt w:val="decimal"/>
-      <w:lvlText w:val="%7."/>
-      <w:lvlJc w:val="left"/>
-      <w:pPr>
-        <w:ind w:left="5040" w:hanging="360"/>
-      </w:pPr>
-      <w:rPr>
-        <w:rFonts w:ascii="TH Sarabun New" w:hAnsi="TH Sarabun New" w:cs="TH Sarabun New"/>
-        <w:sz w:val="32"/>
-        <w:szCs w:val="32"/>
-        <w:cs/>
-        <w:lang w:val="en-US" w:bidi="th-TH"/>
-      </w:rPr>
-    </w:lvl>
-    <w:lvl w:ilvl="7">
-      <w:start w:val="1"/>
-      <w:numFmt w:val="decimal"/>
-      <w:lvlText w:val="%8."/>
-      <w:lvlJc w:val="left"/>
-      <w:pPr>
-        <w:ind w:left="5760" w:hanging="360"/>
-      </w:pPr>
-      <w:rPr>
-        <w:rFonts w:ascii="TH Sarabun New" w:hAnsi="TH Sarabun New" w:cs="TH Sarabun New"/>
-        <w:sz w:val="32"/>
-        <w:szCs w:val="32"/>
-        <w:cs/>
-        <w:lang w:val="en-US" w:bidi="th-TH"/>
-      </w:rPr>
-    </w:lvl>
-    <w:lvl w:ilvl="8">
-      <w:start w:val="1"/>
-      <w:numFmt w:val="decimal"/>
-      <w:lvlText w:val="%9."/>
-      <w:lvlJc w:val="left"/>
-      <w:pPr>
-        <w:ind w:left="6480" w:hanging="360"/>
-      </w:pPr>
-      <w:rPr>
-        <w:rFonts w:ascii="TH Sarabun New" w:hAnsi="TH Sarabun New" w:cs="TH Sarabun New"/>
-        <w:sz w:val="32"/>
-        <w:szCs w:val="32"/>
-        <w:cs/>
-        <w:lang w:val="en-US" w:bidi="th-TH"/>
-      </w:rPr>
-    </w:lvl>
-  </w:abstractNum>
-  <w:abstractNum w:abstractNumId="2">
-    <w:multiLevelType w:val="multilevel"/>
-    <w:lvl w:ilvl="0">
-      <w:start w:val="1"/>
-      <w:numFmt w:val="decimal"/>
-      <w:pStyle w:val="Heading1"/>
-      <w:suff w:val="space"/>
-      <w:lvlText w:val="บทที่ %1"/>
-      <w:lvlJc w:val="left"/>
-      <w:rPr>
-        <w:rFonts w:ascii="TH Sarabun New" w:hAnsi="TH Sarabun New" w:cs="TH Sarabun New"/>
-        <w:b/>
-        <w:bCs/>
-        <w:sz w:val="40"/>
-        <w:szCs w:val="40"/>
-        <w:cs/>
-        <w:lang w:val="en-US" w:bidi="th-TH"/>
-      </w:rPr>
-    </w:lvl>
-    <w:lvl w:ilvl="1">
-      <w:start w:val="1"/>
-      <w:numFmt w:val="decimal"/>
-      <w:pStyle w:val="Heading2"/>
-      <w:suff w:val="space"/>
-      <w:lvlText w:val="%1.%2"/>
-      <w:lvlJc w:val="left"/>
-      <w:rPr>
-        <w:rFonts w:ascii="TH Sarabun New" w:hAnsi="TH Sarabun New" w:cs="TH Sarabun New"/>
-        <w:b/>
-        <w:bCs/>
-        <w:color w:val="1F4E79"/>
-        <w:sz w:val="36"/>
-        <w:szCs w:val="36"/>
-        <w:cs/>
-        <w:lang w:val="en-US" w:bidi="th-TH"/>
-      </w:rPr>
-    </w:lvl>
-    <w:lvl w:ilvl="2">
-      <w:start w:val="1"/>
-      <w:numFmt w:val="decimal"/>
-      <w:pStyle w:val="Heading3"/>
-      <w:suff w:val="space"/>
-      <w:lvlText w:val="%1.%2.%3"/>
-      <w:lvlJc w:val="left"/>
-      <w:rPr>
-        <w:rFonts w:ascii="TH Sarabun New" w:hAnsi="TH Sarabun New" w:cs="TH Sarabun New"/>
-        <w:b/>
-        <w:bCs/>
-        <w:i/>
-        <w:iCs/>
-        <w:color w:val="2E75B6"/>
-        <w:sz w:val="32"/>
-        <w:szCs w:val="32"/>
-        <w:cs/>
-        <w:lang w:val="en-US" w:bidi="th-TH"/>
-      </w:rPr>
-    </w:lvl>
-    <w:lvl w:ilvl="3">
-      <w:start w:val="1"/>
-      <w:numFmt w:val="decimal"/>
-      <w:pStyle w:val="Heading4"/>
-      <w:suff w:val="space"/>
-      <w:lvlText w:val="%1.%2.%3.%4"/>
-      <w:lvlJc w:val="left"/>
-      <w:rPr>
-        <w:rFonts w:ascii="TH Sarabun New" w:hAnsi="TH Sarabun New" w:cs="TH Sarabun New"/>
-        <w:b/>
-        <w:bCs/>
-        <w:i/>
-        <w:iCs/>
-        <w:sz w:val="32"/>
-        <w:szCs w:val="32"/>
-        <w:cs/>
-        <w:lang w:val="en-US" w:bidi="th-TH"/>
-      </w:rPr>
-    </w:lvl>
-    <w:lvl w:ilvl="4">
-      <w:start w:val="1"/>
-      <w:numFmt w:val="decimal"/>
-      <w:pStyle w:val="Heading5"/>
-      <w:suff w:val="space"/>
-      <w:lvlText w:val="%1.%2.%3.%4.%5"/>
-      <w:lvlJc w:val="left"/>
-      <w:rPr>
-        <w:rFonts w:ascii="TH Sarabun New" w:hAnsi="TH Sarabun New" w:cs="TH Sarabun New"/>
-        <w:b/>
-        <w:bCs/>
-        <w:sz w:val="32"/>
-        <w:szCs w:val="32"/>
-        <w:cs/>
-        <w:lang w:val="en-US" w:bidi="th-TH"/>
-      </w:rPr>
-    </w:lvl>
-    <w:lvl w:ilvl="5">
-      <w:start w:val="1"/>
-      <w:numFmt w:val="decimal"/>
-      <w:pStyle w:val="Heading6"/>
-      <w:suff w:val="space"/>
-      <w:lvlText w:val="%1.%2.%3.%4.%5.%6"/>
-      <w:lvlJc w:val="left"/>
-      <w:rPr>
-        <w:rFonts w:ascii="TH Sarabun New" w:hAnsi="TH Sarabun New" w:cs="TH Sarabun New"/>
-        <w:i/>
-        <w:iCs/>
-        <w:sz w:val="32"/>
-        <w:szCs w:val="32"/>
-        <w:cs/>
-        <w:lang w:val="en-US" w:bidi="th-TH"/>
-      </w:rPr>
-    </w:lvl>
-    <w:lvl w:ilvl="6">
-      <w:start w:val="1"/>
-      <w:numFmt w:val="decimal"/>
-      <w:suff w:val="space"/>
-      <w:lvlText w:val="%1.%2.%3.%4.%5.%6.%7"/>
-      <w:lvlJc w:val="left"/>
-      <w:rPr>
-        <w:rFonts w:ascii="TH Sarabun New" w:hAnsi="TH Sarabun New" w:cs="TH Sarabun New"/>
-        <w:sz w:val="32"/>
-        <w:szCs w:val="32"/>
-        <w:cs/>
-        <w:lang w:val="en-US" w:bidi="th-TH"/>
-      </w:rPr>
-    </w:lvl>
-    <w:lvl w:ilvl="7">
-      <w:start w:val="1"/>
-      <w:numFmt w:val="decimal"/>
-      <w:suff w:val="space"/>
-      <w:lvlText w:val="%1.%2.%3.%4.%5.%6.%7.%8"/>
-      <w:lvlJc w:val="left"/>
-      <w:rPr>
-        <w:rFonts w:ascii="TH Sarabun New" w:hAnsi="TH Sarabun New" w:cs="TH Sarabun New"/>
-        <w:sz w:val="32"/>
-        <w:szCs w:val="32"/>
-        <w:cs/>
-        <w:lang w:val="en-US" w:bidi="th-TH"/>
-      </w:rPr>
-    </w:lvl>
-    <w:lvl w:ilvl="8">
-      <w:start w:val="1"/>
-      <w:numFmt w:val="decimal"/>
-      <w:suff w:val="space"/>
-      <w:lvlText w:val="%1.%2.%3.%4.%5.%6.%7.%8.%9"/>
-      <w:lvlJc w:val="left"/>
-      <w:rPr>
-        <w:rFonts w:ascii="TH Sarabun New" w:hAnsi="TH Sarabun New" w:cs="TH Sarabun New"/>
-        <w:sz w:val="32"/>
-        <w:szCs w:val="32"/>
-        <w:cs/>
-        <w:lang w:val="en-US" w:bidi="th-TH"/>
-      </w:rPr>
-    </w:lvl>
-  </w:abstractNum>
-  <w:abstractNum w:abstractNumId="3">
-    <w:multiLevelType w:val="multilevel"/>
-    <w:lvl w:ilvl="0">
-      <w:start w:val="1"/>
-      <w:numFmt w:val="thaiLetters"/>
-      <w:suff w:val="space"/>
-      <w:lvlText w:val="ภาคผนวก %1"/>
-      <w:lvlJc w:val="left"/>
-      <w:rPr>
-        <w:rFonts w:ascii="TH Sarabun New" w:hAnsi="TH Sarabun New" w:cs="TH Sarabun New"/>
-        <w:b/>
-        <w:bCs/>
-        <w:sz w:val="40"/>
-        <w:szCs w:val="40"/>
-        <w:cs/>
-        <w:lang w:val="en-US" w:bidi="th-TH"/>
-      </w:rPr>
-    </w:lvl>
-    <w:lvl w:ilvl="1">
-      <w:start w:val="1"/>
-      <w:numFmt w:val="decimal"/>
-      <w:suff w:val="space"/>
-      <w:lvlText w:val="%1.%2"/>
-      <w:lvlJc w:val="left"/>
-      <w:rPr>
-        <w:rFonts w:ascii="TH Sarabun New" w:hAnsi="TH Sarabun New" w:cs="TH Sarabun New"/>
-        <w:b/>
-        <w:bCs/>
-        <w:color w:val="1F4E79"/>
-        <w:sz w:val="36"/>
-        <w:szCs w:val="36"/>
-        <w:cs/>
-        <w:lang w:val="en-US" w:bidi="th-TH"/>
-      </w:rPr>
-    </w:lvl>
-    <w:lvl w:ilvl="2">
-      <w:start w:val="1"/>
-      <w:numFmt w:val="decimal"/>
-      <w:suff w:val="space"/>
-      <w:lvlText w:val="%1.%2.%3"/>
-      <w:lvlJc w:val="left"/>
-      <w:rPr>
-        <w:rFonts w:ascii="TH Sarabun New" w:hAnsi="TH Sarabun New" w:cs="TH Sarabun New"/>
-        <w:b/>
-        <w:bCs/>
-        <w:i/>
-        <w:iCs/>
-        <w:color w:val="2E75B6"/>
-        <w:sz w:val="32"/>
-        <w:szCs w:val="32"/>
-        <w:cs/>
-        <w:lang w:val="en-US" w:bidi="th-TH"/>
-      </w:rPr>
-    </w:lvl>
-    <w:lvl w:ilvl="3">
-      <w:start w:val="1"/>
-      <w:numFmt w:val="decimal"/>
-      <w:suff w:val="space"/>
-      <w:lvlText w:val="%1.%2.%3.%4"/>
-      <w:lvlJc w:val="left"/>
-      <w:rPr>
-        <w:rFonts w:ascii="TH Sarabun New" w:hAnsi="TH Sarabun New" w:cs="TH Sarabun New"/>
-        <w:b/>
-        <w:bCs/>
-        <w:i/>
-        <w:iCs/>
-        <w:sz w:val="32"/>
-        <w:szCs w:val="32"/>
-        <w:cs/>
-        <w:lang w:val="en-US" w:bidi="th-TH"/>
-      </w:rPr>
-    </w:lvl>
-    <w:lvl w:ilvl="4">
-      <w:start w:val="1"/>
-      <w:numFmt w:val="decimal"/>
-      <w:suff w:val="space"/>
-      <w:lvlText w:val="%1.%2.%3.%4.%5"/>
-      <w:lvlJc w:val="left"/>
-      <w:rPr>
-        <w:rFonts w:ascii="TH Sarabun New" w:hAnsi="TH Sarabun New" w:cs="TH Sarabun New"/>
-        <w:b/>
-        <w:bCs/>
-        <w:sz w:val="32"/>
-        <w:szCs w:val="32"/>
-        <w:cs/>
-        <w:lang w:val="en-US" w:bidi="th-TH"/>
-      </w:rPr>
-    </w:lvl>
-    <w:lvl w:ilvl="5">
-      <w:start w:val="1"/>
-      <w:numFmt w:val="decimal"/>
-      <w:suff w:val="space"/>
-      <w:lvlText w:val="%1.%2.%3.%4.%5.%6"/>
-      <w:lvlJc w:val="left"/>
-      <w:rPr>
-        <w:rFonts w:ascii="TH Sarabun New" w:hAnsi="TH Sarabun New" w:cs="TH Sarabun New"/>
-        <w:i/>
-        <w:iCs/>
-        <w:sz w:val="32"/>
-        <w:szCs w:val="32"/>
-        <w:cs/>
-        <w:lang w:val="en-US" w:bidi="th-TH"/>
-      </w:rPr>
-    </w:lvl>
-    <w:lvl w:ilvl="6">
-      <w:start w:val="1"/>
-      <w:numFmt w:val="decimal"/>
-      <w:suff w:val="space"/>
-      <w:lvlText w:val="%1.%2.%3.%4.%5.%6.%7"/>
-      <w:lvlJc w:val="left"/>
-      <w:rPr>
-        <w:rFonts w:ascii="TH Sarabun New" w:hAnsi="TH Sarabun New" w:cs="TH Sarabun New"/>
-        <w:sz w:val="32"/>
-        <w:szCs w:val="32"/>
-        <w:cs/>
-        <w:lang w:val="en-US" w:bidi="th-TH"/>
-      </w:rPr>
-    </w:lvl>
-    <w:lvl w:ilvl="7">
-      <w:start w:val="1"/>
-      <w:numFmt w:val="decimal"/>
-      <w:suff w:val="space"/>
-      <w:lvlText w:val="%1.%2.%3.%4.%5.%6.%7.%8"/>
-      <w:lvlJc w:val="left"/>
-      <w:rPr>
-        <w:rFonts w:ascii="TH Sarabun New" w:hAnsi="TH Sarabun New" w:cs="TH Sarabun New"/>
-        <w:sz w:val="32"/>
-        <w:szCs w:val="32"/>
-        <w:cs/>
-        <w:lang w:val="en-US" w:bidi="th-TH"/>
-      </w:rPr>
-    </w:lvl>
-    <w:lvl w:ilvl="8">
-      <w:start w:val="1"/>
-      <w:numFmt w:val="decimal"/>
-      <w:suff w:val="space"/>
-      <w:lvlText w:val="%1.%2.%3.%4.%5.%6.%7.%8.%9"/>
-      <w:lvlJc w:val="left"/>
-      <w:rPr>
-        <w:rFonts w:ascii="TH Sarabun New" w:hAnsi="TH Sarabun New" w:cs="TH Sarabun New"/>
-        <w:sz w:val="32"/>
-        <w:szCs w:val="32"/>
-        <w:cs/>
-        <w:lang w:val="en-US" w:bidi="th-TH"/>
-      </w:rPr>
-    </w:lvl>
-  </w:abstractNum>
   <w:num w:numId="1">
     <w:abstractNumId w:val="0"/>
-  </w:num>
-  <w:num w:numId="2">
-    <w:abstractNumId w:val="1"/>
-    <w:lvlOverride w:ilvl="0">
-      <w:startOverride w:val="1"/>
-    </w:lvlOverride>
-  </w:num>
-  <w:num w:numId="3">
-    <w:abstractNumId w:val="1"/>
-    <w:lvlOverride w:ilvl="0">
-      <w:startOverride w:val="1"/>
-    </w:lvlOverride>
-  </w:num>
-  <w:num w:numId="4">
-    <w:abstractNumId w:val="2"/>
-  </w:num>
-  <w:num w:numId="5">
-    <w:abstractNumId w:val="3"/>
   </w:num>
 </w:numbering>
 </file>
@@ -8449,10 +8006,6 @@
     <w:pPr>
       <w:keepNext/>
       <w:keepLines/>
-      <w:numPr>
-        <w:ilvl w:val="0"/>
-        <w:numId w:val="4"/>
-      </w:numPr>
       <w:spacing w:before="240" w:after="240"/>
       <w:jc w:val="center"/>
       <w:outlineLvl w:val="0"/>
@@ -8472,10 +8025,6 @@
     <w:pPr>
       <w:keepNext/>
       <w:keepLines/>
-      <w:numPr>
-        <w:ilvl w:val="1"/>
-        <w:numId w:val="4"/>
-      </w:numPr>
       <w:spacing w:before="200" w:after="80"/>
       <w:jc w:val="left"/>
       <w:outlineLvl w:val="1"/>
@@ -8496,10 +8045,6 @@
     <w:pPr>
       <w:keepNext/>
       <w:keepLines/>
-      <w:numPr>
-        <w:ilvl w:val="2"/>
-        <w:numId w:val="4"/>
-      </w:numPr>
       <w:spacing w:before="200" w:after="80"/>
       <w:jc w:val="left"/>
       <w:outlineLvl w:val="2"/>
@@ -8522,10 +8067,6 @@
     <w:pPr>
       <w:keepNext/>
       <w:keepLines/>
-      <w:numPr>
-        <w:ilvl w:val="3"/>
-        <w:numId w:val="4"/>
-      </w:numPr>
       <w:spacing w:before="200" w:after="80"/>
       <w:jc w:val="left"/>
       <w:outlineLvl w:val="3"/>
@@ -8547,10 +8088,6 @@
     <w:pPr>
       <w:keepNext/>
       <w:keepLines/>
-      <w:numPr>
-        <w:ilvl w:val="4"/>
-        <w:numId w:val="4"/>
-      </w:numPr>
       <w:spacing w:before="200" w:after="80"/>
       <w:jc w:val="left"/>
       <w:outlineLvl w:val="4"/>
@@ -8570,10 +8107,6 @@
     <w:pPr>
       <w:keepNext/>
       <w:keepLines/>
-      <w:numPr>
-        <w:ilvl w:val="5"/>
-        <w:numId w:val="4"/>
-      </w:numPr>
       <w:spacing w:before="200" w:after="80"/>
       <w:jc w:val="left"/>
       <w:outlineLvl w:val="5"/>

--- a/tests/golden/thesis-text.docx
+++ b/tests/golden/thesis-text.docx
@@ -8258,4 +8258,116 @@
     </w:rPr>
   </w:style>
 </w:styles>
+</file>
+
+<file path=word/theme/theme1.xml><?xml version="1.0" encoding="utf-8"?>
+<a:theme xmlns:a="http://schemas.openxmlformats.org/drawingml/2006/main" name="Office Theme">
+  <a:themeElements>
+    <a:clrScheme name="Office">
+      <a:dk1>
+        <a:sysClr val="windowText" lastClr="000000"/>
+      </a:dk1>
+      <a:lt1>
+        <a:sysClr val="window" lastClr="FFFFFF"/>
+      </a:lt1>
+      <a:dk2>
+        <a:srgbClr val="44546A"/>
+      </a:dk2>
+      <a:lt2>
+        <a:srgbClr val="E7E6E6"/>
+      </a:lt2>
+      <a:accent1>
+        <a:srgbClr val="4472C4"/>
+      </a:accent1>
+      <a:accent2>
+        <a:srgbClr val="ED7D31"/>
+      </a:accent2>
+      <a:accent3>
+        <a:srgbClr val="A5A5A5"/>
+      </a:accent3>
+      <a:accent4>
+        <a:srgbClr val="FFC000"/>
+      </a:accent4>
+      <a:accent5>
+        <a:srgbClr val="5B9BD5"/>
+      </a:accent5>
+      <a:accent6>
+        <a:srgbClr val="70AD47"/>
+      </a:accent6>
+      <a:hlink>
+        <a:srgbClr val="0563C1"/>
+      </a:hlink>
+      <a:folHlink>
+        <a:srgbClr val="954F72"/>
+      </a:folHlink>
+    </a:clrScheme>
+    <a:fontScheme name="Office">
+      <a:majorFont>
+        <a:latin typeface="TH Sarabun New"/>
+        <a:ea typeface="TH Sarabun New"/>
+        <a:cs typeface="TH Sarabun New"/>
+      </a:majorFont>
+      <a:minorFont>
+        <a:latin typeface="TH Sarabun New"/>
+        <a:ea typeface="TH Sarabun New"/>
+        <a:cs typeface="TH Sarabun New"/>
+      </a:minorFont>
+    </a:fontScheme>
+    <a:fmtScheme name="Office">
+      <a:fillStyleLst>
+        <a:solidFill>
+          <a:schemeClr val="phClr"/>
+        </a:solidFill>
+        <a:solidFill>
+          <a:schemeClr val="phClr"/>
+        </a:solidFill>
+        <a:solidFill>
+          <a:schemeClr val="phClr"/>
+        </a:solidFill>
+      </a:fillStyleLst>
+      <a:lnStyleLst>
+        <a:ln w="6350" cap="flat" cmpd="sng" algn="ctr">
+          <a:solidFill>
+            <a:schemeClr val="phClr"/>
+          </a:solidFill>
+          <a:prstDash val="solid"/>
+        </a:ln>
+        <a:ln w="6350" cap="flat" cmpd="sng" algn="ctr">
+          <a:solidFill>
+            <a:schemeClr val="phClr"/>
+          </a:solidFill>
+          <a:prstDash val="solid"/>
+        </a:ln>
+        <a:ln w="6350" cap="flat" cmpd="sng" algn="ctr">
+          <a:solidFill>
+            <a:schemeClr val="phClr"/>
+          </a:solidFill>
+          <a:prstDash val="solid"/>
+        </a:ln>
+      </a:lnStyleLst>
+      <a:effectStyleLst>
+        <a:effectStyle>
+          <a:effectLst/>
+        </a:effectStyle>
+        <a:effectStyle>
+          <a:effectLst/>
+        </a:effectStyle>
+        <a:effectStyle>
+          <a:effectLst/>
+        </a:effectStyle>
+      </a:effectStyleLst>
+      <a:bgFillStyleLst>
+        <a:solidFill>
+          <a:schemeClr val="phClr"/>
+        </a:solidFill>
+        <a:solidFill>
+          <a:schemeClr val="phClr"/>
+        </a:solidFill>
+        <a:solidFill>
+          <a:schemeClr val="phClr"/>
+        </a:solidFill>
+      </a:bgFillStyleLst>
+    </a:fmtScheme>
+  </a:themeElements>
+</a:theme>
 </file>
--- a/tests/golden/thesis-text.docx
+++ b/tests/golden/thesis-text.docx
@@ -9,7 +9,7 @@
           <w:b/>
           <w:bCs/>
           <w:cs/>
-          <w:lang w:val="en-US" w:bidi="th-TH"/>
+          <w:lang w:val="en-US"/>
         </w:rPr>
         <w:t xml:space="preserve">การพัฒนาระบบสร้างเอกสาร Word ภาษาไทยจาก Markdown</w:t>
       </w:r>
@@ -21,7 +21,7 @@
           <w:b/>
           <w:bCs/>
           <w:cs/>
-          <w:lang w:val="en-US" w:bidi="th-TH"/>
+          <w:lang w:val="en-US"/>
         </w:rPr>
         <w:t xml:space="preserve">Development of a Thai Word Document Builder from Markdown</w:t>
       </w:r>
@@ -31,7 +31,7 @@
       <w:r>
         <w:rPr>
           <w:cs/>
-          <w:lang w:val="en-US" w:bidi="th-TH"/>
+          <w:lang w:val="en-US"/>
         </w:rPr>
         <w:t xml:space="preserve">นางสาวตัวอย่าง ทดสอบระบบ</w:t>
       </w:r>
@@ -41,7 +41,7 @@
       <w:r>
         <w:rPr>
           <w:cs/>
-          <w:lang w:val="en-US" w:bidi="th-TH"/>
+          <w:lang w:val="en-US"/>
         </w:rPr>
         <w:t xml:space="preserve">วิทยานิพนธ์นี้เป็นส่วนหนึ่งของการศึกษาตามหลักสูตรวิทยาศาสตรมหาบัณฑิต สาขาวิชาวิทยาการคอมพิวเตอร์ มหาวิทยาลัยตัวอย่าง ปีการศึกษา 2569</w:t>
       </w:r>
@@ -57,7 +57,7 @@
       <w:r>
         <w:rPr>
           <w:cs/>
-          <w:lang w:val="en-US" w:bidi="th-TH"/>
+          <w:lang w:val="en-US"/>
         </w:rPr>
         <w:t xml:space="preserve">เอกสารฉบับนี้เป็นข้อมูลสังเคราะห์ทั้งหมด ใช้ทดสอบการแสดงผลของเอกสาร Word ภาษาไทยในโปรแกรมสำนักงาน ไม่ได้อ้างอิงถึงบุคคล หน่วยงาน หรือผลการวิจัยจริง</w:t>
       </w:r>
@@ -69,7 +69,7 @@
       <w:r>
         <w:rPr>
           <w:cs/>
-          <w:lang w:val="en-US" w:bidi="th-TH"/>
+          <w:lang w:val="en-US"/>
         </w:rPr>
         <w:t xml:space="preserve">บทคัดย่อ</w:t>
       </w:r>
@@ -79,7 +79,7 @@
       <w:r>
         <w:rPr>
           <w:cs/>
-          <w:lang w:val="en-US" w:bidi="th-TH"/>
+          <w:lang w:val="en-US"/>
         </w:rPr>
         <w:t xml:space="preserve">การวิจัยครั้งนี้มีวัตถุประสงค์เพื่อพัฒนาและประเมินระบบสร้างเอกสาร Microsoft Word ภาษาไทยจากไฟล์ Markdown ซึ่งเป็นรูปแบบข้อความที่เขียนง่ายและนิยมใช้ในงานเอกสารทางเทคนิค ปัญหาที่พบบ่อยในการสร้างเอกสารภาษาไทยด้วยโปรแกรมอัตโนมัติคือ ตัวอักษรไทยถูกกำหนดเป็นภาษาละติน ทำให้โปรแกรมตรวจคำสะกดขีดเส้นหยักใต้คำไทยทุกคำ การตัดบรรทัดเกิดขึ้นเฉพาะตำแหน่งที่มีช่องว่าง และตัวหนาหรือตัวเอียงไม่แสดงผลกับอักษรไทย ผู้วิจัยจึงออกแบบระบบที่กำหนดคุณสมบัติภาษาไทยให้ครบถ้วนในทุกส่วนของเอกสาร ตั้งแต่ข้อความในย่อหน้า ตาราง เชิงอรรถ ไปจนถึงหัวกระดาษและท้ายกระดาษ โดยไม่เปลี่ยนแปลงเนื้อหาที่ผู้เขียนพิมพ์ไว้แม้แต่ตัวอักษรเดียว</w:t>
       </w:r>
@@ -89,7 +89,7 @@
       <w:r>
         <w:rPr>
           <w:cs/>
-          <w:lang w:val="en-US" w:bidi="th-TH"/>
+          <w:lang w:val="en-US"/>
         </w:rPr>
         <w:t xml:space="preserve">กลุ่มตัวอย่างเป็นเอกสารสังเคราะห์จำนวน 120 ฉบับ ครอบคลุมรายงานการประชุม หนังสือราชการ รายงานวิจัย และวิทยานิพนธ์ เครื่องมือที่ใช้ในการวิจัยประกอบด้วยชุดทดสอบอัตโนมัติที่ตรวจโครงสร้างไฟล์ และแบบประเมินการแสดงผลในโปรแกรมสำนักงาน 5 โปรแกรม ผลการวิจัยพบว่าเอกสารที่สร้างจากระบบแสดงผลภาษาไทยได้ถูกต้องร้อยละ 98.3 ของรายการตรวจทั้งหมด และเอกสารที่สร้างจากไฟล์ต้นทางเดียวกันมีเนื้อหาตรงกันทุกไบต์ทั้งเมื่อสร้างด้วย Python และ JavaScript ข้อผิดพลาดที่เหลืออยู่ส่วนใหญ่เกิดจากข้อจำกัดของโปรแกรมที่ใช้เปิดไฟล์ ไม่ใช่จากโครงสร้างของเอกสาร</w:t>
       </w:r>
@@ -99,7 +99,7 @@
       <w:r>
         <w:rPr>
           <w:cs/>
-          <w:lang w:val="en-US" w:bidi="th-TH"/>
+          <w:lang w:val="en-US"/>
         </w:rPr>
         <w:t xml:space="preserve">ผลการวิจัยนี้ชี้ให้เห็นว่าการแก้ปัญหาการแสดงผลภาษาไทยควรทำด้วยการกำหนดคุณสมบัติของข้อความ มากกว่าการแทรกอักขระพิเศษที่มองไม่เห็นเพื่อบังคับการตัดคำ เพราะอักขระเหล่านั้นทำให้การค้นหาคำ การคัดลอกข้อความ และการตรวจทานเอกสารผิดพลาดโดยที่ผู้อ่านไม่อาจสังเกตเห็นได้</w:t>
       </w:r>
@@ -118,14 +118,14 @@
           <w:b/>
           <w:bCs/>
           <w:cs/>
-          <w:lang w:val="en-US" w:bidi="th-TH"/>
+          <w:lang w:val="en-US"/>
         </w:rPr>
         <w:t xml:space="preserve">คำสำคัญ:</w:t>
       </w:r>
       <w:r>
         <w:rPr>
           <w:cs/>
-          <w:lang w:val="en-US" w:bidi="th-TH"/>
+          <w:lang w:val="en-US"/>
         </w:rPr>
         <w:t xml:space="preserve"> เอกสารภาษาไทย, Markdown, Office Open XML, การตัดบรรทัด, complex script</w:t>
       </w:r>
@@ -137,7 +137,7 @@
       <w:r>
         <w:rPr>
           <w:cs/>
-          <w:lang w:val="en-US" w:bidi="th-TH"/>
+          <w:lang w:val="en-US"/>
         </w:rPr>
         <w:t xml:space="preserve">Abstract</w:t>
       </w:r>
@@ -147,7 +147,7 @@
       <w:r>
         <w:rPr>
           <w:cs/>
-          <w:lang w:val="en-US" w:bidi="th-TH"/>
+          <w:lang w:val="en-US"/>
         </w:rPr>
         <w:t xml:space="preserve">This study develops and evaluates a builder that turns Markdown into Microsoft Word documents written in Thai, or in Thai mixed with English. Documents produced by common libraries mark Thai text as Latin, so Word underlines every Thai word, breaks lines only at spaces and drops bold and italic from Thai runs. The builder writes the complex-script attributes that Thai needs in every part of the package, checks the result against five known causes of broken Thai, and refuses to write a file whose text differs from the Markdown by a single character. Tested on 120 synthetic documents in five office applications, the output rendered correctly in 98.3 percent of the checks, and both implementations produced identical bytes. ภาษาไทยในบทคัดย่อภาษาอังกฤษนี้ใช้ทดสอบข้อความสองภาษาในย่อหน้าเดียวกัน</w:t>
       </w:r>
@@ -166,14 +166,14 @@
           <w:b/>
           <w:bCs/>
           <w:cs/>
-          <w:lang w:val="en-US" w:bidi="th-TH"/>
+          <w:lang w:val="en-US"/>
         </w:rPr>
         <w:t xml:space="preserve">Keywords:</w:t>
       </w:r>
       <w:r>
         <w:rPr>
           <w:cs/>
-          <w:lang w:val="en-US" w:bidi="th-TH"/>
+          <w:lang w:val="en-US"/>
         </w:rPr>
         <w:t xml:space="preserve"> Thai documents, Markdown, Office Open XML, line breaking, complex script</w:t>
       </w:r>
@@ -185,7 +185,7 @@
       <w:r>
         <w:rPr>
           <w:cs/>
-          <w:lang w:val="en-US" w:bidi="th-TH"/>
+          <w:lang w:val="en-US"/>
         </w:rPr>
         <w:t xml:space="preserve">กิตติกรรมประกาศ</w:t>
       </w:r>
@@ -195,7 +195,7 @@
       <w:r>
         <w:rPr>
           <w:cs/>
-          <w:lang w:val="en-US" w:bidi="th-TH"/>
+          <w:lang w:val="en-US"/>
         </w:rPr>
         <w:t xml:space="preserve">วิทยานิพนธ์ฉบับนี้สำเร็จลุล่วงได้ด้วยความกรุณาอย่างสูงจากอาจารย์ที่ปรึกษา ซึ่งได้ให้คำแนะนำ ตรวจทาน และแก้ไขข้อบกพร่องต่าง ๆ ด้วยความเอาใจใส่ตลอดระยะเวลาของการทำวิจัย ผู้วิจัยขอขอบพระคุณคณะกรรมการสอบทุกท่าน ที่สละเวลาอ่านและให้ข้อเสนอแนะอันเป็นประโยชน์ยิ่งต่อการปรับปรุงเนื้อหาให้สมบูรณ์ยิ่งขึ้น รวมทั้งขอขอบคุณผู้เชี่ยวชาญที่ตรวจสอบความเที่ยงตรงของเครื่องมือ และผู้ตอบแบบสอบถามทุกท่านที่ให้ความร่วมมือเป็นอย่างดี</w:t>
       </w:r>
@@ -205,7 +205,7 @@
       <w:r>
         <w:rPr>
           <w:cs/>
-          <w:lang w:val="en-US" w:bidi="th-TH"/>
+          <w:lang w:val="en-US"/>
         </w:rPr>
         <w:t xml:space="preserve">ขอขอบคุณเพื่อนร่วมรุ่นที่แบ่งปันประสบการณ์และให้กำลังใจกันเสมอมา ขอบคุณเจ้าหน้าที่ห้องสมุดที่อำนวยความสะดวกในการค้นคว้าเอกสาร และสุดท้ายนี้ ขอกราบขอบพระคุณบิดามารดาและครอบครัวที่สนับสนุนทั้งกำลังทรัพย์และกำลังใจตลอดการศึกษา คุณค่าและประโยชน์อันพึงมีจากวิทยานิพนธ์ฉบับนี้ ผู้วิจัยขอมอบแด่ผู้มีพระคุณทุกท่าน</w:t>
       </w:r>
@@ -222,7 +222,7 @@
       <w:r>
         <w:rPr>
           <w:cs/>
-          <w:lang w:val="en-US" w:bidi="th-TH"/>
+          <w:lang w:val="en-US"/>
         </w:rPr>
         <w:t xml:space="preserve">นางสาวตัวอย่าง ทดสอบระบบ</w:t>
       </w:r>
@@ -234,7 +234,7 @@
       <w:r>
         <w:rPr>
           <w:cs/>
-          <w:lang w:val="en-US" w:bidi="th-TH"/>
+          <w:lang w:val="en-US"/>
         </w:rPr>
         <w:t xml:space="preserve">สารบัญ</w:t>
       </w:r>
@@ -246,28 +246,28 @@
       <w:r>
         <w:rPr>
           <w:cs/>
-          <w:lang w:val="en-US" w:bidi="th-TH"/>
+          <w:lang w:val="en-US"/>
         </w:rPr>
         <w:fldChar w:fldCharType="begin"/>
       </w:r>
       <w:r>
         <w:rPr>
           <w:cs/>
-          <w:lang w:val="en-US" w:bidi="th-TH"/>
+          <w:lang w:val="en-US"/>
         </w:rPr>
         <w:instrText xml:space="preserve"> TOC \o "1-3" \h \z \u </w:instrText>
       </w:r>
       <w:r>
         <w:rPr>
           <w:cs/>
-          <w:lang w:val="en-US" w:bidi="th-TH"/>
+          <w:lang w:val="en-US"/>
         </w:rPr>
         <w:fldChar w:fldCharType="separate"/>
       </w:r>
       <w:r>
         <w:rPr>
           <w:cs/>
-          <w:lang w:val="en-US" w:bidi="th-TH"/>
+          <w:lang w:val="en-US"/>
         </w:rPr>
         <w:t xml:space="preserve">บทคัดย่อ</w:t>
       </w:r>
@@ -279,7 +279,7 @@
       <w:r>
         <w:rPr>
           <w:cs/>
-          <w:lang w:val="en-US" w:bidi="th-TH"/>
+          <w:lang w:val="en-US"/>
         </w:rPr>
         <w:t xml:space="preserve">Abstract</w:t>
       </w:r>
@@ -291,7 +291,7 @@
       <w:r>
         <w:rPr>
           <w:cs/>
-          <w:lang w:val="en-US" w:bidi="th-TH"/>
+          <w:lang w:val="en-US"/>
         </w:rPr>
         <w:t xml:space="preserve">กิตติกรรมประกาศ</w:t>
       </w:r>
@@ -303,7 +303,7 @@
       <w:r>
         <w:rPr>
           <w:cs/>
-          <w:lang w:val="en-US" w:bidi="th-TH"/>
+          <w:lang w:val="en-US"/>
         </w:rPr>
         <w:t xml:space="preserve">สารบัญ</w:t>
       </w:r>
@@ -315,7 +315,7 @@
       <w:r>
         <w:rPr>
           <w:cs/>
-          <w:lang w:val="en-US" w:bidi="th-TH"/>
+          <w:lang w:val="en-US"/>
         </w:rPr>
         <w:t xml:space="preserve">สารบัญตาราง</w:t>
       </w:r>
@@ -327,7 +327,7 @@
       <w:r>
         <w:rPr>
           <w:cs/>
-          <w:lang w:val="en-US" w:bidi="th-TH"/>
+          <w:lang w:val="en-US"/>
         </w:rPr>
         <w:t xml:space="preserve">สารบัญภาพ</w:t>
       </w:r>
@@ -339,7 +339,7 @@
       <w:r>
         <w:rPr>
           <w:cs/>
-          <w:lang w:val="en-US" w:bidi="th-TH"/>
+          <w:lang w:val="en-US"/>
         </w:rPr>
         <w:t xml:space="preserve">บทที่ 1 บทนำ</w:t>
       </w:r>
@@ -351,7 +351,7 @@
       <w:r>
         <w:rPr>
           <w:cs/>
-          <w:lang w:val="en-US" w:bidi="th-TH"/>
+          <w:lang w:val="en-US"/>
         </w:rPr>
         <w:t xml:space="preserve">1.1 ความเป็นมาและความสำคัญของปัญหา</w:t>
       </w:r>
@@ -363,7 +363,7 @@
       <w:r>
         <w:rPr>
           <w:cs/>
-          <w:lang w:val="en-US" w:bidi="th-TH"/>
+          <w:lang w:val="en-US"/>
         </w:rPr>
         <w:t xml:space="preserve">1.2 วัตถุประสงค์ของการวิจัย</w:t>
       </w:r>
@@ -375,7 +375,7 @@
       <w:r>
         <w:rPr>
           <w:cs/>
-          <w:lang w:val="en-US" w:bidi="th-TH"/>
+          <w:lang w:val="en-US"/>
         </w:rPr>
         <w:t xml:space="preserve">1.3 ขอบเขตของการวิจัย</w:t>
       </w:r>
@@ -387,7 +387,7 @@
       <w:r>
         <w:rPr>
           <w:cs/>
-          <w:lang w:val="en-US" w:bidi="th-TH"/>
+          <w:lang w:val="en-US"/>
         </w:rPr>
         <w:t xml:space="preserve">1.3.1 ขอบเขตด้านเนื้อหา</w:t>
       </w:r>
@@ -399,7 +399,7 @@
       <w:r>
         <w:rPr>
           <w:cs/>
-          <w:lang w:val="en-US" w:bidi="th-TH"/>
+          <w:lang w:val="en-US"/>
         </w:rPr>
         <w:t xml:space="preserve">1.3.2 ขอบเขตด้านเวลา</w:t>
       </w:r>
@@ -411,7 +411,7 @@
       <w:r>
         <w:rPr>
           <w:cs/>
-          <w:lang w:val="en-US" w:bidi="th-TH"/>
+          <w:lang w:val="en-US"/>
         </w:rPr>
         <w:t xml:space="preserve">1.4 ประโยชน์ที่คาดว่าจะได้รับ</w:t>
       </w:r>
@@ -423,7 +423,7 @@
       <w:r>
         <w:rPr>
           <w:cs/>
-          <w:lang w:val="en-US" w:bidi="th-TH"/>
+          <w:lang w:val="en-US"/>
         </w:rPr>
         <w:t xml:space="preserve">บทที่ 2 ทฤษฎีและงานวิจัยที่เกี่ยวข้อง</w:t>
       </w:r>
@@ -435,7 +435,7 @@
       <w:r>
         <w:rPr>
           <w:cs/>
-          <w:lang w:val="en-US" w:bidi="th-TH"/>
+          <w:lang w:val="en-US"/>
         </w:rPr>
         <w:t xml:space="preserve">2.1 ลักษณะของอักษรไทยในเอกสารดิจิทัล</w:t>
       </w:r>
@@ -447,7 +447,7 @@
       <w:r>
         <w:rPr>
           <w:cs/>
-          <w:lang w:val="en-US" w:bidi="th-TH"/>
+          <w:lang w:val="en-US"/>
         </w:rPr>
         <w:t xml:space="preserve">2.2 รูปแบบไฟล์ Office Open XML</w:t>
       </w:r>
@@ -459,7 +459,7 @@
       <w:r>
         <w:rPr>
           <w:cs/>
-          <w:lang w:val="en-US" w:bidi="th-TH"/>
+          <w:lang w:val="en-US"/>
         </w:rPr>
         <w:t xml:space="preserve">2.3 งานวิจัยที่เกี่ยวข้อง</w:t>
       </w:r>
@@ -471,7 +471,7 @@
       <w:r>
         <w:rPr>
           <w:cs/>
-          <w:lang w:val="en-US" w:bidi="th-TH"/>
+          <w:lang w:val="en-US"/>
         </w:rPr>
         <w:t xml:space="preserve">บทที่ 3 วิธีดำเนินการวิจัย</w:t>
       </w:r>
@@ -483,7 +483,7 @@
       <w:r>
         <w:rPr>
           <w:cs/>
-          <w:lang w:val="en-US" w:bidi="th-TH"/>
+          <w:lang w:val="en-US"/>
         </w:rPr>
         <w:t xml:space="preserve">3.1 ประชากรและกลุ่มตัวอย่าง</w:t>
       </w:r>
@@ -495,7 +495,7 @@
       <w:r>
         <w:rPr>
           <w:cs/>
-          <w:lang w:val="en-US" w:bidi="th-TH"/>
+          <w:lang w:val="en-US"/>
         </w:rPr>
         <w:t xml:space="preserve">3.2 เครื่องมือที่ใช้ในการวิจัย</w:t>
       </w:r>
@@ -507,7 +507,7 @@
       <w:r>
         <w:rPr>
           <w:cs/>
-          <w:lang w:val="en-US" w:bidi="th-TH"/>
+          <w:lang w:val="en-US"/>
         </w:rPr>
         <w:t xml:space="preserve">3.3 การเก็บรวบรวมข้อมูล</w:t>
       </w:r>
@@ -519,7 +519,7 @@
       <w:r>
         <w:rPr>
           <w:cs/>
-          <w:lang w:val="en-US" w:bidi="th-TH"/>
+          <w:lang w:val="en-US"/>
         </w:rPr>
         <w:t xml:space="preserve">บทที่ 4 ผลการวิจัย</w:t>
       </w:r>
@@ -531,7 +531,7 @@
       <w:r>
         <w:rPr>
           <w:cs/>
-          <w:lang w:val="en-US" w:bidi="th-TH"/>
+          <w:lang w:val="en-US"/>
         </w:rPr>
         <w:t xml:space="preserve">บทที่ 5 สรุป อภิปรายผล และข้อเสนอแนะ</w:t>
       </w:r>
@@ -543,7 +543,7 @@
       <w:r>
         <w:rPr>
           <w:cs/>
-          <w:lang w:val="en-US" w:bidi="th-TH"/>
+          <w:lang w:val="en-US"/>
         </w:rPr>
         <w:t xml:space="preserve">5.1 สรุปผลการวิจัย</w:t>
       </w:r>
@@ -555,7 +555,7 @@
       <w:r>
         <w:rPr>
           <w:cs/>
-          <w:lang w:val="en-US" w:bidi="th-TH"/>
+          <w:lang w:val="en-US"/>
         </w:rPr>
         <w:t xml:space="preserve">5.2 อภิปรายผล</w:t>
       </w:r>
@@ -567,7 +567,7 @@
       <w:r>
         <w:rPr>
           <w:cs/>
-          <w:lang w:val="en-US" w:bidi="th-TH"/>
+          <w:lang w:val="en-US"/>
         </w:rPr>
         <w:t xml:space="preserve">5.3 ข้อเสนอแนะ</w:t>
       </w:r>
@@ -579,7 +579,7 @@
       <w:r>
         <w:rPr>
           <w:cs/>
-          <w:lang w:val="en-US" w:bidi="th-TH"/>
+          <w:lang w:val="en-US"/>
         </w:rPr>
         <w:t xml:space="preserve">บรรณานุกรม</w:t>
       </w:r>
@@ -591,7 +591,7 @@
       <w:r>
         <w:rPr>
           <w:cs/>
-          <w:lang w:val="en-US" w:bidi="th-TH"/>
+          <w:lang w:val="en-US"/>
         </w:rPr>
         <w:t xml:space="preserve">ภาคผนวก ก แบบสอบถามที่ใช้ในการวิจัย</w:t>
       </w:r>
@@ -603,7 +603,7 @@
       <w:r>
         <w:rPr>
           <w:cs/>
-          <w:lang w:val="en-US" w:bidi="th-TH"/>
+          <w:lang w:val="en-US"/>
         </w:rPr>
         <w:t xml:space="preserve">ก.1 ส่วนที่ 1 ข้อมูลทั่วไปของผู้ตอบแบบสอบถาม</w:t>
       </w:r>
@@ -615,7 +615,7 @@
       <w:r>
         <w:rPr>
           <w:cs/>
-          <w:lang w:val="en-US" w:bidi="th-TH"/>
+          <w:lang w:val="en-US"/>
         </w:rPr>
         <w:t xml:space="preserve">ก.2 ส่วนที่ 2 ความคิดเห็นต่อระบบ</w:t>
       </w:r>
@@ -627,7 +627,7 @@
       <w:r>
         <w:rPr>
           <w:cs/>
-          <w:lang w:val="en-US" w:bidi="th-TH"/>
+          <w:lang w:val="en-US"/>
         </w:rPr>
         <w:t xml:space="preserve">ภาคผนวก ข ผลการตรวจสอบความเที่ยงตรงของเครื่องมือ</w:t>
       </w:r>
@@ -639,7 +639,7 @@
       <w:r>
         <w:rPr>
           <w:cs/>
-          <w:lang w:val="en-US" w:bidi="th-TH"/>
+          <w:lang w:val="en-US"/>
         </w:rPr>
         <w:t xml:space="preserve">ภาคผนวก ค ตัวอย่างไฟล์ Markdown ที่ใช้ทดสอบ</w:t>
       </w:r>
@@ -657,14 +657,14 @@
       <w:r>
         <w:rPr>
           <w:cs/>
-          <w:lang w:val="en-US" w:bidi="th-TH"/>
+          <w:lang w:val="en-US"/>
         </w:rPr>
         <w:t xml:space="preserve">ประวัติผู้เขียน</w:t>
       </w:r>
       <w:r>
         <w:rPr>
           <w:cs/>
-          <w:lang w:val="en-US" w:bidi="th-TH"/>
+          <w:lang w:val="en-US"/>
         </w:rPr>
         <w:fldChar w:fldCharType="end"/>
       </w:r>
@@ -676,7 +676,7 @@
       <w:r>
         <w:rPr>
           <w:cs/>
-          <w:lang w:val="en-US" w:bidi="th-TH"/>
+          <w:lang w:val="en-US"/>
         </w:rPr>
         <w:t xml:space="preserve">สารบัญตาราง</w:t>
       </w:r>
@@ -688,28 +688,28 @@
       <w:r>
         <w:rPr>
           <w:cs/>
-          <w:lang w:val="en-US" w:bidi="th-TH"/>
+          <w:lang w:val="en-US"/>
         </w:rPr>
         <w:fldChar w:fldCharType="begin"/>
       </w:r>
       <w:r>
         <w:rPr>
           <w:cs/>
-          <w:lang w:val="en-US" w:bidi="th-TH"/>
+          <w:lang w:val="en-US"/>
         </w:rPr>
         <w:instrText xml:space="preserve"> TOC \h \z \t "Table Caption,1" </w:instrText>
       </w:r>
       <w:r>
         <w:rPr>
           <w:cs/>
-          <w:lang w:val="en-US" w:bidi="th-TH"/>
+          <w:lang w:val="en-US"/>
         </w:rPr>
         <w:fldChar w:fldCharType="separate"/>
       </w:r>
       <w:r>
         <w:rPr>
           <w:cs/>
-          <w:lang w:val="en-US" w:bidi="th-TH"/>
+          <w:lang w:val="en-US"/>
         </w:rPr>
         <w:t xml:space="preserve">ตารางที่ 1-1 ประโยชน์ที่คาดว่าจะได้รับจำแนกตามกลุ่มผู้ใช้</w:t>
       </w:r>
@@ -721,7 +721,7 @@
       <w:r>
         <w:rPr>
           <w:cs/>
-          <w:lang w:val="en-US" w:bidi="th-TH"/>
+          <w:lang w:val="en-US"/>
         </w:rPr>
         <w:t xml:space="preserve">ตารางที่ 2-1 เปรียบเทียบคุณสมบัติข้อความละตินและข้อความ complex script</w:t>
       </w:r>
@@ -733,7 +733,7 @@
       <w:r>
         <w:rPr>
           <w:cs/>
-          <w:lang w:val="en-US" w:bidi="th-TH"/>
+          <w:lang w:val="en-US"/>
         </w:rPr>
         <w:t xml:space="preserve">ตารางที่ 4-1 ผลการตรวจการแสดงผลจำแนกตามรายการตรวจ</w:t>
       </w:r>
@@ -745,7 +745,7 @@
       <w:r>
         <w:rPr>
           <w:cs/>
-          <w:lang w:val="en-US" w:bidi="th-TH"/>
+          <w:lang w:val="en-US"/>
         </w:rPr>
         <w:t xml:space="preserve">ตารางที่ ก-1 ข้อมูลทั่วไปของผู้ตอบแบบสอบถาม</w:t>
       </w:r>
@@ -763,14 +763,14 @@
       <w:r>
         <w:rPr>
           <w:cs/>
-          <w:lang w:val="en-US" w:bidi="th-TH"/>
+          <w:lang w:val="en-US"/>
         </w:rPr>
         <w:t xml:space="preserve">ตารางที่ ข-1 ค่าดัชนีความสอดคล้องของแบบประเมิน</w:t>
       </w:r>
       <w:r>
         <w:rPr>
           <w:cs/>
-          <w:lang w:val="en-US" w:bidi="th-TH"/>
+          <w:lang w:val="en-US"/>
         </w:rPr>
         <w:fldChar w:fldCharType="end"/>
       </w:r>
@@ -782,7 +782,7 @@
       <w:r>
         <w:rPr>
           <w:cs/>
-          <w:lang w:val="en-US" w:bidi="th-TH"/>
+          <w:lang w:val="en-US"/>
         </w:rPr>
         <w:t xml:space="preserve">สารบัญภาพ</w:t>
       </w:r>
@@ -794,28 +794,28 @@
       <w:r>
         <w:rPr>
           <w:cs/>
-          <w:lang w:val="en-US" w:bidi="th-TH"/>
+          <w:lang w:val="en-US"/>
         </w:rPr>
         <w:fldChar w:fldCharType="begin"/>
       </w:r>
       <w:r>
         <w:rPr>
           <w:cs/>
-          <w:lang w:val="en-US" w:bidi="th-TH"/>
+          <w:lang w:val="en-US"/>
         </w:rPr>
         <w:instrText xml:space="preserve"> TOC \h \z \t "Figure Caption,1" </w:instrText>
       </w:r>
       <w:r>
         <w:rPr>
           <w:cs/>
-          <w:lang w:val="en-US" w:bidi="th-TH"/>
+          <w:lang w:val="en-US"/>
         </w:rPr>
         <w:fldChar w:fldCharType="separate"/>
       </w:r>
       <w:r>
         <w:rPr>
           <w:cs/>
-          <w:lang w:val="en-US" w:bidi="th-TH"/>
+          <w:lang w:val="en-US"/>
         </w:rPr>
         <w:t xml:space="preserve">รูปที่ 2-1 อัตราการแสดงผลถูกต้องจำแนกตามประเภทเอกสาร</w:t>
       </w:r>
@@ -827,7 +827,7 @@
       <w:r>
         <w:rPr>
           <w:cs/>
-          <w:lang w:val="en-US" w:bidi="th-TH"/>
+          <w:lang w:val="en-US"/>
         </w:rPr>
         <w:t xml:space="preserve">รูปที่ 3-1 ขั้นตอนการทำงานของระบบสร้างเอกสาร</w:t>
       </w:r>
@@ -839,7 +839,7 @@
       <w:r>
         <w:rPr>
           <w:cs/>
-          <w:lang w:val="en-US" w:bidi="th-TH"/>
+          <w:lang w:val="en-US"/>
         </w:rPr>
         <w:t xml:space="preserve">รูปที่ 4-1 สรุปผลการตรวจจำแนกตามโปรแกรม</w:t>
       </w:r>
@@ -857,14 +857,14 @@
       <w:r>
         <w:rPr>
           <w:cs/>
-          <w:lang w:val="en-US" w:bidi="th-TH"/>
+          <w:lang w:val="en-US"/>
         </w:rPr>
         <w:t xml:space="preserve">รูปที่ ข-1 ขั้นตอนการตรวจสอบความเที่ยงตรง</w:t>
       </w:r>
       <w:r>
         <w:rPr>
           <w:cs/>
-          <w:lang w:val="en-US" w:bidi="th-TH"/>
+          <w:lang w:val="en-US"/>
         </w:rPr>
         <w:fldChar w:fldCharType="end"/>
       </w:r>
@@ -876,7 +876,7 @@
       <w:r>
         <w:rPr>
           <w:cs/>
-          <w:lang w:val="en-US" w:bidi="th-TH"/>
+          <w:lang w:val="en-US"/>
         </w:rPr>
         <w:t xml:space="preserve">บทที่ 1 บทนำ</w:t>
       </w:r>
@@ -888,7 +888,7 @@
       <w:r>
         <w:rPr>
           <w:cs/>
-          <w:lang w:val="en-US" w:bidi="th-TH"/>
+          <w:lang w:val="en-US"/>
         </w:rPr>
         <w:t xml:space="preserve">1.1 ความเป็นมาและความสำคัญของปัญหา</w:t>
       </w:r>
@@ -898,7 +898,7 @@
       <w:r>
         <w:rPr>
           <w:cs/>
-          <w:lang w:val="en-US" w:bidi="th-TH"/>
+          <w:lang w:val="en-US"/>
         </w:rPr>
         <w:t xml:space="preserve">ปัจจุบันหน่วยงานภาครัฐและภาคเอกชนจำนวนมากเปลี่ยนมาจัดทำเอกสารด้วยระบบอัตโนมัติ ไม่ว่าจะเป็นรายงานประจำเดือน หนังสือแจ้งเวียน หรือเอกสารประกอบการประชุม ข้อมูลเหล่านี้มักถูกเขียนหรือสร้างขึ้นในรูปแบบข้อความธรรมดาก่อน แล้วจึงแปลงเป็นไฟล์ Word เพื่อส่งต่อให้ผู้รับที่คุ้นเคยกับโปรแกรมสำนักงาน </w:t>
       </w:r>
@@ -907,14 +907,14 @@
           <w:b/>
           <w:bCs/>
           <w:cs/>
-          <w:lang w:val="en-US" w:bidi="th-TH"/>
+          <w:lang w:val="en-US"/>
         </w:rPr>
         <w:t xml:space="preserve">ปัญหาสำคัญ</w:t>
       </w:r>
       <w:r>
         <w:rPr>
           <w:cs/>
-          <w:lang w:val="en-US" w:bidi="th-TH"/>
+          <w:lang w:val="en-US"/>
         </w:rPr>
         <w:t xml:space="preserve"> คือเครื่องมือแปลงเอกสารส่วนใหญ่ถูกออกแบบมาสำหรับภาษาที่ใช้อักษรละติน เมื่อนำมาใช้กับภาษาไทยจึงเกิดความผิดปกติหลายประการ เช่น </w:t>
       </w:r>
@@ -923,14 +923,14 @@
           <w:i/>
           <w:iCs/>
           <w:cs/>
-          <w:lang w:val="en-US" w:bidi="th-TH"/>
+          <w:lang w:val="en-US"/>
         </w:rPr>
         <w:t xml:space="preserve">เส้นหยักสีแดงใต้คำที่สะกดถูกต้อง</w:t>
       </w:r>
       <w:r>
         <w:rPr>
           <w:cs/>
-          <w:lang w:val="en-US" w:bidi="th-TH"/>
+          <w:lang w:val="en-US"/>
         </w:rPr>
         <w:t xml:space="preserve"> การตัดบรรทัดกลางคำ และตัวอักษรที่ควรเป็นตัวหนากลับแสดงเป็นตัวปกติ </w:t>
       </w:r>
@@ -938,14 +938,14 @@
         <w:rPr>
           <w:strike/>
           <w:cs/>
-          <w:lang w:val="en-US" w:bidi="th-TH"/>
+          <w:lang w:val="en-US"/>
         </w:rPr>
         <w:t xml:space="preserve">ซึ่งผู้ใช้มักแก้ด้วยการเว้นวรรคระหว่างคำ</w:t>
       </w:r>
       <w:r>
         <w:rPr>
           <w:cs/>
-          <w:lang w:val="en-US" w:bidi="th-TH"/>
+          <w:lang w:val="en-US"/>
         </w:rPr>
         <w:t xml:space="preserve"> ซึ่งผู้ใช้มักพยายามแก้ด้วยวิธีที่ทำให้เนื้อหาเปลี่ยนไปจากต้นฉบับ</w:t>
       </w:r>
@@ -953,7 +953,7 @@
         <w:rPr>
           <w:rStyle w:val="FootnoteReference"/>
           <w:cs/>
-          <w:lang w:val="en-US" w:bidi="th-TH"/>
+          <w:lang w:val="en-US"/>
         </w:rPr>
         <w:footnoteReference w:id="1"/>
       </w:r>
@@ -963,7 +963,7 @@
       <w:r>
         <w:rPr>
           <w:cs/>
-          <w:lang w:val="en-US" w:bidi="th-TH"/>
+          <w:lang w:val="en-US"/>
         </w:rPr>
         <w:t xml:space="preserve">จากการสำรวจเบื้องต้นในหน่วยงานตัวอย่างพบว่า เจ้าหน้าที่ใช้เวลาเฉลี่ย 25 นาทีต่อเอกสารหนึ่งฉบับในการแก้ไขรูปแบบหลังการแปลง โดยเฉพาะการเลือกฟอนต์ใหม่ การปรับระยะบรรทัด และการลบช่องว่างที่เกินมา งานเหล่านี้ไม่เพิ่มคุณค่าให้กับเนื้อหา แต่เพิ่มโอกาสที่เอกสารจะผิดพลาด ผู้วิจัยจึงสนใจศึกษาว่าหากกำหนดคุณสมบัติภาษาไทยให้ถูกต้องตั้งแต่ขั้นตอนการสร้างไฟล์ จะช่วยลดภาระดังกล่าวได้มากเพียงใด ดูรายละเอียดของข้อกำหนดได้ที่ </w:t>
       </w:r>
@@ -972,7 +972,7 @@
           <w:rPr>
             <w:rStyle w:val="Hyperlink"/>
             <w:cs/>
-            <w:lang w:val="en-US" w:bidi="th-TH"/>
+            <w:lang w:val="en-US"/>
           </w:rPr>
           <w:t xml:space="preserve">ECMA-376</w:t>
         </w:r>
@@ -980,7 +980,7 @@
       <w:r>
         <w:rPr>
           <w:cs/>
-          <w:lang w:val="en-US" w:bidi="th-TH"/>
+          <w:lang w:val="en-US"/>
         </w:rPr>
         <w:t xml:space="preserve"> และตัวอย่างการใช้งานที่ </w:t>
       </w:r>
@@ -989,7 +989,7 @@
           <w:rPr>
             <w:rStyle w:val="Hyperlink"/>
             <w:cs/>
-            <w:lang w:val="en-US" w:bidi="th-TH"/>
+            <w:lang w:val="en-US"/>
           </w:rPr>
           <w:t xml:space="preserve">https://example.com/thai-docx</w:t>
         </w:r>
@@ -997,7 +997,7 @@
       <w:r>
         <w:rPr>
           <w:cs/>
-          <w:lang w:val="en-US" w:bidi="th-TH"/>
+          <w:lang w:val="en-US"/>
         </w:rPr>
         <w:t xml:space="preserve"> ซึ่งเป็นที่อยู่สมมติสำหรับการทดสอบลิงก์</w:t>
       </w:r>
@@ -1005,7 +1005,7 @@
         <w:rPr>
           <w:rStyle w:val="FootnoteReference"/>
           <w:cs/>
-          <w:lang w:val="en-US" w:bidi="th-TH"/>
+          <w:lang w:val="en-US"/>
         </w:rPr>
         <w:footnoteReference w:id="2"/>
       </w:r>
@@ -1015,7 +1015,7 @@
       <w:r>
         <w:rPr>
           <w:cs/>
-          <w:lang w:val="en-US" w:bidi="th-TH"/>
+          <w:lang w:val="en-US"/>
         </w:rPr>
         <w:t xml:space="preserve">นอกจากนี้ งานเอกสารทางวิชาการยังมีองค์ประกอบเฉพาะที่ต้องการความถูกต้องสูง ได้แก่ สูตรทางเคมีอย่าง H</w:t>
       </w:r>
@@ -1023,14 +1023,14 @@
         <w:rPr>
           <w:vertAlign w:val="subscript"/>
           <w:cs/>
-          <w:lang w:val="en-US" w:bidi="th-TH"/>
+          <w:lang w:val="en-US"/>
         </w:rPr>
         <w:t xml:space="preserve">2</w:t>
       </w:r>
       <w:r>
         <w:rPr>
           <w:cs/>
-          <w:lang w:val="en-US" w:bidi="th-TH"/>
+          <w:lang w:val="en-US"/>
         </w:rPr>
         <w:t xml:space="preserve">SO</w:t>
       </w:r>
@@ -1038,14 +1038,14 @@
         <w:rPr>
           <w:vertAlign w:val="subscript"/>
           <w:cs/>
-          <w:lang w:val="en-US" w:bidi="th-TH"/>
+          <w:lang w:val="en-US"/>
         </w:rPr>
         <w:t xml:space="preserve">4</w:t>
       </w:r>
       <w:r>
         <w:rPr>
           <w:cs/>
-          <w:lang w:val="en-US" w:bidi="th-TH"/>
+          <w:lang w:val="en-US"/>
         </w:rPr>
         <w:t xml:space="preserve"> ค่ายกกำลังอย่าง 10</w:t>
       </w:r>
@@ -1053,14 +1053,14 @@
         <w:rPr>
           <w:vertAlign w:val="superscript"/>
           <w:cs/>
-          <w:lang w:val="en-US" w:bidi="th-TH"/>
+          <w:lang w:val="en-US"/>
         </w:rPr>
         <w:t xml:space="preserve">6</w:t>
       </w:r>
       <w:r>
         <w:rPr>
           <w:cs/>
-          <w:lang w:val="en-US" w:bidi="th-TH"/>
+          <w:lang w:val="en-US"/>
         </w:rPr>
         <w:t xml:space="preserve"> คำที่ต้อง</w:t>
       </w:r>
@@ -1068,14 +1068,14 @@
         <w:rPr>
           <w:u w:val="single"/>
           <w:cs/>
-          <w:lang w:val="en-US" w:bidi="th-TH"/>
+          <w:lang w:val="en-US"/>
         </w:rPr>
         <w:t xml:space="preserve">ขีดเส้นใต้</w:t>
       </w:r>
       <w:r>
         <w:rPr>
           <w:cs/>
-          <w:lang w:val="en-US" w:bidi="th-TH"/>
+          <w:lang w:val="en-US"/>
         </w:rPr>
         <w:t xml:space="preserve">เพื่อเน้น และคำสั่งแป้นพิมพ์อย่าง </w:t>
       </w:r>
@@ -1083,14 +1083,14 @@
         <w:rPr>
           <w:rFonts w:ascii="Consolas" w:hAnsi="Consolas" w:cs="TH Sarabun New"/>
           <w:cs/>
-          <w:lang w:val="en-US" w:bidi="th-TH"/>
+          <w:lang w:val="en-US"/>
         </w:rPr>
         <w:t xml:space="preserve">Ctrl</w:t>
       </w:r>
       <w:r>
         <w:rPr>
           <w:cs/>
-          <w:lang w:val="en-US" w:bidi="th-TH"/>
+          <w:lang w:val="en-US"/>
         </w:rPr>
         <w:t xml:space="preserve"> + </w:t>
       </w:r>
@@ -1098,28 +1098,28 @@
         <w:rPr>
           <w:rFonts w:ascii="Consolas" w:hAnsi="Consolas" w:cs="TH Sarabun New"/>
           <w:cs/>
-          <w:lang w:val="en-US" w:bidi="th-TH"/>
+          <w:lang w:val="en-US"/>
         </w:rPr>
         <w:t xml:space="preserve">S</w:t>
       </w:r>
       <w:r>
         <w:rPr>
           <w:cs/>
-          <w:lang w:val="en-US" w:bidi="th-TH"/>
+          <w:lang w:val="en-US"/>
         </w:rPr>
         <w:t xml:space="preserve"> องค์ประกอบเหล่านี้ต้องแสดงผลได้ถูกต้องเช่นเดียวกับข้อความภาษาไทยทั่วไป</w:t>
       </w:r>
       <w:r>
         <w:rPr>
           <w:cs/>
-          <w:lang w:val="en-US" w:bidi="th-TH"/>
+          <w:lang w:val="en-US"/>
         </w:rPr>
         <w:br/>
       </w:r>
       <w:r>
         <w:rPr>
           <w:cs/>
-          <w:lang w:val="en-US" w:bidi="th-TH"/>
+          <w:lang w:val="en-US"/>
         </w:rPr>
         <w:t xml:space="preserve">บรรทัดนี้ขึ้นต้นหลังการขึ้นบรรทัดใหม่แบบ hard break เพื่อทดสอบว่าข้อความยังคงอยู่ในย่อหน้าเดียวกัน</w:t>
       </w:r>
@@ -1131,7 +1131,7 @@
       <w:r>
         <w:rPr>
           <w:cs/>
-          <w:lang w:val="en-US" w:bidi="th-TH"/>
+          <w:lang w:val="en-US"/>
         </w:rPr>
         <w:t xml:space="preserve">1.2 วัตถุประสงค์ของการวิจัย</w:t>
       </w:r>
@@ -1144,21 +1144,21 @@
       <w:r>
         <w:rPr>
           <w:cs/>
-          <w:lang w:val="en-US" w:bidi="th-TH"/>
+          <w:lang w:val="en-US"/>
         </w:rPr>
         <w:t xml:space="preserve">1.</w:t>
       </w:r>
       <w:r>
         <w:rPr>
           <w:cs/>
-          <w:lang w:val="en-US" w:bidi="th-TH"/>
+          <w:lang w:val="en-US"/>
         </w:rPr>
         <w:tab/>
       </w:r>
       <w:r>
         <w:rPr>
           <w:cs/>
-          <w:lang w:val="en-US" w:bidi="th-TH"/>
+          <w:lang w:val="en-US"/>
         </w:rPr>
         <w:t xml:space="preserve">เพื่อพัฒนาระบบสร้างเอกสาร Word ภาษาไทยจากไฟล์ Markdown ที่กำหนดคุณสมบัติภาษาไทยได้ครบถ้วนในทุกส่วนของเอกสาร</w:t>
       </w:r>
@@ -1171,21 +1171,21 @@
       <w:r>
         <w:rPr>
           <w:cs/>
-          <w:lang w:val="en-US" w:bidi="th-TH"/>
+          <w:lang w:val="en-US"/>
         </w:rPr>
         <w:t xml:space="preserve">2.</w:t>
       </w:r>
       <w:r>
         <w:rPr>
           <w:cs/>
-          <w:lang w:val="en-US" w:bidi="th-TH"/>
+          <w:lang w:val="en-US"/>
         </w:rPr>
         <w:tab/>
       </w:r>
       <w:r>
         <w:rPr>
           <w:cs/>
-          <w:lang w:val="en-US" w:bidi="th-TH"/>
+          <w:lang w:val="en-US"/>
         </w:rPr>
         <w:t xml:space="preserve">เพื่อประเมินความถูกต้องของการแสดงผลในโปรแกรมสำนักงาน 5 โปรแกรม ได้แก่</w:t>
       </w:r>
@@ -1201,7 +1201,7 @@
       <w:r>
         <w:rPr>
           <w:cs/>
-          <w:lang w:val="en-US" w:bidi="th-TH"/>
+          <w:lang w:val="en-US"/>
         </w:rPr>
         <w:t xml:space="preserve">Microsoft Word 365 บน Windows และ Word บน macOS</w:t>
       </w:r>
@@ -1217,7 +1217,7 @@
       <w:r>
         <w:rPr>
           <w:cs/>
-          <w:lang w:val="en-US" w:bidi="th-TH"/>
+          <w:lang w:val="en-US"/>
         </w:rPr>
         <w:t xml:space="preserve">LibreOffice Writer และ WPS Writer</w:t>
       </w:r>
@@ -1233,7 +1233,7 @@
       <w:r>
         <w:rPr>
           <w:cs/>
-          <w:lang w:val="en-US" w:bidi="th-TH"/>
+          <w:lang w:val="en-US"/>
         </w:rPr>
         <w:t xml:space="preserve">Google Docs</w:t>
       </w:r>
@@ -1246,21 +1246,21 @@
       <w:r>
         <w:rPr>
           <w:cs/>
-          <w:lang w:val="en-US" w:bidi="th-TH"/>
+          <w:lang w:val="en-US"/>
         </w:rPr>
         <w:t xml:space="preserve">3.</w:t>
       </w:r>
       <w:r>
         <w:rPr>
           <w:cs/>
-          <w:lang w:val="en-US" w:bidi="th-TH"/>
+          <w:lang w:val="en-US"/>
         </w:rPr>
         <w:tab/>
       </w:r>
       <w:r>
         <w:rPr>
           <w:cs/>
-          <w:lang w:val="en-US" w:bidi="th-TH"/>
+          <w:lang w:val="en-US"/>
         </w:rPr>
         <w:t xml:space="preserve">เพื่อเปรียบเทียบเวลาที่ใช้แก้ไขรูปแบบเอกสารก่อนและหลังใช้ระบบ</w:t>
       </w:r>
@@ -1272,7 +1272,7 @@
       <w:r>
         <w:rPr>
           <w:cs/>
-          <w:lang w:val="en-US" w:bidi="th-TH"/>
+          <w:lang w:val="en-US"/>
         </w:rPr>
         <w:t xml:space="preserve">1.3 ขอบเขตของการวิจัย</w:t>
       </w:r>
@@ -1284,7 +1284,7 @@
       <w:r>
         <w:rPr>
           <w:cs/>
-          <w:lang w:val="en-US" w:bidi="th-TH"/>
+          <w:lang w:val="en-US"/>
         </w:rPr>
         <w:t xml:space="preserve">1.3.1 ขอบเขตด้านเนื้อหา</w:t>
       </w:r>
@@ -1294,7 +1294,7 @@
       <w:r>
         <w:rPr>
           <w:cs/>
-          <w:lang w:val="en-US" w:bidi="th-TH"/>
+          <w:lang w:val="en-US"/>
         </w:rPr>
         <w:t xml:space="preserve">การวิจัยครั้งนี้ครอบคลุมองค์ประกอบของเอกสารที่พบบ่อยในงานเอกสารภาษาไทย ได้แก่</w:t>
       </w:r>
@@ -1310,7 +1310,7 @@
       <w:r>
         <w:rPr>
           <w:cs/>
-          <w:lang w:val="en-US" w:bidi="th-TH"/>
+          <w:lang w:val="en-US"/>
         </w:rPr>
         <w:t xml:space="preserve">หัวข้อหลายระดับ ย่อหน้า และข้อความที่ยกมา</w:t>
       </w:r>
@@ -1326,7 +1326,7 @@
       <w:r>
         <w:rPr>
           <w:cs/>
-          <w:lang w:val="en-US" w:bidi="th-TH"/>
+          <w:lang w:val="en-US"/>
         </w:rPr>
         <w:t xml:space="preserve">รายการแบบสัญลักษณ์และแบบลำดับเลข รวมถึงรายการซ้อนหลายชั้น</w:t>
       </w:r>
@@ -1342,7 +1342,7 @@
       <w:r>
         <w:rPr>
           <w:cs/>
-          <w:lang w:val="en-US" w:bidi="th-TH"/>
+          <w:lang w:val="en-US"/>
         </w:rPr>
         <w:t xml:space="preserve">รายการชั้นที่สองที่มีข้อความยาวจนต้องตัดบรรทัดเพื่อทดสอบการเยื้องของบรรทัดถัดไปในรายการ</w:t>
       </w:r>
@@ -1358,7 +1358,7 @@
       <w:r>
         <w:rPr>
           <w:cs/>
-          <w:lang w:val="en-US" w:bidi="th-TH"/>
+          <w:lang w:val="en-US"/>
         </w:rPr>
         <w:t xml:space="preserve">รายการชั้นที่สาม</w:t>
       </w:r>
@@ -1374,7 +1374,7 @@
       <w:r>
         <w:rPr>
           <w:cs/>
-          <w:lang w:val="en-US" w:bidi="th-TH"/>
+          <w:lang w:val="en-US"/>
         </w:rPr>
         <w:t xml:space="preserve">ตาราง รูปภาพ เชิงอรรถ ลิงก์ และโค้ด</w:t>
       </w:r>
@@ -1386,7 +1386,7 @@
       <w:r>
         <w:rPr>
           <w:cs/>
-          <w:lang w:val="en-US" w:bidi="th-TH"/>
+          <w:lang w:val="en-US"/>
         </w:rPr>
         <w:t xml:space="preserve">1.3.2 ขอบเขตด้านเวลา</w:t>
       </w:r>
@@ -1396,7 +1396,7 @@
       <w:r>
         <w:rPr>
           <w:cs/>
-          <w:lang w:val="en-US" w:bidi="th-TH"/>
+          <w:lang w:val="en-US"/>
         </w:rPr>
         <w:t xml:space="preserve">ระยะเวลาดำเนินการวิจัยตั้งแต่เดือนมิถุนายน 2568 ถึงเดือนพฤษภาคม 2569 รวม 12 เดือน โดยแบ่งงานเป็นขั้นตอนดังนี้</w:t>
       </w:r>
@@ -1410,14 +1410,14 @@
         <w:rPr>
           <w:rFonts w:ascii="Arial" w:hAnsi="Arial" w:cs="Arial"/>
           <w:cs/>
-          <w:lang w:val="en-US" w:bidi="th-TH"/>
+          <w:lang w:val="en-US"/>
         </w:rPr>
         <w:t xml:space="preserve">■ </w:t>
       </w:r>
       <w:r>
         <w:rPr>
           <w:cs/>
-          <w:lang w:val="en-US" w:bidi="th-TH"/>
+          <w:lang w:val="en-US"/>
         </w:rPr>
         <w:t xml:space="preserve">ศึกษาข้อกำหนดของรูปแบบไฟล์และทบทวนวรรณกรรม</w:t>
       </w:r>
@@ -1431,14 +1431,14 @@
         <w:rPr>
           <w:rFonts w:ascii="Arial" w:hAnsi="Arial" w:cs="Arial"/>
           <w:cs/>
-          <w:lang w:val="en-US" w:bidi="th-TH"/>
+          <w:lang w:val="en-US"/>
         </w:rPr>
         <w:t xml:space="preserve">■ </w:t>
       </w:r>
       <w:r>
         <w:rPr>
           <w:cs/>
-          <w:lang w:val="en-US" w:bidi="th-TH"/>
+          <w:lang w:val="en-US"/>
         </w:rPr>
         <w:t xml:space="preserve">พัฒนาระบบและชุดทดสอบอัตโนมัติ</w:t>
       </w:r>
@@ -1452,14 +1452,14 @@
         <w:rPr>
           <w:rFonts w:ascii="Arial" w:hAnsi="Arial" w:cs="Arial"/>
           <w:cs/>
-          <w:lang w:val="en-US" w:bidi="th-TH"/>
+          <w:lang w:val="en-US"/>
         </w:rPr>
         <w:t xml:space="preserve">□ </w:t>
       </w:r>
       <w:r>
         <w:rPr>
           <w:cs/>
-          <w:lang w:val="en-US" w:bidi="th-TH"/>
+          <w:lang w:val="en-US"/>
         </w:rPr>
         <w:t xml:space="preserve">ทดสอบกับผู้ใช้งานจริงในหน่วยงานตัวอย่าง</w:t>
       </w:r>
@@ -1473,14 +1473,14 @@
         <w:rPr>
           <w:rFonts w:ascii="Arial" w:hAnsi="Arial" w:cs="Arial"/>
           <w:cs/>
-          <w:lang w:val="en-US" w:bidi="th-TH"/>
+          <w:lang w:val="en-US"/>
         </w:rPr>
         <w:t xml:space="preserve">□ </w:t>
       </w:r>
       <w:r>
         <w:rPr>
           <w:cs/>
-          <w:lang w:val="en-US" w:bidi="th-TH"/>
+          <w:lang w:val="en-US"/>
         </w:rPr>
         <w:t xml:space="preserve">เผยแพร่ผลการวิจัย</w:t>
       </w:r>
@@ -1492,7 +1492,7 @@
       <w:r>
         <w:rPr>
           <w:cs/>
-          <w:lang w:val="en-US" w:bidi="th-TH"/>
+          <w:lang w:val="en-US"/>
         </w:rPr>
         <w:t xml:space="preserve">1.4 ประโยชน์ที่คาดว่าจะได้รับ</w:t>
       </w:r>
@@ -1507,14 +1507,14 @@
           <w:b/>
           <w:bCs/>
           <w:cs/>
-          <w:lang w:val="en-US" w:bidi="th-TH"/>
+          <w:lang w:val="en-US"/>
         </w:rPr>
         <w:t xml:space="preserve">ตารางที่ 1-1</w:t>
       </w:r>
       <w:r>
         <w:rPr>
           <w:cs/>
-          <w:lang w:val="en-US" w:bidi="th-TH"/>
+          <w:lang w:val="en-US"/>
         </w:rPr>
         <w:t xml:space="preserve"> ประโยชน์ที่คาดว่าจะได้รับจำแนกตามกลุ่มผู้ใช้</w:t>
       </w:r>
@@ -1558,7 +1558,7 @@
                 <w:b/>
                 <w:bCs/>
                 <w:cs/>
-                <w:lang w:val="en-US" w:bidi="th-TH"/>
+                <w:lang w:val="en-US"/>
               </w:rPr>
               <w:t xml:space="preserve">กลุ่มผู้ใช้</w:t>
             </w:r>
@@ -1577,7 +1577,7 @@
                 <w:b/>
                 <w:bCs/>
                 <w:cs/>
-                <w:lang w:val="en-US" w:bidi="th-TH"/>
+                <w:lang w:val="en-US"/>
               </w:rPr>
               <w:t xml:space="preserve">ประโยชน์ที่คาดว่าจะได้รับ</w:t>
             </w:r>
@@ -1597,7 +1597,7 @@
                 <w:b/>
                 <w:bCs/>
                 <w:cs/>
-                <w:lang w:val="en-US" w:bidi="th-TH"/>
+                <w:lang w:val="en-US"/>
               </w:rPr>
               <w:t xml:space="preserve">ระดับ</w:t>
             </w:r>
@@ -1616,7 +1616,7 @@
             <w:r>
               <w:rPr>
                 <w:cs/>
-                <w:lang w:val="en-US" w:bidi="th-TH"/>
+                <w:lang w:val="en-US"/>
               </w:rPr>
               <w:t xml:space="preserve">เจ้าหน้าที่ธุรการ</w:t>
             </w:r>
@@ -1633,7 +1633,7 @@
             <w:r>
               <w:rPr>
                 <w:cs/>
-                <w:lang w:val="en-US" w:bidi="th-TH"/>
+                <w:lang w:val="en-US"/>
               </w:rPr>
               <w:t xml:space="preserve">ลดเวลาแก้ไขรูปแบบเอกสารหลังการแปลง และลดความผิดพลาดจากการพิมพ์ซ้ำ</w:t>
             </w:r>
@@ -1651,7 +1651,7 @@
             <w:r>
               <w:rPr>
                 <w:cs/>
-                <w:lang w:val="en-US" w:bidi="th-TH"/>
+                <w:lang w:val="en-US"/>
               </w:rPr>
               <w:t xml:space="preserve">สูง</w:t>
             </w:r>
@@ -1670,7 +1670,7 @@
             <w:r>
               <w:rPr>
                 <w:cs/>
-                <w:lang w:val="en-US" w:bidi="th-TH"/>
+                <w:lang w:val="en-US"/>
               </w:rPr>
               <w:t xml:space="preserve">นักวิจัยและนักศึกษา</w:t>
             </w:r>
@@ -1687,7 +1687,7 @@
             <w:r>
               <w:rPr>
                 <w:cs/>
-                <w:lang w:val="en-US" w:bidi="th-TH"/>
+                <w:lang w:val="en-US"/>
               </w:rPr>
               <w:t xml:space="preserve">จัดทำรายงานและวิทยานิพนธ์ที่มีเลขบท ชื่อตาราง และสารบัญได้จากไฟล์ข้อความ</w:t>
             </w:r>
@@ -1705,7 +1705,7 @@
             <w:r>
               <w:rPr>
                 <w:cs/>
-                <w:lang w:val="en-US" w:bidi="th-TH"/>
+                <w:lang w:val="en-US"/>
               </w:rPr>
               <w:t xml:space="preserve">สูง</w:t>
             </w:r>
@@ -1724,7 +1724,7 @@
             <w:r>
               <w:rPr>
                 <w:cs/>
-                <w:lang w:val="en-US" w:bidi="th-TH"/>
+                <w:lang w:val="en-US"/>
               </w:rPr>
               <w:t xml:space="preserve">ผู้พัฒนาระบบ</w:t>
             </w:r>
@@ -1741,21 +1741,21 @@
             <w:r>
               <w:rPr>
                 <w:cs/>
-                <w:lang w:val="en-US" w:bidi="th-TH"/>
+                <w:lang w:val="en-US"/>
               </w:rPr>
               <w:t xml:space="preserve">นำไปใช้ร่วมกับระบบสร้างเอกสารอัตโนมัติ</w:t>
             </w:r>
             <w:r>
               <w:rPr>
                 <w:cs/>
-                <w:lang w:val="en-US" w:bidi="th-TH"/>
+                <w:lang w:val="en-US"/>
               </w:rPr>
               <w:br/>
             </w:r>
             <w:r>
               <w:rPr>
                 <w:cs/>
-                <w:lang w:val="en-US" w:bidi="th-TH"/>
+                <w:lang w:val="en-US"/>
               </w:rPr>
               <w:t xml:space="preserve">โดยไม่ต้องติดตั้งไลบรารีเพิ่ม</w:t>
             </w:r>
@@ -1773,7 +1773,7 @@
             <w:r>
               <w:rPr>
                 <w:cs/>
-                <w:lang w:val="en-US" w:bidi="th-TH"/>
+                <w:lang w:val="en-US"/>
               </w:rPr>
               <w:t xml:space="preserve">ปานกลาง</w:t>
             </w:r>
@@ -1798,7 +1798,7 @@
       <w:r>
         <w:rPr>
           <w:cs/>
-          <w:lang w:val="en-US" w:bidi="th-TH"/>
+          <w:lang w:val="en-US"/>
         </w:rPr>
         <w:t xml:space="preserve">บทที่ 2 ทฤษฎีและงานวิจัยที่เกี่ยวข้อง</w:t>
       </w:r>
@@ -1810,7 +1810,7 @@
       <w:r>
         <w:rPr>
           <w:cs/>
-          <w:lang w:val="en-US" w:bidi="th-TH"/>
+          <w:lang w:val="en-US"/>
         </w:rPr>
         <w:t xml:space="preserve">2.1 ลักษณะของอักษรไทยในเอกสารดิจิทัล</w:t>
       </w:r>
@@ -1820,7 +1820,7 @@
       <w:r>
         <w:rPr>
           <w:cs/>
-          <w:lang w:val="en-US" w:bidi="th-TH"/>
+          <w:lang w:val="en-US"/>
         </w:rPr>
         <w:t xml:space="preserve">อักษรไทยเป็นระบบการเขียนแบบอักษรสระประกอบ ซึ่งสระและวรรณยุกต์อาจวางอยู่ด้านบน ด้านล่าง ด้านหน้า หรือด้านหลังของพยัญชนะ และภาษาไทยไม่เว้นวรรคระหว่างคำ แต่เว้นวรรคระหว่างวลีหรือประโยค โปรแกรมประมวลผลคำจึงต้องอาศัยพจนานุกรมในการหาตำแหน่งตัดบรรทัด ในรูปแบบไฟล์ Office Open XML ข้อความภาษาไทยจัดเป็นข้อความกลุ่ม complex script ซึ่งมีคุณสมบัติฟอนต์ ขนาด ตัวหนา และตัวเอียง แยกจากข้อความละติน หากกำหนดเฉพาะคุณสมบัติฝั่งละติน ข้อความไทยจะใช้ค่าตั้งต้นของโปรแกรมแทน ซึ่งมักเป็นฟอนต์และขนาดที่ไม่ตรงกับที่ผู้เขียนต้องการ ปัญหานี้อธิบายได้ว่าทำไมเอกสารบางฉบับจึงแสดงตัวหนาได้ในภาษาอังกฤษ แต่ไม่แสดงในภาษาไทย</w:t>
       </w:r>
@@ -1832,7 +1832,7 @@
       <w:r>
         <w:rPr>
           <w:cs/>
-          <w:lang w:val="en-US" w:bidi="th-TH"/>
+          <w:lang w:val="en-US"/>
         </w:rPr>
         <w:t xml:space="preserve">"ข้อความภาษาไทยที่ถูกกำหนดเป็นภาษาอื่น จะถูกตรวจคำสะกดและตัดบรรทัดตามกฎของภาษานั้นผลที่ผู้อ่านเห็นจึงเป็นเอกสารที่ดูผิดทั้งที่เนื้อหาถูกต้องทุกตัวอักษร"</w:t>
       </w:r>
@@ -1842,7 +1842,7 @@
       <w:r>
         <w:rPr>
           <w:cs/>
-          <w:lang w:val="en-US" w:bidi="th-TH"/>
+          <w:lang w:val="en-US"/>
         </w:rPr>
         <w:t xml:space="preserve">การตัดบรรทัดภาษาไทยในโปรแกรม Word ขึ้นอยู่กับภาษาที่กำหนดให้ข้อความ เมื่อข้อความถูกกำหนดเป็นภาษาไทย โปรแกรมจะใช้พจนานุกรมภาษาไทยหาขอบเขตของคำ และตัดบรรทัดระหว่างคำได้อย่างเป็นธรรมชาติ แต่เมื่อข้อความถูกกำหนดเป็นภาษาอังกฤษ โปรแกรมจะมองข้อความไทยทั้งประโยคเป็นคำเดียวที่ยาวมาก และตัดบรรทัดได้เฉพาะตำแหน่งที่มีช่องว่าง ผลที่ได้คือบรรทัดยาวไม่เท่ากันและมีช่องว่างขนาดใหญ่ท้ายบรรทัด โดยเฉพาะเมื่อจัดข้อความแบบกระจายหรือชิดขอบทั้งสองด้าน</w:t>
       </w:r>
@@ -1857,14 +1857,14 @@
           <w:b/>
           <w:bCs/>
           <w:cs/>
-          <w:lang w:val="en-US" w:bidi="th-TH"/>
+          <w:lang w:val="en-US"/>
         </w:rPr>
         <w:t xml:space="preserve">ตารางที่ 2-1</w:t>
       </w:r>
       <w:r>
         <w:rPr>
           <w:cs/>
-          <w:lang w:val="en-US" w:bidi="th-TH"/>
+          <w:lang w:val="en-US"/>
         </w:rPr>
         <w:t xml:space="preserve"> เปรียบเทียบคุณสมบัติข้อความละตินและข้อความ complex script</w:t>
       </w:r>
@@ -1908,7 +1908,7 @@
                 <w:b/>
                 <w:bCs/>
                 <w:cs/>
-                <w:lang w:val="en-US" w:bidi="th-TH"/>
+                <w:lang w:val="en-US"/>
               </w:rPr>
               <w:t xml:space="preserve">คุณสมบัติ</w:t>
             </w:r>
@@ -1928,7 +1928,7 @@
                 <w:b/>
                 <w:bCs/>
                 <w:cs/>
-                <w:lang w:val="en-US" w:bidi="th-TH"/>
+                <w:lang w:val="en-US"/>
               </w:rPr>
               <w:t xml:space="preserve">ข้อความละติน</w:t>
             </w:r>
@@ -1948,7 +1948,7 @@
                 <w:b/>
                 <w:bCs/>
                 <w:cs/>
-                <w:lang w:val="en-US" w:bidi="th-TH"/>
+                <w:lang w:val="en-US"/>
               </w:rPr>
               <w:t xml:space="preserve">ข้อความ complex script</w:t>
             </w:r>
@@ -1967,7 +1967,7 @@
             <w:r>
               <w:rPr>
                 <w:cs/>
-                <w:lang w:val="en-US" w:bidi="th-TH"/>
+                <w:lang w:val="en-US"/>
               </w:rPr>
               <w:t xml:space="preserve">ฟอนต์</w:t>
             </w:r>
@@ -1986,7 +1986,7 @@
               <w:rPr>
                 <w:rFonts w:ascii="Consolas" w:hAnsi="Consolas" w:cs="TH Sarabun New"/>
                 <w:cs/>
-                <w:lang w:val="en-US" w:bidi="th-TH"/>
+                <w:lang w:val="en-US"/>
               </w:rPr>
               <w:t xml:space="preserve">w:ascii</w:t>
             </w:r>
@@ -2005,7 +2005,7 @@
               <w:rPr>
                 <w:rFonts w:ascii="Consolas" w:hAnsi="Consolas" w:cs="TH Sarabun New"/>
                 <w:cs/>
-                <w:lang w:val="en-US" w:bidi="th-TH"/>
+                <w:lang w:val="en-US"/>
               </w:rPr>
               <w:t xml:space="preserve">w:cs</w:t>
             </w:r>
@@ -2024,7 +2024,7 @@
             <w:r>
               <w:rPr>
                 <w:cs/>
-                <w:lang w:val="en-US" w:bidi="th-TH"/>
+                <w:lang w:val="en-US"/>
               </w:rPr>
               <w:t xml:space="preserve">ขนาด</w:t>
             </w:r>
@@ -2043,7 +2043,7 @@
               <w:rPr>
                 <w:rFonts w:ascii="Consolas" w:hAnsi="Consolas" w:cs="TH Sarabun New"/>
                 <w:cs/>
-                <w:lang w:val="en-US" w:bidi="th-TH"/>
+                <w:lang w:val="en-US"/>
               </w:rPr>
               <w:t xml:space="preserve">w:sz</w:t>
             </w:r>
@@ -2062,7 +2062,7 @@
               <w:rPr>
                 <w:rFonts w:ascii="Consolas" w:hAnsi="Consolas" w:cs="TH Sarabun New"/>
                 <w:cs/>
-                <w:lang w:val="en-US" w:bidi="th-TH"/>
+                <w:lang w:val="en-US"/>
               </w:rPr>
               <w:t xml:space="preserve">w:szCs</w:t>
             </w:r>
@@ -2081,7 +2081,7 @@
             <w:r>
               <w:rPr>
                 <w:cs/>
-                <w:lang w:val="en-US" w:bidi="th-TH"/>
+                <w:lang w:val="en-US"/>
               </w:rPr>
               <w:t xml:space="preserve">ตัวหนา</w:t>
             </w:r>
@@ -2100,7 +2100,7 @@
               <w:rPr>
                 <w:rFonts w:ascii="Consolas" w:hAnsi="Consolas" w:cs="TH Sarabun New"/>
                 <w:cs/>
-                <w:lang w:val="en-US" w:bidi="th-TH"/>
+                <w:lang w:val="en-US"/>
               </w:rPr>
               <w:t xml:space="preserve">w:b</w:t>
             </w:r>
@@ -2119,7 +2119,7 @@
               <w:rPr>
                 <w:rFonts w:ascii="Consolas" w:hAnsi="Consolas" w:cs="TH Sarabun New"/>
                 <w:cs/>
-                <w:lang w:val="en-US" w:bidi="th-TH"/>
+                <w:lang w:val="en-US"/>
               </w:rPr>
               <w:t xml:space="preserve">w:bCs</w:t>
             </w:r>
@@ -2138,7 +2138,7 @@
             <w:r>
               <w:rPr>
                 <w:cs/>
-                <w:lang w:val="en-US" w:bidi="th-TH"/>
+                <w:lang w:val="en-US"/>
               </w:rPr>
               <w:t xml:space="preserve">ตัวเอียง</w:t>
             </w:r>
@@ -2157,7 +2157,7 @@
               <w:rPr>
                 <w:rFonts w:ascii="Consolas" w:hAnsi="Consolas" w:cs="TH Sarabun New"/>
                 <w:cs/>
-                <w:lang w:val="en-US" w:bidi="th-TH"/>
+                <w:lang w:val="en-US"/>
               </w:rPr>
               <w:t xml:space="preserve">w:i</w:t>
             </w:r>
@@ -2176,7 +2176,7 @@
               <w:rPr>
                 <w:rFonts w:ascii="Consolas" w:hAnsi="Consolas" w:cs="TH Sarabun New"/>
                 <w:cs/>
-                <w:lang w:val="en-US" w:bidi="th-TH"/>
+                <w:lang w:val="en-US"/>
               </w:rPr>
               <w:t xml:space="preserve">w:iCs</w:t>
             </w:r>
@@ -2194,7 +2194,7 @@
       <w:r>
         <w:rPr>
           <w:cs/>
-          <w:lang w:val="en-US" w:bidi="th-TH"/>
+          <w:lang w:val="en-US"/>
         </w:rPr>
         <w:drawing>
           <wp:inline distT="0" distB="0" distL="0" distR="0">
@@ -2239,14 +2239,14 @@
           <w:b/>
           <w:bCs/>
           <w:cs/>
-          <w:lang w:val="en-US" w:bidi="th-TH"/>
+          <w:lang w:val="en-US"/>
         </w:rPr>
         <w:t xml:space="preserve">รูปที่ 2-1</w:t>
       </w:r>
       <w:r>
         <w:rPr>
           <w:cs/>
-          <w:lang w:val="en-US" w:bidi="th-TH"/>
+          <w:lang w:val="en-US"/>
         </w:rPr>
         <w:t xml:space="preserve"> อัตราการแสดงผลถูกต้องจำแนกตามประเภทเอกสาร</w:t>
       </w:r>
@@ -2258,7 +2258,7 @@
       <w:r>
         <w:rPr>
           <w:cs/>
-          <w:lang w:val="en-US" w:bidi="th-TH"/>
+          <w:lang w:val="en-US"/>
         </w:rPr>
         <w:t xml:space="preserve">2.2 รูปแบบไฟล์ Office Open XML</w:t>
       </w:r>
@@ -2268,7 +2268,7 @@
       <w:r>
         <w:rPr>
           <w:cs/>
-          <w:lang w:val="en-US" w:bidi="th-TH"/>
+          <w:lang w:val="en-US"/>
         </w:rPr>
         <w:t xml:space="preserve">ไฟล์ .docx เป็นไฟล์ zip ที่บรรจุเอกสาร XML หลายส่วน ส่วนที่สำคัญที่สุดคือ </w:t>
       </w:r>
@@ -2276,14 +2276,14 @@
         <w:rPr>
           <w:rFonts w:ascii="Consolas" w:hAnsi="Consolas" w:cs="TH Sarabun New"/>
           <w:cs/>
-          <w:lang w:val="en-US" w:bidi="th-TH"/>
+          <w:lang w:val="en-US"/>
         </w:rPr>
         <w:t xml:space="preserve">word/document.xml</w:t>
       </w:r>
       <w:r>
         <w:rPr>
           <w:cs/>
-          <w:lang w:val="en-US" w:bidi="th-TH"/>
+          <w:lang w:val="en-US"/>
         </w:rPr>
         <w:t xml:space="preserve"> ซึ่งเก็บเนื้อหาของเอกสาร ตัวอย่างข้อความไทยหนึ่งช่วงที่กำหนดคุณสมบัติครบถ้วนมีลักษณะดังนี้</w:t>
       </w:r>
@@ -2295,7 +2295,7 @@
       <w:r>
         <w:rPr>
           <w:cs/>
-          <w:lang w:val="en-US" w:bidi="th-TH"/>
+          <w:lang w:val="en-US"/>
         </w:rPr>
         <w:t xml:space="preserve">&lt;w:r&gt;</w:t>
       </w:r>
@@ -2307,7 +2307,7 @@
       <w:r>
         <w:rPr>
           <w:cs/>
-          <w:lang w:val="en-US" w:bidi="th-TH"/>
+          <w:lang w:val="en-US"/>
         </w:rPr>
         <w:t xml:space="preserve">  &lt;w:rPr&gt;&lt;w:b/&gt;&lt;w:bCs/&gt;&lt;w:cs/&gt;&lt;w:lang w:val="en-US" w:bidi="th-TH"/&gt;&lt;/w:rPr&gt;</w:t>
       </w:r>
@@ -2319,7 +2319,7 @@
       <w:r>
         <w:rPr>
           <w:cs/>
-          <w:lang w:val="en-US" w:bidi="th-TH"/>
+          <w:lang w:val="en-US"/>
         </w:rPr>
         <w:t xml:space="preserve">  &lt;w:t&gt;ข้อความภาษาไทย&lt;/w:t&gt;</w:t>
       </w:r>
@@ -2331,7 +2331,7 @@
       <w:r>
         <w:rPr>
           <w:cs/>
-          <w:lang w:val="en-US" w:bidi="th-TH"/>
+          <w:lang w:val="en-US"/>
         </w:rPr>
         <w:t xml:space="preserve">&lt;/w:r&gt;</w:t>
       </w:r>
@@ -2343,7 +2343,7 @@
       <w:r>
         <w:rPr>
           <w:cs/>
-          <w:lang w:val="en-US" w:bidi="th-TH"/>
+          <w:lang w:val="en-US"/>
         </w:rPr>
         <w:t xml:space="preserve">2.3 งานวิจัยที่เกี่ยวข้อง</w:t>
       </w:r>
@@ -2360,7 +2360,7 @@
       <w:r>
         <w:rPr>
           <w:cs/>
-          <w:lang w:val="en-US" w:bidi="th-TH"/>
+          <w:lang w:val="en-US"/>
         </w:rPr>
         <w:t xml:space="preserve">งานวิจัยที่ผ่านมาเกี่ยวกับการสร้างเอกสารอัตโนมัติส่วนใหญ่มุ่งเน้นภาษาอังกฤษ งานที่ศึกษาภาษาไทยโดยตรงยังมีจำนวนน้อย และมักแก้ปัญหาการตัดคำด้วยการแทรกอักขระที่มองไม่เห็น ซึ่งทำให้เนื้อหาของเอกสารเปลี่ยนไปจากต้นฉบับ งานวิจัยนี้เลือกแนวทางที่ต่างออกไป คือกำหนดคุณสมบัติภาษาให้ถูกต้องแล้วปล่อยให้โปรแกรมตัดคำด้วยพจนานุกรมของตนเอง</w:t>
       </w:r>
@@ -2372,7 +2372,7 @@
       <w:r>
         <w:rPr>
           <w:cs/>
-          <w:lang w:val="en-US" w:bidi="th-TH"/>
+          <w:lang w:val="en-US"/>
         </w:rPr>
         <w:t xml:space="preserve">บทที่ 3 วิธีดำเนินการวิจัย</w:t>
       </w:r>
@@ -2384,7 +2384,7 @@
       <w:r>
         <w:rPr>
           <w:cs/>
-          <w:lang w:val="en-US" w:bidi="th-TH"/>
+          <w:lang w:val="en-US"/>
         </w:rPr>
         <w:t xml:space="preserve">3.1 ประชากรและกลุ่มตัวอย่าง</w:t>
       </w:r>
@@ -2394,7 +2394,7 @@
       <w:r>
         <w:rPr>
           <w:cs/>
-          <w:lang w:val="en-US" w:bidi="th-TH"/>
+          <w:lang w:val="en-US"/>
         </w:rPr>
         <w:t xml:space="preserve">ประชากรในการวิจัยครั้งนี้คือเอกสารภาษาไทยที่หน่วยงานตัวอย่างจัดทำขึ้นในปีงบประมาณ 2568 ผู้วิจัยสร้างเอกสารสังเคราะห์ ที่มีโครงสร้างเลียนแบบเอกสารจริง โดยไม่ใช้ข้อมูลส่วนบุคคลหรือข้อมูลของหน่วยงานใด ๆ เอกสารแต่ละฉบับประกอบด้วยหัวข้อหลายระดับ ย่อหน้ายาว รายการลำดับเลข ตาราง รูปภาพ เชิงอรรถ และลิงก์ เพื่อให้ครอบคลุมองค์ประกอบที่พบในเอกสารจริงมากที่สุด จากนั้นสุ่มแบ่งเอกสารออกเป็นกลุ่มพัฒนาและกลุ่มทดสอบในอัตราส่วน 70 ต่อ 30</w:t>
       </w:r>
@@ -2406,7 +2406,7 @@
       <w:r>
         <w:rPr>
           <w:cs/>
-          <w:lang w:val="en-US" w:bidi="th-TH"/>
+          <w:lang w:val="en-US"/>
         </w:rPr>
         <w:t xml:space="preserve">3.2 เครื่องมือที่ใช้ในการวิจัย</w:t>
       </w:r>
@@ -2416,7 +2416,7 @@
       <w:r>
         <w:rPr>
           <w:cs/>
-          <w:lang w:val="en-US" w:bidi="th-TH"/>
+          <w:lang w:val="en-US"/>
         </w:rPr>
         <w:t xml:space="preserve">เครื่องมือที่ใช้ประกอบด้วยระบบสร้างเอกสาร ชุดทดสอบอัตโนมัติ และแบบประเมินการแสดงผล ขั้นตอนการทำงานของระบบแสดงดังภาพต่อไปนี้</w:t>
       </w:r>
@@ -2428,7 +2428,7 @@
       <w:r>
         <w:rPr>
           <w:cs/>
-          <w:lang w:val="en-US" w:bidi="th-TH"/>
+          <w:lang w:val="en-US"/>
         </w:rPr>
         <w:drawing>
           <wp:inline distT="0" distB="0" distL="0" distR="0">
@@ -2473,14 +2473,14 @@
           <w:b/>
           <w:bCs/>
           <w:cs/>
-          <w:lang w:val="en-US" w:bidi="th-TH"/>
+          <w:lang w:val="en-US"/>
         </w:rPr>
         <w:t xml:space="preserve">รูปที่ 3-1</w:t>
       </w:r>
       <w:r>
         <w:rPr>
           <w:cs/>
-          <w:lang w:val="en-US" w:bidi="th-TH"/>
+          <w:lang w:val="en-US"/>
         </w:rPr>
         <w:t xml:space="preserve"> ขั้นตอนการทำงานของระบบสร้างเอกสาร</w:t>
       </w:r>
@@ -2492,7 +2492,7 @@
       <w:r>
         <w:rPr>
           <w:cs/>
-          <w:lang w:val="en-US" w:bidi="th-TH"/>
+          <w:lang w:val="en-US"/>
         </w:rPr>
         <w:t xml:space="preserve">3.3 การเก็บรวบรวมข้อมูล</w:t>
       </w:r>
@@ -2505,21 +2505,21 @@
       <w:r>
         <w:rPr>
           <w:cs/>
-          <w:lang w:val="en-US" w:bidi="th-TH"/>
+          <w:lang w:val="en-US"/>
         </w:rPr>
         <w:t xml:space="preserve">1.</w:t>
       </w:r>
       <w:r>
         <w:rPr>
           <w:cs/>
-          <w:lang w:val="en-US" w:bidi="th-TH"/>
+          <w:lang w:val="en-US"/>
         </w:rPr>
         <w:tab/>
       </w:r>
       <w:r>
         <w:rPr>
           <w:cs/>
-          <w:lang w:val="en-US" w:bidi="th-TH"/>
+          <w:lang w:val="en-US"/>
         </w:rPr>
         <w:t xml:space="preserve">สร้างเอกสารจากไฟล์ Markdown ทุกฉบับด้วยทั้งสองภาษาโปรแกรม และเทียบไฟล์ผลลัพธ์ทีละไบต์</w:t>
       </w:r>
@@ -2532,21 +2532,21 @@
       <w:r>
         <w:rPr>
           <w:cs/>
-          <w:lang w:val="en-US" w:bidi="th-TH"/>
+          <w:lang w:val="en-US"/>
         </w:rPr>
         <w:t xml:space="preserve">2.</w:t>
       </w:r>
       <w:r>
         <w:rPr>
           <w:cs/>
-          <w:lang w:val="en-US" w:bidi="th-TH"/>
+          <w:lang w:val="en-US"/>
         </w:rPr>
         <w:tab/>
       </w:r>
       <w:r>
         <w:rPr>
           <w:cs/>
-          <w:lang w:val="en-US" w:bidi="th-TH"/>
+          <w:lang w:val="en-US"/>
         </w:rPr>
         <w:t xml:space="preserve">เปิดเอกสารในโปรแกรมสำนักงานแต่ละโปรแกรม แล้วบันทึกผลตามแบบประเมิน</w:t>
       </w:r>
@@ -2565,21 +2565,21 @@
       <w:r>
         <w:rPr>
           <w:cs/>
-          <w:lang w:val="en-US" w:bidi="th-TH"/>
+          <w:lang w:val="en-US"/>
         </w:rPr>
         <w:t xml:space="preserve">3.</w:t>
       </w:r>
       <w:r>
         <w:rPr>
           <w:cs/>
-          <w:lang w:val="en-US" w:bidi="th-TH"/>
+          <w:lang w:val="en-US"/>
         </w:rPr>
         <w:tab/>
       </w:r>
       <w:r>
         <w:rPr>
           <w:cs/>
-          <w:lang w:val="en-US" w:bidi="th-TH"/>
+          <w:lang w:val="en-US"/>
         </w:rPr>
         <w:t xml:space="preserve">บันทึกภาพหน้าจอของทุกรายการที่ไม่ผ่าน พร้อมรุ่นของโปรแกรมที่ใช้</w:t>
       </w:r>
@@ -2591,7 +2591,7 @@
       <w:r>
         <w:rPr>
           <w:cs/>
-          <w:lang w:val="en-US" w:bidi="th-TH"/>
+          <w:lang w:val="en-US"/>
         </w:rPr>
         <w:t xml:space="preserve">บทที่ 4 ผลการวิจัย</w:t>
       </w:r>
@@ -2601,7 +2601,7 @@
       <w:r>
         <w:rPr>
           <w:cs/>
-          <w:lang w:val="en-US" w:bidi="th-TH"/>
+          <w:lang w:val="en-US"/>
         </w:rPr>
         <w:t xml:space="preserve">ผลการทดสอบเอกสารทั้ง 120 ฉบับในโปรแกรมสำนักงาน 5 โปรแกรม แสดงในตารางต่อไปนี้ โดยแต่ละแถวคือรายการตรวจหนึ่งรายการ คอลัมน์ผ่านและไม่ผ่านนับเป็นจำนวนเอกสาร ตารางนี้มีความยาวหลายหน้า จึงใช้ทดสอบการแสดงแถวหัวตารางซ้ำทุกหน้าด้วย ผลโดยรวมพบว่ารายการที่เกี่ยวกับภาษาไทยโดยตรงผ่านเกือบทั้งหมด ส่วนรายการที่ไม่ผ่านเกิดกับโปรแกรมที่ไม่รองรับรูปแบบบางอย่าง เช่น การจัดข้อความแบบกระจายแบบไทย และการอัปเดตสารบัญอัตโนมัติ</w:t>
       </w:r>
@@ -2616,14 +2616,14 @@
           <w:b/>
           <w:bCs/>
           <w:cs/>
-          <w:lang w:val="en-US" w:bidi="th-TH"/>
+          <w:lang w:val="en-US"/>
         </w:rPr>
         <w:t xml:space="preserve">ตารางที่ 4-1</w:t>
       </w:r>
       <w:r>
         <w:rPr>
           <w:cs/>
-          <w:lang w:val="en-US" w:bidi="th-TH"/>
+          <w:lang w:val="en-US"/>
         </w:rPr>
         <w:t xml:space="preserve"> ผลการตรวจการแสดงผลจำแนกตามรายการตรวจ</w:t>
       </w:r>
@@ -2670,7 +2670,7 @@
                 <w:b/>
                 <w:bCs/>
                 <w:cs/>
-                <w:lang w:val="en-US" w:bidi="th-TH"/>
+                <w:lang w:val="en-US"/>
               </w:rPr>
               <w:t xml:space="preserve">ลำดับ</w:t>
             </w:r>
@@ -2689,7 +2689,7 @@
                 <w:b/>
                 <w:bCs/>
                 <w:cs/>
-                <w:lang w:val="en-US" w:bidi="th-TH"/>
+                <w:lang w:val="en-US"/>
               </w:rPr>
               <w:t xml:space="preserve">รายการตรวจ</w:t>
             </w:r>
@@ -2709,7 +2709,7 @@
                 <w:b/>
                 <w:bCs/>
                 <w:cs/>
-                <w:lang w:val="en-US" w:bidi="th-TH"/>
+                <w:lang w:val="en-US"/>
               </w:rPr>
               <w:t xml:space="preserve">ผ่าน</w:t>
             </w:r>
@@ -2729,7 +2729,7 @@
                 <w:b/>
                 <w:bCs/>
                 <w:cs/>
-                <w:lang w:val="en-US" w:bidi="th-TH"/>
+                <w:lang w:val="en-US"/>
               </w:rPr>
               <w:t xml:space="preserve">ไม่ผ่าน</w:t>
             </w:r>
@@ -2749,7 +2749,7 @@
                 <w:b/>
                 <w:bCs/>
                 <w:cs/>
-                <w:lang w:val="en-US" w:bidi="th-TH"/>
+                <w:lang w:val="en-US"/>
               </w:rPr>
               <w:t xml:space="preserve">ร้อยละที่ผ่าน</w:t>
             </w:r>
@@ -2769,7 +2769,7 @@
             <w:r>
               <w:rPr>
                 <w:cs/>
-                <w:lang w:val="en-US" w:bidi="th-TH"/>
+                <w:lang w:val="en-US"/>
               </w:rPr>
               <w:t xml:space="preserve">1</w:t>
             </w:r>
@@ -2786,7 +2786,7 @@
             <w:r>
               <w:rPr>
                 <w:cs/>
-                <w:lang w:val="en-US" w:bidi="th-TH"/>
+                <w:lang w:val="en-US"/>
               </w:rPr>
               <w:t xml:space="preserve">ฟอนต์ภาษาไทยถูกต้อง</w:t>
             </w:r>
@@ -2804,7 +2804,7 @@
             <w:r>
               <w:rPr>
                 <w:cs/>
-                <w:lang w:val="en-US" w:bidi="th-TH"/>
+                <w:lang w:val="en-US"/>
               </w:rPr>
               <w:t xml:space="preserve">118</w:t>
             </w:r>
@@ -2822,7 +2822,7 @@
             <w:r>
               <w:rPr>
                 <w:cs/>
-                <w:lang w:val="en-US" w:bidi="th-TH"/>
+                <w:lang w:val="en-US"/>
               </w:rPr>
               <w:t xml:space="preserve">2</w:t>
             </w:r>
@@ -2840,7 +2840,7 @@
             <w:r>
               <w:rPr>
                 <w:cs/>
-                <w:lang w:val="en-US" w:bidi="th-TH"/>
+                <w:lang w:val="en-US"/>
               </w:rPr>
               <w:t xml:space="preserve">98.3</w:t>
             </w:r>
@@ -2860,7 +2860,7 @@
             <w:r>
               <w:rPr>
                 <w:cs/>
-                <w:lang w:val="en-US" w:bidi="th-TH"/>
+                <w:lang w:val="en-US"/>
               </w:rPr>
               <w:t xml:space="preserve">2</w:t>
             </w:r>
@@ -2877,7 +2877,7 @@
             <w:r>
               <w:rPr>
                 <w:cs/>
-                <w:lang w:val="en-US" w:bidi="th-TH"/>
+                <w:lang w:val="en-US"/>
               </w:rPr>
               <w:t xml:space="preserve">ไม่มีเส้นหยักใต้คำที่สะกดถูก</w:t>
             </w:r>
@@ -2895,7 +2895,7 @@
             <w:r>
               <w:rPr>
                 <w:cs/>
-                <w:lang w:val="en-US" w:bidi="th-TH"/>
+                <w:lang w:val="en-US"/>
               </w:rPr>
               <w:t xml:space="preserve">120</w:t>
             </w:r>
@@ -2913,7 +2913,7 @@
             <w:r>
               <w:rPr>
                 <w:cs/>
-                <w:lang w:val="en-US" w:bidi="th-TH"/>
+                <w:lang w:val="en-US"/>
               </w:rPr>
               <w:t xml:space="preserve">0</w:t>
             </w:r>
@@ -2931,7 +2931,7 @@
             <w:r>
               <w:rPr>
                 <w:cs/>
-                <w:lang w:val="en-US" w:bidi="th-TH"/>
+                <w:lang w:val="en-US"/>
               </w:rPr>
               <w:t xml:space="preserve">100.0</w:t>
             </w:r>
@@ -2951,7 +2951,7 @@
             <w:r>
               <w:rPr>
                 <w:cs/>
-                <w:lang w:val="en-US" w:bidi="th-TH"/>
+                <w:lang w:val="en-US"/>
               </w:rPr>
               <w:t xml:space="preserve">3</w:t>
             </w:r>
@@ -2968,7 +2968,7 @@
             <w:r>
               <w:rPr>
                 <w:cs/>
-                <w:lang w:val="en-US" w:bidi="th-TH"/>
+                <w:lang w:val="en-US"/>
               </w:rPr>
               <w:t xml:space="preserve">ตัดบรรทัดภายในคำไทย</w:t>
             </w:r>
@@ -2986,7 +2986,7 @@
             <w:r>
               <w:rPr>
                 <w:cs/>
-                <w:lang w:val="en-US" w:bidi="th-TH"/>
+                <w:lang w:val="en-US"/>
               </w:rPr>
               <w:t xml:space="preserve">117</w:t>
             </w:r>
@@ -3004,7 +3004,7 @@
             <w:r>
               <w:rPr>
                 <w:cs/>
-                <w:lang w:val="en-US" w:bidi="th-TH"/>
+                <w:lang w:val="en-US"/>
               </w:rPr>
               <w:t xml:space="preserve">3</w:t>
             </w:r>
@@ -3022,7 +3022,7 @@
             <w:r>
               <w:rPr>
                 <w:cs/>
-                <w:lang w:val="en-US" w:bidi="th-TH"/>
+                <w:lang w:val="en-US"/>
               </w:rPr>
               <w:t xml:space="preserve">97.5</w:t>
             </w:r>
@@ -3042,7 +3042,7 @@
             <w:r>
               <w:rPr>
                 <w:cs/>
-                <w:lang w:val="en-US" w:bidi="th-TH"/>
+                <w:lang w:val="en-US"/>
               </w:rPr>
               <w:t xml:space="preserve">4</w:t>
             </w:r>
@@ -3059,7 +3059,7 @@
             <w:r>
               <w:rPr>
                 <w:cs/>
-                <w:lang w:val="en-US" w:bidi="th-TH"/>
+                <w:lang w:val="en-US"/>
               </w:rPr>
               <w:t xml:space="preserve">ตัวหนาแสดงกับอักษรไทย</w:t>
             </w:r>
@@ -3077,7 +3077,7 @@
             <w:r>
               <w:rPr>
                 <w:cs/>
-                <w:lang w:val="en-US" w:bidi="th-TH"/>
+                <w:lang w:val="en-US"/>
               </w:rPr>
               <w:t xml:space="preserve">120</w:t>
             </w:r>
@@ -3095,7 +3095,7 @@
             <w:r>
               <w:rPr>
                 <w:cs/>
-                <w:lang w:val="en-US" w:bidi="th-TH"/>
+                <w:lang w:val="en-US"/>
               </w:rPr>
               <w:t xml:space="preserve">0</w:t>
             </w:r>
@@ -3113,7 +3113,7 @@
             <w:r>
               <w:rPr>
                 <w:cs/>
-                <w:lang w:val="en-US" w:bidi="th-TH"/>
+                <w:lang w:val="en-US"/>
               </w:rPr>
               <w:t xml:space="preserve">100.0</w:t>
             </w:r>
@@ -3133,7 +3133,7 @@
             <w:r>
               <w:rPr>
                 <w:cs/>
-                <w:lang w:val="en-US" w:bidi="th-TH"/>
+                <w:lang w:val="en-US"/>
               </w:rPr>
               <w:t xml:space="preserve">5</w:t>
             </w:r>
@@ -3150,7 +3150,7 @@
             <w:r>
               <w:rPr>
                 <w:cs/>
-                <w:lang w:val="en-US" w:bidi="th-TH"/>
+                <w:lang w:val="en-US"/>
               </w:rPr>
               <w:t xml:space="preserve">ตัวเอียงแสดงกับอักษรไทย</w:t>
             </w:r>
@@ -3168,7 +3168,7 @@
             <w:r>
               <w:rPr>
                 <w:cs/>
-                <w:lang w:val="en-US" w:bidi="th-TH"/>
+                <w:lang w:val="en-US"/>
               </w:rPr>
               <w:t xml:space="preserve">119</w:t>
             </w:r>
@@ -3186,7 +3186,7 @@
             <w:r>
               <w:rPr>
                 <w:cs/>
-                <w:lang w:val="en-US" w:bidi="th-TH"/>
+                <w:lang w:val="en-US"/>
               </w:rPr>
               <w:t xml:space="preserve">1</w:t>
             </w:r>
@@ -3204,7 +3204,7 @@
             <w:r>
               <w:rPr>
                 <w:cs/>
-                <w:lang w:val="en-US" w:bidi="th-TH"/>
+                <w:lang w:val="en-US"/>
               </w:rPr>
               <w:t xml:space="preserve">99.1</w:t>
             </w:r>
@@ -3224,7 +3224,7 @@
             <w:r>
               <w:rPr>
                 <w:cs/>
-                <w:lang w:val="en-US" w:bidi="th-TH"/>
+                <w:lang w:val="en-US"/>
               </w:rPr>
               <w:t xml:space="preserve">6</w:t>
             </w:r>
@@ -3241,7 +3241,7 @@
             <w:r>
               <w:rPr>
                 <w:cs/>
-                <w:lang w:val="en-US" w:bidi="th-TH"/>
+                <w:lang w:val="en-US"/>
               </w:rPr>
               <w:t xml:space="preserve">สัญลักษณ์รายการแสดงเป็นจุด</w:t>
             </w:r>
@@ -3259,7 +3259,7 @@
             <w:r>
               <w:rPr>
                 <w:cs/>
-                <w:lang w:val="en-US" w:bidi="th-TH"/>
+                <w:lang w:val="en-US"/>
               </w:rPr>
               <w:t xml:space="preserve">120</w:t>
             </w:r>
@@ -3277,7 +3277,7 @@
             <w:r>
               <w:rPr>
                 <w:cs/>
-                <w:lang w:val="en-US" w:bidi="th-TH"/>
+                <w:lang w:val="en-US"/>
               </w:rPr>
               <w:t xml:space="preserve">0</w:t>
             </w:r>
@@ -3295,7 +3295,7 @@
             <w:r>
               <w:rPr>
                 <w:cs/>
-                <w:lang w:val="en-US" w:bidi="th-TH"/>
+                <w:lang w:val="en-US"/>
               </w:rPr>
               <w:t xml:space="preserve">100.0</w:t>
             </w:r>
@@ -3315,7 +3315,7 @@
             <w:r>
               <w:rPr>
                 <w:cs/>
-                <w:lang w:val="en-US" w:bidi="th-TH"/>
+                <w:lang w:val="en-US"/>
               </w:rPr>
               <w:t xml:space="preserve">7</w:t>
             </w:r>
@@ -3332,7 +3332,7 @@
             <w:r>
               <w:rPr>
                 <w:cs/>
-                <w:lang w:val="en-US" w:bidi="th-TH"/>
+                <w:lang w:val="en-US"/>
               </w:rPr>
               <w:t xml:space="preserve">เลขลำดับรายการต่อเนื่อง</w:t>
             </w:r>
@@ -3350,7 +3350,7 @@
             <w:r>
               <w:rPr>
                 <w:cs/>
-                <w:lang w:val="en-US" w:bidi="th-TH"/>
+                <w:lang w:val="en-US"/>
               </w:rPr>
               <w:t xml:space="preserve">116</w:t>
             </w:r>
@@ -3368,7 +3368,7 @@
             <w:r>
               <w:rPr>
                 <w:cs/>
-                <w:lang w:val="en-US" w:bidi="th-TH"/>
+                <w:lang w:val="en-US"/>
               </w:rPr>
               <w:t xml:space="preserve">4</w:t>
             </w:r>
@@ -3386,7 +3386,7 @@
             <w:r>
               <w:rPr>
                 <w:cs/>
-                <w:lang w:val="en-US" w:bidi="th-TH"/>
+                <w:lang w:val="en-US"/>
               </w:rPr>
               <w:t xml:space="preserve">96.6</w:t>
             </w:r>
@@ -3406,7 +3406,7 @@
             <w:r>
               <w:rPr>
                 <w:cs/>
-                <w:lang w:val="en-US" w:bidi="th-TH"/>
+                <w:lang w:val="en-US"/>
               </w:rPr>
               <w:t xml:space="preserve">8</w:t>
             </w:r>
@@ -3423,7 +3423,7 @@
             <w:r>
               <w:rPr>
                 <w:cs/>
-                <w:lang w:val="en-US" w:bidi="th-TH"/>
+                <w:lang w:val="en-US"/>
               </w:rPr>
               <w:t xml:space="preserve">ตารางไม่ล้นหน้ากระดาษ</w:t>
             </w:r>
@@ -3441,7 +3441,7 @@
             <w:r>
               <w:rPr>
                 <w:cs/>
-                <w:lang w:val="en-US" w:bidi="th-TH"/>
+                <w:lang w:val="en-US"/>
               </w:rPr>
               <w:t xml:space="preserve">120</w:t>
             </w:r>
@@ -3459,7 +3459,7 @@
             <w:r>
               <w:rPr>
                 <w:cs/>
-                <w:lang w:val="en-US" w:bidi="th-TH"/>
+                <w:lang w:val="en-US"/>
               </w:rPr>
               <w:t xml:space="preserve">0</w:t>
             </w:r>
@@ -3477,7 +3477,7 @@
             <w:r>
               <w:rPr>
                 <w:cs/>
-                <w:lang w:val="en-US" w:bidi="th-TH"/>
+                <w:lang w:val="en-US"/>
               </w:rPr>
               <w:t xml:space="preserve">100.0</w:t>
             </w:r>
@@ -3497,7 +3497,7 @@
             <w:r>
               <w:rPr>
                 <w:cs/>
-                <w:lang w:val="en-US" w:bidi="th-TH"/>
+                <w:lang w:val="en-US"/>
               </w:rPr>
               <w:t xml:space="preserve">9</w:t>
             </w:r>
@@ -3514,7 +3514,7 @@
             <w:r>
               <w:rPr>
                 <w:cs/>
-                <w:lang w:val="en-US" w:bidi="th-TH"/>
+                <w:lang w:val="en-US"/>
               </w:rPr>
               <w:t xml:space="preserve">แถวหัวตารางซ้ำทุกหน้า</w:t>
             </w:r>
@@ -3532,7 +3532,7 @@
             <w:r>
               <w:rPr>
                 <w:cs/>
-                <w:lang w:val="en-US" w:bidi="th-TH"/>
+                <w:lang w:val="en-US"/>
               </w:rPr>
               <w:t xml:space="preserve">112</w:t>
             </w:r>
@@ -3550,7 +3550,7 @@
             <w:r>
               <w:rPr>
                 <w:cs/>
-                <w:lang w:val="en-US" w:bidi="th-TH"/>
+                <w:lang w:val="en-US"/>
               </w:rPr>
               <w:t xml:space="preserve">8</w:t>
             </w:r>
@@ -3568,7 +3568,7 @@
             <w:r>
               <w:rPr>
                 <w:cs/>
-                <w:lang w:val="en-US" w:bidi="th-TH"/>
+                <w:lang w:val="en-US"/>
               </w:rPr>
               <w:t xml:space="preserve">93.3</w:t>
             </w:r>
@@ -3588,7 +3588,7 @@
             <w:r>
               <w:rPr>
                 <w:cs/>
-                <w:lang w:val="en-US" w:bidi="th-TH"/>
+                <w:lang w:val="en-US"/>
               </w:rPr>
               <w:t xml:space="preserve">10</w:t>
             </w:r>
@@ -3605,7 +3605,7 @@
             <w:r>
               <w:rPr>
                 <w:cs/>
-                <w:lang w:val="en-US" w:bidi="th-TH"/>
+                <w:lang w:val="en-US"/>
               </w:rPr>
               <w:t xml:space="preserve">ลิงก์เปิดได้</w:t>
             </w:r>
@@ -3623,7 +3623,7 @@
             <w:r>
               <w:rPr>
                 <w:cs/>
-                <w:lang w:val="en-US" w:bidi="th-TH"/>
+                <w:lang w:val="en-US"/>
               </w:rPr>
               <w:t xml:space="preserve">120</w:t>
             </w:r>
@@ -3641,7 +3641,7 @@
             <w:r>
               <w:rPr>
                 <w:cs/>
-                <w:lang w:val="en-US" w:bidi="th-TH"/>
+                <w:lang w:val="en-US"/>
               </w:rPr>
               <w:t xml:space="preserve">0</w:t>
             </w:r>
@@ -3659,7 +3659,7 @@
             <w:r>
               <w:rPr>
                 <w:cs/>
-                <w:lang w:val="en-US" w:bidi="th-TH"/>
+                <w:lang w:val="en-US"/>
               </w:rPr>
               <w:t xml:space="preserve">100.0</w:t>
             </w:r>
@@ -3679,7 +3679,7 @@
             <w:r>
               <w:rPr>
                 <w:cs/>
-                <w:lang w:val="en-US" w:bidi="th-TH"/>
+                <w:lang w:val="en-US"/>
               </w:rPr>
               <w:t xml:space="preserve">11</w:t>
             </w:r>
@@ -3696,7 +3696,7 @@
             <w:r>
               <w:rPr>
                 <w:cs/>
-                <w:lang w:val="en-US" w:bidi="th-TH"/>
+                <w:lang w:val="en-US"/>
               </w:rPr>
               <w:t xml:space="preserve">เชิงอรรถอยู่ท้ายหน้า</w:t>
             </w:r>
@@ -3714,7 +3714,7 @@
             <w:r>
               <w:rPr>
                 <w:cs/>
-                <w:lang w:val="en-US" w:bidi="th-TH"/>
+                <w:lang w:val="en-US"/>
               </w:rPr>
               <w:t xml:space="preserve">115</w:t>
             </w:r>
@@ -3732,7 +3732,7 @@
             <w:r>
               <w:rPr>
                 <w:cs/>
-                <w:lang w:val="en-US" w:bidi="th-TH"/>
+                <w:lang w:val="en-US"/>
               </w:rPr>
               <w:t xml:space="preserve">5</w:t>
             </w:r>
@@ -3750,7 +3750,7 @@
             <w:r>
               <w:rPr>
                 <w:cs/>
-                <w:lang w:val="en-US" w:bidi="th-TH"/>
+                <w:lang w:val="en-US"/>
               </w:rPr>
               <w:t xml:space="preserve">95.8</w:t>
             </w:r>
@@ -3770,7 +3770,7 @@
             <w:r>
               <w:rPr>
                 <w:cs/>
-                <w:lang w:val="en-US" w:bidi="th-TH"/>
+                <w:lang w:val="en-US"/>
               </w:rPr>
               <w:t xml:space="preserve">12</w:t>
             </w:r>
@@ -3787,7 +3787,7 @@
             <w:r>
               <w:rPr>
                 <w:cs/>
-                <w:lang w:val="en-US" w:bidi="th-TH"/>
+                <w:lang w:val="en-US"/>
               </w:rPr>
               <w:t xml:space="preserve">รูปภาพไม่ล้นหน้ากระดาษ</w:t>
             </w:r>
@@ -3805,7 +3805,7 @@
             <w:r>
               <w:rPr>
                 <w:cs/>
-                <w:lang w:val="en-US" w:bidi="th-TH"/>
+                <w:lang w:val="en-US"/>
               </w:rPr>
               <w:t xml:space="preserve">120</w:t>
             </w:r>
@@ -3823,7 +3823,7 @@
             <w:r>
               <w:rPr>
                 <w:cs/>
-                <w:lang w:val="en-US" w:bidi="th-TH"/>
+                <w:lang w:val="en-US"/>
               </w:rPr>
               <w:t xml:space="preserve">0</w:t>
             </w:r>
@@ -3841,7 +3841,7 @@
             <w:r>
               <w:rPr>
                 <w:cs/>
-                <w:lang w:val="en-US" w:bidi="th-TH"/>
+                <w:lang w:val="en-US"/>
               </w:rPr>
               <w:t xml:space="preserve">100.0</w:t>
             </w:r>
@@ -3861,7 +3861,7 @@
             <w:r>
               <w:rPr>
                 <w:cs/>
-                <w:lang w:val="en-US" w:bidi="th-TH"/>
+                <w:lang w:val="en-US"/>
               </w:rPr>
               <w:t xml:space="preserve">13</w:t>
             </w:r>
@@ -3878,7 +3878,7 @@
             <w:r>
               <w:rPr>
                 <w:cs/>
-                <w:lang w:val="en-US" w:bidi="th-TH"/>
+                <w:lang w:val="en-US"/>
               </w:rPr>
               <w:t xml:space="preserve">ช่องทำเครื่องหมายแสดงผล</w:t>
             </w:r>
@@ -3896,7 +3896,7 @@
             <w:r>
               <w:rPr>
                 <w:cs/>
-                <w:lang w:val="en-US" w:bidi="th-TH"/>
+                <w:lang w:val="en-US"/>
               </w:rPr>
               <w:t xml:space="preserve">114</w:t>
             </w:r>
@@ -3914,7 +3914,7 @@
             <w:r>
               <w:rPr>
                 <w:cs/>
-                <w:lang w:val="en-US" w:bidi="th-TH"/>
+                <w:lang w:val="en-US"/>
               </w:rPr>
               <w:t xml:space="preserve">6</w:t>
             </w:r>
@@ -3932,7 +3932,7 @@
             <w:r>
               <w:rPr>
                 <w:cs/>
-                <w:lang w:val="en-US" w:bidi="th-TH"/>
+                <w:lang w:val="en-US"/>
               </w:rPr>
               <w:t xml:space="preserve">95.0</w:t>
             </w:r>
@@ -3952,7 +3952,7 @@
             <w:r>
               <w:rPr>
                 <w:cs/>
-                <w:lang w:val="en-US" w:bidi="th-TH"/>
+                <w:lang w:val="en-US"/>
               </w:rPr>
               <w:t xml:space="preserve">14</w:t>
             </w:r>
@@ -3969,7 +3969,7 @@
             <w:r>
               <w:rPr>
                 <w:cs/>
-                <w:lang w:val="en-US" w:bidi="th-TH"/>
+                <w:lang w:val="en-US"/>
               </w:rPr>
               <w:t xml:space="preserve">หัวข้อมีรูปแบบตามที่กำหนด</w:t>
             </w:r>
@@ -3987,7 +3987,7 @@
             <w:r>
               <w:rPr>
                 <w:cs/>
-                <w:lang w:val="en-US" w:bidi="th-TH"/>
+                <w:lang w:val="en-US"/>
               </w:rPr>
               <w:t xml:space="preserve">119</w:t>
             </w:r>
@@ -4005,7 +4005,7 @@
             <w:r>
               <w:rPr>
                 <w:cs/>
-                <w:lang w:val="en-US" w:bidi="th-TH"/>
+                <w:lang w:val="en-US"/>
               </w:rPr>
               <w:t xml:space="preserve">1</w:t>
             </w:r>
@@ -4023,7 +4023,7 @@
             <w:r>
               <w:rPr>
                 <w:cs/>
-                <w:lang w:val="en-US" w:bidi="th-TH"/>
+                <w:lang w:val="en-US"/>
               </w:rPr>
               <w:t xml:space="preserve">99.1</w:t>
             </w:r>
@@ -4043,7 +4043,7 @@
             <w:r>
               <w:rPr>
                 <w:cs/>
-                <w:lang w:val="en-US" w:bidi="th-TH"/>
+                <w:lang w:val="en-US"/>
               </w:rPr>
               <w:t xml:space="preserve">15</w:t>
             </w:r>
@@ -4060,7 +4060,7 @@
             <w:r>
               <w:rPr>
                 <w:cs/>
-                <w:lang w:val="en-US" w:bidi="th-TH"/>
+                <w:lang w:val="en-US"/>
               </w:rPr>
               <w:t xml:space="preserve">เลขบทแสดงถูกต้อง</w:t>
             </w:r>
@@ -4078,7 +4078,7 @@
             <w:r>
               <w:rPr>
                 <w:cs/>
-                <w:lang w:val="en-US" w:bidi="th-TH"/>
+                <w:lang w:val="en-US"/>
               </w:rPr>
               <w:t xml:space="preserve">118</w:t>
             </w:r>
@@ -4096,7 +4096,7 @@
             <w:r>
               <w:rPr>
                 <w:cs/>
-                <w:lang w:val="en-US" w:bidi="th-TH"/>
+                <w:lang w:val="en-US"/>
               </w:rPr>
               <w:t xml:space="preserve">2</w:t>
             </w:r>
@@ -4114,7 +4114,7 @@
             <w:r>
               <w:rPr>
                 <w:cs/>
-                <w:lang w:val="en-US" w:bidi="th-TH"/>
+                <w:lang w:val="en-US"/>
               </w:rPr>
               <w:t xml:space="preserve">98.3</w:t>
             </w:r>
@@ -4134,7 +4134,7 @@
             <w:r>
               <w:rPr>
                 <w:cs/>
-                <w:lang w:val="en-US" w:bidi="th-TH"/>
+                <w:lang w:val="en-US"/>
               </w:rPr>
               <w:t xml:space="preserve">16</w:t>
             </w:r>
@@ -4151,7 +4151,7 @@
             <w:r>
               <w:rPr>
                 <w:cs/>
-                <w:lang w:val="en-US" w:bidi="th-TH"/>
+                <w:lang w:val="en-US"/>
               </w:rPr>
               <w:t xml:space="preserve">ชื่อตารางมีเลขบท</w:t>
             </w:r>
@@ -4169,7 +4169,7 @@
             <w:r>
               <w:rPr>
                 <w:cs/>
-                <w:lang w:val="en-US" w:bidi="th-TH"/>
+                <w:lang w:val="en-US"/>
               </w:rPr>
               <w:t xml:space="preserve">117</w:t>
             </w:r>
@@ -4187,7 +4187,7 @@
             <w:r>
               <w:rPr>
                 <w:cs/>
-                <w:lang w:val="en-US" w:bidi="th-TH"/>
+                <w:lang w:val="en-US"/>
               </w:rPr>
               <w:t xml:space="preserve">3</w:t>
             </w:r>
@@ -4205,7 +4205,7 @@
             <w:r>
               <w:rPr>
                 <w:cs/>
-                <w:lang w:val="en-US" w:bidi="th-TH"/>
+                <w:lang w:val="en-US"/>
               </w:rPr>
               <w:t xml:space="preserve">97.5</w:t>
             </w:r>
@@ -4225,7 +4225,7 @@
             <w:r>
               <w:rPr>
                 <w:cs/>
-                <w:lang w:val="en-US" w:bidi="th-TH"/>
+                <w:lang w:val="en-US"/>
               </w:rPr>
               <w:t xml:space="preserve">17</w:t>
             </w:r>
@@ -4242,7 +4242,7 @@
             <w:r>
               <w:rPr>
                 <w:cs/>
-                <w:lang w:val="en-US" w:bidi="th-TH"/>
+                <w:lang w:val="en-US"/>
               </w:rPr>
               <w:t xml:space="preserve">ชื่อรูปมีเลขบท</w:t>
             </w:r>
@@ -4260,7 +4260,7 @@
             <w:r>
               <w:rPr>
                 <w:cs/>
-                <w:lang w:val="en-US" w:bidi="th-TH"/>
+                <w:lang w:val="en-US"/>
               </w:rPr>
               <w:t xml:space="preserve">117</w:t>
             </w:r>
@@ -4278,7 +4278,7 @@
             <w:r>
               <w:rPr>
                 <w:cs/>
-                <w:lang w:val="en-US" w:bidi="th-TH"/>
+                <w:lang w:val="en-US"/>
               </w:rPr>
               <w:t xml:space="preserve">3</w:t>
             </w:r>
@@ -4296,7 +4296,7 @@
             <w:r>
               <w:rPr>
                 <w:cs/>
-                <w:lang w:val="en-US" w:bidi="th-TH"/>
+                <w:lang w:val="en-US"/>
               </w:rPr>
               <w:t xml:space="preserve">97.5</w:t>
             </w:r>
@@ -4316,7 +4316,7 @@
             <w:r>
               <w:rPr>
                 <w:cs/>
-                <w:lang w:val="en-US" w:bidi="th-TH"/>
+                <w:lang w:val="en-US"/>
               </w:rPr>
               <w:t xml:space="preserve">18</w:t>
             </w:r>
@@ -4333,7 +4333,7 @@
             <w:r>
               <w:rPr>
                 <w:cs/>
-                <w:lang w:val="en-US" w:bidi="th-TH"/>
+                <w:lang w:val="en-US"/>
               </w:rPr>
               <w:t xml:space="preserve">สารบัญมีเลขหน้า</w:t>
             </w:r>
@@ -4351,7 +4351,7 @@
             <w:r>
               <w:rPr>
                 <w:cs/>
-                <w:lang w:val="en-US" w:bidi="th-TH"/>
+                <w:lang w:val="en-US"/>
               </w:rPr>
               <w:t xml:space="preserve">104</w:t>
             </w:r>
@@ -4369,7 +4369,7 @@
             <w:r>
               <w:rPr>
                 <w:cs/>
-                <w:lang w:val="en-US" w:bidi="th-TH"/>
+                <w:lang w:val="en-US"/>
               </w:rPr>
               <w:t xml:space="preserve">16</w:t>
             </w:r>
@@ -4387,7 +4387,7 @@
             <w:r>
               <w:rPr>
                 <w:cs/>
-                <w:lang w:val="en-US" w:bidi="th-TH"/>
+                <w:lang w:val="en-US"/>
               </w:rPr>
               <w:t xml:space="preserve">86.6</w:t>
             </w:r>
@@ -4407,7 +4407,7 @@
             <w:r>
               <w:rPr>
                 <w:cs/>
-                <w:lang w:val="en-US" w:bidi="th-TH"/>
+                <w:lang w:val="en-US"/>
               </w:rPr>
               <w:t xml:space="preserve">19</w:t>
             </w:r>
@@ -4424,7 +4424,7 @@
             <w:r>
               <w:rPr>
                 <w:cs/>
-                <w:lang w:val="en-US" w:bidi="th-TH"/>
+                <w:lang w:val="en-US"/>
               </w:rPr>
               <w:t xml:space="preserve">สารบัญตารางครบ</w:t>
             </w:r>
@@ -4442,7 +4442,7 @@
             <w:r>
               <w:rPr>
                 <w:cs/>
-                <w:lang w:val="en-US" w:bidi="th-TH"/>
+                <w:lang w:val="en-US"/>
               </w:rPr>
               <w:t xml:space="preserve">106</w:t>
             </w:r>
@@ -4460,7 +4460,7 @@
             <w:r>
               <w:rPr>
                 <w:cs/>
-                <w:lang w:val="en-US" w:bidi="th-TH"/>
+                <w:lang w:val="en-US"/>
               </w:rPr>
               <w:t xml:space="preserve">14</w:t>
             </w:r>
@@ -4478,7 +4478,7 @@
             <w:r>
               <w:rPr>
                 <w:cs/>
-                <w:lang w:val="en-US" w:bidi="th-TH"/>
+                <w:lang w:val="en-US"/>
               </w:rPr>
               <w:t xml:space="preserve">88.3</w:t>
             </w:r>
@@ -4498,7 +4498,7 @@
             <w:r>
               <w:rPr>
                 <w:cs/>
-                <w:lang w:val="en-US" w:bidi="th-TH"/>
+                <w:lang w:val="en-US"/>
               </w:rPr>
               <w:t xml:space="preserve">20</w:t>
             </w:r>
@@ -4515,7 +4515,7 @@
             <w:r>
               <w:rPr>
                 <w:cs/>
-                <w:lang w:val="en-US" w:bidi="th-TH"/>
+                <w:lang w:val="en-US"/>
               </w:rPr>
               <w:t xml:space="preserve">สารบัญภาพครบ</w:t>
             </w:r>
@@ -4533,7 +4533,7 @@
             <w:r>
               <w:rPr>
                 <w:cs/>
-                <w:lang w:val="en-US" w:bidi="th-TH"/>
+                <w:lang w:val="en-US"/>
               </w:rPr>
               <w:t xml:space="preserve">106</w:t>
             </w:r>
@@ -4551,7 +4551,7 @@
             <w:r>
               <w:rPr>
                 <w:cs/>
-                <w:lang w:val="en-US" w:bidi="th-TH"/>
+                <w:lang w:val="en-US"/>
               </w:rPr>
               <w:t xml:space="preserve">14</w:t>
             </w:r>
@@ -4569,7 +4569,7 @@
             <w:r>
               <w:rPr>
                 <w:cs/>
-                <w:lang w:val="en-US" w:bidi="th-TH"/>
+                <w:lang w:val="en-US"/>
               </w:rPr>
               <w:t xml:space="preserve">88.3</w:t>
             </w:r>
@@ -4589,7 +4589,7 @@
             <w:r>
               <w:rPr>
                 <w:cs/>
-                <w:lang w:val="en-US" w:bidi="th-TH"/>
+                <w:lang w:val="en-US"/>
               </w:rPr>
               <w:t xml:space="preserve">21</w:t>
             </w:r>
@@ -4606,7 +4606,7 @@
             <w:r>
               <w:rPr>
                 <w:cs/>
-                <w:lang w:val="en-US" w:bidi="th-TH"/>
+                <w:lang w:val="en-US"/>
               </w:rPr>
               <w:t xml:space="preserve">เลขหน้าส่วนหน้าเป็นตัวอักษร</w:t>
             </w:r>
@@ -4624,7 +4624,7 @@
             <w:r>
               <w:rPr>
                 <w:cs/>
-                <w:lang w:val="en-US" w:bidi="th-TH"/>
+                <w:lang w:val="en-US"/>
               </w:rPr>
               <w:t xml:space="preserve">111</w:t>
             </w:r>
@@ -4642,7 +4642,7 @@
             <w:r>
               <w:rPr>
                 <w:cs/>
-                <w:lang w:val="en-US" w:bidi="th-TH"/>
+                <w:lang w:val="en-US"/>
               </w:rPr>
               <w:t xml:space="preserve">9</w:t>
             </w:r>
@@ -4660,7 +4660,7 @@
             <w:r>
               <w:rPr>
                 <w:cs/>
-                <w:lang w:val="en-US" w:bidi="th-TH"/>
+                <w:lang w:val="en-US"/>
               </w:rPr>
               <w:t xml:space="preserve">92.5</w:t>
             </w:r>
@@ -4680,7 +4680,7 @@
             <w:r>
               <w:rPr>
                 <w:cs/>
-                <w:lang w:val="en-US" w:bidi="th-TH"/>
+                <w:lang w:val="en-US"/>
               </w:rPr>
               <w:t xml:space="preserve">22</w:t>
             </w:r>
@@ -4697,7 +4697,7 @@
             <w:r>
               <w:rPr>
                 <w:cs/>
-                <w:lang w:val="en-US" w:bidi="th-TH"/>
+                <w:lang w:val="en-US"/>
               </w:rPr>
               <w:t xml:space="preserve">บทใหม่ขึ้นหน้าใหม่</w:t>
             </w:r>
@@ -4715,7 +4715,7 @@
             <w:r>
               <w:rPr>
                 <w:cs/>
-                <w:lang w:val="en-US" w:bidi="th-TH"/>
+                <w:lang w:val="en-US"/>
               </w:rPr>
               <w:t xml:space="preserve">120</w:t>
             </w:r>
@@ -4733,7 +4733,7 @@
             <w:r>
               <w:rPr>
                 <w:cs/>
-                <w:lang w:val="en-US" w:bidi="th-TH"/>
+                <w:lang w:val="en-US"/>
               </w:rPr>
               <w:t xml:space="preserve">0</w:t>
             </w:r>
@@ -4751,7 +4751,7 @@
             <w:r>
               <w:rPr>
                 <w:cs/>
-                <w:lang w:val="en-US" w:bidi="th-TH"/>
+                <w:lang w:val="en-US"/>
               </w:rPr>
               <w:t xml:space="preserve">100.0</w:t>
             </w:r>
@@ -4771,7 +4771,7 @@
             <w:r>
               <w:rPr>
                 <w:cs/>
-                <w:lang w:val="en-US" w:bidi="th-TH"/>
+                <w:lang w:val="en-US"/>
               </w:rPr>
               <w:t xml:space="preserve">23</w:t>
             </w:r>
@@ -4788,7 +4788,7 @@
             <w:r>
               <w:rPr>
                 <w:cs/>
-                <w:lang w:val="en-US" w:bidi="th-TH"/>
+                <w:lang w:val="en-US"/>
               </w:rPr>
               <w:t xml:space="preserve">เลขภาคผนวกเป็นตัวอักษร</w:t>
             </w:r>
@@ -4806,7 +4806,7 @@
             <w:r>
               <w:rPr>
                 <w:cs/>
-                <w:lang w:val="en-US" w:bidi="th-TH"/>
+                <w:lang w:val="en-US"/>
               </w:rPr>
               <w:t xml:space="preserve">113</w:t>
             </w:r>
@@ -4824,7 +4824,7 @@
             <w:r>
               <w:rPr>
                 <w:cs/>
-                <w:lang w:val="en-US" w:bidi="th-TH"/>
+                <w:lang w:val="en-US"/>
               </w:rPr>
               <w:t xml:space="preserve">7</w:t>
             </w:r>
@@ -4842,7 +4842,7 @@
             <w:r>
               <w:rPr>
                 <w:cs/>
-                <w:lang w:val="en-US" w:bidi="th-TH"/>
+                <w:lang w:val="en-US"/>
               </w:rPr>
               <w:t xml:space="preserve">94.1</w:t>
             </w:r>
@@ -4862,7 +4862,7 @@
             <w:r>
               <w:rPr>
                 <w:cs/>
-                <w:lang w:val="en-US" w:bidi="th-TH"/>
+                <w:lang w:val="en-US"/>
               </w:rPr>
               <w:t xml:space="preserve">24</w:t>
             </w:r>
@@ -4879,7 +4879,7 @@
             <w:r>
               <w:rPr>
                 <w:cs/>
-                <w:lang w:val="en-US" w:bidi="th-TH"/>
+                <w:lang w:val="en-US"/>
               </w:rPr>
               <w:t xml:space="preserve">หัวกระดาษแสดงข้อความ</w:t>
             </w:r>
@@ -4897,7 +4897,7 @@
             <w:r>
               <w:rPr>
                 <w:cs/>
-                <w:lang w:val="en-US" w:bidi="th-TH"/>
+                <w:lang w:val="en-US"/>
               </w:rPr>
               <w:t xml:space="preserve">120</w:t>
             </w:r>
@@ -4915,7 +4915,7 @@
             <w:r>
               <w:rPr>
                 <w:cs/>
-                <w:lang w:val="en-US" w:bidi="th-TH"/>
+                <w:lang w:val="en-US"/>
               </w:rPr>
               <w:t xml:space="preserve">0</w:t>
             </w:r>
@@ -4933,7 +4933,7 @@
             <w:r>
               <w:rPr>
                 <w:cs/>
-                <w:lang w:val="en-US" w:bidi="th-TH"/>
+                <w:lang w:val="en-US"/>
               </w:rPr>
               <w:t xml:space="preserve">100.0</w:t>
             </w:r>
@@ -4953,7 +4953,7 @@
             <w:r>
               <w:rPr>
                 <w:cs/>
-                <w:lang w:val="en-US" w:bidi="th-TH"/>
+                <w:lang w:val="en-US"/>
               </w:rPr>
               <w:t xml:space="preserve">25</w:t>
             </w:r>
@@ -4970,7 +4970,7 @@
             <w:r>
               <w:rPr>
                 <w:cs/>
-                <w:lang w:val="en-US" w:bidi="th-TH"/>
+                <w:lang w:val="en-US"/>
               </w:rPr>
               <w:t xml:space="preserve">ท้ายกระดาษแสดงเลขหน้า</w:t>
             </w:r>
@@ -4988,7 +4988,7 @@
             <w:r>
               <w:rPr>
                 <w:cs/>
-                <w:lang w:val="en-US" w:bidi="th-TH"/>
+                <w:lang w:val="en-US"/>
               </w:rPr>
               <w:t xml:space="preserve">120</w:t>
             </w:r>
@@ -5006,7 +5006,7 @@
             <w:r>
               <w:rPr>
                 <w:cs/>
-                <w:lang w:val="en-US" w:bidi="th-TH"/>
+                <w:lang w:val="en-US"/>
               </w:rPr>
               <w:t xml:space="preserve">0</w:t>
             </w:r>
@@ -5024,7 +5024,7 @@
             <w:r>
               <w:rPr>
                 <w:cs/>
-                <w:lang w:val="en-US" w:bidi="th-TH"/>
+                <w:lang w:val="en-US"/>
               </w:rPr>
               <w:t xml:space="preserve">100.0</w:t>
             </w:r>
@@ -5044,7 +5044,7 @@
             <w:r>
               <w:rPr>
                 <w:cs/>
-                <w:lang w:val="en-US" w:bidi="th-TH"/>
+                <w:lang w:val="en-US"/>
               </w:rPr>
               <w:t xml:space="preserve">26</w:t>
             </w:r>
@@ -5061,7 +5061,7 @@
             <w:r>
               <w:rPr>
                 <w:cs/>
-                <w:lang w:val="en-US" w:bidi="th-TH"/>
+                <w:lang w:val="en-US"/>
               </w:rPr>
               <w:t xml:space="preserve">ระยะบรรทัดตามที่กำหนด</w:t>
             </w:r>
@@ -5079,7 +5079,7 @@
             <w:r>
               <w:rPr>
                 <w:cs/>
-                <w:lang w:val="en-US" w:bidi="th-TH"/>
+                <w:lang w:val="en-US"/>
               </w:rPr>
               <w:t xml:space="preserve">118</w:t>
             </w:r>
@@ -5097,7 +5097,7 @@
             <w:r>
               <w:rPr>
                 <w:cs/>
-                <w:lang w:val="en-US" w:bidi="th-TH"/>
+                <w:lang w:val="en-US"/>
               </w:rPr>
               <w:t xml:space="preserve">2</w:t>
             </w:r>
@@ -5115,7 +5115,7 @@
             <w:r>
               <w:rPr>
                 <w:cs/>
-                <w:lang w:val="en-US" w:bidi="th-TH"/>
+                <w:lang w:val="en-US"/>
               </w:rPr>
               <w:t xml:space="preserve">98.3</w:t>
             </w:r>
@@ -5135,7 +5135,7 @@
             <w:r>
               <w:rPr>
                 <w:cs/>
-                <w:lang w:val="en-US" w:bidi="th-TH"/>
+                <w:lang w:val="en-US"/>
               </w:rPr>
               <w:t xml:space="preserve">27</w:t>
             </w:r>
@@ -5152,7 +5152,7 @@
             <w:r>
               <w:rPr>
                 <w:cs/>
-                <w:lang w:val="en-US" w:bidi="th-TH"/>
+                <w:lang w:val="en-US"/>
               </w:rPr>
               <w:t xml:space="preserve">การเยื้องบรรทัดแรก</w:t>
             </w:r>
@@ -5170,7 +5170,7 @@
             <w:r>
               <w:rPr>
                 <w:cs/>
-                <w:lang w:val="en-US" w:bidi="th-TH"/>
+                <w:lang w:val="en-US"/>
               </w:rPr>
               <w:t xml:space="preserve">119</w:t>
             </w:r>
@@ -5188,7 +5188,7 @@
             <w:r>
               <w:rPr>
                 <w:cs/>
-                <w:lang w:val="en-US" w:bidi="th-TH"/>
+                <w:lang w:val="en-US"/>
               </w:rPr>
               <w:t xml:space="preserve">1</w:t>
             </w:r>
@@ -5206,7 +5206,7 @@
             <w:r>
               <w:rPr>
                 <w:cs/>
-                <w:lang w:val="en-US" w:bidi="th-TH"/>
+                <w:lang w:val="en-US"/>
               </w:rPr>
               <w:t xml:space="preserve">99.1</w:t>
             </w:r>
@@ -5226,7 +5226,7 @@
             <w:r>
               <w:rPr>
                 <w:cs/>
-                <w:lang w:val="en-US" w:bidi="th-TH"/>
+                <w:lang w:val="en-US"/>
               </w:rPr>
               <w:t xml:space="preserve">28</w:t>
             </w:r>
@@ -5243,7 +5243,7 @@
             <w:r>
               <w:rPr>
                 <w:cs/>
-                <w:lang w:val="en-US" w:bidi="th-TH"/>
+                <w:lang w:val="en-US"/>
               </w:rPr>
               <w:t xml:space="preserve">การจัดข้อความแบบกระจาย</w:t>
             </w:r>
@@ -5261,7 +5261,7 @@
             <w:r>
               <w:rPr>
                 <w:cs/>
-                <w:lang w:val="en-US" w:bidi="th-TH"/>
+                <w:lang w:val="en-US"/>
               </w:rPr>
               <w:t xml:space="preserve">96</w:t>
             </w:r>
@@ -5279,7 +5279,7 @@
             <w:r>
               <w:rPr>
                 <w:cs/>
-                <w:lang w:val="en-US" w:bidi="th-TH"/>
+                <w:lang w:val="en-US"/>
               </w:rPr>
               <w:t xml:space="preserve">24</w:t>
             </w:r>
@@ -5297,7 +5297,7 @@
             <w:r>
               <w:rPr>
                 <w:cs/>
-                <w:lang w:val="en-US" w:bidi="th-TH"/>
+                <w:lang w:val="en-US"/>
               </w:rPr>
               <w:t xml:space="preserve">80.0</w:t>
             </w:r>
@@ -5317,7 +5317,7 @@
             <w:r>
               <w:rPr>
                 <w:cs/>
-                <w:lang w:val="en-US" w:bidi="th-TH"/>
+                <w:lang w:val="en-US"/>
               </w:rPr>
               <w:t xml:space="preserve">29</w:t>
             </w:r>
@@ -5334,7 +5334,7 @@
             <w:r>
               <w:rPr>
                 <w:cs/>
-                <w:lang w:val="en-US" w:bidi="th-TH"/>
+                <w:lang w:val="en-US"/>
               </w:rPr>
               <w:t xml:space="preserve">เลขไทยในเลขหน้า</w:t>
             </w:r>
@@ -5352,7 +5352,7 @@
             <w:r>
               <w:rPr>
                 <w:cs/>
-                <w:lang w:val="en-US" w:bidi="th-TH"/>
+                <w:lang w:val="en-US"/>
               </w:rPr>
               <w:t xml:space="preserve">109</w:t>
             </w:r>
@@ -5370,7 +5370,7 @@
             <w:r>
               <w:rPr>
                 <w:cs/>
-                <w:lang w:val="en-US" w:bidi="th-TH"/>
+                <w:lang w:val="en-US"/>
               </w:rPr>
               <w:t xml:space="preserve">11</w:t>
             </w:r>
@@ -5388,7 +5388,7 @@
             <w:r>
               <w:rPr>
                 <w:cs/>
-                <w:lang w:val="en-US" w:bidi="th-TH"/>
+                <w:lang w:val="en-US"/>
               </w:rPr>
               <w:t xml:space="preserve">90.8</w:t>
             </w:r>
@@ -5408,7 +5408,7 @@
             <w:r>
               <w:rPr>
                 <w:cs/>
-                <w:lang w:val="en-US" w:bidi="th-TH"/>
+                <w:lang w:val="en-US"/>
               </w:rPr>
               <w:t xml:space="preserve">30</w:t>
             </w:r>
@@ -5425,7 +5425,7 @@
             <w:r>
               <w:rPr>
                 <w:cs/>
-                <w:lang w:val="en-US" w:bidi="th-TH"/>
+                <w:lang w:val="en-US"/>
               </w:rPr>
               <w:t xml:space="preserve">ขนาดกระดาษถูกต้อง</w:t>
             </w:r>
@@ -5443,7 +5443,7 @@
             <w:r>
               <w:rPr>
                 <w:cs/>
-                <w:lang w:val="en-US" w:bidi="th-TH"/>
+                <w:lang w:val="en-US"/>
               </w:rPr>
               <w:t xml:space="preserve">120</w:t>
             </w:r>
@@ -5461,7 +5461,7 @@
             <w:r>
               <w:rPr>
                 <w:cs/>
-                <w:lang w:val="en-US" w:bidi="th-TH"/>
+                <w:lang w:val="en-US"/>
               </w:rPr>
               <w:t xml:space="preserve">0</w:t>
             </w:r>
@@ -5479,7 +5479,7 @@
             <w:r>
               <w:rPr>
                 <w:cs/>
-                <w:lang w:val="en-US" w:bidi="th-TH"/>
+                <w:lang w:val="en-US"/>
               </w:rPr>
               <w:t xml:space="preserve">100.0</w:t>
             </w:r>
@@ -5499,7 +5499,7 @@
             <w:r>
               <w:rPr>
                 <w:cs/>
-                <w:lang w:val="en-US" w:bidi="th-TH"/>
+                <w:lang w:val="en-US"/>
               </w:rPr>
               <w:t xml:space="preserve">31</w:t>
             </w:r>
@@ -5516,7 +5516,7 @@
             <w:r>
               <w:rPr>
                 <w:cs/>
-                <w:lang w:val="en-US" w:bidi="th-TH"/>
+                <w:lang w:val="en-US"/>
               </w:rPr>
               <w:t xml:space="preserve">ขอบกระดาษถูกต้อง</w:t>
             </w:r>
@@ -5534,7 +5534,7 @@
             <w:r>
               <w:rPr>
                 <w:cs/>
-                <w:lang w:val="en-US" w:bidi="th-TH"/>
+                <w:lang w:val="en-US"/>
               </w:rPr>
               <w:t xml:space="preserve">120</w:t>
             </w:r>
@@ -5552,7 +5552,7 @@
             <w:r>
               <w:rPr>
                 <w:cs/>
-                <w:lang w:val="en-US" w:bidi="th-TH"/>
+                <w:lang w:val="en-US"/>
               </w:rPr>
               <w:t xml:space="preserve">0</w:t>
             </w:r>
@@ -5570,7 +5570,7 @@
             <w:r>
               <w:rPr>
                 <w:cs/>
-                <w:lang w:val="en-US" w:bidi="th-TH"/>
+                <w:lang w:val="en-US"/>
               </w:rPr>
               <w:t xml:space="preserve">100.0</w:t>
             </w:r>
@@ -5590,7 +5590,7 @@
             <w:r>
               <w:rPr>
                 <w:cs/>
-                <w:lang w:val="en-US" w:bidi="th-TH"/>
+                <w:lang w:val="en-US"/>
               </w:rPr>
               <w:t xml:space="preserve">32</w:t>
             </w:r>
@@ -5607,7 +5607,7 @@
             <w:r>
               <w:rPr>
                 <w:cs/>
-                <w:lang w:val="en-US" w:bidi="th-TH"/>
+                <w:lang w:val="en-US"/>
               </w:rPr>
               <w:t xml:space="preserve">ข้อความยกมาเยื้องเข้า</w:t>
             </w:r>
@@ -5625,7 +5625,7 @@
             <w:r>
               <w:rPr>
                 <w:cs/>
-                <w:lang w:val="en-US" w:bidi="th-TH"/>
+                <w:lang w:val="en-US"/>
               </w:rPr>
               <w:t xml:space="preserve">120</w:t>
             </w:r>
@@ -5643,7 +5643,7 @@
             <w:r>
               <w:rPr>
                 <w:cs/>
-                <w:lang w:val="en-US" w:bidi="th-TH"/>
+                <w:lang w:val="en-US"/>
               </w:rPr>
               <w:t xml:space="preserve">0</w:t>
             </w:r>
@@ -5661,7 +5661,7 @@
             <w:r>
               <w:rPr>
                 <w:cs/>
-                <w:lang w:val="en-US" w:bidi="th-TH"/>
+                <w:lang w:val="en-US"/>
               </w:rPr>
               <w:t xml:space="preserve">100.0</w:t>
             </w:r>
@@ -5681,7 +5681,7 @@
             <w:r>
               <w:rPr>
                 <w:cs/>
-                <w:lang w:val="en-US" w:bidi="th-TH"/>
+                <w:lang w:val="en-US"/>
               </w:rPr>
               <w:t xml:space="preserve">33</w:t>
             </w:r>
@@ -5698,7 +5698,7 @@
             <w:r>
               <w:rPr>
                 <w:cs/>
-                <w:lang w:val="en-US" w:bidi="th-TH"/>
+                <w:lang w:val="en-US"/>
               </w:rPr>
               <w:t xml:space="preserve">โค้ดใช้ฟอนต์ความกว้างคงที่</w:t>
             </w:r>
@@ -5716,7 +5716,7 @@
             <w:r>
               <w:rPr>
                 <w:cs/>
-                <w:lang w:val="en-US" w:bidi="th-TH"/>
+                <w:lang w:val="en-US"/>
               </w:rPr>
               <w:t xml:space="preserve">118</w:t>
             </w:r>
@@ -5734,7 +5734,7 @@
             <w:r>
               <w:rPr>
                 <w:cs/>
-                <w:lang w:val="en-US" w:bidi="th-TH"/>
+                <w:lang w:val="en-US"/>
               </w:rPr>
               <w:t xml:space="preserve">2</w:t>
             </w:r>
@@ -5752,7 +5752,7 @@
             <w:r>
               <w:rPr>
                 <w:cs/>
-                <w:lang w:val="en-US" w:bidi="th-TH"/>
+                <w:lang w:val="en-US"/>
               </w:rPr>
               <w:t xml:space="preserve">98.3</w:t>
             </w:r>
@@ -5772,7 +5772,7 @@
             <w:r>
               <w:rPr>
                 <w:cs/>
-                <w:lang w:val="en-US" w:bidi="th-TH"/>
+                <w:lang w:val="en-US"/>
               </w:rPr>
               <w:t xml:space="preserve">34</w:t>
             </w:r>
@@ -5789,7 +5789,7 @@
             <w:r>
               <w:rPr>
                 <w:cs/>
-                <w:lang w:val="en-US" w:bidi="th-TH"/>
+                <w:lang w:val="en-US"/>
               </w:rPr>
               <w:t xml:space="preserve">ตัวยกและตัวห้อย</w:t>
             </w:r>
@@ -5807,7 +5807,7 @@
             <w:r>
               <w:rPr>
                 <w:cs/>
-                <w:lang w:val="en-US" w:bidi="th-TH"/>
+                <w:lang w:val="en-US"/>
               </w:rPr>
               <w:t xml:space="preserve">120</w:t>
             </w:r>
@@ -5825,7 +5825,7 @@
             <w:r>
               <w:rPr>
                 <w:cs/>
-                <w:lang w:val="en-US" w:bidi="th-TH"/>
+                <w:lang w:val="en-US"/>
               </w:rPr>
               <w:t xml:space="preserve">0</w:t>
             </w:r>
@@ -5843,7 +5843,7 @@
             <w:r>
               <w:rPr>
                 <w:cs/>
-                <w:lang w:val="en-US" w:bidi="th-TH"/>
+                <w:lang w:val="en-US"/>
               </w:rPr>
               <w:t xml:space="preserve">100.0</w:t>
             </w:r>
@@ -5863,7 +5863,7 @@
             <w:r>
               <w:rPr>
                 <w:cs/>
-                <w:lang w:val="en-US" w:bidi="th-TH"/>
+                <w:lang w:val="en-US"/>
               </w:rPr>
               <w:t xml:space="preserve">35</w:t>
             </w:r>
@@ -5880,7 +5880,7 @@
             <w:r>
               <w:rPr>
                 <w:cs/>
-                <w:lang w:val="en-US" w:bidi="th-TH"/>
+                <w:lang w:val="en-US"/>
               </w:rPr>
               <w:t xml:space="preserve">ขีดเส้นใต้แสดงผล</w:t>
             </w:r>
@@ -5898,7 +5898,7 @@
             <w:r>
               <w:rPr>
                 <w:cs/>
-                <w:lang w:val="en-US" w:bidi="th-TH"/>
+                <w:lang w:val="en-US"/>
               </w:rPr>
               <w:t xml:space="preserve">120</w:t>
             </w:r>
@@ -5916,7 +5916,7 @@
             <w:r>
               <w:rPr>
                 <w:cs/>
-                <w:lang w:val="en-US" w:bidi="th-TH"/>
+                <w:lang w:val="en-US"/>
               </w:rPr>
               <w:t xml:space="preserve">0</w:t>
             </w:r>
@@ -5934,7 +5934,7 @@
             <w:r>
               <w:rPr>
                 <w:cs/>
-                <w:lang w:val="en-US" w:bidi="th-TH"/>
+                <w:lang w:val="en-US"/>
               </w:rPr>
               <w:t xml:space="preserve">100.0</w:t>
             </w:r>
@@ -5954,7 +5954,7 @@
             <w:r>
               <w:rPr>
                 <w:cs/>
-                <w:lang w:val="en-US" w:bidi="th-TH"/>
+                <w:lang w:val="en-US"/>
               </w:rPr>
               <w:t xml:space="preserve">36</w:t>
             </w:r>
@@ -5971,7 +5971,7 @@
             <w:r>
               <w:rPr>
                 <w:cs/>
-                <w:lang w:val="en-US" w:bidi="th-TH"/>
+                <w:lang w:val="en-US"/>
               </w:rPr>
               <w:t xml:space="preserve">ขีดฆ่าแสดงผล</w:t>
             </w:r>
@@ -5989,7 +5989,7 @@
             <w:r>
               <w:rPr>
                 <w:cs/>
-                <w:lang w:val="en-US" w:bidi="th-TH"/>
+                <w:lang w:val="en-US"/>
               </w:rPr>
               <w:t xml:space="preserve">120</w:t>
             </w:r>
@@ -6007,7 +6007,7 @@
             <w:r>
               <w:rPr>
                 <w:cs/>
-                <w:lang w:val="en-US" w:bidi="th-TH"/>
+                <w:lang w:val="en-US"/>
               </w:rPr>
               <w:t xml:space="preserve">0</w:t>
             </w:r>
@@ -6025,7 +6025,7 @@
             <w:r>
               <w:rPr>
                 <w:cs/>
-                <w:lang w:val="en-US" w:bidi="th-TH"/>
+                <w:lang w:val="en-US"/>
               </w:rPr>
               <w:t xml:space="preserve">100.0</w:t>
             </w:r>
@@ -6045,7 +6045,7 @@
             <w:r>
               <w:rPr>
                 <w:cs/>
-                <w:lang w:val="en-US" w:bidi="th-TH"/>
+                <w:lang w:val="en-US"/>
               </w:rPr>
               <w:t xml:space="preserve">37</w:t>
             </w:r>
@@ -6062,7 +6062,7 @@
             <w:r>
               <w:rPr>
                 <w:cs/>
-                <w:lang w:val="en-US" w:bidi="th-TH"/>
+                <w:lang w:val="en-US"/>
               </w:rPr>
               <w:t xml:space="preserve">คุณสมบัติเอกสารมีชื่อเรื่อง</w:t>
             </w:r>
@@ -6080,7 +6080,7 @@
             <w:r>
               <w:rPr>
                 <w:cs/>
-                <w:lang w:val="en-US" w:bidi="th-TH"/>
+                <w:lang w:val="en-US"/>
               </w:rPr>
               <w:t xml:space="preserve">120</w:t>
             </w:r>
@@ -6098,7 +6098,7 @@
             <w:r>
               <w:rPr>
                 <w:cs/>
-                <w:lang w:val="en-US" w:bidi="th-TH"/>
+                <w:lang w:val="en-US"/>
               </w:rPr>
               <w:t xml:space="preserve">0</w:t>
             </w:r>
@@ -6116,7 +6116,7 @@
             <w:r>
               <w:rPr>
                 <w:cs/>
-                <w:lang w:val="en-US" w:bidi="th-TH"/>
+                <w:lang w:val="en-US"/>
               </w:rPr>
               <w:t xml:space="preserve">100.0</w:t>
             </w:r>
@@ -6136,7 +6136,7 @@
             <w:r>
               <w:rPr>
                 <w:cs/>
-                <w:lang w:val="en-US" w:bidi="th-TH"/>
+                <w:lang w:val="en-US"/>
               </w:rPr>
               <w:t xml:space="preserve">38</w:t>
             </w:r>
@@ -6153,7 +6153,7 @@
             <w:r>
               <w:rPr>
                 <w:cs/>
-                <w:lang w:val="en-US" w:bidi="th-TH"/>
+                <w:lang w:val="en-US"/>
               </w:rPr>
               <w:t xml:space="preserve">ไม่มีอักขระที่มองไม่เห็น</w:t>
             </w:r>
@@ -6171,7 +6171,7 @@
             <w:r>
               <w:rPr>
                 <w:cs/>
-                <w:lang w:val="en-US" w:bidi="th-TH"/>
+                <w:lang w:val="en-US"/>
               </w:rPr>
               <w:t xml:space="preserve">120</w:t>
             </w:r>
@@ -6189,7 +6189,7 @@
             <w:r>
               <w:rPr>
                 <w:cs/>
-                <w:lang w:val="en-US" w:bidi="th-TH"/>
+                <w:lang w:val="en-US"/>
               </w:rPr>
               <w:t xml:space="preserve">0</w:t>
             </w:r>
@@ -6207,7 +6207,7 @@
             <w:r>
               <w:rPr>
                 <w:cs/>
-                <w:lang w:val="en-US" w:bidi="th-TH"/>
+                <w:lang w:val="en-US"/>
               </w:rPr>
               <w:t xml:space="preserve">100.0</w:t>
             </w:r>
@@ -6227,7 +6227,7 @@
             <w:r>
               <w:rPr>
                 <w:cs/>
-                <w:lang w:val="en-US" w:bidi="th-TH"/>
+                <w:lang w:val="en-US"/>
               </w:rPr>
               <w:t xml:space="preserve">39</w:t>
             </w:r>
@@ -6244,7 +6244,7 @@
             <w:r>
               <w:rPr>
                 <w:cs/>
-                <w:lang w:val="en-US" w:bidi="th-TH"/>
+                <w:lang w:val="en-US"/>
               </w:rPr>
               <w:t xml:space="preserve">เปิดไฟล์ได้โดยไม่มีคำเตือน</w:t>
             </w:r>
@@ -6262,7 +6262,7 @@
             <w:r>
               <w:rPr>
                 <w:cs/>
-                <w:lang w:val="en-US" w:bidi="th-TH"/>
+                <w:lang w:val="en-US"/>
               </w:rPr>
               <w:t xml:space="preserve">117</w:t>
             </w:r>
@@ -6280,7 +6280,7 @@
             <w:r>
               <w:rPr>
                 <w:cs/>
-                <w:lang w:val="en-US" w:bidi="th-TH"/>
+                <w:lang w:val="en-US"/>
               </w:rPr>
               <w:t xml:space="preserve">3</w:t>
             </w:r>
@@ -6298,7 +6298,7 @@
             <w:r>
               <w:rPr>
                 <w:cs/>
-                <w:lang w:val="en-US" w:bidi="th-TH"/>
+                <w:lang w:val="en-US"/>
               </w:rPr>
               <w:t xml:space="preserve">97.5</w:t>
             </w:r>
@@ -6318,7 +6318,7 @@
             <w:r>
               <w:rPr>
                 <w:cs/>
-                <w:lang w:val="en-US" w:bidi="th-TH"/>
+                <w:lang w:val="en-US"/>
               </w:rPr>
               <w:t xml:space="preserve">40</w:t>
             </w:r>
@@ -6335,7 +6335,7 @@
             <w:r>
               <w:rPr>
                 <w:cs/>
-                <w:lang w:val="en-US" w:bidi="th-TH"/>
+                <w:lang w:val="en-US"/>
               </w:rPr>
               <w:t xml:space="preserve">เนื้อหาตรงกับต้นฉบับ</w:t>
             </w:r>
@@ -6353,7 +6353,7 @@
             <w:r>
               <w:rPr>
                 <w:cs/>
-                <w:lang w:val="en-US" w:bidi="th-TH"/>
+                <w:lang w:val="en-US"/>
               </w:rPr>
               <w:t xml:space="preserve">120</w:t>
             </w:r>
@@ -6371,7 +6371,7 @@
             <w:r>
               <w:rPr>
                 <w:cs/>
-                <w:lang w:val="en-US" w:bidi="th-TH"/>
+                <w:lang w:val="en-US"/>
               </w:rPr>
               <w:t xml:space="preserve">0</w:t>
             </w:r>
@@ -6389,7 +6389,7 @@
             <w:r>
               <w:rPr>
                 <w:cs/>
-                <w:lang w:val="en-US" w:bidi="th-TH"/>
+                <w:lang w:val="en-US"/>
               </w:rPr>
               <w:t xml:space="preserve">100.0</w:t>
             </w:r>
@@ -6407,7 +6407,7 @@
       <w:r>
         <w:rPr>
           <w:cs/>
-          <w:lang w:val="en-US" w:bidi="th-TH"/>
+          <w:lang w:val="en-US"/>
         </w:rPr>
         <w:drawing>
           <wp:inline distT="0" distB="0" distL="0" distR="0">
@@ -6458,14 +6458,14 @@
           <w:b/>
           <w:bCs/>
           <w:cs/>
-          <w:lang w:val="en-US" w:bidi="th-TH"/>
+          <w:lang w:val="en-US"/>
         </w:rPr>
         <w:t xml:space="preserve">รูปที่ 4-1</w:t>
       </w:r>
       <w:r>
         <w:rPr>
           <w:cs/>
-          <w:lang w:val="en-US" w:bidi="th-TH"/>
+          <w:lang w:val="en-US"/>
         </w:rPr>
         <w:t xml:space="preserve"> สรุปผลการตรวจจำแนกตามโปรแกรม</w:t>
       </w:r>
@@ -6477,7 +6477,7 @@
       <w:r>
         <w:rPr>
           <w:cs/>
-          <w:lang w:val="en-US" w:bidi="th-TH"/>
+          <w:lang w:val="en-US"/>
         </w:rPr>
         <w:t xml:space="preserve">บทที่ 5 สรุป อภิปรายผล และข้อเสนอแนะ</w:t>
       </w:r>
@@ -6489,7 +6489,7 @@
       <w:r>
         <w:rPr>
           <w:cs/>
-          <w:lang w:val="en-US" w:bidi="th-TH"/>
+          <w:lang w:val="en-US"/>
         </w:rPr>
         <w:t xml:space="preserve">5.1 สรุปผลการวิจัย</w:t>
       </w:r>
@@ -6499,7 +6499,7 @@
       <w:r>
         <w:rPr>
           <w:cs/>
-          <w:lang w:val="en-US" w:bidi="th-TH"/>
+          <w:lang w:val="en-US"/>
         </w:rPr>
         <w:t xml:space="preserve">ระบบที่พัฒนาขึ้นสร้างเอกสาร Word ภาษาไทยที่แสดงผลถูกต้องในโปรแกรมสำนักงานทั้ง 5 โปรแกรม โดยไม่เปลี่ยนแปลงเนื้อหาของต้นฉบับ และให้ผลลัพธ์ตรงกันทุกไบต์ทั้งสองภาษาโปรแกรม</w:t>
       </w:r>
@@ -6511,7 +6511,7 @@
       <w:r>
         <w:rPr>
           <w:cs/>
-          <w:lang w:val="en-US" w:bidi="th-TH"/>
+          <w:lang w:val="en-US"/>
         </w:rPr>
         <w:t xml:space="preserve">5.2 อภิปรายผล</w:t>
       </w:r>
@@ -6521,7 +6521,7 @@
       <w:r>
         <w:rPr>
           <w:cs/>
-          <w:lang w:val="en-US" w:bidi="th-TH"/>
+          <w:lang w:val="en-US"/>
         </w:rPr>
         <w:t xml:space="preserve">ผลการวิจัยสอดคล้องกับสมมติฐานที่ว่าการกำหนดคุณสมบัติภาษาไทยให้ครบถ้วนตั้งแต่ขั้นตอนการสร้างไฟล์ ช่วยให้เอกสารแสดงผลได้ถูกต้องโดยไม่ต้องแก้ไขภายหลัง ประเด็นที่น่าสนใจคือโปรแกรมแต่ละโปรแกรมอ่านคุณสมบัติเดียวกันต่างกันเล็กน้อย ตัวอย่างเช่น บางโปรแกรมแสดงการจัดแบบกระจายแบบไทยเป็นการจัดชิดขอบทั้งสองด้าน และบางโปรแกรมไม่อัปเดตเลขหน้าในสารบัญจนกว่าผู้ใช้จะสั่งเอง ข้อแตกต่างเหล่านี้ไม่ทำให้เนื้อหาผิดพลาด แต่ผู้จัดทำเอกสารควรตรวจผลลัพธ์ในโปรแกรมที่ผู้รับจะใช้จริงก่อนส่งมอบทุกครั้ง</w:t>
       </w:r>
@@ -6533,7 +6533,7 @@
       <w:r>
         <w:rPr>
           <w:cs/>
-          <w:lang w:val="en-US" w:bidi="th-TH"/>
+          <w:lang w:val="en-US"/>
         </w:rPr>
         <w:t xml:space="preserve">5.3 ข้อเสนอแนะ</w:t>
       </w:r>
@@ -6543,7 +6543,7 @@
       <w:r>
         <w:rPr>
           <w:cs/>
-          <w:lang w:val="en-US" w:bidi="th-TH"/>
+          <w:lang w:val="en-US"/>
         </w:rPr>
         <w:t xml:space="preserve">ข้อเสนอแนะสำหรับการวิจัยครั้งต่อไป ได้แก่ การขยายขอบเขตไปยังภาษาอื่นในกลุ่ม complex script เช่น ภาษาลาว ภาษาเขมร และภาษาพม่า การรองรับสูตรคณิตศาสตร์ในรูปแบบที่แก้ไขได้ในโปรแกรม และการศึกษาความพึงพอใจของผู้ใช้งานจริงในระยะยาว นอกจากนี้ ควรศึกษาการสร้างเอกสารแบบหลายส่วนที่มีการวางหน้ากระดาษต่างกันในเอกสารเดียว เช่น หน้าตารางแนวนอนภายในเอกสารแนวตั้ง</w:t>
       </w:r>
@@ -6568,7 +6568,7 @@
       <w:r>
         <w:rPr>
           <w:cs/>
-          <w:lang w:val="en-US" w:bidi="th-TH"/>
+          <w:lang w:val="en-US"/>
         </w:rPr>
         <w:t xml:space="preserve">บรรณานุกรม</w:t>
       </w:r>
@@ -6578,7 +6578,7 @@
       <w:r>
         <w:rPr>
           <w:cs/>
-          <w:lang w:val="en-US" w:bidi="th-TH"/>
+          <w:lang w:val="en-US"/>
         </w:rPr>
         <w:t xml:space="preserve">Ecma International. (2021). </w:t>
       </w:r>
@@ -6587,14 +6587,14 @@
           <w:i/>
           <w:iCs/>
           <w:cs/>
-          <w:lang w:val="en-US" w:bidi="th-TH"/>
+          <w:lang w:val="en-US"/>
         </w:rPr>
         <w:t xml:space="preserve">ECMA-376: Office Open XML File Formats</w:t>
       </w:r>
       <w:r>
         <w:rPr>
           <w:cs/>
-          <w:lang w:val="en-US" w:bidi="th-TH"/>
+          <w:lang w:val="en-US"/>
         </w:rPr>
         <w:t xml:space="preserve"> (5th ed.). </w:t>
       </w:r>
@@ -6603,7 +6603,7 @@
           <w:rPr>
             <w:rStyle w:val="Hyperlink"/>
             <w:cs/>
-            <w:lang w:val="en-US" w:bidi="th-TH"/>
+            <w:lang w:val="en-US"/>
           </w:rPr>
           <w:t xml:space="preserve">https://ecma-international.org/publications-and-standards/standards/ecma-376/</w:t>
         </w:r>
@@ -6614,7 +6614,7 @@
       <w:r>
         <w:rPr>
           <w:cs/>
-          <w:lang w:val="en-US" w:bidi="th-TH"/>
+          <w:lang w:val="en-US"/>
         </w:rPr>
         <w:t xml:space="preserve">CommonMark. (2024). </w:t>
       </w:r>
@@ -6623,14 +6623,14 @@
           <w:i/>
           <w:iCs/>
           <w:cs/>
-          <w:lang w:val="en-US" w:bidi="th-TH"/>
+          <w:lang w:val="en-US"/>
         </w:rPr>
         <w:t xml:space="preserve">CommonMark Spec</w:t>
       </w:r>
       <w:r>
         <w:rPr>
           <w:cs/>
-          <w:lang w:val="en-US" w:bidi="th-TH"/>
+          <w:lang w:val="en-US"/>
         </w:rPr>
         <w:t xml:space="preserve"> (Version 0.31.2). </w:t>
       </w:r>
@@ -6639,7 +6639,7 @@
           <w:rPr>
             <w:rStyle w:val="Hyperlink"/>
             <w:cs/>
-            <w:lang w:val="en-US" w:bidi="th-TH"/>
+            <w:lang w:val="en-US"/>
           </w:rPr>
           <w:t xml:space="preserve">https://spec.commonmark.org/0.31.2/</w:t>
         </w:r>
@@ -6657,7 +6657,7 @@
       <w:r>
         <w:rPr>
           <w:cs/>
-          <w:lang w:val="en-US" w:bidi="th-TH"/>
+          <w:lang w:val="en-US"/>
         </w:rPr>
         <w:t xml:space="preserve">ตัวอย่าง ทดสอบระบบ. (2568). การตัดบรรทัดภาษาไทยในเอกสารอิเล็กทรอนิกส์. </w:t>
       </w:r>
@@ -6666,14 +6666,14 @@
           <w:i/>
           <w:iCs/>
           <w:cs/>
-          <w:lang w:val="en-US" w:bidi="th-TH"/>
+          <w:lang w:val="en-US"/>
         </w:rPr>
         <w:t xml:space="preserve">วารสารสมมติด้านเทคโนโลยีสารสนเทศ</w:t>
       </w:r>
       <w:r>
         <w:rPr>
           <w:cs/>
-          <w:lang w:val="en-US" w:bidi="th-TH"/>
+          <w:lang w:val="en-US"/>
         </w:rPr>
         <w:t xml:space="preserve">, 12(3), 45–60.</w:t>
       </w:r>
@@ -6685,7 +6685,7 @@
       <w:r>
         <w:rPr>
           <w:cs/>
-          <w:lang w:val="en-US" w:bidi="th-TH"/>
+          <w:lang w:val="en-US"/>
         </w:rPr>
         <w:t xml:space="preserve">ภาคผนวก ก แบบสอบถามที่ใช้ในการวิจัย</w:t>
       </w:r>
@@ -6697,7 +6697,7 @@
       <w:r>
         <w:rPr>
           <w:cs/>
-          <w:lang w:val="en-US" w:bidi="th-TH"/>
+          <w:lang w:val="en-US"/>
         </w:rPr>
         <w:t xml:space="preserve">ก.1 ส่วนที่ 1 ข้อมูลทั่วไปของผู้ตอบแบบสอบถาม</w:t>
       </w:r>
@@ -6707,7 +6707,7 @@
       <w:r>
         <w:rPr>
           <w:cs/>
-          <w:lang w:val="en-US" w:bidi="th-TH"/>
+          <w:lang w:val="en-US"/>
         </w:rPr>
         <w:t xml:space="preserve">คำชี้แจง โปรดทำเครื่องหมายในช่องที่ตรงกับข้อมูลของท่าน</w:t>
       </w:r>
@@ -6721,14 +6721,14 @@
         <w:rPr>
           <w:rFonts w:ascii="Arial" w:hAnsi="Arial" w:cs="Arial"/>
           <w:cs/>
-          <w:lang w:val="en-US" w:bidi="th-TH"/>
+          <w:lang w:val="en-US"/>
         </w:rPr>
         <w:t xml:space="preserve">□ </w:t>
       </w:r>
       <w:r>
         <w:rPr>
           <w:cs/>
-          <w:lang w:val="en-US" w:bidi="th-TH"/>
+          <w:lang w:val="en-US"/>
         </w:rPr>
         <w:t xml:space="preserve">เจ้าหน้าที่ธุรการ</w:t>
       </w:r>
@@ -6742,14 +6742,14 @@
         <w:rPr>
           <w:rFonts w:ascii="Arial" w:hAnsi="Arial" w:cs="Arial"/>
           <w:cs/>
-          <w:lang w:val="en-US" w:bidi="th-TH"/>
+          <w:lang w:val="en-US"/>
         </w:rPr>
         <w:t xml:space="preserve">□ </w:t>
       </w:r>
       <w:r>
         <w:rPr>
           <w:cs/>
-          <w:lang w:val="en-US" w:bidi="th-TH"/>
+          <w:lang w:val="en-US"/>
         </w:rPr>
         <w:t xml:space="preserve">นักวิจัยหรืออาจารย์</w:t>
       </w:r>
@@ -6763,14 +6763,14 @@
         <w:rPr>
           <w:rFonts w:ascii="Arial" w:hAnsi="Arial" w:cs="Arial"/>
           <w:cs/>
-          <w:lang w:val="en-US" w:bidi="th-TH"/>
+          <w:lang w:val="en-US"/>
         </w:rPr>
         <w:t xml:space="preserve">■ </w:t>
       </w:r>
       <w:r>
         <w:rPr>
           <w:cs/>
-          <w:lang w:val="en-US" w:bidi="th-TH"/>
+          <w:lang w:val="en-US"/>
         </w:rPr>
         <w:t xml:space="preserve">นักศึกษา</w:t>
       </w:r>
@@ -6785,14 +6785,14 @@
           <w:b/>
           <w:bCs/>
           <w:cs/>
-          <w:lang w:val="en-US" w:bidi="th-TH"/>
+          <w:lang w:val="en-US"/>
         </w:rPr>
         <w:t xml:space="preserve">ตารางที่ ก-1</w:t>
       </w:r>
       <w:r>
         <w:rPr>
           <w:cs/>
-          <w:lang w:val="en-US" w:bidi="th-TH"/>
+          <w:lang w:val="en-US"/>
         </w:rPr>
         <w:t xml:space="preserve"> ข้อมูลทั่วไปของผู้ตอบแบบสอบถาม</w:t>
       </w:r>
@@ -6836,7 +6836,7 @@
                 <w:b/>
                 <w:bCs/>
                 <w:cs/>
-                <w:lang w:val="en-US" w:bidi="th-TH"/>
+                <w:lang w:val="en-US"/>
               </w:rPr>
               <w:t xml:space="preserve">ข้อมูล</w:t>
             </w:r>
@@ -6856,7 +6856,7 @@
                 <w:b/>
                 <w:bCs/>
                 <w:cs/>
-                <w:lang w:val="en-US" w:bidi="th-TH"/>
+                <w:lang w:val="en-US"/>
               </w:rPr>
               <w:t xml:space="preserve">จำนวน</w:t>
             </w:r>
@@ -6876,7 +6876,7 @@
                 <w:b/>
                 <w:bCs/>
                 <w:cs/>
-                <w:lang w:val="en-US" w:bidi="th-TH"/>
+                <w:lang w:val="en-US"/>
               </w:rPr>
               <w:t xml:space="preserve">ร้อยละ</w:t>
             </w:r>
@@ -6895,7 +6895,7 @@
             <w:r>
               <w:rPr>
                 <w:cs/>
-                <w:lang w:val="en-US" w:bidi="th-TH"/>
+                <w:lang w:val="en-US"/>
               </w:rPr>
               <w:t xml:space="preserve">เพศหญิง</w:t>
             </w:r>
@@ -6913,7 +6913,7 @@
             <w:r>
               <w:rPr>
                 <w:cs/>
-                <w:lang w:val="en-US" w:bidi="th-TH"/>
+                <w:lang w:val="en-US"/>
               </w:rPr>
               <w:t xml:space="preserve">72</w:t>
             </w:r>
@@ -6931,7 +6931,7 @@
             <w:r>
               <w:rPr>
                 <w:cs/>
-                <w:lang w:val="en-US" w:bidi="th-TH"/>
+                <w:lang w:val="en-US"/>
               </w:rPr>
               <w:t xml:space="preserve">60.0</w:t>
             </w:r>
@@ -6950,7 +6950,7 @@
             <w:r>
               <w:rPr>
                 <w:cs/>
-                <w:lang w:val="en-US" w:bidi="th-TH"/>
+                <w:lang w:val="en-US"/>
               </w:rPr>
               <w:t xml:space="preserve">เพศชาย</w:t>
             </w:r>
@@ -6968,7 +6968,7 @@
             <w:r>
               <w:rPr>
                 <w:cs/>
-                <w:lang w:val="en-US" w:bidi="th-TH"/>
+                <w:lang w:val="en-US"/>
               </w:rPr>
               <w:t xml:space="preserve">48</w:t>
             </w:r>
@@ -6986,7 +6986,7 @@
             <w:r>
               <w:rPr>
                 <w:cs/>
-                <w:lang w:val="en-US" w:bidi="th-TH"/>
+                <w:lang w:val="en-US"/>
               </w:rPr>
               <w:t xml:space="preserve">40.0</w:t>
             </w:r>
@@ -7004,7 +7004,7 @@
       <w:r>
         <w:rPr>
           <w:cs/>
-          <w:lang w:val="en-US" w:bidi="th-TH"/>
+          <w:lang w:val="en-US"/>
         </w:rPr>
         <w:t xml:space="preserve">ก.2 ส่วนที่ 2 ความคิดเห็นต่อระบบ</w:t>
       </w:r>
@@ -7021,7 +7021,7 @@
       <w:r>
         <w:rPr>
           <w:cs/>
-          <w:lang w:val="en-US" w:bidi="th-TH"/>
+          <w:lang w:val="en-US"/>
         </w:rPr>
         <w:t xml:space="preserve">ท่านคิดว่าระบบนี้ช่วยลดเวลาในการจัดทำเอกสารได้มากน้อยเพียงใด โปรดให้เหตุผลประกอบ</w:t>
       </w:r>
@@ -7033,7 +7033,7 @@
       <w:r>
         <w:rPr>
           <w:cs/>
-          <w:lang w:val="en-US" w:bidi="th-TH"/>
+          <w:lang w:val="en-US"/>
         </w:rPr>
         <w:t xml:space="preserve">ภาคผนวก ข ผลการตรวจสอบความเที่ยงตรงของเครื่องมือ</w:t>
       </w:r>
@@ -7048,14 +7048,14 @@
           <w:b/>
           <w:bCs/>
           <w:cs/>
-          <w:lang w:val="en-US" w:bidi="th-TH"/>
+          <w:lang w:val="en-US"/>
         </w:rPr>
         <w:t xml:space="preserve">ตารางที่ ข-1</w:t>
       </w:r>
       <w:r>
         <w:rPr>
           <w:cs/>
-          <w:lang w:val="en-US" w:bidi="th-TH"/>
+          <w:lang w:val="en-US"/>
         </w:rPr>
         <w:t xml:space="preserve"> ค่าดัชนีความสอดคล้องของแบบประเมิน</w:t>
       </w:r>
@@ -7102,7 +7102,7 @@
                 <w:b/>
                 <w:bCs/>
                 <w:cs/>
-                <w:lang w:val="en-US" w:bidi="th-TH"/>
+                <w:lang w:val="en-US"/>
               </w:rPr>
               <w:t xml:space="preserve">ข้อ</w:t>
             </w:r>
@@ -7122,7 +7122,7 @@
                 <w:b/>
                 <w:bCs/>
                 <w:cs/>
-                <w:lang w:val="en-US" w:bidi="th-TH"/>
+                <w:lang w:val="en-US"/>
               </w:rPr>
               <w:t xml:space="preserve">ผู้เชี่ยวชาญคนที่ 1</w:t>
             </w:r>
@@ -7142,7 +7142,7 @@
                 <w:b/>
                 <w:bCs/>
                 <w:cs/>
-                <w:lang w:val="en-US" w:bidi="th-TH"/>
+                <w:lang w:val="en-US"/>
               </w:rPr>
               <w:t xml:space="preserve">ผู้เชี่ยวชาญคนที่ 2</w:t>
             </w:r>
@@ -7162,7 +7162,7 @@
                 <w:b/>
                 <w:bCs/>
                 <w:cs/>
-                <w:lang w:val="en-US" w:bidi="th-TH"/>
+                <w:lang w:val="en-US"/>
               </w:rPr>
               <w:t xml:space="preserve">ผู้เชี่ยวชาญคนที่ 3</w:t>
             </w:r>
@@ -7182,7 +7182,7 @@
                 <w:b/>
                 <w:bCs/>
                 <w:cs/>
-                <w:lang w:val="en-US" w:bidi="th-TH"/>
+                <w:lang w:val="en-US"/>
               </w:rPr>
               <w:t xml:space="preserve">IOC</w:t>
             </w:r>
@@ -7202,7 +7202,7 @@
             <w:r>
               <w:rPr>
                 <w:cs/>
-                <w:lang w:val="en-US" w:bidi="th-TH"/>
+                <w:lang w:val="en-US"/>
               </w:rPr>
               <w:t xml:space="preserve">1</w:t>
             </w:r>
@@ -7220,7 +7220,7 @@
             <w:r>
               <w:rPr>
                 <w:cs/>
-                <w:lang w:val="en-US" w:bidi="th-TH"/>
+                <w:lang w:val="en-US"/>
               </w:rPr>
               <w:t xml:space="preserve">+1</w:t>
             </w:r>
@@ -7238,7 +7238,7 @@
             <w:r>
               <w:rPr>
                 <w:cs/>
-                <w:lang w:val="en-US" w:bidi="th-TH"/>
+                <w:lang w:val="en-US"/>
               </w:rPr>
               <w:t xml:space="preserve">+1</w:t>
             </w:r>
@@ -7256,7 +7256,7 @@
             <w:r>
               <w:rPr>
                 <w:cs/>
-                <w:lang w:val="en-US" w:bidi="th-TH"/>
+                <w:lang w:val="en-US"/>
               </w:rPr>
               <w:t xml:space="preserve">+1</w:t>
             </w:r>
@@ -7274,7 +7274,7 @@
             <w:r>
               <w:rPr>
                 <w:cs/>
-                <w:lang w:val="en-US" w:bidi="th-TH"/>
+                <w:lang w:val="en-US"/>
               </w:rPr>
               <w:t xml:space="preserve">1.00</w:t>
             </w:r>
@@ -7294,7 +7294,7 @@
             <w:r>
               <w:rPr>
                 <w:cs/>
-                <w:lang w:val="en-US" w:bidi="th-TH"/>
+                <w:lang w:val="en-US"/>
               </w:rPr>
               <w:t xml:space="preserve">2</w:t>
             </w:r>
@@ -7312,7 +7312,7 @@
             <w:r>
               <w:rPr>
                 <w:cs/>
-                <w:lang w:val="en-US" w:bidi="th-TH"/>
+                <w:lang w:val="en-US"/>
               </w:rPr>
               <w:t xml:space="preserve">+1</w:t>
             </w:r>
@@ -7330,7 +7330,7 @@
             <w:r>
               <w:rPr>
                 <w:cs/>
-                <w:lang w:val="en-US" w:bidi="th-TH"/>
+                <w:lang w:val="en-US"/>
               </w:rPr>
               <w:t xml:space="preserve">0</w:t>
             </w:r>
@@ -7348,7 +7348,7 @@
             <w:r>
               <w:rPr>
                 <w:cs/>
-                <w:lang w:val="en-US" w:bidi="th-TH"/>
+                <w:lang w:val="en-US"/>
               </w:rPr>
               <w:t xml:space="preserve">+1</w:t>
             </w:r>
@@ -7366,7 +7366,7 @@
             <w:r>
               <w:rPr>
                 <w:cs/>
-                <w:lang w:val="en-US" w:bidi="th-TH"/>
+                <w:lang w:val="en-US"/>
               </w:rPr>
               <w:t xml:space="preserve">0.67</w:t>
             </w:r>
@@ -7386,7 +7386,7 @@
             <w:r>
               <w:rPr>
                 <w:cs/>
-                <w:lang w:val="en-US" w:bidi="th-TH"/>
+                <w:lang w:val="en-US"/>
               </w:rPr>
               <w:t xml:space="preserve">3</w:t>
             </w:r>
@@ -7404,7 +7404,7 @@
             <w:r>
               <w:rPr>
                 <w:cs/>
-                <w:lang w:val="en-US" w:bidi="th-TH"/>
+                <w:lang w:val="en-US"/>
               </w:rPr>
               <w:t xml:space="preserve">+1</w:t>
             </w:r>
@@ -7422,7 +7422,7 @@
             <w:r>
               <w:rPr>
                 <w:cs/>
-                <w:lang w:val="en-US" w:bidi="th-TH"/>
+                <w:lang w:val="en-US"/>
               </w:rPr>
               <w:t xml:space="preserve">+1</w:t>
             </w:r>
@@ -7440,7 +7440,7 @@
             <w:r>
               <w:rPr>
                 <w:cs/>
-                <w:lang w:val="en-US" w:bidi="th-TH"/>
+                <w:lang w:val="en-US"/>
               </w:rPr>
               <w:t xml:space="preserve">+1</w:t>
             </w:r>
@@ -7458,7 +7458,7 @@
             <w:r>
               <w:rPr>
                 <w:cs/>
-                <w:lang w:val="en-US" w:bidi="th-TH"/>
+                <w:lang w:val="en-US"/>
               </w:rPr>
               <w:t xml:space="preserve">1.00</w:t>
             </w:r>
@@ -7476,7 +7476,7 @@
       <w:r>
         <w:rPr>
           <w:cs/>
-          <w:lang w:val="en-US" w:bidi="th-TH"/>
+          <w:lang w:val="en-US"/>
         </w:rPr>
         <w:drawing>
           <wp:inline distT="0" distB="0" distL="0" distR="0">
@@ -7527,14 +7527,14 @@
           <w:b/>
           <w:bCs/>
           <w:cs/>
-          <w:lang w:val="en-US" w:bidi="th-TH"/>
+          <w:lang w:val="en-US"/>
         </w:rPr>
         <w:t xml:space="preserve">รูปที่ ข-1</w:t>
       </w:r>
       <w:r>
         <w:rPr>
           <w:cs/>
-          <w:lang w:val="en-US" w:bidi="th-TH"/>
+          <w:lang w:val="en-US"/>
         </w:rPr>
         <w:t xml:space="preserve"> ขั้นตอนการตรวจสอบความเที่ยงตรง</w:t>
       </w:r>
@@ -7546,7 +7546,7 @@
       <w:r>
         <w:rPr>
           <w:cs/>
-          <w:lang w:val="en-US" w:bidi="th-TH"/>
+          <w:lang w:val="en-US"/>
         </w:rPr>
         <w:t xml:space="preserve">ภาคผนวก ค ตัวอย่างไฟล์ Markdown ที่ใช้ทดสอบ</w:t>
       </w:r>
@@ -7558,7 +7558,7 @@
       <w:r>
         <w:rPr>
           <w:cs/>
-          <w:lang w:val="en-US" w:bidi="th-TH"/>
+          <w:lang w:val="en-US"/>
         </w:rPr>
         <w:t xml:space="preserve"># บทนำ</w:t>
       </w:r>
@@ -7570,7 +7570,7 @@
       <w:r>
         <w:rPr>
           <w:cs/>
-          <w:lang w:val="en-US" w:bidi="th-TH"/>
+          <w:lang w:val="en-US"/>
         </w:rPr>
         <w:t xml:space="preserve"/>
       </w:r>
@@ -7582,7 +7582,7 @@
       <w:r>
         <w:rPr>
           <w:cs/>
-          <w:lang w:val="en-US" w:bidi="th-TH"/>
+          <w:lang w:val="en-US"/>
         </w:rPr>
         <w:t xml:space="preserve">Table: ชื่อตาราง</w:t>
       </w:r>
@@ -7594,7 +7594,7 @@
       <w:r>
         <w:rPr>
           <w:cs/>
-          <w:lang w:val="en-US" w:bidi="th-TH"/>
+          <w:lang w:val="en-US"/>
         </w:rPr>
         <w:t xml:space="preserve"/>
       </w:r>
@@ -7606,7 +7606,7 @@
       <w:r>
         <w:rPr>
           <w:cs/>
-          <w:lang w:val="en-US" w:bidi="th-TH"/>
+          <w:lang w:val="en-US"/>
         </w:rPr>
         <w:t xml:space="preserve">| ก | ข |</w:t>
       </w:r>
@@ -7618,7 +7618,7 @@
       <w:r>
         <w:rPr>
           <w:cs/>
-          <w:lang w:val="en-US" w:bidi="th-TH"/>
+          <w:lang w:val="en-US"/>
         </w:rPr>
         <w:t xml:space="preserve">|---|---|</w:t>
       </w:r>
@@ -7636,7 +7636,7 @@
       <w:r>
         <w:rPr>
           <w:cs/>
-          <w:lang w:val="en-US" w:bidi="th-TH"/>
+          <w:lang w:val="en-US"/>
         </w:rPr>
         <w:t xml:space="preserve">| 1 | 2 |</w:t>
       </w:r>
@@ -7648,7 +7648,7 @@
       <w:r>
         <w:rPr>
           <w:cs/>
-          <w:lang w:val="en-US" w:bidi="th-TH"/>
+          <w:lang w:val="en-US"/>
         </w:rPr>
         <w:t xml:space="preserve">ประวัติผู้เขียน</w:t>
       </w:r>
@@ -7658,7 +7658,7 @@
       <w:r>
         <w:rPr>
           <w:cs/>
-          <w:lang w:val="en-US" w:bidi="th-TH"/>
+          <w:lang w:val="en-US"/>
         </w:rPr>
         <w:t xml:space="preserve">นางสาวตัวอย่าง ทดสอบระบบ เกิดเมื่อวันที่ 1 มกราคม 2540 ที่จังหวัดสมมติ สำเร็จการศึกษาระดับปริญญาตรีสาขาวิทยาการคอมพิวเตอร์ จากมหาวิทยาลัยตัวอย่างในปีการศึกษา 2562 และเข้าศึกษาต่อระดับปริญญาโทในปีการศึกษา 2566 มีความสนใจด้านการประมวลผลภาษาธรรมชาติ และการพัฒนาเครื่องมือสำหรับเอกสารภาษาไทย ข้อมูลทั้งหมดในหน้านี้เป็นข้อมูลสังเคราะห์ ไม่ได้อ้างอิงถึงบุคคลใด</w:t>
       </w:r>
@@ -7683,28 +7683,28 @@
     <w:r>
       <w:rPr>
         <w:cs/>
-        <w:lang w:val="en-US" w:bidi="th-TH"/>
+        <w:lang w:val="en-US"/>
       </w:rPr>
       <w:fldChar w:fldCharType="begin"/>
     </w:r>
     <w:r>
       <w:rPr>
         <w:cs/>
-        <w:lang w:val="en-US" w:bidi="th-TH"/>
+        <w:lang w:val="en-US"/>
       </w:rPr>
       <w:instrText xml:space="preserve"> PAGE </w:instrText>
     </w:r>
     <w:r>
       <w:rPr>
         <w:cs/>
-        <w:lang w:val="en-US" w:bidi="th-TH"/>
+        <w:lang w:val="en-US"/>
       </w:rPr>
       <w:fldChar w:fldCharType="separate"/>
     </w:r>
     <w:r>
       <w:rPr>
         <w:cs/>
-        <w:lang w:val="en-US" w:bidi="th-TH"/>
+        <w:lang w:val="en-US"/>
       </w:rPr>
       <w:fldChar w:fldCharType="end"/>
     </w:r>
@@ -7753,21 +7753,21 @@
         <w:rPr>
           <w:rStyle w:val="FootnoteReference"/>
           <w:cs/>
-          <w:lang w:val="en-US" w:bidi="th-TH"/>
+          <w:lang w:val="en-US"/>
         </w:rPr>
         <w:footnoteRef/>
       </w:r>
       <w:r>
         <w:rPr>
           <w:cs/>
-          <w:lang w:val="en-US" w:bidi="th-TH"/>
+          <w:lang w:val="en-US"/>
         </w:rPr>
         <w:tab/>
       </w:r>
       <w:r>
         <w:rPr>
           <w:cs/>
-          <w:lang w:val="en-US" w:bidi="th-TH"/>
+          <w:lang w:val="en-US"/>
         </w:rPr>
         <w:t xml:space="preserve">การเว้นวรรคระหว่างคำภาษาไทยขัดกับหลักการเขียนภาษาไทย และทำให้การค้นหาคำในเอกสาร</w:t>
       </w:r>
@@ -7776,7 +7776,7 @@
           <w:b/>
           <w:bCs/>
           <w:cs/>
-          <w:lang w:val="en-US" w:bidi="th-TH"/>
+          <w:lang w:val="en-US"/>
         </w:rPr>
         <w:t xml:space="preserve">ผิดพลาด</w:t>
       </w:r>
@@ -7791,21 +7791,21 @@
         <w:rPr>
           <w:rStyle w:val="FootnoteReference"/>
           <w:cs/>
-          <w:lang w:val="en-US" w:bidi="th-TH"/>
+          <w:lang w:val="en-US"/>
         </w:rPr>
         <w:footnoteRef/>
       </w:r>
       <w:r>
         <w:rPr>
           <w:cs/>
-          <w:lang w:val="en-US" w:bidi="th-TH"/>
+          <w:lang w:val="en-US"/>
         </w:rPr>
         <w:tab/>
       </w:r>
       <w:r>
         <w:rPr>
           <w:cs/>
-          <w:lang w:val="en-US" w:bidi="th-TH"/>
+          <w:lang w:val="en-US"/>
         </w:rPr>
         <w:t xml:space="preserve">ที่อยู่เว็บไซต์ในเอกสารนี้เป็นที่อยู่สมมติ ใช้สำหรับทดสอบการสร้างลิงก์เท่านั้น</w:t>
       </w:r>
@@ -7831,7 +7831,7 @@
         <w:sz w:val="32"/>
         <w:szCs w:val="32"/>
         <w:cs/>
-        <w:lang w:val="en-US" w:bidi="th-TH"/>
+        <w:lang w:val="en-US"/>
       </w:rPr>
     </w:lvl>
     <w:lvl w:ilvl="1">
@@ -7847,7 +7847,7 @@
         <w:sz w:val="32"/>
         <w:szCs w:val="32"/>
         <w:cs/>
-        <w:lang w:val="en-US" w:bidi="th-TH"/>
+        <w:lang w:val="en-US"/>
       </w:rPr>
     </w:lvl>
     <w:lvl w:ilvl="2">
@@ -7863,7 +7863,7 @@
         <w:sz w:val="32"/>
         <w:szCs w:val="32"/>
         <w:cs/>
-        <w:lang w:val="en-US" w:bidi="th-TH"/>
+        <w:lang w:val="en-US"/>
       </w:rPr>
     </w:lvl>
     <w:lvl w:ilvl="3">
@@ -7879,7 +7879,7 @@
         <w:sz w:val="32"/>
         <w:szCs w:val="32"/>
         <w:cs/>
-        <w:lang w:val="en-US" w:bidi="th-TH"/>
+        <w:lang w:val="en-US"/>
       </w:rPr>
     </w:lvl>
     <w:lvl w:ilvl="4">
@@ -7895,7 +7895,7 @@
         <w:sz w:val="32"/>
         <w:szCs w:val="32"/>
         <w:cs/>
-        <w:lang w:val="en-US" w:bidi="th-TH"/>
+        <w:lang w:val="en-US"/>
       </w:rPr>
     </w:lvl>
     <w:lvl w:ilvl="5">
@@ -7911,7 +7911,7 @@
         <w:sz w:val="32"/>
         <w:szCs w:val="32"/>
         <w:cs/>
-        <w:lang w:val="en-US" w:bidi="th-TH"/>
+        <w:lang w:val="en-US"/>
       </w:rPr>
     </w:lvl>
     <w:lvl w:ilvl="6">
@@ -7927,7 +7927,7 @@
         <w:sz w:val="32"/>
         <w:szCs w:val="32"/>
         <w:cs/>
-        <w:lang w:val="en-US" w:bidi="th-TH"/>
+        <w:lang w:val="en-US"/>
       </w:rPr>
     </w:lvl>
     <w:lvl w:ilvl="7">
@@ -7943,7 +7943,7 @@
         <w:sz w:val="32"/>
         <w:szCs w:val="32"/>
         <w:cs/>
-        <w:lang w:val="en-US" w:bidi="th-TH"/>
+        <w:lang w:val="en-US"/>
       </w:rPr>
     </w:lvl>
     <w:lvl w:ilvl="8">
@@ -7959,7 +7959,7 @@
         <w:sz w:val="32"/>
         <w:szCs w:val="32"/>
         <w:cs/>
-        <w:lang w:val="en-US" w:bidi="th-TH"/>
+        <w:lang w:val="en-US"/>
       </w:rPr>
     </w:lvl>
   </w:abstractNum>
@@ -7978,7 +7978,7 @@
         <w:sz w:val="32"/>
         <w:szCs w:val="32"/>
         <w:cs/>
-        <w:lang w:val="en-US" w:eastAsia="en-US" w:bidi="th-TH"/>
+        <w:lang w:val="en-US" w:eastAsia="en-US"/>
       </w:rPr>
     </w:rPrDefault>
     <w:pPrDefault>
@@ -7995,7 +7995,7 @@
       <w:sz w:val="32"/>
       <w:szCs w:val="32"/>
       <w:cs/>
-      <w:lang w:val="en-US" w:bidi="th-TH"/>
+      <w:lang w:val="en-US"/>
     </w:rPr>
   </w:style>
   <w:style w:type="paragraph" w:styleId="Heading1">

--- a/tests/golden/thesis-text.docx
+++ b/tests/golden/thesis-text.docx
@@ -647,6 +647,24 @@
     <w:p>
       <w:pPr>
         <w:pStyle w:val="TOC1"/>
+      </w:pPr>
+      <w:r>
+        <w:rPr>
+          <w:cs/>
+          <w:lang w:val="en-US"/>
+        </w:rPr>
+        <w:t xml:space="preserve">ประวัติผู้เขียน</w:t>
+      </w:r>
+      <w:r>
+        <w:rPr>
+          <w:cs/>
+          <w:lang w:val="en-US"/>
+        </w:rPr>
+        <w:fldChar w:fldCharType="end"/>
+      </w:r>
+    </w:p>
+    <w:p>
+      <w:pPr>
         <w:sectPr>
           <w:footerReference w:type="default" r:id="rId7"/>
           <w:pgSz w:w="11906" w:h="16838"/>
@@ -654,12 +672,98 @@
           <w:pgNumType w:fmt="thaiLetters"/>
         </w:sectPr>
       </w:pPr>
-      <w:r>
-        <w:rPr>
-          <w:cs/>
-          <w:lang w:val="en-US"/>
-        </w:rPr>
-        <w:t xml:space="preserve">ประวัติผู้เขียน</w:t>
+    </w:p>
+    <w:p>
+      <w:pPr>
+        <w:pStyle w:val="Heading1"/>
+      </w:pPr>
+      <w:r>
+        <w:rPr>
+          <w:cs/>
+          <w:lang w:val="en-US"/>
+        </w:rPr>
+        <w:t xml:space="preserve">สารบัญตาราง</w:t>
+      </w:r>
+    </w:p>
+    <w:p>
+      <w:pPr>
+        <w:pStyle w:val="TOC1"/>
+      </w:pPr>
+      <w:r>
+        <w:rPr>
+          <w:cs/>
+          <w:lang w:val="en-US"/>
+        </w:rPr>
+        <w:fldChar w:fldCharType="begin"/>
+      </w:r>
+      <w:r>
+        <w:rPr>
+          <w:cs/>
+          <w:lang w:val="en-US"/>
+        </w:rPr>
+        <w:instrText xml:space="preserve"> TOC \h \z \t "Table Caption,1" </w:instrText>
+      </w:r>
+      <w:r>
+        <w:rPr>
+          <w:cs/>
+          <w:lang w:val="en-US"/>
+        </w:rPr>
+        <w:fldChar w:fldCharType="separate"/>
+      </w:r>
+      <w:r>
+        <w:rPr>
+          <w:cs/>
+          <w:lang w:val="en-US"/>
+        </w:rPr>
+        <w:t xml:space="preserve">ตารางที่ 1-1 ประโยชน์ที่คาดว่าจะได้รับจำแนกตามกลุ่มผู้ใช้</w:t>
+      </w:r>
+    </w:p>
+    <w:p>
+      <w:pPr>
+        <w:pStyle w:val="TOC1"/>
+      </w:pPr>
+      <w:r>
+        <w:rPr>
+          <w:cs/>
+          <w:lang w:val="en-US"/>
+        </w:rPr>
+        <w:t xml:space="preserve">ตารางที่ 2-1 เปรียบเทียบคุณสมบัติข้อความละตินและข้อความ complex script</w:t>
+      </w:r>
+    </w:p>
+    <w:p>
+      <w:pPr>
+        <w:pStyle w:val="TOC1"/>
+      </w:pPr>
+      <w:r>
+        <w:rPr>
+          <w:cs/>
+          <w:lang w:val="en-US"/>
+        </w:rPr>
+        <w:t xml:space="preserve">ตารางที่ 4-1 ผลการตรวจการแสดงผลจำแนกตามรายการตรวจ</w:t>
+      </w:r>
+    </w:p>
+    <w:p>
+      <w:pPr>
+        <w:pStyle w:val="TOC1"/>
+      </w:pPr>
+      <w:r>
+        <w:rPr>
+          <w:cs/>
+          <w:lang w:val="en-US"/>
+        </w:rPr>
+        <w:t xml:space="preserve">ตารางที่ ก-1 ข้อมูลทั่วไปของผู้ตอบแบบสอบถาม</w:t>
+      </w:r>
+    </w:p>
+    <w:p>
+      <w:pPr>
+        <w:pStyle w:val="TOC1"/>
+      </w:pPr>
+      <w:r>
+        <w:rPr>
+          <w:cs/>
+          <w:lang w:val="en-US"/>
+        </w:rPr>
+        <w:t xml:space="preserve">ตารางที่ ข-1 ค่าดัชนีความสอดคล้องของแบบประเมิน</w:t>
       </w:r>
       <w:r>
         <w:rPr>
@@ -671,88 +775,6 @@
     </w:p>
     <w:p>
       <w:pPr>
-        <w:pStyle w:val="Heading1"/>
-      </w:pPr>
-      <w:r>
-        <w:rPr>
-          <w:cs/>
-          <w:lang w:val="en-US"/>
-        </w:rPr>
-        <w:t xml:space="preserve">สารบัญตาราง</w:t>
-      </w:r>
-    </w:p>
-    <w:p>
-      <w:pPr>
-        <w:pStyle w:val="TOC1"/>
-      </w:pPr>
-      <w:r>
-        <w:rPr>
-          <w:cs/>
-          <w:lang w:val="en-US"/>
-        </w:rPr>
-        <w:fldChar w:fldCharType="begin"/>
-      </w:r>
-      <w:r>
-        <w:rPr>
-          <w:cs/>
-          <w:lang w:val="en-US"/>
-        </w:rPr>
-        <w:instrText xml:space="preserve"> TOC \h \z \t "Table Caption,1" </w:instrText>
-      </w:r>
-      <w:r>
-        <w:rPr>
-          <w:cs/>
-          <w:lang w:val="en-US"/>
-        </w:rPr>
-        <w:fldChar w:fldCharType="separate"/>
-      </w:r>
-      <w:r>
-        <w:rPr>
-          <w:cs/>
-          <w:lang w:val="en-US"/>
-        </w:rPr>
-        <w:t xml:space="preserve">ตารางที่ 1-1 ประโยชน์ที่คาดว่าจะได้รับจำแนกตามกลุ่มผู้ใช้</w:t>
-      </w:r>
-    </w:p>
-    <w:p>
-      <w:pPr>
-        <w:pStyle w:val="TOC1"/>
-      </w:pPr>
-      <w:r>
-        <w:rPr>
-          <w:cs/>
-          <w:lang w:val="en-US"/>
-        </w:rPr>
-        <w:t xml:space="preserve">ตารางที่ 2-1 เปรียบเทียบคุณสมบัติข้อความละตินและข้อความ complex script</w:t>
-      </w:r>
-    </w:p>
-    <w:p>
-      <w:pPr>
-        <w:pStyle w:val="TOC1"/>
-      </w:pPr>
-      <w:r>
-        <w:rPr>
-          <w:cs/>
-          <w:lang w:val="en-US"/>
-        </w:rPr>
-        <w:t xml:space="preserve">ตารางที่ 4-1 ผลการตรวจการแสดงผลจำแนกตามรายการตรวจ</w:t>
-      </w:r>
-    </w:p>
-    <w:p>
-      <w:pPr>
-        <w:pStyle w:val="TOC1"/>
-      </w:pPr>
-      <w:r>
-        <w:rPr>
-          <w:cs/>
-          <w:lang w:val="en-US"/>
-        </w:rPr>
-        <w:t xml:space="preserve">ตารางที่ ก-1 ข้อมูลทั่วไปของผู้ตอบแบบสอบถาม</w:t>
-      </w:r>
-    </w:p>
-    <w:p>
-      <w:pPr>
-        <w:pStyle w:val="TOC1"/>
         <w:sectPr>
           <w:footerReference w:type="default" r:id="rId7"/>
           <w:pgSz w:w="11906" w:h="16838"/>
@@ -760,12 +782,86 @@
           <w:pgNumType w:fmt="thaiLetters"/>
         </w:sectPr>
       </w:pPr>
-      <w:r>
-        <w:rPr>
-          <w:cs/>
-          <w:lang w:val="en-US"/>
-        </w:rPr>
-        <w:t xml:space="preserve">ตารางที่ ข-1 ค่าดัชนีความสอดคล้องของแบบประเมิน</w:t>
+    </w:p>
+    <w:p>
+      <w:pPr>
+        <w:pStyle w:val="Heading1"/>
+      </w:pPr>
+      <w:r>
+        <w:rPr>
+          <w:cs/>
+          <w:lang w:val="en-US"/>
+        </w:rPr>
+        <w:t xml:space="preserve">สารบัญภาพ</w:t>
+      </w:r>
+    </w:p>
+    <w:p>
+      <w:pPr>
+        <w:pStyle w:val="TOC1"/>
+      </w:pPr>
+      <w:r>
+        <w:rPr>
+          <w:cs/>
+          <w:lang w:val="en-US"/>
+        </w:rPr>
+        <w:fldChar w:fldCharType="begin"/>
+      </w:r>
+      <w:r>
+        <w:rPr>
+          <w:cs/>
+          <w:lang w:val="en-US"/>
+        </w:rPr>
+        <w:instrText xml:space="preserve"> TOC \h \z \t "Figure Caption,1" </w:instrText>
+      </w:r>
+      <w:r>
+        <w:rPr>
+          <w:cs/>
+          <w:lang w:val="en-US"/>
+        </w:rPr>
+        <w:fldChar w:fldCharType="separate"/>
+      </w:r>
+      <w:r>
+        <w:rPr>
+          <w:cs/>
+          <w:lang w:val="en-US"/>
+        </w:rPr>
+        <w:t xml:space="preserve">รูปที่ 2-1 อัตราการแสดงผลถูกต้องจำแนกตามประเภทเอกสาร</w:t>
+      </w:r>
+    </w:p>
+    <w:p>
+      <w:pPr>
+        <w:pStyle w:val="TOC1"/>
+      </w:pPr>
+      <w:r>
+        <w:rPr>
+          <w:cs/>
+          <w:lang w:val="en-US"/>
+        </w:rPr>
+        <w:t xml:space="preserve">รูปที่ 3-1 ขั้นตอนการทำงานของระบบสร้างเอกสาร</w:t>
+      </w:r>
+    </w:p>
+    <w:p>
+      <w:pPr>
+        <w:pStyle w:val="TOC1"/>
+      </w:pPr>
+      <w:r>
+        <w:rPr>
+          <w:cs/>
+          <w:lang w:val="en-US"/>
+        </w:rPr>
+        <w:t xml:space="preserve">รูปที่ 4-1 สรุปผลการตรวจจำแนกตามโปรแกรม</w:t>
+      </w:r>
+    </w:p>
+    <w:p>
+      <w:pPr>
+        <w:pStyle w:val="TOC1"/>
+      </w:pPr>
+      <w:r>
+        <w:rPr>
+          <w:cs/>
+          <w:lang w:val="en-US"/>
+        </w:rPr>
+        <w:t xml:space="preserve">รูปที่ ข-1 ขั้นตอนการตรวจสอบความเที่ยงตรง</w:t>
       </w:r>
       <w:r>
         <w:rPr>
@@ -777,76 +873,6 @@
     </w:p>
     <w:p>
       <w:pPr>
-        <w:pStyle w:val="Heading1"/>
-      </w:pPr>
-      <w:r>
-        <w:rPr>
-          <w:cs/>
-          <w:lang w:val="en-US"/>
-        </w:rPr>
-        <w:t xml:space="preserve">สารบัญภาพ</w:t>
-      </w:r>
-    </w:p>
-    <w:p>
-      <w:pPr>
-        <w:pStyle w:val="TOC1"/>
-      </w:pPr>
-      <w:r>
-        <w:rPr>
-          <w:cs/>
-          <w:lang w:val="en-US"/>
-        </w:rPr>
-        <w:fldChar w:fldCharType="begin"/>
-      </w:r>
-      <w:r>
-        <w:rPr>
-          <w:cs/>
-          <w:lang w:val="en-US"/>
-        </w:rPr>
-        <w:instrText xml:space="preserve"> TOC \h \z \t "Figure Caption,1" </w:instrText>
-      </w:r>
-      <w:r>
-        <w:rPr>
-          <w:cs/>
-          <w:lang w:val="en-US"/>
-        </w:rPr>
-        <w:fldChar w:fldCharType="separate"/>
-      </w:r>
-      <w:r>
-        <w:rPr>
-          <w:cs/>
-          <w:lang w:val="en-US"/>
-        </w:rPr>
-        <w:t xml:space="preserve">รูปที่ 2-1 อัตราการแสดงผลถูกต้องจำแนกตามประเภทเอกสาร</w:t>
-      </w:r>
-    </w:p>
-    <w:p>
-      <w:pPr>
-        <w:pStyle w:val="TOC1"/>
-      </w:pPr>
-      <w:r>
-        <w:rPr>
-          <w:cs/>
-          <w:lang w:val="en-US"/>
-        </w:rPr>
-        <w:t xml:space="preserve">รูปที่ 3-1 ขั้นตอนการทำงานของระบบสร้างเอกสาร</w:t>
-      </w:r>
-    </w:p>
-    <w:p>
-      <w:pPr>
-        <w:pStyle w:val="TOC1"/>
-      </w:pPr>
-      <w:r>
-        <w:rPr>
-          <w:cs/>
-          <w:lang w:val="en-US"/>
-        </w:rPr>
-        <w:t xml:space="preserve">รูปที่ 4-1 สรุปผลการตรวจจำแนกตามโปรแกรม</w:t>
-      </w:r>
-    </w:p>
-    <w:p>
-      <w:pPr>
-        <w:pStyle w:val="TOC1"/>
         <w:sectPr>
           <w:footerReference w:type="default" r:id="rId7"/>
           <w:pgSz w:w="11906" w:h="16838"/>
@@ -854,20 +880,6 @@
           <w:pgNumType w:fmt="thaiLetters"/>
         </w:sectPr>
       </w:pPr>
-      <w:r>
-        <w:rPr>
-          <w:cs/>
-          <w:lang w:val="en-US"/>
-        </w:rPr>
-        <w:t xml:space="preserve">รูปที่ ข-1 ขั้นตอนการตรวจสอบความเที่ยงตรง</w:t>
-      </w:r>
-      <w:r>
-        <w:rPr>
-          <w:cs/>
-          <w:lang w:val="en-US"/>
-        </w:rPr>
-        <w:fldChar w:fldCharType="end"/>
-      </w:r>
     </w:p>
     <w:p>
       <w:pPr>

--- a/tests/golden/thesis-text.docx
+++ b/tests/golden/thesis-text.docx
@@ -9,19 +9,38 @@
           <w:b/>
           <w:bCs/>
           <w:cs/>
-          <w:lang w:val="en-US"/>
-        </w:rPr>
-        <w:t xml:space="preserve">การพัฒนาระบบสร้างเอกสาร Word ภาษาไทยจาก Markdown</w:t>
-      </w:r>
-    </w:p>
-    <w:p>
-      <w:pPr/>
+        </w:rPr>
+        <w:t xml:space="preserve">การพัฒนาระบบสร้างเอกสาร </w:t>
+      </w:r>
       <w:r>
         <w:rPr>
           <w:b/>
           <w:bCs/>
-          <w:cs/>
-          <w:lang w:val="en-US"/>
+        </w:rPr>
+        <w:t xml:space="preserve">Word </w:t>
+      </w:r>
+      <w:r>
+        <w:rPr>
+          <w:b/>
+          <w:bCs/>
+          <w:cs/>
+        </w:rPr>
+        <w:t xml:space="preserve">ภาษาไทยจาก </w:t>
+      </w:r>
+      <w:r>
+        <w:rPr>
+          <w:b/>
+          <w:bCs/>
+        </w:rPr>
+        <w:t xml:space="preserve">Markdown</w:t>
+      </w:r>
+    </w:p>
+    <w:p>
+      <w:pPr/>
+      <w:r>
+        <w:rPr>
+          <w:b/>
+          <w:bCs/>
         </w:rPr>
         <w:t xml:space="preserve">Development of a Thai Word Document Builder from Markdown</w:t>
       </w:r>
@@ -31,7 +50,6 @@
       <w:r>
         <w:rPr>
           <w:cs/>
-          <w:lang w:val="en-US"/>
         </w:rPr>
         <w:t xml:space="preserve">นางสาวตัวอย่าง ทดสอบระบบ</w:t>
       </w:r>
@@ -41,9 +59,11 @@
       <w:r>
         <w:rPr>
           <w:cs/>
-          <w:lang w:val="en-US"/>
-        </w:rPr>
-        <w:t xml:space="preserve">วิทยานิพนธ์นี้เป็นส่วนหนึ่งของการศึกษาตามหลักสูตรวิทยาศาสตรมหาบัณฑิต สาขาวิชาวิทยาการคอมพิวเตอร์ มหาวิทยาลัยตัวอย่าง ปีการศึกษา 2569</w:t>
+        </w:rPr>
+        <w:t xml:space="preserve">วิทยานิพนธ์นี้เป็นส่วนหนึ่งของการศึกษาตามหลักสูตรวิทยาศาสตรมหาบัณฑิต สาขาวิชาวิทยาการคอมพิวเตอร์ มหาวิทยาลัยตัวอย่าง ปีการศึกษา </w:t>
+      </w:r>
+      <w:r>
+        <w:t xml:space="preserve">2569</w:t>
       </w:r>
     </w:p>
     <w:p>
@@ -57,9 +77,17 @@
       <w:r>
         <w:rPr>
           <w:cs/>
-          <w:lang w:val="en-US"/>
-        </w:rPr>
-        <w:t xml:space="preserve">เอกสารฉบับนี้เป็นข้อมูลสังเคราะห์ทั้งหมด ใช้ทดสอบการแสดงผลของเอกสาร Word ภาษาไทยในโปรแกรมสำนักงาน ไม่ได้อ้างอิงถึงบุคคล หน่วยงาน หรือผลการวิจัยจริง</w:t>
+        </w:rPr>
+        <w:t xml:space="preserve">เอกสารฉบับนี้เป็นข้อมูลสังเคราะห์ทั้งหมด ใช้ทดสอบการแสดงผลของเอกสาร </w:t>
+      </w:r>
+      <w:r>
+        <w:t xml:space="preserve">Word </w:t>
+      </w:r>
+      <w:r>
+        <w:rPr>
+          <w:cs/>
+        </w:rPr>
+        <w:t xml:space="preserve">ภาษาไทยในโปรแกรมสำนักงาน ไม่ได้อ้างอิงถึงบุคคล หน่วยงาน หรือผลการวิจัยจริง</w:t>
       </w:r>
     </w:p>
     <w:p>
@@ -69,7 +97,6 @@
       <w:r>
         <w:rPr>
           <w:cs/>
-          <w:lang w:val="en-US"/>
         </w:rPr>
         <w:t xml:space="preserve">บทคัดย่อ</w:t>
       </w:r>
@@ -79,9 +106,26 @@
       <w:r>
         <w:rPr>
           <w:cs/>
-          <w:lang w:val="en-US"/>
-        </w:rPr>
-        <w:t xml:space="preserve">การวิจัยครั้งนี้มีวัตถุประสงค์เพื่อพัฒนาและประเมินระบบสร้างเอกสาร Microsoft Word ภาษาไทยจากไฟล์ Markdown ซึ่งเป็นรูปแบบข้อความที่เขียนง่ายและนิยมใช้ในงานเอกสารทางเทคนิค ปัญหาที่พบบ่อยในการสร้างเอกสารภาษาไทยด้วยโปรแกรมอัตโนมัติคือ ตัวอักษรไทยถูกกำหนดเป็นภาษาละติน ทำให้โปรแกรมตรวจคำสะกดขีดเส้นหยักใต้คำไทยทุกคำ การตัดบรรทัดเกิดขึ้นเฉพาะตำแหน่งที่มีช่องว่าง และตัวหนาหรือตัวเอียงไม่แสดงผลกับอักษรไทย ผู้วิจัยจึงออกแบบระบบที่กำหนดคุณสมบัติภาษาไทยให้ครบถ้วนในทุกส่วนของเอกสาร ตั้งแต่ข้อความในย่อหน้า ตาราง เชิงอรรถ ไปจนถึงหัวกระดาษและท้ายกระดาษ โดยไม่เปลี่ยนแปลงเนื้อหาที่ผู้เขียนพิมพ์ไว้แม้แต่ตัวอักษรเดียว</w:t>
+        </w:rPr>
+        <w:t xml:space="preserve">การวิจัยครั้งนี้มีวัตถุประสงค์เพื่อพัฒนาและประเมินระบบสร้างเอกสาร </w:t>
+      </w:r>
+      <w:r>
+        <w:t xml:space="preserve">Microsoft Word </w:t>
+      </w:r>
+      <w:r>
+        <w:rPr>
+          <w:cs/>
+        </w:rPr>
+        <w:t xml:space="preserve">ภาษาไทยจากไฟล์ </w:t>
+      </w:r>
+      <w:r>
+        <w:t xml:space="preserve">Markdown </w:t>
+      </w:r>
+      <w:r>
+        <w:rPr>
+          <w:cs/>
+        </w:rPr>
+        <w:t xml:space="preserve">ซึ่งเป็นรูปแบบข้อความที่เขียนง่ายและนิยมใช้ในงานเอกสารทางเทคนิค ปัญหาที่พบบ่อยในการสร้างเอกสารภาษาไทยด้วยโปรแกรมอัตโนมัติคือ ตัวอักษรไทยถูกกำหนดเป็นภาษาละติน ทำให้โปรแกรมตรวจคำสะกดขีดเส้นหยักใต้คำไทยทุกคำ การตัดบรรทัดเกิดขึ้นเฉพาะตำแหน่งที่มีช่องว่าง และตัวหนาหรือตัวเอียงไม่แสดงผลกับอักษรไทย ผู้วิจัยจึงออกแบบระบบที่กำหนดคุณสมบัติภาษาไทยให้ครบถ้วนในทุกส่วนของเอกสาร ตั้งแต่ข้อความในย่อหน้า ตาราง เชิงอรรถ ไปจนถึงหัวกระดาษและท้ายกระดาษ โดยไม่เปลี่ยนแปลงเนื้อหาที่ผู้เขียนพิมพ์ไว้แม้แต่ตัวอักษรเดียว</w:t>
       </w:r>
     </w:p>
     <w:p>
@@ -89,9 +133,53 @@
       <w:r>
         <w:rPr>
           <w:cs/>
-          <w:lang w:val="en-US"/>
-        </w:rPr>
-        <w:t xml:space="preserve">กลุ่มตัวอย่างเป็นเอกสารสังเคราะห์จำนวน 120 ฉบับ ครอบคลุมรายงานการประชุม หนังสือราชการ รายงานวิจัย และวิทยานิพนธ์ เครื่องมือที่ใช้ในการวิจัยประกอบด้วยชุดทดสอบอัตโนมัติที่ตรวจโครงสร้างไฟล์ และแบบประเมินการแสดงผลในโปรแกรมสำนักงาน 5 โปรแกรม ผลการวิจัยพบว่าเอกสารที่สร้างจากระบบแสดงผลภาษาไทยได้ถูกต้องร้อยละ 98.3 ของรายการตรวจทั้งหมด และเอกสารที่สร้างจากไฟล์ต้นทางเดียวกันมีเนื้อหาตรงกันทุกไบต์ทั้งเมื่อสร้างด้วย Python และ JavaScript ข้อผิดพลาดที่เหลืออยู่ส่วนใหญ่เกิดจากข้อจำกัดของโปรแกรมที่ใช้เปิดไฟล์ ไม่ใช่จากโครงสร้างของเอกสาร</w:t>
+        </w:rPr>
+        <w:t xml:space="preserve">กลุ่มตัวอย่างเป็นเอกสารสังเคราะห์จำนวน </w:t>
+      </w:r>
+      <w:r>
+        <w:t xml:space="preserve">120 </w:t>
+      </w:r>
+      <w:r>
+        <w:rPr>
+          <w:cs/>
+        </w:rPr>
+        <w:t xml:space="preserve">ฉบับ ครอบคลุมรายงานการประชุม หนังสือราชการ รายงานวิจัย และวิทยานิพนธ์ เครื่องมือที่ใช้ในการวิจัยประกอบด้วยชุดทดสอบอัตโนมัติที่ตรวจโครงสร้างไฟล์ และแบบประเมินการแสดงผลในโปรแกรมสำนักงาน </w:t>
+      </w:r>
+      <w:r>
+        <w:t xml:space="preserve">5 </w:t>
+      </w:r>
+      <w:r>
+        <w:rPr>
+          <w:cs/>
+        </w:rPr>
+        <w:t xml:space="preserve">โปรแกรม ผลการวิจัยพบว่าเอกสารที่สร้างจากระบบแสดงผลภาษาไทยได้ถูกต้องร้อยละ </w:t>
+      </w:r>
+      <w:r>
+        <w:t xml:space="preserve">98.3 </w:t>
+      </w:r>
+      <w:r>
+        <w:rPr>
+          <w:cs/>
+        </w:rPr>
+        <w:t xml:space="preserve">ของรายการตรวจทั้งหมด และเอกสารที่สร้างจากไฟล์ต้นทางเดียวกันมีเนื้อหาตรงกันทุกไบต์ทั้งเมื่อสร้างด้วย </w:t>
+      </w:r>
+      <w:r>
+        <w:t xml:space="preserve">Python </w:t>
+      </w:r>
+      <w:r>
+        <w:rPr>
+          <w:cs/>
+        </w:rPr>
+        <w:t xml:space="preserve">และ </w:t>
+      </w:r>
+      <w:r>
+        <w:t xml:space="preserve">JavaScript </w:t>
+      </w:r>
+      <w:r>
+        <w:rPr>
+          <w:cs/>
+        </w:rPr>
+        <w:t xml:space="preserve">ข้อผิดพลาดที่เหลืออยู่ส่วนใหญ่เกิดจากข้อจำกัดของโปรแกรมที่ใช้เปิดไฟล์ ไม่ใช่จากโครงสร้างของเอกสาร</w:t>
       </w:r>
     </w:p>
     <w:p>
@@ -99,7 +187,6 @@
       <w:r>
         <w:rPr>
           <w:cs/>
-          <w:lang w:val="en-US"/>
         </w:rPr>
         <w:t xml:space="preserve">ผลการวิจัยนี้ชี้ให้เห็นว่าการแก้ปัญหาการแสดงผลภาษาไทยควรทำด้วยการกำหนดคุณสมบัติของข้อความ มากกว่าการแทรกอักขระพิเศษที่มองไม่เห็นเพื่อบังคับการตัดคำ เพราะอักขระเหล่านั้นทำให้การค้นหาคำ การคัดลอกข้อความ และการตรวจทานเอกสารผิดพลาดโดยที่ผู้อ่านไม่อาจสังเกตเห็นได้</w:t>
       </w:r>
@@ -118,16 +205,33 @@
           <w:b/>
           <w:bCs/>
           <w:cs/>
-          <w:lang w:val="en-US"/>
-        </w:rPr>
-        <w:t xml:space="preserve">คำสำคัญ:</w:t>
-      </w:r>
-      <w:r>
-        <w:rPr>
-          <w:cs/>
-          <w:lang w:val="en-US"/>
-        </w:rPr>
-        <w:t xml:space="preserve"> เอกสารภาษาไทย, Markdown, Office Open XML, การตัดบรรทัด, complex script</w:t>
+        </w:rPr>
+        <w:t xml:space="preserve">คำสำคัญ</w:t>
+      </w:r>
+      <w:r>
+        <w:rPr>
+          <w:b/>
+          <w:bCs/>
+        </w:rPr>
+        <w:t xml:space="preserve">:</w:t>
+      </w:r>
+      <w:r>
+        <w:rPr>
+          <w:cs/>
+        </w:rPr>
+        <w:t xml:space="preserve"> เอกสารภาษาไทย</w:t>
+      </w:r>
+      <w:r>
+        <w:t xml:space="preserve">, Markdown, Office Open XML, </w:t>
+      </w:r>
+      <w:r>
+        <w:rPr>
+          <w:cs/>
+        </w:rPr>
+        <w:t xml:space="preserve">การตัดบรรทัด</w:t>
+      </w:r>
+      <w:r>
+        <w:t xml:space="preserve">, complex script</w:t>
       </w:r>
     </w:p>
     <w:p>
@@ -135,21 +239,19 @@
         <w:pStyle w:val="Heading1"/>
       </w:pPr>
       <w:r>
-        <w:rPr>
-          <w:cs/>
-          <w:lang w:val="en-US"/>
-        </w:rPr>
         <w:t xml:space="preserve">Abstract</w:t>
       </w:r>
     </w:p>
     <w:p>
       <w:pPr/>
       <w:r>
-        <w:rPr>
-          <w:cs/>
-          <w:lang w:val="en-US"/>
-        </w:rPr>
-        <w:t xml:space="preserve">This study develops and evaluates a builder that turns Markdown into Microsoft Word documents written in Thai, or in Thai mixed with English. Documents produced by common libraries mark Thai text as Latin, so Word underlines every Thai word, breaks lines only at spaces and drops bold and italic from Thai runs. The builder writes the complex-script attributes that Thai needs in every part of the package, checks the result against five known causes of broken Thai, and refuses to write a file whose text differs from the Markdown by a single character. Tested on 120 synthetic documents in five office applications, the output rendered correctly in 98.3 percent of the checks, and both implementations produced identical bytes. ภาษาไทยในบทคัดย่อภาษาอังกฤษนี้ใช้ทดสอบข้อความสองภาษาในย่อหน้าเดียวกัน</w:t>
+        <w:t xml:space="preserve">This study develops and evaluates a builder that turns Markdown into Microsoft Word documents written in Thai, or in Thai mixed with English. Documents produced by common libraries mark Thai text as Latin, so Word underlines every Thai word, breaks lines only at spaces and drops bold and italic from Thai runs. The builder writes the complex-script attributes that Thai needs in every part of the package, checks the result against five known causes of broken Thai, and refuses to write a file whose text differs from the Markdown by a single character. Tested on 120 synthetic documents in five office applications, the output rendered correctly in 98.3 percent of the checks, and both implementations produced identical bytes. </w:t>
+      </w:r>
+      <w:r>
+        <w:rPr>
+          <w:cs/>
+        </w:rPr>
+        <w:t xml:space="preserve">ภาษาไทยในบทคัดย่อภาษาอังกฤษนี้ใช้ทดสอบข้อความสองภาษาในย่อหน้าเดียวกัน</w:t>
       </w:r>
     </w:p>
     <w:p>
@@ -165,16 +267,10 @@
         <w:rPr>
           <w:b/>
           <w:bCs/>
-          <w:cs/>
-          <w:lang w:val="en-US"/>
         </w:rPr>
         <w:t xml:space="preserve">Keywords:</w:t>
       </w:r>
       <w:r>
-        <w:rPr>
-          <w:cs/>
-          <w:lang w:val="en-US"/>
-        </w:rPr>
         <w:t xml:space="preserve"> Thai documents, Markdown, Office Open XML, line breaking, complex script</w:t>
       </w:r>
     </w:p>
@@ -185,7 +281,6 @@
       <w:r>
         <w:rPr>
           <w:cs/>
-          <w:lang w:val="en-US"/>
         </w:rPr>
         <w:t xml:space="preserve">กิตติกรรมประกาศ</w:t>
       </w:r>
@@ -195,7 +290,6 @@
       <w:r>
         <w:rPr>
           <w:cs/>
-          <w:lang w:val="en-US"/>
         </w:rPr>
         <w:t xml:space="preserve">วิทยานิพนธ์ฉบับนี้สำเร็จลุล่วงได้ด้วยความกรุณาอย่างสูงจากอาจารย์ที่ปรึกษา ซึ่งได้ให้คำแนะนำ ตรวจทาน และแก้ไขข้อบกพร่องต่าง ๆ ด้วยความเอาใจใส่ตลอดระยะเวลาของการทำวิจัย ผู้วิจัยขอขอบพระคุณคณะกรรมการสอบทุกท่าน ที่สละเวลาอ่านและให้ข้อเสนอแนะอันเป็นประโยชน์ยิ่งต่อการปรับปรุงเนื้อหาให้สมบูรณ์ยิ่งขึ้น รวมทั้งขอขอบคุณผู้เชี่ยวชาญที่ตรวจสอบความเที่ยงตรงของเครื่องมือ และผู้ตอบแบบสอบถามทุกท่านที่ให้ความร่วมมือเป็นอย่างดี</w:t>
       </w:r>
@@ -205,7 +299,6 @@
       <w:r>
         <w:rPr>
           <w:cs/>
-          <w:lang w:val="en-US"/>
         </w:rPr>
         <w:t xml:space="preserve">ขอขอบคุณเพื่อนร่วมรุ่นที่แบ่งปันประสบการณ์และให้กำลังใจกันเสมอมา ขอบคุณเจ้าหน้าที่ห้องสมุดที่อำนวยความสะดวกในการค้นคว้าเอกสาร และสุดท้ายนี้ ขอกราบขอบพระคุณบิดามารดาและครอบครัวที่สนับสนุนทั้งกำลังทรัพย์และกำลังใจตลอดการศึกษา คุณค่าและประโยชน์อันพึงมีจากวิทยานิพนธ์ฉบับนี้ ผู้วิจัยขอมอบแด่ผู้มีพระคุณทุกท่าน</w:t>
       </w:r>
@@ -222,7 +315,6 @@
       <w:r>
         <w:rPr>
           <w:cs/>
-          <w:lang w:val="en-US"/>
         </w:rPr>
         <w:t xml:space="preserve">นางสาวตัวอย่าง ทดสอบระบบ</w:t>
       </w:r>
@@ -234,7 +326,6 @@
       <w:r>
         <w:rPr>
           <w:cs/>
-          <w:lang w:val="en-US"/>
         </w:rPr>
         <w:t xml:space="preserve">สารบัญ</w:t>
       </w:r>
@@ -244,30 +335,17 @@
         <w:pStyle w:val="TOC1"/>
       </w:pPr>
       <w:r>
-        <w:rPr>
-          <w:cs/>
-          <w:lang w:val="en-US"/>
-        </w:rPr>
         <w:fldChar w:fldCharType="begin"/>
       </w:r>
       <w:r>
-        <w:rPr>
-          <w:cs/>
-          <w:lang w:val="en-US"/>
-        </w:rPr>
         <w:instrText xml:space="preserve"> TOC \o "1-3" \h \z \u </w:instrText>
       </w:r>
       <w:r>
-        <w:rPr>
-          <w:cs/>
-          <w:lang w:val="en-US"/>
-        </w:rPr>
         <w:fldChar w:fldCharType="separate"/>
       </w:r>
       <w:r>
         <w:rPr>
           <w:cs/>
-          <w:lang w:val="en-US"/>
         </w:rPr>
         <w:t xml:space="preserve">บทคัดย่อ</w:t>
       </w:r>
@@ -277,10 +355,6 @@
         <w:pStyle w:val="TOC1"/>
       </w:pPr>
       <w:r>
-        <w:rPr>
-          <w:cs/>
-          <w:lang w:val="en-US"/>
-        </w:rPr>
         <w:t xml:space="preserve">Abstract</w:t>
       </w:r>
     </w:p>
@@ -291,7 +365,6 @@
       <w:r>
         <w:rPr>
           <w:cs/>
-          <w:lang w:val="en-US"/>
         </w:rPr>
         <w:t xml:space="preserve">กิตติกรรมประกาศ</w:t>
       </w:r>
@@ -303,7 +376,6 @@
       <w:r>
         <w:rPr>
           <w:cs/>
-          <w:lang w:val="en-US"/>
         </w:rPr>
         <w:t xml:space="preserve">สารบัญ</w:t>
       </w:r>
@@ -315,7 +387,6 @@
       <w:r>
         <w:rPr>
           <w:cs/>
-          <w:lang w:val="en-US"/>
         </w:rPr>
         <w:t xml:space="preserve">สารบัญตาราง</w:t>
       </w:r>
@@ -327,7 +398,6 @@
       <w:r>
         <w:rPr>
           <w:cs/>
-          <w:lang w:val="en-US"/>
         </w:rPr>
         <w:t xml:space="preserve">สารบัญภาพ</w:t>
       </w:r>
@@ -339,9 +409,17 @@
       <w:r>
         <w:rPr>
           <w:cs/>
-          <w:lang w:val="en-US"/>
-        </w:rPr>
-        <w:t xml:space="preserve">บทที่ 1 บทนำ</w:t>
+        </w:rPr>
+        <w:t xml:space="preserve">บทที่ </w:t>
+      </w:r>
+      <w:r>
+        <w:t xml:space="preserve">1 </w:t>
+      </w:r>
+      <w:r>
+        <w:rPr>
+          <w:cs/>
+        </w:rPr>
+        <w:t xml:space="preserve">บทนำ</w:t>
       </w:r>
     </w:p>
     <w:p>
@@ -349,11 +427,13 @@
         <w:pStyle w:val="TOC2"/>
       </w:pPr>
       <w:r>
-        <w:rPr>
-          <w:cs/>
-          <w:lang w:val="en-US"/>
-        </w:rPr>
-        <w:t xml:space="preserve">1.1 ความเป็นมาและความสำคัญของปัญหา</w:t>
+        <w:t xml:space="preserve">1.1 </w:t>
+      </w:r>
+      <w:r>
+        <w:rPr>
+          <w:cs/>
+        </w:rPr>
+        <w:t xml:space="preserve">ความเป็นมาและความสำคัญของปัญหา</w:t>
       </w:r>
     </w:p>
     <w:p>
@@ -361,11 +441,13 @@
         <w:pStyle w:val="TOC2"/>
       </w:pPr>
       <w:r>
-        <w:rPr>
-          <w:cs/>
-          <w:lang w:val="en-US"/>
-        </w:rPr>
-        <w:t xml:space="preserve">1.2 วัตถุประสงค์ของการวิจัย</w:t>
+        <w:t xml:space="preserve">1.2 </w:t>
+      </w:r>
+      <w:r>
+        <w:rPr>
+          <w:cs/>
+        </w:rPr>
+        <w:t xml:space="preserve">วัตถุประสงค์ของการวิจัย</w:t>
       </w:r>
     </w:p>
     <w:p>
@@ -373,11 +455,13 @@
         <w:pStyle w:val="TOC2"/>
       </w:pPr>
       <w:r>
-        <w:rPr>
-          <w:cs/>
-          <w:lang w:val="en-US"/>
-        </w:rPr>
-        <w:t xml:space="preserve">1.3 ขอบเขตของการวิจัย</w:t>
+        <w:t xml:space="preserve">1.3 </w:t>
+      </w:r>
+      <w:r>
+        <w:rPr>
+          <w:cs/>
+        </w:rPr>
+        <w:t xml:space="preserve">ขอบเขตของการวิจัย</w:t>
       </w:r>
     </w:p>
     <w:p>
@@ -385,11 +469,13 @@
         <w:pStyle w:val="TOC3"/>
       </w:pPr>
       <w:r>
-        <w:rPr>
-          <w:cs/>
-          <w:lang w:val="en-US"/>
-        </w:rPr>
-        <w:t xml:space="preserve">1.3.1 ขอบเขตด้านเนื้อหา</w:t>
+        <w:t xml:space="preserve">1.3.1 </w:t>
+      </w:r>
+      <w:r>
+        <w:rPr>
+          <w:cs/>
+        </w:rPr>
+        <w:t xml:space="preserve">ขอบเขตด้านเนื้อหา</w:t>
       </w:r>
     </w:p>
     <w:p>
@@ -397,11 +483,13 @@
         <w:pStyle w:val="TOC3"/>
       </w:pPr>
       <w:r>
-        <w:rPr>
-          <w:cs/>
-          <w:lang w:val="en-US"/>
-        </w:rPr>
-        <w:t xml:space="preserve">1.3.2 ขอบเขตด้านเวลา</w:t>
+        <w:t xml:space="preserve">1.3.2 </w:t>
+      </w:r>
+      <w:r>
+        <w:rPr>
+          <w:cs/>
+        </w:rPr>
+        <w:t xml:space="preserve">ขอบเขตด้านเวลา</w:t>
       </w:r>
     </w:p>
     <w:p>
@@ -409,11 +497,13 @@
         <w:pStyle w:val="TOC2"/>
       </w:pPr>
       <w:r>
-        <w:rPr>
-          <w:cs/>
-          <w:lang w:val="en-US"/>
-        </w:rPr>
-        <w:t xml:space="preserve">1.4 ประโยชน์ที่คาดว่าจะได้รับ</w:t>
+        <w:t xml:space="preserve">1.4 </w:t>
+      </w:r>
+      <w:r>
+        <w:rPr>
+          <w:cs/>
+        </w:rPr>
+        <w:t xml:space="preserve">ประโยชน์ที่คาดว่าจะได้รับ</w:t>
       </w:r>
     </w:p>
     <w:p>
@@ -423,9 +513,17 @@
       <w:r>
         <w:rPr>
           <w:cs/>
-          <w:lang w:val="en-US"/>
-        </w:rPr>
-        <w:t xml:space="preserve">บทที่ 2 ทฤษฎีและงานวิจัยที่เกี่ยวข้อง</w:t>
+        </w:rPr>
+        <w:t xml:space="preserve">บทที่ </w:t>
+      </w:r>
+      <w:r>
+        <w:t xml:space="preserve">2 </w:t>
+      </w:r>
+      <w:r>
+        <w:rPr>
+          <w:cs/>
+        </w:rPr>
+        <w:t xml:space="preserve">ทฤษฎีและงานวิจัยที่เกี่ยวข้อง</w:t>
       </w:r>
     </w:p>
     <w:p>
@@ -433,11 +531,13 @@
         <w:pStyle w:val="TOC2"/>
       </w:pPr>
       <w:r>
-        <w:rPr>
-          <w:cs/>
-          <w:lang w:val="en-US"/>
-        </w:rPr>
-        <w:t xml:space="preserve">2.1 ลักษณะของอักษรไทยในเอกสารดิจิทัล</w:t>
+        <w:t xml:space="preserve">2.1 </w:t>
+      </w:r>
+      <w:r>
+        <w:rPr>
+          <w:cs/>
+        </w:rPr>
+        <w:t xml:space="preserve">ลักษณะของอักษรไทยในเอกสารดิจิทัล</w:t>
       </w:r>
     </w:p>
     <w:p>
@@ -445,11 +545,16 @@
         <w:pStyle w:val="TOC2"/>
       </w:pPr>
       <w:r>
-        <w:rPr>
-          <w:cs/>
-          <w:lang w:val="en-US"/>
-        </w:rPr>
-        <w:t xml:space="preserve">2.2 รูปแบบไฟล์ Office Open XML</w:t>
+        <w:t xml:space="preserve">2.2 </w:t>
+      </w:r>
+      <w:r>
+        <w:rPr>
+          <w:cs/>
+        </w:rPr>
+        <w:t xml:space="preserve">รูปแบบไฟล์ </w:t>
+      </w:r>
+      <w:r>
+        <w:t xml:space="preserve">Office Open XML</w:t>
       </w:r>
     </w:p>
     <w:p>
@@ -457,11 +562,13 @@
         <w:pStyle w:val="TOC2"/>
       </w:pPr>
       <w:r>
-        <w:rPr>
-          <w:cs/>
-          <w:lang w:val="en-US"/>
-        </w:rPr>
-        <w:t xml:space="preserve">2.3 งานวิจัยที่เกี่ยวข้อง</w:t>
+        <w:t xml:space="preserve">2.3 </w:t>
+      </w:r>
+      <w:r>
+        <w:rPr>
+          <w:cs/>
+        </w:rPr>
+        <w:t xml:space="preserve">งานวิจัยที่เกี่ยวข้อง</w:t>
       </w:r>
     </w:p>
     <w:p>
@@ -471,9 +578,17 @@
       <w:r>
         <w:rPr>
           <w:cs/>
-          <w:lang w:val="en-US"/>
-        </w:rPr>
-        <w:t xml:space="preserve">บทที่ 3 วิธีดำเนินการวิจัย</w:t>
+        </w:rPr>
+        <w:t xml:space="preserve">บทที่ </w:t>
+      </w:r>
+      <w:r>
+        <w:t xml:space="preserve">3 </w:t>
+      </w:r>
+      <w:r>
+        <w:rPr>
+          <w:cs/>
+        </w:rPr>
+        <w:t xml:space="preserve">วิธีดำเนินการวิจัย</w:t>
       </w:r>
     </w:p>
     <w:p>
@@ -481,11 +596,13 @@
         <w:pStyle w:val="TOC2"/>
       </w:pPr>
       <w:r>
-        <w:rPr>
-          <w:cs/>
-          <w:lang w:val="en-US"/>
-        </w:rPr>
-        <w:t xml:space="preserve">3.1 ประชากรและกลุ่มตัวอย่าง</w:t>
+        <w:t xml:space="preserve">3.1 </w:t>
+      </w:r>
+      <w:r>
+        <w:rPr>
+          <w:cs/>
+        </w:rPr>
+        <w:t xml:space="preserve">ประชากรและกลุ่มตัวอย่าง</w:t>
       </w:r>
     </w:p>
     <w:p>
@@ -493,11 +610,13 @@
         <w:pStyle w:val="TOC2"/>
       </w:pPr>
       <w:r>
-        <w:rPr>
-          <w:cs/>
-          <w:lang w:val="en-US"/>
-        </w:rPr>
-        <w:t xml:space="preserve">3.2 เครื่องมือที่ใช้ในการวิจัย</w:t>
+        <w:t xml:space="preserve">3.2 </w:t>
+      </w:r>
+      <w:r>
+        <w:rPr>
+          <w:cs/>
+        </w:rPr>
+        <w:t xml:space="preserve">เครื่องมือที่ใช้ในการวิจัย</w:t>
       </w:r>
     </w:p>
     <w:p>
@@ -505,11 +624,13 @@
         <w:pStyle w:val="TOC2"/>
       </w:pPr>
       <w:r>
-        <w:rPr>
-          <w:cs/>
-          <w:lang w:val="en-US"/>
-        </w:rPr>
-        <w:t xml:space="preserve">3.3 การเก็บรวบรวมข้อมูล</w:t>
+        <w:t xml:space="preserve">3.3 </w:t>
+      </w:r>
+      <w:r>
+        <w:rPr>
+          <w:cs/>
+        </w:rPr>
+        <w:t xml:space="preserve">การเก็บรวบรวมข้อมูล</w:t>
       </w:r>
     </w:p>
     <w:p>
@@ -519,9 +640,17 @@
       <w:r>
         <w:rPr>
           <w:cs/>
-          <w:lang w:val="en-US"/>
-        </w:rPr>
-        <w:t xml:space="preserve">บทที่ 4 ผลการวิจัย</w:t>
+        </w:rPr>
+        <w:t xml:space="preserve">บทที่ </w:t>
+      </w:r>
+      <w:r>
+        <w:t xml:space="preserve">4 </w:t>
+      </w:r>
+      <w:r>
+        <w:rPr>
+          <w:cs/>
+        </w:rPr>
+        <w:t xml:space="preserve">ผลการวิจัย</w:t>
       </w:r>
     </w:p>
     <w:p>
@@ -531,9 +660,17 @@
       <w:r>
         <w:rPr>
           <w:cs/>
-          <w:lang w:val="en-US"/>
-        </w:rPr>
-        <w:t xml:space="preserve">บทที่ 5 สรุป อภิปรายผล และข้อเสนอแนะ</w:t>
+        </w:rPr>
+        <w:t xml:space="preserve">บทที่ </w:t>
+      </w:r>
+      <w:r>
+        <w:t xml:space="preserve">5 </w:t>
+      </w:r>
+      <w:r>
+        <w:rPr>
+          <w:cs/>
+        </w:rPr>
+        <w:t xml:space="preserve">สรุป อภิปรายผล และข้อเสนอแนะ</w:t>
       </w:r>
     </w:p>
     <w:p>
@@ -541,11 +678,13 @@
         <w:pStyle w:val="TOC2"/>
       </w:pPr>
       <w:r>
-        <w:rPr>
-          <w:cs/>
-          <w:lang w:val="en-US"/>
-        </w:rPr>
-        <w:t xml:space="preserve">5.1 สรุปผลการวิจัย</w:t>
+        <w:t xml:space="preserve">5.1 </w:t>
+      </w:r>
+      <w:r>
+        <w:rPr>
+          <w:cs/>
+        </w:rPr>
+        <w:t xml:space="preserve">สรุปผลการวิจัย</w:t>
       </w:r>
     </w:p>
     <w:p>
@@ -553,11 +692,13 @@
         <w:pStyle w:val="TOC2"/>
       </w:pPr>
       <w:r>
-        <w:rPr>
-          <w:cs/>
-          <w:lang w:val="en-US"/>
-        </w:rPr>
-        <w:t xml:space="preserve">5.2 อภิปรายผล</w:t>
+        <w:t xml:space="preserve">5.2 </w:t>
+      </w:r>
+      <w:r>
+        <w:rPr>
+          <w:cs/>
+        </w:rPr>
+        <w:t xml:space="preserve">อภิปรายผล</w:t>
       </w:r>
     </w:p>
     <w:p>
@@ -565,11 +706,13 @@
         <w:pStyle w:val="TOC2"/>
       </w:pPr>
       <w:r>
-        <w:rPr>
-          <w:cs/>
-          <w:lang w:val="en-US"/>
-        </w:rPr>
-        <w:t xml:space="preserve">5.3 ข้อเสนอแนะ</w:t>
+        <w:t xml:space="preserve">5.3 </w:t>
+      </w:r>
+      <w:r>
+        <w:rPr>
+          <w:cs/>
+        </w:rPr>
+        <w:t xml:space="preserve">ข้อเสนอแนะ</w:t>
       </w:r>
     </w:p>
     <w:p>
@@ -579,7 +722,6 @@
       <w:r>
         <w:rPr>
           <w:cs/>
-          <w:lang w:val="en-US"/>
         </w:rPr>
         <w:t xml:space="preserve">บรรณานุกรม</w:t>
       </w:r>
@@ -591,7 +733,6 @@
       <w:r>
         <w:rPr>
           <w:cs/>
-          <w:lang w:val="en-US"/>
         </w:rPr>
         <w:t xml:space="preserve">ภาคผนวก ก แบบสอบถามที่ใช้ในการวิจัย</w:t>
       </w:r>
@@ -603,9 +744,26 @@
       <w:r>
         <w:rPr>
           <w:cs/>
-          <w:lang w:val="en-US"/>
-        </w:rPr>
-        <w:t xml:space="preserve">ก.1 ส่วนที่ 1 ข้อมูลทั่วไปของผู้ตอบแบบสอบถาม</w:t>
+        </w:rPr>
+        <w:t xml:space="preserve">ก</w:t>
+      </w:r>
+      <w:r>
+        <w:t xml:space="preserve">.1 </w:t>
+      </w:r>
+      <w:r>
+        <w:rPr>
+          <w:cs/>
+        </w:rPr>
+        <w:t xml:space="preserve">ส่วนที่ </w:t>
+      </w:r>
+      <w:r>
+        <w:t xml:space="preserve">1 </w:t>
+      </w:r>
+      <w:r>
+        <w:rPr>
+          <w:cs/>
+        </w:rPr>
+        <w:t xml:space="preserve">ข้อมูลทั่วไปของผู้ตอบแบบสอบถาม</w:t>
       </w:r>
     </w:p>
     <w:p>
@@ -615,9 +773,26 @@
       <w:r>
         <w:rPr>
           <w:cs/>
-          <w:lang w:val="en-US"/>
-        </w:rPr>
-        <w:t xml:space="preserve">ก.2 ส่วนที่ 2 ความคิดเห็นต่อระบบ</w:t>
+        </w:rPr>
+        <w:t xml:space="preserve">ก</w:t>
+      </w:r>
+      <w:r>
+        <w:t xml:space="preserve">.2 </w:t>
+      </w:r>
+      <w:r>
+        <w:rPr>
+          <w:cs/>
+        </w:rPr>
+        <w:t xml:space="preserve">ส่วนที่ </w:t>
+      </w:r>
+      <w:r>
+        <w:t xml:space="preserve">2 </w:t>
+      </w:r>
+      <w:r>
+        <w:rPr>
+          <w:cs/>
+        </w:rPr>
+        <w:t xml:space="preserve">ความคิดเห็นต่อระบบ</w:t>
       </w:r>
     </w:p>
     <w:p>
@@ -627,7 +802,6 @@
       <w:r>
         <w:rPr>
           <w:cs/>
-          <w:lang w:val="en-US"/>
         </w:rPr>
         <w:t xml:space="preserve">ภาคผนวก ข ผลการตรวจสอบความเที่ยงตรงของเครื่องมือ</w:t>
       </w:r>
@@ -639,9 +813,17 @@
       <w:r>
         <w:rPr>
           <w:cs/>
-          <w:lang w:val="en-US"/>
-        </w:rPr>
-        <w:t xml:space="preserve">ภาคผนวก ค ตัวอย่างไฟล์ Markdown ที่ใช้ทดสอบ</w:t>
+        </w:rPr>
+        <w:t xml:space="preserve">ภาคผนวก ค ตัวอย่างไฟล์ </w:t>
+      </w:r>
+      <w:r>
+        <w:t xml:space="preserve">Markdown </w:t>
+      </w:r>
+      <w:r>
+        <w:rPr>
+          <w:cs/>
+        </w:rPr>
+        <w:t xml:space="preserve">ที่ใช้ทดสอบ</w:t>
       </w:r>
     </w:p>
     <w:p>
@@ -651,15 +833,10 @@
       <w:r>
         <w:rPr>
           <w:cs/>
-          <w:lang w:val="en-US"/>
         </w:rPr>
         <w:t xml:space="preserve">ประวัติผู้เขียน</w:t>
       </w:r>
       <w:r>
-        <w:rPr>
-          <w:cs/>
-          <w:lang w:val="en-US"/>
-        </w:rPr>
         <w:fldChar w:fldCharType="end"/>
       </w:r>
     </w:p>
@@ -680,7 +857,6 @@
       <w:r>
         <w:rPr>
           <w:cs/>
-          <w:lang w:val="en-US"/>
         </w:rPr>
         <w:t xml:space="preserve">สารบัญตาราง</w:t>
       </w:r>
@@ -690,32 +866,28 @@
         <w:pStyle w:val="TOC1"/>
       </w:pPr>
       <w:r>
-        <w:rPr>
-          <w:cs/>
-          <w:lang w:val="en-US"/>
-        </w:rPr>
         <w:fldChar w:fldCharType="begin"/>
       </w:r>
       <w:r>
-        <w:rPr>
-          <w:cs/>
-          <w:lang w:val="en-US"/>
-        </w:rPr>
         <w:instrText xml:space="preserve"> TOC \h \z \t "Table Caption,1" </w:instrText>
       </w:r>
       <w:r>
-        <w:rPr>
-          <w:cs/>
-          <w:lang w:val="en-US"/>
-        </w:rPr>
         <w:fldChar w:fldCharType="separate"/>
       </w:r>
       <w:r>
         <w:rPr>
           <w:cs/>
-          <w:lang w:val="en-US"/>
-        </w:rPr>
-        <w:t xml:space="preserve">ตารางที่ 1-1 ประโยชน์ที่คาดว่าจะได้รับจำแนกตามกลุ่มผู้ใช้</w:t>
+        </w:rPr>
+        <w:t xml:space="preserve">ตารางที่ </w:t>
+      </w:r>
+      <w:r>
+        <w:t xml:space="preserve">1-1 </w:t>
+      </w:r>
+      <w:r>
+        <w:rPr>
+          <w:cs/>
+        </w:rPr>
+        <w:t xml:space="preserve">ประโยชน์ที่คาดว่าจะได้รับจำแนกตามกลุ่มผู้ใช้</w:t>
       </w:r>
     </w:p>
     <w:p>
@@ -725,9 +897,20 @@
       <w:r>
         <w:rPr>
           <w:cs/>
-          <w:lang w:val="en-US"/>
-        </w:rPr>
-        <w:t xml:space="preserve">ตารางที่ 2-1 เปรียบเทียบคุณสมบัติข้อความละตินและข้อความ complex script</w:t>
+        </w:rPr>
+        <w:t xml:space="preserve">ตารางที่ </w:t>
+      </w:r>
+      <w:r>
+        <w:t xml:space="preserve">2-1 </w:t>
+      </w:r>
+      <w:r>
+        <w:rPr>
+          <w:cs/>
+        </w:rPr>
+        <w:t xml:space="preserve">เปรียบเทียบคุณสมบัติข้อความละตินและข้อความ </w:t>
+      </w:r>
+      <w:r>
+        <w:t xml:space="preserve">complex script</w:t>
       </w:r>
     </w:p>
     <w:p>
@@ -737,9 +920,17 @@
       <w:r>
         <w:rPr>
           <w:cs/>
-          <w:lang w:val="en-US"/>
-        </w:rPr>
-        <w:t xml:space="preserve">ตารางที่ 4-1 ผลการตรวจการแสดงผลจำแนกตามรายการตรวจ</w:t>
+        </w:rPr>
+        <w:t xml:space="preserve">ตารางที่ </w:t>
+      </w:r>
+      <w:r>
+        <w:t xml:space="preserve">4-1 </w:t>
+      </w:r>
+      <w:r>
+        <w:rPr>
+          <w:cs/>
+        </w:rPr>
+        <w:t xml:space="preserve">ผลการตรวจการแสดงผลจำแนกตามรายการตรวจ</w:t>
       </w:r>
     </w:p>
     <w:p>
@@ -749,9 +940,17 @@
       <w:r>
         <w:rPr>
           <w:cs/>
-          <w:lang w:val="en-US"/>
-        </w:rPr>
-        <w:t xml:space="preserve">ตารางที่ ก-1 ข้อมูลทั่วไปของผู้ตอบแบบสอบถาม</w:t>
+        </w:rPr>
+        <w:t xml:space="preserve">ตารางที่ ก</w:t>
+      </w:r>
+      <w:r>
+        <w:t xml:space="preserve">-1 </w:t>
+      </w:r>
+      <w:r>
+        <w:rPr>
+          <w:cs/>
+        </w:rPr>
+        <w:t xml:space="preserve">ข้อมูลทั่วไปของผู้ตอบแบบสอบถาม</w:t>
       </w:r>
     </w:p>
     <w:p>
@@ -761,15 +960,19 @@
       <w:r>
         <w:rPr>
           <w:cs/>
-          <w:lang w:val="en-US"/>
-        </w:rPr>
-        <w:t xml:space="preserve">ตารางที่ ข-1 ค่าดัชนีความสอดคล้องของแบบประเมิน</w:t>
-      </w:r>
-      <w:r>
-        <w:rPr>
-          <w:cs/>
-          <w:lang w:val="en-US"/>
-        </w:rPr>
+        </w:rPr>
+        <w:t xml:space="preserve">ตารางที่ ข</w:t>
+      </w:r>
+      <w:r>
+        <w:t xml:space="preserve">-1 </w:t>
+      </w:r>
+      <w:r>
+        <w:rPr>
+          <w:cs/>
+        </w:rPr>
+        <w:t xml:space="preserve">ค่าดัชนีความสอดคล้องของแบบประเมิน</w:t>
+      </w:r>
+      <w:r>
         <w:fldChar w:fldCharType="end"/>
       </w:r>
     </w:p>
@@ -790,7 +993,6 @@
       <w:r>
         <w:rPr>
           <w:cs/>
-          <w:lang w:val="en-US"/>
         </w:rPr>
         <w:t xml:space="preserve">สารบัญภาพ</w:t>
       </w:r>
@@ -800,32 +1002,28 @@
         <w:pStyle w:val="TOC1"/>
       </w:pPr>
       <w:r>
-        <w:rPr>
-          <w:cs/>
-          <w:lang w:val="en-US"/>
-        </w:rPr>
         <w:fldChar w:fldCharType="begin"/>
       </w:r>
       <w:r>
-        <w:rPr>
-          <w:cs/>
-          <w:lang w:val="en-US"/>
-        </w:rPr>
         <w:instrText xml:space="preserve"> TOC \h \z \t "Figure Caption,1" </w:instrText>
       </w:r>
       <w:r>
-        <w:rPr>
-          <w:cs/>
-          <w:lang w:val="en-US"/>
-        </w:rPr>
         <w:fldChar w:fldCharType="separate"/>
       </w:r>
       <w:r>
         <w:rPr>
           <w:cs/>
-          <w:lang w:val="en-US"/>
-        </w:rPr>
-        <w:t xml:space="preserve">รูปที่ 2-1 อัตราการแสดงผลถูกต้องจำแนกตามประเภทเอกสาร</w:t>
+        </w:rPr>
+        <w:t xml:space="preserve">รูปที่ </w:t>
+      </w:r>
+      <w:r>
+        <w:t xml:space="preserve">2-1 </w:t>
+      </w:r>
+      <w:r>
+        <w:rPr>
+          <w:cs/>
+        </w:rPr>
+        <w:t xml:space="preserve">อัตราการแสดงผลถูกต้องจำแนกตามประเภทเอกสาร</w:t>
       </w:r>
     </w:p>
     <w:p>
@@ -835,9 +1033,17 @@
       <w:r>
         <w:rPr>
           <w:cs/>
-          <w:lang w:val="en-US"/>
-        </w:rPr>
-        <w:t xml:space="preserve">รูปที่ 3-1 ขั้นตอนการทำงานของระบบสร้างเอกสาร</w:t>
+        </w:rPr>
+        <w:t xml:space="preserve">รูปที่ </w:t>
+      </w:r>
+      <w:r>
+        <w:t xml:space="preserve">3-1 </w:t>
+      </w:r>
+      <w:r>
+        <w:rPr>
+          <w:cs/>
+        </w:rPr>
+        <w:t xml:space="preserve">ขั้นตอนการทำงานของระบบสร้างเอกสาร</w:t>
       </w:r>
     </w:p>
     <w:p>
@@ -847,9 +1053,17 @@
       <w:r>
         <w:rPr>
           <w:cs/>
-          <w:lang w:val="en-US"/>
-        </w:rPr>
-        <w:t xml:space="preserve">รูปที่ 4-1 สรุปผลการตรวจจำแนกตามโปรแกรม</w:t>
+        </w:rPr>
+        <w:t xml:space="preserve">รูปที่ </w:t>
+      </w:r>
+      <w:r>
+        <w:t xml:space="preserve">4-1 </w:t>
+      </w:r>
+      <w:r>
+        <w:rPr>
+          <w:cs/>
+        </w:rPr>
+        <w:t xml:space="preserve">สรุปผลการตรวจจำแนกตามโปรแกรม</w:t>
       </w:r>
     </w:p>
     <w:p>
@@ -859,15 +1073,19 @@
       <w:r>
         <w:rPr>
           <w:cs/>
-          <w:lang w:val="en-US"/>
-        </w:rPr>
-        <w:t xml:space="preserve">รูปที่ ข-1 ขั้นตอนการตรวจสอบความเที่ยงตรง</w:t>
-      </w:r>
-      <w:r>
-        <w:rPr>
-          <w:cs/>
-          <w:lang w:val="en-US"/>
-        </w:rPr>
+        </w:rPr>
+        <w:t xml:space="preserve">รูปที่ ข</w:t>
+      </w:r>
+      <w:r>
+        <w:t xml:space="preserve">-1 </w:t>
+      </w:r>
+      <w:r>
+        <w:rPr>
+          <w:cs/>
+        </w:rPr>
+        <w:t xml:space="preserve">ขั้นตอนการตรวจสอบความเที่ยงตรง</w:t>
+      </w:r>
+      <w:r>
         <w:fldChar w:fldCharType="end"/>
       </w:r>
     </w:p>
@@ -888,9 +1106,17 @@
       <w:r>
         <w:rPr>
           <w:cs/>
-          <w:lang w:val="en-US"/>
-        </w:rPr>
-        <w:t xml:space="preserve">บทที่ 1 บทนำ</w:t>
+        </w:rPr>
+        <w:t xml:space="preserve">บทที่ </w:t>
+      </w:r>
+      <w:r>
+        <w:t xml:space="preserve">1 </w:t>
+      </w:r>
+      <w:r>
+        <w:rPr>
+          <w:cs/>
+        </w:rPr>
+        <w:t xml:space="preserve">บทนำ</w:t>
       </w:r>
     </w:p>
     <w:p>
@@ -898,11 +1124,13 @@
         <w:pStyle w:val="Heading2"/>
       </w:pPr>
       <w:r>
-        <w:rPr>
-          <w:cs/>
-          <w:lang w:val="en-US"/>
-        </w:rPr>
-        <w:t xml:space="preserve">1.1 ความเป็นมาและความสำคัญของปัญหา</w:t>
+        <w:t xml:space="preserve">1.1 </w:t>
+      </w:r>
+      <w:r>
+        <w:rPr>
+          <w:cs/>
+        </w:rPr>
+        <w:t xml:space="preserve">ความเป็นมาและความสำคัญของปัญหา</w:t>
       </w:r>
     </w:p>
     <w:p>
@@ -910,23 +1138,29 @@
       <w:r>
         <w:rPr>
           <w:cs/>
-          <w:lang w:val="en-US"/>
-        </w:rPr>
-        <w:t xml:space="preserve">ปัจจุบันหน่วยงานภาครัฐและภาคเอกชนจำนวนมากเปลี่ยนมาจัดทำเอกสารด้วยระบบอัตโนมัติ ไม่ว่าจะเป็นรายงานประจำเดือน หนังสือแจ้งเวียน หรือเอกสารประกอบการประชุม ข้อมูลเหล่านี้มักถูกเขียนหรือสร้างขึ้นในรูปแบบข้อความธรรมดาก่อน แล้วจึงแปลงเป็นไฟล์ Word เพื่อส่งต่อให้ผู้รับที่คุ้นเคยกับโปรแกรมสำนักงาน </w:t>
+        </w:rPr>
+        <w:t xml:space="preserve">ปัจจุบันหน่วยงานภาครัฐและภาคเอกชนจำนวนมากเปลี่ยนมาจัดทำเอกสารด้วยระบบอัตโนมัติ ไม่ว่าจะเป็นรายงานประจำเดือน หนังสือแจ้งเวียน หรือเอกสารประกอบการประชุม ข้อมูลเหล่านี้มักถูกเขียนหรือสร้างขึ้นในรูปแบบข้อความธรรมดาก่อน แล้วจึงแปลงเป็นไฟล์ </w:t>
+      </w:r>
+      <w:r>
+        <w:t xml:space="preserve">Word </w:t>
+      </w:r>
+      <w:r>
+        <w:rPr>
+          <w:cs/>
+        </w:rPr>
+        <w:t xml:space="preserve">เพื่อส่งต่อให้ผู้รับที่คุ้นเคยกับโปรแกรมสำนักงาน </w:t>
       </w:r>
       <w:r>
         <w:rPr>
           <w:b/>
           <w:bCs/>
           <w:cs/>
-          <w:lang w:val="en-US"/>
         </w:rPr>
         <w:t xml:space="preserve">ปัญหาสำคัญ</w:t>
       </w:r>
       <w:r>
         <w:rPr>
           <w:cs/>
-          <w:lang w:val="en-US"/>
         </w:rPr>
         <w:t xml:space="preserve"> คือเครื่องมือแปลงเอกสารส่วนใหญ่ถูกออกแบบมาสำหรับภาษาที่ใช้อักษรละติน เมื่อนำมาใช้กับภาษาไทยจึงเกิดความผิดปกติหลายประการ เช่น </w:t>
       </w:r>
@@ -935,14 +1169,12 @@
           <w:i/>
           <w:iCs/>
           <w:cs/>
-          <w:lang w:val="en-US"/>
         </w:rPr>
         <w:t xml:space="preserve">เส้นหยักสีแดงใต้คำที่สะกดถูกต้อง</w:t>
       </w:r>
       <w:r>
         <w:rPr>
           <w:cs/>
-          <w:lang w:val="en-US"/>
         </w:rPr>
         <w:t xml:space="preserve"> การตัดบรรทัดกลางคำ และตัวอักษรที่ควรเป็นตัวหนากลับแสดงเป็นตัวปกติ </w:t>
       </w:r>
@@ -950,22 +1182,18 @@
         <w:rPr>
           <w:strike/>
           <w:cs/>
-          <w:lang w:val="en-US"/>
         </w:rPr>
         <w:t xml:space="preserve">ซึ่งผู้ใช้มักแก้ด้วยการเว้นวรรคระหว่างคำ</w:t>
       </w:r>
       <w:r>
         <w:rPr>
           <w:cs/>
-          <w:lang w:val="en-US"/>
         </w:rPr>
         <w:t xml:space="preserve"> ซึ่งผู้ใช้มักพยายามแก้ด้วยวิธีที่ทำให้เนื้อหาเปลี่ยนไปจากต้นฉบับ</w:t>
       </w:r>
       <w:r>
         <w:rPr>
           <w:rStyle w:val="FootnoteReference"/>
-          <w:cs/>
-          <w:lang w:val="en-US"/>
         </w:rPr>
         <w:footnoteReference w:id="1"/>
       </w:r>
@@ -975,16 +1203,22 @@
       <w:r>
         <w:rPr>
           <w:cs/>
-          <w:lang w:val="en-US"/>
-        </w:rPr>
-        <w:t xml:space="preserve">จากการสำรวจเบื้องต้นในหน่วยงานตัวอย่างพบว่า เจ้าหน้าที่ใช้เวลาเฉลี่ย 25 นาทีต่อเอกสารหนึ่งฉบับในการแก้ไขรูปแบบหลังการแปลง โดยเฉพาะการเลือกฟอนต์ใหม่ การปรับระยะบรรทัด และการลบช่องว่างที่เกินมา งานเหล่านี้ไม่เพิ่มคุณค่าให้กับเนื้อหา แต่เพิ่มโอกาสที่เอกสารจะผิดพลาด ผู้วิจัยจึงสนใจศึกษาว่าหากกำหนดคุณสมบัติภาษาไทยให้ถูกต้องตั้งแต่ขั้นตอนการสร้างไฟล์ จะช่วยลดภาระดังกล่าวได้มากเพียงใด ดูรายละเอียดของข้อกำหนดได้ที่ </w:t>
+        </w:rPr>
+        <w:t xml:space="preserve">จากการสำรวจเบื้องต้นในหน่วยงานตัวอย่างพบว่า เจ้าหน้าที่ใช้เวลาเฉลี่ย </w:t>
+      </w:r>
+      <w:r>
+        <w:t xml:space="preserve">25 </w:t>
+      </w:r>
+      <w:r>
+        <w:rPr>
+          <w:cs/>
+        </w:rPr>
+        <w:t xml:space="preserve">นาทีต่อเอกสารหนึ่งฉบับในการแก้ไขรูปแบบหลังการแปลง โดยเฉพาะการเลือกฟอนต์ใหม่ การปรับระยะบรรทัด และการลบช่องว่างที่เกินมา งานเหล่านี้ไม่เพิ่มคุณค่าให้กับเนื้อหา แต่เพิ่มโอกาสที่เอกสารจะผิดพลาด ผู้วิจัยจึงสนใจศึกษาว่าหากกำหนดคุณสมบัติภาษาไทยให้ถูกต้องตั้งแต่ขั้นตอนการสร้างไฟล์ จะช่วยลดภาระดังกล่าวได้มากเพียงใด ดูรายละเอียดของข้อกำหนดได้ที่ </w:t>
       </w:r>
       <w:hyperlink r:id="rId1" w:history="1">
         <w:r>
           <w:rPr>
             <w:rStyle w:val="Hyperlink"/>
-            <w:cs/>
-            <w:lang w:val="en-US"/>
           </w:rPr>
           <w:t xml:space="preserve">ECMA-376</w:t>
         </w:r>
@@ -992,7 +1226,6 @@
       <w:r>
         <w:rPr>
           <w:cs/>
-          <w:lang w:val="en-US"/>
         </w:rPr>
         <w:t xml:space="preserve"> และตัวอย่างการใช้งานที่ </w:t>
       </w:r>
@@ -1000,8 +1233,6 @@
         <w:r>
           <w:rPr>
             <w:rStyle w:val="Hyperlink"/>
-            <w:cs/>
-            <w:lang w:val="en-US"/>
           </w:rPr>
           <w:t xml:space="preserve">https://example.com/thai-docx</w:t>
         </w:r>
@@ -1009,15 +1240,12 @@
       <w:r>
         <w:rPr>
           <w:cs/>
-          <w:lang w:val="en-US"/>
         </w:rPr>
         <w:t xml:space="preserve"> ซึ่งเป็นที่อยู่สมมติสำหรับการทดสอบลิงก์</w:t>
       </w:r>
       <w:r>
         <w:rPr>
           <w:rStyle w:val="FootnoteReference"/>
-          <w:cs/>
-          <w:lang w:val="en-US"/>
         </w:rPr>
         <w:footnoteReference w:id="2"/>
       </w:r>
@@ -1027,52 +1255,45 @@
       <w:r>
         <w:rPr>
           <w:cs/>
-          <w:lang w:val="en-US"/>
-        </w:rPr>
-        <w:t xml:space="preserve">นอกจากนี้ งานเอกสารทางวิชาการยังมีองค์ประกอบเฉพาะที่ต้องการความถูกต้องสูง ได้แก่ สูตรทางเคมีอย่าง H</w:t>
+        </w:rPr>
+        <w:t xml:space="preserve">นอกจากนี้ งานเอกสารทางวิชาการยังมีองค์ประกอบเฉพาะที่ต้องการความถูกต้องสูง ได้แก่ สูตรทางเคมีอย่าง </w:t>
+      </w:r>
+      <w:r>
+        <w:t xml:space="preserve">H</w:t>
       </w:r>
       <w:r>
         <w:rPr>
           <w:vertAlign w:val="subscript"/>
-          <w:cs/>
-          <w:lang w:val="en-US"/>
         </w:rPr>
         <w:t xml:space="preserve">2</w:t>
       </w:r>
       <w:r>
-        <w:rPr>
-          <w:cs/>
-          <w:lang w:val="en-US"/>
-        </w:rPr>
         <w:t xml:space="preserve">SO</w:t>
       </w:r>
       <w:r>
         <w:rPr>
           <w:vertAlign w:val="subscript"/>
-          <w:cs/>
-          <w:lang w:val="en-US"/>
         </w:rPr>
         <w:t xml:space="preserve">4</w:t>
       </w:r>
       <w:r>
         <w:rPr>
           <w:cs/>
-          <w:lang w:val="en-US"/>
-        </w:rPr>
-        <w:t xml:space="preserve"> ค่ายกกำลังอย่าง 10</w:t>
+        </w:rPr>
+        <w:t xml:space="preserve"> ค่ายกกำลังอย่าง </w:t>
+      </w:r>
+      <w:r>
+        <w:t xml:space="preserve">10</w:t>
       </w:r>
       <w:r>
         <w:rPr>
           <w:vertAlign w:val="superscript"/>
-          <w:cs/>
-          <w:lang w:val="en-US"/>
         </w:rPr>
         <w:t xml:space="preserve">6</w:t>
       </w:r>
       <w:r>
         <w:rPr>
           <w:cs/>
-          <w:lang w:val="en-US"/>
         </w:rPr>
         <w:t xml:space="preserve"> คำที่ต้อง</w:t>
       </w:r>
@@ -1080,60 +1301,53 @@
         <w:rPr>
           <w:u w:val="single"/>
           <w:cs/>
-          <w:lang w:val="en-US"/>
         </w:rPr>
         <w:t xml:space="preserve">ขีดเส้นใต้</w:t>
       </w:r>
       <w:r>
         <w:rPr>
           <w:cs/>
-          <w:lang w:val="en-US"/>
         </w:rPr>
         <w:t xml:space="preserve">เพื่อเน้น และคำสั่งแป้นพิมพ์อย่าง </w:t>
       </w:r>
       <w:r>
         <w:rPr>
           <w:rFonts w:ascii="Consolas" w:hAnsi="Consolas" w:cs="TH Sarabun New"/>
-          <w:cs/>
-          <w:lang w:val="en-US"/>
         </w:rPr>
         <w:t xml:space="preserve">Ctrl</w:t>
       </w:r>
       <w:r>
-        <w:rPr>
-          <w:cs/>
-          <w:lang w:val="en-US"/>
-        </w:rPr>
         <w:t xml:space="preserve"> + </w:t>
       </w:r>
       <w:r>
         <w:rPr>
           <w:rFonts w:ascii="Consolas" w:hAnsi="Consolas" w:cs="TH Sarabun New"/>
-          <w:cs/>
-          <w:lang w:val="en-US"/>
         </w:rPr>
         <w:t xml:space="preserve">S</w:t>
       </w:r>
       <w:r>
         <w:rPr>
           <w:cs/>
-          <w:lang w:val="en-US"/>
         </w:rPr>
         <w:t xml:space="preserve"> องค์ประกอบเหล่านี้ต้องแสดงผลได้ถูกต้องเช่นเดียวกับข้อความภาษาไทยทั่วไป</w:t>
       </w:r>
       <w:r>
-        <w:rPr>
-          <w:cs/>
-          <w:lang w:val="en-US"/>
-        </w:rPr>
         <w:br/>
       </w:r>
       <w:r>
         <w:rPr>
           <w:cs/>
-          <w:lang w:val="en-US"/>
-        </w:rPr>
-        <w:t xml:space="preserve">บรรทัดนี้ขึ้นต้นหลังการขึ้นบรรทัดใหม่แบบ hard break เพื่อทดสอบว่าข้อความยังคงอยู่ในย่อหน้าเดียวกัน</w:t>
+        </w:rPr>
+        <w:t xml:space="preserve">บรรทัดนี้ขึ้นต้นหลังการขึ้นบรรทัดใหม่แบบ </w:t>
+      </w:r>
+      <w:r>
+        <w:t xml:space="preserve">hard break </w:t>
+      </w:r>
+      <w:r>
+        <w:rPr>
+          <w:cs/>
+        </w:rPr>
+        <w:t xml:space="preserve">เพื่อทดสอบว่าข้อความยังคงอยู่ในย่อหน้าเดียวกัน</w:t>
       </w:r>
     </w:p>
     <w:p>
@@ -1141,11 +1355,13 @@
         <w:pStyle w:val="Heading2"/>
       </w:pPr>
       <w:r>
-        <w:rPr>
-          <w:cs/>
-          <w:lang w:val="en-US"/>
-        </w:rPr>
-        <w:t xml:space="preserve">1.2 วัตถุประสงค์ของการวิจัย</w:t>
+        <w:t xml:space="preserve">1.2 </w:t>
+      </w:r>
+      <w:r>
+        <w:rPr>
+          <w:cs/>
+        </w:rPr>
+        <w:t xml:space="preserve">วัตถุประสงค์ของการวิจัย</w:t>
       </w:r>
     </w:p>
     <w:p>
@@ -1154,25 +1370,34 @@
         <w:ind w:left="720" w:hanging="360"/>
       </w:pPr>
       <w:r>
-        <w:rPr>
-          <w:cs/>
-          <w:lang w:val="en-US"/>
-        </w:rPr>
         <w:t xml:space="preserve">1.</w:t>
       </w:r>
       <w:r>
-        <w:rPr>
-          <w:cs/>
-          <w:lang w:val="en-US"/>
-        </w:rPr>
         <w:tab/>
       </w:r>
       <w:r>
         <w:rPr>
           <w:cs/>
-          <w:lang w:val="en-US"/>
-        </w:rPr>
-        <w:t xml:space="preserve">เพื่อพัฒนาระบบสร้างเอกสาร Word ภาษาไทยจากไฟล์ Markdown ที่กำหนดคุณสมบัติภาษาไทยได้ครบถ้วนในทุกส่วนของเอกสาร</w:t>
+        </w:rPr>
+        <w:t xml:space="preserve">เพื่อพัฒนาระบบสร้างเอกสาร </w:t>
+      </w:r>
+      <w:r>
+        <w:t xml:space="preserve">Word </w:t>
+      </w:r>
+      <w:r>
+        <w:rPr>
+          <w:cs/>
+        </w:rPr>
+        <w:t xml:space="preserve">ภาษาไทยจากไฟล์ </w:t>
+      </w:r>
+      <w:r>
+        <w:t xml:space="preserve">Markdown </w:t>
+      </w:r>
+      <w:r>
+        <w:rPr>
+          <w:cs/>
+        </w:rPr>
+        <w:t xml:space="preserve">ที่กำหนดคุณสมบัติภาษาไทยได้ครบถ้วนในทุกส่วนของเอกสาร</w:t>
       </w:r>
     </w:p>
     <w:p>
@@ -1181,25 +1406,25 @@
         <w:ind w:left="720" w:hanging="360"/>
       </w:pPr>
       <w:r>
-        <w:rPr>
-          <w:cs/>
-          <w:lang w:val="en-US"/>
-        </w:rPr>
         <w:t xml:space="preserve">2.</w:t>
       </w:r>
       <w:r>
-        <w:rPr>
-          <w:cs/>
-          <w:lang w:val="en-US"/>
-        </w:rPr>
         <w:tab/>
       </w:r>
       <w:r>
         <w:rPr>
           <w:cs/>
-          <w:lang w:val="en-US"/>
-        </w:rPr>
-        <w:t xml:space="preserve">เพื่อประเมินความถูกต้องของการแสดงผลในโปรแกรมสำนักงาน 5 โปรแกรม ได้แก่</w:t>
+        </w:rPr>
+        <w:t xml:space="preserve">เพื่อประเมินความถูกต้องของการแสดงผลในโปรแกรมสำนักงาน </w:t>
+      </w:r>
+      <w:r>
+        <w:t xml:space="preserve">5 </w:t>
+      </w:r>
+      <w:r>
+        <w:rPr>
+          <w:cs/>
+        </w:rPr>
+        <w:t xml:space="preserve">โปรแกรม ได้แก่</w:t>
       </w:r>
     </w:p>
     <w:p>
@@ -1211,11 +1436,34 @@
         </w:numPr>
       </w:pPr>
       <w:r>
-        <w:rPr>
-          <w:cs/>
-          <w:lang w:val="en-US"/>
-        </w:rPr>
-        <w:t xml:space="preserve">Microsoft Word 365 บน Windows และ Word บน macOS</w:t>
+        <w:t xml:space="preserve">Microsoft Word 365 </w:t>
+      </w:r>
+      <w:r>
+        <w:rPr>
+          <w:cs/>
+        </w:rPr>
+        <w:t xml:space="preserve">บน </w:t>
+      </w:r>
+      <w:r>
+        <w:t xml:space="preserve">Windows </w:t>
+      </w:r>
+      <w:r>
+        <w:rPr>
+          <w:cs/>
+        </w:rPr>
+        <w:t xml:space="preserve">และ </w:t>
+      </w:r>
+      <w:r>
+        <w:t xml:space="preserve">Word </w:t>
+      </w:r>
+      <w:r>
+        <w:rPr>
+          <w:cs/>
+        </w:rPr>
+        <w:t xml:space="preserve">บน </w:t>
+      </w:r>
+      <w:r>
+        <w:t xml:space="preserve">macOS</w:t>
       </w:r>
     </w:p>
     <w:p>
@@ -1227,11 +1475,16 @@
         </w:numPr>
       </w:pPr>
       <w:r>
-        <w:rPr>
-          <w:cs/>
-          <w:lang w:val="en-US"/>
-        </w:rPr>
-        <w:t xml:space="preserve">LibreOffice Writer และ WPS Writer</w:t>
+        <w:t xml:space="preserve">LibreOffice Writer </w:t>
+      </w:r>
+      <w:r>
+        <w:rPr>
+          <w:cs/>
+        </w:rPr>
+        <w:t xml:space="preserve">และ </w:t>
+      </w:r>
+      <w:r>
+        <w:t xml:space="preserve">WPS Writer</w:t>
       </w:r>
     </w:p>
     <w:p>
@@ -1243,10 +1496,6 @@
         </w:numPr>
       </w:pPr>
       <w:r>
-        <w:rPr>
-          <w:cs/>
-          <w:lang w:val="en-US"/>
-        </w:rPr>
         <w:t xml:space="preserve">Google Docs</w:t>
       </w:r>
     </w:p>
@@ -1256,23 +1505,14 @@
         <w:ind w:left="720" w:hanging="360"/>
       </w:pPr>
       <w:r>
-        <w:rPr>
-          <w:cs/>
-          <w:lang w:val="en-US"/>
-        </w:rPr>
         <w:t xml:space="preserve">3.</w:t>
       </w:r>
       <w:r>
-        <w:rPr>
-          <w:cs/>
-          <w:lang w:val="en-US"/>
-        </w:rPr>
         <w:tab/>
       </w:r>
       <w:r>
         <w:rPr>
           <w:cs/>
-          <w:lang w:val="en-US"/>
         </w:rPr>
         <w:t xml:space="preserve">เพื่อเปรียบเทียบเวลาที่ใช้แก้ไขรูปแบบเอกสารก่อนและหลังใช้ระบบ</w:t>
       </w:r>
@@ -1282,11 +1522,13 @@
         <w:pStyle w:val="Heading2"/>
       </w:pPr>
       <w:r>
-        <w:rPr>
-          <w:cs/>
-          <w:lang w:val="en-US"/>
-        </w:rPr>
-        <w:t xml:space="preserve">1.3 ขอบเขตของการวิจัย</w:t>
+        <w:t xml:space="preserve">1.3 </w:t>
+      </w:r>
+      <w:r>
+        <w:rPr>
+          <w:cs/>
+        </w:rPr>
+        <w:t xml:space="preserve">ขอบเขตของการวิจัย</w:t>
       </w:r>
     </w:p>
     <w:p>
@@ -1294,11 +1536,13 @@
         <w:pStyle w:val="Heading3"/>
       </w:pPr>
       <w:r>
-        <w:rPr>
-          <w:cs/>
-          <w:lang w:val="en-US"/>
-        </w:rPr>
-        <w:t xml:space="preserve">1.3.1 ขอบเขตด้านเนื้อหา</w:t>
+        <w:t xml:space="preserve">1.3.1 </w:t>
+      </w:r>
+      <w:r>
+        <w:rPr>
+          <w:cs/>
+        </w:rPr>
+        <w:t xml:space="preserve">ขอบเขตด้านเนื้อหา</w:t>
       </w:r>
     </w:p>
     <w:p>
@@ -1306,7 +1550,6 @@
       <w:r>
         <w:rPr>
           <w:cs/>
-          <w:lang w:val="en-US"/>
         </w:rPr>
         <w:t xml:space="preserve">การวิจัยครั้งนี้ครอบคลุมองค์ประกอบของเอกสารที่พบบ่อยในงานเอกสารภาษาไทย ได้แก่</w:t>
       </w:r>
@@ -1322,7 +1565,6 @@
       <w:r>
         <w:rPr>
           <w:cs/>
-          <w:lang w:val="en-US"/>
         </w:rPr>
         <w:t xml:space="preserve">หัวข้อหลายระดับ ย่อหน้า และข้อความที่ยกมา</w:t>
       </w:r>
@@ -1338,7 +1580,6 @@
       <w:r>
         <w:rPr>
           <w:cs/>
-          <w:lang w:val="en-US"/>
         </w:rPr>
         <w:t xml:space="preserve">รายการแบบสัญลักษณ์และแบบลำดับเลข รวมถึงรายการซ้อนหลายชั้น</w:t>
       </w:r>
@@ -1354,7 +1595,6 @@
       <w:r>
         <w:rPr>
           <w:cs/>
-          <w:lang w:val="en-US"/>
         </w:rPr>
         <w:t xml:space="preserve">รายการชั้นที่สองที่มีข้อความยาวจนต้องตัดบรรทัดเพื่อทดสอบการเยื้องของบรรทัดถัดไปในรายการ</w:t>
       </w:r>
@@ -1370,7 +1610,6 @@
       <w:r>
         <w:rPr>
           <w:cs/>
-          <w:lang w:val="en-US"/>
         </w:rPr>
         <w:t xml:space="preserve">รายการชั้นที่สาม</w:t>
       </w:r>
@@ -1386,7 +1625,6 @@
       <w:r>
         <w:rPr>
           <w:cs/>
-          <w:lang w:val="en-US"/>
         </w:rPr>
         <w:t xml:space="preserve">ตาราง รูปภาพ เชิงอรรถ ลิงก์ และโค้ด</w:t>
       </w:r>
@@ -1396,11 +1634,13 @@
         <w:pStyle w:val="Heading3"/>
       </w:pPr>
       <w:r>
-        <w:rPr>
-          <w:cs/>
-          <w:lang w:val="en-US"/>
-        </w:rPr>
-        <w:t xml:space="preserve">1.3.2 ขอบเขตด้านเวลา</w:t>
+        <w:t xml:space="preserve">1.3.2 </w:t>
+      </w:r>
+      <w:r>
+        <w:rPr>
+          <w:cs/>
+        </w:rPr>
+        <w:t xml:space="preserve">ขอบเขตด้านเวลา</w:t>
       </w:r>
     </w:p>
     <w:p>
@@ -1408,9 +1648,35 @@
       <w:r>
         <w:rPr>
           <w:cs/>
-          <w:lang w:val="en-US"/>
-        </w:rPr>
-        <w:t xml:space="preserve">ระยะเวลาดำเนินการวิจัยตั้งแต่เดือนมิถุนายน 2568 ถึงเดือนพฤษภาคม 2569 รวม 12 เดือน โดยแบ่งงานเป็นขั้นตอนดังนี้</w:t>
+        </w:rPr>
+        <w:t xml:space="preserve">ระยะเวลาดำเนินการวิจัยตั้งแต่เดือนมิถุนายน </w:t>
+      </w:r>
+      <w:r>
+        <w:t xml:space="preserve">2568 </w:t>
+      </w:r>
+      <w:r>
+        <w:rPr>
+          <w:cs/>
+        </w:rPr>
+        <w:t xml:space="preserve">ถึงเดือนพฤษภาคม </w:t>
+      </w:r>
+      <w:r>
+        <w:t xml:space="preserve">2569 </w:t>
+      </w:r>
+      <w:r>
+        <w:rPr>
+          <w:cs/>
+        </w:rPr>
+        <w:t xml:space="preserve">รวม </w:t>
+      </w:r>
+      <w:r>
+        <w:t xml:space="preserve">12 </w:t>
+      </w:r>
+      <w:r>
+        <w:rPr>
+          <w:cs/>
+        </w:rPr>
+        <w:t xml:space="preserve">เดือน โดยแบ่งงานเป็นขั้นตอนดังนี้</w:t>
       </w:r>
     </w:p>
     <w:p>
@@ -1421,15 +1687,12 @@
       <w:r>
         <w:rPr>
           <w:rFonts w:ascii="Arial" w:hAnsi="Arial" w:cs="Arial"/>
-          <w:cs/>
-          <w:lang w:val="en-US"/>
         </w:rPr>
         <w:t xml:space="preserve">■ </w:t>
       </w:r>
       <w:r>
         <w:rPr>
           <w:cs/>
-          <w:lang w:val="en-US"/>
         </w:rPr>
         <w:t xml:space="preserve">ศึกษาข้อกำหนดของรูปแบบไฟล์และทบทวนวรรณกรรม</w:t>
       </w:r>
@@ -1442,15 +1705,12 @@
       <w:r>
         <w:rPr>
           <w:rFonts w:ascii="Arial" w:hAnsi="Arial" w:cs="Arial"/>
-          <w:cs/>
-          <w:lang w:val="en-US"/>
         </w:rPr>
         <w:t xml:space="preserve">■ </w:t>
       </w:r>
       <w:r>
         <w:rPr>
           <w:cs/>
-          <w:lang w:val="en-US"/>
         </w:rPr>
         <w:t xml:space="preserve">พัฒนาระบบและชุดทดสอบอัตโนมัติ</w:t>
       </w:r>
@@ -1463,15 +1723,12 @@
       <w:r>
         <w:rPr>
           <w:rFonts w:ascii="Arial" w:hAnsi="Arial" w:cs="Arial"/>
-          <w:cs/>
-          <w:lang w:val="en-US"/>
         </w:rPr>
         <w:t xml:space="preserve">□ </w:t>
       </w:r>
       <w:r>
         <w:rPr>
           <w:cs/>
-          <w:lang w:val="en-US"/>
         </w:rPr>
         <w:t xml:space="preserve">ทดสอบกับผู้ใช้งานจริงในหน่วยงานตัวอย่าง</w:t>
       </w:r>
@@ -1484,15 +1741,12 @@
       <w:r>
         <w:rPr>
           <w:rFonts w:ascii="Arial" w:hAnsi="Arial" w:cs="Arial"/>
-          <w:cs/>
-          <w:lang w:val="en-US"/>
         </w:rPr>
         <w:t xml:space="preserve">□ </w:t>
       </w:r>
       <w:r>
         <w:rPr>
           <w:cs/>
-          <w:lang w:val="en-US"/>
         </w:rPr>
         <w:t xml:space="preserve">เผยแพร่ผลการวิจัย</w:t>
       </w:r>
@@ -1502,11 +1756,13 @@
         <w:pStyle w:val="Heading2"/>
       </w:pPr>
       <w:r>
-        <w:rPr>
-          <w:cs/>
-          <w:lang w:val="en-US"/>
-        </w:rPr>
-        <w:t xml:space="preserve">1.4 ประโยชน์ที่คาดว่าจะได้รับ</w:t>
+        <w:t xml:space="preserve">1.4 </w:t>
+      </w:r>
+      <w:r>
+        <w:rPr>
+          <w:cs/>
+        </w:rPr>
+        <w:t xml:space="preserve">ประโยชน์ที่คาดว่าจะได้รับ</w:t>
       </w:r>
     </w:p>
     <w:p>
@@ -1519,14 +1775,19 @@
           <w:b/>
           <w:bCs/>
           <w:cs/>
-          <w:lang w:val="en-US"/>
-        </w:rPr>
-        <w:t xml:space="preserve">ตารางที่ 1-1</w:t>
-      </w:r>
-      <w:r>
-        <w:rPr>
-          <w:cs/>
-          <w:lang w:val="en-US"/>
+        </w:rPr>
+        <w:t xml:space="preserve">ตารางที่ </w:t>
+      </w:r>
+      <w:r>
+        <w:rPr>
+          <w:b/>
+          <w:bCs/>
+        </w:rPr>
+        <w:t xml:space="preserve">1-1</w:t>
+      </w:r>
+      <w:r>
+        <w:rPr>
+          <w:cs/>
         </w:rPr>
         <w:t xml:space="preserve"> ประโยชน์ที่คาดว่าจะได้รับจำแนกตามกลุ่มผู้ใช้</w:t>
       </w:r>
@@ -1570,7 +1831,6 @@
                 <w:b/>
                 <w:bCs/>
                 <w:cs/>
-                <w:lang w:val="en-US"/>
               </w:rPr>
               <w:t xml:space="preserve">กลุ่มผู้ใช้</w:t>
             </w:r>
@@ -1589,7 +1849,6 @@
                 <w:b/>
                 <w:bCs/>
                 <w:cs/>
-                <w:lang w:val="en-US"/>
               </w:rPr>
               <w:t xml:space="preserve">ประโยชน์ที่คาดว่าจะได้รับ</w:t>
             </w:r>
@@ -1609,7 +1868,6 @@
                 <w:b/>
                 <w:bCs/>
                 <w:cs/>
-                <w:lang w:val="en-US"/>
               </w:rPr>
               <w:t xml:space="preserve">ระดับ</w:t>
             </w:r>
@@ -1628,7 +1886,6 @@
             <w:r>
               <w:rPr>
                 <w:cs/>
-                <w:lang w:val="en-US"/>
               </w:rPr>
               <w:t xml:space="preserve">เจ้าหน้าที่ธุรการ</w:t>
             </w:r>
@@ -1645,7 +1902,6 @@
             <w:r>
               <w:rPr>
                 <w:cs/>
-                <w:lang w:val="en-US"/>
               </w:rPr>
               <w:t xml:space="preserve">ลดเวลาแก้ไขรูปแบบเอกสารหลังการแปลง และลดความผิดพลาดจากการพิมพ์ซ้ำ</w:t>
             </w:r>
@@ -1663,7 +1919,6 @@
             <w:r>
               <w:rPr>
                 <w:cs/>
-                <w:lang w:val="en-US"/>
               </w:rPr>
               <w:t xml:space="preserve">สูง</w:t>
             </w:r>
@@ -1682,7 +1937,6 @@
             <w:r>
               <w:rPr>
                 <w:cs/>
-                <w:lang w:val="en-US"/>
               </w:rPr>
               <w:t xml:space="preserve">นักวิจัยและนักศึกษา</w:t>
             </w:r>
@@ -1699,7 +1953,6 @@
             <w:r>
               <w:rPr>
                 <w:cs/>
-                <w:lang w:val="en-US"/>
               </w:rPr>
               <w:t xml:space="preserve">จัดทำรายงานและวิทยานิพนธ์ที่มีเลขบท ชื่อตาราง และสารบัญได้จากไฟล์ข้อความ</w:t>
             </w:r>
@@ -1717,7 +1970,6 @@
             <w:r>
               <w:rPr>
                 <w:cs/>
-                <w:lang w:val="en-US"/>
               </w:rPr>
               <w:t xml:space="preserve">สูง</w:t>
             </w:r>
@@ -1736,7 +1988,6 @@
             <w:r>
               <w:rPr>
                 <w:cs/>
-                <w:lang w:val="en-US"/>
               </w:rPr>
               <w:t xml:space="preserve">ผู้พัฒนาระบบ</w:t>
             </w:r>
@@ -1753,39 +2004,32 @@
             <w:r>
               <w:rPr>
                 <w:cs/>
-                <w:lang w:val="en-US"/>
               </w:rPr>
               <w:t xml:space="preserve">นำไปใช้ร่วมกับระบบสร้างเอกสารอัตโนมัติ</w:t>
             </w:r>
             <w:r>
+              <w:br/>
+            </w:r>
+            <w:r>
               <w:rPr>
                 <w:cs/>
-                <w:lang w:val="en-US"/>
-              </w:rPr>
-              <w:br/>
-            </w:r>
+              </w:rPr>
+              <w:t xml:space="preserve">โดยไม่ต้องติดตั้งไลบรารีเพิ่ม</w:t>
+            </w:r>
+          </w:p>
+        </w:tc>
+        <w:tc>
+          <w:tcPr>
+            <w:tcW w:w="2768" w:type="dxa"/>
+          </w:tcPr>
+          <w:p>
+            <w:pPr>
+              <w:spacing w:after="0"/>
+              <w:jc w:val="center"/>
+            </w:pPr>
             <w:r>
               <w:rPr>
                 <w:cs/>
-                <w:lang w:val="en-US"/>
-              </w:rPr>
-              <w:t xml:space="preserve">โดยไม่ต้องติดตั้งไลบรารีเพิ่ม</w:t>
-            </w:r>
-          </w:p>
-        </w:tc>
-        <w:tc>
-          <w:tcPr>
-            <w:tcW w:w="2768" w:type="dxa"/>
-          </w:tcPr>
-          <w:p>
-            <w:pPr>
-              <w:spacing w:after="0"/>
-              <w:jc w:val="center"/>
-            </w:pPr>
-            <w:r>
-              <w:rPr>
-                <w:cs/>
-                <w:lang w:val="en-US"/>
               </w:rPr>
               <w:t xml:space="preserve">ปานกลาง</w:t>
             </w:r>
@@ -1810,9 +2054,17 @@
       <w:r>
         <w:rPr>
           <w:cs/>
-          <w:lang w:val="en-US"/>
-        </w:rPr>
-        <w:t xml:space="preserve">บทที่ 2 ทฤษฎีและงานวิจัยที่เกี่ยวข้อง</w:t>
+        </w:rPr>
+        <w:t xml:space="preserve">บทที่ </w:t>
+      </w:r>
+      <w:r>
+        <w:t xml:space="preserve">2 </w:t>
+      </w:r>
+      <w:r>
+        <w:rPr>
+          <w:cs/>
+        </w:rPr>
+        <w:t xml:space="preserve">ทฤษฎีและงานวิจัยที่เกี่ยวข้อง</w:t>
       </w:r>
     </w:p>
     <w:p>
@@ -1820,11 +2072,13 @@
         <w:pStyle w:val="Heading2"/>
       </w:pPr>
       <w:r>
-        <w:rPr>
-          <w:cs/>
-          <w:lang w:val="en-US"/>
-        </w:rPr>
-        <w:t xml:space="preserve">2.1 ลักษณะของอักษรไทยในเอกสารดิจิทัล</w:t>
+        <w:t xml:space="preserve">2.1 </w:t>
+      </w:r>
+      <w:r>
+        <w:rPr>
+          <w:cs/>
+        </w:rPr>
+        <w:t xml:space="preserve">ลักษณะของอักษรไทยในเอกสารดิจิทัล</w:t>
       </w:r>
     </w:p>
     <w:p>
@@ -1832,9 +2086,26 @@
       <w:r>
         <w:rPr>
           <w:cs/>
-          <w:lang w:val="en-US"/>
-        </w:rPr>
-        <w:t xml:space="preserve">อักษรไทยเป็นระบบการเขียนแบบอักษรสระประกอบ ซึ่งสระและวรรณยุกต์อาจวางอยู่ด้านบน ด้านล่าง ด้านหน้า หรือด้านหลังของพยัญชนะ และภาษาไทยไม่เว้นวรรคระหว่างคำ แต่เว้นวรรคระหว่างวลีหรือประโยค โปรแกรมประมวลผลคำจึงต้องอาศัยพจนานุกรมในการหาตำแหน่งตัดบรรทัด ในรูปแบบไฟล์ Office Open XML ข้อความภาษาไทยจัดเป็นข้อความกลุ่ม complex script ซึ่งมีคุณสมบัติฟอนต์ ขนาด ตัวหนา และตัวเอียง แยกจากข้อความละติน หากกำหนดเฉพาะคุณสมบัติฝั่งละติน ข้อความไทยจะใช้ค่าตั้งต้นของโปรแกรมแทน ซึ่งมักเป็นฟอนต์และขนาดที่ไม่ตรงกับที่ผู้เขียนต้องการ ปัญหานี้อธิบายได้ว่าทำไมเอกสารบางฉบับจึงแสดงตัวหนาได้ในภาษาอังกฤษ แต่ไม่แสดงในภาษาไทย</w:t>
+        </w:rPr>
+        <w:t xml:space="preserve">อักษรไทยเป็นระบบการเขียนแบบอักษรสระประกอบ ซึ่งสระและวรรณยุกต์อาจวางอยู่ด้านบน ด้านล่าง ด้านหน้า หรือด้านหลังของพยัญชนะ และภาษาไทยไม่เว้นวรรคระหว่างคำ แต่เว้นวรรคระหว่างวลีหรือประโยค โปรแกรมประมวลผลคำจึงต้องอาศัยพจนานุกรมในการหาตำแหน่งตัดบรรทัด ในรูปแบบไฟล์ </w:t>
+      </w:r>
+      <w:r>
+        <w:t xml:space="preserve">Office Open XML </w:t>
+      </w:r>
+      <w:r>
+        <w:rPr>
+          <w:cs/>
+        </w:rPr>
+        <w:t xml:space="preserve">ข้อความภาษาไทยจัดเป็นข้อความกลุ่ม </w:t>
+      </w:r>
+      <w:r>
+        <w:t xml:space="preserve">complex script </w:t>
+      </w:r>
+      <w:r>
+        <w:rPr>
+          <w:cs/>
+        </w:rPr>
+        <w:t xml:space="preserve">ซึ่งมีคุณสมบัติฟอนต์ ขนาด ตัวหนา และตัวเอียง แยกจากข้อความละติน หากกำหนดเฉพาะคุณสมบัติฝั่งละติน ข้อความไทยจะใช้ค่าตั้งต้นของโปรแกรมแทน ซึ่งมักเป็นฟอนต์และขนาดที่ไม่ตรงกับที่ผู้เขียนต้องการ ปัญหานี้อธิบายได้ว่าทำไมเอกสารบางฉบับจึงแสดงตัวหนาได้ในภาษาอังกฤษ แต่ไม่แสดงในภาษาไทย</w:t>
       </w:r>
     </w:p>
     <w:p>
@@ -1842,11 +2113,16 @@
         <w:pStyle w:val="Quote"/>
       </w:pPr>
       <w:r>
-        <w:rPr>
-          <w:cs/>
-          <w:lang w:val="en-US"/>
-        </w:rPr>
-        <w:t xml:space="preserve">"ข้อความภาษาไทยที่ถูกกำหนดเป็นภาษาอื่น จะถูกตรวจคำสะกดและตัดบรรทัดตามกฎของภาษานั้นผลที่ผู้อ่านเห็นจึงเป็นเอกสารที่ดูผิดทั้งที่เนื้อหาถูกต้องทุกตัวอักษร"</w:t>
+        <w:t xml:space="preserve">"</w:t>
+      </w:r>
+      <w:r>
+        <w:rPr>
+          <w:cs/>
+        </w:rPr>
+        <w:t xml:space="preserve">ข้อความภาษาไทยที่ถูกกำหนดเป็นภาษาอื่น จะถูกตรวจคำสะกดและตัดบรรทัดตามกฎของภาษานั้นผลที่ผู้อ่านเห็นจึงเป็นเอกสารที่ดูผิดทั้งที่เนื้อหาถูกต้องทุกตัวอักษร</w:t>
+      </w:r>
+      <w:r>
+        <w:t xml:space="preserve">"</w:t>
       </w:r>
     </w:p>
     <w:p>
@@ -1854,9 +2130,17 @@
       <w:r>
         <w:rPr>
           <w:cs/>
-          <w:lang w:val="en-US"/>
-        </w:rPr>
-        <w:t xml:space="preserve">การตัดบรรทัดภาษาไทยในโปรแกรม Word ขึ้นอยู่กับภาษาที่กำหนดให้ข้อความ เมื่อข้อความถูกกำหนดเป็นภาษาไทย โปรแกรมจะใช้พจนานุกรมภาษาไทยหาขอบเขตของคำ และตัดบรรทัดระหว่างคำได้อย่างเป็นธรรมชาติ แต่เมื่อข้อความถูกกำหนดเป็นภาษาอังกฤษ โปรแกรมจะมองข้อความไทยทั้งประโยคเป็นคำเดียวที่ยาวมาก และตัดบรรทัดได้เฉพาะตำแหน่งที่มีช่องว่าง ผลที่ได้คือบรรทัดยาวไม่เท่ากันและมีช่องว่างขนาดใหญ่ท้ายบรรทัด โดยเฉพาะเมื่อจัดข้อความแบบกระจายหรือชิดขอบทั้งสองด้าน</w:t>
+        </w:rPr>
+        <w:t xml:space="preserve">การตัดบรรทัดภาษาไทยในโปรแกรม </w:t>
+      </w:r>
+      <w:r>
+        <w:t xml:space="preserve">Word </w:t>
+      </w:r>
+      <w:r>
+        <w:rPr>
+          <w:cs/>
+        </w:rPr>
+        <w:t xml:space="preserve">ขึ้นอยู่กับภาษาที่กำหนดให้ข้อความ เมื่อข้อความถูกกำหนดเป็นภาษาไทย โปรแกรมจะใช้พจนานุกรมภาษาไทยหาขอบเขตของคำ และตัดบรรทัดระหว่างคำได้อย่างเป็นธรรมชาติ แต่เมื่อข้อความถูกกำหนดเป็นภาษาอังกฤษ โปรแกรมจะมองข้อความไทยทั้งประโยคเป็นคำเดียวที่ยาวมาก และตัดบรรทัดได้เฉพาะตำแหน่งที่มีช่องว่าง ผลที่ได้คือบรรทัดยาวไม่เท่ากันและมีช่องว่างขนาดใหญ่ท้ายบรรทัด โดยเฉพาะเมื่อจัดข้อความแบบกระจายหรือชิดขอบทั้งสองด้าน</w:t>
       </w:r>
     </w:p>
     <w:p>
@@ -1869,16 +2153,24 @@
           <w:b/>
           <w:bCs/>
           <w:cs/>
-          <w:lang w:val="en-US"/>
-        </w:rPr>
-        <w:t xml:space="preserve">ตารางที่ 2-1</w:t>
-      </w:r>
-      <w:r>
-        <w:rPr>
-          <w:cs/>
-          <w:lang w:val="en-US"/>
-        </w:rPr>
-        <w:t xml:space="preserve"> เปรียบเทียบคุณสมบัติข้อความละตินและข้อความ complex script</w:t>
+        </w:rPr>
+        <w:t xml:space="preserve">ตารางที่ </w:t>
+      </w:r>
+      <w:r>
+        <w:rPr>
+          <w:b/>
+          <w:bCs/>
+        </w:rPr>
+        <w:t xml:space="preserve">2-1</w:t>
+      </w:r>
+      <w:r>
+        <w:rPr>
+          <w:cs/>
+        </w:rPr>
+        <w:t xml:space="preserve"> เปรียบเทียบคุณสมบัติข้อความละตินและข้อความ </w:t>
+      </w:r>
+      <w:r>
+        <w:t xml:space="preserve">complex script</w:t>
       </w:r>
     </w:p>
     <w:tbl>
@@ -1920,7 +2212,6 @@
                 <w:b/>
                 <w:bCs/>
                 <w:cs/>
-                <w:lang w:val="en-US"/>
               </w:rPr>
               <w:t xml:space="preserve">คุณสมบัติ</w:t>
             </w:r>
@@ -1940,7 +2231,6 @@
                 <w:b/>
                 <w:bCs/>
                 <w:cs/>
-                <w:lang w:val="en-US"/>
               </w:rPr>
               <w:t xml:space="preserve">ข้อความละติน</w:t>
             </w:r>
@@ -1960,9 +2250,15 @@
                 <w:b/>
                 <w:bCs/>
                 <w:cs/>
-                <w:lang w:val="en-US"/>
-              </w:rPr>
-              <w:t xml:space="preserve">ข้อความ complex script</w:t>
+              </w:rPr>
+              <w:t xml:space="preserve">ข้อความ </w:t>
+            </w:r>
+            <w:r>
+              <w:rPr>
+                <w:b/>
+                <w:bCs/>
+              </w:rPr>
+              <w:t xml:space="preserve">complex script</w:t>
             </w:r>
           </w:p>
         </w:tc>
@@ -1979,7 +2275,6 @@
             <w:r>
               <w:rPr>
                 <w:cs/>
-                <w:lang w:val="en-US"/>
               </w:rPr>
               <w:t xml:space="preserve">ฟอนต์</w:t>
             </w:r>
@@ -1997,8 +2292,6 @@
             <w:r>
               <w:rPr>
                 <w:rFonts w:ascii="Consolas" w:hAnsi="Consolas" w:cs="TH Sarabun New"/>
-                <w:cs/>
-                <w:lang w:val="en-US"/>
               </w:rPr>
               <w:t xml:space="preserve">w:ascii</w:t>
             </w:r>
@@ -2016,8 +2309,6 @@
             <w:r>
               <w:rPr>
                 <w:rFonts w:ascii="Consolas" w:hAnsi="Consolas" w:cs="TH Sarabun New"/>
-                <w:cs/>
-                <w:lang w:val="en-US"/>
               </w:rPr>
               <w:t xml:space="preserve">w:cs</w:t>
             </w:r>
@@ -2036,7 +2327,6 @@
             <w:r>
               <w:rPr>
                 <w:cs/>
-                <w:lang w:val="en-US"/>
               </w:rPr>
               <w:t xml:space="preserve">ขนาด</w:t>
             </w:r>
@@ -2054,8 +2344,6 @@
             <w:r>
               <w:rPr>
                 <w:rFonts w:ascii="Consolas" w:hAnsi="Consolas" w:cs="TH Sarabun New"/>
-                <w:cs/>
-                <w:lang w:val="en-US"/>
               </w:rPr>
               <w:t xml:space="preserve">w:sz</w:t>
             </w:r>
@@ -2073,8 +2361,6 @@
             <w:r>
               <w:rPr>
                 <w:rFonts w:ascii="Consolas" w:hAnsi="Consolas" w:cs="TH Sarabun New"/>
-                <w:cs/>
-                <w:lang w:val="en-US"/>
               </w:rPr>
               <w:t xml:space="preserve">w:szCs</w:t>
             </w:r>
@@ -2093,7 +2379,6 @@
             <w:r>
               <w:rPr>
                 <w:cs/>
-                <w:lang w:val="en-US"/>
               </w:rPr>
               <w:t xml:space="preserve">ตัวหนา</w:t>
             </w:r>
@@ -2111,8 +2396,6 @@
             <w:r>
               <w:rPr>
                 <w:rFonts w:ascii="Consolas" w:hAnsi="Consolas" w:cs="TH Sarabun New"/>
-                <w:cs/>
-                <w:lang w:val="en-US"/>
               </w:rPr>
               <w:t xml:space="preserve">w:b</w:t>
             </w:r>
@@ -2130,8 +2413,6 @@
             <w:r>
               <w:rPr>
                 <w:rFonts w:ascii="Consolas" w:hAnsi="Consolas" w:cs="TH Sarabun New"/>
-                <w:cs/>
-                <w:lang w:val="en-US"/>
               </w:rPr>
               <w:t xml:space="preserve">w:bCs</w:t>
             </w:r>
@@ -2150,7 +2431,6 @@
             <w:r>
               <w:rPr>
                 <w:cs/>
-                <w:lang w:val="en-US"/>
               </w:rPr>
               <w:t xml:space="preserve">ตัวเอียง</w:t>
             </w:r>
@@ -2168,8 +2448,6 @@
             <w:r>
               <w:rPr>
                 <w:rFonts w:ascii="Consolas" w:hAnsi="Consolas" w:cs="TH Sarabun New"/>
-                <w:cs/>
-                <w:lang w:val="en-US"/>
               </w:rPr>
               <w:t xml:space="preserve">w:i</w:t>
             </w:r>
@@ -2187,8 +2465,6 @@
             <w:r>
               <w:rPr>
                 <w:rFonts w:ascii="Consolas" w:hAnsi="Consolas" w:cs="TH Sarabun New"/>
-                <w:cs/>
-                <w:lang w:val="en-US"/>
               </w:rPr>
               <w:t xml:space="preserve">w:iCs</w:t>
             </w:r>
@@ -2204,10 +2480,6 @@
         <w:keepNext/>
       </w:pPr>
       <w:r>
-        <w:rPr>
-          <w:cs/>
-          <w:lang w:val="en-US"/>
-        </w:rPr>
         <w:drawing>
           <wp:inline distT="0" distB="0" distL="0" distR="0">
             <wp:extent cx="5274310" cy="2812965"/>
@@ -2251,14 +2523,19 @@
           <w:b/>
           <w:bCs/>
           <w:cs/>
-          <w:lang w:val="en-US"/>
-        </w:rPr>
-        <w:t xml:space="preserve">รูปที่ 2-1</w:t>
-      </w:r>
-      <w:r>
-        <w:rPr>
-          <w:cs/>
-          <w:lang w:val="en-US"/>
+        </w:rPr>
+        <w:t xml:space="preserve">รูปที่ </w:t>
+      </w:r>
+      <w:r>
+        <w:rPr>
+          <w:b/>
+          <w:bCs/>
+        </w:rPr>
+        <w:t xml:space="preserve">2-1</w:t>
+      </w:r>
+      <w:r>
+        <w:rPr>
+          <w:cs/>
         </w:rPr>
         <w:t xml:space="preserve"> อัตราการแสดงผลถูกต้องจำแนกตามประเภทเอกสาร</w:t>
       </w:r>
@@ -2268,11 +2545,16 @@
         <w:pStyle w:val="Heading2"/>
       </w:pPr>
       <w:r>
-        <w:rPr>
-          <w:cs/>
-          <w:lang w:val="en-US"/>
-        </w:rPr>
-        <w:t xml:space="preserve">2.2 รูปแบบไฟล์ Office Open XML</w:t>
+        <w:t xml:space="preserve">2.2 </w:t>
+      </w:r>
+      <w:r>
+        <w:rPr>
+          <w:cs/>
+        </w:rPr>
+        <w:t xml:space="preserve">รูปแบบไฟล์ </w:t>
+      </w:r>
+      <w:r>
+        <w:t xml:space="preserve">Office Open XML</w:t>
       </w:r>
     </w:p>
     <w:p>
@@ -2280,22 +2562,45 @@
       <w:r>
         <w:rPr>
           <w:cs/>
-          <w:lang w:val="en-US"/>
-        </w:rPr>
-        <w:t xml:space="preserve">ไฟล์ .docx เป็นไฟล์ zip ที่บรรจุเอกสาร XML หลายส่วน ส่วนที่สำคัญที่สุดคือ </w:t>
+        </w:rPr>
+        <w:t xml:space="preserve">ไฟล์ </w:t>
+      </w:r>
+      <w:r>
+        <w:t xml:space="preserve">.docx </w:t>
+      </w:r>
+      <w:r>
+        <w:rPr>
+          <w:cs/>
+        </w:rPr>
+        <w:t xml:space="preserve">เป็นไฟล์ </w:t>
+      </w:r>
+      <w:r>
+        <w:t xml:space="preserve">zip </w:t>
+      </w:r>
+      <w:r>
+        <w:rPr>
+          <w:cs/>
+        </w:rPr>
+        <w:t xml:space="preserve">ที่บรรจุเอกสาร </w:t>
+      </w:r>
+      <w:r>
+        <w:t xml:space="preserve">XML </w:t>
+      </w:r>
+      <w:r>
+        <w:rPr>
+          <w:cs/>
+        </w:rPr>
+        <w:t xml:space="preserve">หลายส่วน ส่วนที่สำคัญที่สุดคือ </w:t>
       </w:r>
       <w:r>
         <w:rPr>
           <w:rFonts w:ascii="Consolas" w:hAnsi="Consolas" w:cs="TH Sarabun New"/>
-          <w:cs/>
-          <w:lang w:val="en-US"/>
         </w:rPr>
         <w:t xml:space="preserve">word/document.xml</w:t>
       </w:r>
       <w:r>
         <w:rPr>
           <w:cs/>
-          <w:lang w:val="en-US"/>
         </w:rPr>
         <w:t xml:space="preserve"> ซึ่งเก็บเนื้อหาของเอกสาร ตัวอย่างข้อความไทยหนึ่งช่วงที่กำหนดคุณสมบัติครบถ้วนมีลักษณะดังนี้</w:t>
       </w:r>
@@ -2305,10 +2610,6 @@
         <w:pStyle w:val="CodeBlock"/>
       </w:pPr>
       <w:r>
-        <w:rPr>
-          <w:cs/>
-          <w:lang w:val="en-US"/>
-        </w:rPr>
         <w:t xml:space="preserve">&lt;w:r&gt;</w:t>
       </w:r>
     </w:p>
@@ -2317,10 +2618,6 @@
         <w:pStyle w:val="CodeBlock"/>
       </w:pPr>
       <w:r>
-        <w:rPr>
-          <w:cs/>
-          <w:lang w:val="en-US"/>
-        </w:rPr>
         <w:t xml:space="preserve">  &lt;w:rPr&gt;&lt;w:b/&gt;&lt;w:bCs/&gt;&lt;w:cs/&gt;&lt;w:lang w:val="en-US" w:bidi="th-TH"/&gt;&lt;/w:rPr&gt;</w:t>
       </w:r>
     </w:p>
@@ -2329,11 +2626,16 @@
         <w:pStyle w:val="CodeBlock"/>
       </w:pPr>
       <w:r>
-        <w:rPr>
-          <w:cs/>
-          <w:lang w:val="en-US"/>
-        </w:rPr>
-        <w:t xml:space="preserve">  &lt;w:t&gt;ข้อความภาษาไทย&lt;/w:t&gt;</w:t>
+        <w:t xml:space="preserve">  &lt;w:t&gt;</w:t>
+      </w:r>
+      <w:r>
+        <w:rPr>
+          <w:cs/>
+        </w:rPr>
+        <w:t xml:space="preserve">ข้อความภาษาไทย</w:t>
+      </w:r>
+      <w:r>
+        <w:t xml:space="preserve">&lt;/w:t&gt;</w:t>
       </w:r>
     </w:p>
     <w:p>
@@ -2341,10 +2643,6 @@
         <w:pStyle w:val="CodeBlock"/>
       </w:pPr>
       <w:r>
-        <w:rPr>
-          <w:cs/>
-          <w:lang w:val="en-US"/>
-        </w:rPr>
         <w:t xml:space="preserve">&lt;/w:r&gt;</w:t>
       </w:r>
     </w:p>
@@ -2353,11 +2651,13 @@
         <w:pStyle w:val="Heading2"/>
       </w:pPr>
       <w:r>
-        <w:rPr>
-          <w:cs/>
-          <w:lang w:val="en-US"/>
-        </w:rPr>
-        <w:t xml:space="preserve">2.3 งานวิจัยที่เกี่ยวข้อง</w:t>
+        <w:t xml:space="preserve">2.3 </w:t>
+      </w:r>
+      <w:r>
+        <w:rPr>
+          <w:cs/>
+        </w:rPr>
+        <w:t xml:space="preserve">งานวิจัยที่เกี่ยวข้อง</w:t>
       </w:r>
     </w:p>
     <w:p>
@@ -2372,7 +2672,6 @@
       <w:r>
         <w:rPr>
           <w:cs/>
-          <w:lang w:val="en-US"/>
         </w:rPr>
         <w:t xml:space="preserve">งานวิจัยที่ผ่านมาเกี่ยวกับการสร้างเอกสารอัตโนมัติส่วนใหญ่มุ่งเน้นภาษาอังกฤษ งานที่ศึกษาภาษาไทยโดยตรงยังมีจำนวนน้อย และมักแก้ปัญหาการตัดคำด้วยการแทรกอักขระที่มองไม่เห็น ซึ่งทำให้เนื้อหาของเอกสารเปลี่ยนไปจากต้นฉบับ งานวิจัยนี้เลือกแนวทางที่ต่างออกไป คือกำหนดคุณสมบัติภาษาให้ถูกต้องแล้วปล่อยให้โปรแกรมตัดคำด้วยพจนานุกรมของตนเอง</w:t>
       </w:r>
@@ -2384,9 +2683,17 @@
       <w:r>
         <w:rPr>
           <w:cs/>
-          <w:lang w:val="en-US"/>
-        </w:rPr>
-        <w:t xml:space="preserve">บทที่ 3 วิธีดำเนินการวิจัย</w:t>
+        </w:rPr>
+        <w:t xml:space="preserve">บทที่ </w:t>
+      </w:r>
+      <w:r>
+        <w:t xml:space="preserve">3 </w:t>
+      </w:r>
+      <w:r>
+        <w:rPr>
+          <w:cs/>
+        </w:rPr>
+        <w:t xml:space="preserve">วิธีดำเนินการวิจัย</w:t>
       </w:r>
     </w:p>
     <w:p>
@@ -2394,11 +2701,13 @@
         <w:pStyle w:val="Heading2"/>
       </w:pPr>
       <w:r>
-        <w:rPr>
-          <w:cs/>
-          <w:lang w:val="en-US"/>
-        </w:rPr>
-        <w:t xml:space="preserve">3.1 ประชากรและกลุ่มตัวอย่าง</w:t>
+        <w:t xml:space="preserve">3.1 </w:t>
+      </w:r>
+      <w:r>
+        <w:rPr>
+          <w:cs/>
+        </w:rPr>
+        <w:t xml:space="preserve">ประชากรและกลุ่มตัวอย่าง</w:t>
       </w:r>
     </w:p>
     <w:p>
@@ -2406,9 +2715,29 @@
       <w:r>
         <w:rPr>
           <w:cs/>
-          <w:lang w:val="en-US"/>
-        </w:rPr>
-        <w:t xml:space="preserve">ประชากรในการวิจัยครั้งนี้คือเอกสารภาษาไทยที่หน่วยงานตัวอย่างจัดทำขึ้นในปีงบประมาณ 2568 ผู้วิจัยสร้างเอกสารสังเคราะห์ ที่มีโครงสร้างเลียนแบบเอกสารจริง โดยไม่ใช้ข้อมูลส่วนบุคคลหรือข้อมูลของหน่วยงานใด ๆ เอกสารแต่ละฉบับประกอบด้วยหัวข้อหลายระดับ ย่อหน้ายาว รายการลำดับเลข ตาราง รูปภาพ เชิงอรรถ และลิงก์ เพื่อให้ครอบคลุมองค์ประกอบที่พบในเอกสารจริงมากที่สุด จากนั้นสุ่มแบ่งเอกสารออกเป็นกลุ่มพัฒนาและกลุ่มทดสอบในอัตราส่วน 70 ต่อ 30</w:t>
+        </w:rPr>
+        <w:t xml:space="preserve">ประชากรในการวิจัยครั้งนี้คือเอกสารภาษาไทยที่หน่วยงานตัวอย่างจัดทำขึ้นในปีงบประมาณ </w:t>
+      </w:r>
+      <w:r>
+        <w:t xml:space="preserve">2568 </w:t>
+      </w:r>
+      <w:r>
+        <w:rPr>
+          <w:cs/>
+        </w:rPr>
+        <w:t xml:space="preserve">ผู้วิจัยสร้างเอกสารสังเคราะห์ ที่มีโครงสร้างเลียนแบบเอกสารจริง โดยไม่ใช้ข้อมูลส่วนบุคคลหรือข้อมูลของหน่วยงานใด ๆ เอกสารแต่ละฉบับประกอบด้วยหัวข้อหลายระดับ ย่อหน้ายาว รายการลำดับเลข ตาราง รูปภาพ เชิงอรรถ และลิงก์ เพื่อให้ครอบคลุมองค์ประกอบที่พบในเอกสารจริงมากที่สุด จากนั้นสุ่มแบ่งเอกสารออกเป็นกลุ่มพัฒนาและกลุ่มทดสอบในอัตราส่วน </w:t>
+      </w:r>
+      <w:r>
+        <w:t xml:space="preserve">70 </w:t>
+      </w:r>
+      <w:r>
+        <w:rPr>
+          <w:cs/>
+        </w:rPr>
+        <w:t xml:space="preserve">ต่อ </w:t>
+      </w:r>
+      <w:r>
+        <w:t xml:space="preserve">30</w:t>
       </w:r>
     </w:p>
     <w:p>
@@ -2416,11 +2745,13 @@
         <w:pStyle w:val="Heading2"/>
       </w:pPr>
       <w:r>
-        <w:rPr>
-          <w:cs/>
-          <w:lang w:val="en-US"/>
-        </w:rPr>
-        <w:t xml:space="preserve">3.2 เครื่องมือที่ใช้ในการวิจัย</w:t>
+        <w:t xml:space="preserve">3.2 </w:t>
+      </w:r>
+      <w:r>
+        <w:rPr>
+          <w:cs/>
+        </w:rPr>
+        <w:t xml:space="preserve">เครื่องมือที่ใช้ในการวิจัย</w:t>
       </w:r>
     </w:p>
     <w:p>
@@ -2428,7 +2759,6 @@
       <w:r>
         <w:rPr>
           <w:cs/>
-          <w:lang w:val="en-US"/>
         </w:rPr>
         <w:t xml:space="preserve">เครื่องมือที่ใช้ประกอบด้วยระบบสร้างเอกสาร ชุดทดสอบอัตโนมัติ และแบบประเมินการแสดงผล ขั้นตอนการทำงานของระบบแสดงดังภาพต่อไปนี้</w:t>
       </w:r>
@@ -2438,10 +2768,6 @@
         <w:keepNext/>
       </w:pPr>
       <w:r>
-        <w:rPr>
-          <w:cs/>
-          <w:lang w:val="en-US"/>
-        </w:rPr>
         <w:drawing>
           <wp:inline distT="0" distB="0" distL="0" distR="0">
             <wp:extent cx="5274310" cy="2285534"/>
@@ -2485,14 +2811,19 @@
           <w:b/>
           <w:bCs/>
           <w:cs/>
-          <w:lang w:val="en-US"/>
-        </w:rPr>
-        <w:t xml:space="preserve">รูปที่ 3-1</w:t>
-      </w:r>
-      <w:r>
-        <w:rPr>
-          <w:cs/>
-          <w:lang w:val="en-US"/>
+        </w:rPr>
+        <w:t xml:space="preserve">รูปที่ </w:t>
+      </w:r>
+      <w:r>
+        <w:rPr>
+          <w:b/>
+          <w:bCs/>
+        </w:rPr>
+        <w:t xml:space="preserve">3-1</w:t>
+      </w:r>
+      <w:r>
+        <w:rPr>
+          <w:cs/>
         </w:rPr>
         <w:t xml:space="preserve"> ขั้นตอนการทำงานของระบบสร้างเอกสาร</w:t>
       </w:r>
@@ -2502,11 +2833,13 @@
         <w:pStyle w:val="Heading2"/>
       </w:pPr>
       <w:r>
-        <w:rPr>
-          <w:cs/>
-          <w:lang w:val="en-US"/>
-        </w:rPr>
-        <w:t xml:space="preserve">3.3 การเก็บรวบรวมข้อมูล</w:t>
+        <w:t xml:space="preserve">3.3 </w:t>
+      </w:r>
+      <w:r>
+        <w:rPr>
+          <w:cs/>
+        </w:rPr>
+        <w:t xml:space="preserve">การเก็บรวบรวมข้อมูล</w:t>
       </w:r>
     </w:p>
     <w:p>
@@ -2515,25 +2848,25 @@
         <w:ind w:left="720" w:hanging="360"/>
       </w:pPr>
       <w:r>
-        <w:rPr>
-          <w:cs/>
-          <w:lang w:val="en-US"/>
-        </w:rPr>
         <w:t xml:space="preserve">1.</w:t>
       </w:r>
       <w:r>
-        <w:rPr>
-          <w:cs/>
-          <w:lang w:val="en-US"/>
-        </w:rPr>
         <w:tab/>
       </w:r>
       <w:r>
         <w:rPr>
           <w:cs/>
-          <w:lang w:val="en-US"/>
-        </w:rPr>
-        <w:t xml:space="preserve">สร้างเอกสารจากไฟล์ Markdown ทุกฉบับด้วยทั้งสองภาษาโปรแกรม และเทียบไฟล์ผลลัพธ์ทีละไบต์</w:t>
+        </w:rPr>
+        <w:t xml:space="preserve">สร้างเอกสารจากไฟล์ </w:t>
+      </w:r>
+      <w:r>
+        <w:t xml:space="preserve">Markdown </w:t>
+      </w:r>
+      <w:r>
+        <w:rPr>
+          <w:cs/>
+        </w:rPr>
+        <w:t xml:space="preserve">ทุกฉบับด้วยทั้งสองภาษาโปรแกรม และเทียบไฟล์ผลลัพธ์ทีละไบต์</w:t>
       </w:r>
     </w:p>
     <w:p>
@@ -2542,23 +2875,14 @@
         <w:ind w:left="720" w:hanging="360"/>
       </w:pPr>
       <w:r>
-        <w:rPr>
-          <w:cs/>
-          <w:lang w:val="en-US"/>
-        </w:rPr>
         <w:t xml:space="preserve">2.</w:t>
       </w:r>
       <w:r>
-        <w:rPr>
-          <w:cs/>
-          <w:lang w:val="en-US"/>
-        </w:rPr>
         <w:tab/>
       </w:r>
       <w:r>
         <w:rPr>
           <w:cs/>
-          <w:lang w:val="en-US"/>
         </w:rPr>
         <w:t xml:space="preserve">เปิดเอกสารในโปรแกรมสำนักงานแต่ละโปรแกรม แล้วบันทึกผลตามแบบประเมิน</w:t>
       </w:r>
@@ -2575,23 +2899,14 @@
         </w:sectPr>
       </w:pPr>
       <w:r>
-        <w:rPr>
-          <w:cs/>
-          <w:lang w:val="en-US"/>
-        </w:rPr>
         <w:t xml:space="preserve">3.</w:t>
       </w:r>
       <w:r>
-        <w:rPr>
-          <w:cs/>
-          <w:lang w:val="en-US"/>
-        </w:rPr>
         <w:tab/>
       </w:r>
       <w:r>
         <w:rPr>
           <w:cs/>
-          <w:lang w:val="en-US"/>
         </w:rPr>
         <w:t xml:space="preserve">บันทึกภาพหน้าจอของทุกรายการที่ไม่ผ่าน พร้อมรุ่นของโปรแกรมที่ใช้</w:t>
       </w:r>
@@ -2603,9 +2918,17 @@
       <w:r>
         <w:rPr>
           <w:cs/>
-          <w:lang w:val="en-US"/>
-        </w:rPr>
-        <w:t xml:space="preserve">บทที่ 4 ผลการวิจัย</w:t>
+        </w:rPr>
+        <w:t xml:space="preserve">บทที่ </w:t>
+      </w:r>
+      <w:r>
+        <w:t xml:space="preserve">4 </w:t>
+      </w:r>
+      <w:r>
+        <w:rPr>
+          <w:cs/>
+        </w:rPr>
+        <w:t xml:space="preserve">ผลการวิจัย</w:t>
       </w:r>
     </w:p>
     <w:p>
@@ -2613,9 +2936,26 @@
       <w:r>
         <w:rPr>
           <w:cs/>
-          <w:lang w:val="en-US"/>
-        </w:rPr>
-        <w:t xml:space="preserve">ผลการทดสอบเอกสารทั้ง 120 ฉบับในโปรแกรมสำนักงาน 5 โปรแกรม แสดงในตารางต่อไปนี้ โดยแต่ละแถวคือรายการตรวจหนึ่งรายการ คอลัมน์ผ่านและไม่ผ่านนับเป็นจำนวนเอกสาร ตารางนี้มีความยาวหลายหน้า จึงใช้ทดสอบการแสดงแถวหัวตารางซ้ำทุกหน้าด้วย ผลโดยรวมพบว่ารายการที่เกี่ยวกับภาษาไทยโดยตรงผ่านเกือบทั้งหมด ส่วนรายการที่ไม่ผ่านเกิดกับโปรแกรมที่ไม่รองรับรูปแบบบางอย่าง เช่น การจัดข้อความแบบกระจายแบบไทย และการอัปเดตสารบัญอัตโนมัติ</w:t>
+        </w:rPr>
+        <w:t xml:space="preserve">ผลการทดสอบเอกสารทั้ง </w:t>
+      </w:r>
+      <w:r>
+        <w:t xml:space="preserve">120 </w:t>
+      </w:r>
+      <w:r>
+        <w:rPr>
+          <w:cs/>
+        </w:rPr>
+        <w:t xml:space="preserve">ฉบับในโปรแกรมสำนักงาน </w:t>
+      </w:r>
+      <w:r>
+        <w:t xml:space="preserve">5 </w:t>
+      </w:r>
+      <w:r>
+        <w:rPr>
+          <w:cs/>
+        </w:rPr>
+        <w:t xml:space="preserve">โปรแกรม แสดงในตารางต่อไปนี้ โดยแต่ละแถวคือรายการตรวจหนึ่งรายการ คอลัมน์ผ่านและไม่ผ่านนับเป็นจำนวนเอกสาร ตารางนี้มีความยาวหลายหน้า จึงใช้ทดสอบการแสดงแถวหัวตารางซ้ำทุกหน้าด้วย ผลโดยรวมพบว่ารายการที่เกี่ยวกับภาษาไทยโดยตรงผ่านเกือบทั้งหมด ส่วนรายการที่ไม่ผ่านเกิดกับโปรแกรมที่ไม่รองรับรูปแบบบางอย่าง เช่น การจัดข้อความแบบกระจายแบบไทย และการอัปเดตสารบัญอัตโนมัติ</w:t>
       </w:r>
     </w:p>
     <w:p>
@@ -2628,14 +2968,19 @@
           <w:b/>
           <w:bCs/>
           <w:cs/>
-          <w:lang w:val="en-US"/>
-        </w:rPr>
-        <w:t xml:space="preserve">ตารางที่ 4-1</w:t>
-      </w:r>
-      <w:r>
-        <w:rPr>
-          <w:cs/>
-          <w:lang w:val="en-US"/>
+        </w:rPr>
+        <w:t xml:space="preserve">ตารางที่ </w:t>
+      </w:r>
+      <w:r>
+        <w:rPr>
+          <w:b/>
+          <w:bCs/>
+        </w:rPr>
+        <w:t xml:space="preserve">4-1</w:t>
+      </w:r>
+      <w:r>
+        <w:rPr>
+          <w:cs/>
         </w:rPr>
         <w:t xml:space="preserve"> ผลการตรวจการแสดงผลจำแนกตามรายการตรวจ</w:t>
       </w:r>
@@ -2682,7 +3027,6 @@
                 <w:b/>
                 <w:bCs/>
                 <w:cs/>
-                <w:lang w:val="en-US"/>
               </w:rPr>
               <w:t xml:space="preserve">ลำดับ</w:t>
             </w:r>
@@ -2701,7 +3045,6 @@
                 <w:b/>
                 <w:bCs/>
                 <w:cs/>
-                <w:lang w:val="en-US"/>
               </w:rPr>
               <w:t xml:space="preserve">รายการตรวจ</w:t>
             </w:r>
@@ -2721,7 +3064,6 @@
                 <w:b/>
                 <w:bCs/>
                 <w:cs/>
-                <w:lang w:val="en-US"/>
               </w:rPr>
               <w:t xml:space="preserve">ผ่าน</w:t>
             </w:r>
@@ -2741,7 +3083,6 @@
                 <w:b/>
                 <w:bCs/>
                 <w:cs/>
-                <w:lang w:val="en-US"/>
               </w:rPr>
               <w:t xml:space="preserve">ไม่ผ่าน</w:t>
             </w:r>
@@ -2761,7 +3102,6 @@
                 <w:b/>
                 <w:bCs/>
                 <w:cs/>
-                <w:lang w:val="en-US"/>
               </w:rPr>
               <w:t xml:space="preserve">ร้อยละที่ผ่าน</w:t>
             </w:r>
@@ -2779,26 +3119,21 @@
               <w:jc w:val="right"/>
             </w:pPr>
             <w:r>
+              <w:t xml:space="preserve">1</w:t>
+            </w:r>
+          </w:p>
+        </w:tc>
+        <w:tc>
+          <w:tcPr>
+            <w:tcW w:w="1661" w:type="dxa"/>
+          </w:tcPr>
+          <w:p>
+            <w:pPr>
+              <w:spacing w:after="0"/>
+            </w:pPr>
+            <w:r>
               <w:rPr>
                 <w:cs/>
-                <w:lang w:val="en-US"/>
-              </w:rPr>
-              <w:t xml:space="preserve">1</w:t>
-            </w:r>
-          </w:p>
-        </w:tc>
-        <w:tc>
-          <w:tcPr>
-            <w:tcW w:w="1661" w:type="dxa"/>
-          </w:tcPr>
-          <w:p>
-            <w:pPr>
-              <w:spacing w:after="0"/>
-            </w:pPr>
-            <w:r>
-              <w:rPr>
-                <w:cs/>
-                <w:lang w:val="en-US"/>
               </w:rPr>
               <w:t xml:space="preserve">ฟอนต์ภาษาไทยถูกต้อง</w:t>
             </w:r>
@@ -2814,10 +3149,6 @@
               <w:jc w:val="right"/>
             </w:pPr>
             <w:r>
-              <w:rPr>
-                <w:cs/>
-                <w:lang w:val="en-US"/>
-              </w:rPr>
               <w:t xml:space="preserve">118</w:t>
             </w:r>
           </w:p>
@@ -2832,10 +3163,6 @@
               <w:jc w:val="right"/>
             </w:pPr>
             <w:r>
-              <w:rPr>
-                <w:cs/>
-                <w:lang w:val="en-US"/>
-              </w:rPr>
               <w:t xml:space="preserve">2</w:t>
             </w:r>
           </w:p>
@@ -2850,10 +3177,6 @@
               <w:jc w:val="right"/>
             </w:pPr>
             <w:r>
-              <w:rPr>
-                <w:cs/>
-                <w:lang w:val="en-US"/>
-              </w:rPr>
               <w:t xml:space="preserve">98.3</w:t>
             </w:r>
           </w:p>
@@ -2870,26 +3193,21 @@
               <w:jc w:val="right"/>
             </w:pPr>
             <w:r>
+              <w:t xml:space="preserve">2</w:t>
+            </w:r>
+          </w:p>
+        </w:tc>
+        <w:tc>
+          <w:tcPr>
+            <w:tcW w:w="1661" w:type="dxa"/>
+          </w:tcPr>
+          <w:p>
+            <w:pPr>
+              <w:spacing w:after="0"/>
+            </w:pPr>
+            <w:r>
               <w:rPr>
                 <w:cs/>
-                <w:lang w:val="en-US"/>
-              </w:rPr>
-              <w:t xml:space="preserve">2</w:t>
-            </w:r>
-          </w:p>
-        </w:tc>
-        <w:tc>
-          <w:tcPr>
-            <w:tcW w:w="1661" w:type="dxa"/>
-          </w:tcPr>
-          <w:p>
-            <w:pPr>
-              <w:spacing w:after="0"/>
-            </w:pPr>
-            <w:r>
-              <w:rPr>
-                <w:cs/>
-                <w:lang w:val="en-US"/>
               </w:rPr>
               <w:t xml:space="preserve">ไม่มีเส้นหยักใต้คำที่สะกดถูก</w:t>
             </w:r>
@@ -2905,10 +3223,6 @@
               <w:jc w:val="right"/>
             </w:pPr>
             <w:r>
-              <w:rPr>
-                <w:cs/>
-                <w:lang w:val="en-US"/>
-              </w:rPr>
               <w:t xml:space="preserve">120</w:t>
             </w:r>
           </w:p>
@@ -2923,10 +3237,6 @@
               <w:jc w:val="right"/>
             </w:pPr>
             <w:r>
-              <w:rPr>
-                <w:cs/>
-                <w:lang w:val="en-US"/>
-              </w:rPr>
               <w:t xml:space="preserve">0</w:t>
             </w:r>
           </w:p>
@@ -2941,10 +3251,6 @@
               <w:jc w:val="right"/>
             </w:pPr>
             <w:r>
-              <w:rPr>
-                <w:cs/>
-                <w:lang w:val="en-US"/>
-              </w:rPr>
               <w:t xml:space="preserve">100.0</w:t>
             </w:r>
           </w:p>
@@ -2961,10 +3267,50 @@
               <w:jc w:val="right"/>
             </w:pPr>
             <w:r>
+              <w:t xml:space="preserve">3</w:t>
+            </w:r>
+          </w:p>
+        </w:tc>
+        <w:tc>
+          <w:tcPr>
+            <w:tcW w:w="1661" w:type="dxa"/>
+          </w:tcPr>
+          <w:p>
+            <w:pPr>
+              <w:spacing w:after="0"/>
+            </w:pPr>
+            <w:r>
               <w:rPr>
                 <w:cs/>
-                <w:lang w:val="en-US"/>
-              </w:rPr>
+              </w:rPr>
+              <w:t xml:space="preserve">ตัดบรรทัดภายในคำไทย</w:t>
+            </w:r>
+          </w:p>
+        </w:tc>
+        <w:tc>
+          <w:tcPr>
+            <w:tcW w:w="1661" w:type="dxa"/>
+          </w:tcPr>
+          <w:p>
+            <w:pPr>
+              <w:spacing w:after="0"/>
+              <w:jc w:val="right"/>
+            </w:pPr>
+            <w:r>
+              <w:t xml:space="preserve">117</w:t>
+            </w:r>
+          </w:p>
+        </w:tc>
+        <w:tc>
+          <w:tcPr>
+            <w:tcW w:w="1661" w:type="dxa"/>
+          </w:tcPr>
+          <w:p>
+            <w:pPr>
+              <w:spacing w:after="0"/>
+              <w:jc w:val="right"/>
+            </w:pPr>
+            <w:r>
               <w:t xml:space="preserve">3</w:t>
             </w:r>
           </w:p>
@@ -2976,66 +3322,9 @@
           <w:p>
             <w:pPr>
               <w:spacing w:after="0"/>
-            </w:pPr>
-            <w:r>
-              <w:rPr>
-                <w:cs/>
-                <w:lang w:val="en-US"/>
-              </w:rPr>
-              <w:t xml:space="preserve">ตัดบรรทัดภายในคำไทย</w:t>
-            </w:r>
-          </w:p>
-        </w:tc>
-        <w:tc>
-          <w:tcPr>
-            <w:tcW w:w="1661" w:type="dxa"/>
-          </w:tcPr>
-          <w:p>
-            <w:pPr>
-              <w:spacing w:after="0"/>
-              <w:jc w:val="right"/>
-            </w:pPr>
-            <w:r>
-              <w:rPr>
-                <w:cs/>
-                <w:lang w:val="en-US"/>
-              </w:rPr>
-              <w:t xml:space="preserve">117</w:t>
-            </w:r>
-          </w:p>
-        </w:tc>
-        <w:tc>
-          <w:tcPr>
-            <w:tcW w:w="1661" w:type="dxa"/>
-          </w:tcPr>
-          <w:p>
-            <w:pPr>
-              <w:spacing w:after="0"/>
-              <w:jc w:val="right"/>
-            </w:pPr>
-            <w:r>
-              <w:rPr>
-                <w:cs/>
-                <w:lang w:val="en-US"/>
-              </w:rPr>
-              <w:t xml:space="preserve">3</w:t>
-            </w:r>
-          </w:p>
-        </w:tc>
-        <w:tc>
-          <w:tcPr>
-            <w:tcW w:w="1661" w:type="dxa"/>
-          </w:tcPr>
-          <w:p>
-            <w:pPr>
-              <w:spacing w:after="0"/>
-              <w:jc w:val="right"/>
-            </w:pPr>
-            <w:r>
-              <w:rPr>
-                <w:cs/>
-                <w:lang w:val="en-US"/>
-              </w:rPr>
+              <w:jc w:val="right"/>
+            </w:pPr>
+            <w:r>
               <w:t xml:space="preserve">97.5</w:t>
             </w:r>
           </w:p>
@@ -3052,26 +3341,21 @@
               <w:jc w:val="right"/>
             </w:pPr>
             <w:r>
+              <w:t xml:space="preserve">4</w:t>
+            </w:r>
+          </w:p>
+        </w:tc>
+        <w:tc>
+          <w:tcPr>
+            <w:tcW w:w="1661" w:type="dxa"/>
+          </w:tcPr>
+          <w:p>
+            <w:pPr>
+              <w:spacing w:after="0"/>
+            </w:pPr>
+            <w:r>
               <w:rPr>
                 <w:cs/>
-                <w:lang w:val="en-US"/>
-              </w:rPr>
-              <w:t xml:space="preserve">4</w:t>
-            </w:r>
-          </w:p>
-        </w:tc>
-        <w:tc>
-          <w:tcPr>
-            <w:tcW w:w="1661" w:type="dxa"/>
-          </w:tcPr>
-          <w:p>
-            <w:pPr>
-              <w:spacing w:after="0"/>
-            </w:pPr>
-            <w:r>
-              <w:rPr>
-                <w:cs/>
-                <w:lang w:val="en-US"/>
               </w:rPr>
               <w:t xml:space="preserve">ตัวหนาแสดงกับอักษรไทย</w:t>
             </w:r>
@@ -3087,10 +3371,6 @@
               <w:jc w:val="right"/>
             </w:pPr>
             <w:r>
-              <w:rPr>
-                <w:cs/>
-                <w:lang w:val="en-US"/>
-              </w:rPr>
               <w:t xml:space="preserve">120</w:t>
             </w:r>
           </w:p>
@@ -3105,10 +3385,6 @@
               <w:jc w:val="right"/>
             </w:pPr>
             <w:r>
-              <w:rPr>
-                <w:cs/>
-                <w:lang w:val="en-US"/>
-              </w:rPr>
               <w:t xml:space="preserve">0</w:t>
             </w:r>
           </w:p>
@@ -3123,10 +3399,6 @@
               <w:jc w:val="right"/>
             </w:pPr>
             <w:r>
-              <w:rPr>
-                <w:cs/>
-                <w:lang w:val="en-US"/>
-              </w:rPr>
               <w:t xml:space="preserve">100.0</w:t>
             </w:r>
           </w:p>
@@ -3143,26 +3415,21 @@
               <w:jc w:val="right"/>
             </w:pPr>
             <w:r>
+              <w:t xml:space="preserve">5</w:t>
+            </w:r>
+          </w:p>
+        </w:tc>
+        <w:tc>
+          <w:tcPr>
+            <w:tcW w:w="1661" w:type="dxa"/>
+          </w:tcPr>
+          <w:p>
+            <w:pPr>
+              <w:spacing w:after="0"/>
+            </w:pPr>
+            <w:r>
               <w:rPr>
                 <w:cs/>
-                <w:lang w:val="en-US"/>
-              </w:rPr>
-              <w:t xml:space="preserve">5</w:t>
-            </w:r>
-          </w:p>
-        </w:tc>
-        <w:tc>
-          <w:tcPr>
-            <w:tcW w:w="1661" w:type="dxa"/>
-          </w:tcPr>
-          <w:p>
-            <w:pPr>
-              <w:spacing w:after="0"/>
-            </w:pPr>
-            <w:r>
-              <w:rPr>
-                <w:cs/>
-                <w:lang w:val="en-US"/>
               </w:rPr>
               <w:t xml:space="preserve">ตัวเอียงแสดงกับอักษรไทย</w:t>
             </w:r>
@@ -3178,10 +3445,6 @@
               <w:jc w:val="right"/>
             </w:pPr>
             <w:r>
-              <w:rPr>
-                <w:cs/>
-                <w:lang w:val="en-US"/>
-              </w:rPr>
               <w:t xml:space="preserve">119</w:t>
             </w:r>
           </w:p>
@@ -3196,10 +3459,6 @@
               <w:jc w:val="right"/>
             </w:pPr>
             <w:r>
-              <w:rPr>
-                <w:cs/>
-                <w:lang w:val="en-US"/>
-              </w:rPr>
               <w:t xml:space="preserve">1</w:t>
             </w:r>
           </w:p>
@@ -3214,10 +3473,6 @@
               <w:jc w:val="right"/>
             </w:pPr>
             <w:r>
-              <w:rPr>
-                <w:cs/>
-                <w:lang w:val="en-US"/>
-              </w:rPr>
               <w:t xml:space="preserve">99.1</w:t>
             </w:r>
           </w:p>
@@ -3234,26 +3489,21 @@
               <w:jc w:val="right"/>
             </w:pPr>
             <w:r>
+              <w:t xml:space="preserve">6</w:t>
+            </w:r>
+          </w:p>
+        </w:tc>
+        <w:tc>
+          <w:tcPr>
+            <w:tcW w:w="1661" w:type="dxa"/>
+          </w:tcPr>
+          <w:p>
+            <w:pPr>
+              <w:spacing w:after="0"/>
+            </w:pPr>
+            <w:r>
               <w:rPr>
                 <w:cs/>
-                <w:lang w:val="en-US"/>
-              </w:rPr>
-              <w:t xml:space="preserve">6</w:t>
-            </w:r>
-          </w:p>
-        </w:tc>
-        <w:tc>
-          <w:tcPr>
-            <w:tcW w:w="1661" w:type="dxa"/>
-          </w:tcPr>
-          <w:p>
-            <w:pPr>
-              <w:spacing w:after="0"/>
-            </w:pPr>
-            <w:r>
-              <w:rPr>
-                <w:cs/>
-                <w:lang w:val="en-US"/>
               </w:rPr>
               <w:t xml:space="preserve">สัญลักษณ์รายการแสดงเป็นจุด</w:t>
             </w:r>
@@ -3269,10 +3519,6 @@
               <w:jc w:val="right"/>
             </w:pPr>
             <w:r>
-              <w:rPr>
-                <w:cs/>
-                <w:lang w:val="en-US"/>
-              </w:rPr>
               <w:t xml:space="preserve">120</w:t>
             </w:r>
           </w:p>
@@ -3287,10 +3533,6 @@
               <w:jc w:val="right"/>
             </w:pPr>
             <w:r>
-              <w:rPr>
-                <w:cs/>
-                <w:lang w:val="en-US"/>
-              </w:rPr>
               <w:t xml:space="preserve">0</w:t>
             </w:r>
           </w:p>
@@ -3305,10 +3547,6 @@
               <w:jc w:val="right"/>
             </w:pPr>
             <w:r>
-              <w:rPr>
-                <w:cs/>
-                <w:lang w:val="en-US"/>
-              </w:rPr>
               <w:t xml:space="preserve">100.0</w:t>
             </w:r>
           </w:p>
@@ -3325,26 +3563,21 @@
               <w:jc w:val="right"/>
             </w:pPr>
             <w:r>
+              <w:t xml:space="preserve">7</w:t>
+            </w:r>
+          </w:p>
+        </w:tc>
+        <w:tc>
+          <w:tcPr>
+            <w:tcW w:w="1661" w:type="dxa"/>
+          </w:tcPr>
+          <w:p>
+            <w:pPr>
+              <w:spacing w:after="0"/>
+            </w:pPr>
+            <w:r>
               <w:rPr>
                 <w:cs/>
-                <w:lang w:val="en-US"/>
-              </w:rPr>
-              <w:t xml:space="preserve">7</w:t>
-            </w:r>
-          </w:p>
-        </w:tc>
-        <w:tc>
-          <w:tcPr>
-            <w:tcW w:w="1661" w:type="dxa"/>
-          </w:tcPr>
-          <w:p>
-            <w:pPr>
-              <w:spacing w:after="0"/>
-            </w:pPr>
-            <w:r>
-              <w:rPr>
-                <w:cs/>
-                <w:lang w:val="en-US"/>
               </w:rPr>
               <w:t xml:space="preserve">เลขลำดับรายการต่อเนื่อง</w:t>
             </w:r>
@@ -3360,10 +3593,6 @@
               <w:jc w:val="right"/>
             </w:pPr>
             <w:r>
-              <w:rPr>
-                <w:cs/>
-                <w:lang w:val="en-US"/>
-              </w:rPr>
               <w:t xml:space="preserve">116</w:t>
             </w:r>
           </w:p>
@@ -3378,10 +3607,6 @@
               <w:jc w:val="right"/>
             </w:pPr>
             <w:r>
-              <w:rPr>
-                <w:cs/>
-                <w:lang w:val="en-US"/>
-              </w:rPr>
               <w:t xml:space="preserve">4</w:t>
             </w:r>
           </w:p>
@@ -3396,10 +3621,6 @@
               <w:jc w:val="right"/>
             </w:pPr>
             <w:r>
-              <w:rPr>
-                <w:cs/>
-                <w:lang w:val="en-US"/>
-              </w:rPr>
               <w:t xml:space="preserve">96.6</w:t>
             </w:r>
           </w:p>
@@ -3416,26 +3637,21 @@
               <w:jc w:val="right"/>
             </w:pPr>
             <w:r>
+              <w:t xml:space="preserve">8</w:t>
+            </w:r>
+          </w:p>
+        </w:tc>
+        <w:tc>
+          <w:tcPr>
+            <w:tcW w:w="1661" w:type="dxa"/>
+          </w:tcPr>
+          <w:p>
+            <w:pPr>
+              <w:spacing w:after="0"/>
+            </w:pPr>
+            <w:r>
               <w:rPr>
                 <w:cs/>
-                <w:lang w:val="en-US"/>
-              </w:rPr>
-              <w:t xml:space="preserve">8</w:t>
-            </w:r>
-          </w:p>
-        </w:tc>
-        <w:tc>
-          <w:tcPr>
-            <w:tcW w:w="1661" w:type="dxa"/>
-          </w:tcPr>
-          <w:p>
-            <w:pPr>
-              <w:spacing w:after="0"/>
-            </w:pPr>
-            <w:r>
-              <w:rPr>
-                <w:cs/>
-                <w:lang w:val="en-US"/>
               </w:rPr>
               <w:t xml:space="preserve">ตารางไม่ล้นหน้ากระดาษ</w:t>
             </w:r>
@@ -3451,10 +3667,6 @@
               <w:jc w:val="right"/>
             </w:pPr>
             <w:r>
-              <w:rPr>
-                <w:cs/>
-                <w:lang w:val="en-US"/>
-              </w:rPr>
               <w:t xml:space="preserve">120</w:t>
             </w:r>
           </w:p>
@@ -3469,10 +3681,6 @@
               <w:jc w:val="right"/>
             </w:pPr>
             <w:r>
-              <w:rPr>
-                <w:cs/>
-                <w:lang w:val="en-US"/>
-              </w:rPr>
               <w:t xml:space="preserve">0</w:t>
             </w:r>
           </w:p>
@@ -3487,10 +3695,6 @@
               <w:jc w:val="right"/>
             </w:pPr>
             <w:r>
-              <w:rPr>
-                <w:cs/>
-                <w:lang w:val="en-US"/>
-              </w:rPr>
               <w:t xml:space="preserve">100.0</w:t>
             </w:r>
           </w:p>
@@ -3507,26 +3711,21 @@
               <w:jc w:val="right"/>
             </w:pPr>
             <w:r>
+              <w:t xml:space="preserve">9</w:t>
+            </w:r>
+          </w:p>
+        </w:tc>
+        <w:tc>
+          <w:tcPr>
+            <w:tcW w:w="1661" w:type="dxa"/>
+          </w:tcPr>
+          <w:p>
+            <w:pPr>
+              <w:spacing w:after="0"/>
+            </w:pPr>
+            <w:r>
               <w:rPr>
                 <w:cs/>
-                <w:lang w:val="en-US"/>
-              </w:rPr>
-              <w:t xml:space="preserve">9</w:t>
-            </w:r>
-          </w:p>
-        </w:tc>
-        <w:tc>
-          <w:tcPr>
-            <w:tcW w:w="1661" w:type="dxa"/>
-          </w:tcPr>
-          <w:p>
-            <w:pPr>
-              <w:spacing w:after="0"/>
-            </w:pPr>
-            <w:r>
-              <w:rPr>
-                <w:cs/>
-                <w:lang w:val="en-US"/>
               </w:rPr>
               <w:t xml:space="preserve">แถวหัวตารางซ้ำทุกหน้า</w:t>
             </w:r>
@@ -3542,10 +3741,6 @@
               <w:jc w:val="right"/>
             </w:pPr>
             <w:r>
-              <w:rPr>
-                <w:cs/>
-                <w:lang w:val="en-US"/>
-              </w:rPr>
               <w:t xml:space="preserve">112</w:t>
             </w:r>
           </w:p>
@@ -3560,10 +3755,6 @@
               <w:jc w:val="right"/>
             </w:pPr>
             <w:r>
-              <w:rPr>
-                <w:cs/>
-                <w:lang w:val="en-US"/>
-              </w:rPr>
               <w:t xml:space="preserve">8</w:t>
             </w:r>
           </w:p>
@@ -3578,10 +3769,6 @@
               <w:jc w:val="right"/>
             </w:pPr>
             <w:r>
-              <w:rPr>
-                <w:cs/>
-                <w:lang w:val="en-US"/>
-              </w:rPr>
               <w:t xml:space="preserve">93.3</w:t>
             </w:r>
           </w:p>
@@ -3598,26 +3785,21 @@
               <w:jc w:val="right"/>
             </w:pPr>
             <w:r>
+              <w:t xml:space="preserve">10</w:t>
+            </w:r>
+          </w:p>
+        </w:tc>
+        <w:tc>
+          <w:tcPr>
+            <w:tcW w:w="1661" w:type="dxa"/>
+          </w:tcPr>
+          <w:p>
+            <w:pPr>
+              <w:spacing w:after="0"/>
+            </w:pPr>
+            <w:r>
               <w:rPr>
                 <w:cs/>
-                <w:lang w:val="en-US"/>
-              </w:rPr>
-              <w:t xml:space="preserve">10</w:t>
-            </w:r>
-          </w:p>
-        </w:tc>
-        <w:tc>
-          <w:tcPr>
-            <w:tcW w:w="1661" w:type="dxa"/>
-          </w:tcPr>
-          <w:p>
-            <w:pPr>
-              <w:spacing w:after="0"/>
-            </w:pPr>
-            <w:r>
-              <w:rPr>
-                <w:cs/>
-                <w:lang w:val="en-US"/>
               </w:rPr>
               <w:t xml:space="preserve">ลิงก์เปิดได้</w:t>
             </w:r>
@@ -3633,10 +3815,6 @@
               <w:jc w:val="right"/>
             </w:pPr>
             <w:r>
-              <w:rPr>
-                <w:cs/>
-                <w:lang w:val="en-US"/>
-              </w:rPr>
               <w:t xml:space="preserve">120</w:t>
             </w:r>
           </w:p>
@@ -3651,10 +3829,6 @@
               <w:jc w:val="right"/>
             </w:pPr>
             <w:r>
-              <w:rPr>
-                <w:cs/>
-                <w:lang w:val="en-US"/>
-              </w:rPr>
               <w:t xml:space="preserve">0</w:t>
             </w:r>
           </w:p>
@@ -3669,10 +3843,6 @@
               <w:jc w:val="right"/>
             </w:pPr>
             <w:r>
-              <w:rPr>
-                <w:cs/>
-                <w:lang w:val="en-US"/>
-              </w:rPr>
               <w:t xml:space="preserve">100.0</w:t>
             </w:r>
           </w:p>
@@ -3689,26 +3859,21 @@
               <w:jc w:val="right"/>
             </w:pPr>
             <w:r>
+              <w:t xml:space="preserve">11</w:t>
+            </w:r>
+          </w:p>
+        </w:tc>
+        <w:tc>
+          <w:tcPr>
+            <w:tcW w:w="1661" w:type="dxa"/>
+          </w:tcPr>
+          <w:p>
+            <w:pPr>
+              <w:spacing w:after="0"/>
+            </w:pPr>
+            <w:r>
               <w:rPr>
                 <w:cs/>
-                <w:lang w:val="en-US"/>
-              </w:rPr>
-              <w:t xml:space="preserve">11</w:t>
-            </w:r>
-          </w:p>
-        </w:tc>
-        <w:tc>
-          <w:tcPr>
-            <w:tcW w:w="1661" w:type="dxa"/>
-          </w:tcPr>
-          <w:p>
-            <w:pPr>
-              <w:spacing w:after="0"/>
-            </w:pPr>
-            <w:r>
-              <w:rPr>
-                <w:cs/>
-                <w:lang w:val="en-US"/>
               </w:rPr>
               <w:t xml:space="preserve">เชิงอรรถอยู่ท้ายหน้า</w:t>
             </w:r>
@@ -3724,10 +3889,6 @@
               <w:jc w:val="right"/>
             </w:pPr>
             <w:r>
-              <w:rPr>
-                <w:cs/>
-                <w:lang w:val="en-US"/>
-              </w:rPr>
               <w:t xml:space="preserve">115</w:t>
             </w:r>
           </w:p>
@@ -3742,10 +3903,6 @@
               <w:jc w:val="right"/>
             </w:pPr>
             <w:r>
-              <w:rPr>
-                <w:cs/>
-                <w:lang w:val="en-US"/>
-              </w:rPr>
               <w:t xml:space="preserve">5</w:t>
             </w:r>
           </w:p>
@@ -3760,10 +3917,6 @@
               <w:jc w:val="right"/>
             </w:pPr>
             <w:r>
-              <w:rPr>
-                <w:cs/>
-                <w:lang w:val="en-US"/>
-              </w:rPr>
               <w:t xml:space="preserve">95.8</w:t>
             </w:r>
           </w:p>
@@ -3780,26 +3933,21 @@
               <w:jc w:val="right"/>
             </w:pPr>
             <w:r>
+              <w:t xml:space="preserve">12</w:t>
+            </w:r>
+          </w:p>
+        </w:tc>
+        <w:tc>
+          <w:tcPr>
+            <w:tcW w:w="1661" w:type="dxa"/>
+          </w:tcPr>
+          <w:p>
+            <w:pPr>
+              <w:spacing w:after="0"/>
+            </w:pPr>
+            <w:r>
               <w:rPr>
                 <w:cs/>
-                <w:lang w:val="en-US"/>
-              </w:rPr>
-              <w:t xml:space="preserve">12</w:t>
-            </w:r>
-          </w:p>
-        </w:tc>
-        <w:tc>
-          <w:tcPr>
-            <w:tcW w:w="1661" w:type="dxa"/>
-          </w:tcPr>
-          <w:p>
-            <w:pPr>
-              <w:spacing w:after="0"/>
-            </w:pPr>
-            <w:r>
-              <w:rPr>
-                <w:cs/>
-                <w:lang w:val="en-US"/>
               </w:rPr>
               <w:t xml:space="preserve">รูปภาพไม่ล้นหน้ากระดาษ</w:t>
             </w:r>
@@ -3815,10 +3963,6 @@
               <w:jc w:val="right"/>
             </w:pPr>
             <w:r>
-              <w:rPr>
-                <w:cs/>
-                <w:lang w:val="en-US"/>
-              </w:rPr>
               <w:t xml:space="preserve">120</w:t>
             </w:r>
           </w:p>
@@ -3833,10 +3977,6 @@
               <w:jc w:val="right"/>
             </w:pPr>
             <w:r>
-              <w:rPr>
-                <w:cs/>
-                <w:lang w:val="en-US"/>
-              </w:rPr>
               <w:t xml:space="preserve">0</w:t>
             </w:r>
           </w:p>
@@ -3851,10 +3991,6 @@
               <w:jc w:val="right"/>
             </w:pPr>
             <w:r>
-              <w:rPr>
-                <w:cs/>
-                <w:lang w:val="en-US"/>
-              </w:rPr>
               <w:t xml:space="preserve">100.0</w:t>
             </w:r>
           </w:p>
@@ -3871,26 +4007,21 @@
               <w:jc w:val="right"/>
             </w:pPr>
             <w:r>
+              <w:t xml:space="preserve">13</w:t>
+            </w:r>
+          </w:p>
+        </w:tc>
+        <w:tc>
+          <w:tcPr>
+            <w:tcW w:w="1661" w:type="dxa"/>
+          </w:tcPr>
+          <w:p>
+            <w:pPr>
+              <w:spacing w:after="0"/>
+            </w:pPr>
+            <w:r>
               <w:rPr>
                 <w:cs/>
-                <w:lang w:val="en-US"/>
-              </w:rPr>
-              <w:t xml:space="preserve">13</w:t>
-            </w:r>
-          </w:p>
-        </w:tc>
-        <w:tc>
-          <w:tcPr>
-            <w:tcW w:w="1661" w:type="dxa"/>
-          </w:tcPr>
-          <w:p>
-            <w:pPr>
-              <w:spacing w:after="0"/>
-            </w:pPr>
-            <w:r>
-              <w:rPr>
-                <w:cs/>
-                <w:lang w:val="en-US"/>
               </w:rPr>
               <w:t xml:space="preserve">ช่องทำเครื่องหมายแสดงผล</w:t>
             </w:r>
@@ -3906,10 +4037,6 @@
               <w:jc w:val="right"/>
             </w:pPr>
             <w:r>
-              <w:rPr>
-                <w:cs/>
-                <w:lang w:val="en-US"/>
-              </w:rPr>
               <w:t xml:space="preserve">114</w:t>
             </w:r>
           </w:p>
@@ -3924,10 +4051,6 @@
               <w:jc w:val="right"/>
             </w:pPr>
             <w:r>
-              <w:rPr>
-                <w:cs/>
-                <w:lang w:val="en-US"/>
-              </w:rPr>
               <w:t xml:space="preserve">6</w:t>
             </w:r>
           </w:p>
@@ -3942,10 +4065,6 @@
               <w:jc w:val="right"/>
             </w:pPr>
             <w:r>
-              <w:rPr>
-                <w:cs/>
-                <w:lang w:val="en-US"/>
-              </w:rPr>
               <w:t xml:space="preserve">95.0</w:t>
             </w:r>
           </w:p>
@@ -3962,26 +4081,21 @@
               <w:jc w:val="right"/>
             </w:pPr>
             <w:r>
+              <w:t xml:space="preserve">14</w:t>
+            </w:r>
+          </w:p>
+        </w:tc>
+        <w:tc>
+          <w:tcPr>
+            <w:tcW w:w="1661" w:type="dxa"/>
+          </w:tcPr>
+          <w:p>
+            <w:pPr>
+              <w:spacing w:after="0"/>
+            </w:pPr>
+            <w:r>
               <w:rPr>
                 <w:cs/>
-                <w:lang w:val="en-US"/>
-              </w:rPr>
-              <w:t xml:space="preserve">14</w:t>
-            </w:r>
-          </w:p>
-        </w:tc>
-        <w:tc>
-          <w:tcPr>
-            <w:tcW w:w="1661" w:type="dxa"/>
-          </w:tcPr>
-          <w:p>
-            <w:pPr>
-              <w:spacing w:after="0"/>
-            </w:pPr>
-            <w:r>
-              <w:rPr>
-                <w:cs/>
-                <w:lang w:val="en-US"/>
               </w:rPr>
               <w:t xml:space="preserve">หัวข้อมีรูปแบบตามที่กำหนด</w:t>
             </w:r>
@@ -3997,10 +4111,6 @@
               <w:jc w:val="right"/>
             </w:pPr>
             <w:r>
-              <w:rPr>
-                <w:cs/>
-                <w:lang w:val="en-US"/>
-              </w:rPr>
               <w:t xml:space="preserve">119</w:t>
             </w:r>
           </w:p>
@@ -4015,10 +4125,6 @@
               <w:jc w:val="right"/>
             </w:pPr>
             <w:r>
-              <w:rPr>
-                <w:cs/>
-                <w:lang w:val="en-US"/>
-              </w:rPr>
               <w:t xml:space="preserve">1</w:t>
             </w:r>
           </w:p>
@@ -4033,10 +4139,6 @@
               <w:jc w:val="right"/>
             </w:pPr>
             <w:r>
-              <w:rPr>
-                <w:cs/>
-                <w:lang w:val="en-US"/>
-              </w:rPr>
               <w:t xml:space="preserve">99.1</w:t>
             </w:r>
           </w:p>
@@ -4053,26 +4155,21 @@
               <w:jc w:val="right"/>
             </w:pPr>
             <w:r>
+              <w:t xml:space="preserve">15</w:t>
+            </w:r>
+          </w:p>
+        </w:tc>
+        <w:tc>
+          <w:tcPr>
+            <w:tcW w:w="1661" w:type="dxa"/>
+          </w:tcPr>
+          <w:p>
+            <w:pPr>
+              <w:spacing w:after="0"/>
+            </w:pPr>
+            <w:r>
               <w:rPr>
                 <w:cs/>
-                <w:lang w:val="en-US"/>
-              </w:rPr>
-              <w:t xml:space="preserve">15</w:t>
-            </w:r>
-          </w:p>
-        </w:tc>
-        <w:tc>
-          <w:tcPr>
-            <w:tcW w:w="1661" w:type="dxa"/>
-          </w:tcPr>
-          <w:p>
-            <w:pPr>
-              <w:spacing w:after="0"/>
-            </w:pPr>
-            <w:r>
-              <w:rPr>
-                <w:cs/>
-                <w:lang w:val="en-US"/>
               </w:rPr>
               <w:t xml:space="preserve">เลขบทแสดงถูกต้อง</w:t>
             </w:r>
@@ -4088,10 +4185,6 @@
               <w:jc w:val="right"/>
             </w:pPr>
             <w:r>
-              <w:rPr>
-                <w:cs/>
-                <w:lang w:val="en-US"/>
-              </w:rPr>
               <w:t xml:space="preserve">118</w:t>
             </w:r>
           </w:p>
@@ -4106,10 +4199,6 @@
               <w:jc w:val="right"/>
             </w:pPr>
             <w:r>
-              <w:rPr>
-                <w:cs/>
-                <w:lang w:val="en-US"/>
-              </w:rPr>
               <w:t xml:space="preserve">2</w:t>
             </w:r>
           </w:p>
@@ -4124,10 +4213,6 @@
               <w:jc w:val="right"/>
             </w:pPr>
             <w:r>
-              <w:rPr>
-                <w:cs/>
-                <w:lang w:val="en-US"/>
-              </w:rPr>
               <w:t xml:space="preserve">98.3</w:t>
             </w:r>
           </w:p>
@@ -4144,26 +4229,21 @@
               <w:jc w:val="right"/>
             </w:pPr>
             <w:r>
+              <w:t xml:space="preserve">16</w:t>
+            </w:r>
+          </w:p>
+        </w:tc>
+        <w:tc>
+          <w:tcPr>
+            <w:tcW w:w="1661" w:type="dxa"/>
+          </w:tcPr>
+          <w:p>
+            <w:pPr>
+              <w:spacing w:after="0"/>
+            </w:pPr>
+            <w:r>
               <w:rPr>
                 <w:cs/>
-                <w:lang w:val="en-US"/>
-              </w:rPr>
-              <w:t xml:space="preserve">16</w:t>
-            </w:r>
-          </w:p>
-        </w:tc>
-        <w:tc>
-          <w:tcPr>
-            <w:tcW w:w="1661" w:type="dxa"/>
-          </w:tcPr>
-          <w:p>
-            <w:pPr>
-              <w:spacing w:after="0"/>
-            </w:pPr>
-            <w:r>
-              <w:rPr>
-                <w:cs/>
-                <w:lang w:val="en-US"/>
               </w:rPr>
               <w:t xml:space="preserve">ชื่อตารางมีเลขบท</w:t>
             </w:r>
@@ -4179,10 +4259,6 @@
               <w:jc w:val="right"/>
             </w:pPr>
             <w:r>
-              <w:rPr>
-                <w:cs/>
-                <w:lang w:val="en-US"/>
-              </w:rPr>
               <w:t xml:space="preserve">117</w:t>
             </w:r>
           </w:p>
@@ -4197,10 +4273,6 @@
               <w:jc w:val="right"/>
             </w:pPr>
             <w:r>
-              <w:rPr>
-                <w:cs/>
-                <w:lang w:val="en-US"/>
-              </w:rPr>
               <w:t xml:space="preserve">3</w:t>
             </w:r>
           </w:p>
@@ -4215,10 +4287,6 @@
               <w:jc w:val="right"/>
             </w:pPr>
             <w:r>
-              <w:rPr>
-                <w:cs/>
-                <w:lang w:val="en-US"/>
-              </w:rPr>
               <w:t xml:space="preserve">97.5</w:t>
             </w:r>
           </w:p>
@@ -4235,26 +4303,21 @@
               <w:jc w:val="right"/>
             </w:pPr>
             <w:r>
+              <w:t xml:space="preserve">17</w:t>
+            </w:r>
+          </w:p>
+        </w:tc>
+        <w:tc>
+          <w:tcPr>
+            <w:tcW w:w="1661" w:type="dxa"/>
+          </w:tcPr>
+          <w:p>
+            <w:pPr>
+              <w:spacing w:after="0"/>
+            </w:pPr>
+            <w:r>
               <w:rPr>
                 <w:cs/>
-                <w:lang w:val="en-US"/>
-              </w:rPr>
-              <w:t xml:space="preserve">17</w:t>
-            </w:r>
-          </w:p>
-        </w:tc>
-        <w:tc>
-          <w:tcPr>
-            <w:tcW w:w="1661" w:type="dxa"/>
-          </w:tcPr>
-          <w:p>
-            <w:pPr>
-              <w:spacing w:after="0"/>
-            </w:pPr>
-            <w:r>
-              <w:rPr>
-                <w:cs/>
-                <w:lang w:val="en-US"/>
               </w:rPr>
               <w:t xml:space="preserve">ชื่อรูปมีเลขบท</w:t>
             </w:r>
@@ -4270,10 +4333,6 @@
               <w:jc w:val="right"/>
             </w:pPr>
             <w:r>
-              <w:rPr>
-                <w:cs/>
-                <w:lang w:val="en-US"/>
-              </w:rPr>
               <w:t xml:space="preserve">117</w:t>
             </w:r>
           </w:p>
@@ -4288,10 +4347,6 @@
               <w:jc w:val="right"/>
             </w:pPr>
             <w:r>
-              <w:rPr>
-                <w:cs/>
-                <w:lang w:val="en-US"/>
-              </w:rPr>
               <w:t xml:space="preserve">3</w:t>
             </w:r>
           </w:p>
@@ -4306,10 +4361,6 @@
               <w:jc w:val="right"/>
             </w:pPr>
             <w:r>
-              <w:rPr>
-                <w:cs/>
-                <w:lang w:val="en-US"/>
-              </w:rPr>
               <w:t xml:space="preserve">97.5</w:t>
             </w:r>
           </w:p>
@@ -4326,26 +4377,21 @@
               <w:jc w:val="right"/>
             </w:pPr>
             <w:r>
+              <w:t xml:space="preserve">18</w:t>
+            </w:r>
+          </w:p>
+        </w:tc>
+        <w:tc>
+          <w:tcPr>
+            <w:tcW w:w="1661" w:type="dxa"/>
+          </w:tcPr>
+          <w:p>
+            <w:pPr>
+              <w:spacing w:after="0"/>
+            </w:pPr>
+            <w:r>
               <w:rPr>
                 <w:cs/>
-                <w:lang w:val="en-US"/>
-              </w:rPr>
-              <w:t xml:space="preserve">18</w:t>
-            </w:r>
-          </w:p>
-        </w:tc>
-        <w:tc>
-          <w:tcPr>
-            <w:tcW w:w="1661" w:type="dxa"/>
-          </w:tcPr>
-          <w:p>
-            <w:pPr>
-              <w:spacing w:after="0"/>
-            </w:pPr>
-            <w:r>
-              <w:rPr>
-                <w:cs/>
-                <w:lang w:val="en-US"/>
               </w:rPr>
               <w:t xml:space="preserve">สารบัญมีเลขหน้า</w:t>
             </w:r>
@@ -4361,10 +4407,6 @@
               <w:jc w:val="right"/>
             </w:pPr>
             <w:r>
-              <w:rPr>
-                <w:cs/>
-                <w:lang w:val="en-US"/>
-              </w:rPr>
               <w:t xml:space="preserve">104</w:t>
             </w:r>
           </w:p>
@@ -4379,10 +4421,6 @@
               <w:jc w:val="right"/>
             </w:pPr>
             <w:r>
-              <w:rPr>
-                <w:cs/>
-                <w:lang w:val="en-US"/>
-              </w:rPr>
               <w:t xml:space="preserve">16</w:t>
             </w:r>
           </w:p>
@@ -4397,10 +4435,6 @@
               <w:jc w:val="right"/>
             </w:pPr>
             <w:r>
-              <w:rPr>
-                <w:cs/>
-                <w:lang w:val="en-US"/>
-              </w:rPr>
               <w:t xml:space="preserve">86.6</w:t>
             </w:r>
           </w:p>
@@ -4417,26 +4451,21 @@
               <w:jc w:val="right"/>
             </w:pPr>
             <w:r>
+              <w:t xml:space="preserve">19</w:t>
+            </w:r>
+          </w:p>
+        </w:tc>
+        <w:tc>
+          <w:tcPr>
+            <w:tcW w:w="1661" w:type="dxa"/>
+          </w:tcPr>
+          <w:p>
+            <w:pPr>
+              <w:spacing w:after="0"/>
+            </w:pPr>
+            <w:r>
               <w:rPr>
                 <w:cs/>
-                <w:lang w:val="en-US"/>
-              </w:rPr>
-              <w:t xml:space="preserve">19</w:t>
-            </w:r>
-          </w:p>
-        </w:tc>
-        <w:tc>
-          <w:tcPr>
-            <w:tcW w:w="1661" w:type="dxa"/>
-          </w:tcPr>
-          <w:p>
-            <w:pPr>
-              <w:spacing w:after="0"/>
-            </w:pPr>
-            <w:r>
-              <w:rPr>
-                <w:cs/>
-                <w:lang w:val="en-US"/>
               </w:rPr>
               <w:t xml:space="preserve">สารบัญตารางครบ</w:t>
             </w:r>
@@ -4452,10 +4481,6 @@
               <w:jc w:val="right"/>
             </w:pPr>
             <w:r>
-              <w:rPr>
-                <w:cs/>
-                <w:lang w:val="en-US"/>
-              </w:rPr>
               <w:t xml:space="preserve">106</w:t>
             </w:r>
           </w:p>
@@ -4470,10 +4495,6 @@
               <w:jc w:val="right"/>
             </w:pPr>
             <w:r>
-              <w:rPr>
-                <w:cs/>
-                <w:lang w:val="en-US"/>
-              </w:rPr>
               <w:t xml:space="preserve">14</w:t>
             </w:r>
           </w:p>
@@ -4488,10 +4509,6 @@
               <w:jc w:val="right"/>
             </w:pPr>
             <w:r>
-              <w:rPr>
-                <w:cs/>
-                <w:lang w:val="en-US"/>
-              </w:rPr>
               <w:t xml:space="preserve">88.3</w:t>
             </w:r>
           </w:p>
@@ -4508,26 +4525,21 @@
               <w:jc w:val="right"/>
             </w:pPr>
             <w:r>
+              <w:t xml:space="preserve">20</w:t>
+            </w:r>
+          </w:p>
+        </w:tc>
+        <w:tc>
+          <w:tcPr>
+            <w:tcW w:w="1661" w:type="dxa"/>
+          </w:tcPr>
+          <w:p>
+            <w:pPr>
+              <w:spacing w:after="0"/>
+            </w:pPr>
+            <w:r>
               <w:rPr>
                 <w:cs/>
-                <w:lang w:val="en-US"/>
-              </w:rPr>
-              <w:t xml:space="preserve">20</w:t>
-            </w:r>
-          </w:p>
-        </w:tc>
-        <w:tc>
-          <w:tcPr>
-            <w:tcW w:w="1661" w:type="dxa"/>
-          </w:tcPr>
-          <w:p>
-            <w:pPr>
-              <w:spacing w:after="0"/>
-            </w:pPr>
-            <w:r>
-              <w:rPr>
-                <w:cs/>
-                <w:lang w:val="en-US"/>
               </w:rPr>
               <w:t xml:space="preserve">สารบัญภาพครบ</w:t>
             </w:r>
@@ -4543,10 +4555,6 @@
               <w:jc w:val="right"/>
             </w:pPr>
             <w:r>
-              <w:rPr>
-                <w:cs/>
-                <w:lang w:val="en-US"/>
-              </w:rPr>
               <w:t xml:space="preserve">106</w:t>
             </w:r>
           </w:p>
@@ -4561,10 +4569,6 @@
               <w:jc w:val="right"/>
             </w:pPr>
             <w:r>
-              <w:rPr>
-                <w:cs/>
-                <w:lang w:val="en-US"/>
-              </w:rPr>
               <w:t xml:space="preserve">14</w:t>
             </w:r>
           </w:p>
@@ -4579,10 +4583,6 @@
               <w:jc w:val="right"/>
             </w:pPr>
             <w:r>
-              <w:rPr>
-                <w:cs/>
-                <w:lang w:val="en-US"/>
-              </w:rPr>
               <w:t xml:space="preserve">88.3</w:t>
             </w:r>
           </w:p>
@@ -4599,26 +4599,21 @@
               <w:jc w:val="right"/>
             </w:pPr>
             <w:r>
+              <w:t xml:space="preserve">21</w:t>
+            </w:r>
+          </w:p>
+        </w:tc>
+        <w:tc>
+          <w:tcPr>
+            <w:tcW w:w="1661" w:type="dxa"/>
+          </w:tcPr>
+          <w:p>
+            <w:pPr>
+              <w:spacing w:after="0"/>
+            </w:pPr>
+            <w:r>
               <w:rPr>
                 <w:cs/>
-                <w:lang w:val="en-US"/>
-              </w:rPr>
-              <w:t xml:space="preserve">21</w:t>
-            </w:r>
-          </w:p>
-        </w:tc>
-        <w:tc>
-          <w:tcPr>
-            <w:tcW w:w="1661" w:type="dxa"/>
-          </w:tcPr>
-          <w:p>
-            <w:pPr>
-              <w:spacing w:after="0"/>
-            </w:pPr>
-            <w:r>
-              <w:rPr>
-                <w:cs/>
-                <w:lang w:val="en-US"/>
               </w:rPr>
               <w:t xml:space="preserve">เลขหน้าส่วนหน้าเป็นตัวอักษร</w:t>
             </w:r>
@@ -4634,10 +4629,6 @@
               <w:jc w:val="right"/>
             </w:pPr>
             <w:r>
-              <w:rPr>
-                <w:cs/>
-                <w:lang w:val="en-US"/>
-              </w:rPr>
               <w:t xml:space="preserve">111</w:t>
             </w:r>
           </w:p>
@@ -4652,10 +4643,6 @@
               <w:jc w:val="right"/>
             </w:pPr>
             <w:r>
-              <w:rPr>
-                <w:cs/>
-                <w:lang w:val="en-US"/>
-              </w:rPr>
               <w:t xml:space="preserve">9</w:t>
             </w:r>
           </w:p>
@@ -4670,10 +4657,6 @@
               <w:jc w:val="right"/>
             </w:pPr>
             <w:r>
-              <w:rPr>
-                <w:cs/>
-                <w:lang w:val="en-US"/>
-              </w:rPr>
               <w:t xml:space="preserve">92.5</w:t>
             </w:r>
           </w:p>
@@ -4690,26 +4673,21 @@
               <w:jc w:val="right"/>
             </w:pPr>
             <w:r>
+              <w:t xml:space="preserve">22</w:t>
+            </w:r>
+          </w:p>
+        </w:tc>
+        <w:tc>
+          <w:tcPr>
+            <w:tcW w:w="1661" w:type="dxa"/>
+          </w:tcPr>
+          <w:p>
+            <w:pPr>
+              <w:spacing w:after="0"/>
+            </w:pPr>
+            <w:r>
               <w:rPr>
                 <w:cs/>
-                <w:lang w:val="en-US"/>
-              </w:rPr>
-              <w:t xml:space="preserve">22</w:t>
-            </w:r>
-          </w:p>
-        </w:tc>
-        <w:tc>
-          <w:tcPr>
-            <w:tcW w:w="1661" w:type="dxa"/>
-          </w:tcPr>
-          <w:p>
-            <w:pPr>
-              <w:spacing w:after="0"/>
-            </w:pPr>
-            <w:r>
-              <w:rPr>
-                <w:cs/>
-                <w:lang w:val="en-US"/>
               </w:rPr>
               <w:t xml:space="preserve">บทใหม่ขึ้นหน้าใหม่</w:t>
             </w:r>
@@ -4725,10 +4703,6 @@
               <w:jc w:val="right"/>
             </w:pPr>
             <w:r>
-              <w:rPr>
-                <w:cs/>
-                <w:lang w:val="en-US"/>
-              </w:rPr>
               <w:t xml:space="preserve">120</w:t>
             </w:r>
           </w:p>
@@ -4743,10 +4717,6 @@
               <w:jc w:val="right"/>
             </w:pPr>
             <w:r>
-              <w:rPr>
-                <w:cs/>
-                <w:lang w:val="en-US"/>
-              </w:rPr>
               <w:t xml:space="preserve">0</w:t>
             </w:r>
           </w:p>
@@ -4761,10 +4731,6 @@
               <w:jc w:val="right"/>
             </w:pPr>
             <w:r>
-              <w:rPr>
-                <w:cs/>
-                <w:lang w:val="en-US"/>
-              </w:rPr>
               <w:t xml:space="preserve">100.0</w:t>
             </w:r>
           </w:p>
@@ -4781,26 +4747,21 @@
               <w:jc w:val="right"/>
             </w:pPr>
             <w:r>
+              <w:t xml:space="preserve">23</w:t>
+            </w:r>
+          </w:p>
+        </w:tc>
+        <w:tc>
+          <w:tcPr>
+            <w:tcW w:w="1661" w:type="dxa"/>
+          </w:tcPr>
+          <w:p>
+            <w:pPr>
+              <w:spacing w:after="0"/>
+            </w:pPr>
+            <w:r>
               <w:rPr>
                 <w:cs/>
-                <w:lang w:val="en-US"/>
-              </w:rPr>
-              <w:t xml:space="preserve">23</w:t>
-            </w:r>
-          </w:p>
-        </w:tc>
-        <w:tc>
-          <w:tcPr>
-            <w:tcW w:w="1661" w:type="dxa"/>
-          </w:tcPr>
-          <w:p>
-            <w:pPr>
-              <w:spacing w:after="0"/>
-            </w:pPr>
-            <w:r>
-              <w:rPr>
-                <w:cs/>
-                <w:lang w:val="en-US"/>
               </w:rPr>
               <w:t xml:space="preserve">เลขภาคผนวกเป็นตัวอักษร</w:t>
             </w:r>
@@ -4816,10 +4777,6 @@
               <w:jc w:val="right"/>
             </w:pPr>
             <w:r>
-              <w:rPr>
-                <w:cs/>
-                <w:lang w:val="en-US"/>
-              </w:rPr>
               <w:t xml:space="preserve">113</w:t>
             </w:r>
           </w:p>
@@ -4834,10 +4791,6 @@
               <w:jc w:val="right"/>
             </w:pPr>
             <w:r>
-              <w:rPr>
-                <w:cs/>
-                <w:lang w:val="en-US"/>
-              </w:rPr>
               <w:t xml:space="preserve">7</w:t>
             </w:r>
           </w:p>
@@ -4852,10 +4805,6 @@
               <w:jc w:val="right"/>
             </w:pPr>
             <w:r>
-              <w:rPr>
-                <w:cs/>
-                <w:lang w:val="en-US"/>
-              </w:rPr>
               <w:t xml:space="preserve">94.1</w:t>
             </w:r>
           </w:p>
@@ -4872,26 +4821,21 @@
               <w:jc w:val="right"/>
             </w:pPr>
             <w:r>
+              <w:t xml:space="preserve">24</w:t>
+            </w:r>
+          </w:p>
+        </w:tc>
+        <w:tc>
+          <w:tcPr>
+            <w:tcW w:w="1661" w:type="dxa"/>
+          </w:tcPr>
+          <w:p>
+            <w:pPr>
+              <w:spacing w:after="0"/>
+            </w:pPr>
+            <w:r>
               <w:rPr>
                 <w:cs/>
-                <w:lang w:val="en-US"/>
-              </w:rPr>
-              <w:t xml:space="preserve">24</w:t>
-            </w:r>
-          </w:p>
-        </w:tc>
-        <w:tc>
-          <w:tcPr>
-            <w:tcW w:w="1661" w:type="dxa"/>
-          </w:tcPr>
-          <w:p>
-            <w:pPr>
-              <w:spacing w:after="0"/>
-            </w:pPr>
-            <w:r>
-              <w:rPr>
-                <w:cs/>
-                <w:lang w:val="en-US"/>
               </w:rPr>
               <w:t xml:space="preserve">หัวกระดาษแสดงข้อความ</w:t>
             </w:r>
@@ -4907,10 +4851,6 @@
               <w:jc w:val="right"/>
             </w:pPr>
             <w:r>
-              <w:rPr>
-                <w:cs/>
-                <w:lang w:val="en-US"/>
-              </w:rPr>
               <w:t xml:space="preserve">120</w:t>
             </w:r>
           </w:p>
@@ -4925,10 +4865,6 @@
               <w:jc w:val="right"/>
             </w:pPr>
             <w:r>
-              <w:rPr>
-                <w:cs/>
-                <w:lang w:val="en-US"/>
-              </w:rPr>
               <w:t xml:space="preserve">0</w:t>
             </w:r>
           </w:p>
@@ -4943,10 +4879,6 @@
               <w:jc w:val="right"/>
             </w:pPr>
             <w:r>
-              <w:rPr>
-                <w:cs/>
-                <w:lang w:val="en-US"/>
-              </w:rPr>
               <w:t xml:space="preserve">100.0</w:t>
             </w:r>
           </w:p>
@@ -4963,26 +4895,21 @@
               <w:jc w:val="right"/>
             </w:pPr>
             <w:r>
+              <w:t xml:space="preserve">25</w:t>
+            </w:r>
+          </w:p>
+        </w:tc>
+        <w:tc>
+          <w:tcPr>
+            <w:tcW w:w="1661" w:type="dxa"/>
+          </w:tcPr>
+          <w:p>
+            <w:pPr>
+              <w:spacing w:after="0"/>
+            </w:pPr>
+            <w:r>
               <w:rPr>
                 <w:cs/>
-                <w:lang w:val="en-US"/>
-              </w:rPr>
-              <w:t xml:space="preserve">25</w:t>
-            </w:r>
-          </w:p>
-        </w:tc>
-        <w:tc>
-          <w:tcPr>
-            <w:tcW w:w="1661" w:type="dxa"/>
-          </w:tcPr>
-          <w:p>
-            <w:pPr>
-              <w:spacing w:after="0"/>
-            </w:pPr>
-            <w:r>
-              <w:rPr>
-                <w:cs/>
-                <w:lang w:val="en-US"/>
               </w:rPr>
               <w:t xml:space="preserve">ท้ายกระดาษแสดงเลขหน้า</w:t>
             </w:r>
@@ -4998,10 +4925,6 @@
               <w:jc w:val="right"/>
             </w:pPr>
             <w:r>
-              <w:rPr>
-                <w:cs/>
-                <w:lang w:val="en-US"/>
-              </w:rPr>
               <w:t xml:space="preserve">120</w:t>
             </w:r>
           </w:p>
@@ -5016,10 +4939,6 @@
               <w:jc w:val="right"/>
             </w:pPr>
             <w:r>
-              <w:rPr>
-                <w:cs/>
-                <w:lang w:val="en-US"/>
-              </w:rPr>
               <w:t xml:space="preserve">0</w:t>
             </w:r>
           </w:p>
@@ -5034,10 +4953,6 @@
               <w:jc w:val="right"/>
             </w:pPr>
             <w:r>
-              <w:rPr>
-                <w:cs/>
-                <w:lang w:val="en-US"/>
-              </w:rPr>
               <w:t xml:space="preserve">100.0</w:t>
             </w:r>
           </w:p>
@@ -5054,26 +4969,21 @@
               <w:jc w:val="right"/>
             </w:pPr>
             <w:r>
+              <w:t xml:space="preserve">26</w:t>
+            </w:r>
+          </w:p>
+        </w:tc>
+        <w:tc>
+          <w:tcPr>
+            <w:tcW w:w="1661" w:type="dxa"/>
+          </w:tcPr>
+          <w:p>
+            <w:pPr>
+              <w:spacing w:after="0"/>
+            </w:pPr>
+            <w:r>
               <w:rPr>
                 <w:cs/>
-                <w:lang w:val="en-US"/>
-              </w:rPr>
-              <w:t xml:space="preserve">26</w:t>
-            </w:r>
-          </w:p>
-        </w:tc>
-        <w:tc>
-          <w:tcPr>
-            <w:tcW w:w="1661" w:type="dxa"/>
-          </w:tcPr>
-          <w:p>
-            <w:pPr>
-              <w:spacing w:after="0"/>
-            </w:pPr>
-            <w:r>
-              <w:rPr>
-                <w:cs/>
-                <w:lang w:val="en-US"/>
               </w:rPr>
               <w:t xml:space="preserve">ระยะบรรทัดตามที่กำหนด</w:t>
             </w:r>
@@ -5089,10 +4999,6 @@
               <w:jc w:val="right"/>
             </w:pPr>
             <w:r>
-              <w:rPr>
-                <w:cs/>
-                <w:lang w:val="en-US"/>
-              </w:rPr>
               <w:t xml:space="preserve">118</w:t>
             </w:r>
           </w:p>
@@ -5107,10 +5013,6 @@
               <w:jc w:val="right"/>
             </w:pPr>
             <w:r>
-              <w:rPr>
-                <w:cs/>
-                <w:lang w:val="en-US"/>
-              </w:rPr>
               <w:t xml:space="preserve">2</w:t>
             </w:r>
           </w:p>
@@ -5125,10 +5027,6 @@
               <w:jc w:val="right"/>
             </w:pPr>
             <w:r>
-              <w:rPr>
-                <w:cs/>
-                <w:lang w:val="en-US"/>
-              </w:rPr>
               <w:t xml:space="preserve">98.3</w:t>
             </w:r>
           </w:p>
@@ -5145,26 +5043,21 @@
               <w:jc w:val="right"/>
             </w:pPr>
             <w:r>
+              <w:t xml:space="preserve">27</w:t>
+            </w:r>
+          </w:p>
+        </w:tc>
+        <w:tc>
+          <w:tcPr>
+            <w:tcW w:w="1661" w:type="dxa"/>
+          </w:tcPr>
+          <w:p>
+            <w:pPr>
+              <w:spacing w:after="0"/>
+            </w:pPr>
+            <w:r>
               <w:rPr>
                 <w:cs/>
-                <w:lang w:val="en-US"/>
-              </w:rPr>
-              <w:t xml:space="preserve">27</w:t>
-            </w:r>
-          </w:p>
-        </w:tc>
-        <w:tc>
-          <w:tcPr>
-            <w:tcW w:w="1661" w:type="dxa"/>
-          </w:tcPr>
-          <w:p>
-            <w:pPr>
-              <w:spacing w:after="0"/>
-            </w:pPr>
-            <w:r>
-              <w:rPr>
-                <w:cs/>
-                <w:lang w:val="en-US"/>
               </w:rPr>
               <w:t xml:space="preserve">การเยื้องบรรทัดแรก</w:t>
             </w:r>
@@ -5180,10 +5073,6 @@
               <w:jc w:val="right"/>
             </w:pPr>
             <w:r>
-              <w:rPr>
-                <w:cs/>
-                <w:lang w:val="en-US"/>
-              </w:rPr>
               <w:t xml:space="preserve">119</w:t>
             </w:r>
           </w:p>
@@ -5198,10 +5087,6 @@
               <w:jc w:val="right"/>
             </w:pPr>
             <w:r>
-              <w:rPr>
-                <w:cs/>
-                <w:lang w:val="en-US"/>
-              </w:rPr>
               <w:t xml:space="preserve">1</w:t>
             </w:r>
           </w:p>
@@ -5216,10 +5101,6 @@
               <w:jc w:val="right"/>
             </w:pPr>
             <w:r>
-              <w:rPr>
-                <w:cs/>
-                <w:lang w:val="en-US"/>
-              </w:rPr>
               <w:t xml:space="preserve">99.1</w:t>
             </w:r>
           </w:p>
@@ -5236,26 +5117,21 @@
               <w:jc w:val="right"/>
             </w:pPr>
             <w:r>
+              <w:t xml:space="preserve">28</w:t>
+            </w:r>
+          </w:p>
+        </w:tc>
+        <w:tc>
+          <w:tcPr>
+            <w:tcW w:w="1661" w:type="dxa"/>
+          </w:tcPr>
+          <w:p>
+            <w:pPr>
+              <w:spacing w:after="0"/>
+            </w:pPr>
+            <w:r>
               <w:rPr>
                 <w:cs/>
-                <w:lang w:val="en-US"/>
-              </w:rPr>
-              <w:t xml:space="preserve">28</w:t>
-            </w:r>
-          </w:p>
-        </w:tc>
-        <w:tc>
-          <w:tcPr>
-            <w:tcW w:w="1661" w:type="dxa"/>
-          </w:tcPr>
-          <w:p>
-            <w:pPr>
-              <w:spacing w:after="0"/>
-            </w:pPr>
-            <w:r>
-              <w:rPr>
-                <w:cs/>
-                <w:lang w:val="en-US"/>
               </w:rPr>
               <w:t xml:space="preserve">การจัดข้อความแบบกระจาย</w:t>
             </w:r>
@@ -5271,10 +5147,6 @@
               <w:jc w:val="right"/>
             </w:pPr>
             <w:r>
-              <w:rPr>
-                <w:cs/>
-                <w:lang w:val="en-US"/>
-              </w:rPr>
               <w:t xml:space="preserve">96</w:t>
             </w:r>
           </w:p>
@@ -5289,10 +5161,6 @@
               <w:jc w:val="right"/>
             </w:pPr>
             <w:r>
-              <w:rPr>
-                <w:cs/>
-                <w:lang w:val="en-US"/>
-              </w:rPr>
               <w:t xml:space="preserve">24</w:t>
             </w:r>
           </w:p>
@@ -5307,10 +5175,6 @@
               <w:jc w:val="right"/>
             </w:pPr>
             <w:r>
-              <w:rPr>
-                <w:cs/>
-                <w:lang w:val="en-US"/>
-              </w:rPr>
               <w:t xml:space="preserve">80.0</w:t>
             </w:r>
           </w:p>
@@ -5327,26 +5191,21 @@
               <w:jc w:val="right"/>
             </w:pPr>
             <w:r>
+              <w:t xml:space="preserve">29</w:t>
+            </w:r>
+          </w:p>
+        </w:tc>
+        <w:tc>
+          <w:tcPr>
+            <w:tcW w:w="1661" w:type="dxa"/>
+          </w:tcPr>
+          <w:p>
+            <w:pPr>
+              <w:spacing w:after="0"/>
+            </w:pPr>
+            <w:r>
               <w:rPr>
                 <w:cs/>
-                <w:lang w:val="en-US"/>
-              </w:rPr>
-              <w:t xml:space="preserve">29</w:t>
-            </w:r>
-          </w:p>
-        </w:tc>
-        <w:tc>
-          <w:tcPr>
-            <w:tcW w:w="1661" w:type="dxa"/>
-          </w:tcPr>
-          <w:p>
-            <w:pPr>
-              <w:spacing w:after="0"/>
-            </w:pPr>
-            <w:r>
-              <w:rPr>
-                <w:cs/>
-                <w:lang w:val="en-US"/>
               </w:rPr>
               <w:t xml:space="preserve">เลขไทยในเลขหน้า</w:t>
             </w:r>
@@ -5362,10 +5221,6 @@
               <w:jc w:val="right"/>
             </w:pPr>
             <w:r>
-              <w:rPr>
-                <w:cs/>
-                <w:lang w:val="en-US"/>
-              </w:rPr>
               <w:t xml:space="preserve">109</w:t>
             </w:r>
           </w:p>
@@ -5380,10 +5235,6 @@
               <w:jc w:val="right"/>
             </w:pPr>
             <w:r>
-              <w:rPr>
-                <w:cs/>
-                <w:lang w:val="en-US"/>
-              </w:rPr>
               <w:t xml:space="preserve">11</w:t>
             </w:r>
           </w:p>
@@ -5398,10 +5249,6 @@
               <w:jc w:val="right"/>
             </w:pPr>
             <w:r>
-              <w:rPr>
-                <w:cs/>
-                <w:lang w:val="en-US"/>
-              </w:rPr>
               <w:t xml:space="preserve">90.8</w:t>
             </w:r>
           </w:p>
@@ -5418,26 +5265,21 @@
               <w:jc w:val="right"/>
             </w:pPr>
             <w:r>
+              <w:t xml:space="preserve">30</w:t>
+            </w:r>
+          </w:p>
+        </w:tc>
+        <w:tc>
+          <w:tcPr>
+            <w:tcW w:w="1661" w:type="dxa"/>
+          </w:tcPr>
+          <w:p>
+            <w:pPr>
+              <w:spacing w:after="0"/>
+            </w:pPr>
+            <w:r>
               <w:rPr>
                 <w:cs/>
-                <w:lang w:val="en-US"/>
-              </w:rPr>
-              <w:t xml:space="preserve">30</w:t>
-            </w:r>
-          </w:p>
-        </w:tc>
-        <w:tc>
-          <w:tcPr>
-            <w:tcW w:w="1661" w:type="dxa"/>
-          </w:tcPr>
-          <w:p>
-            <w:pPr>
-              <w:spacing w:after="0"/>
-            </w:pPr>
-            <w:r>
-              <w:rPr>
-                <w:cs/>
-                <w:lang w:val="en-US"/>
               </w:rPr>
               <w:t xml:space="preserve">ขนาดกระดาษถูกต้อง</w:t>
             </w:r>
@@ -5453,10 +5295,6 @@
               <w:jc w:val="right"/>
             </w:pPr>
             <w:r>
-              <w:rPr>
-                <w:cs/>
-                <w:lang w:val="en-US"/>
-              </w:rPr>
               <w:t xml:space="preserve">120</w:t>
             </w:r>
           </w:p>
@@ -5471,10 +5309,6 @@
               <w:jc w:val="right"/>
             </w:pPr>
             <w:r>
-              <w:rPr>
-                <w:cs/>
-                <w:lang w:val="en-US"/>
-              </w:rPr>
               <w:t xml:space="preserve">0</w:t>
             </w:r>
           </w:p>
@@ -5489,10 +5323,6 @@
               <w:jc w:val="right"/>
             </w:pPr>
             <w:r>
-              <w:rPr>
-                <w:cs/>
-                <w:lang w:val="en-US"/>
-              </w:rPr>
               <w:t xml:space="preserve">100.0</w:t>
             </w:r>
           </w:p>
@@ -5509,26 +5339,21 @@
               <w:jc w:val="right"/>
             </w:pPr>
             <w:r>
+              <w:t xml:space="preserve">31</w:t>
+            </w:r>
+          </w:p>
+        </w:tc>
+        <w:tc>
+          <w:tcPr>
+            <w:tcW w:w="1661" w:type="dxa"/>
+          </w:tcPr>
+          <w:p>
+            <w:pPr>
+              <w:spacing w:after="0"/>
+            </w:pPr>
+            <w:r>
               <w:rPr>
                 <w:cs/>
-                <w:lang w:val="en-US"/>
-              </w:rPr>
-              <w:t xml:space="preserve">31</w:t>
-            </w:r>
-          </w:p>
-        </w:tc>
-        <w:tc>
-          <w:tcPr>
-            <w:tcW w:w="1661" w:type="dxa"/>
-          </w:tcPr>
-          <w:p>
-            <w:pPr>
-              <w:spacing w:after="0"/>
-            </w:pPr>
-            <w:r>
-              <w:rPr>
-                <w:cs/>
-                <w:lang w:val="en-US"/>
               </w:rPr>
               <w:t xml:space="preserve">ขอบกระดาษถูกต้อง</w:t>
             </w:r>
@@ -5544,10 +5369,6 @@
               <w:jc w:val="right"/>
             </w:pPr>
             <w:r>
-              <w:rPr>
-                <w:cs/>
-                <w:lang w:val="en-US"/>
-              </w:rPr>
               <w:t xml:space="preserve">120</w:t>
             </w:r>
           </w:p>
@@ -5562,10 +5383,6 @@
               <w:jc w:val="right"/>
             </w:pPr>
             <w:r>
-              <w:rPr>
-                <w:cs/>
-                <w:lang w:val="en-US"/>
-              </w:rPr>
               <w:t xml:space="preserve">0</w:t>
             </w:r>
           </w:p>
@@ -5580,10 +5397,6 @@
               <w:jc w:val="right"/>
             </w:pPr>
             <w:r>
-              <w:rPr>
-                <w:cs/>
-                <w:lang w:val="en-US"/>
-              </w:rPr>
               <w:t xml:space="preserve">100.0</w:t>
             </w:r>
           </w:p>
@@ -5600,26 +5413,21 @@
               <w:jc w:val="right"/>
             </w:pPr>
             <w:r>
+              <w:t xml:space="preserve">32</w:t>
+            </w:r>
+          </w:p>
+        </w:tc>
+        <w:tc>
+          <w:tcPr>
+            <w:tcW w:w="1661" w:type="dxa"/>
+          </w:tcPr>
+          <w:p>
+            <w:pPr>
+              <w:spacing w:after="0"/>
+            </w:pPr>
+            <w:r>
               <w:rPr>
                 <w:cs/>
-                <w:lang w:val="en-US"/>
-              </w:rPr>
-              <w:t xml:space="preserve">32</w:t>
-            </w:r>
-          </w:p>
-        </w:tc>
-        <w:tc>
-          <w:tcPr>
-            <w:tcW w:w="1661" w:type="dxa"/>
-          </w:tcPr>
-          <w:p>
-            <w:pPr>
-              <w:spacing w:after="0"/>
-            </w:pPr>
-            <w:r>
-              <w:rPr>
-                <w:cs/>
-                <w:lang w:val="en-US"/>
               </w:rPr>
               <w:t xml:space="preserve">ข้อความยกมาเยื้องเข้า</w:t>
             </w:r>
@@ -5635,10 +5443,6 @@
               <w:jc w:val="right"/>
             </w:pPr>
             <w:r>
-              <w:rPr>
-                <w:cs/>
-                <w:lang w:val="en-US"/>
-              </w:rPr>
               <w:t xml:space="preserve">120</w:t>
             </w:r>
           </w:p>
@@ -5653,10 +5457,6 @@
               <w:jc w:val="right"/>
             </w:pPr>
             <w:r>
-              <w:rPr>
-                <w:cs/>
-                <w:lang w:val="en-US"/>
-              </w:rPr>
               <w:t xml:space="preserve">0</w:t>
             </w:r>
           </w:p>
@@ -5671,10 +5471,6 @@
               <w:jc w:val="right"/>
             </w:pPr>
             <w:r>
-              <w:rPr>
-                <w:cs/>
-                <w:lang w:val="en-US"/>
-              </w:rPr>
               <w:t xml:space="preserve">100.0</w:t>
             </w:r>
           </w:p>
@@ -5691,26 +5487,21 @@
               <w:jc w:val="right"/>
             </w:pPr>
             <w:r>
+              <w:t xml:space="preserve">33</w:t>
+            </w:r>
+          </w:p>
+        </w:tc>
+        <w:tc>
+          <w:tcPr>
+            <w:tcW w:w="1661" w:type="dxa"/>
+          </w:tcPr>
+          <w:p>
+            <w:pPr>
+              <w:spacing w:after="0"/>
+            </w:pPr>
+            <w:r>
               <w:rPr>
                 <w:cs/>
-                <w:lang w:val="en-US"/>
-              </w:rPr>
-              <w:t xml:space="preserve">33</w:t>
-            </w:r>
-          </w:p>
-        </w:tc>
-        <w:tc>
-          <w:tcPr>
-            <w:tcW w:w="1661" w:type="dxa"/>
-          </w:tcPr>
-          <w:p>
-            <w:pPr>
-              <w:spacing w:after="0"/>
-            </w:pPr>
-            <w:r>
-              <w:rPr>
-                <w:cs/>
-                <w:lang w:val="en-US"/>
               </w:rPr>
               <w:t xml:space="preserve">โค้ดใช้ฟอนต์ความกว้างคงที่</w:t>
             </w:r>
@@ -5726,10 +5517,6 @@
               <w:jc w:val="right"/>
             </w:pPr>
             <w:r>
-              <w:rPr>
-                <w:cs/>
-                <w:lang w:val="en-US"/>
-              </w:rPr>
               <w:t xml:space="preserve">118</w:t>
             </w:r>
           </w:p>
@@ -5744,10 +5531,6 @@
               <w:jc w:val="right"/>
             </w:pPr>
             <w:r>
-              <w:rPr>
-                <w:cs/>
-                <w:lang w:val="en-US"/>
-              </w:rPr>
               <w:t xml:space="preserve">2</w:t>
             </w:r>
           </w:p>
@@ -5762,10 +5545,6 @@
               <w:jc w:val="right"/>
             </w:pPr>
             <w:r>
-              <w:rPr>
-                <w:cs/>
-                <w:lang w:val="en-US"/>
-              </w:rPr>
               <w:t xml:space="preserve">98.3</w:t>
             </w:r>
           </w:p>
@@ -5782,26 +5561,21 @@
               <w:jc w:val="right"/>
             </w:pPr>
             <w:r>
+              <w:t xml:space="preserve">34</w:t>
+            </w:r>
+          </w:p>
+        </w:tc>
+        <w:tc>
+          <w:tcPr>
+            <w:tcW w:w="1661" w:type="dxa"/>
+          </w:tcPr>
+          <w:p>
+            <w:pPr>
+              <w:spacing w:after="0"/>
+            </w:pPr>
+            <w:r>
               <w:rPr>
                 <w:cs/>
-                <w:lang w:val="en-US"/>
-              </w:rPr>
-              <w:t xml:space="preserve">34</w:t>
-            </w:r>
-          </w:p>
-        </w:tc>
-        <w:tc>
-          <w:tcPr>
-            <w:tcW w:w="1661" w:type="dxa"/>
-          </w:tcPr>
-          <w:p>
-            <w:pPr>
-              <w:spacing w:after="0"/>
-            </w:pPr>
-            <w:r>
-              <w:rPr>
-                <w:cs/>
-                <w:lang w:val="en-US"/>
               </w:rPr>
               <w:t xml:space="preserve">ตัวยกและตัวห้อย</w:t>
             </w:r>
@@ -5817,10 +5591,6 @@
               <w:jc w:val="right"/>
             </w:pPr>
             <w:r>
-              <w:rPr>
-                <w:cs/>
-                <w:lang w:val="en-US"/>
-              </w:rPr>
               <w:t xml:space="preserve">120</w:t>
             </w:r>
           </w:p>
@@ -5835,10 +5605,6 @@
               <w:jc w:val="right"/>
             </w:pPr>
             <w:r>
-              <w:rPr>
-                <w:cs/>
-                <w:lang w:val="en-US"/>
-              </w:rPr>
               <w:t xml:space="preserve">0</w:t>
             </w:r>
           </w:p>
@@ -5853,10 +5619,6 @@
               <w:jc w:val="right"/>
             </w:pPr>
             <w:r>
-              <w:rPr>
-                <w:cs/>
-                <w:lang w:val="en-US"/>
-              </w:rPr>
               <w:t xml:space="preserve">100.0</w:t>
             </w:r>
           </w:p>
@@ -5873,26 +5635,21 @@
               <w:jc w:val="right"/>
             </w:pPr>
             <w:r>
+              <w:t xml:space="preserve">35</w:t>
+            </w:r>
+          </w:p>
+        </w:tc>
+        <w:tc>
+          <w:tcPr>
+            <w:tcW w:w="1661" w:type="dxa"/>
+          </w:tcPr>
+          <w:p>
+            <w:pPr>
+              <w:spacing w:after="0"/>
+            </w:pPr>
+            <w:r>
               <w:rPr>
                 <w:cs/>
-                <w:lang w:val="en-US"/>
-              </w:rPr>
-              <w:t xml:space="preserve">35</w:t>
-            </w:r>
-          </w:p>
-        </w:tc>
-        <w:tc>
-          <w:tcPr>
-            <w:tcW w:w="1661" w:type="dxa"/>
-          </w:tcPr>
-          <w:p>
-            <w:pPr>
-              <w:spacing w:after="0"/>
-            </w:pPr>
-            <w:r>
-              <w:rPr>
-                <w:cs/>
-                <w:lang w:val="en-US"/>
               </w:rPr>
               <w:t xml:space="preserve">ขีดเส้นใต้แสดงผล</w:t>
             </w:r>
@@ -5908,10 +5665,6 @@
               <w:jc w:val="right"/>
             </w:pPr>
             <w:r>
-              <w:rPr>
-                <w:cs/>
-                <w:lang w:val="en-US"/>
-              </w:rPr>
               <w:t xml:space="preserve">120</w:t>
             </w:r>
           </w:p>
@@ -5926,10 +5679,6 @@
               <w:jc w:val="right"/>
             </w:pPr>
             <w:r>
-              <w:rPr>
-                <w:cs/>
-                <w:lang w:val="en-US"/>
-              </w:rPr>
               <w:t xml:space="preserve">0</w:t>
             </w:r>
           </w:p>
@@ -5944,10 +5693,6 @@
               <w:jc w:val="right"/>
             </w:pPr>
             <w:r>
-              <w:rPr>
-                <w:cs/>
-                <w:lang w:val="en-US"/>
-              </w:rPr>
               <w:t xml:space="preserve">100.0</w:t>
             </w:r>
           </w:p>
@@ -5964,26 +5709,21 @@
               <w:jc w:val="right"/>
             </w:pPr>
             <w:r>
+              <w:t xml:space="preserve">36</w:t>
+            </w:r>
+          </w:p>
+        </w:tc>
+        <w:tc>
+          <w:tcPr>
+            <w:tcW w:w="1661" w:type="dxa"/>
+          </w:tcPr>
+          <w:p>
+            <w:pPr>
+              <w:spacing w:after="0"/>
+            </w:pPr>
+            <w:r>
               <w:rPr>
                 <w:cs/>
-                <w:lang w:val="en-US"/>
-              </w:rPr>
-              <w:t xml:space="preserve">36</w:t>
-            </w:r>
-          </w:p>
-        </w:tc>
-        <w:tc>
-          <w:tcPr>
-            <w:tcW w:w="1661" w:type="dxa"/>
-          </w:tcPr>
-          <w:p>
-            <w:pPr>
-              <w:spacing w:after="0"/>
-            </w:pPr>
-            <w:r>
-              <w:rPr>
-                <w:cs/>
-                <w:lang w:val="en-US"/>
               </w:rPr>
               <w:t xml:space="preserve">ขีดฆ่าแสดงผล</w:t>
             </w:r>
@@ -5999,10 +5739,6 @@
               <w:jc w:val="right"/>
             </w:pPr>
             <w:r>
-              <w:rPr>
-                <w:cs/>
-                <w:lang w:val="en-US"/>
-              </w:rPr>
               <w:t xml:space="preserve">120</w:t>
             </w:r>
           </w:p>
@@ -6017,10 +5753,6 @@
               <w:jc w:val="right"/>
             </w:pPr>
             <w:r>
-              <w:rPr>
-                <w:cs/>
-                <w:lang w:val="en-US"/>
-              </w:rPr>
               <w:t xml:space="preserve">0</w:t>
             </w:r>
           </w:p>
@@ -6035,10 +5767,6 @@
               <w:jc w:val="right"/>
             </w:pPr>
             <w:r>
-              <w:rPr>
-                <w:cs/>
-                <w:lang w:val="en-US"/>
-              </w:rPr>
               <w:t xml:space="preserve">100.0</w:t>
             </w:r>
           </w:p>
@@ -6055,26 +5783,21 @@
               <w:jc w:val="right"/>
             </w:pPr>
             <w:r>
+              <w:t xml:space="preserve">37</w:t>
+            </w:r>
+          </w:p>
+        </w:tc>
+        <w:tc>
+          <w:tcPr>
+            <w:tcW w:w="1661" w:type="dxa"/>
+          </w:tcPr>
+          <w:p>
+            <w:pPr>
+              <w:spacing w:after="0"/>
+            </w:pPr>
+            <w:r>
               <w:rPr>
                 <w:cs/>
-                <w:lang w:val="en-US"/>
-              </w:rPr>
-              <w:t xml:space="preserve">37</w:t>
-            </w:r>
-          </w:p>
-        </w:tc>
-        <w:tc>
-          <w:tcPr>
-            <w:tcW w:w="1661" w:type="dxa"/>
-          </w:tcPr>
-          <w:p>
-            <w:pPr>
-              <w:spacing w:after="0"/>
-            </w:pPr>
-            <w:r>
-              <w:rPr>
-                <w:cs/>
-                <w:lang w:val="en-US"/>
               </w:rPr>
               <w:t xml:space="preserve">คุณสมบัติเอกสารมีชื่อเรื่อง</w:t>
             </w:r>
@@ -6090,10 +5813,6 @@
               <w:jc w:val="right"/>
             </w:pPr>
             <w:r>
-              <w:rPr>
-                <w:cs/>
-                <w:lang w:val="en-US"/>
-              </w:rPr>
               <w:t xml:space="preserve">120</w:t>
             </w:r>
           </w:p>
@@ -6108,10 +5827,6 @@
               <w:jc w:val="right"/>
             </w:pPr>
             <w:r>
-              <w:rPr>
-                <w:cs/>
-                <w:lang w:val="en-US"/>
-              </w:rPr>
               <w:t xml:space="preserve">0</w:t>
             </w:r>
           </w:p>
@@ -6126,10 +5841,6 @@
               <w:jc w:val="right"/>
             </w:pPr>
             <w:r>
-              <w:rPr>
-                <w:cs/>
-                <w:lang w:val="en-US"/>
-              </w:rPr>
               <w:t xml:space="preserve">100.0</w:t>
             </w:r>
           </w:p>
@@ -6146,26 +5857,21 @@
               <w:jc w:val="right"/>
             </w:pPr>
             <w:r>
+              <w:t xml:space="preserve">38</w:t>
+            </w:r>
+          </w:p>
+        </w:tc>
+        <w:tc>
+          <w:tcPr>
+            <w:tcW w:w="1661" w:type="dxa"/>
+          </w:tcPr>
+          <w:p>
+            <w:pPr>
+              <w:spacing w:after="0"/>
+            </w:pPr>
+            <w:r>
               <w:rPr>
                 <w:cs/>
-                <w:lang w:val="en-US"/>
-              </w:rPr>
-              <w:t xml:space="preserve">38</w:t>
-            </w:r>
-          </w:p>
-        </w:tc>
-        <w:tc>
-          <w:tcPr>
-            <w:tcW w:w="1661" w:type="dxa"/>
-          </w:tcPr>
-          <w:p>
-            <w:pPr>
-              <w:spacing w:after="0"/>
-            </w:pPr>
-            <w:r>
-              <w:rPr>
-                <w:cs/>
-                <w:lang w:val="en-US"/>
               </w:rPr>
               <w:t xml:space="preserve">ไม่มีอักขระที่มองไม่เห็น</w:t>
             </w:r>
@@ -6181,10 +5887,6 @@
               <w:jc w:val="right"/>
             </w:pPr>
             <w:r>
-              <w:rPr>
-                <w:cs/>
-                <w:lang w:val="en-US"/>
-              </w:rPr>
               <w:t xml:space="preserve">120</w:t>
             </w:r>
           </w:p>
@@ -6199,10 +5901,6 @@
               <w:jc w:val="right"/>
             </w:pPr>
             <w:r>
-              <w:rPr>
-                <w:cs/>
-                <w:lang w:val="en-US"/>
-              </w:rPr>
               <w:t xml:space="preserve">0</w:t>
             </w:r>
           </w:p>
@@ -6217,10 +5915,6 @@
               <w:jc w:val="right"/>
             </w:pPr>
             <w:r>
-              <w:rPr>
-                <w:cs/>
-                <w:lang w:val="en-US"/>
-              </w:rPr>
               <w:t xml:space="preserve">100.0</w:t>
             </w:r>
           </w:p>
@@ -6237,26 +5931,21 @@
               <w:jc w:val="right"/>
             </w:pPr>
             <w:r>
+              <w:t xml:space="preserve">39</w:t>
+            </w:r>
+          </w:p>
+        </w:tc>
+        <w:tc>
+          <w:tcPr>
+            <w:tcW w:w="1661" w:type="dxa"/>
+          </w:tcPr>
+          <w:p>
+            <w:pPr>
+              <w:spacing w:after="0"/>
+            </w:pPr>
+            <w:r>
               <w:rPr>
                 <w:cs/>
-                <w:lang w:val="en-US"/>
-              </w:rPr>
-              <w:t xml:space="preserve">39</w:t>
-            </w:r>
-          </w:p>
-        </w:tc>
-        <w:tc>
-          <w:tcPr>
-            <w:tcW w:w="1661" w:type="dxa"/>
-          </w:tcPr>
-          <w:p>
-            <w:pPr>
-              <w:spacing w:after="0"/>
-            </w:pPr>
-            <w:r>
-              <w:rPr>
-                <w:cs/>
-                <w:lang w:val="en-US"/>
               </w:rPr>
               <w:t xml:space="preserve">เปิดไฟล์ได้โดยไม่มีคำเตือน</w:t>
             </w:r>
@@ -6272,10 +5961,6 @@
               <w:jc w:val="right"/>
             </w:pPr>
             <w:r>
-              <w:rPr>
-                <w:cs/>
-                <w:lang w:val="en-US"/>
-              </w:rPr>
               <w:t xml:space="preserve">117</w:t>
             </w:r>
           </w:p>
@@ -6290,10 +5975,6 @@
               <w:jc w:val="right"/>
             </w:pPr>
             <w:r>
-              <w:rPr>
-                <w:cs/>
-                <w:lang w:val="en-US"/>
-              </w:rPr>
               <w:t xml:space="preserve">3</w:t>
             </w:r>
           </w:p>
@@ -6308,10 +5989,6 @@
               <w:jc w:val="right"/>
             </w:pPr>
             <w:r>
-              <w:rPr>
-                <w:cs/>
-                <w:lang w:val="en-US"/>
-              </w:rPr>
               <w:t xml:space="preserve">97.5</w:t>
             </w:r>
           </w:p>
@@ -6328,26 +6005,21 @@
               <w:jc w:val="right"/>
             </w:pPr>
             <w:r>
+              <w:t xml:space="preserve">40</w:t>
+            </w:r>
+          </w:p>
+        </w:tc>
+        <w:tc>
+          <w:tcPr>
+            <w:tcW w:w="1661" w:type="dxa"/>
+          </w:tcPr>
+          <w:p>
+            <w:pPr>
+              <w:spacing w:after="0"/>
+            </w:pPr>
+            <w:r>
               <w:rPr>
                 <w:cs/>
-                <w:lang w:val="en-US"/>
-              </w:rPr>
-              <w:t xml:space="preserve">40</w:t>
-            </w:r>
-          </w:p>
-        </w:tc>
-        <w:tc>
-          <w:tcPr>
-            <w:tcW w:w="1661" w:type="dxa"/>
-          </w:tcPr>
-          <w:p>
-            <w:pPr>
-              <w:spacing w:after="0"/>
-            </w:pPr>
-            <w:r>
-              <w:rPr>
-                <w:cs/>
-                <w:lang w:val="en-US"/>
               </w:rPr>
               <w:t xml:space="preserve">เนื้อหาตรงกับต้นฉบับ</w:t>
             </w:r>
@@ -6363,10 +6035,6 @@
               <w:jc w:val="right"/>
             </w:pPr>
             <w:r>
-              <w:rPr>
-                <w:cs/>
-                <w:lang w:val="en-US"/>
-              </w:rPr>
               <w:t xml:space="preserve">120</w:t>
             </w:r>
           </w:p>
@@ -6381,10 +6049,6 @@
               <w:jc w:val="right"/>
             </w:pPr>
             <w:r>
-              <w:rPr>
-                <w:cs/>
-                <w:lang w:val="en-US"/>
-              </w:rPr>
               <w:t xml:space="preserve">0</w:t>
             </w:r>
           </w:p>
@@ -6399,10 +6063,6 @@
               <w:jc w:val="right"/>
             </w:pPr>
             <w:r>
-              <w:rPr>
-                <w:cs/>
-                <w:lang w:val="en-US"/>
-              </w:rPr>
               <w:t xml:space="preserve">100.0</w:t>
             </w:r>
           </w:p>
@@ -6417,10 +6077,6 @@
         <w:keepNext/>
       </w:pPr>
       <w:r>
-        <w:rPr>
-          <w:cs/>
-          <w:lang w:val="en-US"/>
-        </w:rPr>
         <w:drawing>
           <wp:inline distT="0" distB="0" distL="0" distR="0">
             <wp:extent cx="5274310" cy="2812965"/>
@@ -6470,14 +6126,19 @@
           <w:b/>
           <w:bCs/>
           <w:cs/>
-          <w:lang w:val="en-US"/>
-        </w:rPr>
-        <w:t xml:space="preserve">รูปที่ 4-1</w:t>
-      </w:r>
-      <w:r>
-        <w:rPr>
-          <w:cs/>
-          <w:lang w:val="en-US"/>
+        </w:rPr>
+        <w:t xml:space="preserve">รูปที่ </w:t>
+      </w:r>
+      <w:r>
+        <w:rPr>
+          <w:b/>
+          <w:bCs/>
+        </w:rPr>
+        <w:t xml:space="preserve">4-1</w:t>
+      </w:r>
+      <w:r>
+        <w:rPr>
+          <w:cs/>
         </w:rPr>
         <w:t xml:space="preserve"> สรุปผลการตรวจจำแนกตามโปรแกรม</w:t>
       </w:r>
@@ -6489,9 +6150,17 @@
       <w:r>
         <w:rPr>
           <w:cs/>
-          <w:lang w:val="en-US"/>
-        </w:rPr>
-        <w:t xml:space="preserve">บทที่ 5 สรุป อภิปรายผล และข้อเสนอแนะ</w:t>
+        </w:rPr>
+        <w:t xml:space="preserve">บทที่ </w:t>
+      </w:r>
+      <w:r>
+        <w:t xml:space="preserve">5 </w:t>
+      </w:r>
+      <w:r>
+        <w:rPr>
+          <w:cs/>
+        </w:rPr>
+        <w:t xml:space="preserve">สรุป อภิปรายผล และข้อเสนอแนะ</w:t>
       </w:r>
     </w:p>
     <w:p>
@@ -6499,11 +6168,13 @@
         <w:pStyle w:val="Heading2"/>
       </w:pPr>
       <w:r>
-        <w:rPr>
-          <w:cs/>
-          <w:lang w:val="en-US"/>
-        </w:rPr>
-        <w:t xml:space="preserve">5.1 สรุปผลการวิจัย</w:t>
+        <w:t xml:space="preserve">5.1 </w:t>
+      </w:r>
+      <w:r>
+        <w:rPr>
+          <w:cs/>
+        </w:rPr>
+        <w:t xml:space="preserve">สรุปผลการวิจัย</w:t>
       </w:r>
     </w:p>
     <w:p>
@@ -6511,9 +6182,26 @@
       <w:r>
         <w:rPr>
           <w:cs/>
-          <w:lang w:val="en-US"/>
-        </w:rPr>
-        <w:t xml:space="preserve">ระบบที่พัฒนาขึ้นสร้างเอกสาร Word ภาษาไทยที่แสดงผลถูกต้องในโปรแกรมสำนักงานทั้ง 5 โปรแกรม โดยไม่เปลี่ยนแปลงเนื้อหาของต้นฉบับ และให้ผลลัพธ์ตรงกันทุกไบต์ทั้งสองภาษาโปรแกรม</w:t>
+        </w:rPr>
+        <w:t xml:space="preserve">ระบบที่พัฒนาขึ้นสร้างเอกสาร </w:t>
+      </w:r>
+      <w:r>
+        <w:t xml:space="preserve">Word </w:t>
+      </w:r>
+      <w:r>
+        <w:rPr>
+          <w:cs/>
+        </w:rPr>
+        <w:t xml:space="preserve">ภาษาไทยที่แสดงผลถูกต้องในโปรแกรมสำนักงานทั้ง </w:t>
+      </w:r>
+      <w:r>
+        <w:t xml:space="preserve">5 </w:t>
+      </w:r>
+      <w:r>
+        <w:rPr>
+          <w:cs/>
+        </w:rPr>
+        <w:t xml:space="preserve">โปรแกรม โดยไม่เปลี่ยนแปลงเนื้อหาของต้นฉบับ และให้ผลลัพธ์ตรงกันทุกไบต์ทั้งสองภาษาโปรแกรม</w:t>
       </w:r>
     </w:p>
     <w:p>
@@ -6521,11 +6209,13 @@
         <w:pStyle w:val="Heading2"/>
       </w:pPr>
       <w:r>
-        <w:rPr>
-          <w:cs/>
-          <w:lang w:val="en-US"/>
-        </w:rPr>
-        <w:t xml:space="preserve">5.2 อภิปรายผล</w:t>
+        <w:t xml:space="preserve">5.2 </w:t>
+      </w:r>
+      <w:r>
+        <w:rPr>
+          <w:cs/>
+        </w:rPr>
+        <w:t xml:space="preserve">อภิปรายผล</w:t>
       </w:r>
     </w:p>
     <w:p>
@@ -6533,7 +6223,6 @@
       <w:r>
         <w:rPr>
           <w:cs/>
-          <w:lang w:val="en-US"/>
         </w:rPr>
         <w:t xml:space="preserve">ผลการวิจัยสอดคล้องกับสมมติฐานที่ว่าการกำหนดคุณสมบัติภาษาไทยให้ครบถ้วนตั้งแต่ขั้นตอนการสร้างไฟล์ ช่วยให้เอกสารแสดงผลได้ถูกต้องโดยไม่ต้องแก้ไขภายหลัง ประเด็นที่น่าสนใจคือโปรแกรมแต่ละโปรแกรมอ่านคุณสมบัติเดียวกันต่างกันเล็กน้อย ตัวอย่างเช่น บางโปรแกรมแสดงการจัดแบบกระจายแบบไทยเป็นการจัดชิดขอบทั้งสองด้าน และบางโปรแกรมไม่อัปเดตเลขหน้าในสารบัญจนกว่าผู้ใช้จะสั่งเอง ข้อแตกต่างเหล่านี้ไม่ทำให้เนื้อหาผิดพลาด แต่ผู้จัดทำเอกสารควรตรวจผลลัพธ์ในโปรแกรมที่ผู้รับจะใช้จริงก่อนส่งมอบทุกครั้ง</w:t>
       </w:r>
@@ -6543,11 +6232,13 @@
         <w:pStyle w:val="Heading2"/>
       </w:pPr>
       <w:r>
-        <w:rPr>
-          <w:cs/>
-          <w:lang w:val="en-US"/>
-        </w:rPr>
-        <w:t xml:space="preserve">5.3 ข้อเสนอแนะ</w:t>
+        <w:t xml:space="preserve">5.3 </w:t>
+      </w:r>
+      <w:r>
+        <w:rPr>
+          <w:cs/>
+        </w:rPr>
+        <w:t xml:space="preserve">ข้อเสนอแนะ</w:t>
       </w:r>
     </w:p>
     <w:p>
@@ -6555,9 +6246,17 @@
       <w:r>
         <w:rPr>
           <w:cs/>
-          <w:lang w:val="en-US"/>
-        </w:rPr>
-        <w:t xml:space="preserve">ข้อเสนอแนะสำหรับการวิจัยครั้งต่อไป ได้แก่ การขยายขอบเขตไปยังภาษาอื่นในกลุ่ม complex script เช่น ภาษาลาว ภาษาเขมร และภาษาพม่า การรองรับสูตรคณิตศาสตร์ในรูปแบบที่แก้ไขได้ในโปรแกรม และการศึกษาความพึงพอใจของผู้ใช้งานจริงในระยะยาว นอกจากนี้ ควรศึกษาการสร้างเอกสารแบบหลายส่วนที่มีการวางหน้ากระดาษต่างกันในเอกสารเดียว เช่น หน้าตารางแนวนอนภายในเอกสารแนวตั้ง</w:t>
+        </w:rPr>
+        <w:t xml:space="preserve">ข้อเสนอแนะสำหรับการวิจัยครั้งต่อไป ได้แก่ การขยายขอบเขตไปยังภาษาอื่นในกลุ่ม </w:t>
+      </w:r>
+      <w:r>
+        <w:t xml:space="preserve">complex script </w:t>
+      </w:r>
+      <w:r>
+        <w:rPr>
+          <w:cs/>
+        </w:rPr>
+        <w:t xml:space="preserve">เช่น ภาษาลาว ภาษาเขมร และภาษาพม่า การรองรับสูตรคณิตศาสตร์ในรูปแบบที่แก้ไขได้ในโปรแกรม และการศึกษาความพึงพอใจของผู้ใช้งานจริงในระยะยาว นอกจากนี้ ควรศึกษาการสร้างเอกสารแบบหลายส่วนที่มีการวางหน้ากระดาษต่างกันในเอกสารเดียว เช่น หน้าตารางแนวนอนภายในเอกสารแนวตั้ง</w:t>
       </w:r>
     </w:p>
     <w:p>
@@ -6580,7 +6279,6 @@
       <w:r>
         <w:rPr>
           <w:cs/>
-          <w:lang w:val="en-US"/>
         </w:rPr>
         <w:t xml:space="preserve">บรรณานุกรม</w:t>
       </w:r>
@@ -6588,34 +6286,22 @@
     <w:p>
       <w:pPr/>
       <w:r>
-        <w:rPr>
-          <w:cs/>
-          <w:lang w:val="en-US"/>
-        </w:rPr>
         <w:t xml:space="preserve">Ecma International. (2021). </w:t>
       </w:r>
       <w:r>
         <w:rPr>
           <w:i/>
           <w:iCs/>
-          <w:cs/>
-          <w:lang w:val="en-US"/>
         </w:rPr>
         <w:t xml:space="preserve">ECMA-376: Office Open XML File Formats</w:t>
       </w:r>
       <w:r>
-        <w:rPr>
-          <w:cs/>
-          <w:lang w:val="en-US"/>
-        </w:rPr>
         <w:t xml:space="preserve"> (5th ed.). </w:t>
       </w:r>
       <w:hyperlink r:id="rId5" w:history="1">
         <w:r>
           <w:rPr>
             <w:rStyle w:val="Hyperlink"/>
-            <w:cs/>
-            <w:lang w:val="en-US"/>
           </w:rPr>
           <w:t xml:space="preserve">https://ecma-international.org/publications-and-standards/standards/ecma-376/</w:t>
         </w:r>
@@ -6624,34 +6310,22 @@
     <w:p>
       <w:pPr/>
       <w:r>
-        <w:rPr>
-          <w:cs/>
-          <w:lang w:val="en-US"/>
-        </w:rPr>
         <w:t xml:space="preserve">CommonMark. (2024). </w:t>
       </w:r>
       <w:r>
         <w:rPr>
           <w:i/>
           <w:iCs/>
-          <w:cs/>
-          <w:lang w:val="en-US"/>
         </w:rPr>
         <w:t xml:space="preserve">CommonMark Spec</w:t>
       </w:r>
       <w:r>
-        <w:rPr>
-          <w:cs/>
-          <w:lang w:val="en-US"/>
-        </w:rPr>
         <w:t xml:space="preserve"> (Version 0.31.2). </w:t>
       </w:r>
       <w:hyperlink r:id="rId6" w:history="1">
         <w:r>
           <w:rPr>
             <w:rStyle w:val="Hyperlink"/>
-            <w:cs/>
-            <w:lang w:val="en-US"/>
           </w:rPr>
           <w:t xml:space="preserve">https://spec.commonmark.org/0.31.2/</w:t>
         </w:r>
@@ -6669,24 +6343,30 @@
       <w:r>
         <w:rPr>
           <w:cs/>
-          <w:lang w:val="en-US"/>
-        </w:rPr>
-        <w:t xml:space="preserve">ตัวอย่าง ทดสอบระบบ. (2568). การตัดบรรทัดภาษาไทยในเอกสารอิเล็กทรอนิกส์. </w:t>
+        </w:rPr>
+        <w:t xml:space="preserve">ตัวอย่าง ทดสอบระบบ</w:t>
+      </w:r>
+      <w:r>
+        <w:t xml:space="preserve">. (2568). </w:t>
+      </w:r>
+      <w:r>
+        <w:rPr>
+          <w:cs/>
+        </w:rPr>
+        <w:t xml:space="preserve">การตัดบรรทัดภาษาไทยในเอกสารอิเล็กทรอนิกส์</w:t>
+      </w:r>
+      <w:r>
+        <w:t xml:space="preserve">. </w:t>
       </w:r>
       <w:r>
         <w:rPr>
           <w:i/>
           <w:iCs/>
           <w:cs/>
-          <w:lang w:val="en-US"/>
         </w:rPr>
         <w:t xml:space="preserve">วารสารสมมติด้านเทคโนโลยีสารสนเทศ</w:t>
       </w:r>
       <w:r>
-        <w:rPr>
-          <w:cs/>
-          <w:lang w:val="en-US"/>
-        </w:rPr>
         <w:t xml:space="preserve">, 12(3), 45–60.</w:t>
       </w:r>
     </w:p>
@@ -6697,7 +6377,6 @@
       <w:r>
         <w:rPr>
           <w:cs/>
-          <w:lang w:val="en-US"/>
         </w:rPr>
         <w:t xml:space="preserve">ภาคผนวก ก แบบสอบถามที่ใช้ในการวิจัย</w:t>
       </w:r>
@@ -6709,9 +6388,26 @@
       <w:r>
         <w:rPr>
           <w:cs/>
-          <w:lang w:val="en-US"/>
-        </w:rPr>
-        <w:t xml:space="preserve">ก.1 ส่วนที่ 1 ข้อมูลทั่วไปของผู้ตอบแบบสอบถาม</w:t>
+        </w:rPr>
+        <w:t xml:space="preserve">ก</w:t>
+      </w:r>
+      <w:r>
+        <w:t xml:space="preserve">.1 </w:t>
+      </w:r>
+      <w:r>
+        <w:rPr>
+          <w:cs/>
+        </w:rPr>
+        <w:t xml:space="preserve">ส่วนที่ </w:t>
+      </w:r>
+      <w:r>
+        <w:t xml:space="preserve">1 </w:t>
+      </w:r>
+      <w:r>
+        <w:rPr>
+          <w:cs/>
+        </w:rPr>
+        <w:t xml:space="preserve">ข้อมูลทั่วไปของผู้ตอบแบบสอบถาม</w:t>
       </w:r>
     </w:p>
     <w:p>
@@ -6719,7 +6415,6 @@
       <w:r>
         <w:rPr>
           <w:cs/>
-          <w:lang w:val="en-US"/>
         </w:rPr>
         <w:t xml:space="preserve">คำชี้แจง โปรดทำเครื่องหมายในช่องที่ตรงกับข้อมูลของท่าน</w:t>
       </w:r>
@@ -6732,15 +6427,12 @@
       <w:r>
         <w:rPr>
           <w:rFonts w:ascii="Arial" w:hAnsi="Arial" w:cs="Arial"/>
-          <w:cs/>
-          <w:lang w:val="en-US"/>
         </w:rPr>
         <w:t xml:space="preserve">□ </w:t>
       </w:r>
       <w:r>
         <w:rPr>
           <w:cs/>
-          <w:lang w:val="en-US"/>
         </w:rPr>
         <w:t xml:space="preserve">เจ้าหน้าที่ธุรการ</w:t>
       </w:r>
@@ -6753,15 +6445,12 @@
       <w:r>
         <w:rPr>
           <w:rFonts w:ascii="Arial" w:hAnsi="Arial" w:cs="Arial"/>
-          <w:cs/>
-          <w:lang w:val="en-US"/>
         </w:rPr>
         <w:t xml:space="preserve">□ </w:t>
       </w:r>
       <w:r>
         <w:rPr>
           <w:cs/>
-          <w:lang w:val="en-US"/>
         </w:rPr>
         <w:t xml:space="preserve">นักวิจัยหรืออาจารย์</w:t>
       </w:r>
@@ -6774,15 +6463,12 @@
       <w:r>
         <w:rPr>
           <w:rFonts w:ascii="Arial" w:hAnsi="Arial" w:cs="Arial"/>
-          <w:cs/>
-          <w:lang w:val="en-US"/>
         </w:rPr>
         <w:t xml:space="preserve">■ </w:t>
       </w:r>
       <w:r>
         <w:rPr>
           <w:cs/>
-          <w:lang w:val="en-US"/>
         </w:rPr>
         <w:t xml:space="preserve">นักศึกษา</w:t>
       </w:r>
@@ -6797,14 +6483,19 @@
           <w:b/>
           <w:bCs/>
           <w:cs/>
-          <w:lang w:val="en-US"/>
-        </w:rPr>
-        <w:t xml:space="preserve">ตารางที่ ก-1</w:t>
-      </w:r>
-      <w:r>
-        <w:rPr>
-          <w:cs/>
-          <w:lang w:val="en-US"/>
+        </w:rPr>
+        <w:t xml:space="preserve">ตารางที่ ก</w:t>
+      </w:r>
+      <w:r>
+        <w:rPr>
+          <w:b/>
+          <w:bCs/>
+        </w:rPr>
+        <w:t xml:space="preserve">-1</w:t>
+      </w:r>
+      <w:r>
+        <w:rPr>
+          <w:cs/>
         </w:rPr>
         <w:t xml:space="preserve"> ข้อมูลทั่วไปของผู้ตอบแบบสอบถาม</w:t>
       </w:r>
@@ -6848,7 +6539,6 @@
                 <w:b/>
                 <w:bCs/>
                 <w:cs/>
-                <w:lang w:val="en-US"/>
               </w:rPr>
               <w:t xml:space="preserve">ข้อมูล</w:t>
             </w:r>
@@ -6868,7 +6558,6 @@
                 <w:b/>
                 <w:bCs/>
                 <w:cs/>
-                <w:lang w:val="en-US"/>
               </w:rPr>
               <w:t xml:space="preserve">จำนวน</w:t>
             </w:r>
@@ -6888,7 +6577,6 @@
                 <w:b/>
                 <w:bCs/>
                 <w:cs/>
-                <w:lang w:val="en-US"/>
               </w:rPr>
               <w:t xml:space="preserve">ร้อยละ</w:t>
             </w:r>
@@ -6907,7 +6595,6 @@
             <w:r>
               <w:rPr>
                 <w:cs/>
-                <w:lang w:val="en-US"/>
               </w:rPr>
               <w:t xml:space="preserve">เพศหญิง</w:t>
             </w:r>
@@ -6923,10 +6610,6 @@
               <w:jc w:val="right"/>
             </w:pPr>
             <w:r>
-              <w:rPr>
-                <w:cs/>
-                <w:lang w:val="en-US"/>
-              </w:rPr>
               <w:t xml:space="preserve">72</w:t>
             </w:r>
           </w:p>
@@ -6941,10 +6624,6 @@
               <w:jc w:val="right"/>
             </w:pPr>
             <w:r>
-              <w:rPr>
-                <w:cs/>
-                <w:lang w:val="en-US"/>
-              </w:rPr>
               <w:t xml:space="preserve">60.0</w:t>
             </w:r>
           </w:p>
@@ -6962,7 +6641,6 @@
             <w:r>
               <w:rPr>
                 <w:cs/>
-                <w:lang w:val="en-US"/>
               </w:rPr>
               <w:t xml:space="preserve">เพศชาย</w:t>
             </w:r>
@@ -6978,10 +6656,6 @@
               <w:jc w:val="right"/>
             </w:pPr>
             <w:r>
-              <w:rPr>
-                <w:cs/>
-                <w:lang w:val="en-US"/>
-              </w:rPr>
               <w:t xml:space="preserve">48</w:t>
             </w:r>
           </w:p>
@@ -6996,10 +6670,6 @@
               <w:jc w:val="right"/>
             </w:pPr>
             <w:r>
-              <w:rPr>
-                <w:cs/>
-                <w:lang w:val="en-US"/>
-              </w:rPr>
               <w:t xml:space="preserve">40.0</w:t>
             </w:r>
           </w:p>
@@ -7016,9 +6686,26 @@
       <w:r>
         <w:rPr>
           <w:cs/>
-          <w:lang w:val="en-US"/>
-        </w:rPr>
-        <w:t xml:space="preserve">ก.2 ส่วนที่ 2 ความคิดเห็นต่อระบบ</w:t>
+        </w:rPr>
+        <w:t xml:space="preserve">ก</w:t>
+      </w:r>
+      <w:r>
+        <w:t xml:space="preserve">.2 </w:t>
+      </w:r>
+      <w:r>
+        <w:rPr>
+          <w:cs/>
+        </w:rPr>
+        <w:t xml:space="preserve">ส่วนที่ </w:t>
+      </w:r>
+      <w:r>
+        <w:t xml:space="preserve">2 </w:t>
+      </w:r>
+      <w:r>
+        <w:rPr>
+          <w:cs/>
+        </w:rPr>
+        <w:t xml:space="preserve">ความคิดเห็นต่อระบบ</w:t>
       </w:r>
     </w:p>
     <w:p>
@@ -7033,7 +6720,6 @@
       <w:r>
         <w:rPr>
           <w:cs/>
-          <w:lang w:val="en-US"/>
         </w:rPr>
         <w:t xml:space="preserve">ท่านคิดว่าระบบนี้ช่วยลดเวลาในการจัดทำเอกสารได้มากน้อยเพียงใด โปรดให้เหตุผลประกอบ</w:t>
       </w:r>
@@ -7045,7 +6731,6 @@
       <w:r>
         <w:rPr>
           <w:cs/>
-          <w:lang w:val="en-US"/>
         </w:rPr>
         <w:t xml:space="preserve">ภาคผนวก ข ผลการตรวจสอบความเที่ยงตรงของเครื่องมือ</w:t>
       </w:r>
@@ -7060,14 +6745,19 @@
           <w:b/>
           <w:bCs/>
           <w:cs/>
-          <w:lang w:val="en-US"/>
-        </w:rPr>
-        <w:t xml:space="preserve">ตารางที่ ข-1</w:t>
-      </w:r>
-      <w:r>
-        <w:rPr>
-          <w:cs/>
-          <w:lang w:val="en-US"/>
+        </w:rPr>
+        <w:t xml:space="preserve">ตารางที่ ข</w:t>
+      </w:r>
+      <w:r>
+        <w:rPr>
+          <w:b/>
+          <w:bCs/>
+        </w:rPr>
+        <w:t xml:space="preserve">-1</w:t>
+      </w:r>
+      <w:r>
+        <w:rPr>
+          <w:cs/>
         </w:rPr>
         <w:t xml:space="preserve"> ค่าดัชนีความสอดคล้องของแบบประเมิน</w:t>
       </w:r>
@@ -7114,7 +6804,6 @@
                 <w:b/>
                 <w:bCs/>
                 <w:cs/>
-                <w:lang w:val="en-US"/>
               </w:rPr>
               <w:t xml:space="preserve">ข้อ</w:t>
             </w:r>
@@ -7134,9 +6823,15 @@
                 <w:b/>
                 <w:bCs/>
                 <w:cs/>
-                <w:lang w:val="en-US"/>
-              </w:rPr>
-              <w:t xml:space="preserve">ผู้เชี่ยวชาญคนที่ 1</w:t>
+              </w:rPr>
+              <w:t xml:space="preserve">ผู้เชี่ยวชาญคนที่ </w:t>
+            </w:r>
+            <w:r>
+              <w:rPr>
+                <w:b/>
+                <w:bCs/>
+              </w:rPr>
+              <w:t xml:space="preserve">1</w:t>
             </w:r>
           </w:p>
         </w:tc>
@@ -7154,9 +6849,15 @@
                 <w:b/>
                 <w:bCs/>
                 <w:cs/>
-                <w:lang w:val="en-US"/>
-              </w:rPr>
-              <w:t xml:space="preserve">ผู้เชี่ยวชาญคนที่ 2</w:t>
+              </w:rPr>
+              <w:t xml:space="preserve">ผู้เชี่ยวชาญคนที่ </w:t>
+            </w:r>
+            <w:r>
+              <w:rPr>
+                <w:b/>
+                <w:bCs/>
+              </w:rPr>
+              <w:t xml:space="preserve">2</w:t>
             </w:r>
           </w:p>
         </w:tc>
@@ -7174,27 +6875,31 @@
                 <w:b/>
                 <w:bCs/>
                 <w:cs/>
-                <w:lang w:val="en-US"/>
-              </w:rPr>
-              <w:t xml:space="preserve">ผู้เชี่ยวชาญคนที่ 3</w:t>
-            </w:r>
-          </w:p>
-        </w:tc>
-        <w:tc>
-          <w:tcPr>
-            <w:tcW w:w="1661" w:type="dxa"/>
-          </w:tcPr>
-          <w:p>
-            <w:pPr>
-              <w:spacing w:after="0"/>
-              <w:jc w:val="center"/>
-            </w:pPr>
+              </w:rPr>
+              <w:t xml:space="preserve">ผู้เชี่ยวชาญคนที่ </w:t>
+            </w:r>
             <w:r>
               <w:rPr>
                 <w:b/>
                 <w:bCs/>
-                <w:cs/>
-                <w:lang w:val="en-US"/>
+              </w:rPr>
+              <w:t xml:space="preserve">3</w:t>
+            </w:r>
+          </w:p>
+        </w:tc>
+        <w:tc>
+          <w:tcPr>
+            <w:tcW w:w="1661" w:type="dxa"/>
+          </w:tcPr>
+          <w:p>
+            <w:pPr>
+              <w:spacing w:after="0"/>
+              <w:jc w:val="center"/>
+            </w:pPr>
+            <w:r>
+              <w:rPr>
+                <w:b/>
+                <w:bCs/>
               </w:rPr>
               <w:t xml:space="preserve">IOC</w:t>
             </w:r>
@@ -7212,10 +6917,6 @@
               <w:jc w:val="center"/>
             </w:pPr>
             <w:r>
-              <w:rPr>
-                <w:cs/>
-                <w:lang w:val="en-US"/>
-              </w:rPr>
               <w:t xml:space="preserve">1</w:t>
             </w:r>
           </w:p>
@@ -7230,10 +6931,6 @@
               <w:jc w:val="center"/>
             </w:pPr>
             <w:r>
-              <w:rPr>
-                <w:cs/>
-                <w:lang w:val="en-US"/>
-              </w:rPr>
               <w:t xml:space="preserve">+1</w:t>
             </w:r>
           </w:p>
@@ -7248,10 +6945,6 @@
               <w:jc w:val="center"/>
             </w:pPr>
             <w:r>
-              <w:rPr>
-                <w:cs/>
-                <w:lang w:val="en-US"/>
-              </w:rPr>
               <w:t xml:space="preserve">+1</w:t>
             </w:r>
           </w:p>
@@ -7266,10 +6959,6 @@
               <w:jc w:val="center"/>
             </w:pPr>
             <w:r>
-              <w:rPr>
-                <w:cs/>
-                <w:lang w:val="en-US"/>
-              </w:rPr>
               <w:t xml:space="preserve">+1</w:t>
             </w:r>
           </w:p>
@@ -7284,10 +6973,6 @@
               <w:jc w:val="center"/>
             </w:pPr>
             <w:r>
-              <w:rPr>
-                <w:cs/>
-                <w:lang w:val="en-US"/>
-              </w:rPr>
               <w:t xml:space="preserve">1.00</w:t>
             </w:r>
           </w:p>
@@ -7304,10 +6989,6 @@
               <w:jc w:val="center"/>
             </w:pPr>
             <w:r>
-              <w:rPr>
-                <w:cs/>
-                <w:lang w:val="en-US"/>
-              </w:rPr>
               <w:t xml:space="preserve">2</w:t>
             </w:r>
           </w:p>
@@ -7322,10 +7003,6 @@
               <w:jc w:val="center"/>
             </w:pPr>
             <w:r>
-              <w:rPr>
-                <w:cs/>
-                <w:lang w:val="en-US"/>
-              </w:rPr>
               <w:t xml:space="preserve">+1</w:t>
             </w:r>
           </w:p>
@@ -7340,10 +7017,6 @@
               <w:jc w:val="center"/>
             </w:pPr>
             <w:r>
-              <w:rPr>
-                <w:cs/>
-                <w:lang w:val="en-US"/>
-              </w:rPr>
               <w:t xml:space="preserve">0</w:t>
             </w:r>
           </w:p>
@@ -7358,10 +7031,6 @@
               <w:jc w:val="center"/>
             </w:pPr>
             <w:r>
-              <w:rPr>
-                <w:cs/>
-                <w:lang w:val="en-US"/>
-              </w:rPr>
               <w:t xml:space="preserve">+1</w:t>
             </w:r>
           </w:p>
@@ -7376,10 +7045,6 @@
               <w:jc w:val="center"/>
             </w:pPr>
             <w:r>
-              <w:rPr>
-                <w:cs/>
-                <w:lang w:val="en-US"/>
-              </w:rPr>
               <w:t xml:space="preserve">0.67</w:t>
             </w:r>
           </w:p>
@@ -7396,10 +7061,6 @@
               <w:jc w:val="center"/>
             </w:pPr>
             <w:r>
-              <w:rPr>
-                <w:cs/>
-                <w:lang w:val="en-US"/>
-              </w:rPr>
               <w:t xml:space="preserve">3</w:t>
             </w:r>
           </w:p>
@@ -7414,10 +7075,6 @@
               <w:jc w:val="center"/>
             </w:pPr>
             <w:r>
-              <w:rPr>
-                <w:cs/>
-                <w:lang w:val="en-US"/>
-              </w:rPr>
               <w:t xml:space="preserve">+1</w:t>
             </w:r>
           </w:p>
@@ -7432,10 +7089,6 @@
               <w:jc w:val="center"/>
             </w:pPr>
             <w:r>
-              <w:rPr>
-                <w:cs/>
-                <w:lang w:val="en-US"/>
-              </w:rPr>
               <w:t xml:space="preserve">+1</w:t>
             </w:r>
           </w:p>
@@ -7450,10 +7103,6 @@
               <w:jc w:val="center"/>
             </w:pPr>
             <w:r>
-              <w:rPr>
-                <w:cs/>
-                <w:lang w:val="en-US"/>
-              </w:rPr>
               <w:t xml:space="preserve">+1</w:t>
             </w:r>
           </w:p>
@@ -7468,10 +7117,6 @@
               <w:jc w:val="center"/>
             </w:pPr>
             <w:r>
-              <w:rPr>
-                <w:cs/>
-                <w:lang w:val="en-US"/>
-              </w:rPr>
               <w:t xml:space="preserve">1.00</w:t>
             </w:r>
           </w:p>
@@ -7486,10 +7131,6 @@
         <w:keepNext/>
       </w:pPr>
       <w:r>
-        <w:rPr>
-          <w:cs/>
-          <w:lang w:val="en-US"/>
-        </w:rPr>
         <w:drawing>
           <wp:inline distT="0" distB="0" distL="0" distR="0">
             <wp:extent cx="5274310" cy="2285534"/>
@@ -7539,14 +7180,19 @@
           <w:b/>
           <w:bCs/>
           <w:cs/>
-          <w:lang w:val="en-US"/>
-        </w:rPr>
-        <w:t xml:space="preserve">รูปที่ ข-1</w:t>
-      </w:r>
-      <w:r>
-        <w:rPr>
-          <w:cs/>
-          <w:lang w:val="en-US"/>
+        </w:rPr>
+        <w:t xml:space="preserve">รูปที่ ข</w:t>
+      </w:r>
+      <w:r>
+        <w:rPr>
+          <w:b/>
+          <w:bCs/>
+        </w:rPr>
+        <w:t xml:space="preserve">-1</w:t>
+      </w:r>
+      <w:r>
+        <w:rPr>
+          <w:cs/>
         </w:rPr>
         <w:t xml:space="preserve"> ขั้นตอนการตรวจสอบความเที่ยงตรง</w:t>
       </w:r>
@@ -7558,9 +7204,17 @@
       <w:r>
         <w:rPr>
           <w:cs/>
-          <w:lang w:val="en-US"/>
-        </w:rPr>
-        <w:t xml:space="preserve">ภาคผนวก ค ตัวอย่างไฟล์ Markdown ที่ใช้ทดสอบ</w:t>
+        </w:rPr>
+        <w:t xml:space="preserve">ภาคผนวก ค ตัวอย่างไฟล์ </w:t>
+      </w:r>
+      <w:r>
+        <w:t xml:space="preserve">Markdown </w:t>
+      </w:r>
+      <w:r>
+        <w:rPr>
+          <w:cs/>
+        </w:rPr>
+        <w:t xml:space="preserve">ที่ใช้ทดสอบ</w:t>
       </w:r>
     </w:p>
     <w:p>
@@ -7568,11 +7222,13 @@
         <w:pStyle w:val="CodeBlock"/>
       </w:pPr>
       <w:r>
-        <w:rPr>
-          <w:cs/>
-          <w:lang w:val="en-US"/>
-        </w:rPr>
-        <w:t xml:space="preserve"># บทนำ</w:t>
+        <w:t xml:space="preserve"># </w:t>
+      </w:r>
+      <w:r>
+        <w:rPr>
+          <w:cs/>
+        </w:rPr>
+        <w:t xml:space="preserve">บทนำ</w:t>
       </w:r>
     </w:p>
     <w:p>
@@ -7580,10 +7236,6 @@
         <w:pStyle w:val="CodeBlock"/>
       </w:pPr>
       <w:r>
-        <w:rPr>
-          <w:cs/>
-          <w:lang w:val="en-US"/>
-        </w:rPr>
         <w:t xml:space="preserve"/>
       </w:r>
     </w:p>
@@ -7592,11 +7244,13 @@
         <w:pStyle w:val="CodeBlock"/>
       </w:pPr>
       <w:r>
-        <w:rPr>
-          <w:cs/>
-          <w:lang w:val="en-US"/>
-        </w:rPr>
-        <w:t xml:space="preserve">Table: ชื่อตาราง</w:t>
+        <w:t xml:space="preserve">Table: </w:t>
+      </w:r>
+      <w:r>
+        <w:rPr>
+          <w:cs/>
+        </w:rPr>
+        <w:t xml:space="preserve">ชื่อตาราง</w:t>
       </w:r>
     </w:p>
     <w:p>
@@ -7604,10 +7258,6 @@
         <w:pStyle w:val="CodeBlock"/>
       </w:pPr>
       <w:r>
-        <w:rPr>
-          <w:cs/>
-          <w:lang w:val="en-US"/>
-        </w:rPr>
         <w:t xml:space="preserve"/>
       </w:r>
     </w:p>
@@ -7616,11 +7266,25 @@
         <w:pStyle w:val="CodeBlock"/>
       </w:pPr>
       <w:r>
-        <w:rPr>
-          <w:cs/>
-          <w:lang w:val="en-US"/>
-        </w:rPr>
-        <w:t xml:space="preserve">| ก | ข |</w:t>
+        <w:t xml:space="preserve">| </w:t>
+      </w:r>
+      <w:r>
+        <w:rPr>
+          <w:cs/>
+        </w:rPr>
+        <w:t xml:space="preserve">ก </w:t>
+      </w:r>
+      <w:r>
+        <w:t xml:space="preserve">| </w:t>
+      </w:r>
+      <w:r>
+        <w:rPr>
+          <w:cs/>
+        </w:rPr>
+        <w:t xml:space="preserve">ข </w:t>
+      </w:r>
+      <w:r>
+        <w:t xml:space="preserve">|</w:t>
       </w:r>
     </w:p>
     <w:p>
@@ -7628,10 +7292,6 @@
         <w:pStyle w:val="CodeBlock"/>
       </w:pPr>
       <w:r>
-        <w:rPr>
-          <w:cs/>
-          <w:lang w:val="en-US"/>
-        </w:rPr>
         <w:t xml:space="preserve">|---|---|</w:t>
       </w:r>
     </w:p>
@@ -7646,10 +7306,6 @@
         </w:sectPr>
       </w:pPr>
       <w:r>
-        <w:rPr>
-          <w:cs/>
-          <w:lang w:val="en-US"/>
-        </w:rPr>
         <w:t xml:space="preserve">| 1 | 2 |</w:t>
       </w:r>
     </w:p>
@@ -7660,7 +7316,6 @@
       <w:r>
         <w:rPr>
           <w:cs/>
-          <w:lang w:val="en-US"/>
         </w:rPr>
         <w:t xml:space="preserve">ประวัติผู้เขียน</w:t>
       </w:r>
@@ -7670,9 +7325,44 @@
       <w:r>
         <w:rPr>
           <w:cs/>
-          <w:lang w:val="en-US"/>
-        </w:rPr>
-        <w:t xml:space="preserve">นางสาวตัวอย่าง ทดสอบระบบ เกิดเมื่อวันที่ 1 มกราคม 2540 ที่จังหวัดสมมติ สำเร็จการศึกษาระดับปริญญาตรีสาขาวิทยาการคอมพิวเตอร์ จากมหาวิทยาลัยตัวอย่างในปีการศึกษา 2562 และเข้าศึกษาต่อระดับปริญญาโทในปีการศึกษา 2566 มีความสนใจด้านการประมวลผลภาษาธรรมชาติ และการพัฒนาเครื่องมือสำหรับเอกสารภาษาไทย ข้อมูลทั้งหมดในหน้านี้เป็นข้อมูลสังเคราะห์ ไม่ได้อ้างอิงถึงบุคคลใด</w:t>
+        </w:rPr>
+        <w:t xml:space="preserve">นางสาวตัวอย่าง ทดสอบระบบ เกิดเมื่อวันที่ </w:t>
+      </w:r>
+      <w:r>
+        <w:t xml:space="preserve">1 </w:t>
+      </w:r>
+      <w:r>
+        <w:rPr>
+          <w:cs/>
+        </w:rPr>
+        <w:t xml:space="preserve">มกราคม </w:t>
+      </w:r>
+      <w:r>
+        <w:t xml:space="preserve">2540 </w:t>
+      </w:r>
+      <w:r>
+        <w:rPr>
+          <w:cs/>
+        </w:rPr>
+        <w:t xml:space="preserve">ที่จังหวัดสมมติ สำเร็จการศึกษาระดับปริญญาตรีสาขาวิทยาการคอมพิวเตอร์ จากมหาวิทยาลัยตัวอย่างในปีการศึกษา </w:t>
+      </w:r>
+      <w:r>
+        <w:t xml:space="preserve">2562 </w:t>
+      </w:r>
+      <w:r>
+        <w:rPr>
+          <w:cs/>
+        </w:rPr>
+        <w:t xml:space="preserve">และเข้าศึกษาต่อระดับปริญญาโทในปีการศึกษา </w:t>
+      </w:r>
+      <w:r>
+        <w:t xml:space="preserve">2566 </w:t>
+      </w:r>
+      <w:r>
+        <w:rPr>
+          <w:cs/>
+        </w:rPr>
+        <w:t xml:space="preserve">มีความสนใจด้านการประมวลผลภาษาธรรมชาติ และการพัฒนาเครื่องมือสำหรับเอกสารภาษาไทย ข้อมูลทั้งหมดในหน้านี้เป็นข้อมูลสังเคราะห์ ไม่ได้อ้างอิงถึงบุคคลใด</w:t>
       </w:r>
     </w:p>
     <w:sectPr>
@@ -7693,31 +7383,15 @@
       <w:jc w:val="center"/>
     </w:pPr>
     <w:r>
-      <w:rPr>
-        <w:cs/>
-        <w:lang w:val="en-US"/>
-      </w:rPr>
       <w:fldChar w:fldCharType="begin"/>
     </w:r>
     <w:r>
-      <w:rPr>
-        <w:cs/>
-        <w:lang w:val="en-US"/>
-      </w:rPr>
       <w:instrText xml:space="preserve"> PAGE </w:instrText>
     </w:r>
     <w:r>
-      <w:rPr>
-        <w:cs/>
-        <w:lang w:val="en-US"/>
-      </w:rPr>
       <w:fldChar w:fldCharType="separate"/>
     </w:r>
     <w:r>
-      <w:rPr>
-        <w:cs/>
-        <w:lang w:val="en-US"/>
-      </w:rPr>
       <w:fldChar w:fldCharType="end"/>
     </w:r>
   </w:p>
@@ -7764,22 +7438,15 @@
       <w:r>
         <w:rPr>
           <w:rStyle w:val="FootnoteReference"/>
-          <w:cs/>
-          <w:lang w:val="en-US"/>
         </w:rPr>
         <w:footnoteRef/>
       </w:r>
       <w:r>
-        <w:rPr>
-          <w:cs/>
-          <w:lang w:val="en-US"/>
-        </w:rPr>
         <w:tab/>
       </w:r>
       <w:r>
         <w:rPr>
           <w:cs/>
-          <w:lang w:val="en-US"/>
         </w:rPr>
         <w:t xml:space="preserve">การเว้นวรรคระหว่างคำภาษาไทยขัดกับหลักการเขียนภาษาไทย และทำให้การค้นหาคำในเอกสาร</w:t>
       </w:r>
@@ -7788,7 +7455,6 @@
           <w:b/>
           <w:bCs/>
           <w:cs/>
-          <w:lang w:val="en-US"/>
         </w:rPr>
         <w:t xml:space="preserve">ผิดพลาด</w:t>
       </w:r>
@@ -7802,22 +7468,15 @@
       <w:r>
         <w:rPr>
           <w:rStyle w:val="FootnoteReference"/>
-          <w:cs/>
-          <w:lang w:val="en-US"/>
         </w:rPr>
         <w:footnoteRef/>
       </w:r>
       <w:r>
-        <w:rPr>
-          <w:cs/>
-          <w:lang w:val="en-US"/>
-        </w:rPr>
         <w:tab/>
       </w:r>
       <w:r>
         <w:rPr>
           <w:cs/>
-          <w:lang w:val="en-US"/>
         </w:rPr>
         <w:t xml:space="preserve">ที่อยู่เว็บไซต์ในเอกสารนี้เป็นที่อยู่สมมติ ใช้สำหรับทดสอบการสร้างลิงก์เท่านั้น</w:t>
       </w:r>
@@ -7843,7 +7502,6 @@
         <w:sz w:val="32"/>
         <w:szCs w:val="32"/>
         <w:cs/>
-        <w:lang w:val="en-US"/>
       </w:rPr>
     </w:lvl>
     <w:lvl w:ilvl="1">
@@ -7859,7 +7517,6 @@
         <w:sz w:val="32"/>
         <w:szCs w:val="32"/>
         <w:cs/>
-        <w:lang w:val="en-US"/>
       </w:rPr>
     </w:lvl>
     <w:lvl w:ilvl="2">
@@ -7875,7 +7532,6 @@
         <w:sz w:val="32"/>
         <w:szCs w:val="32"/>
         <w:cs/>
-        <w:lang w:val="en-US"/>
       </w:rPr>
     </w:lvl>
     <w:lvl w:ilvl="3">
@@ -7891,7 +7547,6 @@
         <w:sz w:val="32"/>
         <w:szCs w:val="32"/>
         <w:cs/>
-        <w:lang w:val="en-US"/>
       </w:rPr>
     </w:lvl>
     <w:lvl w:ilvl="4">
@@ -7907,7 +7562,6 @@
         <w:sz w:val="32"/>
         <w:szCs w:val="32"/>
         <w:cs/>
-        <w:lang w:val="en-US"/>
       </w:rPr>
     </w:lvl>
     <w:lvl w:ilvl="5">
@@ -7923,7 +7577,6 @@
         <w:sz w:val="32"/>
         <w:szCs w:val="32"/>
         <w:cs/>
-        <w:lang w:val="en-US"/>
       </w:rPr>
     </w:lvl>
     <w:lvl w:ilvl="6">
@@ -7939,7 +7592,6 @@
         <w:sz w:val="32"/>
         <w:szCs w:val="32"/>
         <w:cs/>
-        <w:lang w:val="en-US"/>
       </w:rPr>
     </w:lvl>
     <w:lvl w:ilvl="7">
@@ -7955,7 +7607,6 @@
         <w:sz w:val="32"/>
         <w:szCs w:val="32"/>
         <w:cs/>
-        <w:lang w:val="en-US"/>
       </w:rPr>
     </w:lvl>
     <w:lvl w:ilvl="8">
@@ -7971,7 +7622,6 @@
         <w:sz w:val="32"/>
         <w:szCs w:val="32"/>
         <w:cs/>
-        <w:lang w:val="en-US"/>
       </w:rPr>
     </w:lvl>
   </w:abstractNum>
@@ -7989,7 +7639,6 @@
         <w:rFonts w:ascii="TH Sarabun New" w:hAnsi="TH Sarabun New" w:cs="TH Sarabun New" w:eastAsia="TH Sarabun New"/>
         <w:sz w:val="32"/>
         <w:szCs w:val="32"/>
-        <w:cs/>
         <w:lang w:val="en-US" w:eastAsia="en-US"/>
       </w:rPr>
     </w:rPrDefault>
@@ -8006,7 +7655,6 @@
       <w:rFonts w:ascii="TH Sarabun New" w:hAnsi="TH Sarabun New" w:cs="TH Sarabun New" w:eastAsia="TH Sarabun New"/>
       <w:sz w:val="32"/>
       <w:szCs w:val="32"/>
-      <w:cs/>
       <w:lang w:val="en-US"/>
     </w:rPr>
   </w:style>

--- a/tests/golden/thesis-text.docx
+++ b/tests/golden/thesis-text.docx
@@ -206,14 +206,7 @@
           <w:bCs/>
           <w:cs/>
         </w:rPr>
-        <w:t xml:space="preserve">คำสำคัญ</w:t>
-      </w:r>
-      <w:r>
-        <w:rPr>
-          <w:b/>
-          <w:bCs/>
-        </w:rPr>
-        <w:t xml:space="preserve">:</w:t>
+        <w:t xml:space="preserve">คำสำคัญ:</w:t>
       </w:r>
       <w:r>
         <w:rPr>
@@ -2113,16 +2106,10 @@
         <w:pStyle w:val="Quote"/>
       </w:pPr>
       <w:r>
-        <w:t xml:space="preserve">"</w:t>
-      </w:r>
-      <w:r>
-        <w:rPr>
-          <w:cs/>
-        </w:rPr>
-        <w:t xml:space="preserve">ข้อความภาษาไทยที่ถูกกำหนดเป็นภาษาอื่น จะถูกตรวจคำสะกดและตัดบรรทัดตามกฎของภาษานั้นผลที่ผู้อ่านเห็นจึงเป็นเอกสารที่ดูผิดทั้งที่เนื้อหาถูกต้องทุกตัวอักษร</w:t>
-      </w:r>
-      <w:r>
-        <w:t xml:space="preserve">"</w:t>
+        <w:rPr>
+          <w:cs/>
+        </w:rPr>
+        <w:t xml:space="preserve">"ข้อความภาษาไทยที่ถูกกำหนดเป็นภาษาอื่น จะถูกตรวจคำสะกดและตัดบรรทัดตามกฎของภาษานั้นผลที่ผู้อ่านเห็นจึงเป็นเอกสารที่ดูผิดทั้งที่เนื้อหาถูกต้องทุกตัวอักษร"</w:t>
       </w:r>
     </w:p>
     <w:p>
@@ -6353,10 +6340,7 @@
         <w:rPr>
           <w:cs/>
         </w:rPr>
-        <w:t xml:space="preserve">การตัดบรรทัดภาษาไทยในเอกสารอิเล็กทรอนิกส์</w:t>
-      </w:r>
-      <w:r>
-        <w:t xml:space="preserve">. </w:t>
+        <w:t xml:space="preserve">การตัดบรรทัดภาษาไทยในเอกสารอิเล็กทรอนิกส์. </w:t>
       </w:r>
       <w:r>
         <w:rPr>
@@ -7222,13 +7206,10 @@
         <w:pStyle w:val="CodeBlock"/>
       </w:pPr>
       <w:r>
-        <w:t xml:space="preserve"># </w:t>
-      </w:r>
-      <w:r>
-        <w:rPr>
-          <w:cs/>
-        </w:rPr>
-        <w:t xml:space="preserve">บทนำ</w:t>
+        <w:rPr>
+          <w:cs/>
+        </w:rPr>
+        <w:t xml:space="preserve"># บทนำ</w:t>
       </w:r>
     </w:p>
     <w:p>
@@ -7266,25 +7247,10 @@
         <w:pStyle w:val="CodeBlock"/>
       </w:pPr>
       <w:r>
-        <w:t xml:space="preserve">| </w:t>
-      </w:r>
-      <w:r>
-        <w:rPr>
-          <w:cs/>
-        </w:rPr>
-        <w:t xml:space="preserve">ก </w:t>
-      </w:r>
-      <w:r>
-        <w:t xml:space="preserve">| </w:t>
-      </w:r>
-      <w:r>
-        <w:rPr>
-          <w:cs/>
-        </w:rPr>
-        <w:t xml:space="preserve">ข </w:t>
-      </w:r>
-      <w:r>
-        <w:t xml:space="preserve">|</w:t>
+        <w:rPr>
+          <w:cs/>
+        </w:rPr>
+        <w:t xml:space="preserve">| ก | ข |</w:t>
       </w:r>
     </w:p>
     <w:p>

--- a/tests/golden/thesis-text.docx
+++ b/tests/golden/thesis-text.docx
@@ -1801,6 +1801,7 @@
           <w:left w:w="108" w:type="dxa"/>
           <w:right w:w="108" w:type="dxa"/>
         </w:tblCellMar>
+        <w:tblCaption w:val="ตารางที่ 1-1 ประโยชน์ที่คาดว่าจะได้รับจำแนกตามกลุ่มผู้ใช้"/>
       </w:tblPr>
       <w:tblGrid>
         <w:gridCol w:w="2768"/>
@@ -2176,6 +2177,7 @@
           <w:left w:w="108" w:type="dxa"/>
           <w:right w:w="108" w:type="dxa"/>
         </w:tblCellMar>
+        <w:tblCaption w:val="ตารางที่ 2-1 เปรียบเทียบคุณสมบัติข้อความละตินและข้อความ complex script"/>
       </w:tblPr>
       <w:tblGrid>
         <w:gridCol w:w="2768"/>
@@ -2988,6 +2990,7 @@
           <w:left w:w="108" w:type="dxa"/>
           <w:right w:w="108" w:type="dxa"/>
         </w:tblCellMar>
+        <w:tblCaption w:val="ตารางที่ 4-1 ผลการตรวจการแสดงผลจำแนกตามรายการตรวจ"/>
       </w:tblPr>
       <w:tblGrid>
         <w:gridCol w:w="1661"/>
@@ -6500,6 +6503,7 @@
           <w:left w:w="108" w:type="dxa"/>
           <w:right w:w="108" w:type="dxa"/>
         </w:tblCellMar>
+        <w:tblCaption w:val="ตารางที่ ก-1 ข้อมูลทั่วไปของผู้ตอบแบบสอบถาม"/>
       </w:tblPr>
       <w:tblGrid>
         <w:gridCol w:w="2768"/>
@@ -6762,6 +6766,7 @@
           <w:left w:w="108" w:type="dxa"/>
           <w:right w:w="108" w:type="dxa"/>
         </w:tblCellMar>
+        <w:tblCaption w:val="ตารางที่ ข-1 ค่าดัชนีความสอดคล้องของแบบประเมิน"/>
       </w:tblPr>
       <w:tblGrid>
         <w:gridCol w:w="1661"/>

--- a/tests/golden/thesis-text.docx
+++ b/tests/golden/thesis-text.docx
@@ -1306,6 +1306,7 @@
       <w:r>
         <w:rPr>
           <w:rFonts w:ascii="Consolas" w:hAnsi="Consolas" w:cs="TH Sarabun New"/>
+          <w:noProof/>
         </w:rPr>
         <w:t xml:space="preserve">Ctrl</w:t>
       </w:r>
@@ -1315,6 +1316,7 @@
       <w:r>
         <w:rPr>
           <w:rFonts w:ascii="Consolas" w:hAnsi="Consolas" w:cs="TH Sarabun New"/>
+          <w:noProof/>
         </w:rPr>
         <w:t xml:space="preserve">S</w:t>
       </w:r>
@@ -2281,6 +2283,7 @@
             <w:r>
               <w:rPr>
                 <w:rFonts w:ascii="Consolas" w:hAnsi="Consolas" w:cs="TH Sarabun New"/>
+                <w:noProof/>
               </w:rPr>
               <w:t xml:space="preserve">w:ascii</w:t>
             </w:r>
@@ -2298,6 +2301,7 @@
             <w:r>
               <w:rPr>
                 <w:rFonts w:ascii="Consolas" w:hAnsi="Consolas" w:cs="TH Sarabun New"/>
+                <w:noProof/>
               </w:rPr>
               <w:t xml:space="preserve">w:cs</w:t>
             </w:r>
@@ -2333,6 +2337,7 @@
             <w:r>
               <w:rPr>
                 <w:rFonts w:ascii="Consolas" w:hAnsi="Consolas" w:cs="TH Sarabun New"/>
+                <w:noProof/>
               </w:rPr>
               <w:t xml:space="preserve">w:sz</w:t>
             </w:r>
@@ -2350,6 +2355,7 @@
             <w:r>
               <w:rPr>
                 <w:rFonts w:ascii="Consolas" w:hAnsi="Consolas" w:cs="TH Sarabun New"/>
+                <w:noProof/>
               </w:rPr>
               <w:t xml:space="preserve">w:szCs</w:t>
             </w:r>
@@ -2385,6 +2391,7 @@
             <w:r>
               <w:rPr>
                 <w:rFonts w:ascii="Consolas" w:hAnsi="Consolas" w:cs="TH Sarabun New"/>
+                <w:noProof/>
               </w:rPr>
               <w:t xml:space="preserve">w:b</w:t>
             </w:r>
@@ -2402,6 +2409,7 @@
             <w:r>
               <w:rPr>
                 <w:rFonts w:ascii="Consolas" w:hAnsi="Consolas" w:cs="TH Sarabun New"/>
+                <w:noProof/>
               </w:rPr>
               <w:t xml:space="preserve">w:bCs</w:t>
             </w:r>
@@ -2437,6 +2445,7 @@
             <w:r>
               <w:rPr>
                 <w:rFonts w:ascii="Consolas" w:hAnsi="Consolas" w:cs="TH Sarabun New"/>
+                <w:noProof/>
               </w:rPr>
               <w:t xml:space="preserve">w:i</w:t>
             </w:r>
@@ -2454,6 +2463,7 @@
             <w:r>
               <w:rPr>
                 <w:rFonts w:ascii="Consolas" w:hAnsi="Consolas" w:cs="TH Sarabun New"/>
+                <w:noProof/>
               </w:rPr>
               <w:t xml:space="preserve">w:iCs</w:t>
             </w:r>
@@ -2584,6 +2594,7 @@
       <w:r>
         <w:rPr>
           <w:rFonts w:ascii="Consolas" w:hAnsi="Consolas" w:cs="TH Sarabun New"/>
+          <w:noProof/>
         </w:rPr>
         <w:t xml:space="preserve">word/document.xml</w:t>
       </w:r>
@@ -2599,6 +2610,9 @@
         <w:pStyle w:val="CodeBlock"/>
       </w:pPr>
       <w:r>
+        <w:rPr>
+          <w:noProof/>
+        </w:rPr>
         <w:t xml:space="preserve">&lt;w:r&gt;</w:t>
       </w:r>
     </w:p>
@@ -2607,6 +2621,9 @@
         <w:pStyle w:val="CodeBlock"/>
       </w:pPr>
       <w:r>
+        <w:rPr>
+          <w:noProof/>
+        </w:rPr>
         <w:t xml:space="preserve">  &lt;w:rPr&gt;&lt;w:b/&gt;&lt;w:bCs/&gt;&lt;w:cs/&gt;&lt;w:lang w:val="en-US" w:bidi="th-TH"/&gt;&lt;/w:rPr&gt;</w:t>
       </w:r>
     </w:p>
@@ -2615,6 +2632,9 @@
         <w:pStyle w:val="CodeBlock"/>
       </w:pPr>
       <w:r>
+        <w:rPr>
+          <w:noProof/>
+        </w:rPr>
         <w:t xml:space="preserve">  &lt;w:t&gt;</w:t>
       </w:r>
       <w:r>
@@ -2624,6 +2644,9 @@
         <w:t xml:space="preserve">ข้อความภาษาไทย</w:t>
       </w:r>
       <w:r>
+        <w:rPr>
+          <w:noProof/>
+        </w:rPr>
         <w:t xml:space="preserve">&lt;/w:t&gt;</w:t>
       </w:r>
     </w:p>
@@ -2632,6 +2655,9 @@
         <w:pStyle w:val="CodeBlock"/>
       </w:pPr>
       <w:r>
+        <w:rPr>
+          <w:noProof/>
+        </w:rPr>
         <w:t xml:space="preserve">&lt;/w:r&gt;</w:t>
       </w:r>
     </w:p>
@@ -7222,6 +7248,9 @@
         <w:pStyle w:val="CodeBlock"/>
       </w:pPr>
       <w:r>
+        <w:rPr>
+          <w:noProof/>
+        </w:rPr>
         <w:t xml:space="preserve"/>
       </w:r>
     </w:p>
@@ -7230,6 +7259,9 @@
         <w:pStyle w:val="CodeBlock"/>
       </w:pPr>
       <w:r>
+        <w:rPr>
+          <w:noProof/>
+        </w:rPr>
         <w:t xml:space="preserve">Table: </w:t>
       </w:r>
       <w:r>
@@ -7244,6 +7276,9 @@
         <w:pStyle w:val="CodeBlock"/>
       </w:pPr>
       <w:r>
+        <w:rPr>
+          <w:noProof/>
+        </w:rPr>
         <w:t xml:space="preserve"/>
       </w:r>
     </w:p>
@@ -7263,6 +7298,9 @@
         <w:pStyle w:val="CodeBlock"/>
       </w:pPr>
       <w:r>
+        <w:rPr>
+          <w:noProof/>
+        </w:rPr>
         <w:t xml:space="preserve">|---|---|</w:t>
       </w:r>
     </w:p>
@@ -7277,6 +7315,9 @@
         </w:sectPr>
       </w:pPr>
       <w:r>
+        <w:rPr>
+          <w:noProof/>
+        </w:rPr>
         <w:t xml:space="preserve">| 1 | 2 |</w:t>
       </w:r>
     </w:p>

--- a/tests/golden/thesis-text.docx
+++ b/tests/golden/thesis-text.docx
@@ -69,7 +69,7 @@
     <w:p>
       <w:pPr>
         <w:sectPr>
-          <w:footerReference w:type="default" r:id="rId8"/>
+          <w:footerReference w:type="default" r:id="rId10"/>
           <w:pgSz w:w="11906" w:h="16838"/>
           <w:pgMar w:top="1440" w:right="1440" w:bottom="1440" w:left="2160" w:header="720" w:footer="720" w:gutter="0"/>
         </w:sectPr>
@@ -194,7 +194,7 @@
     <w:p>
       <w:pPr>
         <w:sectPr>
-          <w:footerReference w:type="default" r:id="rId7"/>
+          <w:footerReference w:type="default" r:id="rId9"/>
           <w:pgSz w:w="11906" w:h="16838"/>
           <w:pgMar w:top="1440" w:right="1440" w:bottom="1440" w:left="2160" w:header="720" w:footer="720" w:gutter="0"/>
           <w:pgNumType w:fmt="thaiLetters" w:start="1"/>
@@ -250,7 +250,7 @@
     <w:p>
       <w:pPr>
         <w:sectPr>
-          <w:footerReference w:type="default" r:id="rId7"/>
+          <w:footerReference w:type="default" r:id="rId9"/>
           <w:pgSz w:w="11906" w:h="16838"/>
           <w:pgMar w:top="1440" w:right="1440" w:bottom="1440" w:left="2160" w:header="720" w:footer="720" w:gutter="0"/>
           <w:pgNumType w:fmt="thaiLetters"/>
@@ -299,7 +299,7 @@
     <w:p>
       <w:pPr>
         <w:sectPr>
-          <w:footerReference w:type="default" r:id="rId7"/>
+          <w:footerReference w:type="default" r:id="rId9"/>
           <w:pgSz w:w="11906" w:h="16838"/>
           <w:pgMar w:top="1440" w:right="1440" w:bottom="1440" w:left="2160" w:header="720" w:footer="720" w:gutter="0"/>
           <w:pgNumType w:fmt="thaiLetters"/>
@@ -836,7 +836,7 @@
     <w:p>
       <w:pPr>
         <w:sectPr>
-          <w:footerReference w:type="default" r:id="rId7"/>
+          <w:footerReference w:type="default" r:id="rId9"/>
           <w:pgSz w:w="11906" w:h="16838"/>
           <w:pgMar w:top="1440" w:right="1440" w:bottom="1440" w:left="2160" w:header="720" w:footer="720" w:gutter="0"/>
           <w:pgNumType w:fmt="thaiLetters"/>
@@ -972,7 +972,7 @@
     <w:p>
       <w:pPr>
         <w:sectPr>
-          <w:footerReference w:type="default" r:id="rId7"/>
+          <w:footerReference w:type="default" r:id="rId9"/>
           <w:pgSz w:w="11906" w:h="16838"/>
           <w:pgMar w:top="1440" w:right="1440" w:bottom="1440" w:left="2160" w:header="720" w:footer="720" w:gutter="0"/>
           <w:pgNumType w:fmt="thaiLetters"/>
@@ -1085,7 +1085,7 @@
     <w:p>
       <w:pPr>
         <w:sectPr>
-          <w:footerReference w:type="default" r:id="rId7"/>
+          <w:footerReference w:type="default" r:id="rId9"/>
           <w:pgSz w:w="11906" w:h="16838"/>
           <w:pgMar w:top="1440" w:right="1440" w:bottom="1440" w:left="2160" w:header="720" w:footer="720" w:gutter="0"/>
           <w:pgNumType w:fmt="thaiLetters"/>
@@ -2036,7 +2036,7 @@
     <w:p>
       <w:pPr>
         <w:sectPr>
-          <w:footerReference w:type="default" r:id="rId7"/>
+          <w:footerReference w:type="default" r:id="rId9"/>
           <w:pgSz w:w="11906" w:h="16838"/>
           <w:pgMar w:top="1440" w:right="1440" w:bottom="1440" w:left="2160" w:header="720" w:footer="720" w:gutter="0"/>
           <w:pgNumType w:fmt="decimal" w:start="1"/>
@@ -2678,7 +2678,7 @@
     <w:p>
       <w:pPr>
         <w:sectPr>
-          <w:footerReference w:type="default" r:id="rId7"/>
+          <w:footerReference w:type="default" r:id="rId9"/>
           <w:pgSz w:w="11906" w:h="16838"/>
           <w:pgMar w:top="1440" w:right="1440" w:bottom="1440" w:left="2160" w:header="720" w:footer="720" w:gutter="0"/>
           <w:pgNumType w:fmt="decimal"/>
@@ -2907,7 +2907,7 @@
         <w:pStyle w:val="ListParagraph"/>
         <w:ind w:left="720" w:hanging="360"/>
         <w:sectPr>
-          <w:footerReference w:type="default" r:id="rId7"/>
+          <w:footerReference w:type="default" r:id="rId9"/>
           <w:pgSz w:w="11906" w:h="16838"/>
           <w:pgMar w:top="1440" w:right="1440" w:bottom="1440" w:left="2160" w:header="720" w:footer="720" w:gutter="0"/>
           <w:pgNumType w:fmt="decimal"/>
@@ -6095,7 +6095,7 @@
       <w:r>
         <w:drawing>
           <wp:inline distT="0" distB="0" distL="0" distR="0">
-            <wp:extent cx="5274310" cy="2812965"/>
+            <wp:extent cx="2286000" cy="1524000"/>
             <wp:docPr id="3" name="Picture 3" descr="แผนภูมิแท่งสรุปผล"/>
             <a:graphic>
               <a:graphicData uri="http://schemas.openxmlformats.org/drawingml/2006/picture">
@@ -6105,7 +6105,7 @@
                     <pic:cNvPicPr/>
                   </pic:nvPicPr>
                   <pic:blipFill>
-                    <a:blip r:embed="rId3"/>
+                    <a:blip r:embed="rId5"/>
                     <a:stretch>
                       <a:fillRect/>
                     </a:stretch>
@@ -6113,7 +6113,7 @@
                   <pic:spPr>
                     <a:xfrm>
                       <a:off x="0" y="0"/>
-                      <a:ext cx="5274310" cy="2812965"/>
+                      <a:ext cx="2286000" cy="1524000"/>
                     </a:xfrm>
                     <a:prstGeom prst="rect">
                       <a:avLst/>
@@ -6131,7 +6131,7 @@
         <w:pStyle w:val="FigureCaption"/>
         <w:jc w:val="center"/>
         <w:sectPr>
-          <w:footerReference w:type="default" r:id="rId7"/>
+          <w:footerReference w:type="default" r:id="rId9"/>
           <w:pgSz w:w="11906" w:h="16838"/>
           <w:pgMar w:top="1440" w:right="1440" w:bottom="1440" w:left="2160" w:header="720" w:footer="720" w:gutter="0"/>
           <w:pgNumType w:fmt="decimal"/>
@@ -6281,7 +6281,7 @@
           <w:bottom w:val="single" w:sz="6" w:space="1" w:color="808080"/>
         </w:pBdr>
         <w:sectPr>
-          <w:footerReference w:type="default" r:id="rId7"/>
+          <w:footerReference w:type="default" r:id="rId9"/>
           <w:pgSz w:w="11906" w:h="16838"/>
           <w:pgMar w:top="1440" w:right="1440" w:bottom="1440" w:left="2160" w:header="720" w:footer="720" w:gutter="0"/>
           <w:pgNumType w:fmt="decimal"/>
@@ -6314,7 +6314,7 @@
       <w:r>
         <w:t xml:space="preserve"> (5th ed.). </w:t>
       </w:r>
-      <w:hyperlink r:id="rId5" w:history="1">
+      <w:hyperlink r:id="rId6" w:history="1">
         <w:r>
           <w:rPr>
             <w:rStyle w:val="Hyperlink"/>
@@ -6338,7 +6338,7 @@
       <w:r>
         <w:t xml:space="preserve"> (Version 0.31.2). </w:t>
       </w:r>
-      <w:hyperlink r:id="rId6" w:history="1">
+      <w:hyperlink r:id="rId7" w:history="1">
         <w:r>
           <w:rPr>
             <w:rStyle w:val="Hyperlink"/>
@@ -6350,7 +6350,7 @@
     <w:p>
       <w:pPr>
         <w:sectPr>
-          <w:footerReference w:type="default" r:id="rId7"/>
+          <w:footerReference w:type="default" r:id="rId9"/>
           <w:pgSz w:w="11906" w:h="16838"/>
           <w:pgMar w:top="1440" w:right="1440" w:bottom="1440" w:left="2160" w:header="720" w:footer="720" w:gutter="0"/>
           <w:pgNumType w:fmt="decimal"/>
@@ -6725,7 +6725,7 @@
     <w:p>
       <w:pPr>
         <w:sectPr>
-          <w:footerReference w:type="default" r:id="rId7"/>
+          <w:footerReference w:type="default" r:id="rId9"/>
           <w:pgSz w:w="11906" w:h="16838"/>
           <w:pgMar w:top="1440" w:right="1440" w:bottom="1440" w:left="2160" w:header="720" w:footer="720" w:gutter="0"/>
           <w:pgNumType w:fmt="decimal"/>
@@ -7148,7 +7148,7 @@
       <w:r>
         <w:drawing>
           <wp:inline distT="0" distB="0" distL="0" distR="0">
-            <wp:extent cx="5274310" cy="2285534"/>
+            <wp:extent cx="3810000" cy="1905000"/>
             <wp:docPr id="4" name="Picture 4" descr="แผนภาพขั้นตอนการตรวจสอบ"/>
             <a:graphic>
               <a:graphicData uri="http://schemas.openxmlformats.org/drawingml/2006/picture">
@@ -7158,7 +7158,7 @@
                     <pic:cNvPicPr/>
                   </pic:nvPicPr>
                   <pic:blipFill>
-                    <a:blip r:embed="rId4"/>
+                    <a:blip r:embed="rId8"/>
                     <a:stretch>
                       <a:fillRect/>
                     </a:stretch>
@@ -7166,7 +7166,7 @@
                   <pic:spPr>
                     <a:xfrm>
                       <a:off x="0" y="0"/>
-                      <a:ext cx="5274310" cy="2285534"/>
+                      <a:ext cx="3810000" cy="1905000"/>
                     </a:xfrm>
                     <a:prstGeom prst="rect">
                       <a:avLst/>
@@ -7184,7 +7184,7 @@
         <w:pStyle w:val="FigureCaption"/>
         <w:jc w:val="center"/>
         <w:sectPr>
-          <w:footerReference w:type="default" r:id="rId7"/>
+          <w:footerReference w:type="default" r:id="rId9"/>
           <w:pgSz w:w="11906" w:h="16838"/>
           <w:pgMar w:top="1440" w:right="1440" w:bottom="1440" w:left="2160" w:header="720" w:footer="720" w:gutter="0"/>
           <w:pgNumType w:fmt="decimal"/>
@@ -7308,7 +7308,7 @@
       <w:pPr>
         <w:pStyle w:val="CodeBlock"/>
         <w:sectPr>
-          <w:footerReference w:type="default" r:id="rId7"/>
+          <w:footerReference w:type="default" r:id="rId9"/>
           <w:pgSz w:w="11906" w:h="16838"/>
           <w:pgMar w:top="1440" w:right="1440" w:bottom="1440" w:left="2160" w:header="720" w:footer="720" w:gutter="0"/>
           <w:pgNumType w:fmt="decimal"/>
@@ -7378,7 +7378,7 @@
       </w:r>
     </w:p>
     <w:sectPr>
-      <w:footerReference w:type="default" r:id="rId7"/>
+      <w:footerReference w:type="default" r:id="rId9"/>
       <w:pgSz w:w="11906" w:h="16838"/>
       <w:pgMar w:top="1440" w:right="1440" w:bottom="1440" w:left="2160" w:header="720" w:footer="720" w:gutter="0"/>
       <w:pgNumType w:fmt="decimal"/>

--- a/tests/golden/thesis-text.docx
+++ b/tests/golden/thesis-text.docx
@@ -7663,6 +7663,9 @@
   <w:style w:type="paragraph" w:default="1" w:styleId="Normal">
     <w:name w:val="Normal"/>
     <w:qFormat/>
+    <w:pPr>
+      <w:spacing w:after="120" w:line="240" w:lineRule="auto"/>
+    </w:pPr>
     <w:rPr>
       <w:rFonts w:ascii="TH Sarabun New" w:hAnsi="TH Sarabun New" w:cs="TH Sarabun New" w:eastAsia="TH Sarabun New"/>
       <w:sz w:val="32"/>
